--- a/测评报告/配置核查工具操作说明书.docx
+++ b/测评报告/配置核查工具操作说明书.docx
@@ -29,9 +29,361 @@
           <w:b w:val="0"/>
           <w:sz w:val="24"/>
         </w:rPr>
-        <w:t>面向现场实施与运维人员，说明《配置核查工具包》在 Windows 与麒麟两类被测机上的部署、运行与结果查看方法，以及无法运行自动脚本时使用人工核查台的流程。文中截图均为工具实际运行画面。</w:t>
+        <w:t>本文档说明《配置核查工具包》在 Windows 与麒麟两类被测机上的部署、配置、运行与结果查看方法，以及无法运行自动核查脚本时使用人工核查台完成核查的流程，供现场实施与运维人员使用。文中全部截图均为工具实际运行画面。</w:t>
       </w:r>
     </w:p>
+    <w:tbl>
+      <w:tblPr>
+        <w:tblStyle w:val="TableGrid"/>
+        <w:tblW w:type="auto" w:w="0"/>
+        <w:tblLayout w:type="autofit"/>
+        <w:tblLook w:firstColumn="1" w:firstRow="1" w:lastColumn="0" w:lastRow="0" w:noHBand="0" w:noVBand="1" w:val="04A0"/>
+      </w:tblPr>
+      <w:tblGrid>
+        <w:gridCol w:w="4320"/>
+        <w:gridCol w:w="4320"/>
+      </w:tblGrid>
+      <w:tr>
+        <w:trPr>
+          <w:cantSplit/>
+          <w:tblHeader/>
+        </w:trPr>
+        <w:tc>
+          <w:tcPr>
+            <w:tcW w:type="dxa" w:w="4320"/>
+          </w:tcPr>
+          <w:p>
+            <w:pPr>
+              <w:keepNext/>
+            </w:pPr>
+            <w:r>
+              <w:rPr>
+                <w:rFonts w:ascii="Times New Roman" w:hAnsi="Times New Roman" w:eastAsia="宋体"/>
+                <w:b/>
+                <w:sz w:val="21"/>
+              </w:rPr>
+              <w:t>文档信息</w:t>
+            </w:r>
+          </w:p>
+        </w:tc>
+        <w:tc>
+          <w:tcPr>
+            <w:tcW w:type="dxa" w:w="4320"/>
+          </w:tcPr>
+          <w:p>
+            <w:pPr>
+              <w:keepNext/>
+            </w:pPr>
+            <w:r>
+              <w:rPr>
+                <w:rFonts w:ascii="Times New Roman" w:hAnsi="Times New Roman" w:eastAsia="宋体"/>
+                <w:b/>
+                <w:sz w:val="21"/>
+              </w:rPr>
+              <w:t>内容</w:t>
+            </w:r>
+          </w:p>
+        </w:tc>
+      </w:tr>
+      <w:tr>
+        <w:trPr>
+          <w:cantSplit/>
+        </w:trPr>
+        <w:tc>
+          <w:tcPr>
+            <w:tcW w:type="dxa" w:w="4320"/>
+          </w:tcPr>
+          <w:p>
+            <w:r>
+              <w:rPr>
+                <w:rFonts w:ascii="Times New Roman" w:hAnsi="Times New Roman" w:eastAsia="宋体"/>
+                <w:b w:val="0"/>
+                <w:sz w:val="21"/>
+              </w:rPr>
+              <w:t>文档版本</w:t>
+            </w:r>
+          </w:p>
+        </w:tc>
+        <w:tc>
+          <w:tcPr>
+            <w:tcW w:type="dxa" w:w="4320"/>
+          </w:tcPr>
+          <w:p>
+            <w:r>
+              <w:rPr>
+                <w:rFonts w:ascii="Times New Roman" w:hAnsi="Times New Roman" w:eastAsia="宋体"/>
+                <w:b w:val="0"/>
+                <w:sz w:val="21"/>
+              </w:rPr>
+              <w:t>V1.0</w:t>
+            </w:r>
+          </w:p>
+        </w:tc>
+      </w:tr>
+      <w:tr>
+        <w:trPr>
+          <w:cantSplit/>
+        </w:trPr>
+        <w:tc>
+          <w:tcPr>
+            <w:tcW w:type="dxa" w:w="4320"/>
+          </w:tcPr>
+          <w:p>
+            <w:r>
+              <w:rPr>
+                <w:rFonts w:ascii="Times New Roman" w:hAnsi="Times New Roman" w:eastAsia="宋体"/>
+                <w:b w:val="0"/>
+                <w:sz w:val="21"/>
+              </w:rPr>
+              <w:t>编制日期</w:t>
+            </w:r>
+          </w:p>
+        </w:tc>
+        <w:tc>
+          <w:tcPr>
+            <w:tcW w:type="dxa" w:w="4320"/>
+          </w:tcPr>
+          <w:p>
+            <w:r>
+              <w:rPr>
+                <w:rFonts w:ascii="Times New Roman" w:hAnsi="Times New Roman" w:eastAsia="宋体"/>
+                <w:b w:val="0"/>
+                <w:sz w:val="21"/>
+              </w:rPr>
+              <w:t>2026 年 9 月</w:t>
+            </w:r>
+          </w:p>
+        </w:tc>
+      </w:tr>
+      <w:tr>
+        <w:trPr>
+          <w:cantSplit/>
+        </w:trPr>
+        <w:tc>
+          <w:tcPr>
+            <w:tcW w:type="dxa" w:w="4320"/>
+          </w:tcPr>
+          <w:p>
+            <w:r>
+              <w:rPr>
+                <w:rFonts w:ascii="Times New Roman" w:hAnsi="Times New Roman" w:eastAsia="宋体"/>
+                <w:b w:val="0"/>
+                <w:sz w:val="21"/>
+              </w:rPr>
+              <w:t>适用工具</w:t>
+            </w:r>
+          </w:p>
+        </w:tc>
+        <w:tc>
+          <w:tcPr>
+            <w:tcW w:type="dxa" w:w="4320"/>
+          </w:tcPr>
+          <w:p>
+            <w:r>
+              <w:rPr>
+                <w:rFonts w:ascii="Times New Roman" w:hAnsi="Times New Roman" w:eastAsia="宋体"/>
+                <w:b w:val="0"/>
+                <w:sz w:val="21"/>
+              </w:rPr>
+              <w:t>配置核查工具包（Windows 版、麒麟版、人工核查台）</w:t>
+            </w:r>
+          </w:p>
+        </w:tc>
+      </w:tr>
+      <w:tr>
+        <w:trPr>
+          <w:cantSplit/>
+        </w:trPr>
+        <w:tc>
+          <w:tcPr>
+            <w:tcW w:type="dxa" w:w="4320"/>
+          </w:tcPr>
+          <w:p>
+            <w:r>
+              <w:rPr>
+                <w:rFonts w:ascii="Times New Roman" w:hAnsi="Times New Roman" w:eastAsia="宋体"/>
+                <w:b w:val="0"/>
+                <w:sz w:val="21"/>
+              </w:rPr>
+              <w:t>配套依据</w:t>
+            </w:r>
+          </w:p>
+        </w:tc>
+        <w:tc>
+          <w:tcPr>
+            <w:tcW w:type="dxa" w:w="4320"/>
+          </w:tcPr>
+          <w:p>
+            <w:r>
+              <w:rPr>
+                <w:rFonts w:ascii="Times New Roman" w:hAnsi="Times New Roman" w:eastAsia="宋体"/>
+                <w:b w:val="0"/>
+                <w:sz w:val="21"/>
+              </w:rPr>
+              <w:t>《配置核查作业指导书》v2.2</w:t>
+            </w:r>
+          </w:p>
+        </w:tc>
+      </w:tr>
+      <w:tr>
+        <w:trPr>
+          <w:cantSplit/>
+        </w:trPr>
+        <w:tc>
+          <w:tcPr>
+            <w:tcW w:type="dxa" w:w="4320"/>
+          </w:tcPr>
+          <w:p>
+            <w:r>
+              <w:rPr>
+                <w:rFonts w:ascii="Times New Roman" w:hAnsi="Times New Roman" w:eastAsia="宋体"/>
+                <w:b w:val="0"/>
+                <w:sz w:val="21"/>
+              </w:rPr>
+              <w:t>适用读者</w:t>
+            </w:r>
+          </w:p>
+        </w:tc>
+        <w:tc>
+          <w:tcPr>
+            <w:tcW w:type="dxa" w:w="4320"/>
+          </w:tcPr>
+          <w:p>
+            <w:r>
+              <w:rPr>
+                <w:rFonts w:ascii="Times New Roman" w:hAnsi="Times New Roman" w:eastAsia="宋体"/>
+                <w:b w:val="0"/>
+                <w:sz w:val="21"/>
+              </w:rPr>
+              <w:t>现场实施人员、系统运维人员</w:t>
+            </w:r>
+          </w:p>
+        </w:tc>
+      </w:tr>
+    </w:tbl>
+    <w:tbl>
+      <w:tblPr>
+        <w:tblStyle w:val="TableGrid"/>
+        <w:tblW w:type="auto" w:w="0"/>
+        <w:tblLayout w:type="autofit"/>
+        <w:tblLook w:firstColumn="1" w:firstRow="1" w:lastColumn="0" w:lastRow="0" w:noHBand="0" w:noVBand="1" w:val="04A0"/>
+      </w:tblPr>
+      <w:tblGrid>
+        <w:gridCol w:w="2880"/>
+        <w:gridCol w:w="2880"/>
+        <w:gridCol w:w="2880"/>
+      </w:tblGrid>
+      <w:tr>
+        <w:trPr>
+          <w:cantSplit/>
+          <w:tblHeader/>
+        </w:trPr>
+        <w:tc>
+          <w:tcPr>
+            <w:tcW w:type="dxa" w:w="2880"/>
+          </w:tcPr>
+          <w:p>
+            <w:pPr>
+              <w:keepNext/>
+            </w:pPr>
+            <w:r>
+              <w:rPr>
+                <w:rFonts w:ascii="Times New Roman" w:hAnsi="Times New Roman" w:eastAsia="宋体"/>
+                <w:b/>
+                <w:sz w:val="21"/>
+              </w:rPr>
+              <w:t>版本</w:t>
+            </w:r>
+          </w:p>
+        </w:tc>
+        <w:tc>
+          <w:tcPr>
+            <w:tcW w:type="dxa" w:w="2880"/>
+          </w:tcPr>
+          <w:p>
+            <w:pPr>
+              <w:keepNext/>
+            </w:pPr>
+            <w:r>
+              <w:rPr>
+                <w:rFonts w:ascii="Times New Roman" w:hAnsi="Times New Roman" w:eastAsia="宋体"/>
+                <w:b/>
+                <w:sz w:val="21"/>
+              </w:rPr>
+              <w:t>日期</w:t>
+            </w:r>
+          </w:p>
+        </w:tc>
+        <w:tc>
+          <w:tcPr>
+            <w:tcW w:type="dxa" w:w="2880"/>
+          </w:tcPr>
+          <w:p>
+            <w:pPr>
+              <w:keepNext/>
+            </w:pPr>
+            <w:r>
+              <w:rPr>
+                <w:rFonts w:ascii="Times New Roman" w:hAnsi="Times New Roman" w:eastAsia="宋体"/>
+                <w:b/>
+                <w:sz w:val="21"/>
+              </w:rPr>
+              <w:t>修订说明</w:t>
+            </w:r>
+          </w:p>
+        </w:tc>
+      </w:tr>
+      <w:tr>
+        <w:trPr>
+          <w:cantSplit/>
+        </w:trPr>
+        <w:tc>
+          <w:tcPr>
+            <w:tcW w:type="dxa" w:w="2880"/>
+          </w:tcPr>
+          <w:p>
+            <w:r>
+              <w:rPr>
+                <w:rFonts w:ascii="Times New Roman" w:hAnsi="Times New Roman" w:eastAsia="宋体"/>
+                <w:b w:val="0"/>
+                <w:sz w:val="21"/>
+              </w:rPr>
+              <w:t>V1.0</w:t>
+            </w:r>
+          </w:p>
+        </w:tc>
+        <w:tc>
+          <w:tcPr>
+            <w:tcW w:type="dxa" w:w="2880"/>
+          </w:tcPr>
+          <w:p>
+            <w:r>
+              <w:rPr>
+                <w:rFonts w:ascii="Times New Roman" w:hAnsi="Times New Roman" w:eastAsia="宋体"/>
+                <w:b w:val="0"/>
+                <w:sz w:val="21"/>
+              </w:rPr>
+              <w:t>2026-09</w:t>
+            </w:r>
+          </w:p>
+        </w:tc>
+        <w:tc>
+          <w:tcPr>
+            <w:tcW w:type="dxa" w:w="2880"/>
+          </w:tcPr>
+          <w:p>
+            <w:r>
+              <w:rPr>
+                <w:rFonts w:ascii="Times New Roman" w:hAnsi="Times New Roman" w:eastAsia="宋体"/>
+                <w:b w:val="0"/>
+                <w:sz w:val="21"/>
+              </w:rPr>
+              <w:t>首次发布</w:t>
+            </w:r>
+          </w:p>
+        </w:tc>
+      </w:tr>
+    </w:tbl>
     <w:p>
       <w:pPr>
         <w:spacing w:line="360" w:lineRule="auto"/>
@@ -43,23 +395,7 @@
           <w:b w:val="0"/>
           <w:sz w:val="24"/>
         </w:rPr>
-        <w:t>工具依据《配置核查作业指导书》v2.2 开展核查，脚本全部使用系统自带解释器（Windows VBScript / 麒麟 Bash），</w:t>
-      </w:r>
-      <w:r>
-        <w:rPr>
-          <w:rFonts w:ascii="Times New Roman" w:hAnsi="Times New Roman" w:eastAsia="宋体"/>
-          <w:b/>
-          <w:sz w:val="24"/>
-        </w:rPr>
-        <w:t>不依赖 Python 或任何第三方运行库</w:t>
-      </w:r>
-      <w:r>
-        <w:rPr>
-          <w:rFonts w:ascii="Times New Roman" w:hAnsi="Times New Roman" w:eastAsia="宋体"/>
-          <w:b w:val="0"/>
-          <w:sz w:val="24"/>
-        </w:rPr>
-        <w:t>，拷到被测机即可运行。</w:t>
+        <w:t>核查脚本全部使用被测机系统自带解释器运行（Windows 为 VBScript，麒麟为 Bash），不依赖 Python 或任何第三方运行库，将工具包拷贝至被测机即可执行；工具只做核查、不修改被测机任何配置。</w:t>
       </w:r>
     </w:p>
     <w:p>
@@ -75,7 +411,23 @@
           <w:color w:val="000000"/>
           <w:sz w:val="28"/>
         </w:rPr>
-        <w:t>一、功能与支持范围</w:t>
+        <w:t>1 概述</w:t>
+      </w:r>
+    </w:p>
+    <w:p>
+      <w:pPr>
+        <w:pStyle w:val="Heading3"/>
+        <w:keepNext/>
+        <w:spacing w:before="160" w:after="120"/>
+      </w:pPr>
+      <w:r>
+        <w:rPr>
+          <w:rFonts w:ascii="Times New Roman" w:hAnsi="Times New Roman" w:eastAsia="黑体"/>
+          <w:b/>
+          <w:color w:val="000000"/>
+          <w:sz w:val="24"/>
+        </w:rPr>
+        <w:t>1.1 工具组成</w:t>
       </w:r>
     </w:p>
     <w:p>
@@ -89,7 +441,7 @@
           <w:b w:val="0"/>
           <w:sz w:val="24"/>
         </w:rPr>
-        <w:t>工具由 16 个核查脚本与 1 个人工核查台组成，覆盖操作系统、数据库、中间件与网络设备四类对象。</w:t>
+        <w:t>工具由 16 个核查脚本与 1 个人工核查台组成，覆盖操作系统、数据库、中间件与网络设备四类核查对象，两平台脚本同名同项、判定口径一致。</w:t>
       </w:r>
     </w:p>
     <w:tbl>
@@ -976,7 +1328,7 @@
                 <w:b w:val="0"/>
                 <w:sz w:val="21"/>
               </w:rPr>
-              <w:t>采集-解析模式，需 Win7+ 与 PowerShell</w:t>
+              <w:t>采集-解析模式，需 PowerShell</w:t>
             </w:r>
           </w:p>
         </w:tc>
@@ -1071,7 +1423,7 @@
                 <w:b w:val="0"/>
                 <w:sz w:val="21"/>
               </w:rPr>
-              <w:t>需 root / sudo</w:t>
+              <w:t>需 root 或 sudo</w:t>
             </w:r>
           </w:p>
         </w:tc>
@@ -1736,7 +2088,7 @@
                 <w:b w:val="0"/>
                 <w:sz w:val="21"/>
               </w:rPr>
-              <w:t>采集-解析模式，判定逻辑与 Windows 版通用</w:t>
+              <w:t>采集-解析模式，与 Windows 版判定逻辑通用</w:t>
             </w:r>
           </w:p>
         </w:tc>
@@ -1839,154 +2191,762 @@
     </w:tbl>
     <w:p>
       <w:pPr>
+        <w:pStyle w:val="Heading3"/>
         <w:keepNext/>
-        <w:spacing w:before="120"/>
-        <w:ind w:firstLine="0"/>
-        <w:jc w:val="center"/>
+        <w:spacing w:before="160" w:after="120"/>
       </w:pPr>
       <w:r>
-        <w:drawing>
-          <wp:inline xmlns:a="http://schemas.openxmlformats.org/drawingml/2006/main" xmlns:pic="http://schemas.openxmlformats.org/drawingml/2006/picture">
-            <wp:extent cx="5580000" cy="1892736"/>
-            <wp:docPr id="1" name="Picture 1"/>
-            <wp:cNvGraphicFramePr>
-              <a:graphicFrameLocks noChangeAspect="1"/>
-            </wp:cNvGraphicFramePr>
-            <a:graphic>
-              <a:graphicData uri="http://schemas.openxmlformats.org/drawingml/2006/picture">
-                <pic:pic>
-                  <pic:nvPicPr>
-                    <pic:cNvPr id="0" name="op_win_files.png"/>
-                    <pic:cNvPicPr/>
-                  </pic:nvPicPr>
-                  <pic:blipFill>
-                    <a:blip r:embed="rId9"/>
-                    <a:stretch>
-                      <a:fillRect/>
-                    </a:stretch>
-                  </pic:blipFill>
-                  <pic:spPr>
-                    <a:xfrm>
-                      <a:off x="0" y="0"/>
-                      <a:ext cx="5580000" cy="1892736"/>
-                    </a:xfrm>
-                    <a:prstGeom prst="rect"/>
-                  </pic:spPr>
-                </pic:pic>
-              </a:graphicData>
-            </a:graphic>
-          </wp:inline>
-        </w:drawing>
+        <w:rPr>
+          <w:rFonts w:ascii="Times New Roman" w:hAnsi="Times New Roman" w:eastAsia="黑体"/>
+          <w:b/>
+          <w:color w:val="000000"/>
+          <w:sz w:val="24"/>
+        </w:rPr>
+        <w:t>1.2 判定状态与术语</w:t>
       </w:r>
     </w:p>
     <w:p>
       <w:pPr>
         <w:keepNext/>
-        <w:jc w:val="center"/>
+        <w:spacing w:line="360" w:lineRule="auto"/>
+        <w:ind w:firstLineChars="200" w:firstLine="480"/>
       </w:pPr>
       <w:r>
         <w:rPr>
           <w:rFonts w:ascii="Times New Roman" w:hAnsi="Times New Roman" w:eastAsia="宋体"/>
           <w:b w:val="0"/>
-          <w:sz w:val="21"/>
+          <w:sz w:val="24"/>
         </w:rPr>
-        <w:t>图 1　Windows 侧工具文件清单</w:t>
+        <w:t>每项检查结果以四种状态之一给出，各组件报告与汇总报告口径一致：</w:t>
       </w:r>
     </w:p>
+    <w:tbl>
+      <w:tblPr>
+        <w:tblStyle w:val="TableGrid"/>
+        <w:tblW w:type="auto" w:w="0"/>
+        <w:tblLayout w:type="autofit"/>
+        <w:tblLook w:firstColumn="1" w:firstRow="1" w:lastColumn="0" w:lastRow="0" w:noHBand="0" w:noVBand="1" w:val="04A0"/>
+      </w:tblPr>
+      <w:tblGrid>
+        <w:gridCol w:w="2880"/>
+        <w:gridCol w:w="2880"/>
+        <w:gridCol w:w="2880"/>
+      </w:tblGrid>
+      <w:tr>
+        <w:trPr>
+          <w:cantSplit/>
+          <w:tblHeader/>
+        </w:trPr>
+        <w:tc>
+          <w:tcPr>
+            <w:tcW w:type="dxa" w:w="2880"/>
+          </w:tcPr>
+          <w:p>
+            <w:pPr>
+              <w:keepNext/>
+            </w:pPr>
+            <w:r>
+              <w:rPr>
+                <w:rFonts w:ascii="Times New Roman" w:hAnsi="Times New Roman" w:eastAsia="宋体"/>
+                <w:b/>
+                <w:sz w:val="21"/>
+              </w:rPr>
+              <w:t>标记</w:t>
+            </w:r>
+          </w:p>
+        </w:tc>
+        <w:tc>
+          <w:tcPr>
+            <w:tcW w:type="dxa" w:w="2880"/>
+          </w:tcPr>
+          <w:p>
+            <w:pPr>
+              <w:keepNext/>
+            </w:pPr>
+            <w:r>
+              <w:rPr>
+                <w:rFonts w:ascii="Times New Roman" w:hAnsi="Times New Roman" w:eastAsia="宋体"/>
+                <w:b/>
+                <w:sz w:val="21"/>
+              </w:rPr>
+              <w:t>状态</w:t>
+            </w:r>
+          </w:p>
+        </w:tc>
+        <w:tc>
+          <w:tcPr>
+            <w:tcW w:type="dxa" w:w="2880"/>
+          </w:tcPr>
+          <w:p>
+            <w:pPr>
+              <w:keepNext/>
+            </w:pPr>
+            <w:r>
+              <w:rPr>
+                <w:rFonts w:ascii="Times New Roman" w:hAnsi="Times New Roman" w:eastAsia="宋体"/>
+                <w:b/>
+                <w:sz w:val="21"/>
+              </w:rPr>
+              <w:t>含义</w:t>
+            </w:r>
+          </w:p>
+        </w:tc>
+      </w:tr>
+      <w:tr>
+        <w:trPr>
+          <w:cantSplit/>
+        </w:trPr>
+        <w:tc>
+          <w:tcPr>
+            <w:tcW w:type="dxa" w:w="2880"/>
+          </w:tcPr>
+          <w:p>
+            <w:r>
+              <w:rPr>
+                <w:rFonts w:ascii="Consolas" w:hAnsi="Consolas" w:eastAsia="宋体"/>
+                <w:b w:val="0"/>
+                <w:sz w:val="21"/>
+              </w:rPr>
+              <w:t>[OK]</w:t>
+            </w:r>
+          </w:p>
+        </w:tc>
+        <w:tc>
+          <w:tcPr>
+            <w:tcW w:type="dxa" w:w="2880"/>
+          </w:tcPr>
+          <w:p>
+            <w:r>
+              <w:rPr>
+                <w:rFonts w:ascii="Times New Roman" w:hAnsi="Times New Roman" w:eastAsia="宋体"/>
+                <w:b w:val="0"/>
+                <w:sz w:val="21"/>
+              </w:rPr>
+              <w:t>合规</w:t>
+            </w:r>
+          </w:p>
+        </w:tc>
+        <w:tc>
+          <w:tcPr>
+            <w:tcW w:type="dxa" w:w="2880"/>
+          </w:tcPr>
+          <w:p>
+            <w:r>
+              <w:rPr>
+                <w:rFonts w:ascii="Times New Roman" w:hAnsi="Times New Roman" w:eastAsia="宋体"/>
+                <w:b w:val="0"/>
+                <w:sz w:val="21"/>
+              </w:rPr>
+              <w:t>检测值与要求一致</w:t>
+            </w:r>
+          </w:p>
+        </w:tc>
+      </w:tr>
+      <w:tr>
+        <w:trPr>
+          <w:cantSplit/>
+        </w:trPr>
+        <w:tc>
+          <w:tcPr>
+            <w:tcW w:type="dxa" w:w="2880"/>
+          </w:tcPr>
+          <w:p>
+            <w:r>
+              <w:rPr>
+                <w:rFonts w:ascii="Consolas" w:hAnsi="Consolas" w:eastAsia="宋体"/>
+                <w:b w:val="0"/>
+                <w:sz w:val="21"/>
+              </w:rPr>
+              <w:t>[!!]</w:t>
+            </w:r>
+          </w:p>
+        </w:tc>
+        <w:tc>
+          <w:tcPr>
+            <w:tcW w:type="dxa" w:w="2880"/>
+          </w:tcPr>
+          <w:p>
+            <w:r>
+              <w:rPr>
+                <w:rFonts w:ascii="Times New Roman" w:hAnsi="Times New Roman" w:eastAsia="宋体"/>
+                <w:b w:val="0"/>
+                <w:sz w:val="21"/>
+              </w:rPr>
+              <w:t>不合规</w:t>
+            </w:r>
+          </w:p>
+        </w:tc>
+        <w:tc>
+          <w:tcPr>
+            <w:tcW w:type="dxa" w:w="2880"/>
+          </w:tcPr>
+          <w:p>
+            <w:r>
+              <w:rPr>
+                <w:rFonts w:ascii="Times New Roman" w:hAnsi="Times New Roman" w:eastAsia="宋体"/>
+                <w:b w:val="0"/>
+                <w:sz w:val="21"/>
+              </w:rPr>
+              <w:t>检测值与要求不符，报告内附整改建议</w:t>
+            </w:r>
+          </w:p>
+        </w:tc>
+      </w:tr>
+      <w:tr>
+        <w:trPr>
+          <w:cantSplit/>
+        </w:trPr>
+        <w:tc>
+          <w:tcPr>
+            <w:tcW w:type="dxa" w:w="2880"/>
+          </w:tcPr>
+          <w:p>
+            <w:r>
+              <w:rPr>
+                <w:rFonts w:ascii="Consolas" w:hAnsi="Consolas" w:eastAsia="宋体"/>
+                <w:b w:val="0"/>
+                <w:sz w:val="21"/>
+              </w:rPr>
+              <w:t>[??]</w:t>
+            </w:r>
+          </w:p>
+        </w:tc>
+        <w:tc>
+          <w:tcPr>
+            <w:tcW w:type="dxa" w:w="2880"/>
+          </w:tcPr>
+          <w:p>
+            <w:r>
+              <w:rPr>
+                <w:rFonts w:ascii="Times New Roman" w:hAnsi="Times New Roman" w:eastAsia="宋体"/>
+                <w:b w:val="0"/>
+                <w:sz w:val="21"/>
+              </w:rPr>
+              <w:t>需人工核查</w:t>
+            </w:r>
+          </w:p>
+        </w:tc>
+        <w:tc>
+          <w:tcPr>
+            <w:tcW w:type="dxa" w:w="2880"/>
+          </w:tcPr>
+          <w:p>
+            <w:r>
+              <w:rPr>
+                <w:rFonts w:ascii="Times New Roman" w:hAnsi="Times New Roman" w:eastAsia="宋体"/>
+                <w:b w:val="0"/>
+                <w:sz w:val="21"/>
+              </w:rPr>
+              <w:t>脚本已完成检测，结论需结合台账或现场情况确认</w:t>
+            </w:r>
+          </w:p>
+        </w:tc>
+      </w:tr>
+      <w:tr>
+        <w:trPr>
+          <w:cantSplit/>
+        </w:trPr>
+        <w:tc>
+          <w:tcPr>
+            <w:tcW w:type="dxa" w:w="2880"/>
+          </w:tcPr>
+          <w:p>
+            <w:r>
+              <w:rPr>
+                <w:rFonts w:ascii="Consolas" w:hAnsi="Consolas" w:eastAsia="宋体"/>
+                <w:b w:val="0"/>
+                <w:sz w:val="21"/>
+              </w:rPr>
+              <w:t>[--]</w:t>
+            </w:r>
+          </w:p>
+        </w:tc>
+        <w:tc>
+          <w:tcPr>
+            <w:tcW w:type="dxa" w:w="2880"/>
+          </w:tcPr>
+          <w:p>
+            <w:r>
+              <w:rPr>
+                <w:rFonts w:ascii="Times New Roman" w:hAnsi="Times New Roman" w:eastAsia="宋体"/>
+                <w:b w:val="0"/>
+                <w:sz w:val="21"/>
+              </w:rPr>
+              <w:t>不适用</w:t>
+            </w:r>
+          </w:p>
+        </w:tc>
+        <w:tc>
+          <w:tcPr>
+            <w:tcW w:type="dxa" w:w="2880"/>
+          </w:tcPr>
+          <w:p>
+            <w:r>
+              <w:rPr>
+                <w:rFonts w:ascii="Times New Roman" w:hAnsi="Times New Roman" w:eastAsia="宋体"/>
+                <w:b w:val="0"/>
+                <w:sz w:val="21"/>
+              </w:rPr>
+              <w:t>该组件未部署，或本机不具备核查条件</w:t>
+            </w:r>
+          </w:p>
+        </w:tc>
+      </w:tr>
+    </w:tbl>
     <w:p>
       <w:pPr>
-        <w:spacing w:line="276" w:lineRule="auto" w:before="40" w:after="80"/>
-        <w:ind w:left="340" w:firstLine="0"/>
+        <w:spacing w:line="360" w:lineRule="auto"/>
+        <w:ind w:firstLineChars="200" w:firstLine="480"/>
       </w:pPr>
       <w:r>
         <w:rPr>
           <w:rFonts w:ascii="Times New Roman" w:hAnsi="Times New Roman" w:eastAsia="宋体"/>
           <w:b w:val="0"/>
-          <w:sz w:val="19"/>
+          <w:sz w:val="24"/>
         </w:rPr>
-        <w:t xml:space="preserve">在 </w:t>
+        <w:t>本说明书中，</w:t>
       </w:r>
       <w:r>
         <w:rPr>
-          <w:rFonts w:ascii="Consolas" w:hAnsi="Consolas" w:eastAsia="宋体"/>
-          <w:b w:val="0"/>
-          <w:sz w:val="19"/>
+          <w:rFonts w:ascii="Times New Roman" w:hAnsi="Times New Roman" w:eastAsia="宋体"/>
+          <w:b/>
+          <w:sz w:val="24"/>
         </w:rPr>
-        <w:t>win</w:t>
+        <w:t>回显</w:t>
       </w:r>
       <w:r>
         <w:rPr>
           <w:rFonts w:ascii="Times New Roman" w:hAnsi="Times New Roman" w:eastAsia="宋体"/>
           <w:b w:val="0"/>
-          <w:sz w:val="19"/>
+          <w:sz w:val="24"/>
         </w:rPr>
-        <w:t xml:space="preserve"> 目录下执行 </w:t>
+        <w:t>指登录网络设备执行命令后留存的操作输出文本；</w:t>
       </w:r>
       <w:r>
         <w:rPr>
-          <w:rFonts w:ascii="Consolas" w:hAnsi="Consolas" w:eastAsia="宋体"/>
-          <w:b w:val="0"/>
-          <w:sz w:val="19"/>
+          <w:rFonts w:ascii="Times New Roman" w:hAnsi="Times New Roman" w:eastAsia="宋体"/>
+          <w:b/>
+          <w:sz w:val="24"/>
         </w:rPr>
-        <w:t>dir /b *.bat *.vbs *.ps1 *.conf</w:t>
+        <w:t>采集-解析</w:t>
       </w:r>
       <w:r>
         <w:rPr>
           <w:rFonts w:ascii="Times New Roman" w:hAnsi="Times New Roman" w:eastAsia="宋体"/>
           <w:b w:val="0"/>
-          <w:sz w:val="19"/>
+          <w:sz w:val="24"/>
         </w:rPr>
-        <w:t xml:space="preserve"> 的实际输出。核查脚本按组件命名，</w:t>
+        <w:t>指网络设备核查所采用的两段式方法（先生成采集命令清单，再解析回显出报告，见 4.5 节）；</w:t>
       </w:r>
       <w:r>
         <w:rPr>
-          <w:rFonts w:ascii="Consolas" w:hAnsi="Consolas" w:eastAsia="宋体"/>
-          <w:b w:val="0"/>
-          <w:sz w:val="19"/>
+          <w:rFonts w:ascii="Times New Roman" w:hAnsi="Times New Roman" w:eastAsia="宋体"/>
+          <w:b/>
+          <w:sz w:val="24"/>
         </w:rPr>
-        <w:t>run_all.bat</w:t>
+        <w:t>汇总报告</w:t>
       </w:r>
       <w:r>
         <w:rPr>
           <w:rFonts w:ascii="Times New Roman" w:hAnsi="Times New Roman" w:eastAsia="宋体"/>
           <w:b w:val="0"/>
-          <w:sz w:val="19"/>
+          <w:sz w:val="24"/>
         </w:rPr>
-        <w:t xml:space="preserve"> 为一键入口，</w:t>
+        <w:t>指合并全部组件核查结果、用于上报的 Excel 文件。</w:t>
       </w:r>
+    </w:p>
+    <w:p>
+      <w:pPr>
+        <w:pStyle w:val="Heading3"/>
+        <w:keepNext/>
+        <w:spacing w:before="160" w:after="120"/>
+      </w:pPr>
       <w:r>
         <w:rPr>
-          <w:rFonts w:ascii="Consolas" w:hAnsi="Consolas" w:eastAsia="宋体"/>
-          <w:b w:val="0"/>
-          <w:sz w:val="19"/>
+          <w:rFonts w:ascii="Times New Roman" w:hAnsi="Times New Roman" w:eastAsia="黑体"/>
+          <w:b/>
+          <w:color w:val="000000"/>
+          <w:sz w:val="24"/>
         </w:rPr>
-        <w:t>merge_report.vbs</w:t>
+        <w:t>1.3 快速上手</w:t>
       </w:r>
+    </w:p>
+    <w:p>
+      <w:pPr>
+        <w:keepNext/>
+        <w:spacing w:line="360" w:lineRule="auto"/>
+        <w:ind w:firstLineChars="200" w:firstLine="480"/>
+      </w:pPr>
       <w:r>
         <w:rPr>
           <w:rFonts w:ascii="Times New Roman" w:hAnsi="Times New Roman" w:eastAsia="宋体"/>
           <w:b w:val="0"/>
-          <w:sz w:val="19"/>
+          <w:sz w:val="24"/>
         </w:rPr>
-        <w:t xml:space="preserve"> 负责合并汇总，</w:t>
-      </w:r>
-      <w:r>
-        <w:rPr>
-          <w:rFonts w:ascii="Consolas" w:hAnsi="Consolas" w:eastAsia="宋体"/>
-          <w:b w:val="0"/>
-          <w:sz w:val="19"/>
-        </w:rPr>
-        <w:t>db_config.conf</w:t>
-      </w:r>
-      <w:r>
-        <w:rPr>
-          <w:rFonts w:ascii="Times New Roman" w:hAnsi="Times New Roman" w:eastAsia="宋体"/>
-          <w:b w:val="0"/>
-          <w:sz w:val="19"/>
-        </w:rPr>
-        <w:t xml:space="preserve"> 存放连接参数。</w:t>
+        <w:t>完整操作见第 4、5 章，最小操作路径如下：</w:t>
       </w:r>
     </w:p>
+    <w:tbl>
+      <w:tblPr>
+        <w:tblStyle w:val="TableGrid"/>
+        <w:tblW w:type="auto" w:w="0"/>
+        <w:tblLayout w:type="autofit"/>
+        <w:tblLook w:firstColumn="1" w:firstRow="1" w:lastColumn="0" w:lastRow="0" w:noHBand="0" w:noVBand="1" w:val="04A0"/>
+      </w:tblPr>
+      <w:tblGrid>
+        <w:gridCol w:w="2880"/>
+        <w:gridCol w:w="2880"/>
+        <w:gridCol w:w="2880"/>
+      </w:tblGrid>
+      <w:tr>
+        <w:trPr>
+          <w:cantSplit/>
+          <w:tblHeader/>
+        </w:trPr>
+        <w:tc>
+          <w:tcPr>
+            <w:tcW w:type="dxa" w:w="2880"/>
+          </w:tcPr>
+          <w:p>
+            <w:pPr>
+              <w:keepNext/>
+            </w:pPr>
+            <w:r>
+              <w:rPr>
+                <w:rFonts w:ascii="Times New Roman" w:hAnsi="Times New Roman" w:eastAsia="宋体"/>
+                <w:b/>
+                <w:sz w:val="21"/>
+              </w:rPr>
+              <w:t>步骤</w:t>
+            </w:r>
+          </w:p>
+        </w:tc>
+        <w:tc>
+          <w:tcPr>
+            <w:tcW w:type="dxa" w:w="2880"/>
+          </w:tcPr>
+          <w:p>
+            <w:pPr>
+              <w:keepNext/>
+            </w:pPr>
+            <w:r>
+              <w:rPr>
+                <w:rFonts w:ascii="Times New Roman" w:hAnsi="Times New Roman" w:eastAsia="宋体"/>
+                <w:b/>
+                <w:sz w:val="21"/>
+              </w:rPr>
+              <w:t>Windows 被测机</w:t>
+            </w:r>
+          </w:p>
+        </w:tc>
+        <w:tc>
+          <w:tcPr>
+            <w:tcW w:type="dxa" w:w="2880"/>
+          </w:tcPr>
+          <w:p>
+            <w:pPr>
+              <w:keepNext/>
+            </w:pPr>
+            <w:r>
+              <w:rPr>
+                <w:rFonts w:ascii="Times New Roman" w:hAnsi="Times New Roman" w:eastAsia="宋体"/>
+                <w:b/>
+                <w:sz w:val="21"/>
+              </w:rPr>
+              <w:t>麒麟被测机</w:t>
+            </w:r>
+          </w:p>
+        </w:tc>
+      </w:tr>
+      <w:tr>
+        <w:trPr>
+          <w:cantSplit/>
+        </w:trPr>
+        <w:tc>
+          <w:tcPr>
+            <w:tcW w:type="dxa" w:w="2880"/>
+          </w:tcPr>
+          <w:p>
+            <w:r>
+              <w:rPr>
+                <w:rFonts w:ascii="Times New Roman" w:hAnsi="Times New Roman" w:eastAsia="宋体"/>
+                <w:b w:val="0"/>
+                <w:sz w:val="21"/>
+              </w:rPr>
+              <w:t>1. 部署</w:t>
+            </w:r>
+          </w:p>
+        </w:tc>
+        <w:tc>
+          <w:tcPr>
+            <w:tcW w:type="dxa" w:w="2880"/>
+          </w:tcPr>
+          <w:p>
+            <w:r>
+              <w:rPr>
+                <w:rFonts w:ascii="Times New Roman" w:hAnsi="Times New Roman" w:eastAsia="宋体"/>
+                <w:b w:val="0"/>
+                <w:sz w:val="21"/>
+              </w:rPr>
+              <w:t xml:space="preserve">拷贝 </w:t>
+            </w:r>
+            <w:r>
+              <w:rPr>
+                <w:rFonts w:ascii="Consolas" w:hAnsi="Consolas" w:eastAsia="宋体"/>
+                <w:b w:val="0"/>
+                <w:sz w:val="21"/>
+              </w:rPr>
+              <w:t>win</w:t>
+            </w:r>
+            <w:r>
+              <w:rPr>
+                <w:rFonts w:ascii="Times New Roman" w:hAnsi="Times New Roman" w:eastAsia="宋体"/>
+                <w:b w:val="0"/>
+                <w:sz w:val="21"/>
+              </w:rPr>
+              <w:t xml:space="preserve"> 目录到被测机</w:t>
+            </w:r>
+          </w:p>
+        </w:tc>
+        <w:tc>
+          <w:tcPr>
+            <w:tcW w:type="dxa" w:w="2880"/>
+          </w:tcPr>
+          <w:p>
+            <w:r>
+              <w:rPr>
+                <w:rFonts w:ascii="Times New Roman" w:hAnsi="Times New Roman" w:eastAsia="宋体"/>
+                <w:b w:val="0"/>
+                <w:sz w:val="21"/>
+              </w:rPr>
+              <w:t xml:space="preserve">拷贝 </w:t>
+            </w:r>
+            <w:r>
+              <w:rPr>
+                <w:rFonts w:ascii="Consolas" w:hAnsi="Consolas" w:eastAsia="宋体"/>
+                <w:b w:val="0"/>
+                <w:sz w:val="21"/>
+              </w:rPr>
+              <w:t>kylin</w:t>
+            </w:r>
+            <w:r>
+              <w:rPr>
+                <w:rFonts w:ascii="Times New Roman" w:hAnsi="Times New Roman" w:eastAsia="宋体"/>
+                <w:b w:val="0"/>
+                <w:sz w:val="21"/>
+              </w:rPr>
+              <w:t xml:space="preserve"> 目录并执行 </w:t>
+            </w:r>
+            <w:r>
+              <w:rPr>
+                <w:rFonts w:ascii="Consolas" w:hAnsi="Consolas" w:eastAsia="宋体"/>
+                <w:b w:val="0"/>
+                <w:sz w:val="21"/>
+              </w:rPr>
+              <w:t>chmod +x *.sh</w:t>
+            </w:r>
+          </w:p>
+        </w:tc>
+      </w:tr>
+      <w:tr>
+        <w:trPr>
+          <w:cantSplit/>
+        </w:trPr>
+        <w:tc>
+          <w:tcPr>
+            <w:tcW w:type="dxa" w:w="2880"/>
+          </w:tcPr>
+          <w:p>
+            <w:r>
+              <w:rPr>
+                <w:rFonts w:ascii="Times New Roman" w:hAnsi="Times New Roman" w:eastAsia="宋体"/>
+                <w:b w:val="0"/>
+                <w:sz w:val="21"/>
+              </w:rPr>
+              <w:t>2. 配置</w:t>
+            </w:r>
+          </w:p>
+        </w:tc>
+        <w:tc>
+          <w:tcPr>
+            <w:tcW w:type="dxa" w:w="2880"/>
+          </w:tcPr>
+          <w:p>
+            <w:r>
+              <w:rPr>
+                <w:rFonts w:ascii="Times New Roman" w:hAnsi="Times New Roman" w:eastAsia="宋体"/>
+                <w:b w:val="0"/>
+                <w:sz w:val="21"/>
+              </w:rPr>
+              <w:t xml:space="preserve">按需编辑 </w:t>
+            </w:r>
+            <w:r>
+              <w:rPr>
+                <w:rFonts w:ascii="Consolas" w:hAnsi="Consolas" w:eastAsia="宋体"/>
+                <w:b w:val="0"/>
+                <w:sz w:val="21"/>
+              </w:rPr>
+              <w:t>db_config.conf</w:t>
+            </w:r>
+            <w:r>
+              <w:rPr>
+                <w:rFonts w:ascii="Times New Roman" w:hAnsi="Times New Roman" w:eastAsia="宋体"/>
+                <w:b w:val="0"/>
+                <w:sz w:val="21"/>
+              </w:rPr>
+              <w:t>（见 4.2 节）</w:t>
+            </w:r>
+          </w:p>
+        </w:tc>
+        <w:tc>
+          <w:tcPr>
+            <w:tcW w:type="dxa" w:w="2880"/>
+          </w:tcPr>
+          <w:p>
+            <w:r>
+              <w:rPr>
+                <w:rFonts w:ascii="Times New Roman" w:hAnsi="Times New Roman" w:eastAsia="宋体"/>
+                <w:b w:val="0"/>
+                <w:sz w:val="21"/>
+              </w:rPr>
+              <w:t>同左，或以环境变量传入</w:t>
+            </w:r>
+          </w:p>
+        </w:tc>
+      </w:tr>
+      <w:tr>
+        <w:trPr>
+          <w:cantSplit/>
+        </w:trPr>
+        <w:tc>
+          <w:tcPr>
+            <w:tcW w:type="dxa" w:w="2880"/>
+          </w:tcPr>
+          <w:p>
+            <w:r>
+              <w:rPr>
+                <w:rFonts w:ascii="Times New Roman" w:hAnsi="Times New Roman" w:eastAsia="宋体"/>
+                <w:b w:val="0"/>
+                <w:sz w:val="21"/>
+              </w:rPr>
+              <w:t>3. 运行</w:t>
+            </w:r>
+          </w:p>
+        </w:tc>
+        <w:tc>
+          <w:tcPr>
+            <w:tcW w:type="dxa" w:w="2880"/>
+          </w:tcPr>
+          <w:p>
+            <w:r>
+              <w:rPr>
+                <w:rFonts w:ascii="Times New Roman" w:hAnsi="Times New Roman" w:eastAsia="宋体"/>
+                <w:b w:val="0"/>
+                <w:sz w:val="21"/>
+              </w:rPr>
+              <w:t xml:space="preserve">双击 </w:t>
+            </w:r>
+            <w:r>
+              <w:rPr>
+                <w:rFonts w:ascii="Consolas" w:hAnsi="Consolas" w:eastAsia="宋体"/>
+                <w:b w:val="0"/>
+                <w:sz w:val="21"/>
+              </w:rPr>
+              <w:t>run_all.bat</w:t>
+            </w:r>
+          </w:p>
+        </w:tc>
+        <w:tc>
+          <w:tcPr>
+            <w:tcW w:type="dxa" w:w="2880"/>
+          </w:tcPr>
+          <w:p>
+            <w:r>
+              <w:rPr>
+                <w:rFonts w:ascii="Consolas" w:hAnsi="Consolas" w:eastAsia="宋体"/>
+                <w:b w:val="0"/>
+                <w:sz w:val="21"/>
+              </w:rPr>
+              <w:t>sudo bash run_all.sh</w:t>
+            </w:r>
+            <w:r>
+              <w:rPr>
+                <w:rFonts w:ascii="Times New Roman" w:hAnsi="Times New Roman" w:eastAsia="宋体"/>
+                <w:b w:val="0"/>
+                <w:sz w:val="21"/>
+              </w:rPr>
+              <w:t>（自动探测组件）</w:t>
+            </w:r>
+          </w:p>
+        </w:tc>
+      </w:tr>
+      <w:tr>
+        <w:trPr>
+          <w:cantSplit/>
+        </w:trPr>
+        <w:tc>
+          <w:tcPr>
+            <w:tcW w:type="dxa" w:w="2880"/>
+          </w:tcPr>
+          <w:p>
+            <w:r>
+              <w:rPr>
+                <w:rFonts w:ascii="Times New Roman" w:hAnsi="Times New Roman" w:eastAsia="宋体"/>
+                <w:b w:val="0"/>
+                <w:sz w:val="21"/>
+              </w:rPr>
+              <w:t>4. 取报告</w:t>
+            </w:r>
+          </w:p>
+        </w:tc>
+        <w:tc>
+          <w:tcPr>
+            <w:tcW w:type="dxa" w:w="2880"/>
+          </w:tcPr>
+          <w:p>
+            <w:r>
+              <w:rPr>
+                <w:rFonts w:ascii="Times New Roman" w:hAnsi="Times New Roman" w:eastAsia="宋体"/>
+                <w:b w:val="0"/>
+                <w:sz w:val="21"/>
+              </w:rPr>
+              <w:t xml:space="preserve">取 </w:t>
+            </w:r>
+            <w:r>
+              <w:rPr>
+                <w:rFonts w:ascii="Consolas" w:hAnsi="Consolas" w:eastAsia="宋体"/>
+                <w:b w:val="0"/>
+                <w:sz w:val="21"/>
+              </w:rPr>
+              <w:t>output\配置核查汇总报告_*.xls</w:t>
+            </w:r>
+          </w:p>
+        </w:tc>
+        <w:tc>
+          <w:tcPr>
+            <w:tcW w:type="dxa" w:w="2880"/>
+          </w:tcPr>
+          <w:p>
+            <w:r>
+              <w:rPr>
+                <w:rFonts w:ascii="Times New Roman" w:hAnsi="Times New Roman" w:eastAsia="宋体"/>
+                <w:b w:val="0"/>
+                <w:sz w:val="21"/>
+              </w:rPr>
+              <w:t xml:space="preserve">取 </w:t>
+            </w:r>
+            <w:r>
+              <w:rPr>
+                <w:rFonts w:ascii="Consolas" w:hAnsi="Consolas" w:eastAsia="宋体"/>
+                <w:b w:val="0"/>
+                <w:sz w:val="21"/>
+              </w:rPr>
+              <w:t>output/配置核查汇总报告_*.xlsx</w:t>
+            </w:r>
+          </w:p>
+        </w:tc>
+      </w:tr>
+    </w:tbl>
     <w:p>
       <w:pPr>
         <w:pStyle w:val="Heading2"/>
@@ -2000,7 +2960,7 @@
           <w:color w:val="000000"/>
           <w:sz w:val="28"/>
         </w:rPr>
-        <w:t>二、运行要求</w:t>
+        <w:t>2 运行要求</w:t>
       </w:r>
     </w:p>
     <w:tbl>
@@ -2397,7 +3357,7 @@
           <w:b w:val="0"/>
           <w:sz w:val="24"/>
         </w:rPr>
-        <w:t>网络设备核查需要一台能登录设备的 Windows 管理机（PowerShell）或麒麟跳板机。</w:t>
+        <w:t>网络设备为独立硬件，无法由被测机直接采集，需另备一台可登录设备的管理机（Windows PowerShell 或麒麟跳板机），操作见 4.5 节。</w:t>
       </w:r>
     </w:p>
     <w:p>
@@ -2413,7 +3373,22 @@
           <w:color w:val="000000"/>
           <w:sz w:val="28"/>
         </w:rPr>
-        <w:t>三、工具包结构</w:t>
+        <w:t>3 工具包结构</w:t>
+      </w:r>
+    </w:p>
+    <w:p>
+      <w:pPr>
+        <w:keepNext/>
+        <w:spacing w:line="360" w:lineRule="auto"/>
+        <w:ind w:firstLineChars="200" w:firstLine="480"/>
+      </w:pPr>
+      <w:r>
+        <w:rPr>
+          <w:rFonts w:ascii="Times New Roman" w:hAnsi="Times New Roman" w:eastAsia="宋体"/>
+          <w:b w:val="0"/>
+          <w:sz w:val="24"/>
+        </w:rPr>
+        <w:t>工具包目录结构如下，两平台脚本目录相互独立、可按需拆开携带：</w:t>
       </w:r>
     </w:p>
     <w:p>
@@ -2748,6 +3723,170 @@
     </w:p>
     <w:p>
       <w:pPr>
+        <w:spacing w:line="360" w:lineRule="auto"/>
+        <w:ind w:firstLineChars="200" w:firstLine="480"/>
+      </w:pPr>
+      <w:r>
+        <w:rPr>
+          <w:rFonts w:ascii="Times New Roman" w:hAnsi="Times New Roman" w:eastAsia="宋体"/>
+          <w:b w:val="0"/>
+          <w:sz w:val="24"/>
+        </w:rPr>
+        <w:t>Windows 侧脚本目录的实际内容如图 1 所示。</w:t>
+      </w:r>
+    </w:p>
+    <w:p>
+      <w:pPr>
+        <w:keepNext/>
+        <w:spacing w:before="120"/>
+        <w:ind w:firstLine="0"/>
+        <w:jc w:val="center"/>
+      </w:pPr>
+      <w:r>
+        <w:drawing>
+          <wp:inline xmlns:a="http://schemas.openxmlformats.org/drawingml/2006/main" xmlns:pic="http://schemas.openxmlformats.org/drawingml/2006/picture">
+            <wp:extent cx="5580000" cy="1892736"/>
+            <wp:docPr id="1" name="Picture 1"/>
+            <wp:cNvGraphicFramePr>
+              <a:graphicFrameLocks noChangeAspect="1"/>
+            </wp:cNvGraphicFramePr>
+            <a:graphic>
+              <a:graphicData uri="http://schemas.openxmlformats.org/drawingml/2006/picture">
+                <pic:pic>
+                  <pic:nvPicPr>
+                    <pic:cNvPr id="0" name="op_win_files.png"/>
+                    <pic:cNvPicPr/>
+                  </pic:nvPicPr>
+                  <pic:blipFill>
+                    <a:blip r:embed="rId9"/>
+                    <a:stretch>
+                      <a:fillRect/>
+                    </a:stretch>
+                  </pic:blipFill>
+                  <pic:spPr>
+                    <a:xfrm>
+                      <a:off x="0" y="0"/>
+                      <a:ext cx="5580000" cy="1892736"/>
+                    </a:xfrm>
+                    <a:prstGeom prst="rect"/>
+                  </pic:spPr>
+                </pic:pic>
+              </a:graphicData>
+            </a:graphic>
+          </wp:inline>
+        </w:drawing>
+      </w:r>
+    </w:p>
+    <w:p>
+      <w:pPr>
+        <w:keepNext w:val="0"/>
+        <w:jc w:val="center"/>
+      </w:pPr>
+      <w:r>
+        <w:rPr>
+          <w:rFonts w:ascii="Times New Roman" w:hAnsi="Times New Roman" w:eastAsia="宋体"/>
+          <w:b w:val="0"/>
+          <w:sz w:val="21"/>
+        </w:rPr>
+        <w:t>图 1　Windows 侧工具文件清单</w:t>
+      </w:r>
+    </w:p>
+    <w:p>
+      <w:pPr>
+        <w:spacing w:line="276" w:lineRule="auto" w:before="40" w:after="80"/>
+        <w:ind w:left="340" w:firstLine="0"/>
+      </w:pPr>
+      <w:r>
+        <w:rPr>
+          <w:rFonts w:ascii="Times New Roman" w:hAnsi="Times New Roman" w:eastAsia="宋体"/>
+          <w:b w:val="0"/>
+          <w:sz w:val="19"/>
+        </w:rPr>
+        <w:t xml:space="preserve">在 </w:t>
+      </w:r>
+      <w:r>
+        <w:rPr>
+          <w:rFonts w:ascii="Consolas" w:hAnsi="Consolas" w:eastAsia="宋体"/>
+          <w:b w:val="0"/>
+          <w:sz w:val="19"/>
+        </w:rPr>
+        <w:t>win</w:t>
+      </w:r>
+      <w:r>
+        <w:rPr>
+          <w:rFonts w:ascii="Times New Roman" w:hAnsi="Times New Roman" w:eastAsia="宋体"/>
+          <w:b w:val="0"/>
+          <w:sz w:val="19"/>
+        </w:rPr>
+        <w:t xml:space="preserve"> 目录下执行 </w:t>
+      </w:r>
+      <w:r>
+        <w:rPr>
+          <w:rFonts w:ascii="Consolas" w:hAnsi="Consolas" w:eastAsia="宋体"/>
+          <w:b w:val="0"/>
+          <w:sz w:val="19"/>
+        </w:rPr>
+        <w:t>dir /b *.bat *.vbs *.ps1 *.conf</w:t>
+      </w:r>
+      <w:r>
+        <w:rPr>
+          <w:rFonts w:ascii="Times New Roman" w:hAnsi="Times New Roman" w:eastAsia="宋体"/>
+          <w:b w:val="0"/>
+          <w:sz w:val="19"/>
+        </w:rPr>
+        <w:t xml:space="preserve"> 的实际输出。核查脚本按组件命名，</w:t>
+      </w:r>
+      <w:r>
+        <w:rPr>
+          <w:rFonts w:ascii="Consolas" w:hAnsi="Consolas" w:eastAsia="宋体"/>
+          <w:b w:val="0"/>
+          <w:sz w:val="19"/>
+        </w:rPr>
+        <w:t>run_all.bat</w:t>
+      </w:r>
+      <w:r>
+        <w:rPr>
+          <w:rFonts w:ascii="Times New Roman" w:hAnsi="Times New Roman" w:eastAsia="宋体"/>
+          <w:b w:val="0"/>
+          <w:sz w:val="19"/>
+        </w:rPr>
+        <w:t xml:space="preserve"> 为一键入口，</w:t>
+      </w:r>
+      <w:r>
+        <w:rPr>
+          <w:rFonts w:ascii="Consolas" w:hAnsi="Consolas" w:eastAsia="宋体"/>
+          <w:b w:val="0"/>
+          <w:sz w:val="19"/>
+        </w:rPr>
+        <w:t>merge_report.vbs</w:t>
+      </w:r>
+      <w:r>
+        <w:rPr>
+          <w:rFonts w:ascii="Times New Roman" w:hAnsi="Times New Roman" w:eastAsia="宋体"/>
+          <w:b w:val="0"/>
+          <w:sz w:val="19"/>
+        </w:rPr>
+        <w:t xml:space="preserve"> 负责合并汇总，</w:t>
+      </w:r>
+      <w:r>
+        <w:rPr>
+          <w:rFonts w:ascii="Consolas" w:hAnsi="Consolas" w:eastAsia="宋体"/>
+          <w:b w:val="0"/>
+          <w:sz w:val="19"/>
+        </w:rPr>
+        <w:t>db_config.conf</w:t>
+      </w:r>
+      <w:r>
+        <w:rPr>
+          <w:rFonts w:ascii="Times New Roman" w:hAnsi="Times New Roman" w:eastAsia="宋体"/>
+          <w:b w:val="0"/>
+          <w:sz w:val="19"/>
+        </w:rPr>
+        <w:t xml:space="preserve"> 存放连接参数。</w:t>
+      </w:r>
+    </w:p>
+    <w:p>
+      <w:pPr>
         <w:pStyle w:val="Heading2"/>
         <w:keepNext/>
         <w:spacing w:before="240" w:after="120"/>
@@ -2759,7 +3898,7 @@
           <w:color w:val="000000"/>
           <w:sz w:val="28"/>
         </w:rPr>
-        <w:t>四、Windows 平台操作</w:t>
+        <w:t>4 Windows 平台操作</w:t>
       </w:r>
     </w:p>
     <w:p>
@@ -2780,8 +3919,7 @@
     </w:p>
     <w:p>
       <w:pPr>
-        <w:spacing w:line="360" w:lineRule="auto"/>
-        <w:ind w:firstLineChars="200" w:firstLine="480"/>
+        <w:ind w:left="420"/>
       </w:pPr>
       <w:r>
         <w:rPr>
@@ -2789,7 +3927,7 @@
           <w:b w:val="0"/>
           <w:sz w:val="24"/>
         </w:rPr>
-        <w:t xml:space="preserve">将 </w:t>
+        <w:t xml:space="preserve">1. 将 </w:t>
       </w:r>
       <w:r>
         <w:rPr>
@@ -2821,15 +3959,28 @@
           <w:b w:val="0"/>
           <w:sz w:val="24"/>
         </w:rPr>
-        <w:t>），目录内文件保持原样，无需安装或注册。脚本之间通过相对路径互相调用，</w:t>
+        <w:t>），目录内文件保持原样，无需安装或注册。</w:t>
+      </w:r>
+    </w:p>
+    <w:p>
+      <w:pPr>
+        <w:ind w:left="420"/>
+      </w:pPr>
+      <w:r>
+        <w:rPr>
+          <w:rFonts w:ascii="Times New Roman" w:hAnsi="Times New Roman" w:eastAsia="宋体"/>
+          <w:b w:val="0"/>
+          <w:sz w:val="24"/>
+        </w:rPr>
+        <w:t>2. 核对包内容完整：</w:t>
       </w:r>
       <w:r>
         <w:rPr>
-          <w:rFonts w:ascii="Times New Roman" w:hAnsi="Times New Roman" w:eastAsia="宋体"/>
-          <w:b/>
-          <w:sz w:val="24"/>
+          <w:rFonts w:ascii="Consolas" w:hAnsi="Consolas" w:eastAsia="宋体"/>
+          <w:b w:val="0"/>
+          <w:sz w:val="22"/>
         </w:rPr>
-        <w:t>不要把单个脚本单独拷出目录</w:t>
+        <w:t>win</w:t>
       </w:r>
       <w:r>
         <w:rPr>
@@ -2837,7 +3988,52 @@
           <w:b w:val="0"/>
           <w:sz w:val="24"/>
         </w:rPr>
-        <w:t>。若被测机有组策略限制脚本执行，可先将该目录加入白名单，或改用管理员命令行运行。</w:t>
+        <w:t xml:space="preserve"> 与 </w:t>
+      </w:r>
+      <w:r>
+        <w:rPr>
+          <w:rFonts w:ascii="Consolas" w:hAnsi="Consolas" w:eastAsia="宋体"/>
+          <w:b w:val="0"/>
+          <w:sz w:val="22"/>
+        </w:rPr>
+        <w:t>kylin</w:t>
+      </w:r>
+      <w:r>
+        <w:rPr>
+          <w:rFonts w:ascii="Times New Roman" w:hAnsi="Times New Roman" w:eastAsia="宋体"/>
+          <w:b w:val="0"/>
+          <w:sz w:val="24"/>
+        </w:rPr>
+        <w:t xml:space="preserve"> 两个脚本目录、网络设备核查独立版、人工核查台 </w:t>
+      </w:r>
+      <w:r>
+        <w:rPr>
+          <w:rFonts w:ascii="Consolas" w:hAnsi="Consolas" w:eastAsia="宋体"/>
+          <w:b w:val="0"/>
+          <w:sz w:val="22"/>
+        </w:rPr>
+        <w:t>manual_check.html</w:t>
+      </w:r>
+      <w:r>
+        <w:rPr>
+          <w:rFonts w:ascii="Times New Roman" w:hAnsi="Times New Roman" w:eastAsia="宋体"/>
+          <w:b w:val="0"/>
+          <w:sz w:val="24"/>
+        </w:rPr>
+        <w:t>，以及指导书、核查表等文档，实际画面如图 2 所示。</w:t>
+      </w:r>
+    </w:p>
+    <w:p>
+      <w:pPr>
+        <w:ind w:left="420"/>
+      </w:pPr>
+      <w:r>
+        <w:rPr>
+          <w:rFonts w:ascii="Times New Roman" w:hAnsi="Times New Roman" w:eastAsia="宋体"/>
+          <w:b w:val="0"/>
+          <w:sz w:val="24"/>
+        </w:rPr>
+        <w:t>3. 若被测机组策略限制脚本执行，将该目录加入白名单，或改用管理员命令行运行。</w:t>
       </w:r>
     </w:p>
     <w:p>
@@ -2884,7 +4080,7 @@
     </w:p>
     <w:p>
       <w:pPr>
-        <w:keepNext/>
+        <w:keepNext w:val="0"/>
         <w:jc w:val="center"/>
       </w:pPr>
       <w:r>
@@ -2907,7 +4103,946 @@
           <w:b w:val="0"/>
           <w:sz w:val="19"/>
         </w:rPr>
-        <w:t>在交付包根目录执行 dir /b 的实际输出。拷贝前先核对包内容完整：win 与 kylin 两个脚本目录、网络设备核查独立版、人工核查台 manual_check.html，以及指导书、核查表、操作说明书与交叉验证报告等文档。</w:t>
+        <w:t xml:space="preserve">在交付包根目录执行 </w:t>
+      </w:r>
+      <w:r>
+        <w:rPr>
+          <w:rFonts w:ascii="Consolas" w:hAnsi="Consolas" w:eastAsia="宋体"/>
+          <w:b w:val="0"/>
+          <w:sz w:val="19"/>
+        </w:rPr>
+        <w:t>dir /b</w:t>
+      </w:r>
+      <w:r>
+        <w:rPr>
+          <w:rFonts w:ascii="Times New Roman" w:hAnsi="Times New Roman" w:eastAsia="宋体"/>
+          <w:b w:val="0"/>
+          <w:sz w:val="19"/>
+        </w:rPr>
+        <w:t xml:space="preserve"> 的实际输出。脚本之间通过相对路径互相调用，</w:t>
+      </w:r>
+      <w:r>
+        <w:rPr>
+          <w:rFonts w:ascii="Times New Roman" w:hAnsi="Times New Roman" w:eastAsia="宋体"/>
+          <w:b/>
+          <w:sz w:val="19"/>
+        </w:rPr>
+        <w:t>不要把单个脚本单独拷出目录</w:t>
+      </w:r>
+      <w:r>
+        <w:rPr>
+          <w:rFonts w:ascii="Times New Roman" w:hAnsi="Times New Roman" w:eastAsia="宋体"/>
+          <w:b w:val="0"/>
+          <w:sz w:val="19"/>
+        </w:rPr>
+        <w:t>。</w:t>
+      </w:r>
+    </w:p>
+    <w:p>
+      <w:pPr>
+        <w:pStyle w:val="Heading3"/>
+        <w:keepNext/>
+        <w:spacing w:before="160" w:after="120"/>
+      </w:pPr>
+      <w:r>
+        <w:rPr>
+          <w:rFonts w:ascii="Times New Roman" w:hAnsi="Times New Roman" w:eastAsia="黑体"/>
+          <w:b/>
+          <w:color w:val="000000"/>
+          <w:sz w:val="24"/>
+        </w:rPr>
+        <w:t>4.2 配置连接参数</w:t>
+      </w:r>
+    </w:p>
+    <w:p>
+      <w:pPr>
+        <w:keepNext/>
+        <w:spacing w:line="360" w:lineRule="auto"/>
+        <w:ind w:firstLineChars="200" w:firstLine="480"/>
+      </w:pPr>
+      <w:r>
+        <w:rPr>
+          <w:rFonts w:ascii="Times New Roman" w:hAnsi="Times New Roman" w:eastAsia="宋体"/>
+          <w:b w:val="0"/>
+          <w:sz w:val="24"/>
+        </w:rPr>
+        <w:t>只核查操作系统的机器可跳过本步。需要核查数据库或中间件时，按以下步骤配置：</w:t>
+      </w:r>
+    </w:p>
+    <w:p>
+      <w:pPr>
+        <w:ind w:left="420"/>
+      </w:pPr>
+      <w:r>
+        <w:rPr>
+          <w:rFonts w:ascii="Times New Roman" w:hAnsi="Times New Roman" w:eastAsia="宋体"/>
+          <w:b w:val="0"/>
+          <w:sz w:val="24"/>
+        </w:rPr>
+        <w:t xml:space="preserve">1. 用文本编辑器打开 </w:t>
+      </w:r>
+      <w:r>
+        <w:rPr>
+          <w:rFonts w:ascii="Consolas" w:hAnsi="Consolas" w:eastAsia="宋体"/>
+          <w:b w:val="0"/>
+          <w:sz w:val="22"/>
+        </w:rPr>
+        <w:t>win\db_config.conf</w:t>
+      </w:r>
+      <w:r>
+        <w:rPr>
+          <w:rFonts w:ascii="Times New Roman" w:hAnsi="Times New Roman" w:eastAsia="宋体"/>
+          <w:b w:val="0"/>
+          <w:sz w:val="24"/>
+        </w:rPr>
+        <w:t>，文件按组件分组列出主机、端口、账号与口令，实际内容如图 3 所示。</w:t>
+      </w:r>
+    </w:p>
+    <w:p>
+      <w:pPr>
+        <w:ind w:left="420"/>
+      </w:pPr>
+      <w:r>
+        <w:rPr>
+          <w:rFonts w:ascii="Times New Roman" w:hAnsi="Times New Roman" w:eastAsia="宋体"/>
+          <w:b w:val="0"/>
+          <w:sz w:val="24"/>
+        </w:rPr>
+        <w:t>2. 逐项填写实际连接参数；未部署的组件留空即可，脚本会在判定时标记为不适用或转入人工核查。</w:t>
+      </w:r>
+    </w:p>
+    <w:p>
+      <w:pPr>
+        <w:ind w:left="420"/>
+      </w:pPr>
+      <w:r>
+        <w:rPr>
+          <w:rFonts w:ascii="Times New Roman" w:hAnsi="Times New Roman" w:eastAsia="宋体"/>
+          <w:b w:val="0"/>
+          <w:sz w:val="24"/>
+        </w:rPr>
+        <w:t>3. 保存后无需重启任何服务，直接运行核查脚本即可生效。</w:t>
+      </w:r>
+    </w:p>
+    <w:p>
+      <w:pPr>
+        <w:keepNext/>
+        <w:spacing w:before="120"/>
+        <w:ind w:firstLine="0"/>
+        <w:jc w:val="center"/>
+      </w:pPr>
+      <w:r>
+        <w:drawing>
+          <wp:inline xmlns:a="http://schemas.openxmlformats.org/drawingml/2006/main" xmlns:pic="http://schemas.openxmlformats.org/drawingml/2006/picture">
+            <wp:extent cx="5580000" cy="2464128"/>
+            <wp:docPr id="3" name="Picture 3"/>
+            <wp:cNvGraphicFramePr>
+              <a:graphicFrameLocks noChangeAspect="1"/>
+            </wp:cNvGraphicFramePr>
+            <a:graphic>
+              <a:graphicData uri="http://schemas.openxmlformats.org/drawingml/2006/picture">
+                <pic:pic>
+                  <pic:nvPicPr>
+                    <pic:cNvPr id="0" name="op_win_conf.png"/>
+                    <pic:cNvPicPr/>
+                  </pic:nvPicPr>
+                  <pic:blipFill>
+                    <a:blip r:embed="rId11"/>
+                    <a:stretch>
+                      <a:fillRect/>
+                    </a:stretch>
+                  </pic:blipFill>
+                  <pic:spPr>
+                    <a:xfrm>
+                      <a:off x="0" y="0"/>
+                      <a:ext cx="5580000" cy="2464128"/>
+                    </a:xfrm>
+                    <a:prstGeom prst="rect"/>
+                  </pic:spPr>
+                </pic:pic>
+              </a:graphicData>
+            </a:graphic>
+          </wp:inline>
+        </w:drawing>
+      </w:r>
+    </w:p>
+    <w:p>
+      <w:pPr>
+        <w:keepNext w:val="0"/>
+        <w:jc w:val="center"/>
+      </w:pPr>
+      <w:r>
+        <w:rPr>
+          <w:rFonts w:ascii="Times New Roman" w:hAnsi="Times New Roman" w:eastAsia="宋体"/>
+          <w:b w:val="0"/>
+          <w:sz w:val="21"/>
+        </w:rPr>
+        <w:t>图 3　连接参数配置文件内容</w:t>
+      </w:r>
+    </w:p>
+    <w:p>
+      <w:pPr>
+        <w:spacing w:line="276" w:lineRule="auto" w:before="40" w:after="80"/>
+        <w:ind w:left="340" w:firstLine="0"/>
+      </w:pPr>
+      <w:r>
+        <w:rPr>
+          <w:rFonts w:ascii="Times New Roman" w:hAnsi="Times New Roman" w:eastAsia="宋体"/>
+          <w:b w:val="0"/>
+          <w:sz w:val="19"/>
+        </w:rPr>
+        <w:t xml:space="preserve">执行 </w:t>
+      </w:r>
+      <w:r>
+        <w:rPr>
+          <w:rFonts w:ascii="Consolas" w:hAnsi="Consolas" w:eastAsia="宋体"/>
+          <w:b w:val="0"/>
+          <w:sz w:val="19"/>
+        </w:rPr>
+        <w:t>type db_config.conf</w:t>
+      </w:r>
+      <w:r>
+        <w:rPr>
+          <w:rFonts w:ascii="Times New Roman" w:hAnsi="Times New Roman" w:eastAsia="宋体"/>
+          <w:b w:val="0"/>
+          <w:sz w:val="19"/>
+        </w:rPr>
+        <w:t xml:space="preserve"> 的实际输出。</w:t>
+      </w:r>
+    </w:p>
+    <w:p>
+      <w:pPr>
+        <w:keepNext/>
+        <w:spacing w:line="360" w:lineRule="auto"/>
+        <w:ind w:firstLineChars="200" w:firstLine="480"/>
+      </w:pPr>
+      <w:r>
+        <w:rPr>
+          <w:rFonts w:ascii="Times New Roman" w:hAnsi="Times New Roman" w:eastAsia="宋体"/>
+          <w:b w:val="0"/>
+          <w:sz w:val="24"/>
+        </w:rPr>
+        <w:t>各配置项及默认值如下：</w:t>
+      </w:r>
+    </w:p>
+    <w:tbl>
+      <w:tblPr>
+        <w:tblStyle w:val="TableGrid"/>
+        <w:tblW w:type="auto" w:w="0"/>
+        <w:tblLayout w:type="autofit"/>
+        <w:tblLook w:firstColumn="1" w:firstRow="1" w:lastColumn="0" w:lastRow="0" w:noHBand="0" w:noVBand="1" w:val="04A0"/>
+      </w:tblPr>
+      <w:tblGrid>
+        <w:gridCol w:w="2880"/>
+        <w:gridCol w:w="2880"/>
+        <w:gridCol w:w="2880"/>
+      </w:tblGrid>
+      <w:tr>
+        <w:trPr>
+          <w:cantSplit/>
+          <w:tblHeader/>
+        </w:trPr>
+        <w:tc>
+          <w:tcPr>
+            <w:tcW w:type="dxa" w:w="2880"/>
+          </w:tcPr>
+          <w:p>
+            <w:pPr>
+              <w:keepNext/>
+            </w:pPr>
+            <w:r>
+              <w:rPr>
+                <w:rFonts w:ascii="Times New Roman" w:hAnsi="Times New Roman" w:eastAsia="宋体"/>
+                <w:b/>
+                <w:sz w:val="21"/>
+              </w:rPr>
+              <w:t>配置项</w:t>
+            </w:r>
+          </w:p>
+        </w:tc>
+        <w:tc>
+          <w:tcPr>
+            <w:tcW w:type="dxa" w:w="2880"/>
+          </w:tcPr>
+          <w:p>
+            <w:pPr>
+              <w:keepNext/>
+            </w:pPr>
+            <w:r>
+              <w:rPr>
+                <w:rFonts w:ascii="Times New Roman" w:hAnsi="Times New Roman" w:eastAsia="宋体"/>
+                <w:b/>
+                <w:sz w:val="21"/>
+              </w:rPr>
+              <w:t>默认值</w:t>
+            </w:r>
+          </w:p>
+        </w:tc>
+        <w:tc>
+          <w:tcPr>
+            <w:tcW w:type="dxa" w:w="2880"/>
+          </w:tcPr>
+          <w:p>
+            <w:pPr>
+              <w:keepNext/>
+            </w:pPr>
+            <w:r>
+              <w:rPr>
+                <w:rFonts w:ascii="Times New Roman" w:hAnsi="Times New Roman" w:eastAsia="宋体"/>
+                <w:b/>
+                <w:sz w:val="21"/>
+              </w:rPr>
+              <w:t>说明</w:t>
+            </w:r>
+          </w:p>
+        </w:tc>
+      </w:tr>
+      <w:tr>
+        <w:trPr>
+          <w:cantSplit/>
+        </w:trPr>
+        <w:tc>
+          <w:tcPr>
+            <w:tcW w:type="dxa" w:w="2880"/>
+          </w:tcPr>
+          <w:p>
+            <w:r>
+              <w:rPr>
+                <w:rFonts w:ascii="Consolas" w:hAnsi="Consolas" w:eastAsia="宋体"/>
+                <w:b w:val="0"/>
+                <w:sz w:val="21"/>
+              </w:rPr>
+              <w:t>MYSQL_HOST</w:t>
+            </w:r>
+            <w:r>
+              <w:rPr>
+                <w:rFonts w:ascii="Times New Roman" w:hAnsi="Times New Roman" w:eastAsia="宋体"/>
+                <w:b w:val="0"/>
+                <w:sz w:val="21"/>
+              </w:rPr>
+              <w:t xml:space="preserve"> / </w:t>
+            </w:r>
+            <w:r>
+              <w:rPr>
+                <w:rFonts w:ascii="Consolas" w:hAnsi="Consolas" w:eastAsia="宋体"/>
+                <w:b w:val="0"/>
+                <w:sz w:val="21"/>
+              </w:rPr>
+              <w:t>MYSQL_PORT</w:t>
+            </w:r>
+          </w:p>
+        </w:tc>
+        <w:tc>
+          <w:tcPr>
+            <w:tcW w:type="dxa" w:w="2880"/>
+          </w:tcPr>
+          <w:p>
+            <w:r>
+              <w:rPr>
+                <w:rFonts w:ascii="Consolas" w:hAnsi="Consolas" w:eastAsia="宋体"/>
+                <w:b w:val="0"/>
+                <w:sz w:val="21"/>
+              </w:rPr>
+              <w:t>127.0.0.1</w:t>
+            </w:r>
+            <w:r>
+              <w:rPr>
+                <w:rFonts w:ascii="Times New Roman" w:hAnsi="Times New Roman" w:eastAsia="宋体"/>
+                <w:b w:val="0"/>
+                <w:sz w:val="21"/>
+              </w:rPr>
+              <w:t xml:space="preserve"> / </w:t>
+            </w:r>
+            <w:r>
+              <w:rPr>
+                <w:rFonts w:ascii="Consolas" w:hAnsi="Consolas" w:eastAsia="宋体"/>
+                <w:b w:val="0"/>
+                <w:sz w:val="21"/>
+              </w:rPr>
+              <w:t>3307</w:t>
+            </w:r>
+          </w:p>
+        </w:tc>
+        <w:tc>
+          <w:tcPr>
+            <w:tcW w:type="dxa" w:w="2880"/>
+          </w:tcPr>
+          <w:p>
+            <w:r>
+              <w:rPr>
+                <w:rFonts w:ascii="Times New Roman" w:hAnsi="Times New Roman" w:eastAsia="宋体"/>
+                <w:b w:val="0"/>
+                <w:sz w:val="21"/>
+              </w:rPr>
+              <w:t>MySQL 或 MariaDB 监听地址与端口</w:t>
+            </w:r>
+          </w:p>
+        </w:tc>
+      </w:tr>
+      <w:tr>
+        <w:trPr>
+          <w:cantSplit/>
+        </w:trPr>
+        <w:tc>
+          <w:tcPr>
+            <w:tcW w:type="dxa" w:w="2880"/>
+          </w:tcPr>
+          <w:p>
+            <w:r>
+              <w:rPr>
+                <w:rFonts w:ascii="Consolas" w:hAnsi="Consolas" w:eastAsia="宋体"/>
+                <w:b w:val="0"/>
+                <w:sz w:val="21"/>
+              </w:rPr>
+              <w:t>MYSQL_USER</w:t>
+            </w:r>
+            <w:r>
+              <w:rPr>
+                <w:rFonts w:ascii="Times New Roman" w:hAnsi="Times New Roman" w:eastAsia="宋体"/>
+                <w:b w:val="0"/>
+                <w:sz w:val="21"/>
+              </w:rPr>
+              <w:t xml:space="preserve"> / </w:t>
+            </w:r>
+            <w:r>
+              <w:rPr>
+                <w:rFonts w:ascii="Consolas" w:hAnsi="Consolas" w:eastAsia="宋体"/>
+                <w:b w:val="0"/>
+                <w:sz w:val="21"/>
+              </w:rPr>
+              <w:t>MYSQL_PASS</w:t>
+            </w:r>
+          </w:p>
+        </w:tc>
+        <w:tc>
+          <w:tcPr>
+            <w:tcW w:type="dxa" w:w="2880"/>
+          </w:tcPr>
+          <w:p>
+            <w:r>
+              <w:rPr>
+                <w:rFonts w:ascii="Consolas" w:hAnsi="Consolas" w:eastAsia="宋体"/>
+                <w:b w:val="0"/>
+                <w:sz w:val="21"/>
+              </w:rPr>
+              <w:t>root</w:t>
+            </w:r>
+            <w:r>
+              <w:rPr>
+                <w:rFonts w:ascii="Times New Roman" w:hAnsi="Times New Roman" w:eastAsia="宋体"/>
+                <w:b w:val="0"/>
+                <w:sz w:val="21"/>
+              </w:rPr>
+              <w:t xml:space="preserve"> / </w:t>
+            </w:r>
+            <w:r>
+              <w:rPr>
+                <w:rFonts w:ascii="Consolas" w:hAnsi="Consolas" w:eastAsia="宋体"/>
+                <w:b w:val="0"/>
+                <w:sz w:val="21"/>
+              </w:rPr>
+              <w:t>Root@123456</w:t>
+            </w:r>
+          </w:p>
+        </w:tc>
+        <w:tc>
+          <w:tcPr>
+            <w:tcW w:type="dxa" w:w="2880"/>
+          </w:tcPr>
+          <w:p>
+            <w:r>
+              <w:rPr>
+                <w:rFonts w:ascii="Times New Roman" w:hAnsi="Times New Roman" w:eastAsia="宋体"/>
+                <w:b w:val="0"/>
+                <w:sz w:val="21"/>
+              </w:rPr>
+              <w:t>建议使用只读核查账号</w:t>
+            </w:r>
+          </w:p>
+        </w:tc>
+      </w:tr>
+      <w:tr>
+        <w:trPr>
+          <w:cantSplit/>
+        </w:trPr>
+        <w:tc>
+          <w:tcPr>
+            <w:tcW w:type="dxa" w:w="2880"/>
+          </w:tcPr>
+          <w:p>
+            <w:r>
+              <w:rPr>
+                <w:rFonts w:ascii="Consolas" w:hAnsi="Consolas" w:eastAsia="宋体"/>
+                <w:b w:val="0"/>
+                <w:sz w:val="21"/>
+              </w:rPr>
+              <w:t>REDIS_HOST</w:t>
+            </w:r>
+            <w:r>
+              <w:rPr>
+                <w:rFonts w:ascii="Times New Roman" w:hAnsi="Times New Roman" w:eastAsia="宋体"/>
+                <w:b w:val="0"/>
+                <w:sz w:val="21"/>
+              </w:rPr>
+              <w:t xml:space="preserve"> / </w:t>
+            </w:r>
+            <w:r>
+              <w:rPr>
+                <w:rFonts w:ascii="Consolas" w:hAnsi="Consolas" w:eastAsia="宋体"/>
+                <w:b w:val="0"/>
+                <w:sz w:val="21"/>
+              </w:rPr>
+              <w:t>REDIS_PORT</w:t>
+            </w:r>
+          </w:p>
+        </w:tc>
+        <w:tc>
+          <w:tcPr>
+            <w:tcW w:type="dxa" w:w="2880"/>
+          </w:tcPr>
+          <w:p>
+            <w:r>
+              <w:rPr>
+                <w:rFonts w:ascii="Consolas" w:hAnsi="Consolas" w:eastAsia="宋体"/>
+                <w:b w:val="0"/>
+                <w:sz w:val="21"/>
+              </w:rPr>
+              <w:t>127.0.0.1</w:t>
+            </w:r>
+            <w:r>
+              <w:rPr>
+                <w:rFonts w:ascii="Times New Roman" w:hAnsi="Times New Roman" w:eastAsia="宋体"/>
+                <w:b w:val="0"/>
+                <w:sz w:val="21"/>
+              </w:rPr>
+              <w:t xml:space="preserve"> / </w:t>
+            </w:r>
+            <w:r>
+              <w:rPr>
+                <w:rFonts w:ascii="Consolas" w:hAnsi="Consolas" w:eastAsia="宋体"/>
+                <w:b w:val="0"/>
+                <w:sz w:val="21"/>
+              </w:rPr>
+              <w:t>6380</w:t>
+            </w:r>
+          </w:p>
+        </w:tc>
+        <w:tc>
+          <w:tcPr>
+            <w:tcW w:type="dxa" w:w="2880"/>
+          </w:tcPr>
+          <w:p>
+            <w:r>
+              <w:rPr>
+                <w:rFonts w:ascii="Times New Roman" w:hAnsi="Times New Roman" w:eastAsia="宋体"/>
+                <w:b w:val="0"/>
+                <w:sz w:val="21"/>
+              </w:rPr>
+              <w:t>Redis 监听地址与端口</w:t>
+            </w:r>
+          </w:p>
+        </w:tc>
+      </w:tr>
+      <w:tr>
+        <w:trPr>
+          <w:cantSplit/>
+        </w:trPr>
+        <w:tc>
+          <w:tcPr>
+            <w:tcW w:type="dxa" w:w="2880"/>
+          </w:tcPr>
+          <w:p>
+            <w:r>
+              <w:rPr>
+                <w:rFonts w:ascii="Consolas" w:hAnsi="Consolas" w:eastAsia="宋体"/>
+                <w:b w:val="0"/>
+                <w:sz w:val="21"/>
+              </w:rPr>
+              <w:t>REDIS_PASS</w:t>
+            </w:r>
+          </w:p>
+        </w:tc>
+        <w:tc>
+          <w:tcPr>
+            <w:tcW w:type="dxa" w:w="2880"/>
+          </w:tcPr>
+          <w:p>
+            <w:r>
+              <w:rPr>
+                <w:rFonts w:ascii="Consolas" w:hAnsi="Consolas" w:eastAsia="宋体"/>
+                <w:b w:val="0"/>
+                <w:sz w:val="21"/>
+              </w:rPr>
+              <w:t>Redis@123456</w:t>
+            </w:r>
+          </w:p>
+        </w:tc>
+        <w:tc>
+          <w:tcPr>
+            <w:tcW w:type="dxa" w:w="2880"/>
+          </w:tcPr>
+          <w:p>
+            <w:r>
+              <w:rPr>
+                <w:rFonts w:ascii="Times New Roman" w:hAnsi="Times New Roman" w:eastAsia="宋体"/>
+                <w:b w:val="0"/>
+                <w:sz w:val="21"/>
+              </w:rPr>
+              <w:t>未设口令时留空</w:t>
+            </w:r>
+          </w:p>
+        </w:tc>
+      </w:tr>
+      <w:tr>
+        <w:trPr>
+          <w:cantSplit/>
+        </w:trPr>
+        <w:tc>
+          <w:tcPr>
+            <w:tcW w:type="dxa" w:w="2880"/>
+          </w:tcPr>
+          <w:p>
+            <w:r>
+              <w:rPr>
+                <w:rFonts w:ascii="Consolas" w:hAnsi="Consolas" w:eastAsia="宋体"/>
+                <w:b w:val="0"/>
+                <w:sz w:val="21"/>
+              </w:rPr>
+              <w:t>DM_HOST</w:t>
+            </w:r>
+            <w:r>
+              <w:rPr>
+                <w:rFonts w:ascii="Times New Roman" w:hAnsi="Times New Roman" w:eastAsia="宋体"/>
+                <w:b w:val="0"/>
+                <w:sz w:val="21"/>
+              </w:rPr>
+              <w:t xml:space="preserve"> / </w:t>
+            </w:r>
+            <w:r>
+              <w:rPr>
+                <w:rFonts w:ascii="Consolas" w:hAnsi="Consolas" w:eastAsia="宋体"/>
+                <w:b w:val="0"/>
+                <w:sz w:val="21"/>
+              </w:rPr>
+              <w:t>DM_PORT</w:t>
+            </w:r>
+          </w:p>
+        </w:tc>
+        <w:tc>
+          <w:tcPr>
+            <w:tcW w:type="dxa" w:w="2880"/>
+          </w:tcPr>
+          <w:p>
+            <w:r>
+              <w:rPr>
+                <w:rFonts w:ascii="Consolas" w:hAnsi="Consolas" w:eastAsia="宋体"/>
+                <w:b w:val="0"/>
+                <w:sz w:val="21"/>
+              </w:rPr>
+              <w:t>127.0.0.1</w:t>
+            </w:r>
+            <w:r>
+              <w:rPr>
+                <w:rFonts w:ascii="Times New Roman" w:hAnsi="Times New Roman" w:eastAsia="宋体"/>
+                <w:b w:val="0"/>
+                <w:sz w:val="21"/>
+              </w:rPr>
+              <w:t xml:space="preserve"> / </w:t>
+            </w:r>
+            <w:r>
+              <w:rPr>
+                <w:rFonts w:ascii="Consolas" w:hAnsi="Consolas" w:eastAsia="宋体"/>
+                <w:b w:val="0"/>
+                <w:sz w:val="21"/>
+              </w:rPr>
+              <w:t>5236</w:t>
+            </w:r>
+          </w:p>
+        </w:tc>
+        <w:tc>
+          <w:tcPr>
+            <w:tcW w:type="dxa" w:w="2880"/>
+          </w:tcPr>
+          <w:p>
+            <w:r>
+              <w:rPr>
+                <w:rFonts w:ascii="Times New Roman" w:hAnsi="Times New Roman" w:eastAsia="宋体"/>
+                <w:b w:val="0"/>
+                <w:sz w:val="21"/>
+              </w:rPr>
+              <w:t>达梦 DM8 地址与端口</w:t>
+            </w:r>
+          </w:p>
+        </w:tc>
+      </w:tr>
+      <w:tr>
+        <w:trPr>
+          <w:cantSplit/>
+        </w:trPr>
+        <w:tc>
+          <w:tcPr>
+            <w:tcW w:type="dxa" w:w="2880"/>
+          </w:tcPr>
+          <w:p>
+            <w:r>
+              <w:rPr>
+                <w:rFonts w:ascii="Consolas" w:hAnsi="Consolas" w:eastAsia="宋体"/>
+                <w:b w:val="0"/>
+                <w:sz w:val="21"/>
+              </w:rPr>
+              <w:t>DM_USER</w:t>
+            </w:r>
+            <w:r>
+              <w:rPr>
+                <w:rFonts w:ascii="Times New Roman" w:hAnsi="Times New Roman" w:eastAsia="宋体"/>
+                <w:b w:val="0"/>
+                <w:sz w:val="21"/>
+              </w:rPr>
+              <w:t xml:space="preserve"> / </w:t>
+            </w:r>
+            <w:r>
+              <w:rPr>
+                <w:rFonts w:ascii="Consolas" w:hAnsi="Consolas" w:eastAsia="宋体"/>
+                <w:b w:val="0"/>
+                <w:sz w:val="21"/>
+              </w:rPr>
+              <w:t>DM_PASS</w:t>
+            </w:r>
+          </w:p>
+        </w:tc>
+        <w:tc>
+          <w:tcPr>
+            <w:tcW w:type="dxa" w:w="2880"/>
+          </w:tcPr>
+          <w:p>
+            <w:r>
+              <w:rPr>
+                <w:rFonts w:ascii="Consolas" w:hAnsi="Consolas" w:eastAsia="宋体"/>
+                <w:b w:val="0"/>
+                <w:sz w:val="21"/>
+              </w:rPr>
+              <w:t>SYSDBA</w:t>
+            </w:r>
+            <w:r>
+              <w:rPr>
+                <w:rFonts w:ascii="Times New Roman" w:hAnsi="Times New Roman" w:eastAsia="宋体"/>
+                <w:b w:val="0"/>
+                <w:sz w:val="21"/>
+              </w:rPr>
+              <w:t xml:space="preserve"> / </w:t>
+            </w:r>
+            <w:r>
+              <w:rPr>
+                <w:rFonts w:ascii="Consolas" w:hAnsi="Consolas" w:eastAsia="宋体"/>
+                <w:b w:val="0"/>
+                <w:sz w:val="21"/>
+              </w:rPr>
+              <w:t>SYSDBA</w:t>
+            </w:r>
+          </w:p>
+        </w:tc>
+        <w:tc>
+          <w:tcPr>
+            <w:tcW w:type="dxa" w:w="2880"/>
+          </w:tcPr>
+          <w:p>
+            <w:r>
+              <w:rPr>
+                <w:rFonts w:ascii="Times New Roman" w:hAnsi="Times New Roman" w:eastAsia="宋体"/>
+                <w:b w:val="0"/>
+                <w:sz w:val="21"/>
+              </w:rPr>
+              <w:t>达梦管理账号</w:t>
+            </w:r>
+          </w:p>
+        </w:tc>
+      </w:tr>
+      <w:tr>
+        <w:trPr>
+          <w:cantSplit/>
+        </w:trPr>
+        <w:tc>
+          <w:tcPr>
+            <w:tcW w:type="dxa" w:w="2880"/>
+          </w:tcPr>
+          <w:p>
+            <w:r>
+              <w:rPr>
+                <w:rFonts w:ascii="Consolas" w:hAnsi="Consolas" w:eastAsia="宋体"/>
+                <w:b w:val="0"/>
+                <w:sz w:val="21"/>
+              </w:rPr>
+              <w:t>MSSQL_HOST</w:t>
+            </w:r>
+            <w:r>
+              <w:rPr>
+                <w:rFonts w:ascii="Times New Roman" w:hAnsi="Times New Roman" w:eastAsia="宋体"/>
+                <w:b w:val="0"/>
+                <w:sz w:val="21"/>
+              </w:rPr>
+              <w:t xml:space="preserve"> / </w:t>
+            </w:r>
+            <w:r>
+              <w:rPr>
+                <w:rFonts w:ascii="Consolas" w:hAnsi="Consolas" w:eastAsia="宋体"/>
+                <w:b w:val="0"/>
+                <w:sz w:val="21"/>
+              </w:rPr>
+              <w:t>MSSQL_PORT</w:t>
+            </w:r>
+          </w:p>
+        </w:tc>
+        <w:tc>
+          <w:tcPr>
+            <w:tcW w:type="dxa" w:w="2880"/>
+          </w:tcPr>
+          <w:p>
+            <w:r>
+              <w:rPr>
+                <w:rFonts w:ascii="Consolas" w:hAnsi="Consolas" w:eastAsia="宋体"/>
+                <w:b w:val="0"/>
+                <w:sz w:val="21"/>
+              </w:rPr>
+              <w:t>localhost</w:t>
+            </w:r>
+            <w:r>
+              <w:rPr>
+                <w:rFonts w:ascii="Times New Roman" w:hAnsi="Times New Roman" w:eastAsia="宋体"/>
+                <w:b w:val="0"/>
+                <w:sz w:val="21"/>
+              </w:rPr>
+              <w:t xml:space="preserve"> / </w:t>
+            </w:r>
+            <w:r>
+              <w:rPr>
+                <w:rFonts w:ascii="Consolas" w:hAnsi="Consolas" w:eastAsia="宋体"/>
+                <w:b w:val="0"/>
+                <w:sz w:val="21"/>
+              </w:rPr>
+              <w:t>1433</w:t>
+            </w:r>
+          </w:p>
+        </w:tc>
+        <w:tc>
+          <w:tcPr>
+            <w:tcW w:type="dxa" w:w="2880"/>
+          </w:tcPr>
+          <w:p>
+            <w:r>
+              <w:rPr>
+                <w:rFonts w:ascii="Times New Roman" w:hAnsi="Times New Roman" w:eastAsia="宋体"/>
+                <w:b w:val="0"/>
+                <w:sz w:val="21"/>
+              </w:rPr>
+              <w:t>SQL Server 地址与端口</w:t>
+            </w:r>
+          </w:p>
+        </w:tc>
+      </w:tr>
+      <w:tr>
+        <w:trPr>
+          <w:cantSplit/>
+        </w:trPr>
+        <w:tc>
+          <w:tcPr>
+            <w:tcW w:type="dxa" w:w="2880"/>
+          </w:tcPr>
+          <w:p>
+            <w:r>
+              <w:rPr>
+                <w:rFonts w:ascii="Consolas" w:hAnsi="Consolas" w:eastAsia="宋体"/>
+                <w:b w:val="0"/>
+                <w:sz w:val="21"/>
+              </w:rPr>
+              <w:t>MSSQL_USER</w:t>
+            </w:r>
+            <w:r>
+              <w:rPr>
+                <w:rFonts w:ascii="Times New Roman" w:hAnsi="Times New Roman" w:eastAsia="宋体"/>
+                <w:b w:val="0"/>
+                <w:sz w:val="21"/>
+              </w:rPr>
+              <w:t xml:space="preserve"> / </w:t>
+            </w:r>
+            <w:r>
+              <w:rPr>
+                <w:rFonts w:ascii="Consolas" w:hAnsi="Consolas" w:eastAsia="宋体"/>
+                <w:b w:val="0"/>
+                <w:sz w:val="21"/>
+              </w:rPr>
+              <w:t>MSSQL_PASS</w:t>
+            </w:r>
+          </w:p>
+        </w:tc>
+        <w:tc>
+          <w:tcPr>
+            <w:tcW w:type="dxa" w:w="2880"/>
+          </w:tcPr>
+          <w:p>
+            <w:r>
+              <w:rPr>
+                <w:rFonts w:ascii="Consolas" w:hAnsi="Consolas" w:eastAsia="宋体"/>
+                <w:b w:val="0"/>
+                <w:sz w:val="21"/>
+              </w:rPr>
+              <w:t>sa</w:t>
+            </w:r>
+            <w:r>
+              <w:rPr>
+                <w:rFonts w:ascii="Times New Roman" w:hAnsi="Times New Roman" w:eastAsia="宋体"/>
+                <w:b w:val="0"/>
+                <w:sz w:val="21"/>
+              </w:rPr>
+              <w:t xml:space="preserve"> / 空</w:t>
+            </w:r>
+          </w:p>
+        </w:tc>
+        <w:tc>
+          <w:tcPr>
+            <w:tcW w:type="dxa" w:w="2880"/>
+          </w:tcPr>
+          <w:p>
+            <w:r>
+              <w:rPr>
+                <w:rFonts w:ascii="Times New Roman" w:hAnsi="Times New Roman" w:eastAsia="宋体"/>
+                <w:b w:val="0"/>
+                <w:sz w:val="21"/>
+              </w:rPr>
+              <w:t>SQL Server 管理账号</w:t>
+            </w:r>
+          </w:p>
+        </w:tc>
+      </w:tr>
+    </w:tbl>
+    <w:p>
+      <w:pPr>
+        <w:keepNext/>
+        <w:spacing w:line="360" w:lineRule="auto"/>
+        <w:ind w:firstLineChars="200" w:firstLine="480"/>
+      </w:pPr>
+      <w:r>
+        <w:rPr>
+          <w:rFonts w:ascii="Times New Roman" w:hAnsi="Times New Roman" w:eastAsia="宋体"/>
+          <w:b w:val="0"/>
+          <w:sz w:val="24"/>
+        </w:rPr>
+        <w:t xml:space="preserve">参数取值优先级为 </w:t>
+      </w:r>
+      <w:r>
+        <w:rPr>
+          <w:rFonts w:ascii="Times New Roman" w:hAnsi="Times New Roman" w:eastAsia="宋体"/>
+          <w:b/>
+          <w:sz w:val="24"/>
+        </w:rPr>
+        <w:t>环境变量 &gt; 配置文件 &gt; 脚本默认值</w:t>
+      </w:r>
+      <w:r>
+        <w:rPr>
+          <w:rFonts w:ascii="Times New Roman" w:hAnsi="Times New Roman" w:eastAsia="宋体"/>
+          <w:b w:val="0"/>
+          <w:sz w:val="24"/>
+        </w:rPr>
+        <w:t>。也可不改配置文件，直接在命令行用环境变量覆盖：</w:t>
       </w:r>
     </w:p>
     <w:p>
@@ -2922,13 +5057,248 @@
           <w:b w:val="0"/>
           <w:sz w:val="21"/>
         </w:rPr>
-        <w:t>D:\check&gt; run_all.bat                 :: 一键运行全部（双击亦可）</w:t>
+        <w:t>D:\check&gt; set MSSQL_PASS=YourPassword</w:t>
+      </w:r>
+    </w:p>
+    <w:p>
+      <w:pPr>
+        <w:keepNext w:val="0"/>
+        <w:spacing w:line="276" w:lineRule="auto" w:before="0" w:after="80"/>
+        <w:ind w:firstLine="0" w:left="340"/>
+      </w:pPr>
+      <w:r>
+        <w:rPr>
+          <w:rFonts w:ascii="Consolas" w:hAnsi="Consolas" w:eastAsia="宋体"/>
+          <w:b w:val="0"/>
+          <w:sz w:val="21"/>
+        </w:rPr>
+        <w:t>D:\check&gt; cscript //Nologo check_sqlserver.vbs</w:t>
+      </w:r>
+    </w:p>
+    <w:p>
+      <w:pPr>
+        <w:pStyle w:val="Heading3"/>
+        <w:keepNext/>
+        <w:spacing w:before="160" w:after="120"/>
+      </w:pPr>
+      <w:r>
+        <w:rPr>
+          <w:rFonts w:ascii="Times New Roman" w:hAnsi="Times New Roman" w:eastAsia="黑体"/>
+          <w:b/>
+          <w:color w:val="000000"/>
+          <w:sz w:val="24"/>
+        </w:rPr>
+        <w:t>4.3 一键运行全部核查</w:t>
+      </w:r>
+    </w:p>
+    <w:p>
+      <w:pPr>
+        <w:ind w:left="420"/>
+      </w:pPr>
+      <w:r>
+        <w:rPr>
+          <w:rFonts w:ascii="Times New Roman" w:hAnsi="Times New Roman" w:eastAsia="宋体"/>
+          <w:b w:val="0"/>
+          <w:sz w:val="24"/>
+        </w:rPr>
+        <w:t xml:space="preserve">1. 进入 </w:t>
+      </w:r>
+      <w:r>
+        <w:rPr>
+          <w:rFonts w:ascii="Consolas" w:hAnsi="Consolas" w:eastAsia="宋体"/>
+          <w:b w:val="0"/>
+          <w:sz w:val="22"/>
+        </w:rPr>
+        <w:t>win</w:t>
+      </w:r>
+      <w:r>
+        <w:rPr>
+          <w:rFonts w:ascii="Times New Roman" w:hAnsi="Times New Roman" w:eastAsia="宋体"/>
+          <w:b w:val="0"/>
+          <w:sz w:val="24"/>
+        </w:rPr>
+        <w:t xml:space="preserve"> 目录，双击 </w:t>
+      </w:r>
+      <w:r>
+        <w:rPr>
+          <w:rFonts w:ascii="Consolas" w:hAnsi="Consolas" w:eastAsia="宋体"/>
+          <w:b w:val="0"/>
+          <w:sz w:val="22"/>
+        </w:rPr>
+        <w:t>run_all.bat</w:t>
+      </w:r>
+      <w:r>
+        <w:rPr>
+          <w:rFonts w:ascii="Times New Roman" w:hAnsi="Times New Roman" w:eastAsia="宋体"/>
+          <w:b w:val="0"/>
+          <w:sz w:val="24"/>
+        </w:rPr>
+        <w:t>（或右键以管理员身份运行）。</w:t>
+      </w:r>
+    </w:p>
+    <w:p>
+      <w:pPr>
+        <w:ind w:left="420"/>
+      </w:pPr>
+      <w:r>
+        <w:rPr>
+          <w:rFonts w:ascii="Times New Roman" w:hAnsi="Times New Roman" w:eastAsia="宋体"/>
+          <w:b w:val="0"/>
+          <w:sz w:val="24"/>
+        </w:rPr>
+        <w:t>2. 工具依次执行操作系统、MySQL、Redis、达梦、SQL Server、Nginx、Tomcat 共 7 项核查，检测到网络设备采集回显时一并解析；每完成一个组件打印该组件的判定统计，实际画面如图 4 所示。</w:t>
+      </w:r>
+    </w:p>
+    <w:p>
+      <w:pPr>
+        <w:ind w:left="420"/>
+      </w:pPr>
+      <w:r>
+        <w:rPr>
+          <w:rFonts w:ascii="Times New Roman" w:hAnsi="Times New Roman" w:eastAsia="宋体"/>
+          <w:b w:val="0"/>
+          <w:sz w:val="24"/>
+        </w:rPr>
+        <w:t>3. 全部完成后自动合并生成汇总报告。整轮耗时取决于机器性能，通常数分钟内完成，过程中不要关闭窗口。</w:t>
       </w:r>
     </w:p>
     <w:p>
       <w:pPr>
         <w:keepNext/>
-        <w:spacing w:line="276" w:lineRule="auto" w:before="0" w:after="0"/>
+        <w:spacing w:before="120"/>
+        <w:ind w:firstLine="0"/>
+        <w:jc w:val="center"/>
+      </w:pPr>
+      <w:r>
+        <w:drawing>
+          <wp:inline xmlns:a="http://schemas.openxmlformats.org/drawingml/2006/main" xmlns:pic="http://schemas.openxmlformats.org/drawingml/2006/picture">
+            <wp:extent cx="5580000" cy="4196160"/>
+            <wp:docPr id="4" name="Picture 4"/>
+            <wp:cNvGraphicFramePr>
+              <a:graphicFrameLocks noChangeAspect="1"/>
+            </wp:cNvGraphicFramePr>
+            <a:graphic>
+              <a:graphicData uri="http://schemas.openxmlformats.org/drawingml/2006/picture">
+                <pic:pic>
+                  <pic:nvPicPr>
+                    <pic:cNvPr id="0" name="op_win_runall.png"/>
+                    <pic:cNvPicPr/>
+                  </pic:nvPicPr>
+                  <pic:blipFill>
+                    <a:blip r:embed="rId12"/>
+                    <a:stretch>
+                      <a:fillRect/>
+                    </a:stretch>
+                  </pic:blipFill>
+                  <pic:spPr>
+                    <a:xfrm>
+                      <a:off x="0" y="0"/>
+                      <a:ext cx="5580000" cy="4196160"/>
+                    </a:xfrm>
+                    <a:prstGeom prst="rect"/>
+                  </pic:spPr>
+                </pic:pic>
+              </a:graphicData>
+            </a:graphic>
+          </wp:inline>
+        </w:drawing>
+      </w:r>
+    </w:p>
+    <w:p>
+      <w:pPr>
+        <w:keepNext w:val="0"/>
+        <w:jc w:val="center"/>
+      </w:pPr>
+      <w:r>
+        <w:rPr>
+          <w:rFonts w:ascii="Times New Roman" w:hAnsi="Times New Roman" w:eastAsia="宋体"/>
+          <w:b w:val="0"/>
+          <w:sz w:val="21"/>
+        </w:rPr>
+        <w:t>图 4　一键运行全部核查</w:t>
+      </w:r>
+    </w:p>
+    <w:p>
+      <w:pPr>
+        <w:spacing w:line="276" w:lineRule="auto" w:before="40" w:after="80"/>
+        <w:ind w:left="340" w:firstLine="0"/>
+      </w:pPr>
+      <w:r>
+        <w:rPr>
+          <w:rFonts w:ascii="Times New Roman" w:hAnsi="Times New Roman" w:eastAsia="宋体"/>
+          <w:b w:val="0"/>
+          <w:sz w:val="19"/>
+        </w:rPr>
+        <w:t xml:space="preserve">执行 </w:t>
+      </w:r>
+      <w:r>
+        <w:rPr>
+          <w:rFonts w:ascii="Consolas" w:hAnsi="Consolas" w:eastAsia="宋体"/>
+          <w:b w:val="0"/>
+          <w:sz w:val="19"/>
+        </w:rPr>
+        <w:t>run_all.bat</w:t>
+      </w:r>
+      <w:r>
+        <w:rPr>
+          <w:rFonts w:ascii="Times New Roman" w:hAnsi="Times New Roman" w:eastAsia="宋体"/>
+          <w:b w:val="0"/>
+          <w:sz w:val="19"/>
+        </w:rPr>
+        <w:t xml:space="preserve"> 的实际画面（图为运行末尾）。图中汇总为 227 项；各组件单独运行命令见 4.4 节。</w:t>
+      </w:r>
+    </w:p>
+    <w:p>
+      <w:pPr>
+        <w:pStyle w:val="Heading3"/>
+        <w:keepNext/>
+        <w:spacing w:before="160" w:after="120"/>
+      </w:pPr>
+      <w:r>
+        <w:rPr>
+          <w:rFonts w:ascii="Times New Roman" w:hAnsi="Times New Roman" w:eastAsia="黑体"/>
+          <w:b/>
+          <w:color w:val="000000"/>
+          <w:sz w:val="24"/>
+        </w:rPr>
+        <w:t>4.4 单独运行某个组件</w:t>
+      </w:r>
+    </w:p>
+    <w:p>
+      <w:pPr>
+        <w:keepNext/>
+        <w:spacing w:line="360" w:lineRule="auto"/>
+        <w:ind w:firstLineChars="200" w:firstLine="480"/>
+      </w:pPr>
+      <w:r>
+        <w:rPr>
+          <w:rFonts w:ascii="Times New Roman" w:hAnsi="Times New Roman" w:eastAsia="宋体"/>
+          <w:b w:val="0"/>
+          <w:sz w:val="24"/>
+        </w:rPr>
+        <w:t xml:space="preserve">只需核查某一项时，在 </w:t>
+      </w:r>
+      <w:r>
+        <w:rPr>
+          <w:rFonts w:ascii="Consolas" w:hAnsi="Consolas" w:eastAsia="宋体"/>
+          <w:b w:val="0"/>
+          <w:sz w:val="22"/>
+        </w:rPr>
+        <w:t>win</w:t>
+      </w:r>
+      <w:r>
+        <w:rPr>
+          <w:rFonts w:ascii="Times New Roman" w:hAnsi="Times New Roman" w:eastAsia="宋体"/>
+          <w:b w:val="0"/>
+          <w:sz w:val="24"/>
+        </w:rPr>
+        <w:t xml:space="preserve"> 目录下运行对应脚本，如图 5 所示。常用命令如下：</w:t>
+      </w:r>
+    </w:p>
+    <w:p>
+      <w:pPr>
+        <w:keepNext/>
+        <w:spacing w:line="276" w:lineRule="auto" w:before="80" w:after="0"/>
         <w:ind w:firstLine="0" w:left="340"/>
       </w:pPr>
       <w:r>
@@ -3047,1067 +5417,6 @@
     </w:p>
     <w:p>
       <w:pPr>
-        <w:pStyle w:val="Heading3"/>
-        <w:keepNext/>
-        <w:spacing w:before="160" w:after="120"/>
-      </w:pPr>
-      <w:r>
-        <w:rPr>
-          <w:rFonts w:ascii="Times New Roman" w:hAnsi="Times New Roman" w:eastAsia="黑体"/>
-          <w:b/>
-          <w:color w:val="000000"/>
-          <w:sz w:val="24"/>
-        </w:rPr>
-        <w:t>4.2 配置连接参数</w:t>
-      </w:r>
-    </w:p>
-    <w:p>
-      <w:pPr>
-        <w:spacing w:line="360" w:lineRule="auto"/>
-        <w:ind w:firstLineChars="200" w:firstLine="480"/>
-      </w:pPr>
-      <w:r>
-        <w:rPr>
-          <w:rFonts w:ascii="Times New Roman" w:hAnsi="Times New Roman" w:eastAsia="宋体"/>
-          <w:b w:val="0"/>
-          <w:sz w:val="24"/>
-        </w:rPr>
-        <w:t xml:space="preserve">只核查操作系统的机器可跳过本步。需要核查数据库或中间件时，编辑 </w:t>
-      </w:r>
-      <w:r>
-        <w:rPr>
-          <w:rFonts w:ascii="Consolas" w:hAnsi="Consolas" w:eastAsia="宋体"/>
-          <w:b w:val="0"/>
-          <w:sz w:val="22"/>
-        </w:rPr>
-        <w:t>win\db_config.conf</w:t>
-      </w:r>
-      <w:r>
-        <w:rPr>
-          <w:rFonts w:ascii="Times New Roman" w:hAnsi="Times New Roman" w:eastAsia="宋体"/>
-          <w:b w:val="0"/>
-          <w:sz w:val="24"/>
-        </w:rPr>
-        <w:t>。</w:t>
-      </w:r>
-    </w:p>
-    <w:p>
-      <w:pPr>
-        <w:keepNext/>
-        <w:spacing w:before="120"/>
-        <w:ind w:firstLine="0"/>
-        <w:jc w:val="center"/>
-      </w:pPr>
-      <w:r>
-        <w:drawing>
-          <wp:inline xmlns:a="http://schemas.openxmlformats.org/drawingml/2006/main" xmlns:pic="http://schemas.openxmlformats.org/drawingml/2006/picture">
-            <wp:extent cx="5580000" cy="2464128"/>
-            <wp:docPr id="3" name="Picture 3"/>
-            <wp:cNvGraphicFramePr>
-              <a:graphicFrameLocks noChangeAspect="1"/>
-            </wp:cNvGraphicFramePr>
-            <a:graphic>
-              <a:graphicData uri="http://schemas.openxmlformats.org/drawingml/2006/picture">
-                <pic:pic>
-                  <pic:nvPicPr>
-                    <pic:cNvPr id="0" name="op_win_conf.png"/>
-                    <pic:cNvPicPr/>
-                  </pic:nvPicPr>
-                  <pic:blipFill>
-                    <a:blip r:embed="rId11"/>
-                    <a:stretch>
-                      <a:fillRect/>
-                    </a:stretch>
-                  </pic:blipFill>
-                  <pic:spPr>
-                    <a:xfrm>
-                      <a:off x="0" y="0"/>
-                      <a:ext cx="5580000" cy="2464128"/>
-                    </a:xfrm>
-                    <a:prstGeom prst="rect"/>
-                  </pic:spPr>
-                </pic:pic>
-              </a:graphicData>
-            </a:graphic>
-          </wp:inline>
-        </w:drawing>
-      </w:r>
-    </w:p>
-    <w:p>
-      <w:pPr>
-        <w:keepNext/>
-        <w:jc w:val="center"/>
-      </w:pPr>
-      <w:r>
-        <w:rPr>
-          <w:rFonts w:ascii="Times New Roman" w:hAnsi="Times New Roman" w:eastAsia="宋体"/>
-          <w:b w:val="0"/>
-          <w:sz w:val="21"/>
-        </w:rPr>
-        <w:t>图 3　连接参数配置文件内容</w:t>
-      </w:r>
-    </w:p>
-    <w:p>
-      <w:pPr>
-        <w:spacing w:line="276" w:lineRule="auto" w:before="40" w:after="80"/>
-        <w:ind w:left="340" w:firstLine="0"/>
-      </w:pPr>
-      <w:r>
-        <w:rPr>
-          <w:rFonts w:ascii="Times New Roman" w:hAnsi="Times New Roman" w:eastAsia="宋体"/>
-          <w:b w:val="0"/>
-          <w:sz w:val="19"/>
-        </w:rPr>
-        <w:t xml:space="preserve">执行 </w:t>
-      </w:r>
-      <w:r>
-        <w:rPr>
-          <w:rFonts w:ascii="Consolas" w:hAnsi="Consolas" w:eastAsia="宋体"/>
-          <w:b w:val="0"/>
-          <w:sz w:val="19"/>
-        </w:rPr>
-        <w:t>type db_config.conf</w:t>
-      </w:r>
-      <w:r>
-        <w:rPr>
-          <w:rFonts w:ascii="Times New Roman" w:hAnsi="Times New Roman" w:eastAsia="宋体"/>
-          <w:b w:val="0"/>
-          <w:sz w:val="19"/>
-        </w:rPr>
-        <w:t xml:space="preserve"> 的实际输出。文件按组件分组列出主机、端口、账号与口令；未部署的组件留空即可，脚本会在判定时标记为不适用或转入人工核查。</w:t>
-      </w:r>
-    </w:p>
-    <w:tbl>
-      <w:tblPr>
-        <w:tblStyle w:val="TableGrid"/>
-        <w:tblW w:type="auto" w:w="0"/>
-        <w:tblLayout w:type="autofit"/>
-        <w:tblLook w:firstColumn="1" w:firstRow="1" w:lastColumn="0" w:lastRow="0" w:noHBand="0" w:noVBand="1" w:val="04A0"/>
-      </w:tblPr>
-      <w:tblGrid>
-        <w:gridCol w:w="2880"/>
-        <w:gridCol w:w="2880"/>
-        <w:gridCol w:w="2880"/>
-      </w:tblGrid>
-      <w:tr>
-        <w:trPr>
-          <w:cantSplit/>
-          <w:tblHeader/>
-        </w:trPr>
-        <w:tc>
-          <w:tcPr>
-            <w:tcW w:type="dxa" w:w="2880"/>
-          </w:tcPr>
-          <w:p>
-            <w:pPr>
-              <w:keepNext/>
-            </w:pPr>
-            <w:r>
-              <w:rPr>
-                <w:rFonts w:ascii="Times New Roman" w:hAnsi="Times New Roman" w:eastAsia="宋体"/>
-                <w:b/>
-                <w:sz w:val="21"/>
-              </w:rPr>
-              <w:t>配置项</w:t>
-            </w:r>
-          </w:p>
-        </w:tc>
-        <w:tc>
-          <w:tcPr>
-            <w:tcW w:type="dxa" w:w="2880"/>
-          </w:tcPr>
-          <w:p>
-            <w:pPr>
-              <w:keepNext/>
-            </w:pPr>
-            <w:r>
-              <w:rPr>
-                <w:rFonts w:ascii="Times New Roman" w:hAnsi="Times New Roman" w:eastAsia="宋体"/>
-                <w:b/>
-                <w:sz w:val="21"/>
-              </w:rPr>
-              <w:t>默认值</w:t>
-            </w:r>
-          </w:p>
-        </w:tc>
-        <w:tc>
-          <w:tcPr>
-            <w:tcW w:type="dxa" w:w="2880"/>
-          </w:tcPr>
-          <w:p>
-            <w:pPr>
-              <w:keepNext/>
-            </w:pPr>
-            <w:r>
-              <w:rPr>
-                <w:rFonts w:ascii="Times New Roman" w:hAnsi="Times New Roman" w:eastAsia="宋体"/>
-                <w:b/>
-                <w:sz w:val="21"/>
-              </w:rPr>
-              <w:t>说明</w:t>
-            </w:r>
-          </w:p>
-        </w:tc>
-      </w:tr>
-      <w:tr>
-        <w:trPr>
-          <w:cantSplit/>
-        </w:trPr>
-        <w:tc>
-          <w:tcPr>
-            <w:tcW w:type="dxa" w:w="2880"/>
-          </w:tcPr>
-          <w:p>
-            <w:r>
-              <w:rPr>
-                <w:rFonts w:ascii="Consolas" w:hAnsi="Consolas" w:eastAsia="宋体"/>
-                <w:b w:val="0"/>
-                <w:sz w:val="21"/>
-              </w:rPr>
-              <w:t>MYSQL_HOST</w:t>
-            </w:r>
-            <w:r>
-              <w:rPr>
-                <w:rFonts w:ascii="Times New Roman" w:hAnsi="Times New Roman" w:eastAsia="宋体"/>
-                <w:b w:val="0"/>
-                <w:sz w:val="21"/>
-              </w:rPr>
-              <w:t xml:space="preserve"> / </w:t>
-            </w:r>
-            <w:r>
-              <w:rPr>
-                <w:rFonts w:ascii="Consolas" w:hAnsi="Consolas" w:eastAsia="宋体"/>
-                <w:b w:val="0"/>
-                <w:sz w:val="21"/>
-              </w:rPr>
-              <w:t>MYSQL_PORT</w:t>
-            </w:r>
-          </w:p>
-        </w:tc>
-        <w:tc>
-          <w:tcPr>
-            <w:tcW w:type="dxa" w:w="2880"/>
-          </w:tcPr>
-          <w:p>
-            <w:r>
-              <w:rPr>
-                <w:rFonts w:ascii="Consolas" w:hAnsi="Consolas" w:eastAsia="宋体"/>
-                <w:b w:val="0"/>
-                <w:sz w:val="21"/>
-              </w:rPr>
-              <w:t>127.0.0.1</w:t>
-            </w:r>
-            <w:r>
-              <w:rPr>
-                <w:rFonts w:ascii="Times New Roman" w:hAnsi="Times New Roman" w:eastAsia="宋体"/>
-                <w:b w:val="0"/>
-                <w:sz w:val="21"/>
-              </w:rPr>
-              <w:t xml:space="preserve"> / </w:t>
-            </w:r>
-            <w:r>
-              <w:rPr>
-                <w:rFonts w:ascii="Consolas" w:hAnsi="Consolas" w:eastAsia="宋体"/>
-                <w:b w:val="0"/>
-                <w:sz w:val="21"/>
-              </w:rPr>
-              <w:t>3307</w:t>
-            </w:r>
-          </w:p>
-        </w:tc>
-        <w:tc>
-          <w:tcPr>
-            <w:tcW w:type="dxa" w:w="2880"/>
-          </w:tcPr>
-          <w:p>
-            <w:r>
-              <w:rPr>
-                <w:rFonts w:ascii="Times New Roman" w:hAnsi="Times New Roman" w:eastAsia="宋体"/>
-                <w:b w:val="0"/>
-                <w:sz w:val="21"/>
-              </w:rPr>
-              <w:t>MySQL 或 MariaDB 监听地址与端口</w:t>
-            </w:r>
-          </w:p>
-        </w:tc>
-      </w:tr>
-      <w:tr>
-        <w:trPr>
-          <w:cantSplit/>
-        </w:trPr>
-        <w:tc>
-          <w:tcPr>
-            <w:tcW w:type="dxa" w:w="2880"/>
-          </w:tcPr>
-          <w:p>
-            <w:r>
-              <w:rPr>
-                <w:rFonts w:ascii="Consolas" w:hAnsi="Consolas" w:eastAsia="宋体"/>
-                <w:b w:val="0"/>
-                <w:sz w:val="21"/>
-              </w:rPr>
-              <w:t>MYSQL_USER</w:t>
-            </w:r>
-            <w:r>
-              <w:rPr>
-                <w:rFonts w:ascii="Times New Roman" w:hAnsi="Times New Roman" w:eastAsia="宋体"/>
-                <w:b w:val="0"/>
-                <w:sz w:val="21"/>
-              </w:rPr>
-              <w:t xml:space="preserve"> / </w:t>
-            </w:r>
-            <w:r>
-              <w:rPr>
-                <w:rFonts w:ascii="Consolas" w:hAnsi="Consolas" w:eastAsia="宋体"/>
-                <w:b w:val="0"/>
-                <w:sz w:val="21"/>
-              </w:rPr>
-              <w:t>MYSQL_PASS</w:t>
-            </w:r>
-          </w:p>
-        </w:tc>
-        <w:tc>
-          <w:tcPr>
-            <w:tcW w:type="dxa" w:w="2880"/>
-          </w:tcPr>
-          <w:p>
-            <w:r>
-              <w:rPr>
-                <w:rFonts w:ascii="Consolas" w:hAnsi="Consolas" w:eastAsia="宋体"/>
-                <w:b w:val="0"/>
-                <w:sz w:val="21"/>
-              </w:rPr>
-              <w:t>root</w:t>
-            </w:r>
-            <w:r>
-              <w:rPr>
-                <w:rFonts w:ascii="Times New Roman" w:hAnsi="Times New Roman" w:eastAsia="宋体"/>
-                <w:b w:val="0"/>
-                <w:sz w:val="21"/>
-              </w:rPr>
-              <w:t xml:space="preserve"> / </w:t>
-            </w:r>
-            <w:r>
-              <w:rPr>
-                <w:rFonts w:ascii="Consolas" w:hAnsi="Consolas" w:eastAsia="宋体"/>
-                <w:b w:val="0"/>
-                <w:sz w:val="21"/>
-              </w:rPr>
-              <w:t>Root@123456</w:t>
-            </w:r>
-          </w:p>
-        </w:tc>
-        <w:tc>
-          <w:tcPr>
-            <w:tcW w:type="dxa" w:w="2880"/>
-          </w:tcPr>
-          <w:p>
-            <w:r>
-              <w:rPr>
-                <w:rFonts w:ascii="Times New Roman" w:hAnsi="Times New Roman" w:eastAsia="宋体"/>
-                <w:b w:val="0"/>
-                <w:sz w:val="21"/>
-              </w:rPr>
-              <w:t>建议使用只读核查账号</w:t>
-            </w:r>
-          </w:p>
-        </w:tc>
-      </w:tr>
-      <w:tr>
-        <w:trPr>
-          <w:cantSplit/>
-        </w:trPr>
-        <w:tc>
-          <w:tcPr>
-            <w:tcW w:type="dxa" w:w="2880"/>
-          </w:tcPr>
-          <w:p>
-            <w:r>
-              <w:rPr>
-                <w:rFonts w:ascii="Consolas" w:hAnsi="Consolas" w:eastAsia="宋体"/>
-                <w:b w:val="0"/>
-                <w:sz w:val="21"/>
-              </w:rPr>
-              <w:t>REDIS_HOST</w:t>
-            </w:r>
-            <w:r>
-              <w:rPr>
-                <w:rFonts w:ascii="Times New Roman" w:hAnsi="Times New Roman" w:eastAsia="宋体"/>
-                <w:b w:val="0"/>
-                <w:sz w:val="21"/>
-              </w:rPr>
-              <w:t xml:space="preserve"> / </w:t>
-            </w:r>
-            <w:r>
-              <w:rPr>
-                <w:rFonts w:ascii="Consolas" w:hAnsi="Consolas" w:eastAsia="宋体"/>
-                <w:b w:val="0"/>
-                <w:sz w:val="21"/>
-              </w:rPr>
-              <w:t>REDIS_PORT</w:t>
-            </w:r>
-          </w:p>
-        </w:tc>
-        <w:tc>
-          <w:tcPr>
-            <w:tcW w:type="dxa" w:w="2880"/>
-          </w:tcPr>
-          <w:p>
-            <w:r>
-              <w:rPr>
-                <w:rFonts w:ascii="Consolas" w:hAnsi="Consolas" w:eastAsia="宋体"/>
-                <w:b w:val="0"/>
-                <w:sz w:val="21"/>
-              </w:rPr>
-              <w:t>127.0.0.1</w:t>
-            </w:r>
-            <w:r>
-              <w:rPr>
-                <w:rFonts w:ascii="Times New Roman" w:hAnsi="Times New Roman" w:eastAsia="宋体"/>
-                <w:b w:val="0"/>
-                <w:sz w:val="21"/>
-              </w:rPr>
-              <w:t xml:space="preserve"> / </w:t>
-            </w:r>
-            <w:r>
-              <w:rPr>
-                <w:rFonts w:ascii="Consolas" w:hAnsi="Consolas" w:eastAsia="宋体"/>
-                <w:b w:val="0"/>
-                <w:sz w:val="21"/>
-              </w:rPr>
-              <w:t>6380</w:t>
-            </w:r>
-          </w:p>
-        </w:tc>
-        <w:tc>
-          <w:tcPr>
-            <w:tcW w:type="dxa" w:w="2880"/>
-          </w:tcPr>
-          <w:p>
-            <w:r>
-              <w:rPr>
-                <w:rFonts w:ascii="Times New Roman" w:hAnsi="Times New Roman" w:eastAsia="宋体"/>
-                <w:b w:val="0"/>
-                <w:sz w:val="21"/>
-              </w:rPr>
-              <w:t>Redis 监听地址与端口</w:t>
-            </w:r>
-          </w:p>
-        </w:tc>
-      </w:tr>
-      <w:tr>
-        <w:trPr>
-          <w:cantSplit/>
-        </w:trPr>
-        <w:tc>
-          <w:tcPr>
-            <w:tcW w:type="dxa" w:w="2880"/>
-          </w:tcPr>
-          <w:p>
-            <w:r>
-              <w:rPr>
-                <w:rFonts w:ascii="Consolas" w:hAnsi="Consolas" w:eastAsia="宋体"/>
-                <w:b w:val="0"/>
-                <w:sz w:val="21"/>
-              </w:rPr>
-              <w:t>REDIS_PASS</w:t>
-            </w:r>
-          </w:p>
-        </w:tc>
-        <w:tc>
-          <w:tcPr>
-            <w:tcW w:type="dxa" w:w="2880"/>
-          </w:tcPr>
-          <w:p>
-            <w:r>
-              <w:rPr>
-                <w:rFonts w:ascii="Consolas" w:hAnsi="Consolas" w:eastAsia="宋体"/>
-                <w:b w:val="0"/>
-                <w:sz w:val="21"/>
-              </w:rPr>
-              <w:t>Redis@123456</w:t>
-            </w:r>
-          </w:p>
-        </w:tc>
-        <w:tc>
-          <w:tcPr>
-            <w:tcW w:type="dxa" w:w="2880"/>
-          </w:tcPr>
-          <w:p>
-            <w:r>
-              <w:rPr>
-                <w:rFonts w:ascii="Times New Roman" w:hAnsi="Times New Roman" w:eastAsia="宋体"/>
-                <w:b w:val="0"/>
-                <w:sz w:val="21"/>
-              </w:rPr>
-              <w:t>未设口令时留空</w:t>
-            </w:r>
-          </w:p>
-        </w:tc>
-      </w:tr>
-      <w:tr>
-        <w:trPr>
-          <w:cantSplit/>
-        </w:trPr>
-        <w:tc>
-          <w:tcPr>
-            <w:tcW w:type="dxa" w:w="2880"/>
-          </w:tcPr>
-          <w:p>
-            <w:r>
-              <w:rPr>
-                <w:rFonts w:ascii="Consolas" w:hAnsi="Consolas" w:eastAsia="宋体"/>
-                <w:b w:val="0"/>
-                <w:sz w:val="21"/>
-              </w:rPr>
-              <w:t>DM_HOST</w:t>
-            </w:r>
-            <w:r>
-              <w:rPr>
-                <w:rFonts w:ascii="Times New Roman" w:hAnsi="Times New Roman" w:eastAsia="宋体"/>
-                <w:b w:val="0"/>
-                <w:sz w:val="21"/>
-              </w:rPr>
-              <w:t xml:space="preserve"> / </w:t>
-            </w:r>
-            <w:r>
-              <w:rPr>
-                <w:rFonts w:ascii="Consolas" w:hAnsi="Consolas" w:eastAsia="宋体"/>
-                <w:b w:val="0"/>
-                <w:sz w:val="21"/>
-              </w:rPr>
-              <w:t>DM_PORT</w:t>
-            </w:r>
-          </w:p>
-        </w:tc>
-        <w:tc>
-          <w:tcPr>
-            <w:tcW w:type="dxa" w:w="2880"/>
-          </w:tcPr>
-          <w:p>
-            <w:r>
-              <w:rPr>
-                <w:rFonts w:ascii="Consolas" w:hAnsi="Consolas" w:eastAsia="宋体"/>
-                <w:b w:val="0"/>
-                <w:sz w:val="21"/>
-              </w:rPr>
-              <w:t>127.0.0.1</w:t>
-            </w:r>
-            <w:r>
-              <w:rPr>
-                <w:rFonts w:ascii="Times New Roman" w:hAnsi="Times New Roman" w:eastAsia="宋体"/>
-                <w:b w:val="0"/>
-                <w:sz w:val="21"/>
-              </w:rPr>
-              <w:t xml:space="preserve"> / </w:t>
-            </w:r>
-            <w:r>
-              <w:rPr>
-                <w:rFonts w:ascii="Consolas" w:hAnsi="Consolas" w:eastAsia="宋体"/>
-                <w:b w:val="0"/>
-                <w:sz w:val="21"/>
-              </w:rPr>
-              <w:t>5236</w:t>
-            </w:r>
-          </w:p>
-        </w:tc>
-        <w:tc>
-          <w:tcPr>
-            <w:tcW w:type="dxa" w:w="2880"/>
-          </w:tcPr>
-          <w:p>
-            <w:r>
-              <w:rPr>
-                <w:rFonts w:ascii="Times New Roman" w:hAnsi="Times New Roman" w:eastAsia="宋体"/>
-                <w:b w:val="0"/>
-                <w:sz w:val="21"/>
-              </w:rPr>
-              <w:t>达梦 DM8 地址与端口</w:t>
-            </w:r>
-          </w:p>
-        </w:tc>
-      </w:tr>
-      <w:tr>
-        <w:trPr>
-          <w:cantSplit/>
-        </w:trPr>
-        <w:tc>
-          <w:tcPr>
-            <w:tcW w:type="dxa" w:w="2880"/>
-          </w:tcPr>
-          <w:p>
-            <w:r>
-              <w:rPr>
-                <w:rFonts w:ascii="Consolas" w:hAnsi="Consolas" w:eastAsia="宋体"/>
-                <w:b w:val="0"/>
-                <w:sz w:val="21"/>
-              </w:rPr>
-              <w:t>DM_USER</w:t>
-            </w:r>
-            <w:r>
-              <w:rPr>
-                <w:rFonts w:ascii="Times New Roman" w:hAnsi="Times New Roman" w:eastAsia="宋体"/>
-                <w:b w:val="0"/>
-                <w:sz w:val="21"/>
-              </w:rPr>
-              <w:t xml:space="preserve"> / </w:t>
-            </w:r>
-            <w:r>
-              <w:rPr>
-                <w:rFonts w:ascii="Consolas" w:hAnsi="Consolas" w:eastAsia="宋体"/>
-                <w:b w:val="0"/>
-                <w:sz w:val="21"/>
-              </w:rPr>
-              <w:t>DM_PASS</w:t>
-            </w:r>
-          </w:p>
-        </w:tc>
-        <w:tc>
-          <w:tcPr>
-            <w:tcW w:type="dxa" w:w="2880"/>
-          </w:tcPr>
-          <w:p>
-            <w:r>
-              <w:rPr>
-                <w:rFonts w:ascii="Consolas" w:hAnsi="Consolas" w:eastAsia="宋体"/>
-                <w:b w:val="0"/>
-                <w:sz w:val="21"/>
-              </w:rPr>
-              <w:t>SYSDBA</w:t>
-            </w:r>
-            <w:r>
-              <w:rPr>
-                <w:rFonts w:ascii="Times New Roman" w:hAnsi="Times New Roman" w:eastAsia="宋体"/>
-                <w:b w:val="0"/>
-                <w:sz w:val="21"/>
-              </w:rPr>
-              <w:t xml:space="preserve"> / </w:t>
-            </w:r>
-            <w:r>
-              <w:rPr>
-                <w:rFonts w:ascii="Consolas" w:hAnsi="Consolas" w:eastAsia="宋体"/>
-                <w:b w:val="0"/>
-                <w:sz w:val="21"/>
-              </w:rPr>
-              <w:t>SYSDBA</w:t>
-            </w:r>
-          </w:p>
-        </w:tc>
-        <w:tc>
-          <w:tcPr>
-            <w:tcW w:type="dxa" w:w="2880"/>
-          </w:tcPr>
-          <w:p>
-            <w:r>
-              <w:rPr>
-                <w:rFonts w:ascii="Times New Roman" w:hAnsi="Times New Roman" w:eastAsia="宋体"/>
-                <w:b w:val="0"/>
-                <w:sz w:val="21"/>
-              </w:rPr>
-              <w:t>达梦管理账号</w:t>
-            </w:r>
-          </w:p>
-        </w:tc>
-      </w:tr>
-      <w:tr>
-        <w:trPr>
-          <w:cantSplit/>
-        </w:trPr>
-        <w:tc>
-          <w:tcPr>
-            <w:tcW w:type="dxa" w:w="2880"/>
-          </w:tcPr>
-          <w:p>
-            <w:r>
-              <w:rPr>
-                <w:rFonts w:ascii="Consolas" w:hAnsi="Consolas" w:eastAsia="宋体"/>
-                <w:b w:val="0"/>
-                <w:sz w:val="21"/>
-              </w:rPr>
-              <w:t>MSSQL_HOST</w:t>
-            </w:r>
-            <w:r>
-              <w:rPr>
-                <w:rFonts w:ascii="Times New Roman" w:hAnsi="Times New Roman" w:eastAsia="宋体"/>
-                <w:b w:val="0"/>
-                <w:sz w:val="21"/>
-              </w:rPr>
-              <w:t xml:space="preserve"> / </w:t>
-            </w:r>
-            <w:r>
-              <w:rPr>
-                <w:rFonts w:ascii="Consolas" w:hAnsi="Consolas" w:eastAsia="宋体"/>
-                <w:b w:val="0"/>
-                <w:sz w:val="21"/>
-              </w:rPr>
-              <w:t>MSSQL_PORT</w:t>
-            </w:r>
-          </w:p>
-        </w:tc>
-        <w:tc>
-          <w:tcPr>
-            <w:tcW w:type="dxa" w:w="2880"/>
-          </w:tcPr>
-          <w:p>
-            <w:r>
-              <w:rPr>
-                <w:rFonts w:ascii="Consolas" w:hAnsi="Consolas" w:eastAsia="宋体"/>
-                <w:b w:val="0"/>
-                <w:sz w:val="21"/>
-              </w:rPr>
-              <w:t>localhost</w:t>
-            </w:r>
-            <w:r>
-              <w:rPr>
-                <w:rFonts w:ascii="Times New Roman" w:hAnsi="Times New Roman" w:eastAsia="宋体"/>
-                <w:b w:val="0"/>
-                <w:sz w:val="21"/>
-              </w:rPr>
-              <w:t xml:space="preserve"> / </w:t>
-            </w:r>
-            <w:r>
-              <w:rPr>
-                <w:rFonts w:ascii="Consolas" w:hAnsi="Consolas" w:eastAsia="宋体"/>
-                <w:b w:val="0"/>
-                <w:sz w:val="21"/>
-              </w:rPr>
-              <w:t>1433</w:t>
-            </w:r>
-          </w:p>
-        </w:tc>
-        <w:tc>
-          <w:tcPr>
-            <w:tcW w:type="dxa" w:w="2880"/>
-          </w:tcPr>
-          <w:p>
-            <w:r>
-              <w:rPr>
-                <w:rFonts w:ascii="Times New Roman" w:hAnsi="Times New Roman" w:eastAsia="宋体"/>
-                <w:b w:val="0"/>
-                <w:sz w:val="21"/>
-              </w:rPr>
-              <w:t>SQL Server 地址与端口</w:t>
-            </w:r>
-          </w:p>
-        </w:tc>
-      </w:tr>
-      <w:tr>
-        <w:trPr>
-          <w:cantSplit/>
-        </w:trPr>
-        <w:tc>
-          <w:tcPr>
-            <w:tcW w:type="dxa" w:w="2880"/>
-          </w:tcPr>
-          <w:p>
-            <w:r>
-              <w:rPr>
-                <w:rFonts w:ascii="Consolas" w:hAnsi="Consolas" w:eastAsia="宋体"/>
-                <w:b w:val="0"/>
-                <w:sz w:val="21"/>
-              </w:rPr>
-              <w:t>MSSQL_USER</w:t>
-            </w:r>
-            <w:r>
-              <w:rPr>
-                <w:rFonts w:ascii="Times New Roman" w:hAnsi="Times New Roman" w:eastAsia="宋体"/>
-                <w:b w:val="0"/>
-                <w:sz w:val="21"/>
-              </w:rPr>
-              <w:t xml:space="preserve"> / </w:t>
-            </w:r>
-            <w:r>
-              <w:rPr>
-                <w:rFonts w:ascii="Consolas" w:hAnsi="Consolas" w:eastAsia="宋体"/>
-                <w:b w:val="0"/>
-                <w:sz w:val="21"/>
-              </w:rPr>
-              <w:t>MSSQL_PASS</w:t>
-            </w:r>
-          </w:p>
-        </w:tc>
-        <w:tc>
-          <w:tcPr>
-            <w:tcW w:type="dxa" w:w="2880"/>
-          </w:tcPr>
-          <w:p>
-            <w:r>
-              <w:rPr>
-                <w:rFonts w:ascii="Consolas" w:hAnsi="Consolas" w:eastAsia="宋体"/>
-                <w:b w:val="0"/>
-                <w:sz w:val="21"/>
-              </w:rPr>
-              <w:t>sa</w:t>
-            </w:r>
-            <w:r>
-              <w:rPr>
-                <w:rFonts w:ascii="Times New Roman" w:hAnsi="Times New Roman" w:eastAsia="宋体"/>
-                <w:b w:val="0"/>
-                <w:sz w:val="21"/>
-              </w:rPr>
-              <w:t xml:space="preserve"> / 空</w:t>
-            </w:r>
-          </w:p>
-        </w:tc>
-        <w:tc>
-          <w:tcPr>
-            <w:tcW w:type="dxa" w:w="2880"/>
-          </w:tcPr>
-          <w:p>
-            <w:r>
-              <w:rPr>
-                <w:rFonts w:ascii="Times New Roman" w:hAnsi="Times New Roman" w:eastAsia="宋体"/>
-                <w:b w:val="0"/>
-                <w:sz w:val="21"/>
-              </w:rPr>
-              <w:t>SQL Server 管理账号</w:t>
-            </w:r>
-          </w:p>
-        </w:tc>
-      </w:tr>
-    </w:tbl>
-    <w:p>
-      <w:pPr>
-        <w:keepNext/>
-        <w:spacing w:line="360" w:lineRule="auto"/>
-        <w:ind w:firstLineChars="200" w:firstLine="480"/>
-      </w:pPr>
-      <w:r>
-        <w:rPr>
-          <w:rFonts w:ascii="Times New Roman" w:hAnsi="Times New Roman" w:eastAsia="宋体"/>
-          <w:b w:val="0"/>
-          <w:sz w:val="24"/>
-        </w:rPr>
-        <w:t xml:space="preserve">取值优先级为 </w:t>
-      </w:r>
-      <w:r>
-        <w:rPr>
-          <w:rFonts w:ascii="Times New Roman" w:hAnsi="Times New Roman" w:eastAsia="宋体"/>
-          <w:b/>
-          <w:sz w:val="24"/>
-        </w:rPr>
-        <w:t>环境变量 &gt; 本文件 &gt; 脚本默认值</w:t>
-      </w:r>
-      <w:r>
-        <w:rPr>
-          <w:rFonts w:ascii="Times New Roman" w:hAnsi="Times New Roman" w:eastAsia="宋体"/>
-          <w:b w:val="0"/>
-          <w:sz w:val="24"/>
-        </w:rPr>
-        <w:t>，因此也可以不改文件，直接在命令行用环境变量覆盖：</w:t>
-      </w:r>
-    </w:p>
-    <w:p>
-      <w:pPr>
-        <w:keepNext/>
-        <w:spacing w:line="276" w:lineRule="auto" w:before="80" w:after="0"/>
-        <w:ind w:firstLine="0" w:left="340"/>
-      </w:pPr>
-      <w:r>
-        <w:rPr>
-          <w:rFonts w:ascii="Consolas" w:hAnsi="Consolas" w:eastAsia="宋体"/>
-          <w:b w:val="0"/>
-          <w:sz w:val="21"/>
-        </w:rPr>
-        <w:t>D:\check&gt; set MSSQL_PASS=YourPassword</w:t>
-      </w:r>
-    </w:p>
-    <w:p>
-      <w:pPr>
-        <w:keepNext w:val="0"/>
-        <w:spacing w:line="276" w:lineRule="auto" w:before="0" w:after="80"/>
-        <w:ind w:firstLine="0" w:left="340"/>
-      </w:pPr>
-      <w:r>
-        <w:rPr>
-          <w:rFonts w:ascii="Consolas" w:hAnsi="Consolas" w:eastAsia="宋体"/>
-          <w:b w:val="0"/>
-          <w:sz w:val="21"/>
-        </w:rPr>
-        <w:t>D:\check&gt; cscript //Nologo check_sqlserver.vbs</w:t>
-      </w:r>
-    </w:p>
-    <w:p>
-      <w:pPr>
-        <w:pStyle w:val="Heading3"/>
-        <w:keepNext/>
-        <w:spacing w:before="160" w:after="120"/>
-      </w:pPr>
-      <w:r>
-        <w:rPr>
-          <w:rFonts w:ascii="Times New Roman" w:hAnsi="Times New Roman" w:eastAsia="黑体"/>
-          <w:b/>
-          <w:color w:val="000000"/>
-          <w:sz w:val="24"/>
-        </w:rPr>
-        <w:t>4.3 一键运行全部核查</w:t>
-      </w:r>
-    </w:p>
-    <w:p>
-      <w:pPr>
-        <w:spacing w:line="360" w:lineRule="auto"/>
-        <w:ind w:firstLineChars="200" w:firstLine="480"/>
-      </w:pPr>
-      <w:r>
-        <w:rPr>
-          <w:rFonts w:ascii="Times New Roman" w:hAnsi="Times New Roman" w:eastAsia="宋体"/>
-          <w:b w:val="0"/>
-          <w:sz w:val="24"/>
-        </w:rPr>
-        <w:t xml:space="preserve">在 </w:t>
-      </w:r>
-      <w:r>
-        <w:rPr>
-          <w:rFonts w:ascii="Consolas" w:hAnsi="Consolas" w:eastAsia="宋体"/>
-          <w:b w:val="0"/>
-          <w:sz w:val="22"/>
-        </w:rPr>
-        <w:t>win</w:t>
-      </w:r>
-      <w:r>
-        <w:rPr>
-          <w:rFonts w:ascii="Times New Roman" w:hAnsi="Times New Roman" w:eastAsia="宋体"/>
-          <w:b w:val="0"/>
-          <w:sz w:val="24"/>
-        </w:rPr>
-        <w:t xml:space="preserve"> 目录下双击 </w:t>
-      </w:r>
-      <w:r>
-        <w:rPr>
-          <w:rFonts w:ascii="Consolas" w:hAnsi="Consolas" w:eastAsia="宋体"/>
-          <w:b w:val="0"/>
-          <w:sz w:val="22"/>
-        </w:rPr>
-        <w:t>run_all.bat</w:t>
-      </w:r>
-      <w:r>
-        <w:rPr>
-          <w:rFonts w:ascii="Times New Roman" w:hAnsi="Times New Roman" w:eastAsia="宋体"/>
-          <w:b w:val="0"/>
-          <w:sz w:val="24"/>
-        </w:rPr>
-        <w:t>（或右键以管理员身份运行），工具将依次执行操作系统、MySQL、Redis、达梦、SQL Server、Nginx、Tomcat 共 7 项核查，检测到网络设备采集回显时一并解析，最后合并生成汇总报告。</w:t>
-      </w:r>
-    </w:p>
-    <w:p>
-      <w:pPr>
-        <w:keepNext/>
-        <w:spacing w:before="120"/>
-        <w:ind w:firstLine="0"/>
-        <w:jc w:val="center"/>
-      </w:pPr>
-      <w:r>
-        <w:drawing>
-          <wp:inline xmlns:a="http://schemas.openxmlformats.org/drawingml/2006/main" xmlns:pic="http://schemas.openxmlformats.org/drawingml/2006/picture">
-            <wp:extent cx="5580000" cy="4196160"/>
-            <wp:docPr id="4" name="Picture 4"/>
-            <wp:cNvGraphicFramePr>
-              <a:graphicFrameLocks noChangeAspect="1"/>
-            </wp:cNvGraphicFramePr>
-            <a:graphic>
-              <a:graphicData uri="http://schemas.openxmlformats.org/drawingml/2006/picture">
-                <pic:pic>
-                  <pic:nvPicPr>
-                    <pic:cNvPr id="0" name="op_win_runall.png"/>
-                    <pic:cNvPicPr/>
-                  </pic:nvPicPr>
-                  <pic:blipFill>
-                    <a:blip r:embed="rId12"/>
-                    <a:stretch>
-                      <a:fillRect/>
-                    </a:stretch>
-                  </pic:blipFill>
-                  <pic:spPr>
-                    <a:xfrm>
-                      <a:off x="0" y="0"/>
-                      <a:ext cx="5580000" cy="4196160"/>
-                    </a:xfrm>
-                    <a:prstGeom prst="rect"/>
-                  </pic:spPr>
-                </pic:pic>
-              </a:graphicData>
-            </a:graphic>
-          </wp:inline>
-        </w:drawing>
-      </w:r>
-    </w:p>
-    <w:p>
-      <w:pPr>
-        <w:keepNext/>
-        <w:jc w:val="center"/>
-      </w:pPr>
-      <w:r>
-        <w:rPr>
-          <w:rFonts w:ascii="Times New Roman" w:hAnsi="Times New Roman" w:eastAsia="宋体"/>
-          <w:b w:val="0"/>
-          <w:sz w:val="21"/>
-        </w:rPr>
-        <w:t>图 4　一键运行全部核查</w:t>
-      </w:r>
-    </w:p>
-    <w:p>
-      <w:pPr>
-        <w:spacing w:line="276" w:lineRule="auto" w:before="40" w:after="80"/>
-        <w:ind w:left="340" w:firstLine="0"/>
-      </w:pPr>
-      <w:r>
-        <w:rPr>
-          <w:rFonts w:ascii="Times New Roman" w:hAnsi="Times New Roman" w:eastAsia="宋体"/>
-          <w:b w:val="0"/>
-          <w:sz w:val="19"/>
-        </w:rPr>
-        <w:t xml:space="preserve">执行 </w:t>
-      </w:r>
-      <w:r>
-        <w:rPr>
-          <w:rFonts w:ascii="Consolas" w:hAnsi="Consolas" w:eastAsia="宋体"/>
-          <w:b w:val="0"/>
-          <w:sz w:val="19"/>
-        </w:rPr>
-        <w:t>run_all.bat</w:t>
-      </w:r>
-      <w:r>
-        <w:rPr>
-          <w:rFonts w:ascii="Times New Roman" w:hAnsi="Times New Roman" w:eastAsia="宋体"/>
-          <w:b w:val="0"/>
-          <w:sz w:val="19"/>
-        </w:rPr>
-        <w:t xml:space="preserve"> 的实际画面（图为运行末尾）。每完成一个组件会打印分隔标题与该组件的判定统计；全部完成后合并生成汇总报告并给出总项数，图中汇总为 227 项。整轮耗时取决于机器性能，通常数分钟内完成，过程中不要关闭窗口。</w:t>
-      </w:r>
-    </w:p>
-    <w:p>
-      <w:pPr>
-        <w:pStyle w:val="Heading3"/>
-        <w:keepNext/>
-        <w:spacing w:before="160" w:after="120"/>
-      </w:pPr>
-      <w:r>
-        <w:rPr>
-          <w:rFonts w:ascii="Times New Roman" w:hAnsi="Times New Roman" w:eastAsia="黑体"/>
-          <w:b/>
-          <w:color w:val="000000"/>
-          <w:sz w:val="24"/>
-        </w:rPr>
-        <w:t>4.4 单独运行某个组件</w:t>
-      </w:r>
-    </w:p>
-    <w:p>
-      <w:pPr>
-        <w:keepNext/>
-        <w:spacing w:line="360" w:lineRule="auto"/>
-        <w:ind w:firstLineChars="200" w:firstLine="480"/>
-      </w:pPr>
-      <w:r>
-        <w:rPr>
-          <w:rFonts w:ascii="Times New Roman" w:hAnsi="Times New Roman" w:eastAsia="宋体"/>
-          <w:b w:val="0"/>
-          <w:sz w:val="24"/>
-        </w:rPr>
-        <w:t>只需核查某一项时，直接运行对应脚本：</w:t>
-      </w:r>
-    </w:p>
-    <w:p>
-      <w:pPr>
         <w:keepNext/>
         <w:spacing w:before="120"/>
         <w:ind w:firstLine="0"/>
@@ -4150,7 +5459,7 @@
     </w:p>
     <w:p>
       <w:pPr>
-        <w:keepNext/>
+        <w:keepNext w:val="0"/>
         <w:jc w:val="center"/>
       </w:pPr>
       <w:r>
@@ -4205,11 +5514,12 @@
           <w:color w:val="000000"/>
           <w:sz w:val="24"/>
         </w:rPr>
-        <w:t>4.5 网络设备核查</w:t>
+        <w:t>4.5 网络设备核查（采集-解析）</w:t>
       </w:r>
     </w:p>
     <w:p>
       <w:pPr>
+        <w:keepNext/>
         <w:spacing w:line="360" w:lineRule="auto"/>
         <w:ind w:firstLineChars="200" w:firstLine="480"/>
       </w:pPr>
@@ -4219,7 +5529,7 @@
           <w:b w:val="0"/>
           <w:sz w:val="24"/>
         </w:rPr>
-        <w:t xml:space="preserve">网络设备是独立硬件，无法由被测机直接采集，采用「工具生成命令清单 → 运维登录设备留存回显 → 工具解析回显出报告」的采集-解析方式。在 </w:t>
+        <w:t xml:space="preserve">网络设备无法由被测机直接采集，采用「生成命令清单 → 运维登录设备留存回显 → 解析回显出报告」的两段式方法，在 </w:t>
       </w:r>
       <w:r>
         <w:rPr>
@@ -4251,7 +5561,49 @@
           <w:b w:val="0"/>
           <w:sz w:val="24"/>
         </w:rPr>
-        <w:t xml:space="preserve">：首次运行（无回显文件）生成采集清单；把各设备回显按设备名保存为 </w:t>
+        <w:t>：</w:t>
+      </w:r>
+    </w:p>
+    <w:p>
+      <w:pPr>
+        <w:ind w:left="420"/>
+      </w:pPr>
+      <w:r>
+        <w:rPr>
+          <w:rFonts w:ascii="Times New Roman" w:hAnsi="Times New Roman" w:eastAsia="宋体"/>
+          <w:b w:val="0"/>
+          <w:sz w:val="24"/>
+        </w:rPr>
+        <w:t>1. 首次运行（</w:t>
+      </w:r>
+      <w:r>
+        <w:rPr>
+          <w:rFonts w:ascii="Consolas" w:hAnsi="Consolas" w:eastAsia="宋体"/>
+          <w:b w:val="0"/>
+          <w:sz w:val="22"/>
+        </w:rPr>
+        <w:t>output\netdev</w:t>
+      </w:r>
+      <w:r>
+        <w:rPr>
+          <w:rFonts w:ascii="Times New Roman" w:hAnsi="Times New Roman" w:eastAsia="宋体"/>
+          <w:b w:val="0"/>
+          <w:sz w:val="24"/>
+        </w:rPr>
+        <w:t xml:space="preserve"> 下无回显文件）时，工具生成采集命令清单，如图 6 所示。</w:t>
+      </w:r>
+    </w:p>
+    <w:p>
+      <w:pPr>
+        <w:ind w:left="420"/>
+      </w:pPr>
+      <w:r>
+        <w:rPr>
+          <w:rFonts w:ascii="Times New Roman" w:hAnsi="Times New Roman" w:eastAsia="宋体"/>
+          <w:b w:val="0"/>
+          <w:sz w:val="24"/>
+        </w:rPr>
+        <w:t xml:space="preserve">2. 运维人员登录各设备，执行清单中的命令，将回显按设备名保存为 </w:t>
       </w:r>
       <w:r>
         <w:rPr>
@@ -4267,7 +5619,36 @@
           <w:b w:val="0"/>
           <w:sz w:val="24"/>
         </w:rPr>
-        <w:t xml:space="preserve"> 后再运行一次，即解析出第 5 章 23 项判定。</w:t>
+        <w:t>，如图 7 所示。</w:t>
+      </w:r>
+    </w:p>
+    <w:p>
+      <w:pPr>
+        <w:ind w:left="420"/>
+      </w:pPr>
+      <w:r>
+        <w:rPr>
+          <w:rFonts w:ascii="Times New Roman" w:hAnsi="Times New Roman" w:eastAsia="宋体"/>
+          <w:b w:val="0"/>
+          <w:sz w:val="24"/>
+        </w:rPr>
+        <w:t xml:space="preserve">3. 再次运行 </w:t>
+      </w:r>
+      <w:r>
+        <w:rPr>
+          <w:rFonts w:ascii="Consolas" w:hAnsi="Consolas" w:eastAsia="宋体"/>
+          <w:b w:val="0"/>
+          <w:sz w:val="22"/>
+        </w:rPr>
+        <w:t>run.bat</w:t>
+      </w:r>
+      <w:r>
+        <w:rPr>
+          <w:rFonts w:ascii="Times New Roman" w:hAnsi="Times New Roman" w:eastAsia="宋体"/>
+          <w:b w:val="0"/>
+          <w:sz w:val="24"/>
+        </w:rPr>
+        <w:t>，工具逐台解析回显，生成第 5 章 23 项核查报告，如图 8 所示。</w:t>
       </w:r>
     </w:p>
     <w:p>
@@ -4314,7 +5695,7 @@
     </w:p>
     <w:p>
       <w:pPr>
-        <w:keepNext/>
+        <w:keepNext w:val="0"/>
         <w:jc w:val="center"/>
       </w:pPr>
       <w:r>
@@ -4337,7 +5718,7 @@
           <w:b w:val="0"/>
           <w:sz w:val="19"/>
         </w:rPr>
-        <w:t>执行 init 后 output\netdev 下生成的采集命令清单实际内容，逐行列出需登录设备执行的命令（版本、配置、VLAN、路由、SSH 状态、账户清单、ACL、802.1x、端口隔离、组播表等），防火墙设备另有补充命令。</w:t>
+        <w:t>采集命令清单实际内容，逐行列出需登录设备执行的命令（版本、配置、VLAN、路由、SSH 状态、账户清单、ACL、802.1x、端口隔离、组播表等），防火墙设备另有补充命令。</w:t>
       </w:r>
     </w:p>
     <w:p>
@@ -4384,7 +5765,7 @@
     </w:p>
     <w:p>
       <w:pPr>
-        <w:keepNext/>
+        <w:keepNext w:val="0"/>
         <w:jc w:val="center"/>
       </w:pPr>
       <w:r>
@@ -4407,7 +5788,39 @@
           <w:b w:val="0"/>
           <w:sz w:val="19"/>
         </w:rPr>
-        <w:t>运维登录设备执行清单命令后，将回显按设备名保存为 output\netdev\&lt;设备名&gt;.txt（图中 CoreSW01.txt、AggSW02.txt 为两台交换机的回显），即可运行 check 解析出第 5 章 23 项报告。</w:t>
+        <w:t xml:space="preserve">图中 </w:t>
+      </w:r>
+      <w:r>
+        <w:rPr>
+          <w:rFonts w:ascii="Consolas" w:hAnsi="Consolas" w:eastAsia="宋体"/>
+          <w:b w:val="0"/>
+          <w:sz w:val="19"/>
+        </w:rPr>
+        <w:t>CoreSW01.txt</w:t>
+      </w:r>
+      <w:r>
+        <w:rPr>
+          <w:rFonts w:ascii="Times New Roman" w:hAnsi="Times New Roman" w:eastAsia="宋体"/>
+          <w:b w:val="0"/>
+          <w:sz w:val="19"/>
+        </w:rPr>
+        <w:t>、</w:t>
+      </w:r>
+      <w:r>
+        <w:rPr>
+          <w:rFonts w:ascii="Consolas" w:hAnsi="Consolas" w:eastAsia="宋体"/>
+          <w:b w:val="0"/>
+          <w:sz w:val="19"/>
+        </w:rPr>
+        <w:t>AggSW02.txt</w:t>
+      </w:r>
+      <w:r>
+        <w:rPr>
+          <w:rFonts w:ascii="Times New Roman" w:hAnsi="Times New Roman" w:eastAsia="宋体"/>
+          <w:b w:val="0"/>
+          <w:sz w:val="19"/>
+        </w:rPr>
+        <w:t xml:space="preserve"> 为两台交换机的回显文件。回显文件名即报告中显示的设备名，请按设备命名。</w:t>
       </w:r>
     </w:p>
     <w:p>
@@ -4454,7 +5867,7 @@
     </w:p>
     <w:p>
       <w:pPr>
-        <w:keepNext/>
+        <w:keepNext w:val="0"/>
         <w:jc w:val="center"/>
       </w:pPr>
       <w:r>
@@ -4541,7 +5954,7 @@
           <w:color w:val="000000"/>
           <w:sz w:val="28"/>
         </w:rPr>
-        <w:t>五、麒麟平台操作</w:t>
+        <w:t>5 麒麟平台操作</w:t>
       </w:r>
     </w:p>
     <w:p>
@@ -4562,9 +5975,7 @@
     </w:p>
     <w:p>
       <w:pPr>
-        <w:keepNext/>
-        <w:spacing w:line="360" w:lineRule="auto"/>
-        <w:ind w:firstLineChars="200" w:firstLine="480"/>
+        <w:ind w:left="420"/>
       </w:pPr>
       <w:r>
         <w:rPr>
@@ -4572,7 +5983,7 @@
           <w:b w:val="0"/>
           <w:sz w:val="24"/>
         </w:rPr>
-        <w:t xml:space="preserve">将 </w:t>
+        <w:t xml:space="preserve">1. 将 </w:t>
       </w:r>
       <w:r>
         <w:rPr>
@@ -4604,7 +6015,20 @@
           <w:b w:val="0"/>
           <w:sz w:val="24"/>
         </w:rPr>
-        <w:t>），赋予执行权限，并确认关键文件齐全：</w:t>
+        <w:t>）。</w:t>
+      </w:r>
+    </w:p>
+    <w:p>
+      <w:pPr>
+        <w:ind w:left="420"/>
+      </w:pPr>
+      <w:r>
+        <w:rPr>
+          <w:rFonts w:ascii="Times New Roman" w:hAnsi="Times New Roman" w:eastAsia="宋体"/>
+          <w:b w:val="0"/>
+          <w:sz w:val="24"/>
+        </w:rPr>
+        <w:t>2. 赋予脚本执行权限并确认关键文件齐全：</w:t>
       </w:r>
     </w:p>
     <w:p>
@@ -4654,6 +6078,19 @@
     </w:p>
     <w:p>
       <w:pPr>
+        <w:ind w:left="420"/>
+      </w:pPr>
+      <w:r>
+        <w:rPr>
+          <w:rFonts w:ascii="Times New Roman" w:hAnsi="Times New Roman" w:eastAsia="宋体"/>
+          <w:b w:val="0"/>
+          <w:sz w:val="24"/>
+        </w:rPr>
+        <w:t>3. 实际操作画面如图 9 所示。核查需读取系统配置与日志，建议以 root 或 sudo 运行；非 root 运行不会报错，但部分检查项会判为需人工核查。</w:t>
+      </w:r>
+    </w:p>
+    <w:p>
+      <w:pPr>
         <w:keepNext/>
         <w:spacing w:before="120"/>
         <w:ind w:firstLine="0"/>
@@ -4696,7 +6133,7 @@
     </w:p>
     <w:p>
       <w:pPr>
-        <w:keepNext/>
+        <w:keepNext w:val="0"/>
         <w:jc w:val="center"/>
       </w:pPr>
       <w:r>
@@ -4783,7 +6220,7 @@
           <w:b w:val="0"/>
           <w:sz w:val="19"/>
         </w:rPr>
-        <w:t xml:space="preserve"> 均为可执行且齐全。核查需读取系统配置与日志，建议以 root 或 sudo 运行；非 root 运行不会报错，但部分检查项会判为需人工核查。</w:t>
+        <w:t xml:space="preserve"> 均为可执行且齐全。</w:t>
       </w:r>
     </w:p>
     <w:p>
@@ -4828,7 +6265,7 @@
           <w:b w:val="0"/>
           <w:sz w:val="24"/>
         </w:rPr>
-        <w:t>工具会先探测本机装了哪些数据库与中间件，只核查探测到的组件，避免在未部署的组件上产生大量「不适用」项。</w:t>
+        <w:t>工具先探测本机安装了哪些数据库与中间件，只核查探测到的组件，避免在未部署的组件上产生大量「不适用」项。运行开头的组件探测结果如图 10 所示。</w:t>
       </w:r>
     </w:p>
     <w:p>
@@ -4875,7 +6312,7 @@
     </w:p>
     <w:p>
       <w:pPr>
-        <w:keepNext/>
+        <w:keepNext w:val="0"/>
         <w:jc w:val="center"/>
       </w:pPr>
       <w:r>
@@ -4914,7 +6351,7 @@
           <w:b w:val="0"/>
           <w:sz w:val="19"/>
         </w:rPr>
-        <w:t xml:space="preserve"> 的实际画面。开头为组件探测结果，逐行标注 </w:t>
+        <w:t xml:space="preserve"> 的实际画面。逐行标注 </w:t>
       </w:r>
       <w:r>
         <w:rPr>
@@ -4951,6 +6388,90 @@
     </w:p>
     <w:p>
       <w:pPr>
+        <w:spacing w:line="360" w:lineRule="auto"/>
+        <w:ind w:firstLineChars="200" w:firstLine="480"/>
+      </w:pPr>
+      <w:r>
+        <w:rPr>
+          <w:rFonts w:ascii="Times New Roman" w:hAnsi="Times New Roman" w:eastAsia="宋体"/>
+          <w:b w:val="0"/>
+          <w:sz w:val="24"/>
+        </w:rPr>
+        <w:t>各组件核查完成后自动合并生成汇总 Excel，运行末尾如图 11 所示。</w:t>
+      </w:r>
+    </w:p>
+    <w:p>
+      <w:pPr>
+        <w:keepNext/>
+        <w:spacing w:before="120"/>
+        <w:ind w:firstLine="0"/>
+        <w:jc w:val="center"/>
+      </w:pPr>
+      <w:r>
+        <w:drawing>
+          <wp:inline xmlns:a="http://schemas.openxmlformats.org/drawingml/2006/main" xmlns:pic="http://schemas.openxmlformats.org/drawingml/2006/picture">
+            <wp:extent cx="5580000" cy="3928320"/>
+            <wp:docPr id="11" name="Picture 11"/>
+            <wp:cNvGraphicFramePr>
+              <a:graphicFrameLocks noChangeAspect="1"/>
+            </wp:cNvGraphicFramePr>
+            <a:graphic>
+              <a:graphicData uri="http://schemas.openxmlformats.org/drawingml/2006/picture">
+                <pic:pic>
+                  <pic:nvPicPr>
+                    <pic:cNvPr id="0" name="op_kylin_runall.png"/>
+                    <pic:cNvPicPr/>
+                  </pic:nvPicPr>
+                  <pic:blipFill>
+                    <a:blip r:embed="rId19"/>
+                    <a:stretch>
+                      <a:fillRect/>
+                    </a:stretch>
+                  </pic:blipFill>
+                  <pic:spPr>
+                    <a:xfrm>
+                      <a:off x="0" y="0"/>
+                      <a:ext cx="5580000" cy="3928320"/>
+                    </a:xfrm>
+                    <a:prstGeom prst="rect"/>
+                  </pic:spPr>
+                </pic:pic>
+              </a:graphicData>
+            </a:graphic>
+          </wp:inline>
+        </w:drawing>
+      </w:r>
+    </w:p>
+    <w:p>
+      <w:pPr>
+        <w:keepNext w:val="0"/>
+        <w:jc w:val="center"/>
+      </w:pPr>
+      <w:r>
+        <w:rPr>
+          <w:rFonts w:ascii="Times New Roman" w:hAnsi="Times New Roman" w:eastAsia="宋体"/>
+          <w:b w:val="0"/>
+          <w:sz w:val="21"/>
+        </w:rPr>
+        <w:t>图 11　麒麟一键运行：执行完成与汇总</w:t>
+      </w:r>
+    </w:p>
+    <w:p>
+      <w:pPr>
+        <w:spacing w:line="276" w:lineRule="auto" w:before="40" w:after="80"/>
+        <w:ind w:left="340" w:firstLine="0"/>
+      </w:pPr>
+      <w:r>
+        <w:rPr>
+          <w:rFonts w:ascii="Times New Roman" w:hAnsi="Times New Roman" w:eastAsia="宋体"/>
+          <w:b w:val="0"/>
+          <w:sz w:val="19"/>
+        </w:rPr>
+        <w:t>同一轮运行末尾的实际画面。列出本轮实际核查项数与全部报告文件路径。</w:t>
+      </w:r>
+    </w:p>
+    <w:p>
+      <w:pPr>
         <w:keepNext/>
         <w:spacing w:line="360" w:lineRule="auto"/>
         <w:ind w:firstLineChars="200" w:firstLine="480"/>
@@ -4961,7 +6482,7 @@
           <w:b w:val="0"/>
           <w:sz w:val="24"/>
         </w:rPr>
-        <w:t>自动探测可用以下开关调整（写在命令前，用空格分隔）：</w:t>
+        <w:t>自动探测可用以下开关调整（写在命令前，以空格分隔）：</w:t>
       </w:r>
     </w:p>
     <w:p>
@@ -5466,76 +6987,6 @@
     </w:tbl>
     <w:p>
       <w:pPr>
-        <w:keepNext/>
-        <w:spacing w:before="120"/>
-        <w:ind w:firstLine="0"/>
-        <w:jc w:val="center"/>
-      </w:pPr>
-      <w:r>
-        <w:drawing>
-          <wp:inline xmlns:a="http://schemas.openxmlformats.org/drawingml/2006/main" xmlns:pic="http://schemas.openxmlformats.org/drawingml/2006/picture">
-            <wp:extent cx="5580000" cy="3928320"/>
-            <wp:docPr id="11" name="Picture 11"/>
-            <wp:cNvGraphicFramePr>
-              <a:graphicFrameLocks noChangeAspect="1"/>
-            </wp:cNvGraphicFramePr>
-            <a:graphic>
-              <a:graphicData uri="http://schemas.openxmlformats.org/drawingml/2006/picture">
-                <pic:pic>
-                  <pic:nvPicPr>
-                    <pic:cNvPr id="0" name="op_kylin_runall.png"/>
-                    <pic:cNvPicPr/>
-                  </pic:nvPicPr>
-                  <pic:blipFill>
-                    <a:blip r:embed="rId19"/>
-                    <a:stretch>
-                      <a:fillRect/>
-                    </a:stretch>
-                  </pic:blipFill>
-                  <pic:spPr>
-                    <a:xfrm>
-                      <a:off x="0" y="0"/>
-                      <a:ext cx="5580000" cy="3928320"/>
-                    </a:xfrm>
-                    <a:prstGeom prst="rect"/>
-                  </pic:spPr>
-                </pic:pic>
-              </a:graphicData>
-            </a:graphic>
-          </wp:inline>
-        </w:drawing>
-      </w:r>
-    </w:p>
-    <w:p>
-      <w:pPr>
-        <w:keepNext/>
-        <w:jc w:val="center"/>
-      </w:pPr>
-      <w:r>
-        <w:rPr>
-          <w:rFonts w:ascii="Times New Roman" w:hAnsi="Times New Roman" w:eastAsia="宋体"/>
-          <w:b w:val="0"/>
-          <w:sz w:val="21"/>
-        </w:rPr>
-        <w:t>图 11　麒麟一键运行：执行完成与汇总</w:t>
-      </w:r>
-    </w:p>
-    <w:p>
-      <w:pPr>
-        <w:spacing w:line="276" w:lineRule="auto" w:before="40" w:after="80"/>
-        <w:ind w:left="340" w:firstLine="0"/>
-      </w:pPr>
-      <w:r>
-        <w:rPr>
-          <w:rFonts w:ascii="Times New Roman" w:hAnsi="Times New Roman" w:eastAsia="宋体"/>
-          <w:b w:val="0"/>
-          <w:sz w:val="19"/>
-        </w:rPr>
-        <w:t>同一轮运行末尾的实际画面。各组件核查完成后合并生成汇总 Excel，并列出本轮实际核查项数与全部报告文件路径。</w:t>
-      </w:r>
-    </w:p>
-    <w:p>
-      <w:pPr>
         <w:pStyle w:val="Heading3"/>
         <w:keepNext/>
         <w:spacing w:before="160" w:after="120"/>
@@ -5582,6 +7033,20 @@
     </w:p>
     <w:p>
       <w:pPr>
+        <w:spacing w:line="360" w:lineRule="auto"/>
+        <w:ind w:firstLineChars="200" w:firstLine="480"/>
+      </w:pPr>
+      <w:r>
+        <w:rPr>
+          <w:rFonts w:ascii="Times New Roman" w:hAnsi="Times New Roman" w:eastAsia="宋体"/>
+          <w:b w:val="0"/>
+          <w:sz w:val="24"/>
+        </w:rPr>
+        <w:t>实际画面如图 12 所示。</w:t>
+      </w:r>
+    </w:p>
+    <w:p>
+      <w:pPr>
         <w:keepNext/>
         <w:spacing w:before="120"/>
         <w:ind w:firstLine="0"/>
@@ -5624,7 +7089,7 @@
     </w:p>
     <w:p>
       <w:pPr>
-        <w:keepNext/>
+        <w:keepNext w:val="0"/>
         <w:jc w:val="center"/>
       </w:pPr>
       <w:r>
@@ -5679,7 +7144,7 @@
           <w:color w:val="000000"/>
           <w:sz w:val="28"/>
         </w:rPr>
-        <w:t>六、输出说明</w:t>
+        <w:t>6 结果查看与上报</w:t>
       </w:r>
     </w:p>
     <w:p>
@@ -5695,311 +7160,7 @@
           <w:color w:val="000000"/>
           <w:sz w:val="24"/>
         </w:rPr>
-        <w:t>6.1 控制台输出</w:t>
-      </w:r>
-    </w:p>
-    <w:p>
-      <w:pPr>
-        <w:keepNext/>
-        <w:spacing w:line="360" w:lineRule="auto"/>
-        <w:ind w:firstLineChars="200" w:firstLine="480"/>
-      </w:pPr>
-      <w:r>
-        <w:rPr>
-          <w:rFonts w:ascii="Times New Roman" w:hAnsi="Times New Roman" w:eastAsia="宋体"/>
-          <w:b w:val="0"/>
-          <w:sz w:val="24"/>
-        </w:rPr>
-        <w:t>脚本运行过程中逐项打印判定，四种状态含义如下：</w:t>
-      </w:r>
-    </w:p>
-    <w:tbl>
-      <w:tblPr>
-        <w:tblStyle w:val="TableGrid"/>
-        <w:tblW w:type="auto" w:w="0"/>
-        <w:tblLayout w:type="autofit"/>
-        <w:tblLook w:firstColumn="1" w:firstRow="1" w:lastColumn="0" w:lastRow="0" w:noHBand="0" w:noVBand="1" w:val="04A0"/>
-      </w:tblPr>
-      <w:tblGrid>
-        <w:gridCol w:w="2880"/>
-        <w:gridCol w:w="2880"/>
-        <w:gridCol w:w="2880"/>
-      </w:tblGrid>
-      <w:tr>
-        <w:trPr>
-          <w:cantSplit/>
-          <w:tblHeader/>
-        </w:trPr>
-        <w:tc>
-          <w:tcPr>
-            <w:tcW w:type="dxa" w:w="2880"/>
-          </w:tcPr>
-          <w:p>
-            <w:pPr>
-              <w:keepNext/>
-            </w:pPr>
-            <w:r>
-              <w:rPr>
-                <w:rFonts w:ascii="Times New Roman" w:hAnsi="Times New Roman" w:eastAsia="宋体"/>
-                <w:b/>
-                <w:sz w:val="21"/>
-              </w:rPr>
-              <w:t>标记</w:t>
-            </w:r>
-          </w:p>
-        </w:tc>
-        <w:tc>
-          <w:tcPr>
-            <w:tcW w:type="dxa" w:w="2880"/>
-          </w:tcPr>
-          <w:p>
-            <w:pPr>
-              <w:keepNext/>
-            </w:pPr>
-            <w:r>
-              <w:rPr>
-                <w:rFonts w:ascii="Times New Roman" w:hAnsi="Times New Roman" w:eastAsia="宋体"/>
-                <w:b/>
-                <w:sz w:val="21"/>
-              </w:rPr>
-              <w:t>含义</w:t>
-            </w:r>
-          </w:p>
-        </w:tc>
-        <w:tc>
-          <w:tcPr>
-            <w:tcW w:type="dxa" w:w="2880"/>
-          </w:tcPr>
-          <w:p>
-            <w:pPr>
-              <w:keepNext/>
-            </w:pPr>
-            <w:r>
-              <w:rPr>
-                <w:rFonts w:ascii="Times New Roman" w:hAnsi="Times New Roman" w:eastAsia="宋体"/>
-                <w:b/>
-                <w:sz w:val="21"/>
-              </w:rPr>
-              <w:t>说明</w:t>
-            </w:r>
-          </w:p>
-        </w:tc>
-      </w:tr>
-      <w:tr>
-        <w:trPr>
-          <w:cantSplit/>
-        </w:trPr>
-        <w:tc>
-          <w:tcPr>
-            <w:tcW w:type="dxa" w:w="2880"/>
-          </w:tcPr>
-          <w:p>
-            <w:r>
-              <w:rPr>
-                <w:rFonts w:ascii="Consolas" w:hAnsi="Consolas" w:eastAsia="宋体"/>
-                <w:b w:val="0"/>
-                <w:sz w:val="21"/>
-              </w:rPr>
-              <w:t>[OK]</w:t>
-            </w:r>
-          </w:p>
-        </w:tc>
-        <w:tc>
-          <w:tcPr>
-            <w:tcW w:type="dxa" w:w="2880"/>
-          </w:tcPr>
-          <w:p>
-            <w:r>
-              <w:rPr>
-                <w:rFonts w:ascii="Times New Roman" w:hAnsi="Times New Roman" w:eastAsia="宋体"/>
-                <w:b w:val="0"/>
-                <w:sz w:val="21"/>
-              </w:rPr>
-              <w:t>合规</w:t>
-            </w:r>
-          </w:p>
-        </w:tc>
-        <w:tc>
-          <w:tcPr>
-            <w:tcW w:type="dxa" w:w="2880"/>
-          </w:tcPr>
-          <w:p>
-            <w:r>
-              <w:rPr>
-                <w:rFonts w:ascii="Times New Roman" w:hAnsi="Times New Roman" w:eastAsia="宋体"/>
-                <w:b w:val="0"/>
-                <w:sz w:val="21"/>
-              </w:rPr>
-              <w:t>检测值与要求一致</w:t>
-            </w:r>
-          </w:p>
-        </w:tc>
-      </w:tr>
-      <w:tr>
-        <w:trPr>
-          <w:cantSplit/>
-        </w:trPr>
-        <w:tc>
-          <w:tcPr>
-            <w:tcW w:type="dxa" w:w="2880"/>
-          </w:tcPr>
-          <w:p>
-            <w:r>
-              <w:rPr>
-                <w:rFonts w:ascii="Consolas" w:hAnsi="Consolas" w:eastAsia="宋体"/>
-                <w:b w:val="0"/>
-                <w:sz w:val="21"/>
-              </w:rPr>
-              <w:t>[!!]</w:t>
-            </w:r>
-          </w:p>
-        </w:tc>
-        <w:tc>
-          <w:tcPr>
-            <w:tcW w:type="dxa" w:w="2880"/>
-          </w:tcPr>
-          <w:p>
-            <w:r>
-              <w:rPr>
-                <w:rFonts w:ascii="Times New Roman" w:hAnsi="Times New Roman" w:eastAsia="宋体"/>
-                <w:b w:val="0"/>
-                <w:sz w:val="21"/>
-              </w:rPr>
-              <w:t>不合规</w:t>
-            </w:r>
-          </w:p>
-        </w:tc>
-        <w:tc>
-          <w:tcPr>
-            <w:tcW w:type="dxa" w:w="2880"/>
-          </w:tcPr>
-          <w:p>
-            <w:r>
-              <w:rPr>
-                <w:rFonts w:ascii="Times New Roman" w:hAnsi="Times New Roman" w:eastAsia="宋体"/>
-                <w:b w:val="0"/>
-                <w:sz w:val="21"/>
-              </w:rPr>
-              <w:t>检测值与要求不符，报告内附整改建议</w:t>
-            </w:r>
-          </w:p>
-        </w:tc>
-      </w:tr>
-      <w:tr>
-        <w:trPr>
-          <w:cantSplit/>
-        </w:trPr>
-        <w:tc>
-          <w:tcPr>
-            <w:tcW w:type="dxa" w:w="2880"/>
-          </w:tcPr>
-          <w:p>
-            <w:r>
-              <w:rPr>
-                <w:rFonts w:ascii="Consolas" w:hAnsi="Consolas" w:eastAsia="宋体"/>
-                <w:b w:val="0"/>
-                <w:sz w:val="21"/>
-              </w:rPr>
-              <w:t>[??]</w:t>
-            </w:r>
-          </w:p>
-        </w:tc>
-        <w:tc>
-          <w:tcPr>
-            <w:tcW w:type="dxa" w:w="2880"/>
-          </w:tcPr>
-          <w:p>
-            <w:r>
-              <w:rPr>
-                <w:rFonts w:ascii="Times New Roman" w:hAnsi="Times New Roman" w:eastAsia="宋体"/>
-                <w:b w:val="0"/>
-                <w:sz w:val="21"/>
-              </w:rPr>
-              <w:t>需人工核查</w:t>
-            </w:r>
-          </w:p>
-        </w:tc>
-        <w:tc>
-          <w:tcPr>
-            <w:tcW w:type="dxa" w:w="2880"/>
-          </w:tcPr>
-          <w:p>
-            <w:r>
-              <w:rPr>
-                <w:rFonts w:ascii="Times New Roman" w:hAnsi="Times New Roman" w:eastAsia="宋体"/>
-                <w:b w:val="0"/>
-                <w:sz w:val="21"/>
-              </w:rPr>
-              <w:t>脚本已完成检测，但结论需结合台账或现场情况确认</w:t>
-            </w:r>
-          </w:p>
-        </w:tc>
-      </w:tr>
-      <w:tr>
-        <w:trPr>
-          <w:cantSplit/>
-        </w:trPr>
-        <w:tc>
-          <w:tcPr>
-            <w:tcW w:type="dxa" w:w="2880"/>
-          </w:tcPr>
-          <w:p>
-            <w:r>
-              <w:rPr>
-                <w:rFonts w:ascii="Consolas" w:hAnsi="Consolas" w:eastAsia="宋体"/>
-                <w:b w:val="0"/>
-                <w:sz w:val="21"/>
-              </w:rPr>
-              <w:t>[--]</w:t>
-            </w:r>
-          </w:p>
-        </w:tc>
-        <w:tc>
-          <w:tcPr>
-            <w:tcW w:type="dxa" w:w="2880"/>
-          </w:tcPr>
-          <w:p>
-            <w:r>
-              <w:rPr>
-                <w:rFonts w:ascii="Times New Roman" w:hAnsi="Times New Roman" w:eastAsia="宋体"/>
-                <w:b w:val="0"/>
-                <w:sz w:val="21"/>
-              </w:rPr>
-              <w:t>不适用</w:t>
-            </w:r>
-          </w:p>
-        </w:tc>
-        <w:tc>
-          <w:tcPr>
-            <w:tcW w:type="dxa" w:w="2880"/>
-          </w:tcPr>
-          <w:p>
-            <w:r>
-              <w:rPr>
-                <w:rFonts w:ascii="Times New Roman" w:hAnsi="Times New Roman" w:eastAsia="宋体"/>
-                <w:b w:val="0"/>
-                <w:sz w:val="21"/>
-              </w:rPr>
-              <w:t>该组件未部署或本机不具备核查条件</w:t>
-            </w:r>
-          </w:p>
-        </w:tc>
-      </w:tr>
-    </w:tbl>
-    <w:p>
-      <w:pPr>
-        <w:pStyle w:val="Heading3"/>
-        <w:keepNext/>
-        <w:spacing w:before="160" w:after="120"/>
-      </w:pPr>
-      <w:r>
-        <w:rPr>
-          <w:rFonts w:ascii="Times New Roman" w:hAnsi="Times New Roman" w:eastAsia="黑体"/>
-          <w:b/>
-          <w:color w:val="000000"/>
-          <w:sz w:val="24"/>
-        </w:rPr>
-        <w:t>6.2 报告文件</w:t>
+        <w:t>6.1 报告文件</w:t>
       </w:r>
     </w:p>
     <w:p>
@@ -6029,7 +7190,7 @@
           <w:b w:val="0"/>
           <w:sz w:val="24"/>
         </w:rPr>
-        <w:t xml:space="preserve"> 目录，文件名带时间戳。</w:t>
+        <w:t xml:space="preserve"> 目录，文件名带时间戳。Windows 侧输出清单如图 13 所示，麒麟侧如图 14 所示。</w:t>
       </w:r>
     </w:p>
     <w:p>
@@ -6076,7 +7237,7 @@
     </w:p>
     <w:p>
       <w:pPr>
-        <w:keepNext/>
+        <w:keepNext w:val="0"/>
         <w:jc w:val="center"/>
       </w:pPr>
       <w:r>
@@ -6162,7 +7323,7 @@
     </w:p>
     <w:p>
       <w:pPr>
-        <w:keepNext/>
+        <w:keepNext w:val="0"/>
         <w:jc w:val="center"/>
       </w:pPr>
       <w:r>
@@ -6172,76 +7333,6 @@
           <w:sz w:val="21"/>
         </w:rPr>
         <w:t>图 14　麒麟侧报告输出</w:t>
-      </w:r>
-    </w:p>
-    <w:p>
-      <w:pPr>
-        <w:keepNext/>
-        <w:spacing w:before="120"/>
-        <w:ind w:firstLine="0"/>
-        <w:jc w:val="center"/>
-      </w:pPr>
-      <w:r>
-        <w:drawing>
-          <wp:inline xmlns:a="http://schemas.openxmlformats.org/drawingml/2006/main" xmlns:pic="http://schemas.openxmlformats.org/drawingml/2006/picture">
-            <wp:extent cx="5580000" cy="3427714"/>
-            <wp:docPr id="15" name="Picture 15"/>
-            <wp:cNvGraphicFramePr>
-              <a:graphicFrameLocks noChangeAspect="1"/>
-            </wp:cNvGraphicFramePr>
-            <a:graphic>
-              <a:graphicData uri="http://schemas.openxmlformats.org/drawingml/2006/picture">
-                <pic:pic>
-                  <pic:nvPicPr>
-                    <pic:cNvPr id="0" name="op_kylin_report.png"/>
-                    <pic:cNvPicPr/>
-                  </pic:nvPicPr>
-                  <pic:blipFill>
-                    <a:blip r:embed="rId23"/>
-                    <a:stretch>
-                      <a:fillRect/>
-                    </a:stretch>
-                  </pic:blipFill>
-                  <pic:spPr>
-                    <a:xfrm>
-                      <a:off x="0" y="0"/>
-                      <a:ext cx="5580000" cy="3427714"/>
-                    </a:xfrm>
-                    <a:prstGeom prst="rect"/>
-                  </pic:spPr>
-                </pic:pic>
-              </a:graphicData>
-            </a:graphic>
-          </wp:inline>
-        </w:drawing>
-      </w:r>
-    </w:p>
-    <w:p>
-      <w:pPr>
-        <w:keepNext/>
-        <w:jc w:val="center"/>
-      </w:pPr>
-      <w:r>
-        <w:rPr>
-          <w:rFonts w:ascii="Times New Roman" w:hAnsi="Times New Roman" w:eastAsia="宋体"/>
-          <w:b w:val="0"/>
-          <w:sz w:val="21"/>
-        </w:rPr>
-        <w:t>图 15　麒麟侧 HTML 报告样例</w:t>
-      </w:r>
-    </w:p>
-    <w:p>
-      <w:pPr>
-        <w:spacing w:line="276" w:lineRule="auto" w:before="40" w:after="80"/>
-        <w:ind w:left="340" w:firstLine="0"/>
-      </w:pPr>
-      <w:r>
-        <w:rPr>
-          <w:rFonts w:ascii="Times New Roman" w:hAnsi="Times New Roman" w:eastAsia="宋体"/>
-          <w:b w:val="0"/>
-          <w:sz w:val="19"/>
-        </w:rPr>
-        <w:t>麒麟侧生成的 HTML 报告在浏览器中打开的实际效果：页首为系统信息与四态统计卡，下方为逐项明细表，含判定、检测详情、整改建议与对应指导书条款。</w:t>
       </w:r>
     </w:p>
     <w:p>
@@ -6573,7 +7664,6 @@
     </w:tbl>
     <w:p>
       <w:pPr>
-        <w:keepNext/>
         <w:spacing w:line="360" w:lineRule="auto"/>
         <w:ind w:firstLineChars="200" w:firstLine="480"/>
       </w:pPr>
@@ -6583,7 +7673,77 @@
           <w:b w:val="0"/>
           <w:sz w:val="24"/>
         </w:rPr>
-        <w:t>报告样式如下，逐项列出判定结果、检测详情与对应指导书条款：</w:t>
+        <w:t>HTML 报告在浏览器中打开的效果如图 15、图 16 所示：页首为系统信息与四态统计卡，下方为逐项明细表。</w:t>
+      </w:r>
+    </w:p>
+    <w:p>
+      <w:pPr>
+        <w:keepNext/>
+        <w:spacing w:before="120"/>
+        <w:ind w:firstLine="0"/>
+        <w:jc w:val="center"/>
+      </w:pPr>
+      <w:r>
+        <w:drawing>
+          <wp:inline xmlns:a="http://schemas.openxmlformats.org/drawingml/2006/main" xmlns:pic="http://schemas.openxmlformats.org/drawingml/2006/picture">
+            <wp:extent cx="5580000" cy="3427714"/>
+            <wp:docPr id="15" name="Picture 15"/>
+            <wp:cNvGraphicFramePr>
+              <a:graphicFrameLocks noChangeAspect="1"/>
+            </wp:cNvGraphicFramePr>
+            <a:graphic>
+              <a:graphicData uri="http://schemas.openxmlformats.org/drawingml/2006/picture">
+                <pic:pic>
+                  <pic:nvPicPr>
+                    <pic:cNvPr id="0" name="op_kylin_report.png"/>
+                    <pic:cNvPicPr/>
+                  </pic:nvPicPr>
+                  <pic:blipFill>
+                    <a:blip r:embed="rId23"/>
+                    <a:stretch>
+                      <a:fillRect/>
+                    </a:stretch>
+                  </pic:blipFill>
+                  <pic:spPr>
+                    <a:xfrm>
+                      <a:off x="0" y="0"/>
+                      <a:ext cx="5580000" cy="3427714"/>
+                    </a:xfrm>
+                    <a:prstGeom prst="rect"/>
+                  </pic:spPr>
+                </pic:pic>
+              </a:graphicData>
+            </a:graphic>
+          </wp:inline>
+        </w:drawing>
+      </w:r>
+    </w:p>
+    <w:p>
+      <w:pPr>
+        <w:keepNext w:val="0"/>
+        <w:jc w:val="center"/>
+      </w:pPr>
+      <w:r>
+        <w:rPr>
+          <w:rFonts w:ascii="Times New Roman" w:hAnsi="Times New Roman" w:eastAsia="宋体"/>
+          <w:b w:val="0"/>
+          <w:sz w:val="21"/>
+        </w:rPr>
+        <w:t>图 15　麒麟侧 HTML 报告样例</w:t>
+      </w:r>
+    </w:p>
+    <w:p>
+      <w:pPr>
+        <w:spacing w:line="276" w:lineRule="auto" w:before="40" w:after="80"/>
+        <w:ind w:left="340" w:firstLine="0"/>
+      </w:pPr>
+      <w:r>
+        <w:rPr>
+          <w:rFonts w:ascii="Times New Roman" w:hAnsi="Times New Roman" w:eastAsia="宋体"/>
+          <w:b w:val="0"/>
+          <w:sz w:val="19"/>
+        </w:rPr>
+        <w:t>麒麟侧生成的 HTML 报告实际效果：明细表含判定、检测详情、整改建议与对应指导书条款。</w:t>
       </w:r>
     </w:p>
     <w:p>
@@ -6630,7 +7790,7 @@
     </w:p>
     <w:p>
       <w:pPr>
-        <w:keepNext/>
+        <w:keepNext w:val="0"/>
         <w:jc w:val="center"/>
       </w:pPr>
       <w:r>
@@ -6653,323 +7813,23 @@
           <w:b w:val="0"/>
           <w:sz w:val="19"/>
         </w:rPr>
-        <w:t>操作系统核查报告的实际输出。页首为四态统计卡，下方为逐项明细表，可按状态筛选与关键词搜索。</w:t>
+        <w:t>操作系统核查报告的实际输出，可按状态筛选与关键词搜索。</w:t>
       </w:r>
     </w:p>
     <w:p>
       <w:pPr>
-        <w:pStyle w:val="Heading2"/>
+        <w:pStyle w:val="Heading3"/>
         <w:keepNext/>
-        <w:spacing w:before="240" w:after="120"/>
+        <w:spacing w:before="160" w:after="120"/>
       </w:pPr>
       <w:r>
         <w:rPr>
           <w:rFonts w:ascii="Times New Roman" w:hAnsi="Times New Roman" w:eastAsia="黑体"/>
           <w:b/>
           <w:color w:val="000000"/>
-          <w:sz w:val="28"/>
-        </w:rPr>
-        <w:t>七、人工核查台</w:t>
-      </w:r>
-    </w:p>
-    <w:p>
-      <w:pPr>
-        <w:spacing w:line="360" w:lineRule="auto"/>
-        <w:ind w:firstLineChars="200" w:firstLine="480"/>
-      </w:pPr>
-      <w:r>
-        <w:rPr>
-          <w:rFonts w:ascii="Times New Roman" w:hAnsi="Times New Roman" w:eastAsia="宋体"/>
-          <w:b w:val="0"/>
           <w:sz w:val="24"/>
         </w:rPr>
-        <w:t xml:space="preserve">对无法运行脚本的机器（只读系统、组策略拦截、非标准平台等），使用 </w:t>
-      </w:r>
-      <w:r>
-        <w:rPr>
-          <w:rFonts w:ascii="Consolas" w:hAnsi="Consolas" w:eastAsia="宋体"/>
-          <w:b w:val="0"/>
-          <w:sz w:val="22"/>
-        </w:rPr>
-        <w:t>manual_check.html</w:t>
-      </w:r>
-      <w:r>
-        <w:rPr>
-          <w:rFonts w:ascii="Times New Roman" w:hAnsi="Times New Roman" w:eastAsia="宋体"/>
-          <w:b w:val="0"/>
-          <w:sz w:val="24"/>
-        </w:rPr>
-        <w:t xml:space="preserve"> 逐项人工核查。该文件为单文件网页，双击即可用浏览器打开，无需网络。</w:t>
-      </w:r>
-    </w:p>
-    <w:p>
-      <w:pPr>
-        <w:keepNext/>
-        <w:spacing w:before="120"/>
-        <w:ind w:firstLine="0"/>
-        <w:jc w:val="center"/>
-      </w:pPr>
-      <w:r>
-        <w:drawing>
-          <wp:inline xmlns:a="http://schemas.openxmlformats.org/drawingml/2006/main" xmlns:pic="http://schemas.openxmlformats.org/drawingml/2006/picture">
-            <wp:extent cx="5040000" cy="4500000"/>
-            <wp:docPr id="17" name="Picture 17"/>
-            <wp:cNvGraphicFramePr>
-              <a:graphicFrameLocks noChangeAspect="1"/>
-            </wp:cNvGraphicFramePr>
-            <a:graphic>
-              <a:graphicData uri="http://schemas.openxmlformats.org/drawingml/2006/picture">
-                <pic:pic>
-                  <pic:nvPicPr>
-                    <pic:cNvPr id="0" name="fig_manual.png"/>
-                    <pic:cNvPicPr/>
-                  </pic:nvPicPr>
-                  <pic:blipFill>
-                    <a:blip r:embed="rId25"/>
-                    <a:stretch>
-                      <a:fillRect/>
-                    </a:stretch>
-                  </pic:blipFill>
-                  <pic:spPr>
-                    <a:xfrm>
-                      <a:off x="0" y="0"/>
-                      <a:ext cx="5040000" cy="4500000"/>
-                    </a:xfrm>
-                    <a:prstGeom prst="rect"/>
-                  </pic:spPr>
-                </pic:pic>
-              </a:graphicData>
-            </a:graphic>
-          </wp:inline>
-        </w:drawing>
-      </w:r>
-    </w:p>
-    <w:p>
-      <w:pPr>
-        <w:keepNext/>
-        <w:jc w:val="center"/>
-      </w:pPr>
-      <w:r>
-        <w:rPr>
-          <w:rFonts w:ascii="Times New Roman" w:hAnsi="Times New Roman" w:eastAsia="宋体"/>
-          <w:b w:val="0"/>
-          <w:sz w:val="21"/>
-        </w:rPr>
-        <w:t>图 17　人工核查台界面</w:t>
-      </w:r>
-    </w:p>
-    <w:p>
-      <w:pPr>
-        <w:spacing w:line="276" w:lineRule="auto" w:before="40" w:after="80"/>
-        <w:ind w:left="340" w:firstLine="0"/>
-      </w:pPr>
-      <w:r>
-        <w:rPr>
-          <w:rFonts w:ascii="Times New Roman" w:hAnsi="Times New Roman" w:eastAsia="宋体"/>
-          <w:b w:val="0"/>
-          <w:sz w:val="19"/>
-        </w:rPr>
-        <w:t xml:space="preserve">打开 </w:t>
-      </w:r>
-      <w:r>
-        <w:rPr>
-          <w:rFonts w:ascii="Consolas" w:hAnsi="Consolas" w:eastAsia="宋体"/>
-          <w:b w:val="0"/>
-          <w:sz w:val="19"/>
-        </w:rPr>
-        <w:t>manual_check.html</w:t>
-      </w:r>
-      <w:r>
-        <w:rPr>
-          <w:rFonts w:ascii="Times New Roman" w:hAnsi="Times New Roman" w:eastAsia="宋体"/>
-          <w:b w:val="0"/>
-          <w:sz w:val="19"/>
-        </w:rPr>
-        <w:t xml:space="preserve"> 的初始状态。顶部填写被测系统、主机名、核查人、核查日期；下方 136 项检查项按章分组，每项提供合规/不合规/需人工核查/不适用四个选项与详情输入框；填写内容自动保存在本机浏览器，关闭页面不丢失。</w:t>
-      </w:r>
-    </w:p>
-    <w:p>
-      <w:pPr>
-        <w:spacing w:line="360" w:lineRule="auto"/>
-        <w:ind w:firstLineChars="200" w:firstLine="480"/>
-      </w:pPr>
-      <w:r>
-        <w:rPr>
-          <w:rFonts w:ascii="Times New Roman" w:hAnsi="Times New Roman" w:eastAsia="宋体"/>
-          <w:b w:val="0"/>
-          <w:sz w:val="24"/>
-        </w:rPr>
-        <w:t>逐项点选结论、填写核查详情，必要时在卡片下方粘贴证据截图；整章无异议时可用章级批量按钮一键设定，已核查项不受影响。</w:t>
-      </w:r>
-    </w:p>
-    <w:p>
-      <w:pPr>
-        <w:keepNext/>
-        <w:spacing w:before="120"/>
-        <w:ind w:firstLine="0"/>
-        <w:jc w:val="center"/>
-      </w:pPr>
-      <w:r>
-        <w:drawing>
-          <wp:inline xmlns:a="http://schemas.openxmlformats.org/drawingml/2006/main" xmlns:pic="http://schemas.openxmlformats.org/drawingml/2006/picture">
-            <wp:extent cx="4200000" cy="4500000"/>
-            <wp:docPr id="18" name="Picture 18"/>
-            <wp:cNvGraphicFramePr>
-              <a:graphicFrameLocks noChangeAspect="1"/>
-            </wp:cNvGraphicFramePr>
-            <a:graphic>
-              <a:graphicData uri="http://schemas.openxmlformats.org/drawingml/2006/picture">
-                <pic:pic>
-                  <pic:nvPicPr>
-                    <pic:cNvPr id="0" name="fig_manual_filled.png"/>
-                    <pic:cNvPicPr/>
-                  </pic:nvPicPr>
-                  <pic:blipFill>
-                    <a:blip r:embed="rId26"/>
-                    <a:stretch>
-                      <a:fillRect/>
-                    </a:stretch>
-                  </pic:blipFill>
-                  <pic:spPr>
-                    <a:xfrm>
-                      <a:off x="0" y="0"/>
-                      <a:ext cx="4200000" cy="4500000"/>
-                    </a:xfrm>
-                    <a:prstGeom prst="rect"/>
-                  </pic:spPr>
-                </pic:pic>
-              </a:graphicData>
-            </a:graphic>
-          </wp:inline>
-        </w:drawing>
-      </w:r>
-    </w:p>
-    <w:p>
-      <w:pPr>
-        <w:keepNext/>
-        <w:jc w:val="center"/>
-      </w:pPr>
-      <w:r>
-        <w:rPr>
-          <w:rFonts w:ascii="Times New Roman" w:hAnsi="Times New Roman" w:eastAsia="宋体"/>
-          <w:b w:val="0"/>
-          <w:sz w:val="21"/>
-        </w:rPr>
-        <w:t>图 18　全部填写完成的状态</w:t>
-      </w:r>
-    </w:p>
-    <w:p>
-      <w:pPr>
-        <w:spacing w:line="276" w:lineRule="auto" w:before="40" w:after="80"/>
-        <w:ind w:left="340" w:firstLine="0"/>
-      </w:pPr>
-      <w:r>
-        <w:rPr>
-          <w:rFonts w:ascii="Times New Roman" w:hAnsi="Times New Roman" w:eastAsia="宋体"/>
-          <w:b w:val="0"/>
-          <w:sz w:val="19"/>
-        </w:rPr>
-        <w:t>136 项全部填写完成后的实际画面。顶部统计显示未核查 0 项，各章标题右侧显示该章已核进度。图中为演示用示例数据。</w:t>
-      </w:r>
-    </w:p>
-    <w:p>
-      <w:pPr>
-        <w:spacing w:line="360" w:lineRule="auto"/>
-        <w:ind w:firstLineChars="200" w:firstLine="480"/>
-      </w:pPr>
-      <w:r>
-        <w:rPr>
-          <w:rFonts w:ascii="Times New Roman" w:hAnsi="Times New Roman" w:eastAsia="宋体"/>
-          <w:b w:val="0"/>
-          <w:sz w:val="24"/>
-        </w:rPr>
-        <w:t>填写完成后点击右上角「导出报告 (Excel)」（或「导出报告 (HTML)」），浏览器即下载一份带时间戳的报告文件。</w:t>
-      </w:r>
-    </w:p>
-    <w:p>
-      <w:pPr>
-        <w:keepNext/>
-        <w:spacing w:before="120"/>
-        <w:ind w:firstLine="0"/>
-        <w:jc w:val="center"/>
-      </w:pPr>
-      <w:r>
-        <w:drawing>
-          <wp:inline xmlns:a="http://schemas.openxmlformats.org/drawingml/2006/main" xmlns:pic="http://schemas.openxmlformats.org/drawingml/2006/picture">
-            <wp:extent cx="5580000" cy="3268881"/>
-            <wp:docPr id="19" name="Picture 19"/>
-            <wp:cNvGraphicFramePr>
-              <a:graphicFrameLocks noChangeAspect="1"/>
-            </wp:cNvGraphicFramePr>
-            <a:graphic>
-              <a:graphicData uri="http://schemas.openxmlformats.org/drawingml/2006/picture">
-                <pic:pic>
-                  <pic:nvPicPr>
-                    <pic:cNvPr id="0" name="fig_manual_export.png"/>
-                    <pic:cNvPicPr/>
-                  </pic:nvPicPr>
-                  <pic:blipFill>
-                    <a:blip r:embed="rId27"/>
-                    <a:stretch>
-                      <a:fillRect/>
-                    </a:stretch>
-                  </pic:blipFill>
-                  <pic:spPr>
-                    <a:xfrm>
-                      <a:off x="0" y="0"/>
-                      <a:ext cx="5580000" cy="3268881"/>
-                    </a:xfrm>
-                    <a:prstGeom prst="rect"/>
-                  </pic:spPr>
-                </pic:pic>
-              </a:graphicData>
-            </a:graphic>
-          </wp:inline>
-        </w:drawing>
-      </w:r>
-    </w:p>
-    <w:p>
-      <w:pPr>
-        <w:keepNext/>
-        <w:jc w:val="center"/>
-      </w:pPr>
-      <w:r>
-        <w:rPr>
-          <w:rFonts w:ascii="Times New Roman" w:hAnsi="Times New Roman" w:eastAsia="宋体"/>
-          <w:b w:val="0"/>
-          <w:sz w:val="21"/>
-        </w:rPr>
-        <w:t>图 19　导出的 Excel 报告</w:t>
-      </w:r>
-    </w:p>
-    <w:p>
-      <w:pPr>
-        <w:spacing w:line="276" w:lineRule="auto" w:before="40" w:after="80"/>
-        <w:ind w:left="340" w:firstLine="0"/>
-      </w:pPr>
-      <w:r>
-        <w:rPr>
-          <w:rFonts w:ascii="Times New Roman" w:hAnsi="Times New Roman" w:eastAsia="宋体"/>
-          <w:b w:val="0"/>
-          <w:sz w:val="19"/>
-        </w:rPr>
-        <w:t>点击「导出报告 (Excel)」后由核查台生成、并在 Excel 中打开的实际报告。表头为现场信息与四态统计，表体为 136 行 × 8 列（章节、编号、类别、核查项、结果、详情、建议、参考指导书），与自动脚本出具的报告格式一致。</w:t>
-      </w:r>
-    </w:p>
-    <w:p>
-      <w:pPr>
-        <w:pStyle w:val="Heading2"/>
-        <w:keepNext/>
-        <w:spacing w:before="240" w:after="120"/>
-      </w:pPr>
-      <w:r>
-        <w:rPr>
-          <w:rFonts w:ascii="Times New Roman" w:hAnsi="Times New Roman" w:eastAsia="黑体"/>
-          <w:b/>
-          <w:color w:val="000000"/>
-          <w:sz w:val="28"/>
-        </w:rPr>
-        <w:t>八、结果汇总与上报</w:t>
+        <w:t>6.2 汇总与上报</w:t>
       </w:r>
     </w:p>
     <w:p>
@@ -7004,6 +7864,347 @@
     </w:p>
     <w:p>
       <w:pPr>
+        <w:spacing w:line="360" w:lineRule="auto"/>
+        <w:ind w:firstLineChars="200" w:firstLine="480"/>
+      </w:pPr>
+      <w:r>
+        <w:rPr>
+          <w:rFonts w:ascii="Times New Roman" w:hAnsi="Times New Roman" w:eastAsia="宋体"/>
+          <w:b w:val="0"/>
+          <w:sz w:val="24"/>
+        </w:rPr>
+        <w:t>日常上报以汇总报告为准，其 Excel 视图如图 17 所示。</w:t>
+      </w:r>
+    </w:p>
+    <w:p>
+      <w:pPr>
+        <w:keepNext/>
+        <w:spacing w:before="120"/>
+        <w:ind w:firstLine="0"/>
+        <w:jc w:val="center"/>
+      </w:pPr>
+      <w:r>
+        <w:drawing>
+          <wp:inline xmlns:a="http://schemas.openxmlformats.org/drawingml/2006/main" xmlns:pic="http://schemas.openxmlformats.org/drawingml/2006/picture">
+            <wp:extent cx="5580000" cy="3268881"/>
+            <wp:docPr id="17" name="Picture 17"/>
+            <wp:cNvGraphicFramePr>
+              <a:graphicFrameLocks noChangeAspect="1"/>
+            </wp:cNvGraphicFramePr>
+            <a:graphic>
+              <a:graphicData uri="http://schemas.openxmlformats.org/drawingml/2006/picture">
+                <pic:pic>
+                  <pic:nvPicPr>
+                    <pic:cNvPr id="0" name="op_summary_xls.png"/>
+                    <pic:cNvPicPr/>
+                  </pic:nvPicPr>
+                  <pic:blipFill>
+                    <a:blip r:embed="rId25"/>
+                    <a:stretch>
+                      <a:fillRect/>
+                    </a:stretch>
+                  </pic:blipFill>
+                  <pic:spPr>
+                    <a:xfrm>
+                      <a:off x="0" y="0"/>
+                      <a:ext cx="5580000" cy="3268881"/>
+                    </a:xfrm>
+                    <a:prstGeom prst="rect"/>
+                  </pic:spPr>
+                </pic:pic>
+              </a:graphicData>
+            </a:graphic>
+          </wp:inline>
+        </w:drawing>
+      </w:r>
+    </w:p>
+    <w:p>
+      <w:pPr>
+        <w:keepNext w:val="0"/>
+        <w:jc w:val="center"/>
+      </w:pPr>
+      <w:r>
+        <w:rPr>
+          <w:rFonts w:ascii="Times New Roman" w:hAnsi="Times New Roman" w:eastAsia="宋体"/>
+          <w:b w:val="0"/>
+          <w:sz w:val="21"/>
+        </w:rPr>
+        <w:t>图 17　汇总报告 Excel 视图（上报用）</w:t>
+      </w:r>
+    </w:p>
+    <w:p>
+      <w:pPr>
+        <w:spacing w:line="276" w:lineRule="auto" w:before="40" w:after="80"/>
+        <w:ind w:left="340" w:firstLine="0"/>
+      </w:pPr>
+      <w:r>
+        <w:rPr>
+          <w:rFonts w:ascii="Times New Roman" w:hAnsi="Times New Roman" w:eastAsia="宋体"/>
+          <w:b w:val="0"/>
+          <w:sz w:val="19"/>
+        </w:rPr>
+        <w:t>Windows 版一键运行合并生成的汇总报告在 Excel 中打开的实际效果：表头标注组件数，表体按组件列出全部检查项的判定、详情、修复建议与对应指导书章节。</w:t>
+      </w:r>
+    </w:p>
+    <w:p>
+      <w:pPr>
+        <w:pStyle w:val="Heading2"/>
+        <w:keepNext/>
+        <w:spacing w:before="240" w:after="120"/>
+      </w:pPr>
+      <w:r>
+        <w:rPr>
+          <w:rFonts w:ascii="Times New Roman" w:hAnsi="Times New Roman" w:eastAsia="黑体"/>
+          <w:b/>
+          <w:color w:val="000000"/>
+          <w:sz w:val="28"/>
+        </w:rPr>
+        <w:t>7 人工核查台</w:t>
+      </w:r>
+    </w:p>
+    <w:p>
+      <w:pPr>
+        <w:spacing w:line="360" w:lineRule="auto"/>
+        <w:ind w:firstLineChars="200" w:firstLine="480"/>
+      </w:pPr>
+      <w:r>
+        <w:rPr>
+          <w:rFonts w:ascii="Times New Roman" w:hAnsi="Times New Roman" w:eastAsia="宋体"/>
+          <w:b w:val="0"/>
+          <w:sz w:val="24"/>
+        </w:rPr>
+        <w:t xml:space="preserve">对无法运行脚本的机器（只读系统、组策略拦截、非标准平台等），使用 </w:t>
+      </w:r>
+      <w:r>
+        <w:rPr>
+          <w:rFonts w:ascii="Consolas" w:hAnsi="Consolas" w:eastAsia="宋体"/>
+          <w:b w:val="0"/>
+          <w:sz w:val="22"/>
+        </w:rPr>
+        <w:t>manual_check.html</w:t>
+      </w:r>
+      <w:r>
+        <w:rPr>
+          <w:rFonts w:ascii="Times New Roman" w:hAnsi="Times New Roman" w:eastAsia="宋体"/>
+          <w:b w:val="0"/>
+          <w:sz w:val="24"/>
+        </w:rPr>
+        <w:t xml:space="preserve"> 逐项人工核查。该文件为单文件网页，双击即可用浏览器打开，无需网络。核查流程分三步：填写现场信息并逐项点选结论、必要时粘贴证据、导出报告。</w:t>
+      </w:r>
+    </w:p>
+    <w:p>
+      <w:pPr>
+        <w:ind w:left="420"/>
+      </w:pPr>
+      <w:r>
+        <w:rPr>
+          <w:rFonts w:ascii="Times New Roman" w:hAnsi="Times New Roman" w:eastAsia="宋体"/>
+          <w:b w:val="0"/>
+          <w:sz w:val="24"/>
+        </w:rPr>
+        <w:t xml:space="preserve">1. 用浏览器打开 </w:t>
+      </w:r>
+      <w:r>
+        <w:rPr>
+          <w:rFonts w:ascii="Consolas" w:hAnsi="Consolas" w:eastAsia="宋体"/>
+          <w:b w:val="0"/>
+          <w:sz w:val="22"/>
+        </w:rPr>
+        <w:t>manual_check.html</w:t>
+      </w:r>
+      <w:r>
+        <w:rPr>
+          <w:rFonts w:ascii="Times New Roman" w:hAnsi="Times New Roman" w:eastAsia="宋体"/>
+          <w:b w:val="0"/>
+          <w:sz w:val="24"/>
+        </w:rPr>
+        <w:t>，界面如图 18 所示。顶部填写被测系统、主机名、核查人、核查日期；下方 136 项检查项按章分组，每项提供合规/不合规/需人工核查/不适用四个选项与详情输入框。</w:t>
+      </w:r>
+    </w:p>
+    <w:p>
+      <w:pPr>
+        <w:ind w:left="420"/>
+      </w:pPr>
+      <w:r>
+        <w:rPr>
+          <w:rFonts w:ascii="Times New Roman" w:hAnsi="Times New Roman" w:eastAsia="宋体"/>
+          <w:b w:val="0"/>
+          <w:sz w:val="24"/>
+        </w:rPr>
+        <w:t>2. 逐项点选结论、填写核查详情，必要时在卡片下方粘贴证据截图；整章无异议时可用章级批量按钮一键设定，已核查项不受影响。填写内容自动保存在本机浏览器，关闭页面不丢失。全部完成的状态如图 19 所示。</w:t>
+      </w:r>
+    </w:p>
+    <w:p>
+      <w:pPr>
+        <w:ind w:left="420"/>
+      </w:pPr>
+      <w:r>
+        <w:rPr>
+          <w:rFonts w:ascii="Times New Roman" w:hAnsi="Times New Roman" w:eastAsia="宋体"/>
+          <w:b w:val="0"/>
+          <w:sz w:val="24"/>
+        </w:rPr>
+        <w:t>3. 点击右上角「导出报告 (Excel)」（或「导出报告 (HTML)」），浏览器即下载一份带时间戳的报告文件，如图 20 所示。</w:t>
+      </w:r>
+    </w:p>
+    <w:p>
+      <w:pPr>
+        <w:keepNext/>
+        <w:spacing w:before="120"/>
+        <w:ind w:firstLine="0"/>
+        <w:jc w:val="center"/>
+      </w:pPr>
+      <w:r>
+        <w:drawing>
+          <wp:inline xmlns:a="http://schemas.openxmlformats.org/drawingml/2006/main" xmlns:pic="http://schemas.openxmlformats.org/drawingml/2006/picture">
+            <wp:extent cx="5040000" cy="4500000"/>
+            <wp:docPr id="18" name="Picture 18"/>
+            <wp:cNvGraphicFramePr>
+              <a:graphicFrameLocks noChangeAspect="1"/>
+            </wp:cNvGraphicFramePr>
+            <a:graphic>
+              <a:graphicData uri="http://schemas.openxmlformats.org/drawingml/2006/picture">
+                <pic:pic>
+                  <pic:nvPicPr>
+                    <pic:cNvPr id="0" name="fig_manual.png"/>
+                    <pic:cNvPicPr/>
+                  </pic:nvPicPr>
+                  <pic:blipFill>
+                    <a:blip r:embed="rId26"/>
+                    <a:stretch>
+                      <a:fillRect/>
+                    </a:stretch>
+                  </pic:blipFill>
+                  <pic:spPr>
+                    <a:xfrm>
+                      <a:off x="0" y="0"/>
+                      <a:ext cx="5040000" cy="4500000"/>
+                    </a:xfrm>
+                    <a:prstGeom prst="rect"/>
+                  </pic:spPr>
+                </pic:pic>
+              </a:graphicData>
+            </a:graphic>
+          </wp:inline>
+        </w:drawing>
+      </w:r>
+    </w:p>
+    <w:p>
+      <w:pPr>
+        <w:keepNext w:val="0"/>
+        <w:jc w:val="center"/>
+      </w:pPr>
+      <w:r>
+        <w:rPr>
+          <w:rFonts w:ascii="Times New Roman" w:hAnsi="Times New Roman" w:eastAsia="宋体"/>
+          <w:b w:val="0"/>
+          <w:sz w:val="21"/>
+        </w:rPr>
+        <w:t>图 18　人工核查台界面</w:t>
+      </w:r>
+    </w:p>
+    <w:p>
+      <w:pPr>
+        <w:spacing w:line="276" w:lineRule="auto" w:before="40" w:after="80"/>
+        <w:ind w:left="340" w:firstLine="0"/>
+      </w:pPr>
+      <w:r>
+        <w:rPr>
+          <w:rFonts w:ascii="Times New Roman" w:hAnsi="Times New Roman" w:eastAsia="宋体"/>
+          <w:b w:val="0"/>
+          <w:sz w:val="19"/>
+        </w:rPr>
+        <w:t xml:space="preserve">打开 </w:t>
+      </w:r>
+      <w:r>
+        <w:rPr>
+          <w:rFonts w:ascii="Consolas" w:hAnsi="Consolas" w:eastAsia="宋体"/>
+          <w:b w:val="0"/>
+          <w:sz w:val="19"/>
+        </w:rPr>
+        <w:t>manual_check.html</w:t>
+      </w:r>
+      <w:r>
+        <w:rPr>
+          <w:rFonts w:ascii="Times New Roman" w:hAnsi="Times New Roman" w:eastAsia="宋体"/>
+          <w:b w:val="0"/>
+          <w:sz w:val="19"/>
+        </w:rPr>
+        <w:t xml:space="preserve"> 的初始状态。各章标题右侧显示该章已核进度。</w:t>
+      </w:r>
+    </w:p>
+    <w:p>
+      <w:pPr>
+        <w:keepNext/>
+        <w:spacing w:before="120"/>
+        <w:ind w:firstLine="0"/>
+        <w:jc w:val="center"/>
+      </w:pPr>
+      <w:r>
+        <w:drawing>
+          <wp:inline xmlns:a="http://schemas.openxmlformats.org/drawingml/2006/main" xmlns:pic="http://schemas.openxmlformats.org/drawingml/2006/picture">
+            <wp:extent cx="4200000" cy="4500000"/>
+            <wp:docPr id="19" name="Picture 19"/>
+            <wp:cNvGraphicFramePr>
+              <a:graphicFrameLocks noChangeAspect="1"/>
+            </wp:cNvGraphicFramePr>
+            <a:graphic>
+              <a:graphicData uri="http://schemas.openxmlformats.org/drawingml/2006/picture">
+                <pic:pic>
+                  <pic:nvPicPr>
+                    <pic:cNvPr id="0" name="fig_manual_filled.png"/>
+                    <pic:cNvPicPr/>
+                  </pic:nvPicPr>
+                  <pic:blipFill>
+                    <a:blip r:embed="rId27"/>
+                    <a:stretch>
+                      <a:fillRect/>
+                    </a:stretch>
+                  </pic:blipFill>
+                  <pic:spPr>
+                    <a:xfrm>
+                      <a:off x="0" y="0"/>
+                      <a:ext cx="4200000" cy="4500000"/>
+                    </a:xfrm>
+                    <a:prstGeom prst="rect"/>
+                  </pic:spPr>
+                </pic:pic>
+              </a:graphicData>
+            </a:graphic>
+          </wp:inline>
+        </w:drawing>
+      </w:r>
+    </w:p>
+    <w:p>
+      <w:pPr>
+        <w:keepNext w:val="0"/>
+        <w:jc w:val="center"/>
+      </w:pPr>
+      <w:r>
+        <w:rPr>
+          <w:rFonts w:ascii="Times New Roman" w:hAnsi="Times New Roman" w:eastAsia="宋体"/>
+          <w:b w:val="0"/>
+          <w:sz w:val="21"/>
+        </w:rPr>
+        <w:t>图 19　全部填写完成的状态</w:t>
+      </w:r>
+    </w:p>
+    <w:p>
+      <w:pPr>
+        <w:spacing w:line="276" w:lineRule="auto" w:before="40" w:after="80"/>
+        <w:ind w:left="340" w:firstLine="0"/>
+      </w:pPr>
+      <w:r>
+        <w:rPr>
+          <w:rFonts w:ascii="Times New Roman" w:hAnsi="Times New Roman" w:eastAsia="宋体"/>
+          <w:b w:val="0"/>
+          <w:sz w:val="19"/>
+        </w:rPr>
+        <w:t>136 项全部填写完成后的实际画面。顶部统计显示未核查 0 项。图中为演示用示例数据。</w:t>
+      </w:r>
+    </w:p>
+    <w:p>
+      <w:pPr>
         <w:keepNext/>
         <w:spacing w:before="120"/>
         <w:ind w:firstLine="0"/>
@@ -7021,7 +8222,7 @@
               <a:graphicData uri="http://schemas.openxmlformats.org/drawingml/2006/picture">
                 <pic:pic>
                   <pic:nvPicPr>
-                    <pic:cNvPr id="0" name="op_summary_xls.png"/>
+                    <pic:cNvPr id="0" name="fig_manual_export.png"/>
                     <pic:cNvPicPr/>
                   </pic:nvPicPr>
                   <pic:blipFill>
@@ -7046,7 +8247,7 @@
     </w:p>
     <w:p>
       <w:pPr>
-        <w:keepNext/>
+        <w:keepNext w:val="0"/>
         <w:jc w:val="center"/>
       </w:pPr>
       <w:r>
@@ -7055,7 +8256,7 @@
           <w:b w:val="0"/>
           <w:sz w:val="21"/>
         </w:rPr>
-        <w:t>图 20　汇总报告 Excel 视图（上报用）</w:t>
+        <w:t>图 20　导出的 Excel 报告</w:t>
       </w:r>
     </w:p>
     <w:p>
@@ -7069,7 +8270,7 @@
           <w:b w:val="0"/>
           <w:sz w:val="19"/>
         </w:rPr>
-        <w:t>Windows 版一键运行合并生成的汇总报告在 Excel 中打开的实际效果：表头标注组件数，表体按组件列出全部检查项的判定、详情、修复建议与对应指导书章节，日常上报以此文件为准。</w:t>
+        <w:t>点击「导出报告 (Excel)」后由核查台生成、并在 Excel 中打开的实际报告。表头为现场信息与四态统计，表体为 136 行 × 8 列（章节、编号、类别、核查项、结果、详情、建议、参考指导书），与自动脚本出具的报告格式一致。</w:t>
       </w:r>
     </w:p>
     <w:p>
@@ -7085,7 +8286,7 @@
           <w:color w:val="000000"/>
           <w:sz w:val="28"/>
         </w:rPr>
-        <w:t>九、已知限制</w:t>
+        <w:t>8 已知限制</w:t>
       </w:r>
     </w:p>
     <w:p>
@@ -7262,301 +8463,558 @@
           <w:color w:val="000000"/>
           <w:sz w:val="28"/>
         </w:rPr>
-        <w:t>十、常见问题</w:t>
+        <w:t>9 常见问题</w:t>
       </w:r>
     </w:p>
-    <w:p>
-      <w:pPr>
-        <w:spacing w:line="360" w:lineRule="auto"/>
-        <w:ind w:firstLineChars="200" w:firstLine="480"/>
-      </w:pPr>
-      <w:r>
-        <w:rPr>
-          <w:rFonts w:ascii="Times New Roman" w:hAnsi="Times New Roman" w:eastAsia="宋体"/>
-          <w:b/>
-          <w:sz w:val="24"/>
-        </w:rPr>
-        <w:t>Q：运行后大量检查项显示「需人工核查」怎么办？</w:t>
-      </w:r>
-      <w:r>
-        <w:rPr>
-          <w:rFonts w:ascii="Times New Roman" w:hAnsi="Times New Roman" w:eastAsia="宋体"/>
-          <w:b w:val="0"/>
-          <w:sz w:val="24"/>
-        </w:rPr>
-        <w:t xml:space="preserve">　通常是在非管理员 / 非 root 权限下运行，或目标组件未部署、连接参数未填。以管理员或 sudo 重跑，并在 </w:t>
-      </w:r>
-      <w:r>
-        <w:rPr>
-          <w:rFonts w:ascii="Consolas" w:hAnsi="Consolas" w:eastAsia="宋体"/>
-          <w:b w:val="0"/>
-          <w:sz w:val="22"/>
-        </w:rPr>
-        <w:t>db_config.conf</w:t>
-      </w:r>
-      <w:r>
-        <w:rPr>
-          <w:rFonts w:ascii="Times New Roman" w:hAnsi="Times New Roman" w:eastAsia="宋体"/>
-          <w:b w:val="0"/>
-          <w:sz w:val="24"/>
-        </w:rPr>
-        <w:t xml:space="preserve"> 中补全连接参数。</w:t>
-      </w:r>
-    </w:p>
-    <w:p>
-      <w:pPr>
-        <w:spacing w:line="360" w:lineRule="auto"/>
-        <w:ind w:firstLineChars="200" w:firstLine="480"/>
-      </w:pPr>
-      <w:r>
-        <w:rPr>
-          <w:rFonts w:ascii="Times New Roman" w:hAnsi="Times New Roman" w:eastAsia="宋体"/>
-          <w:b/>
-          <w:sz w:val="24"/>
-        </w:rPr>
-        <w:t>Q：某组件全部显示「不适用」是故障吗？</w:t>
-      </w:r>
-      <w:r>
-        <w:rPr>
-          <w:rFonts w:ascii="Times New Roman" w:hAnsi="Times New Roman" w:eastAsia="宋体"/>
-          <w:b w:val="0"/>
-          <w:sz w:val="24"/>
-        </w:rPr>
-        <w:t xml:space="preserve">　不是。该组件未安装（如无 </w:t>
-      </w:r>
-      <w:r>
-        <w:rPr>
-          <w:rFonts w:ascii="Consolas" w:hAnsi="Consolas" w:eastAsia="宋体"/>
-          <w:b w:val="0"/>
-          <w:sz w:val="22"/>
-        </w:rPr>
-        <w:t>disql</w:t>
-      </w:r>
-      <w:r>
-        <w:rPr>
-          <w:rFonts w:ascii="Times New Roman" w:hAnsi="Times New Roman" w:eastAsia="宋体"/>
-          <w:b w:val="0"/>
-          <w:sz w:val="24"/>
-        </w:rPr>
-        <w:t xml:space="preserve"> 客户端的达梦、无实例的 SQL Server），属正常判定，无需处理。</w:t>
-      </w:r>
-    </w:p>
-    <w:p>
-      <w:pPr>
-        <w:spacing w:line="360" w:lineRule="auto"/>
-        <w:ind w:firstLineChars="200" w:firstLine="480"/>
-      </w:pPr>
-      <w:r>
-        <w:rPr>
-          <w:rFonts w:ascii="Times New Roman" w:hAnsi="Times New Roman" w:eastAsia="宋体"/>
-          <w:b/>
-          <w:sz w:val="24"/>
-        </w:rPr>
-        <w:t>Q：麒麟侧没有生成 xlsx 汇总？</w:t>
-      </w:r>
-      <w:r>
-        <w:rPr>
-          <w:rFonts w:ascii="Times New Roman" w:hAnsi="Times New Roman" w:eastAsia="宋体"/>
-          <w:b w:val="0"/>
-          <w:sz w:val="24"/>
-        </w:rPr>
-        <w:t xml:space="preserve">　系统缺少 </w:t>
-      </w:r>
-      <w:r>
-        <w:rPr>
-          <w:rFonts w:ascii="Consolas" w:hAnsi="Consolas" w:eastAsia="宋体"/>
-          <w:b w:val="0"/>
-          <w:sz w:val="22"/>
-        </w:rPr>
-        <w:t>zip</w:t>
-      </w:r>
-      <w:r>
-        <w:rPr>
-          <w:rFonts w:ascii="Times New Roman" w:hAnsi="Times New Roman" w:eastAsia="宋体"/>
-          <w:b w:val="0"/>
-          <w:sz w:val="24"/>
-        </w:rPr>
-        <w:t xml:space="preserve"> 命令，安装后再运行 </w:t>
-      </w:r>
-      <w:r>
-        <w:rPr>
-          <w:rFonts w:ascii="Consolas" w:hAnsi="Consolas" w:eastAsia="宋体"/>
-          <w:b w:val="0"/>
-          <w:sz w:val="22"/>
-        </w:rPr>
-        <w:t>merge_xlsx.sh</w:t>
-      </w:r>
-      <w:r>
-        <w:rPr>
-          <w:rFonts w:ascii="Times New Roman" w:hAnsi="Times New Roman" w:eastAsia="宋体"/>
-          <w:b w:val="0"/>
-          <w:sz w:val="24"/>
-        </w:rPr>
-        <w:t xml:space="preserve"> 即可；HTML 与 XLS 报告不受影响。</w:t>
-      </w:r>
-    </w:p>
-    <w:p>
-      <w:pPr>
-        <w:spacing w:line="360" w:lineRule="auto"/>
-        <w:ind w:firstLineChars="200" w:firstLine="480"/>
-      </w:pPr>
-      <w:r>
-        <w:rPr>
-          <w:rFonts w:ascii="Times New Roman" w:hAnsi="Times New Roman" w:eastAsia="宋体"/>
-          <w:b/>
-          <w:sz w:val="24"/>
-        </w:rPr>
-        <w:t>Q：Windows 提示「不是内部或外部命令」？</w:t>
-      </w:r>
-      <w:r>
-        <w:rPr>
-          <w:rFonts w:ascii="Times New Roman" w:hAnsi="Times New Roman" w:eastAsia="宋体"/>
-          <w:b w:val="0"/>
-          <w:sz w:val="24"/>
-        </w:rPr>
-        <w:t xml:space="preserve">　需在脚本所在目录运行，或用完整路径调用 </w:t>
-      </w:r>
-      <w:r>
-        <w:rPr>
-          <w:rFonts w:ascii="Consolas" w:hAnsi="Consolas" w:eastAsia="宋体"/>
-          <w:b w:val="0"/>
-          <w:sz w:val="22"/>
-        </w:rPr>
-        <w:t>cscript</w:t>
-      </w:r>
-      <w:r>
-        <w:rPr>
-          <w:rFonts w:ascii="Times New Roman" w:hAnsi="Times New Roman" w:eastAsia="宋体"/>
-          <w:b w:val="0"/>
-          <w:sz w:val="24"/>
-        </w:rPr>
-        <w:t xml:space="preserve">；不要把脚本单独拷出目录，脚本与 </w:t>
-      </w:r>
-      <w:r>
-        <w:rPr>
-          <w:rFonts w:ascii="Consolas" w:hAnsi="Consolas" w:eastAsia="宋体"/>
-          <w:b w:val="0"/>
-          <w:sz w:val="22"/>
-        </w:rPr>
-        <w:t>db_config.conf</w:t>
-      </w:r>
-      <w:r>
-        <w:rPr>
-          <w:rFonts w:ascii="Times New Roman" w:hAnsi="Times New Roman" w:eastAsia="宋体"/>
-          <w:b w:val="0"/>
-          <w:sz w:val="24"/>
-        </w:rPr>
-        <w:t>、</w:t>
-      </w:r>
-      <w:r>
-        <w:rPr>
-          <w:rFonts w:ascii="Consolas" w:hAnsi="Consolas" w:eastAsia="宋体"/>
-          <w:b w:val="0"/>
-          <w:sz w:val="22"/>
-        </w:rPr>
-        <w:t>lib_*</w:t>
-      </w:r>
-      <w:r>
-        <w:rPr>
-          <w:rFonts w:ascii="Times New Roman" w:hAnsi="Times New Roman" w:eastAsia="宋体"/>
-          <w:b w:val="0"/>
-          <w:sz w:val="24"/>
-        </w:rPr>
-        <w:t xml:space="preserve"> 需在同一目录。</w:t>
-      </w:r>
-    </w:p>
-    <w:p>
-      <w:pPr>
-        <w:spacing w:line="360" w:lineRule="auto"/>
-        <w:ind w:firstLineChars="200" w:firstLine="480"/>
-      </w:pPr>
-      <w:r>
-        <w:rPr>
-          <w:rFonts w:ascii="Times New Roman" w:hAnsi="Times New Roman" w:eastAsia="宋体"/>
-          <w:b/>
-          <w:sz w:val="24"/>
-        </w:rPr>
-        <w:t>Q：命令行中文显示乱码？</w:t>
-      </w:r>
-      <w:r>
-        <w:rPr>
-          <w:rFonts w:ascii="Times New Roman" w:hAnsi="Times New Roman" w:eastAsia="宋体"/>
-          <w:b w:val="0"/>
-          <w:sz w:val="24"/>
-        </w:rPr>
-        <w:t xml:space="preserve">　先执行 </w:t>
-      </w:r>
-      <w:r>
-        <w:rPr>
-          <w:rFonts w:ascii="Consolas" w:hAnsi="Consolas" w:eastAsia="宋体"/>
-          <w:b w:val="0"/>
-          <w:sz w:val="22"/>
-        </w:rPr>
-        <w:t>chcp 65001</w:t>
-      </w:r>
-      <w:r>
-        <w:rPr>
-          <w:rFonts w:ascii="Times New Roman" w:hAnsi="Times New Roman" w:eastAsia="宋体"/>
-          <w:b w:val="0"/>
-          <w:sz w:val="24"/>
-        </w:rPr>
-        <w:t xml:space="preserve">（麒麟侧脚本），或使用 </w:t>
-      </w:r>
-      <w:r>
-        <w:rPr>
-          <w:rFonts w:ascii="Consolas" w:hAnsi="Consolas" w:eastAsia="宋体"/>
-          <w:b w:val="0"/>
-          <w:sz w:val="22"/>
-        </w:rPr>
-        <w:t>cscript</w:t>
-      </w:r>
-      <w:r>
-        <w:rPr>
-          <w:rFonts w:ascii="Times New Roman" w:hAnsi="Times New Roman" w:eastAsia="宋体"/>
-          <w:b w:val="0"/>
-          <w:sz w:val="24"/>
-        </w:rPr>
-        <w:t xml:space="preserve"> 而非 </w:t>
-      </w:r>
-      <w:r>
-        <w:rPr>
-          <w:rFonts w:ascii="Consolas" w:hAnsi="Consolas" w:eastAsia="宋体"/>
-          <w:b w:val="0"/>
-          <w:sz w:val="22"/>
-        </w:rPr>
-        <w:t>wscript</w:t>
-      </w:r>
-      <w:r>
-        <w:rPr>
-          <w:rFonts w:ascii="Times New Roman" w:hAnsi="Times New Roman" w:eastAsia="宋体"/>
-          <w:b w:val="0"/>
-          <w:sz w:val="24"/>
-        </w:rPr>
-        <w:t xml:space="preserve"> 运行 VBS 脚本。</w:t>
-      </w:r>
-    </w:p>
-    <w:p>
-      <w:pPr>
-        <w:spacing w:line="360" w:lineRule="auto"/>
-        <w:ind w:firstLineChars="200" w:firstLine="480"/>
-      </w:pPr>
-      <w:r>
-        <w:rPr>
-          <w:rFonts w:ascii="Times New Roman" w:hAnsi="Times New Roman" w:eastAsia="宋体"/>
-          <w:b/>
-          <w:sz w:val="24"/>
-        </w:rPr>
-        <w:t>Q：日常上报要打开哪个文件？</w:t>
-      </w:r>
-      <w:r>
-        <w:rPr>
-          <w:rFonts w:ascii="Times New Roman" w:hAnsi="Times New Roman" w:eastAsia="宋体"/>
-          <w:b w:val="0"/>
-          <w:sz w:val="24"/>
-        </w:rPr>
-        <w:t xml:space="preserve">　用汇总报告即可，它已含全部组件的逐项判定；需要逐项依据时再打开各组件 HTML 报告。</w:t>
-      </w:r>
-    </w:p>
+    <w:tbl>
+      <w:tblPr>
+        <w:tblStyle w:val="TableGrid"/>
+        <w:tblW w:type="auto" w:w="0"/>
+        <w:tblLayout w:type="autofit"/>
+        <w:tblLook w:firstColumn="1" w:firstRow="1" w:lastColumn="0" w:lastRow="0" w:noHBand="0" w:noVBand="1" w:val="04A0"/>
+      </w:tblPr>
+      <w:tblGrid>
+        <w:gridCol w:w="2880"/>
+        <w:gridCol w:w="2880"/>
+        <w:gridCol w:w="2880"/>
+      </w:tblGrid>
+      <w:tr>
+        <w:trPr>
+          <w:cantSplit/>
+          <w:tblHeader/>
+        </w:trPr>
+        <w:tc>
+          <w:tcPr>
+            <w:tcW w:type="dxa" w:w="2880"/>
+          </w:tcPr>
+          <w:p>
+            <w:pPr>
+              <w:keepNext/>
+            </w:pPr>
+            <w:r>
+              <w:rPr>
+                <w:rFonts w:ascii="Times New Roman" w:hAnsi="Times New Roman" w:eastAsia="宋体"/>
+                <w:b/>
+                <w:sz w:val="21"/>
+              </w:rPr>
+              <w:t>问题现象</w:t>
+            </w:r>
+          </w:p>
+        </w:tc>
+        <w:tc>
+          <w:tcPr>
+            <w:tcW w:type="dxa" w:w="2880"/>
+          </w:tcPr>
+          <w:p>
+            <w:pPr>
+              <w:keepNext/>
+            </w:pPr>
+            <w:r>
+              <w:rPr>
+                <w:rFonts w:ascii="Times New Roman" w:hAnsi="Times New Roman" w:eastAsia="宋体"/>
+                <w:b/>
+                <w:sz w:val="21"/>
+              </w:rPr>
+              <w:t>可能原因</w:t>
+            </w:r>
+          </w:p>
+        </w:tc>
+        <w:tc>
+          <w:tcPr>
+            <w:tcW w:type="dxa" w:w="2880"/>
+          </w:tcPr>
+          <w:p>
+            <w:pPr>
+              <w:keepNext/>
+            </w:pPr>
+            <w:r>
+              <w:rPr>
+                <w:rFonts w:ascii="Times New Roman" w:hAnsi="Times New Roman" w:eastAsia="宋体"/>
+                <w:b/>
+                <w:sz w:val="21"/>
+              </w:rPr>
+              <w:t>处理方法</w:t>
+            </w:r>
+          </w:p>
+        </w:tc>
+      </w:tr>
+      <w:tr>
+        <w:trPr>
+          <w:cantSplit/>
+        </w:trPr>
+        <w:tc>
+          <w:tcPr>
+            <w:tcW w:type="dxa" w:w="2880"/>
+          </w:tcPr>
+          <w:p>
+            <w:r>
+              <w:rPr>
+                <w:rFonts w:ascii="Times New Roman" w:hAnsi="Times New Roman" w:eastAsia="宋体"/>
+                <w:b w:val="0"/>
+                <w:sz w:val="21"/>
+              </w:rPr>
+              <w:t>大量检查项显示「需人工核查」</w:t>
+            </w:r>
+          </w:p>
+        </w:tc>
+        <w:tc>
+          <w:tcPr>
+            <w:tcW w:type="dxa" w:w="2880"/>
+          </w:tcPr>
+          <w:p>
+            <w:r>
+              <w:rPr>
+                <w:rFonts w:ascii="Times New Roman" w:hAnsi="Times New Roman" w:eastAsia="宋体"/>
+                <w:b w:val="0"/>
+                <w:sz w:val="21"/>
+              </w:rPr>
+              <w:t>以非管理员 / 非 root 权限运行；或目标组件未部署、连接参数未填写</w:t>
+            </w:r>
+          </w:p>
+        </w:tc>
+        <w:tc>
+          <w:tcPr>
+            <w:tcW w:type="dxa" w:w="2880"/>
+          </w:tcPr>
+          <w:p>
+            <w:r>
+              <w:rPr>
+                <w:rFonts w:ascii="Times New Roman" w:hAnsi="Times New Roman" w:eastAsia="宋体"/>
+                <w:b w:val="0"/>
+                <w:sz w:val="21"/>
+              </w:rPr>
+              <w:t xml:space="preserve">以管理员或 sudo 重跑；在 </w:t>
+            </w:r>
+            <w:r>
+              <w:rPr>
+                <w:rFonts w:ascii="Consolas" w:hAnsi="Consolas" w:eastAsia="宋体"/>
+                <w:b w:val="0"/>
+                <w:sz w:val="21"/>
+              </w:rPr>
+              <w:t>db_config.conf</w:t>
+            </w:r>
+            <w:r>
+              <w:rPr>
+                <w:rFonts w:ascii="Times New Roman" w:hAnsi="Times New Roman" w:eastAsia="宋体"/>
+                <w:b w:val="0"/>
+                <w:sz w:val="21"/>
+              </w:rPr>
+              <w:t xml:space="preserve"> 中补全连接参数</w:t>
+            </w:r>
+          </w:p>
+        </w:tc>
+      </w:tr>
+      <w:tr>
+        <w:trPr>
+          <w:cantSplit/>
+        </w:trPr>
+        <w:tc>
+          <w:tcPr>
+            <w:tcW w:type="dxa" w:w="2880"/>
+          </w:tcPr>
+          <w:p>
+            <w:r>
+              <w:rPr>
+                <w:rFonts w:ascii="Times New Roman" w:hAnsi="Times New Roman" w:eastAsia="宋体"/>
+                <w:b w:val="0"/>
+                <w:sz w:val="21"/>
+              </w:rPr>
+              <w:t>某组件全部显示「不适用」</w:t>
+            </w:r>
+          </w:p>
+        </w:tc>
+        <w:tc>
+          <w:tcPr>
+            <w:tcW w:type="dxa" w:w="2880"/>
+          </w:tcPr>
+          <w:p>
+            <w:r>
+              <w:rPr>
+                <w:rFonts w:ascii="Times New Roman" w:hAnsi="Times New Roman" w:eastAsia="宋体"/>
+                <w:b w:val="0"/>
+                <w:sz w:val="21"/>
+              </w:rPr>
+              <w:t xml:space="preserve">该组件未安装（如无 </w:t>
+            </w:r>
+            <w:r>
+              <w:rPr>
+                <w:rFonts w:ascii="Consolas" w:hAnsi="Consolas" w:eastAsia="宋体"/>
+                <w:b w:val="0"/>
+                <w:sz w:val="21"/>
+              </w:rPr>
+              <w:t>disql</w:t>
+            </w:r>
+            <w:r>
+              <w:rPr>
+                <w:rFonts w:ascii="Times New Roman" w:hAnsi="Times New Roman" w:eastAsia="宋体"/>
+                <w:b w:val="0"/>
+                <w:sz w:val="21"/>
+              </w:rPr>
+              <w:t xml:space="preserve"> 客户端的达梦、无实例的 SQL Server）</w:t>
+            </w:r>
+          </w:p>
+        </w:tc>
+        <w:tc>
+          <w:tcPr>
+            <w:tcW w:type="dxa" w:w="2880"/>
+          </w:tcPr>
+          <w:p>
+            <w:r>
+              <w:rPr>
+                <w:rFonts w:ascii="Times New Roman" w:hAnsi="Times New Roman" w:eastAsia="宋体"/>
+                <w:b w:val="0"/>
+                <w:sz w:val="21"/>
+              </w:rPr>
+              <w:t>属正常判定，无需处理</w:t>
+            </w:r>
+          </w:p>
+        </w:tc>
+      </w:tr>
+      <w:tr>
+        <w:trPr>
+          <w:cantSplit/>
+        </w:trPr>
+        <w:tc>
+          <w:tcPr>
+            <w:tcW w:type="dxa" w:w="2880"/>
+          </w:tcPr>
+          <w:p>
+            <w:r>
+              <w:rPr>
+                <w:rFonts w:ascii="Times New Roman" w:hAnsi="Times New Roman" w:eastAsia="宋体"/>
+                <w:b w:val="0"/>
+                <w:sz w:val="21"/>
+              </w:rPr>
+              <w:t>麒麟侧未生成 xlsx 汇总</w:t>
+            </w:r>
+          </w:p>
+        </w:tc>
+        <w:tc>
+          <w:tcPr>
+            <w:tcW w:type="dxa" w:w="2880"/>
+          </w:tcPr>
+          <w:p>
+            <w:r>
+              <w:rPr>
+                <w:rFonts w:ascii="Times New Roman" w:hAnsi="Times New Roman" w:eastAsia="宋体"/>
+                <w:b w:val="0"/>
+                <w:sz w:val="21"/>
+              </w:rPr>
+              <w:t xml:space="preserve">系统缺少 </w:t>
+            </w:r>
+            <w:r>
+              <w:rPr>
+                <w:rFonts w:ascii="Consolas" w:hAnsi="Consolas" w:eastAsia="宋体"/>
+                <w:b w:val="0"/>
+                <w:sz w:val="21"/>
+              </w:rPr>
+              <w:t>zip</w:t>
+            </w:r>
+            <w:r>
+              <w:rPr>
+                <w:rFonts w:ascii="Times New Roman" w:hAnsi="Times New Roman" w:eastAsia="宋体"/>
+                <w:b w:val="0"/>
+                <w:sz w:val="21"/>
+              </w:rPr>
+              <w:t xml:space="preserve"> 命令</w:t>
+            </w:r>
+          </w:p>
+        </w:tc>
+        <w:tc>
+          <w:tcPr>
+            <w:tcW w:type="dxa" w:w="2880"/>
+          </w:tcPr>
+          <w:p>
+            <w:r>
+              <w:rPr>
+                <w:rFonts w:ascii="Times New Roman" w:hAnsi="Times New Roman" w:eastAsia="宋体"/>
+                <w:b w:val="0"/>
+                <w:sz w:val="21"/>
+              </w:rPr>
+              <w:t xml:space="preserve">安装 </w:t>
+            </w:r>
+            <w:r>
+              <w:rPr>
+                <w:rFonts w:ascii="Consolas" w:hAnsi="Consolas" w:eastAsia="宋体"/>
+                <w:b w:val="0"/>
+                <w:sz w:val="21"/>
+              </w:rPr>
+              <w:t>zip</w:t>
+            </w:r>
+            <w:r>
+              <w:rPr>
+                <w:rFonts w:ascii="Times New Roman" w:hAnsi="Times New Roman" w:eastAsia="宋体"/>
+                <w:b w:val="0"/>
+                <w:sz w:val="21"/>
+              </w:rPr>
+              <w:t xml:space="preserve"> 后重新运行 </w:t>
+            </w:r>
+            <w:r>
+              <w:rPr>
+                <w:rFonts w:ascii="Consolas" w:hAnsi="Consolas" w:eastAsia="宋体"/>
+                <w:b w:val="0"/>
+                <w:sz w:val="21"/>
+              </w:rPr>
+              <w:t>merge_xlsx.sh</w:t>
+            </w:r>
+            <w:r>
+              <w:rPr>
+                <w:rFonts w:ascii="Times New Roman" w:hAnsi="Times New Roman" w:eastAsia="宋体"/>
+                <w:b w:val="0"/>
+                <w:sz w:val="21"/>
+              </w:rPr>
+              <w:t>；HTML 与 XLS 报告不受影响</w:t>
+            </w:r>
+          </w:p>
+        </w:tc>
+      </w:tr>
+      <w:tr>
+        <w:trPr>
+          <w:cantSplit/>
+        </w:trPr>
+        <w:tc>
+          <w:tcPr>
+            <w:tcW w:type="dxa" w:w="2880"/>
+          </w:tcPr>
+          <w:p>
+            <w:r>
+              <w:rPr>
+                <w:rFonts w:ascii="Times New Roman" w:hAnsi="Times New Roman" w:eastAsia="宋体"/>
+                <w:b w:val="0"/>
+                <w:sz w:val="21"/>
+              </w:rPr>
+              <w:t>提示「不是内部或外部命令」</w:t>
+            </w:r>
+          </w:p>
+        </w:tc>
+        <w:tc>
+          <w:tcPr>
+            <w:tcW w:type="dxa" w:w="2880"/>
+          </w:tcPr>
+          <w:p>
+            <w:r>
+              <w:rPr>
+                <w:rFonts w:ascii="Times New Roman" w:hAnsi="Times New Roman" w:eastAsia="宋体"/>
+                <w:b w:val="0"/>
+                <w:sz w:val="21"/>
+              </w:rPr>
+              <w:t>未在脚本所在目录运行，或脚本被单独拷出目录</w:t>
+            </w:r>
+          </w:p>
+        </w:tc>
+        <w:tc>
+          <w:tcPr>
+            <w:tcW w:type="dxa" w:w="2880"/>
+          </w:tcPr>
+          <w:p>
+            <w:r>
+              <w:rPr>
+                <w:rFonts w:ascii="Times New Roman" w:hAnsi="Times New Roman" w:eastAsia="宋体"/>
+                <w:b w:val="0"/>
+                <w:sz w:val="21"/>
+              </w:rPr>
+              <w:t xml:space="preserve">在 </w:t>
+            </w:r>
+            <w:r>
+              <w:rPr>
+                <w:rFonts w:ascii="Consolas" w:hAnsi="Consolas" w:eastAsia="宋体"/>
+                <w:b w:val="0"/>
+                <w:sz w:val="21"/>
+              </w:rPr>
+              <w:t>win</w:t>
+            </w:r>
+            <w:r>
+              <w:rPr>
+                <w:rFonts w:ascii="Times New Roman" w:hAnsi="Times New Roman" w:eastAsia="宋体"/>
+                <w:b w:val="0"/>
+                <w:sz w:val="21"/>
+              </w:rPr>
+              <w:t xml:space="preserve"> 目录下运行；保持脚本与 </w:t>
+            </w:r>
+            <w:r>
+              <w:rPr>
+                <w:rFonts w:ascii="Consolas" w:hAnsi="Consolas" w:eastAsia="宋体"/>
+                <w:b w:val="0"/>
+                <w:sz w:val="21"/>
+              </w:rPr>
+              <w:t>db_config.conf</w:t>
+            </w:r>
+            <w:r>
+              <w:rPr>
+                <w:rFonts w:ascii="Times New Roman" w:hAnsi="Times New Roman" w:eastAsia="宋体"/>
+                <w:b w:val="0"/>
+                <w:sz w:val="21"/>
+              </w:rPr>
+              <w:t>、</w:t>
+            </w:r>
+            <w:r>
+              <w:rPr>
+                <w:rFonts w:ascii="Consolas" w:hAnsi="Consolas" w:eastAsia="宋体"/>
+                <w:b w:val="0"/>
+                <w:sz w:val="21"/>
+              </w:rPr>
+              <w:t>lib_*</w:t>
+            </w:r>
+            <w:r>
+              <w:rPr>
+                <w:rFonts w:ascii="Times New Roman" w:hAnsi="Times New Roman" w:eastAsia="宋体"/>
+                <w:b w:val="0"/>
+                <w:sz w:val="21"/>
+              </w:rPr>
+              <w:t xml:space="preserve"> 同目录</w:t>
+            </w:r>
+          </w:p>
+        </w:tc>
+      </w:tr>
+      <w:tr>
+        <w:trPr>
+          <w:cantSplit/>
+        </w:trPr>
+        <w:tc>
+          <w:tcPr>
+            <w:tcW w:type="dxa" w:w="2880"/>
+          </w:tcPr>
+          <w:p>
+            <w:r>
+              <w:rPr>
+                <w:rFonts w:ascii="Times New Roman" w:hAnsi="Times New Roman" w:eastAsia="宋体"/>
+                <w:b w:val="0"/>
+                <w:sz w:val="21"/>
+              </w:rPr>
+              <w:t>命令行中文显示乱码</w:t>
+            </w:r>
+          </w:p>
+        </w:tc>
+        <w:tc>
+          <w:tcPr>
+            <w:tcW w:type="dxa" w:w="2880"/>
+          </w:tcPr>
+          <w:p>
+            <w:r>
+              <w:rPr>
+                <w:rFonts w:ascii="Times New Roman" w:hAnsi="Times New Roman" w:eastAsia="宋体"/>
+                <w:b w:val="0"/>
+                <w:sz w:val="21"/>
+              </w:rPr>
+              <w:t>控制台代码页不匹配</w:t>
+            </w:r>
+          </w:p>
+        </w:tc>
+        <w:tc>
+          <w:tcPr>
+            <w:tcW w:type="dxa" w:w="2880"/>
+          </w:tcPr>
+          <w:p>
+            <w:r>
+              <w:rPr>
+                <w:rFonts w:ascii="Times New Roman" w:hAnsi="Times New Roman" w:eastAsia="宋体"/>
+                <w:b w:val="0"/>
+                <w:sz w:val="21"/>
+              </w:rPr>
+              <w:t xml:space="preserve">先执行 </w:t>
+            </w:r>
+            <w:r>
+              <w:rPr>
+                <w:rFonts w:ascii="Consolas" w:hAnsi="Consolas" w:eastAsia="宋体"/>
+                <w:b w:val="0"/>
+                <w:sz w:val="21"/>
+              </w:rPr>
+              <w:t>chcp 65001</w:t>
+            </w:r>
+            <w:r>
+              <w:rPr>
+                <w:rFonts w:ascii="Times New Roman" w:hAnsi="Times New Roman" w:eastAsia="宋体"/>
+                <w:b w:val="0"/>
+                <w:sz w:val="21"/>
+              </w:rPr>
+              <w:t xml:space="preserve">（麒麟侧脚本），或使用 </w:t>
+            </w:r>
+            <w:r>
+              <w:rPr>
+                <w:rFonts w:ascii="Consolas" w:hAnsi="Consolas" w:eastAsia="宋体"/>
+                <w:b w:val="0"/>
+                <w:sz w:val="21"/>
+              </w:rPr>
+              <w:t>cscript</w:t>
+            </w:r>
+            <w:r>
+              <w:rPr>
+                <w:rFonts w:ascii="Times New Roman" w:hAnsi="Times New Roman" w:eastAsia="宋体"/>
+                <w:b w:val="0"/>
+                <w:sz w:val="21"/>
+              </w:rPr>
+              <w:t xml:space="preserve"> 而非 </w:t>
+            </w:r>
+            <w:r>
+              <w:rPr>
+                <w:rFonts w:ascii="Consolas" w:hAnsi="Consolas" w:eastAsia="宋体"/>
+                <w:b w:val="0"/>
+                <w:sz w:val="21"/>
+              </w:rPr>
+              <w:t>wscript</w:t>
+            </w:r>
+            <w:r>
+              <w:rPr>
+                <w:rFonts w:ascii="Times New Roman" w:hAnsi="Times New Roman" w:eastAsia="宋体"/>
+                <w:b w:val="0"/>
+                <w:sz w:val="21"/>
+              </w:rPr>
+              <w:t xml:space="preserve"> 运行 VBS 脚本</w:t>
+            </w:r>
+          </w:p>
+        </w:tc>
+      </w:tr>
+      <w:tr>
+        <w:trPr>
+          <w:cantSplit/>
+        </w:trPr>
+        <w:tc>
+          <w:tcPr>
+            <w:tcW w:type="dxa" w:w="2880"/>
+          </w:tcPr>
+          <w:p>
+            <w:r>
+              <w:rPr>
+                <w:rFonts w:ascii="Times New Roman" w:hAnsi="Times New Roman" w:eastAsia="宋体"/>
+                <w:b w:val="0"/>
+                <w:sz w:val="21"/>
+              </w:rPr>
+              <w:t>不确定用哪个文件上报</w:t>
+            </w:r>
+          </w:p>
+        </w:tc>
+        <w:tc>
+          <w:tcPr>
+            <w:tcW w:type="dxa" w:w="2880"/>
+          </w:tcPr>
+          <w:p>
+            <w:r>
+              <w:rPr>
+                <w:rFonts w:ascii="Times New Roman" w:hAnsi="Times New Roman" w:eastAsia="宋体"/>
+                <w:b w:val="0"/>
+                <w:sz w:val="21"/>
+              </w:rPr>
+              <w:t>报告文件较多</w:t>
+            </w:r>
+          </w:p>
+        </w:tc>
+        <w:tc>
+          <w:tcPr>
+            <w:tcW w:type="dxa" w:w="2880"/>
+          </w:tcPr>
+          <w:p>
+            <w:r>
+              <w:rPr>
+                <w:rFonts w:ascii="Times New Roman" w:hAnsi="Times New Roman" w:eastAsia="宋体"/>
+                <w:b w:val="0"/>
+                <w:sz w:val="21"/>
+              </w:rPr>
+              <w:t>使用汇总报告，已含全部组件逐项判定；需逐项依据时再打开各组件 HTML 报告</w:t>
+            </w:r>
+          </w:p>
+        </w:tc>
+      </w:tr>
+    </w:tbl>
     <w:p>
       <w:pPr>
         <w:pStyle w:val="Heading2"/>
@@ -7570,7 +9028,7 @@
           <w:color w:val="000000"/>
           <w:sz w:val="28"/>
         </w:rPr>
-        <w:t>附：使用声明</w:t>
+        <w:t>附录　使用声明</w:t>
       </w:r>
     </w:p>
     <w:p>

--- a/测评报告/配置核查工具操作说明书.docx
+++ b/测评报告/配置核查工具操作说明书.docx
@@ -3779,7 +3779,7 @@
     </w:p>
     <w:p>
       <w:pPr>
-        <w:keepNext w:val="0"/>
+        <w:keepNext/>
         <w:jc w:val="center"/>
       </w:pPr>
       <w:r>
@@ -4080,7 +4080,7 @@
     </w:p>
     <w:p>
       <w:pPr>
-        <w:keepNext w:val="0"/>
+        <w:keepNext/>
         <w:jc w:val="center"/>
       </w:pPr>
       <w:r>
@@ -4268,7 +4268,7 @@
     </w:p>
     <w:p>
       <w:pPr>
-        <w:keepNext w:val="0"/>
+        <w:keepNext/>
         <w:jc w:val="center"/>
       </w:pPr>
       <w:r>
@@ -5172,7 +5172,7 @@
       <w:r>
         <w:drawing>
           <wp:inline xmlns:a="http://schemas.openxmlformats.org/drawingml/2006/main" xmlns:pic="http://schemas.openxmlformats.org/drawingml/2006/picture">
-            <wp:extent cx="5580000" cy="4196160"/>
+            <wp:extent cx="5580000" cy="3191760"/>
             <wp:docPr id="4" name="Picture 4"/>
             <wp:cNvGraphicFramePr>
               <a:graphicFrameLocks noChangeAspect="1"/>
@@ -5193,7 +5193,7 @@
                   <pic:spPr>
                     <a:xfrm>
                       <a:off x="0" y="0"/>
-                      <a:ext cx="5580000" cy="4196160"/>
+                      <a:ext cx="5580000" cy="3191760"/>
                     </a:xfrm>
                     <a:prstGeom prst="rect"/>
                   </pic:spPr>
@@ -5206,7 +5206,7 @@
     </w:p>
     <w:p>
       <w:pPr>
-        <w:keepNext w:val="0"/>
+        <w:keepNext/>
         <w:jc w:val="center"/>
       </w:pPr>
       <w:r>
@@ -5459,7 +5459,7 @@
     </w:p>
     <w:p>
       <w:pPr>
-        <w:keepNext w:val="0"/>
+        <w:keepNext/>
         <w:jc w:val="center"/>
       </w:pPr>
       <w:r>
@@ -5695,7 +5695,7 @@
     </w:p>
     <w:p>
       <w:pPr>
-        <w:keepNext w:val="0"/>
+        <w:keepNext/>
         <w:jc w:val="center"/>
       </w:pPr>
       <w:r>
@@ -5765,7 +5765,7 @@
     </w:p>
     <w:p>
       <w:pPr>
-        <w:keepNext w:val="0"/>
+        <w:keepNext/>
         <w:jc w:val="center"/>
       </w:pPr>
       <w:r>
@@ -5867,7 +5867,7 @@
     </w:p>
     <w:p>
       <w:pPr>
-        <w:keepNext w:val="0"/>
+        <w:keepNext/>
         <w:jc w:val="center"/>
       </w:pPr>
       <w:r>
@@ -6133,7 +6133,7 @@
     </w:p>
     <w:p>
       <w:pPr>
-        <w:keepNext w:val="0"/>
+        <w:keepNext/>
         <w:jc w:val="center"/>
       </w:pPr>
       <w:r>
@@ -6312,7 +6312,7 @@
     </w:p>
     <w:p>
       <w:pPr>
-        <w:keepNext w:val="0"/>
+        <w:keepNext/>
         <w:jc w:val="center"/>
       </w:pPr>
       <w:r>
@@ -6444,7 +6444,7 @@
     </w:p>
     <w:p>
       <w:pPr>
-        <w:keepNext w:val="0"/>
+        <w:keepNext/>
         <w:jc w:val="center"/>
       </w:pPr>
       <w:r>
@@ -7089,7 +7089,7 @@
     </w:p>
     <w:p>
       <w:pPr>
-        <w:keepNext w:val="0"/>
+        <w:keepNext/>
         <w:jc w:val="center"/>
       </w:pPr>
       <w:r>
@@ -7237,7 +7237,7 @@
     </w:p>
     <w:p>
       <w:pPr>
-        <w:keepNext w:val="0"/>
+        <w:keepNext/>
         <w:jc w:val="center"/>
       </w:pPr>
       <w:r>
@@ -7323,7 +7323,7 @@
     </w:p>
     <w:p>
       <w:pPr>
-        <w:keepNext w:val="0"/>
+        <w:keepNext/>
         <w:jc w:val="center"/>
       </w:pPr>
       <w:r>
@@ -7720,7 +7720,7 @@
     </w:p>
     <w:p>
       <w:pPr>
-        <w:keepNext w:val="0"/>
+        <w:keepNext/>
         <w:jc w:val="center"/>
       </w:pPr>
       <w:r>
@@ -7790,7 +7790,7 @@
     </w:p>
     <w:p>
       <w:pPr>
-        <w:keepNext w:val="0"/>
+        <w:keepNext/>
         <w:jc w:val="center"/>
       </w:pPr>
       <w:r>
@@ -7920,7 +7920,7 @@
     </w:p>
     <w:p>
       <w:pPr>
-        <w:keepNext w:val="0"/>
+        <w:keepNext/>
         <w:jc w:val="center"/>
       </w:pPr>
       <w:r>
@@ -8091,7 +8091,7 @@
     </w:p>
     <w:p>
       <w:pPr>
-        <w:keepNext w:val="0"/>
+        <w:keepNext/>
         <w:jc w:val="center"/>
       </w:pPr>
       <w:r>
@@ -8177,7 +8177,7 @@
     </w:p>
     <w:p>
       <w:pPr>
-        <w:keepNext w:val="0"/>
+        <w:keepNext/>
         <w:jc w:val="center"/>
       </w:pPr>
       <w:r>
@@ -8247,7 +8247,7 @@
     </w:p>
     <w:p>
       <w:pPr>
-        <w:keepNext w:val="0"/>
+        <w:keepNext/>
         <w:jc w:val="center"/>
       </w:pPr>
       <w:r>

--- a/测评报告/配置核查工具操作说明书.docx
+++ b/测评报告/配置核查工具操作说明书.docx
@@ -2,20 +2,56 @@
 <file path=word/document.xml><?xml version="1.0" encoding="utf-8"?>
 <w:document xmlns:wpc="http://schemas.microsoft.com/office/word/2010/wordprocessingCanvas" xmlns:mo="http://schemas.microsoft.com/office/mac/office/2008/main" xmlns:mc="http://schemas.openxmlformats.org/markup-compatibility/2006" xmlns:mv="urn:schemas-microsoft-com:mac:vml" xmlns:o="urn:schemas-microsoft-com:office:office" xmlns:r="http://schemas.openxmlformats.org/officeDocument/2006/relationships" xmlns:m="http://schemas.openxmlformats.org/officeDocument/2006/math" xmlns:v="urn:schemas-microsoft-com:vml" xmlns:wp14="http://schemas.microsoft.com/office/word/2010/wordprocessingDrawing" xmlns:wp="http://schemas.openxmlformats.org/drawingml/2006/wordprocessingDrawing" xmlns:w10="urn:schemas-microsoft-com:office:word" xmlns:w="http://schemas.openxmlformats.org/wordprocessingml/2006/main" xmlns:w14="http://schemas.microsoft.com/office/word/2010/wordml" xmlns:wpg="http://schemas.microsoft.com/office/word/2010/wordprocessingGroup" xmlns:wpi="http://schemas.microsoft.com/office/word/2010/wordprocessingInk" xmlns:wne="http://schemas.microsoft.com/office/word/2006/wordml" xmlns:wps="http://schemas.microsoft.com/office/word/2010/wordprocessingShape" mc:Ignorable="w14 wp14">
   <w:body>
+    <w:p/>
+    <w:p/>
+    <w:p/>
     <w:p>
       <w:pPr>
-        <w:pStyle w:val="Heading1"/>
-        <w:keepNext/>
-        <w:spacing w:before="240" w:after="120"/>
+        <w:jc w:val="center"/>
       </w:pPr>
       <w:r>
         <w:rPr>
           <w:rFonts w:ascii="Times New Roman" w:hAnsi="Times New Roman" w:eastAsia="黑体"/>
           <w:b/>
-          <w:color w:val="000000"/>
-          <w:sz w:val="32"/>
+          <w:sz w:val="84"/>
         </w:rPr>
-        <w:t>配置核查工具操作说明书</w:t>
+        <w:t>配置核查工具</w:t>
+      </w:r>
+    </w:p>
+    <w:p>
+      <w:pPr>
+        <w:jc w:val="center"/>
+      </w:pPr>
+      <w:r>
+        <w:rPr>
+          <w:rFonts w:ascii="Times New Roman" w:hAnsi="Times New Roman" w:eastAsia="黑体"/>
+          <w:b/>
+          <w:sz w:val="84"/>
+        </w:rPr>
+        <w:t>操作说明书</w:t>
+      </w:r>
+    </w:p>
+    <w:p/>
+    <w:p/>
+    <w:p/>
+    <w:p/>
+    <w:p/>
+    <w:p/>
+    <w:p/>
+    <w:p/>
+    <w:p>
+      <w:r>
+        <w:rPr>
+          <w:rFonts w:ascii="Times New Roman" w:hAnsi="Times New Roman" w:eastAsia="宋体"/>
+          <w:b w:val="0"/>
+          <w:sz w:val="28"/>
+        </w:rPr>
+        <w:t>适合系统/数据库/中间件：windows7、windowsXP、中标麒麟、银河麒麟、mysql、sqlserver、达梦、redis、nginx、tomcat、apache。</w:t>
+      </w:r>
+    </w:p>
+    <w:p>
+      <w:r>
+        <w:br w:type="page"/>
       </w:r>
     </w:p>
     <w:p>
@@ -7859,7 +7895,7 @@
           <w:b w:val="0"/>
           <w:sz w:val="24"/>
         </w:rPr>
-        <w:t xml:space="preserve"> 目录，人工核查台的导出文件由浏览器下载，按编号对应即可汇总为一份完整报告。汇总口径与《指导书与核查工具交叉验证报告》一致——工具核查结果与人工核查结果同表呈现，逐项可追溯。</w:t>
+        <w:t xml:space="preserve"> 目录，人工核查台的导出文件由浏览器下载，按编号对应即可汇总为一份完整报告。汇总口径与《配置核查指导书和工具交叉验证报告》一致——工具核查结果与人工核查结果同表呈现，逐项可追溯。</w:t>
       </w:r>
     </w:p>
     <w:p>

--- a/测评报告/配置核查工具操作说明书.docx
+++ b/测评报告/配置核查工具操作说明书.docx
@@ -215,7 +215,7 @@
       <w:r>
         <w:fldChar w:fldCharType="separate"/>
       </w:r>
-      <w:hyperlink w:anchor="_Toc240301025" w:history="1">
+      <w:hyperlink w:anchor="_Toc240305843" w:history="1">
         <w:r>
           <w:rPr>
             <w:rStyle w:val="Hyperlink"/>
@@ -251,7 +251,7 @@
             <w:noProof/>
             <w:webHidden/>
           </w:rPr>
-          <w:instrText xml:space="preserve"> PAGEREF _Toc240301025 \h </w:instrText>
+          <w:instrText xml:space="preserve"> PAGEREF _Toc240305843 \h </w:instrText>
         </w:r>
         <w:r>
           <w:rPr>
@@ -296,7 +296,7 @@
           <w14:ligatures w14:val="standardContextual"/>
         </w:rPr>
       </w:pPr>
-      <w:hyperlink w:anchor="_Toc240301026" w:history="1">
+      <w:hyperlink w:anchor="_Toc240305844" w:history="1">
         <w:r>
           <w:rPr>
             <w:rStyle w:val="Hyperlink"/>
@@ -332,7 +332,7 @@
             <w:noProof/>
             <w:webHidden/>
           </w:rPr>
-          <w:instrText xml:space="preserve"> PAGEREF _Toc240301026 \h </w:instrText>
+          <w:instrText xml:space="preserve"> PAGEREF _Toc240305844 \h </w:instrText>
         </w:r>
         <w:r>
           <w:rPr>
@@ -377,7 +377,7 @@
           <w14:ligatures w14:val="standardContextual"/>
         </w:rPr>
       </w:pPr>
-      <w:hyperlink w:anchor="_Toc240301027" w:history="1">
+      <w:hyperlink w:anchor="_Toc240305845" w:history="1">
         <w:r>
           <w:rPr>
             <w:rStyle w:val="Hyperlink"/>
@@ -413,7 +413,7 @@
             <w:noProof/>
             <w:webHidden/>
           </w:rPr>
-          <w:instrText xml:space="preserve"> PAGEREF _Toc240301027 \h </w:instrText>
+          <w:instrText xml:space="preserve"> PAGEREF _Toc240305845 \h </w:instrText>
         </w:r>
         <w:r>
           <w:rPr>
@@ -458,7 +458,7 @@
           <w14:ligatures w14:val="standardContextual"/>
         </w:rPr>
       </w:pPr>
-      <w:hyperlink w:anchor="_Toc240301028" w:history="1">
+      <w:hyperlink w:anchor="_Toc240305846" w:history="1">
         <w:r>
           <w:rPr>
             <w:rStyle w:val="Hyperlink"/>
@@ -494,7 +494,7 @@
             <w:noProof/>
             <w:webHidden/>
           </w:rPr>
-          <w:instrText xml:space="preserve"> PAGEREF _Toc240301028 \h </w:instrText>
+          <w:instrText xml:space="preserve"> PAGEREF _Toc240305846 \h </w:instrText>
         </w:r>
         <w:r>
           <w:rPr>
@@ -539,7 +539,7 @@
           <w14:ligatures w14:val="standardContextual"/>
         </w:rPr>
       </w:pPr>
-      <w:hyperlink w:anchor="_Toc240301029" w:history="1">
+      <w:hyperlink w:anchor="_Toc240305847" w:history="1">
         <w:r>
           <w:rPr>
             <w:rStyle w:val="Hyperlink"/>
@@ -575,7 +575,7 @@
             <w:noProof/>
             <w:webHidden/>
           </w:rPr>
-          <w:instrText xml:space="preserve"> PAGEREF _Toc240301029 \h </w:instrText>
+          <w:instrText xml:space="preserve"> PAGEREF _Toc240305847 \h </w:instrText>
         </w:r>
         <w:r>
           <w:rPr>
@@ -620,7 +620,7 @@
           <w14:ligatures w14:val="standardContextual"/>
         </w:rPr>
       </w:pPr>
-      <w:hyperlink w:anchor="_Toc240301030" w:history="1">
+      <w:hyperlink w:anchor="_Toc240305848" w:history="1">
         <w:r>
           <w:rPr>
             <w:rStyle w:val="Hyperlink"/>
@@ -656,7 +656,7 @@
             <w:noProof/>
             <w:webHidden/>
           </w:rPr>
-          <w:instrText xml:space="preserve"> PAGEREF _Toc240301030 \h </w:instrText>
+          <w:instrText xml:space="preserve"> PAGEREF _Toc240305848 \h </w:instrText>
         </w:r>
         <w:r>
           <w:rPr>
@@ -676,7 +676,7 @@
             <w:noProof/>
             <w:webHidden/>
           </w:rPr>
-          <w:t>3</w:t>
+          <w:t>4</w:t>
         </w:r>
         <w:r>
           <w:rPr>
@@ -701,7 +701,7 @@
           <w14:ligatures w14:val="standardContextual"/>
         </w:rPr>
       </w:pPr>
-      <w:hyperlink w:anchor="_Toc240301031" w:history="1">
+      <w:hyperlink w:anchor="_Toc240305849" w:history="1">
         <w:r>
           <w:rPr>
             <w:rStyle w:val="Hyperlink"/>
@@ -737,7 +737,7 @@
             <w:noProof/>
             <w:webHidden/>
           </w:rPr>
-          <w:instrText xml:space="preserve"> PAGEREF _Toc240301031 \h </w:instrText>
+          <w:instrText xml:space="preserve"> PAGEREF _Toc240305849 \h </w:instrText>
         </w:r>
         <w:r>
           <w:rPr>
@@ -757,7 +757,7 @@
             <w:noProof/>
             <w:webHidden/>
           </w:rPr>
-          <w:t>4</w:t>
+          <w:t>5</w:t>
         </w:r>
         <w:r>
           <w:rPr>
@@ -782,7 +782,7 @@
           <w14:ligatures w14:val="standardContextual"/>
         </w:rPr>
       </w:pPr>
-      <w:hyperlink w:anchor="_Toc240301032" w:history="1">
+      <w:hyperlink w:anchor="_Toc240305850" w:history="1">
         <w:r>
           <w:rPr>
             <w:rStyle w:val="Hyperlink"/>
@@ -818,7 +818,7 @@
             <w:noProof/>
             <w:webHidden/>
           </w:rPr>
-          <w:instrText xml:space="preserve"> PAGEREF _Toc240301032 \h </w:instrText>
+          <w:instrText xml:space="preserve"> PAGEREF _Toc240305850 \h </w:instrText>
         </w:r>
         <w:r>
           <w:rPr>
@@ -838,7 +838,7 @@
             <w:noProof/>
             <w:webHidden/>
           </w:rPr>
-          <w:t>4</w:t>
+          <w:t>5</w:t>
         </w:r>
         <w:r>
           <w:rPr>
@@ -863,7 +863,7 @@
           <w14:ligatures w14:val="standardContextual"/>
         </w:rPr>
       </w:pPr>
-      <w:hyperlink w:anchor="_Toc240301033" w:history="1">
+      <w:hyperlink w:anchor="_Toc240305851" w:history="1">
         <w:r>
           <w:rPr>
             <w:rStyle w:val="Hyperlink"/>
@@ -899,7 +899,7 @@
             <w:noProof/>
             <w:webHidden/>
           </w:rPr>
-          <w:instrText xml:space="preserve"> PAGEREF _Toc240301033 \h </w:instrText>
+          <w:instrText xml:space="preserve"> PAGEREF _Toc240305851 \h </w:instrText>
         </w:r>
         <w:r>
           <w:rPr>
@@ -944,7 +944,7 @@
           <w14:ligatures w14:val="standardContextual"/>
         </w:rPr>
       </w:pPr>
-      <w:hyperlink w:anchor="_Toc240301034" w:history="1">
+      <w:hyperlink w:anchor="_Toc240305852" w:history="1">
         <w:r>
           <w:rPr>
             <w:rStyle w:val="Hyperlink"/>
@@ -980,7 +980,7 @@
             <w:noProof/>
             <w:webHidden/>
           </w:rPr>
-          <w:instrText xml:space="preserve"> PAGEREF _Toc240301034 \h </w:instrText>
+          <w:instrText xml:space="preserve"> PAGEREF _Toc240305852 \h </w:instrText>
         </w:r>
         <w:r>
           <w:rPr>
@@ -1025,7 +1025,7 @@
           <w14:ligatures w14:val="standardContextual"/>
         </w:rPr>
       </w:pPr>
-      <w:hyperlink w:anchor="_Toc240301035" w:history="1">
+      <w:hyperlink w:anchor="_Toc240305853" w:history="1">
         <w:r>
           <w:rPr>
             <w:rStyle w:val="Hyperlink"/>
@@ -1061,7 +1061,7 @@
             <w:noProof/>
             <w:webHidden/>
           </w:rPr>
-          <w:instrText xml:space="preserve"> PAGEREF _Toc240301035 \h </w:instrText>
+          <w:instrText xml:space="preserve"> PAGEREF _Toc240305853 \h </w:instrText>
         </w:r>
         <w:r>
           <w:rPr>
@@ -1106,7 +1106,7 @@
           <w14:ligatures w14:val="standardContextual"/>
         </w:rPr>
       </w:pPr>
-      <w:hyperlink w:anchor="_Toc240301036" w:history="1">
+      <w:hyperlink w:anchor="_Toc240305854" w:history="1">
         <w:r>
           <w:rPr>
             <w:rStyle w:val="Hyperlink"/>
@@ -1158,7 +1158,7 @@
             <w:noProof/>
             <w:webHidden/>
           </w:rPr>
-          <w:instrText xml:space="preserve"> PAGEREF _Toc240301036 \h </w:instrText>
+          <w:instrText xml:space="preserve"> PAGEREF _Toc240305854 \h </w:instrText>
         </w:r>
         <w:r>
           <w:rPr>
@@ -1178,7 +1178,7 @@
             <w:noProof/>
             <w:webHidden/>
           </w:rPr>
-          <w:t>7</w:t>
+          <w:t>8</w:t>
         </w:r>
         <w:r>
           <w:rPr>
@@ -1203,7 +1203,7 @@
           <w14:ligatures w14:val="standardContextual"/>
         </w:rPr>
       </w:pPr>
-      <w:hyperlink w:anchor="_Toc240301037" w:history="1">
+      <w:hyperlink w:anchor="_Toc240305855" w:history="1">
         <w:r>
           <w:rPr>
             <w:rStyle w:val="Hyperlink"/>
@@ -1239,7 +1239,7 @@
             <w:noProof/>
             <w:webHidden/>
           </w:rPr>
-          <w:instrText xml:space="preserve"> PAGEREF _Toc240301037 \h </w:instrText>
+          <w:instrText xml:space="preserve"> PAGEREF _Toc240305855 \h </w:instrText>
         </w:r>
         <w:r>
           <w:rPr>
@@ -1284,7 +1284,7 @@
           <w14:ligatures w14:val="standardContextual"/>
         </w:rPr>
       </w:pPr>
-      <w:hyperlink w:anchor="_Toc240301038" w:history="1">
+      <w:hyperlink w:anchor="_Toc240305856" w:history="1">
         <w:r>
           <w:rPr>
             <w:rStyle w:val="Hyperlink"/>
@@ -1320,7 +1320,7 @@
             <w:noProof/>
             <w:webHidden/>
           </w:rPr>
-          <w:instrText xml:space="preserve"> PAGEREF _Toc240301038 \h </w:instrText>
+          <w:instrText xml:space="preserve"> PAGEREF _Toc240305856 \h </w:instrText>
         </w:r>
         <w:r>
           <w:rPr>
@@ -1365,7 +1365,7 @@
           <w14:ligatures w14:val="standardContextual"/>
         </w:rPr>
       </w:pPr>
-      <w:hyperlink w:anchor="_Toc240301039" w:history="1">
+      <w:hyperlink w:anchor="_Toc240305857" w:history="1">
         <w:r>
           <w:rPr>
             <w:rStyle w:val="Hyperlink"/>
@@ -1401,7 +1401,7 @@
             <w:noProof/>
             <w:webHidden/>
           </w:rPr>
-          <w:instrText xml:space="preserve"> PAGEREF _Toc240301039 \h </w:instrText>
+          <w:instrText xml:space="preserve"> PAGEREF _Toc240305857 \h </w:instrText>
         </w:r>
         <w:r>
           <w:rPr>
@@ -1421,7 +1421,7 @@
             <w:noProof/>
             <w:webHidden/>
           </w:rPr>
-          <w:t>9</w:t>
+          <w:t>10</w:t>
         </w:r>
         <w:r>
           <w:rPr>
@@ -1446,7 +1446,7 @@
           <w14:ligatures w14:val="standardContextual"/>
         </w:rPr>
       </w:pPr>
-      <w:hyperlink w:anchor="_Toc240301040" w:history="1">
+      <w:hyperlink w:anchor="_Toc240305858" w:history="1">
         <w:r>
           <w:rPr>
             <w:rStyle w:val="Hyperlink"/>
@@ -1482,7 +1482,7 @@
             <w:noProof/>
             <w:webHidden/>
           </w:rPr>
-          <w:instrText xml:space="preserve"> PAGEREF _Toc240301040 \h </w:instrText>
+          <w:instrText xml:space="preserve"> PAGEREF _Toc240305858 \h </w:instrText>
         </w:r>
         <w:r>
           <w:rPr>
@@ -1502,7 +1502,7 @@
             <w:noProof/>
             <w:webHidden/>
           </w:rPr>
-          <w:t>11</w:t>
+          <w:t>12</w:t>
         </w:r>
         <w:r>
           <w:rPr>
@@ -1527,7 +1527,7 @@
           <w14:ligatures w14:val="standardContextual"/>
         </w:rPr>
       </w:pPr>
-      <w:hyperlink w:anchor="_Toc240301041" w:history="1">
+      <w:hyperlink w:anchor="_Toc240305859" w:history="1">
         <w:r>
           <w:rPr>
             <w:rStyle w:val="Hyperlink"/>
@@ -1563,7 +1563,7 @@
             <w:noProof/>
             <w:webHidden/>
           </w:rPr>
-          <w:instrText xml:space="preserve"> PAGEREF _Toc240301041 \h </w:instrText>
+          <w:instrText xml:space="preserve"> PAGEREF _Toc240305859 \h </w:instrText>
         </w:r>
         <w:r>
           <w:rPr>
@@ -1583,7 +1583,7 @@
             <w:noProof/>
             <w:webHidden/>
           </w:rPr>
-          <w:t>11</w:t>
+          <w:t>12</w:t>
         </w:r>
         <w:r>
           <w:rPr>
@@ -1608,7 +1608,7 @@
           <w14:ligatures w14:val="standardContextual"/>
         </w:rPr>
       </w:pPr>
-      <w:hyperlink w:anchor="_Toc240301042" w:history="1">
+      <w:hyperlink w:anchor="_Toc240305860" w:history="1">
         <w:r>
           <w:rPr>
             <w:rStyle w:val="Hyperlink"/>
@@ -1644,7 +1644,7 @@
             <w:noProof/>
             <w:webHidden/>
           </w:rPr>
-          <w:instrText xml:space="preserve"> PAGEREF _Toc240301042 \h </w:instrText>
+          <w:instrText xml:space="preserve"> PAGEREF _Toc240305860 \h </w:instrText>
         </w:r>
         <w:r>
           <w:rPr>
@@ -1664,7 +1664,7 @@
             <w:noProof/>
             <w:webHidden/>
           </w:rPr>
-          <w:t>11</w:t>
+          <w:t>12</w:t>
         </w:r>
         <w:r>
           <w:rPr>
@@ -1689,7 +1689,7 @@
           <w14:ligatures w14:val="standardContextual"/>
         </w:rPr>
       </w:pPr>
-      <w:hyperlink w:anchor="_Toc240301043" w:history="1">
+      <w:hyperlink w:anchor="_Toc240305861" w:history="1">
         <w:r>
           <w:rPr>
             <w:rStyle w:val="Hyperlink"/>
@@ -1725,7 +1725,7 @@
             <w:noProof/>
             <w:webHidden/>
           </w:rPr>
-          <w:instrText xml:space="preserve"> PAGEREF _Toc240301043 \h </w:instrText>
+          <w:instrText xml:space="preserve"> PAGEREF _Toc240305861 \h </w:instrText>
         </w:r>
         <w:r>
           <w:rPr>
@@ -1745,7 +1745,7 @@
             <w:noProof/>
             <w:webHidden/>
           </w:rPr>
-          <w:t>14</w:t>
+          <w:t>15</w:t>
         </w:r>
         <w:r>
           <w:rPr>
@@ -1770,7 +1770,7 @@
           <w14:ligatures w14:val="standardContextual"/>
         </w:rPr>
       </w:pPr>
-      <w:hyperlink w:anchor="_Toc240301044" w:history="1">
+      <w:hyperlink w:anchor="_Toc240305862" w:history="1">
         <w:r>
           <w:rPr>
             <w:rStyle w:val="Hyperlink"/>
@@ -1806,7 +1806,7 @@
             <w:noProof/>
             <w:webHidden/>
           </w:rPr>
-          <w:instrText xml:space="preserve"> PAGEREF _Toc240301044 \h </w:instrText>
+          <w:instrText xml:space="preserve"> PAGEREF _Toc240305862 \h </w:instrText>
         </w:r>
         <w:r>
           <w:rPr>
@@ -1826,7 +1826,7 @@
             <w:noProof/>
             <w:webHidden/>
           </w:rPr>
-          <w:t>14</w:t>
+          <w:t>15</w:t>
         </w:r>
         <w:r>
           <w:rPr>
@@ -1851,7 +1851,7 @@
           <w14:ligatures w14:val="standardContextual"/>
         </w:rPr>
       </w:pPr>
-      <w:hyperlink w:anchor="_Toc240301045" w:history="1">
+      <w:hyperlink w:anchor="_Toc240305863" w:history="1">
         <w:r>
           <w:rPr>
             <w:rStyle w:val="Hyperlink"/>
@@ -1887,7 +1887,7 @@
             <w:noProof/>
             <w:webHidden/>
           </w:rPr>
-          <w:instrText xml:space="preserve"> PAGEREF _Toc240301045 \h </w:instrText>
+          <w:instrText xml:space="preserve"> PAGEREF _Toc240305863 \h </w:instrText>
         </w:r>
         <w:r>
           <w:rPr>
@@ -1907,7 +1907,7 @@
             <w:noProof/>
             <w:webHidden/>
           </w:rPr>
-          <w:t>17</w:t>
+          <w:t>18</w:t>
         </w:r>
         <w:r>
           <w:rPr>
@@ -1932,7 +1932,7 @@
           <w14:ligatures w14:val="standardContextual"/>
         </w:rPr>
       </w:pPr>
-      <w:hyperlink w:anchor="_Toc240301046" w:history="1">
+      <w:hyperlink w:anchor="_Toc240305864" w:history="1">
         <w:r>
           <w:rPr>
             <w:rStyle w:val="Hyperlink"/>
@@ -1968,7 +1968,7 @@
             <w:noProof/>
             <w:webHidden/>
           </w:rPr>
-          <w:instrText xml:space="preserve"> PAGEREF _Toc240301046 \h </w:instrText>
+          <w:instrText xml:space="preserve"> PAGEREF _Toc240305864 \h </w:instrText>
         </w:r>
         <w:r>
           <w:rPr>
@@ -1988,7 +1988,7 @@
             <w:noProof/>
             <w:webHidden/>
           </w:rPr>
-          <w:t>18</w:t>
+          <w:t>19</w:t>
         </w:r>
         <w:r>
           <w:rPr>
@@ -2013,7 +2013,7 @@
           <w14:ligatures w14:val="standardContextual"/>
         </w:rPr>
       </w:pPr>
-      <w:hyperlink w:anchor="_Toc240301047" w:history="1">
+      <w:hyperlink w:anchor="_Toc240305865" w:history="1">
         <w:r>
           <w:rPr>
             <w:rStyle w:val="Hyperlink"/>
@@ -2041,7 +2041,7 @@
             <w:noProof/>
             <w:webHidden/>
           </w:rPr>
-          <w:instrText xml:space="preserve"> PAGEREF _Toc240301047 \h </w:instrText>
+          <w:instrText xml:space="preserve"> PAGEREF _Toc240305865 \h </w:instrText>
         </w:r>
         <w:r>
           <w:rPr>
@@ -2061,7 +2061,7 @@
             <w:noProof/>
             <w:webHidden/>
           </w:rPr>
-          <w:t>18</w:t>
+          <w:t>19</w:t>
         </w:r>
         <w:r>
           <w:rPr>
@@ -2509,7 +2509,7 @@
         <w:pStyle w:val="Heading1"/>
         <w:spacing w:before="240" w:after="120"/>
       </w:pPr>
-      <w:bookmarkStart w:id="0" w:name="_Toc240301025"/>
+      <w:bookmarkStart w:id="0" w:name="_Toc240305843"/>
       <w:r>
         <w:rPr>
           <w:rFonts w:ascii="Times New Roman" w:eastAsia="黑体" w:hAnsi="Times New Roman"/>
@@ -2533,7 +2533,7 @@
         <w:pStyle w:val="Heading2"/>
         <w:spacing w:before="240" w:after="120"/>
       </w:pPr>
-      <w:bookmarkStart w:id="1" w:name="_Toc240301026"/>
+      <w:bookmarkStart w:id="1" w:name="_Toc240305844"/>
       <w:r>
         <w:rPr>
           <w:rFonts w:ascii="Times New Roman" w:eastAsia="黑体" w:hAnsi="Times New Roman"/>
@@ -4232,7 +4232,7 @@
         <w:pStyle w:val="Heading2"/>
         <w:spacing w:before="240" w:after="120"/>
       </w:pPr>
-      <w:bookmarkStart w:id="2" w:name="_Toc240301027"/>
+      <w:bookmarkStart w:id="2" w:name="_Toc240305845"/>
       <w:r>
         <w:rPr>
           <w:rFonts w:ascii="Times New Roman" w:eastAsia="黑体" w:hAnsi="Times New Roman"/>
@@ -4575,7 +4575,7 @@
         <w:pStyle w:val="Heading2"/>
         <w:spacing w:before="240" w:after="120"/>
       </w:pPr>
-      <w:bookmarkStart w:id="3" w:name="_Toc240301028"/>
+      <w:bookmarkStart w:id="3" w:name="_Toc240305846"/>
       <w:r>
         <w:rPr>
           <w:rFonts w:ascii="Times New Roman" w:eastAsia="黑体" w:hAnsi="Times New Roman"/>
@@ -5066,7 +5066,7 @@
         <w:pStyle w:val="Heading1"/>
         <w:spacing w:before="240" w:after="120"/>
       </w:pPr>
-      <w:bookmarkStart w:id="4" w:name="_Toc240301029"/>
+      <w:bookmarkStart w:id="4" w:name="_Toc240305847"/>
       <w:r>
         <w:rPr>
           <w:rFonts w:ascii="Times New Roman" w:eastAsia="黑体" w:hAnsi="Times New Roman"/>
@@ -5530,13 +5530,14 @@
         <w:pStyle w:val="Heading1"/>
         <w:spacing w:before="240" w:after="120"/>
       </w:pPr>
-      <w:bookmarkStart w:id="5" w:name="_Toc240301030"/>
+      <w:bookmarkStart w:id="5" w:name="_Toc240305848"/>
       <w:r>
         <w:rPr>
           <w:rFonts w:ascii="Times New Roman" w:eastAsia="黑体" w:hAnsi="Times New Roman"/>
           <w:color w:val="000000"/>
           <w:sz w:val="32"/>
         </w:rPr>
+        <w:lastRenderedPageBreak/>
         <w:t xml:space="preserve">3 </w:t>
       </w:r>
       <w:r>
@@ -5561,6 +5562,7 @@
     </w:p>
     <w:p>
       <w:pPr>
+        <w:keepNext/>
         <w:spacing w:before="80" w:after="0"/>
         <w:ind w:left="340"/>
       </w:pPr>
@@ -5574,6 +5576,7 @@
     </w:p>
     <w:p>
       <w:pPr>
+        <w:keepNext/>
         <w:spacing w:after="0"/>
         <w:ind w:left="340"/>
       </w:pPr>
@@ -5608,6 +5611,7 @@
     </w:p>
     <w:p>
       <w:pPr>
+        <w:keepNext/>
         <w:spacing w:after="0"/>
         <w:ind w:left="340"/>
       </w:pPr>
@@ -5628,6 +5632,7 @@
     </w:p>
     <w:p>
       <w:pPr>
+        <w:keepNext/>
         <w:spacing w:after="0"/>
         <w:ind w:left="340"/>
       </w:pPr>
@@ -5662,6 +5667,7 @@
     </w:p>
     <w:p>
       <w:pPr>
+        <w:keepNext/>
         <w:spacing w:after="0"/>
         <w:ind w:left="340"/>
       </w:pPr>
@@ -5696,6 +5702,7 @@
     </w:p>
     <w:p>
       <w:pPr>
+        <w:keepNext/>
         <w:spacing w:after="0"/>
         <w:ind w:left="340"/>
       </w:pPr>
@@ -5716,6 +5723,7 @@
     </w:p>
     <w:p>
       <w:pPr>
+        <w:keepNext/>
         <w:spacing w:after="0"/>
         <w:ind w:left="340"/>
       </w:pPr>
@@ -5736,6 +5744,7 @@
     </w:p>
     <w:p>
       <w:pPr>
+        <w:keepNext/>
         <w:spacing w:after="0"/>
         <w:ind w:left="340"/>
       </w:pPr>
@@ -5756,6 +5765,7 @@
     </w:p>
     <w:p>
       <w:pPr>
+        <w:keepNext/>
         <w:spacing w:after="0"/>
         <w:ind w:left="340"/>
       </w:pPr>
@@ -5790,6 +5800,7 @@
     </w:p>
     <w:p>
       <w:pPr>
+        <w:keepNext/>
         <w:spacing w:after="0"/>
         <w:ind w:left="340"/>
       </w:pPr>
@@ -5810,6 +5821,7 @@
     </w:p>
     <w:p>
       <w:pPr>
+        <w:keepNext/>
         <w:spacing w:after="0"/>
         <w:ind w:left="340"/>
       </w:pPr>
@@ -5844,6 +5856,7 @@
     </w:p>
     <w:p>
       <w:pPr>
+        <w:keepNext/>
         <w:spacing w:after="0"/>
         <w:ind w:left="340"/>
       </w:pPr>
@@ -5864,6 +5877,7 @@
     </w:p>
     <w:p>
       <w:pPr>
+        <w:keepNext/>
         <w:spacing w:after="0"/>
         <w:ind w:left="340"/>
       </w:pPr>
@@ -5884,6 +5898,7 @@
     </w:p>
     <w:p>
       <w:pPr>
+        <w:keepNext/>
         <w:spacing w:after="0"/>
         <w:ind w:left="340"/>
       </w:pPr>
@@ -5904,6 +5919,7 @@
     </w:p>
     <w:p>
       <w:pPr>
+        <w:keepNext/>
         <w:spacing w:after="0"/>
         <w:ind w:left="340"/>
       </w:pPr>
@@ -5924,6 +5940,7 @@
     </w:p>
     <w:p>
       <w:pPr>
+        <w:keepNext/>
         <w:spacing w:after="0"/>
         <w:ind w:left="340"/>
       </w:pPr>
@@ -5958,6 +5975,7 @@
     </w:p>
     <w:p>
       <w:pPr>
+        <w:keepNext/>
         <w:spacing w:after="0"/>
         <w:ind w:left="340"/>
       </w:pPr>
@@ -5966,7 +5984,6 @@
           <w:rFonts w:ascii="Consolas" w:hAnsi="Consolas"/>
           <w:sz w:val="21"/>
         </w:rPr>
-        <w:lastRenderedPageBreak/>
         <w:t xml:space="preserve">│   ├── run.bat               </w:t>
       </w:r>
       <w:r>
@@ -5979,6 +5996,7 @@
     </w:p>
     <w:p>
       <w:pPr>
+        <w:keepNext/>
         <w:spacing w:after="0"/>
         <w:ind w:left="340"/>
       </w:pPr>
@@ -5999,6 +6017,7 @@
     </w:p>
     <w:p>
       <w:pPr>
+        <w:keepNext/>
         <w:spacing w:after="0"/>
         <w:ind w:left="340"/>
       </w:pPr>
@@ -6033,6 +6052,7 @@
     </w:p>
     <w:p>
       <w:pPr>
+        <w:keepNext/>
         <w:spacing w:after="0"/>
         <w:ind w:left="340"/>
       </w:pPr>
@@ -6067,6 +6087,7 @@
     </w:p>
     <w:p>
       <w:pPr>
+        <w:keepNext/>
         <w:spacing w:after="0"/>
         <w:ind w:left="340"/>
       </w:pPr>
@@ -6155,7 +6176,7 @@
           <w:noProof/>
         </w:rPr>
         <w:drawing>
-          <wp:inline distT="0" distB="0" distL="0" distR="0" wp14:anchorId="439F25C3" wp14:editId="4B788E2B">
+          <wp:inline distT="0" distB="0" distL="0" distR="0" wp14:anchorId="53658908" wp14:editId="7946D903">
             <wp:extent cx="5580000" cy="1892736"/>
             <wp:effectExtent l="0" t="0" r="0" b="0"/>
             <wp:docPr id="1" name="Picture 1"/>
@@ -6351,13 +6372,14 @@
         <w:pStyle w:val="Heading1"/>
         <w:spacing w:before="240" w:after="120"/>
       </w:pPr>
-      <w:bookmarkStart w:id="6" w:name="_Toc240301031"/>
+      <w:bookmarkStart w:id="6" w:name="_Toc240305849"/>
       <w:r>
         <w:rPr>
           <w:rFonts w:ascii="Times New Roman" w:eastAsia="黑体" w:hAnsi="Times New Roman"/>
           <w:color w:val="000000"/>
           <w:sz w:val="32"/>
         </w:rPr>
+        <w:lastRenderedPageBreak/>
         <w:t xml:space="preserve">4 Windows </w:t>
       </w:r>
       <w:r>
@@ -6375,7 +6397,7 @@
         <w:pStyle w:val="Heading2"/>
         <w:spacing w:before="240" w:after="120"/>
       </w:pPr>
-      <w:bookmarkStart w:id="7" w:name="_Toc240301032"/>
+      <w:bookmarkStart w:id="7" w:name="_Toc240305850"/>
       <w:r>
         <w:rPr>
           <w:rFonts w:ascii="Times New Roman" w:eastAsia="黑体" w:hAnsi="Times New Roman"/>
@@ -6514,9 +6536,8 @@
         <w:rPr>
           <w:noProof/>
         </w:rPr>
-        <w:lastRenderedPageBreak/>
         <w:drawing>
-          <wp:inline distT="0" distB="0" distL="0" distR="0" wp14:anchorId="6AF2E9C6" wp14:editId="03FF4F30">
+          <wp:inline distT="0" distB="0" distL="0" distR="0" wp14:anchorId="2E003184" wp14:editId="58785E4F">
             <wp:extent cx="5580000" cy="1035648"/>
             <wp:effectExtent l="0" t="0" r="0" b="0"/>
             <wp:docPr id="2" name="Picture 2"/>
@@ -6631,7 +6652,7 @@
         <w:pStyle w:val="Heading2"/>
         <w:spacing w:before="240" w:after="120"/>
       </w:pPr>
-      <w:bookmarkStart w:id="8" w:name="_Toc240301033"/>
+      <w:bookmarkStart w:id="8" w:name="_Toc240305851"/>
       <w:r>
         <w:rPr>
           <w:rFonts w:ascii="Times New Roman" w:eastAsia="黑体" w:hAnsi="Times New Roman"/>
@@ -6722,8 +6743,9 @@
         <w:rPr>
           <w:noProof/>
         </w:rPr>
+        <w:lastRenderedPageBreak/>
         <w:drawing>
-          <wp:inline distT="0" distB="0" distL="0" distR="0" wp14:anchorId="748D9A75" wp14:editId="776B7948">
+          <wp:inline distT="0" distB="0" distL="0" distR="0" wp14:anchorId="1CC6CFDF" wp14:editId="12216951">
             <wp:extent cx="5580000" cy="2464128"/>
             <wp:effectExtent l="0" t="0" r="0" b="0"/>
             <wp:docPr id="3" name="Picture 3"/>
@@ -7002,7 +7024,6 @@
                 <w:rFonts w:ascii="Consolas" w:hAnsi="Consolas"/>
                 <w:sz w:val="21"/>
               </w:rPr>
-              <w:lastRenderedPageBreak/>
               <w:t>MYSQL_USER</w:t>
             </w:r>
             <w:r>
@@ -7545,6 +7566,7 @@
     </w:p>
     <w:p>
       <w:pPr>
+        <w:keepNext/>
         <w:spacing w:before="80" w:after="0"/>
         <w:ind w:left="340"/>
       </w:pPr>
@@ -7574,7 +7596,7 @@
         <w:pStyle w:val="Heading2"/>
         <w:spacing w:before="240" w:after="120"/>
       </w:pPr>
-      <w:bookmarkStart w:id="9" w:name="_Toc240301034"/>
+      <w:bookmarkStart w:id="9" w:name="_Toc240305852"/>
       <w:r>
         <w:rPr>
           <w:rFonts w:ascii="Times New Roman" w:eastAsia="黑体" w:hAnsi="Times New Roman"/>
@@ -7707,8 +7729,9 @@
         <w:rPr>
           <w:noProof/>
         </w:rPr>
+        <w:lastRenderedPageBreak/>
         <w:drawing>
-          <wp:inline distT="0" distB="0" distL="0" distR="0" wp14:anchorId="7118A5E1" wp14:editId="59A0AA23">
+          <wp:inline distT="0" distB="0" distL="0" distR="0" wp14:anchorId="26D210F5" wp14:editId="63E15A3F">
             <wp:extent cx="5580000" cy="3191760"/>
             <wp:effectExtent l="0" t="0" r="0" b="0"/>
             <wp:docPr id="4" name="Picture 4"/>
@@ -7834,14 +7857,13 @@
         <w:pStyle w:val="Heading2"/>
         <w:spacing w:before="240" w:after="120"/>
       </w:pPr>
-      <w:bookmarkStart w:id="10" w:name="_Toc240301035"/>
+      <w:bookmarkStart w:id="10" w:name="_Toc240305853"/>
       <w:r>
         <w:rPr>
           <w:rFonts w:ascii="Times New Roman" w:eastAsia="黑体" w:hAnsi="Times New Roman"/>
           <w:color w:val="000000"/>
           <w:sz w:val="28"/>
         </w:rPr>
-        <w:lastRenderedPageBreak/>
         <w:t xml:space="preserve">4.4 </w:t>
       </w:r>
       <w:r>
@@ -7888,6 +7910,7 @@
     </w:p>
     <w:p>
       <w:pPr>
+        <w:keepNext/>
         <w:spacing w:before="80" w:after="0"/>
         <w:ind w:left="340"/>
       </w:pPr>
@@ -7908,6 +7931,7 @@
     </w:p>
     <w:p>
       <w:pPr>
+        <w:keepNext/>
         <w:spacing w:after="0"/>
         <w:ind w:left="340"/>
       </w:pPr>
@@ -7935,6 +7959,7 @@
     </w:p>
     <w:p>
       <w:pPr>
+        <w:keepNext/>
         <w:spacing w:after="0"/>
         <w:ind w:left="340"/>
       </w:pPr>
@@ -7962,6 +7987,7 @@
     </w:p>
     <w:p>
       <w:pPr>
+        <w:keepNext/>
         <w:spacing w:after="0"/>
         <w:ind w:left="340"/>
       </w:pPr>
@@ -7982,6 +8008,7 @@
     </w:p>
     <w:p>
       <w:pPr>
+        <w:keepNext/>
         <w:spacing w:after="0"/>
         <w:ind w:left="340"/>
       </w:pPr>
@@ -8009,6 +8036,7 @@
     </w:p>
     <w:p>
       <w:pPr>
+        <w:keepNext/>
         <w:spacing w:after="0"/>
         <w:ind w:left="340"/>
       </w:pPr>
@@ -8036,6 +8064,7 @@
     </w:p>
     <w:p>
       <w:pPr>
+        <w:keepNext/>
         <w:spacing w:after="0"/>
         <w:ind w:left="340"/>
       </w:pPr>
@@ -8091,8 +8120,9 @@
         <w:rPr>
           <w:noProof/>
         </w:rPr>
+        <w:lastRenderedPageBreak/>
         <w:drawing>
-          <wp:inline distT="0" distB="0" distL="0" distR="0" wp14:anchorId="03ABF53B" wp14:editId="76EB9D37">
+          <wp:inline distT="0" distB="0" distL="0" distR="0" wp14:anchorId="57501B85" wp14:editId="373CA817">
             <wp:extent cx="5580000" cy="3106944"/>
             <wp:effectExtent l="0" t="0" r="0" b="0"/>
             <wp:docPr id="5" name="Picture 5"/>
@@ -8194,7 +8224,7 @@
         <w:pStyle w:val="Heading2"/>
         <w:spacing w:before="240" w:after="120"/>
       </w:pPr>
-      <w:bookmarkStart w:id="11" w:name="_Toc240301036"/>
+      <w:bookmarkStart w:id="11" w:name="_Toc240305854"/>
       <w:r>
         <w:rPr>
           <w:rFonts w:ascii="Times New Roman" w:eastAsia="黑体" w:hAnsi="Times New Roman"/>
@@ -8315,7 +8345,6 @@
         <w:ind w:left="420"/>
       </w:pPr>
       <w:r>
-        <w:lastRenderedPageBreak/>
         <w:t xml:space="preserve">2. </w:t>
       </w:r>
       <w:r>
@@ -8376,13 +8405,13 @@
         <w:t>run.bat</w:t>
       </w:r>
       <w:r>
-        <w:t>，工具逐台解析回显，生成第</w:t>
+        <w:t>，工具逐台解析回显，生成《配置核查作业指导书》第</w:t>
       </w:r>
       <w:r>
         <w:t xml:space="preserve"> 5 </w:t>
       </w:r>
       <w:r>
-        <w:t>章</w:t>
+        <w:t>章（网络安全）的</w:t>
       </w:r>
       <w:r>
         <w:t xml:space="preserve"> 23 </w:t>
@@ -8394,7 +8423,13 @@
         <w:t xml:space="preserve"> 8 </w:t>
       </w:r>
       <w:r>
-        <w:t>所示。</w:t>
+        <w:t>所示；报告的查看与上报方式见</w:t>
+      </w:r>
+      <w:r>
+        <w:t xml:space="preserve"> 6.1 </w:t>
+      </w:r>
+      <w:r>
+        <w:t>节。</w:t>
       </w:r>
     </w:p>
     <w:p>
@@ -8407,8 +8442,9 @@
         <w:rPr>
           <w:noProof/>
         </w:rPr>
+        <w:lastRenderedPageBreak/>
         <w:drawing>
-          <wp:inline distT="0" distB="0" distL="0" distR="0" wp14:anchorId="47FB3D71" wp14:editId="0C70F8A3">
+          <wp:inline distT="0" distB="0" distL="0" distR="0" wp14:anchorId="2D094DFA" wp14:editId="59013E92">
             <wp:extent cx="5580000" cy="2535552"/>
             <wp:effectExtent l="0" t="0" r="0" b="0"/>
             <wp:docPr id="6" name="Picture 6"/>
@@ -8551,7 +8587,7 @@
           <w:noProof/>
         </w:rPr>
         <w:drawing>
-          <wp:inline distT="0" distB="0" distL="0" distR="0" wp14:anchorId="64FF3DDC" wp14:editId="2EF5070D">
+          <wp:inline distT="0" distB="0" distL="0" distR="0" wp14:anchorId="1FCA3D35" wp14:editId="2C9AEFC0">
             <wp:extent cx="5580000" cy="749952"/>
             <wp:effectExtent l="0" t="0" r="0" b="0"/>
             <wp:docPr id="7" name="Picture 7"/>
@@ -8684,7 +8720,7 @@
           <w:noProof/>
         </w:rPr>
         <w:drawing>
-          <wp:inline distT="0" distB="0" distL="0" distR="0" wp14:anchorId="091C474E" wp14:editId="1CE83D0D">
+          <wp:inline distT="0" distB="0" distL="0" distR="0" wp14:anchorId="4EEC55E4" wp14:editId="5BA7EE0F">
             <wp:extent cx="5580000" cy="1178496"/>
             <wp:effectExtent l="0" t="0" r="0" b="0"/>
             <wp:docPr id="8" name="Picture 8"/>
@@ -8872,14 +8908,13 @@
         <w:pStyle w:val="Heading1"/>
         <w:spacing w:before="240" w:after="120"/>
       </w:pPr>
-      <w:bookmarkStart w:id="12" w:name="_Toc240301037"/>
+      <w:bookmarkStart w:id="12" w:name="_Toc240305855"/>
       <w:r>
         <w:rPr>
           <w:rFonts w:ascii="Times New Roman" w:eastAsia="黑体" w:hAnsi="Times New Roman"/>
           <w:color w:val="000000"/>
           <w:sz w:val="32"/>
         </w:rPr>
-        <w:lastRenderedPageBreak/>
         <w:t xml:space="preserve">5 </w:t>
       </w:r>
       <w:r>
@@ -8897,7 +8932,7 @@
         <w:pStyle w:val="Heading2"/>
         <w:spacing w:before="240" w:after="120"/>
       </w:pPr>
-      <w:bookmarkStart w:id="13" w:name="_Toc240301038"/>
+      <w:bookmarkStart w:id="13" w:name="_Toc240305856"/>
       <w:r>
         <w:rPr>
           <w:rFonts w:ascii="Times New Roman" w:eastAsia="黑体" w:hAnsi="Times New Roman"/>
@@ -8969,6 +9004,7 @@
     </w:p>
     <w:p>
       <w:pPr>
+        <w:keepNext/>
         <w:spacing w:before="80" w:after="0"/>
         <w:ind w:left="340"/>
       </w:pPr>
@@ -8977,11 +9013,13 @@
           <w:rFonts w:ascii="Consolas" w:hAnsi="Consolas"/>
           <w:sz w:val="21"/>
         </w:rPr>
+        <w:lastRenderedPageBreak/>
         <w:t>cd /opt/check</w:t>
       </w:r>
     </w:p>
     <w:p>
       <w:pPr>
+        <w:keepNext/>
         <w:spacing w:after="0"/>
         <w:ind w:left="340"/>
       </w:pPr>
@@ -9052,7 +9090,7 @@
           <w:noProof/>
         </w:rPr>
         <w:drawing>
-          <wp:inline distT="0" distB="0" distL="0" distR="0" wp14:anchorId="147ADAAA" wp14:editId="4823756A">
+          <wp:inline distT="0" distB="0" distL="0" distR="0" wp14:anchorId="5464944F" wp14:editId="319A72E4">
             <wp:extent cx="5580000" cy="1892736"/>
             <wp:effectExtent l="0" t="0" r="0" b="0"/>
             <wp:docPr id="9" name="Picture 9"/>
@@ -9223,7 +9261,7 @@
         <w:pStyle w:val="Heading2"/>
         <w:spacing w:before="240" w:after="120"/>
       </w:pPr>
-      <w:bookmarkStart w:id="14" w:name="_Toc240301039"/>
+      <w:bookmarkStart w:id="14" w:name="_Toc240305857"/>
       <w:r>
         <w:rPr>
           <w:rFonts w:ascii="Times New Roman" w:eastAsia="黑体" w:hAnsi="Times New Roman"/>
@@ -9282,7 +9320,7 @@
         </w:rPr>
         <w:lastRenderedPageBreak/>
         <w:drawing>
-          <wp:inline distT="0" distB="0" distL="0" distR="0" wp14:anchorId="135C2C31" wp14:editId="52180E9E">
+          <wp:inline distT="0" distB="0" distL="0" distR="0" wp14:anchorId="0D3666A7" wp14:editId="7B0CD5A1">
             <wp:extent cx="5580000" cy="2606976"/>
             <wp:effectExtent l="0" t="0" r="0" b="0"/>
             <wp:docPr id="10" name="Picture 10"/>
@@ -9501,7 +9539,7 @@
           <w:noProof/>
         </w:rPr>
         <w:drawing>
-          <wp:inline distT="0" distB="0" distL="0" distR="0" wp14:anchorId="7FF5B3CA" wp14:editId="0FFF37E8">
+          <wp:inline distT="0" distB="0" distL="0" distR="0" wp14:anchorId="366C6DD6" wp14:editId="78BE7764">
             <wp:extent cx="5580000" cy="3928320"/>
             <wp:effectExtent l="0" t="0" r="0" b="0"/>
             <wp:docPr id="11" name="Picture 11"/>
@@ -9586,6 +9624,7 @@
     </w:p>
     <w:p>
       <w:pPr>
+        <w:keepNext/>
         <w:spacing w:before="80" w:after="0"/>
         <w:ind w:left="340"/>
       </w:pPr>
@@ -9606,6 +9645,7 @@
     </w:p>
     <w:p>
       <w:pPr>
+        <w:keepNext/>
         <w:spacing w:after="0"/>
         <w:ind w:left="340"/>
       </w:pPr>
@@ -9626,6 +9666,7 @@
     </w:p>
     <w:p>
       <w:pPr>
+        <w:keepNext/>
         <w:spacing w:after="0"/>
         <w:ind w:left="340"/>
       </w:pPr>
@@ -9653,6 +9694,7 @@
     </w:p>
     <w:p>
       <w:pPr>
+        <w:keepNext/>
         <w:spacing w:after="0"/>
         <w:ind w:left="340"/>
       </w:pPr>
@@ -10099,7 +10141,7 @@
         <w:pStyle w:val="Heading2"/>
         <w:spacing w:before="240" w:after="120"/>
       </w:pPr>
-      <w:bookmarkStart w:id="15" w:name="_Toc240301040"/>
+      <w:bookmarkStart w:id="15" w:name="_Toc240305858"/>
       <w:r>
         <w:rPr>
           <w:rFonts w:ascii="Times New Roman" w:eastAsia="黑体" w:hAnsi="Times New Roman"/>
@@ -10120,6 +10162,7 @@
     </w:p>
     <w:p>
       <w:pPr>
+        <w:keepNext/>
         <w:spacing w:before="80" w:after="0"/>
         <w:ind w:left="340"/>
       </w:pPr>
@@ -10170,7 +10213,7 @@
           <w:noProof/>
         </w:rPr>
         <w:drawing>
-          <wp:inline distT="0" distB="0" distL="0" distR="0" wp14:anchorId="4D108BEF" wp14:editId="0ED522B3">
+          <wp:inline distT="0" distB="0" distL="0" distR="0" wp14:anchorId="3DF73090" wp14:editId="4F0EDA41">
             <wp:extent cx="5580000" cy="1749888"/>
             <wp:effectExtent l="0" t="0" r="0" b="0"/>
             <wp:docPr id="12" name="Picture 12"/>
@@ -10284,7 +10327,7 @@
         <w:pStyle w:val="Heading1"/>
         <w:spacing w:before="240" w:after="120"/>
       </w:pPr>
-      <w:bookmarkStart w:id="16" w:name="_Toc240301041"/>
+      <w:bookmarkStart w:id="16" w:name="_Toc240305859"/>
       <w:r>
         <w:rPr>
           <w:rFonts w:ascii="Times New Roman" w:eastAsia="黑体" w:hAnsi="Times New Roman"/>
@@ -10308,7 +10351,7 @@
         <w:pStyle w:val="Heading2"/>
         <w:spacing w:before="240" w:after="120"/>
       </w:pPr>
-      <w:bookmarkStart w:id="17" w:name="_Toc240301042"/>
+      <w:bookmarkStart w:id="17" w:name="_Toc240305860"/>
       <w:r>
         <w:rPr>
           <w:rFonts w:ascii="Times New Roman" w:eastAsia="黑体" w:hAnsi="Times New Roman"/>
@@ -10382,7 +10425,7 @@
         </w:rPr>
         <w:lastRenderedPageBreak/>
         <w:drawing>
-          <wp:inline distT="0" distB="0" distL="0" distR="0" wp14:anchorId="21A0DC76" wp14:editId="33364D85">
+          <wp:inline distT="0" distB="0" distL="0" distR="0" wp14:anchorId="07D7D692" wp14:editId="7E4F422D">
             <wp:extent cx="5580000" cy="3964032"/>
             <wp:effectExtent l="0" t="0" r="0" b="0"/>
             <wp:docPr id="13" name="Picture 13"/>
@@ -10502,7 +10545,7 @@
           <w:noProof/>
         </w:rPr>
         <w:drawing>
-          <wp:inline distT="0" distB="0" distL="0" distR="0" wp14:anchorId="4548B910" wp14:editId="11F07B2C">
+          <wp:inline distT="0" distB="0" distL="0" distR="0" wp14:anchorId="41AABFD1" wp14:editId="4E8D9E59">
             <wp:extent cx="5580000" cy="1178496"/>
             <wp:effectExtent l="0" t="0" r="0" b="0"/>
             <wp:docPr id="14" name="Picture 14"/>
@@ -11056,7 +11099,7 @@
         </w:rPr>
         <w:lastRenderedPageBreak/>
         <w:drawing>
-          <wp:inline distT="0" distB="0" distL="0" distR="0" wp14:anchorId="51B21116" wp14:editId="37466B7C">
+          <wp:inline distT="0" distB="0" distL="0" distR="0" wp14:anchorId="2A00ABFA" wp14:editId="76D26205">
             <wp:extent cx="5580000" cy="3427714"/>
             <wp:effectExtent l="0" t="0" r="0" b="0"/>
             <wp:docPr id="15" name="Picture 15"/>
@@ -11163,7 +11206,7 @@
           <w:noProof/>
         </w:rPr>
         <w:drawing>
-          <wp:inline distT="0" distB="0" distL="0" distR="0" wp14:anchorId="23963C81" wp14:editId="559BED24">
+          <wp:inline distT="0" distB="0" distL="0" distR="0" wp14:anchorId="00074F9C" wp14:editId="3385B577">
             <wp:extent cx="5580000" cy="3108857"/>
             <wp:effectExtent l="0" t="0" r="0" b="0"/>
             <wp:docPr id="16" name="Picture 16"/>
@@ -11240,7 +11283,7 @@
         <w:pStyle w:val="Heading2"/>
         <w:spacing w:before="240" w:after="120"/>
       </w:pPr>
-      <w:bookmarkStart w:id="18" w:name="_Toc240301043"/>
+      <w:bookmarkStart w:id="18" w:name="_Toc240305861"/>
       <w:r>
         <w:rPr>
           <w:rFonts w:ascii="Times New Roman" w:eastAsia="黑体" w:hAnsi="Times New Roman"/>
@@ -11323,7 +11366,7 @@
           <w:noProof/>
         </w:rPr>
         <w:drawing>
-          <wp:inline distT="0" distB="0" distL="0" distR="0" wp14:anchorId="59E55478" wp14:editId="4DE669FE">
+          <wp:inline distT="0" distB="0" distL="0" distR="0" wp14:anchorId="2B8F6D00" wp14:editId="38556727">
             <wp:extent cx="5580000" cy="3268881"/>
             <wp:effectExtent l="0" t="0" r="0" b="0"/>
             <wp:docPr id="17" name="Picture 17"/>
@@ -11430,7 +11473,7 @@
         <w:pStyle w:val="Heading1"/>
         <w:spacing w:before="240" w:after="120"/>
       </w:pPr>
-      <w:bookmarkStart w:id="19" w:name="_Toc240301044"/>
+      <w:bookmarkStart w:id="19" w:name="_Toc240305862"/>
       <w:r>
         <w:rPr>
           <w:rFonts w:ascii="Times New Roman" w:eastAsia="黑体" w:hAnsi="Times New Roman"/>
@@ -11586,7 +11629,7 @@
           <w:noProof/>
         </w:rPr>
         <w:drawing>
-          <wp:inline distT="0" distB="0" distL="0" distR="0" wp14:anchorId="1B7D0C6B" wp14:editId="275221DD">
+          <wp:inline distT="0" distB="0" distL="0" distR="0" wp14:anchorId="3F6307F4" wp14:editId="5534EBBD">
             <wp:extent cx="5040000" cy="4500000"/>
             <wp:effectExtent l="0" t="0" r="0" b="0"/>
             <wp:docPr id="18" name="Picture 18"/>
@@ -11695,7 +11738,7 @@
         </w:rPr>
         <w:lastRenderedPageBreak/>
         <w:drawing>
-          <wp:inline distT="0" distB="0" distL="0" distR="0" wp14:anchorId="14E9EF95" wp14:editId="6D98E7DD">
+          <wp:inline distT="0" distB="0" distL="0" distR="0" wp14:anchorId="6A44922A" wp14:editId="63A853A9">
             <wp:extent cx="4200000" cy="4500000"/>
             <wp:effectExtent l="0" t="0" r="0" b="0"/>
             <wp:docPr id="19" name="Picture 19"/>
@@ -11797,7 +11840,7 @@
         </w:rPr>
         <w:lastRenderedPageBreak/>
         <w:drawing>
-          <wp:inline distT="0" distB="0" distL="0" distR="0" wp14:anchorId="1E040718" wp14:editId="1B90D64C">
+          <wp:inline distT="0" distB="0" distL="0" distR="0" wp14:anchorId="4B9E64A4" wp14:editId="1687D726">
             <wp:extent cx="5580000" cy="3268881"/>
             <wp:effectExtent l="0" t="0" r="0" b="0"/>
             <wp:docPr id="20" name="Picture 20"/>
@@ -11934,7 +11977,7 @@
         <w:pStyle w:val="Heading1"/>
         <w:spacing w:before="240" w:after="120"/>
       </w:pPr>
-      <w:bookmarkStart w:id="20" w:name="_Toc240301045"/>
+      <w:bookmarkStart w:id="20" w:name="_Toc240305863"/>
       <w:r>
         <w:rPr>
           <w:rFonts w:ascii="Times New Roman" w:eastAsia="黑体" w:hAnsi="Times New Roman"/>
@@ -12074,7 +12117,7 @@
         <w:pStyle w:val="Heading1"/>
         <w:spacing w:before="240" w:after="120"/>
       </w:pPr>
-      <w:bookmarkStart w:id="21" w:name="_Toc240301046"/>
+      <w:bookmarkStart w:id="21" w:name="_Toc240305864"/>
       <w:r>
         <w:rPr>
           <w:rFonts w:ascii="Times New Roman" w:eastAsia="黑体" w:hAnsi="Times New Roman"/>
@@ -12791,7 +12834,7 @@
         <w:pStyle w:val="Heading1"/>
         <w:spacing w:before="240" w:after="120"/>
       </w:pPr>
-      <w:bookmarkStart w:id="22" w:name="_Toc240301047"/>
+      <w:bookmarkStart w:id="22" w:name="_Toc240305865"/>
       <w:r>
         <w:rPr>
           <w:rFonts w:ascii="Times New Roman" w:eastAsia="黑体" w:hAnsi="Times New Roman"/>
@@ -13171,31 +13214,31 @@
       </w:rPr>
     </w:lvl>
   </w:abstractNum>
-  <w:num w:numId="1" w16cid:durableId="691802009">
+  <w:num w:numId="1" w16cid:durableId="1218011874">
     <w:abstractNumId w:val="8"/>
   </w:num>
-  <w:num w:numId="2" w16cid:durableId="359209946">
+  <w:num w:numId="2" w16cid:durableId="1521822888">
     <w:abstractNumId w:val="6"/>
   </w:num>
-  <w:num w:numId="3" w16cid:durableId="996302863">
+  <w:num w:numId="3" w16cid:durableId="973411789">
     <w:abstractNumId w:val="5"/>
   </w:num>
-  <w:num w:numId="4" w16cid:durableId="411704363">
+  <w:num w:numId="4" w16cid:durableId="838538474">
     <w:abstractNumId w:val="4"/>
   </w:num>
-  <w:num w:numId="5" w16cid:durableId="597101564">
+  <w:num w:numId="5" w16cid:durableId="1797676428">
     <w:abstractNumId w:val="7"/>
   </w:num>
-  <w:num w:numId="6" w16cid:durableId="1182814161">
+  <w:num w:numId="6" w16cid:durableId="395054595">
     <w:abstractNumId w:val="3"/>
   </w:num>
-  <w:num w:numId="7" w16cid:durableId="1465729967">
+  <w:num w:numId="7" w16cid:durableId="1085569501">
     <w:abstractNumId w:val="2"/>
   </w:num>
-  <w:num w:numId="8" w16cid:durableId="593511558">
+  <w:num w:numId="8" w16cid:durableId="2042900656">
     <w:abstractNumId w:val="1"/>
   </w:num>
-  <w:num w:numId="9" w16cid:durableId="1597710106">
+  <w:num w:numId="9" w16cid:durableId="1575896942">
     <w:abstractNumId w:val="0"/>
   </w:num>
 </w:numbering>
@@ -24611,7 +24654,7 @@
     <w:basedOn w:val="DefaultParagraphFont"/>
     <w:uiPriority w:val="99"/>
     <w:unhideWhenUsed/>
-    <w:rsid w:val="00BF005A"/>
+    <w:rsid w:val="00460CB5"/>
     <w:rPr>
       <w:color w:val="0000FF" w:themeColor="hyperlink"/>
       <w:u w:val="single"/>

--- a/测评报告/配置核查工具操作说明书.docx
+++ b/测评报告/配置核查工具操作说明书.docx
@@ -215,7 +215,7 @@
       <w:r>
         <w:fldChar w:fldCharType="separate"/>
       </w:r>
-      <w:hyperlink w:anchor="_Toc240305843" w:history="1">
+      <w:hyperlink w:anchor="_Toc240314422" w:history="1">
         <w:r>
           <w:rPr>
             <w:rStyle w:val="Hyperlink"/>
@@ -251,7 +251,7 @@
             <w:noProof/>
             <w:webHidden/>
           </w:rPr>
-          <w:instrText xml:space="preserve"> PAGEREF _Toc240305843 \h </w:instrText>
+          <w:instrText xml:space="preserve"> PAGEREF _Toc240314422 \h </w:instrText>
         </w:r>
         <w:r>
           <w:rPr>
@@ -296,7 +296,7 @@
           <w14:ligatures w14:val="standardContextual"/>
         </w:rPr>
       </w:pPr>
-      <w:hyperlink w:anchor="_Toc240305844" w:history="1">
+      <w:hyperlink w:anchor="_Toc240314423" w:history="1">
         <w:r>
           <w:rPr>
             <w:rStyle w:val="Hyperlink"/>
@@ -332,7 +332,7 @@
             <w:noProof/>
             <w:webHidden/>
           </w:rPr>
-          <w:instrText xml:space="preserve"> PAGEREF _Toc240305844 \h </w:instrText>
+          <w:instrText xml:space="preserve"> PAGEREF _Toc240314423 \h </w:instrText>
         </w:r>
         <w:r>
           <w:rPr>
@@ -377,7 +377,7 @@
           <w14:ligatures w14:val="standardContextual"/>
         </w:rPr>
       </w:pPr>
-      <w:hyperlink w:anchor="_Toc240305845" w:history="1">
+      <w:hyperlink w:anchor="_Toc240314424" w:history="1">
         <w:r>
           <w:rPr>
             <w:rStyle w:val="Hyperlink"/>
@@ -413,7 +413,7 @@
             <w:noProof/>
             <w:webHidden/>
           </w:rPr>
-          <w:instrText xml:space="preserve"> PAGEREF _Toc240305845 \h </w:instrText>
+          <w:instrText xml:space="preserve"> PAGEREF _Toc240314424 \h </w:instrText>
         </w:r>
         <w:r>
           <w:rPr>
@@ -458,7 +458,7 @@
           <w14:ligatures w14:val="standardContextual"/>
         </w:rPr>
       </w:pPr>
-      <w:hyperlink w:anchor="_Toc240305846" w:history="1">
+      <w:hyperlink w:anchor="_Toc240314425" w:history="1">
         <w:r>
           <w:rPr>
             <w:rStyle w:val="Hyperlink"/>
@@ -494,7 +494,7 @@
             <w:noProof/>
             <w:webHidden/>
           </w:rPr>
-          <w:instrText xml:space="preserve"> PAGEREF _Toc240305846 \h </w:instrText>
+          <w:instrText xml:space="preserve"> PAGEREF _Toc240314425 \h </w:instrText>
         </w:r>
         <w:r>
           <w:rPr>
@@ -539,7 +539,7 @@
           <w14:ligatures w14:val="standardContextual"/>
         </w:rPr>
       </w:pPr>
-      <w:hyperlink w:anchor="_Toc240305847" w:history="1">
+      <w:hyperlink w:anchor="_Toc240314426" w:history="1">
         <w:r>
           <w:rPr>
             <w:rStyle w:val="Hyperlink"/>
@@ -575,7 +575,7 @@
             <w:noProof/>
             <w:webHidden/>
           </w:rPr>
-          <w:instrText xml:space="preserve"> PAGEREF _Toc240305847 \h </w:instrText>
+          <w:instrText xml:space="preserve"> PAGEREF _Toc240314426 \h </w:instrText>
         </w:r>
         <w:r>
           <w:rPr>
@@ -620,7 +620,7 @@
           <w14:ligatures w14:val="standardContextual"/>
         </w:rPr>
       </w:pPr>
-      <w:hyperlink w:anchor="_Toc240305848" w:history="1">
+      <w:hyperlink w:anchor="_Toc240314427" w:history="1">
         <w:r>
           <w:rPr>
             <w:rStyle w:val="Hyperlink"/>
@@ -635,7 +635,7 @@
             <w:rFonts w:ascii="Times New Roman" w:eastAsia="黑体" w:hAnsi="Times New Roman"/>
             <w:noProof/>
           </w:rPr>
-          <w:t>工具包结构</w:t>
+          <w:t>工具结构</w:t>
         </w:r>
         <w:r>
           <w:rPr>
@@ -656,7 +656,7 @@
             <w:noProof/>
             <w:webHidden/>
           </w:rPr>
-          <w:instrText xml:space="preserve"> PAGEREF _Toc240305848 \h </w:instrText>
+          <w:instrText xml:space="preserve"> PAGEREF _Toc240314427 \h </w:instrText>
         </w:r>
         <w:r>
           <w:rPr>
@@ -701,7 +701,7 @@
           <w14:ligatures w14:val="standardContextual"/>
         </w:rPr>
       </w:pPr>
-      <w:hyperlink w:anchor="_Toc240305849" w:history="1">
+      <w:hyperlink w:anchor="_Toc240314428" w:history="1">
         <w:r>
           <w:rPr>
             <w:rStyle w:val="Hyperlink"/>
@@ -737,7 +737,7 @@
             <w:noProof/>
             <w:webHidden/>
           </w:rPr>
-          <w:instrText xml:space="preserve"> PAGEREF _Toc240305849 \h </w:instrText>
+          <w:instrText xml:space="preserve"> PAGEREF _Toc240314428 \h </w:instrText>
         </w:r>
         <w:r>
           <w:rPr>
@@ -782,7 +782,7 @@
           <w14:ligatures w14:val="standardContextual"/>
         </w:rPr>
       </w:pPr>
-      <w:hyperlink w:anchor="_Toc240305850" w:history="1">
+      <w:hyperlink w:anchor="_Toc240314429" w:history="1">
         <w:r>
           <w:rPr>
             <w:rStyle w:val="Hyperlink"/>
@@ -818,7 +818,7 @@
             <w:noProof/>
             <w:webHidden/>
           </w:rPr>
-          <w:instrText xml:space="preserve"> PAGEREF _Toc240305850 \h </w:instrText>
+          <w:instrText xml:space="preserve"> PAGEREF _Toc240314429 \h </w:instrText>
         </w:r>
         <w:r>
           <w:rPr>
@@ -863,7 +863,7 @@
           <w14:ligatures w14:val="standardContextual"/>
         </w:rPr>
       </w:pPr>
-      <w:hyperlink w:anchor="_Toc240305851" w:history="1">
+      <w:hyperlink w:anchor="_Toc240314430" w:history="1">
         <w:r>
           <w:rPr>
             <w:rStyle w:val="Hyperlink"/>
@@ -899,7 +899,7 @@
             <w:noProof/>
             <w:webHidden/>
           </w:rPr>
-          <w:instrText xml:space="preserve"> PAGEREF _Toc240305851 \h </w:instrText>
+          <w:instrText xml:space="preserve"> PAGEREF _Toc240314430 \h </w:instrText>
         </w:r>
         <w:r>
           <w:rPr>
@@ -944,7 +944,7 @@
           <w14:ligatures w14:val="standardContextual"/>
         </w:rPr>
       </w:pPr>
-      <w:hyperlink w:anchor="_Toc240305852" w:history="1">
+      <w:hyperlink w:anchor="_Toc240314431" w:history="1">
         <w:r>
           <w:rPr>
             <w:rStyle w:val="Hyperlink"/>
@@ -980,7 +980,7 @@
             <w:noProof/>
             <w:webHidden/>
           </w:rPr>
-          <w:instrText xml:space="preserve"> PAGEREF _Toc240305852 \h </w:instrText>
+          <w:instrText xml:space="preserve"> PAGEREF _Toc240314431 \h </w:instrText>
         </w:r>
         <w:r>
           <w:rPr>
@@ -1025,7 +1025,7 @@
           <w14:ligatures w14:val="standardContextual"/>
         </w:rPr>
       </w:pPr>
-      <w:hyperlink w:anchor="_Toc240305853" w:history="1">
+      <w:hyperlink w:anchor="_Toc240314432" w:history="1">
         <w:r>
           <w:rPr>
             <w:rStyle w:val="Hyperlink"/>
@@ -1061,7 +1061,7 @@
             <w:noProof/>
             <w:webHidden/>
           </w:rPr>
-          <w:instrText xml:space="preserve"> PAGEREF _Toc240305853 \h </w:instrText>
+          <w:instrText xml:space="preserve"> PAGEREF _Toc240314432 \h </w:instrText>
         </w:r>
         <w:r>
           <w:rPr>
@@ -1106,7 +1106,7 @@
           <w14:ligatures w14:val="standardContextual"/>
         </w:rPr>
       </w:pPr>
-      <w:hyperlink w:anchor="_Toc240305854" w:history="1">
+      <w:hyperlink w:anchor="_Toc240314433" w:history="1">
         <w:r>
           <w:rPr>
             <w:rStyle w:val="Hyperlink"/>
@@ -1158,7 +1158,7 @@
             <w:noProof/>
             <w:webHidden/>
           </w:rPr>
-          <w:instrText xml:space="preserve"> PAGEREF _Toc240305854 \h </w:instrText>
+          <w:instrText xml:space="preserve"> PAGEREF _Toc240314433 \h </w:instrText>
         </w:r>
         <w:r>
           <w:rPr>
@@ -1203,7 +1203,7 @@
           <w14:ligatures w14:val="standardContextual"/>
         </w:rPr>
       </w:pPr>
-      <w:hyperlink w:anchor="_Toc240305855" w:history="1">
+      <w:hyperlink w:anchor="_Toc240314434" w:history="1">
         <w:r>
           <w:rPr>
             <w:rStyle w:val="Hyperlink"/>
@@ -1239,7 +1239,7 @@
             <w:noProof/>
             <w:webHidden/>
           </w:rPr>
-          <w:instrText xml:space="preserve"> PAGEREF _Toc240305855 \h </w:instrText>
+          <w:instrText xml:space="preserve"> PAGEREF _Toc240314434 \h </w:instrText>
         </w:r>
         <w:r>
           <w:rPr>
@@ -1284,7 +1284,7 @@
           <w14:ligatures w14:val="standardContextual"/>
         </w:rPr>
       </w:pPr>
-      <w:hyperlink w:anchor="_Toc240305856" w:history="1">
+      <w:hyperlink w:anchor="_Toc240314435" w:history="1">
         <w:r>
           <w:rPr>
             <w:rStyle w:val="Hyperlink"/>
@@ -1320,7 +1320,7 @@
             <w:noProof/>
             <w:webHidden/>
           </w:rPr>
-          <w:instrText xml:space="preserve"> PAGEREF _Toc240305856 \h </w:instrText>
+          <w:instrText xml:space="preserve"> PAGEREF _Toc240314435 \h </w:instrText>
         </w:r>
         <w:r>
           <w:rPr>
@@ -1365,7 +1365,7 @@
           <w14:ligatures w14:val="standardContextual"/>
         </w:rPr>
       </w:pPr>
-      <w:hyperlink w:anchor="_Toc240305857" w:history="1">
+      <w:hyperlink w:anchor="_Toc240314436" w:history="1">
         <w:r>
           <w:rPr>
             <w:rStyle w:val="Hyperlink"/>
@@ -1401,7 +1401,7 @@
             <w:noProof/>
             <w:webHidden/>
           </w:rPr>
-          <w:instrText xml:space="preserve"> PAGEREF _Toc240305857 \h </w:instrText>
+          <w:instrText xml:space="preserve"> PAGEREF _Toc240314436 \h </w:instrText>
         </w:r>
         <w:r>
           <w:rPr>
@@ -1446,7 +1446,7 @@
           <w14:ligatures w14:val="standardContextual"/>
         </w:rPr>
       </w:pPr>
-      <w:hyperlink w:anchor="_Toc240305858" w:history="1">
+      <w:hyperlink w:anchor="_Toc240314437" w:history="1">
         <w:r>
           <w:rPr>
             <w:rStyle w:val="Hyperlink"/>
@@ -1482,7 +1482,7 @@
             <w:noProof/>
             <w:webHidden/>
           </w:rPr>
-          <w:instrText xml:space="preserve"> PAGEREF _Toc240305858 \h </w:instrText>
+          <w:instrText xml:space="preserve"> PAGEREF _Toc240314437 \h </w:instrText>
         </w:r>
         <w:r>
           <w:rPr>
@@ -1527,7 +1527,7 @@
           <w14:ligatures w14:val="standardContextual"/>
         </w:rPr>
       </w:pPr>
-      <w:hyperlink w:anchor="_Toc240305859" w:history="1">
+      <w:hyperlink w:anchor="_Toc240314438" w:history="1">
         <w:r>
           <w:rPr>
             <w:rStyle w:val="Hyperlink"/>
@@ -1563,7 +1563,7 @@
             <w:noProof/>
             <w:webHidden/>
           </w:rPr>
-          <w:instrText xml:space="preserve"> PAGEREF _Toc240305859 \h </w:instrText>
+          <w:instrText xml:space="preserve"> PAGEREF _Toc240314438 \h </w:instrText>
         </w:r>
         <w:r>
           <w:rPr>
@@ -1583,7 +1583,7 @@
             <w:noProof/>
             <w:webHidden/>
           </w:rPr>
-          <w:t>12</w:t>
+          <w:t>13</w:t>
         </w:r>
         <w:r>
           <w:rPr>
@@ -1608,7 +1608,7 @@
           <w14:ligatures w14:val="standardContextual"/>
         </w:rPr>
       </w:pPr>
-      <w:hyperlink w:anchor="_Toc240305860" w:history="1">
+      <w:hyperlink w:anchor="_Toc240314439" w:history="1">
         <w:r>
           <w:rPr>
             <w:rStyle w:val="Hyperlink"/>
@@ -1644,7 +1644,7 @@
             <w:noProof/>
             <w:webHidden/>
           </w:rPr>
-          <w:instrText xml:space="preserve"> PAGEREF _Toc240305860 \h </w:instrText>
+          <w:instrText xml:space="preserve"> PAGEREF _Toc240314439 \h </w:instrText>
         </w:r>
         <w:r>
           <w:rPr>
@@ -1664,7 +1664,7 @@
             <w:noProof/>
             <w:webHidden/>
           </w:rPr>
-          <w:t>12</w:t>
+          <w:t>13</w:t>
         </w:r>
         <w:r>
           <w:rPr>
@@ -1689,7 +1689,7 @@
           <w14:ligatures w14:val="standardContextual"/>
         </w:rPr>
       </w:pPr>
-      <w:hyperlink w:anchor="_Toc240305861" w:history="1">
+      <w:hyperlink w:anchor="_Toc240314440" w:history="1">
         <w:r>
           <w:rPr>
             <w:rStyle w:val="Hyperlink"/>
@@ -1725,7 +1725,7 @@
             <w:noProof/>
             <w:webHidden/>
           </w:rPr>
-          <w:instrText xml:space="preserve"> PAGEREF _Toc240305861 \h </w:instrText>
+          <w:instrText xml:space="preserve"> PAGEREF _Toc240314440 \h </w:instrText>
         </w:r>
         <w:r>
           <w:rPr>
@@ -1770,7 +1770,7 @@
           <w14:ligatures w14:val="standardContextual"/>
         </w:rPr>
       </w:pPr>
-      <w:hyperlink w:anchor="_Toc240305862" w:history="1">
+      <w:hyperlink w:anchor="_Toc240314441" w:history="1">
         <w:r>
           <w:rPr>
             <w:rStyle w:val="Hyperlink"/>
@@ -1806,7 +1806,7 @@
             <w:noProof/>
             <w:webHidden/>
           </w:rPr>
-          <w:instrText xml:space="preserve"> PAGEREF _Toc240305862 \h </w:instrText>
+          <w:instrText xml:space="preserve"> PAGEREF _Toc240314441 \h </w:instrText>
         </w:r>
         <w:r>
           <w:rPr>
@@ -1826,7 +1826,7 @@
             <w:noProof/>
             <w:webHidden/>
           </w:rPr>
-          <w:t>15</w:t>
+          <w:t>16</w:t>
         </w:r>
         <w:r>
           <w:rPr>
@@ -1851,7 +1851,7 @@
           <w14:ligatures w14:val="standardContextual"/>
         </w:rPr>
       </w:pPr>
-      <w:hyperlink w:anchor="_Toc240305863" w:history="1">
+      <w:hyperlink w:anchor="_Toc240314442" w:history="1">
         <w:r>
           <w:rPr>
             <w:rStyle w:val="Hyperlink"/>
@@ -1887,7 +1887,7 @@
             <w:noProof/>
             <w:webHidden/>
           </w:rPr>
-          <w:instrText xml:space="preserve"> PAGEREF _Toc240305863 \h </w:instrText>
+          <w:instrText xml:space="preserve"> PAGEREF _Toc240314442 \h </w:instrText>
         </w:r>
         <w:r>
           <w:rPr>
@@ -1907,7 +1907,7 @@
             <w:noProof/>
             <w:webHidden/>
           </w:rPr>
-          <w:t>18</w:t>
+          <w:t>19</w:t>
         </w:r>
         <w:r>
           <w:rPr>
@@ -1932,7 +1932,7 @@
           <w14:ligatures w14:val="standardContextual"/>
         </w:rPr>
       </w:pPr>
-      <w:hyperlink w:anchor="_Toc240305864" w:history="1">
+      <w:hyperlink w:anchor="_Toc240314443" w:history="1">
         <w:r>
           <w:rPr>
             <w:rStyle w:val="Hyperlink"/>
@@ -1968,7 +1968,7 @@
             <w:noProof/>
             <w:webHidden/>
           </w:rPr>
-          <w:instrText xml:space="preserve"> PAGEREF _Toc240305864 \h </w:instrText>
+          <w:instrText xml:space="preserve"> PAGEREF _Toc240314443 \h </w:instrText>
         </w:r>
         <w:r>
           <w:rPr>
@@ -1988,7 +1988,7 @@
             <w:noProof/>
             <w:webHidden/>
           </w:rPr>
-          <w:t>19</w:t>
+          <w:t>20</w:t>
         </w:r>
         <w:r>
           <w:rPr>
@@ -2013,7 +2013,7 @@
           <w14:ligatures w14:val="standardContextual"/>
         </w:rPr>
       </w:pPr>
-      <w:hyperlink w:anchor="_Toc240305865" w:history="1">
+      <w:hyperlink w:anchor="_Toc240314444" w:history="1">
         <w:r>
           <w:rPr>
             <w:rStyle w:val="Hyperlink"/>
@@ -2041,7 +2041,7 @@
             <w:noProof/>
             <w:webHidden/>
           </w:rPr>
-          <w:instrText xml:space="preserve"> PAGEREF _Toc240305865 \h </w:instrText>
+          <w:instrText xml:space="preserve"> PAGEREF _Toc240314444 \h </w:instrText>
         </w:r>
         <w:r>
           <w:rPr>
@@ -2061,7 +2061,7 @@
             <w:noProof/>
             <w:webHidden/>
           </w:rPr>
-          <w:t>19</w:t>
+          <w:t>20</w:t>
         </w:r>
         <w:r>
           <w:rPr>
@@ -2097,13 +2097,13 @@
       </w:pPr>
       <w:r>
         <w:lastRenderedPageBreak/>
-        <w:t>本文档说明《配置核查工具包》在</w:t>
+        <w:t>本文档配合配置核查工具使用，说明该工具在</w:t>
       </w:r>
       <w:r>
         <w:t xml:space="preserve"> Windows </w:t>
       </w:r>
       <w:r>
-        <w:t>与麒麟两类被测机上的部署、配置、运行与结果查看方法，以及无法运行自动核查脚本时使用人工核查台完成核查的流程，供现场实施与运维人员使用。文中全部截图均为工具实际运行画面。</w:t>
+        <w:t>与麒麟两类被测机上的部署、配置、运行与结果查看方法，以及无法运行自动核查脚本时使用人工核查台完成核查的流程，供现场实施与运维人员使用。文档所附截图均取自工具实际运行环境。</w:t>
       </w:r>
     </w:p>
     <w:tbl>
@@ -2182,7 +2182,7 @@
               <w:rPr>
                 <w:sz w:val="21"/>
               </w:rPr>
-              <w:t>V1.0</w:t>
+              <w:t>v2.0.0</w:t>
             </w:r>
           </w:p>
         </w:tc>
@@ -2262,7 +2262,7 @@
               <w:rPr>
                 <w:sz w:val="21"/>
               </w:rPr>
-              <w:t>配置核查工具包（</w:t>
+              <w:t>配置核查工具（</w:t>
             </w:r>
             <w:r>
               <w:rPr>
@@ -2439,7 +2439,7 @@
               <w:rPr>
                 <w:sz w:val="21"/>
               </w:rPr>
-              <w:t>V1.0</w:t>
+              <w:t>v2.0.0</w:t>
             </w:r>
           </w:p>
         </w:tc>
@@ -2501,7 +2501,7 @@
         <w:t xml:space="preserve"> Python </w:t>
       </w:r>
       <w:r>
-        <w:t>或任何第三方运行库，将工具包拷贝至被测机即可执行；工具只做核查、不修改被测机任何配置。</w:t>
+        <w:t>或任何第三方运行库，将该工具拷贝至被测机即可执行；工具只做核查、不修改被测机任何配置。</w:t>
       </w:r>
     </w:p>
     <w:p>
@@ -2509,7 +2509,7 @@
         <w:pStyle w:val="Heading1"/>
         <w:spacing w:before="240" w:after="120"/>
       </w:pPr>
-      <w:bookmarkStart w:id="0" w:name="_Toc240305843"/>
+      <w:bookmarkStart w:id="0" w:name="_Toc240314422"/>
       <w:r>
         <w:rPr>
           <w:rFonts w:ascii="Times New Roman" w:eastAsia="黑体" w:hAnsi="Times New Roman"/>
@@ -2533,7 +2533,7 @@
         <w:pStyle w:val="Heading2"/>
         <w:spacing w:before="240" w:after="120"/>
       </w:pPr>
-      <w:bookmarkStart w:id="1" w:name="_Toc240305844"/>
+      <w:bookmarkStart w:id="1" w:name="_Toc240314423"/>
       <w:r>
         <w:rPr>
           <w:rFonts w:ascii="Times New Roman" w:eastAsia="黑体" w:hAnsi="Times New Roman"/>
@@ -2570,7 +2570,44 @@
         <w:t xml:space="preserve"> 1 </w:t>
       </w:r>
       <w:r>
-        <w:t>个人工核查台组成，覆盖操作系统、数据库、中间件与网络设备四类核查对象，两平台脚本同名同项、判定口径一致。</w:t>
+        <w:t>个人工核查台组成，覆盖操作系统、数据库、中间件与网络设备四类核查对象，两平台脚本同名同项、判定口径一致，工具组成与核查项数量见表</w:t>
+      </w:r>
+      <w:r>
+        <w:t xml:space="preserve"> 1</w:t>
+      </w:r>
+      <w:r>
+        <w:t>。</w:t>
+      </w:r>
+    </w:p>
+    <w:p>
+      <w:pPr>
+        <w:keepNext/>
+        <w:spacing w:before="120" w:after="40"/>
+        <w:jc w:val="center"/>
+      </w:pPr>
+      <w:r>
+        <w:rPr>
+          <w:rFonts w:eastAsia="黑体"/>
+          <w:b/>
+          <w:sz w:val="21"/>
+        </w:rPr>
+        <w:t>表</w:t>
+      </w:r>
+      <w:r>
+        <w:rPr>
+          <w:rFonts w:eastAsia="黑体"/>
+          <w:b/>
+          <w:sz w:val="21"/>
+        </w:rPr>
+        <w:t xml:space="preserve"> 1</w:t>
+      </w:r>
+      <w:r>
+        <w:rPr>
+          <w:rFonts w:eastAsia="黑体"/>
+          <w:b/>
+          <w:sz w:val="21"/>
+        </w:rPr>
+        <w:t xml:space="preserve">　工具组成与核查项</w:t>
       </w:r>
     </w:p>
     <w:tbl>
@@ -3320,6 +3357,7 @@
               <w:rPr>
                 <w:sz w:val="21"/>
               </w:rPr>
+              <w:lastRenderedPageBreak/>
               <w:t>8</w:t>
             </w:r>
           </w:p>
@@ -3422,7 +3460,6 @@
               <w:rPr>
                 <w:sz w:val="21"/>
               </w:rPr>
-              <w:lastRenderedPageBreak/>
               <w:t>9</w:t>
             </w:r>
           </w:p>
@@ -4232,7 +4269,7 @@
         <w:pStyle w:val="Heading2"/>
         <w:spacing w:before="240" w:after="120"/>
       </w:pPr>
-      <w:bookmarkStart w:id="2" w:name="_Toc240305845"/>
+      <w:bookmarkStart w:id="2" w:name="_Toc240314424"/>
       <w:r>
         <w:rPr>
           <w:rFonts w:ascii="Times New Roman" w:eastAsia="黑体" w:hAnsi="Times New Roman"/>
@@ -4253,12 +4290,48 @@
     </w:p>
     <w:p>
       <w:pPr>
-        <w:keepNext/>
         <w:spacing w:line="360" w:lineRule="auto"/>
         <w:ind w:firstLineChars="200" w:firstLine="480"/>
       </w:pPr>
       <w:r>
-        <w:t>每项检查结果以四种状态之一给出，各组件报告与汇总报告口径一致：</w:t>
+        <w:t>每项检查结果以四种状态之一给出，各组件报告与汇总报告口径一致，判定状态及其含义见表</w:t>
+      </w:r>
+      <w:r>
+        <w:t xml:space="preserve"> 2</w:t>
+      </w:r>
+      <w:r>
+        <w:t>。</w:t>
+      </w:r>
+    </w:p>
+    <w:p>
+      <w:pPr>
+        <w:keepNext/>
+        <w:spacing w:before="120" w:after="40"/>
+        <w:jc w:val="center"/>
+      </w:pPr>
+      <w:r>
+        <w:rPr>
+          <w:rFonts w:eastAsia="黑体"/>
+          <w:b/>
+          <w:sz w:val="21"/>
+        </w:rPr>
+        <w:t>表</w:t>
+      </w:r>
+      <w:r>
+        <w:rPr>
+          <w:rFonts w:eastAsia="黑体"/>
+          <w:b/>
+          <w:sz w:val="21"/>
+        </w:rPr>
+        <w:t xml:space="preserve"> 2</w:t>
+      </w:r>
+      <w:r>
+        <w:rPr>
+          <w:rFonts w:eastAsia="黑体"/>
+          <w:b/>
+          <w:sz w:val="21"/>
+        </w:rPr>
+        <w:t xml:space="preserve">　检查项判定状态</w:t>
       </w:r>
     </w:p>
     <w:tbl>
@@ -4575,7 +4648,7 @@
         <w:pStyle w:val="Heading2"/>
         <w:spacing w:before="240" w:after="120"/>
       </w:pPr>
-      <w:bookmarkStart w:id="3" w:name="_Toc240305846"/>
+      <w:bookmarkStart w:id="3" w:name="_Toc240314425"/>
       <w:r>
         <w:rPr>
           <w:rFonts w:ascii="Times New Roman" w:eastAsia="黑体" w:hAnsi="Times New Roman"/>
@@ -4596,7 +4669,6 @@
     </w:p>
     <w:p>
       <w:pPr>
-        <w:keepNext/>
         <w:spacing w:line="360" w:lineRule="auto"/>
         <w:ind w:firstLineChars="200" w:firstLine="480"/>
       </w:pPr>
@@ -4613,7 +4685,45 @@
         <w:t xml:space="preserve">5 </w:t>
       </w:r>
       <w:r>
-        <w:t>章，最小操作路径如下：</w:t>
+        <w:t>章，两平台的最小操作路径见表</w:t>
+      </w:r>
+      <w:r>
+        <w:t xml:space="preserve"> 3</w:t>
+      </w:r>
+      <w:r>
+        <w:t>。</w:t>
+      </w:r>
+    </w:p>
+    <w:p>
+      <w:pPr>
+        <w:keepNext/>
+        <w:spacing w:before="120" w:after="40"/>
+        <w:jc w:val="center"/>
+      </w:pPr>
+      <w:r>
+        <w:rPr>
+          <w:rFonts w:eastAsia="黑体"/>
+          <w:b/>
+          <w:sz w:val="21"/>
+        </w:rPr>
+        <w:lastRenderedPageBreak/>
+        <w:t>表</w:t>
+      </w:r>
+      <w:r>
+        <w:rPr>
+          <w:rFonts w:eastAsia="黑体"/>
+          <w:b/>
+          <w:sz w:val="21"/>
+        </w:rPr>
+        <w:t xml:space="preserve"> 3</w:t>
+      </w:r>
+      <w:r>
+        <w:rPr>
+          <w:rFonts w:eastAsia="黑体"/>
+          <w:b/>
+          <w:sz w:val="21"/>
+        </w:rPr>
+        <w:t xml:space="preserve">　最小操作路径</w:t>
       </w:r>
     </w:p>
     <w:tbl>
@@ -4817,7 +4927,6 @@
               <w:rPr>
                 <w:sz w:val="21"/>
               </w:rPr>
-              <w:lastRenderedPageBreak/>
               <w:t xml:space="preserve">2. </w:t>
             </w:r>
             <w:r>
@@ -5066,7 +5175,7 @@
         <w:pStyle w:val="Heading1"/>
         <w:spacing w:before="240" w:after="120"/>
       </w:pPr>
-      <w:bookmarkStart w:id="4" w:name="_Toc240305847"/>
+      <w:bookmarkStart w:id="4" w:name="_Toc240314426"/>
       <w:r>
         <w:rPr>
           <w:rFonts w:ascii="Times New Roman" w:eastAsia="黑体" w:hAnsi="Times New Roman"/>
@@ -5084,6 +5193,52 @@
         <w:t>运行要求</w:t>
       </w:r>
       <w:bookmarkEnd w:id="4"/>
+    </w:p>
+    <w:p>
+      <w:pPr>
+        <w:spacing w:line="360" w:lineRule="auto"/>
+        <w:ind w:firstLineChars="200" w:firstLine="480"/>
+      </w:pPr>
+      <w:r>
+        <w:t>工具的运行要求见表</w:t>
+      </w:r>
+      <w:r>
+        <w:t xml:space="preserve"> 4</w:t>
+      </w:r>
+      <w:r>
+        <w:t>，网络设备核查另有说明见本节末。</w:t>
+      </w:r>
+    </w:p>
+    <w:p>
+      <w:pPr>
+        <w:keepNext/>
+        <w:spacing w:before="120" w:after="40"/>
+        <w:jc w:val="center"/>
+      </w:pPr>
+      <w:r>
+        <w:rPr>
+          <w:rFonts w:eastAsia="黑体"/>
+          <w:b/>
+          <w:sz w:val="21"/>
+        </w:rPr>
+        <w:t>表</w:t>
+      </w:r>
+      <w:r>
+        <w:rPr>
+          <w:rFonts w:eastAsia="黑体"/>
+          <w:b/>
+          <w:sz w:val="21"/>
+        </w:rPr>
+        <w:t xml:space="preserve"> 4</w:t>
+      </w:r>
+      <w:r>
+        <w:rPr>
+          <w:rFonts w:eastAsia="黑体"/>
+          <w:b/>
+          <w:sz w:val="21"/>
+        </w:rPr>
+        <w:t xml:space="preserve">　运行要求</w:t>
+      </w:r>
     </w:p>
     <w:tbl>
       <w:tblPr>
@@ -5530,7 +5685,7 @@
         <w:pStyle w:val="Heading1"/>
         <w:spacing w:before="240" w:after="120"/>
       </w:pPr>
-      <w:bookmarkStart w:id="5" w:name="_Toc240305848"/>
+      <w:bookmarkStart w:id="5" w:name="_Toc240314427"/>
       <w:r>
         <w:rPr>
           <w:rFonts w:ascii="Times New Roman" w:eastAsia="黑体" w:hAnsi="Times New Roman"/>
@@ -5546,7 +5701,7 @@
           <w:color w:val="000000"/>
           <w:sz w:val="32"/>
         </w:rPr>
-        <w:t>工具包结构</w:t>
+        <w:t>工具结构</w:t>
       </w:r>
       <w:bookmarkEnd w:id="5"/>
     </w:p>
@@ -5557,7 +5712,7 @@
         <w:ind w:firstLineChars="200" w:firstLine="480"/>
       </w:pPr>
       <w:r>
-        <w:t>工具包目录结构如下，两平台脚本目录相互独立、可按需拆开携带：</w:t>
+        <w:t>工具目录结构如下，两平台脚本目录相互独立、可按需拆开携带：</w:t>
       </w:r>
     </w:p>
     <w:p>
@@ -6176,7 +6331,7 @@
           <w:noProof/>
         </w:rPr>
         <w:drawing>
-          <wp:inline distT="0" distB="0" distL="0" distR="0" wp14:anchorId="53658908" wp14:editId="7946D903">
+          <wp:inline distT="0" distB="0" distL="0" distR="0" wp14:anchorId="426D04B4" wp14:editId="6B5A50E5">
             <wp:extent cx="5580000" cy="1892736"/>
             <wp:effectExtent l="0" t="0" r="0" b="0"/>
             <wp:docPr id="1" name="Picture 1"/>
@@ -6372,7 +6527,7 @@
         <w:pStyle w:val="Heading1"/>
         <w:spacing w:before="240" w:after="120"/>
       </w:pPr>
-      <w:bookmarkStart w:id="6" w:name="_Toc240305849"/>
+      <w:bookmarkStart w:id="6" w:name="_Toc240314428"/>
       <w:r>
         <w:rPr>
           <w:rFonts w:ascii="Times New Roman" w:eastAsia="黑体" w:hAnsi="Times New Roman"/>
@@ -6397,7 +6552,7 @@
         <w:pStyle w:val="Heading2"/>
         <w:spacing w:before="240" w:after="120"/>
       </w:pPr>
-      <w:bookmarkStart w:id="7" w:name="_Toc240305850"/>
+      <w:bookmarkStart w:id="7" w:name="_Toc240314429"/>
       <w:r>
         <w:rPr>
           <w:rFonts w:ascii="Times New Roman" w:eastAsia="黑体" w:hAnsi="Times New Roman"/>
@@ -6418,13 +6573,17 @@
     </w:p>
     <w:p>
       <w:pPr>
+        <w:spacing w:line="360" w:lineRule="auto"/>
         <w:ind w:left="420"/>
       </w:pPr>
       <w:r>
-        <w:t xml:space="preserve">1. </w:t>
-      </w:r>
-      <w:r>
-        <w:t>将</w:t>
+        <w:t>（</w:t>
+      </w:r>
+      <w:r>
+        <w:t>1</w:t>
+      </w:r>
+      <w:r>
+        <w:t>）将</w:t>
       </w:r>
       <w:r>
         <w:t xml:space="preserve"> </w:t>
@@ -6458,13 +6617,17 @@
     </w:p>
     <w:p>
       <w:pPr>
+        <w:spacing w:line="360" w:lineRule="auto"/>
         <w:ind w:left="420"/>
       </w:pPr>
       <w:r>
-        <w:t xml:space="preserve">2. </w:t>
-      </w:r>
-      <w:r>
-        <w:t>核对包内容完整：</w:t>
+        <w:t>（</w:t>
+      </w:r>
+      <w:r>
+        <w:t>2</w:t>
+      </w:r>
+      <w:r>
+        <w:t>）核对包内容完整：</w:t>
       </w:r>
       <w:r>
         <w:rPr>
@@ -6517,13 +6680,17 @@
     </w:p>
     <w:p>
       <w:pPr>
+        <w:spacing w:line="360" w:lineRule="auto"/>
         <w:ind w:left="420"/>
       </w:pPr>
       <w:r>
-        <w:t xml:space="preserve">3. </w:t>
-      </w:r>
-      <w:r>
-        <w:t>若被测机组策略限制脚本执行，将该目录加入白名单，或改用管理员命令行运行。</w:t>
+        <w:t>（</w:t>
+      </w:r>
+      <w:r>
+        <w:t>3</w:t>
+      </w:r>
+      <w:r>
+        <w:t>）若被测机组策略限制脚本执行，将该目录加入白名单，或改用管理员命令行运行。</w:t>
       </w:r>
     </w:p>
     <w:p>
@@ -6537,7 +6704,7 @@
           <w:noProof/>
         </w:rPr>
         <w:drawing>
-          <wp:inline distT="0" distB="0" distL="0" distR="0" wp14:anchorId="2E003184" wp14:editId="58785E4F">
+          <wp:inline distT="0" distB="0" distL="0" distR="0" wp14:anchorId="02DE436D" wp14:editId="23CD652C">
             <wp:extent cx="5580000" cy="1035648"/>
             <wp:effectExtent l="0" t="0" r="0" b="0"/>
             <wp:docPr id="2" name="Picture 2"/>
@@ -6652,7 +6819,7 @@
         <w:pStyle w:val="Heading2"/>
         <w:spacing w:before="240" w:after="120"/>
       </w:pPr>
-      <w:bookmarkStart w:id="8" w:name="_Toc240305851"/>
+      <w:bookmarkStart w:id="8" w:name="_Toc240314430"/>
       <w:r>
         <w:rPr>
           <w:rFonts w:ascii="Times New Roman" w:eastAsia="黑体" w:hAnsi="Times New Roman"/>
@@ -6683,13 +6850,17 @@
     </w:p>
     <w:p>
       <w:pPr>
+        <w:spacing w:line="360" w:lineRule="auto"/>
         <w:ind w:left="420"/>
       </w:pPr>
       <w:r>
-        <w:t xml:space="preserve">1. </w:t>
-      </w:r>
-      <w:r>
-        <w:t>用文本编辑器打开</w:t>
+        <w:t>（</w:t>
+      </w:r>
+      <w:r>
+        <w:t>1</w:t>
+      </w:r>
+      <w:r>
+        <w:t>）用文本编辑器打开</w:t>
       </w:r>
       <w:r>
         <w:t xml:space="preserve"> </w:t>
@@ -6713,24 +6884,32 @@
     </w:p>
     <w:p>
       <w:pPr>
+        <w:spacing w:line="360" w:lineRule="auto"/>
         <w:ind w:left="420"/>
       </w:pPr>
       <w:r>
-        <w:t xml:space="preserve">2. </w:t>
-      </w:r>
-      <w:r>
-        <w:t>逐项填写实际连接参数；未部署的组件留空即可，脚本会在判定时标记为不适用或转入人工核查。</w:t>
+        <w:t>（</w:t>
+      </w:r>
+      <w:r>
+        <w:t>2</w:t>
+      </w:r>
+      <w:r>
+        <w:t>）逐项填写实际连接参数；未部署的组件留空即可，脚本会在判定时标记为不适用或转入人工核查。</w:t>
       </w:r>
     </w:p>
     <w:p>
       <w:pPr>
+        <w:spacing w:line="360" w:lineRule="auto"/>
         <w:ind w:left="420"/>
       </w:pPr>
       <w:r>
-        <w:t xml:space="preserve">3. </w:t>
-      </w:r>
-      <w:r>
-        <w:t>保存后无需重启任何服务，直接运行核查脚本即可生效。</w:t>
+        <w:t>（</w:t>
+      </w:r>
+      <w:r>
+        <w:t>3</w:t>
+      </w:r>
+      <w:r>
+        <w:t>）保存后无需重启任何服务，直接运行核查脚本即可生效。</w:t>
       </w:r>
     </w:p>
     <w:p>
@@ -6745,7 +6924,7 @@
         </w:rPr>
         <w:lastRenderedPageBreak/>
         <w:drawing>
-          <wp:inline distT="0" distB="0" distL="0" distR="0" wp14:anchorId="1CC6CFDF" wp14:editId="12216951">
+          <wp:inline distT="0" distB="0" distL="0" distR="0" wp14:anchorId="19AF01C9" wp14:editId="69E43A5C">
             <wp:extent cx="5580000" cy="2464128"/>
             <wp:effectExtent l="0" t="0" r="0" b="0"/>
             <wp:docPr id="3" name="Picture 3"/>
@@ -6844,12 +7023,48 @@
     </w:p>
     <w:p>
       <w:pPr>
-        <w:keepNext/>
         <w:spacing w:line="360" w:lineRule="auto"/>
         <w:ind w:firstLineChars="200" w:firstLine="480"/>
       </w:pPr>
       <w:r>
-        <w:t>各配置项及默认值如下：</w:t>
+        <w:t>各配置项及默认值见表</w:t>
+      </w:r>
+      <w:r>
+        <w:t xml:space="preserve"> 5</w:t>
+      </w:r>
+      <w:r>
+        <w:t>。</w:t>
+      </w:r>
+    </w:p>
+    <w:p>
+      <w:pPr>
+        <w:keepNext/>
+        <w:spacing w:before="120" w:after="40"/>
+        <w:jc w:val="center"/>
+      </w:pPr>
+      <w:r>
+        <w:rPr>
+          <w:rFonts w:eastAsia="黑体"/>
+          <w:b/>
+          <w:sz w:val="21"/>
+        </w:rPr>
+        <w:t>表</w:t>
+      </w:r>
+      <w:r>
+        <w:rPr>
+          <w:rFonts w:eastAsia="黑体"/>
+          <w:b/>
+          <w:sz w:val="21"/>
+        </w:rPr>
+        <w:t xml:space="preserve"> 5</w:t>
+      </w:r>
+      <w:r>
+        <w:rPr>
+          <w:rFonts w:eastAsia="黑体"/>
+          <w:b/>
+          <w:sz w:val="21"/>
+        </w:rPr>
+        <w:t xml:space="preserve">　连接参数配置项</w:t>
       </w:r>
     </w:p>
     <w:tbl>
@@ -7596,7 +7811,7 @@
         <w:pStyle w:val="Heading2"/>
         <w:spacing w:before="240" w:after="120"/>
       </w:pPr>
-      <w:bookmarkStart w:id="9" w:name="_Toc240305852"/>
+      <w:bookmarkStart w:id="9" w:name="_Toc240314431"/>
       <w:r>
         <w:rPr>
           <w:rFonts w:ascii="Times New Roman" w:eastAsia="黑体" w:hAnsi="Times New Roman"/>
@@ -7617,13 +7832,17 @@
     </w:p>
     <w:p>
       <w:pPr>
+        <w:spacing w:line="360" w:lineRule="auto"/>
         <w:ind w:left="420"/>
       </w:pPr>
       <w:r>
-        <w:t xml:space="preserve">1. </w:t>
-      </w:r>
-      <w:r>
-        <w:t>进入</w:t>
+        <w:t>（</w:t>
+      </w:r>
+      <w:r>
+        <w:t>1</w:t>
+      </w:r>
+      <w:r>
+        <w:t>）进入</w:t>
       </w:r>
       <w:r>
         <w:t xml:space="preserve"> </w:t>
@@ -7657,13 +7876,17 @@
     </w:p>
     <w:p>
       <w:pPr>
+        <w:spacing w:line="360" w:lineRule="auto"/>
         <w:ind w:left="420"/>
       </w:pPr>
       <w:r>
-        <w:t xml:space="preserve">2. </w:t>
-      </w:r>
-      <w:r>
-        <w:t>工具依次执行操作系统、</w:t>
+        <w:t>（</w:t>
+      </w:r>
+      <w:r>
+        <w:t>2</w:t>
+      </w:r>
+      <w:r>
+        <w:t>）工具依次执行操作系统、</w:t>
       </w:r>
       <w:r>
         <w:t>MySQL</w:t>
@@ -7710,13 +7933,18 @@
     </w:p>
     <w:p>
       <w:pPr>
+        <w:spacing w:line="360" w:lineRule="auto"/>
         <w:ind w:left="420"/>
       </w:pPr>
       <w:r>
-        <w:t xml:space="preserve">3. </w:t>
-      </w:r>
-      <w:r>
-        <w:t>全部完成后自动合并生成汇总报告。整轮耗时取决于机器性能，通常数分钟内完成，过程中不要关闭窗口。</w:t>
+        <w:lastRenderedPageBreak/>
+        <w:t>（</w:t>
+      </w:r>
+      <w:r>
+        <w:t>3</w:t>
+      </w:r>
+      <w:r>
+        <w:t>）全部完成后自动合并生成汇总报告。整轮耗时取决于机器性能，通常数分钟内完成，过程中不要关闭窗口。</w:t>
       </w:r>
     </w:p>
     <w:p>
@@ -7729,9 +7957,8 @@
         <w:rPr>
           <w:noProof/>
         </w:rPr>
-        <w:lastRenderedPageBreak/>
         <w:drawing>
-          <wp:inline distT="0" distB="0" distL="0" distR="0" wp14:anchorId="26D210F5" wp14:editId="63E15A3F">
+          <wp:inline distT="0" distB="0" distL="0" distR="0" wp14:anchorId="739FBA0E" wp14:editId="51B194BC">
             <wp:extent cx="5580000" cy="3191760"/>
             <wp:effectExtent l="0" t="0" r="0" b="0"/>
             <wp:docPr id="4" name="Picture 4"/>
@@ -7857,7 +8084,7 @@
         <w:pStyle w:val="Heading2"/>
         <w:spacing w:before="240" w:after="120"/>
       </w:pPr>
-      <w:bookmarkStart w:id="10" w:name="_Toc240305853"/>
+      <w:bookmarkStart w:id="10" w:name="_Toc240314432"/>
       <w:r>
         <w:rPr>
           <w:rFonts w:ascii="Times New Roman" w:eastAsia="黑体" w:hAnsi="Times New Roman"/>
@@ -8122,7 +8349,7 @@
         </w:rPr>
         <w:lastRenderedPageBreak/>
         <w:drawing>
-          <wp:inline distT="0" distB="0" distL="0" distR="0" wp14:anchorId="57501B85" wp14:editId="373CA817">
+          <wp:inline distT="0" distB="0" distL="0" distR="0" wp14:anchorId="24A3CEA2" wp14:editId="3B3AEAA1">
             <wp:extent cx="5580000" cy="3106944"/>
             <wp:effectExtent l="0" t="0" r="0" b="0"/>
             <wp:docPr id="5" name="Picture 5"/>
@@ -8224,7 +8451,7 @@
         <w:pStyle w:val="Heading2"/>
         <w:spacing w:before="240" w:after="120"/>
       </w:pPr>
-      <w:bookmarkStart w:id="11" w:name="_Toc240305854"/>
+      <w:bookmarkStart w:id="11" w:name="_Toc240314433"/>
       <w:r>
         <w:rPr>
           <w:rFonts w:ascii="Times New Roman" w:eastAsia="黑体" w:hAnsi="Times New Roman"/>
@@ -8312,13 +8539,17 @@
     </w:p>
     <w:p>
       <w:pPr>
+        <w:spacing w:line="360" w:lineRule="auto"/>
         <w:ind w:left="420"/>
       </w:pPr>
       <w:r>
-        <w:t xml:space="preserve">1. </w:t>
-      </w:r>
-      <w:r>
-        <w:t>首次运行（</w:t>
+        <w:t>（</w:t>
+      </w:r>
+      <w:r>
+        <w:t>1</w:t>
+      </w:r>
+      <w:r>
+        <w:t>）首次运行（</w:t>
       </w:r>
       <w:r>
         <w:rPr>
@@ -8342,13 +8573,17 @@
     </w:p>
     <w:p>
       <w:pPr>
+        <w:spacing w:line="360" w:lineRule="auto"/>
         <w:ind w:left="420"/>
       </w:pPr>
       <w:r>
-        <w:t xml:space="preserve">2. </w:t>
-      </w:r>
-      <w:r>
-        <w:t>运维人员登录各设备，执行清单中的命令，将回显按设备名保存为</w:t>
+        <w:t>（</w:t>
+      </w:r>
+      <w:r>
+        <w:t>2</w:t>
+      </w:r>
+      <w:r>
+        <w:t>）运维人员登录各设备，执行清单中的命令，将回显按设备名保存为</w:t>
       </w:r>
       <w:r>
         <w:t xml:space="preserve"> </w:t>
@@ -8386,13 +8621,17 @@
     </w:p>
     <w:p>
       <w:pPr>
+        <w:spacing w:line="360" w:lineRule="auto"/>
         <w:ind w:left="420"/>
       </w:pPr>
       <w:r>
-        <w:t xml:space="preserve">3. </w:t>
-      </w:r>
-      <w:r>
-        <w:t>再次运行</w:t>
+        <w:t>（</w:t>
+      </w:r>
+      <w:r>
+        <w:t>3</w:t>
+      </w:r>
+      <w:r>
+        <w:t>）再次运行</w:t>
       </w:r>
       <w:r>
         <w:t xml:space="preserve"> </w:t>
@@ -8444,7 +8683,7 @@
         </w:rPr>
         <w:lastRenderedPageBreak/>
         <w:drawing>
-          <wp:inline distT="0" distB="0" distL="0" distR="0" wp14:anchorId="2D094DFA" wp14:editId="59013E92">
+          <wp:inline distT="0" distB="0" distL="0" distR="0" wp14:anchorId="5E47EACB" wp14:editId="08075274">
             <wp:extent cx="5580000" cy="2535552"/>
             <wp:effectExtent l="0" t="0" r="0" b="0"/>
             <wp:docPr id="6" name="Picture 6"/>
@@ -8587,7 +8826,7 @@
           <w:noProof/>
         </w:rPr>
         <w:drawing>
-          <wp:inline distT="0" distB="0" distL="0" distR="0" wp14:anchorId="1FCA3D35" wp14:editId="2C9AEFC0">
+          <wp:inline distT="0" distB="0" distL="0" distR="0" wp14:anchorId="1BF2E46A" wp14:editId="503179CB">
             <wp:extent cx="5580000" cy="749952"/>
             <wp:effectExtent l="0" t="0" r="0" b="0"/>
             <wp:docPr id="7" name="Picture 7"/>
@@ -8720,7 +8959,7 @@
           <w:noProof/>
         </w:rPr>
         <w:drawing>
-          <wp:inline distT="0" distB="0" distL="0" distR="0" wp14:anchorId="4EEC55E4" wp14:editId="5BA7EE0F">
+          <wp:inline distT="0" distB="0" distL="0" distR="0" wp14:anchorId="151A3EEF" wp14:editId="2AED16AA">
             <wp:extent cx="5580000" cy="1178496"/>
             <wp:effectExtent l="0" t="0" r="0" b="0"/>
             <wp:docPr id="8" name="Picture 8"/>
@@ -8908,7 +9147,7 @@
         <w:pStyle w:val="Heading1"/>
         <w:spacing w:before="240" w:after="120"/>
       </w:pPr>
-      <w:bookmarkStart w:id="12" w:name="_Toc240305855"/>
+      <w:bookmarkStart w:id="12" w:name="_Toc240314434"/>
       <w:r>
         <w:rPr>
           <w:rFonts w:ascii="Times New Roman" w:eastAsia="黑体" w:hAnsi="Times New Roman"/>
@@ -8932,7 +9171,7 @@
         <w:pStyle w:val="Heading2"/>
         <w:spacing w:before="240" w:after="120"/>
       </w:pPr>
-      <w:bookmarkStart w:id="13" w:name="_Toc240305856"/>
+      <w:bookmarkStart w:id="13" w:name="_Toc240314435"/>
       <w:r>
         <w:rPr>
           <w:rFonts w:ascii="Times New Roman" w:eastAsia="黑体" w:hAnsi="Times New Roman"/>
@@ -8953,13 +9192,17 @@
     </w:p>
     <w:p>
       <w:pPr>
+        <w:spacing w:line="360" w:lineRule="auto"/>
         <w:ind w:left="420"/>
       </w:pPr>
       <w:r>
-        <w:t xml:space="preserve">1. </w:t>
-      </w:r>
-      <w:r>
-        <w:t>将</w:t>
+        <w:t>（</w:t>
+      </w:r>
+      <w:r>
+        <w:t>1</w:t>
+      </w:r>
+      <w:r>
+        <w:t>）将</w:t>
       </w:r>
       <w:r>
         <w:t xml:space="preserve"> </w:t>
@@ -8993,13 +9236,17 @@
     </w:p>
     <w:p>
       <w:pPr>
+        <w:spacing w:line="360" w:lineRule="auto"/>
         <w:ind w:left="420"/>
       </w:pPr>
       <w:r>
-        <w:t xml:space="preserve">2. </w:t>
-      </w:r>
-      <w:r>
-        <w:t>赋予脚本执行权限并确认关键文件齐全：</w:t>
+        <w:t>（</w:t>
+      </w:r>
+      <w:r>
+        <w:t>2</w:t>
+      </w:r>
+      <w:r>
+        <w:t>）赋予脚本执行权限并确认关键文件齐全：</w:t>
       </w:r>
     </w:p>
     <w:p>
@@ -9046,13 +9293,17 @@
     </w:p>
     <w:p>
       <w:pPr>
+        <w:spacing w:line="360" w:lineRule="auto"/>
         <w:ind w:left="420"/>
       </w:pPr>
       <w:r>
-        <w:t xml:space="preserve">3. </w:t>
-      </w:r>
-      <w:r>
-        <w:t>实际操作画面如图</w:t>
+        <w:t>（</w:t>
+      </w:r>
+      <w:r>
+        <w:t>3</w:t>
+      </w:r>
+      <w:r>
+        <w:t>）实际操作画面如图</w:t>
       </w:r>
       <w:r>
         <w:t xml:space="preserve"> 9 </w:t>
@@ -9090,7 +9341,7 @@
           <w:noProof/>
         </w:rPr>
         <w:drawing>
-          <wp:inline distT="0" distB="0" distL="0" distR="0" wp14:anchorId="5464944F" wp14:editId="319A72E4">
+          <wp:inline distT="0" distB="0" distL="0" distR="0" wp14:anchorId="648B484E" wp14:editId="4E61BC4A">
             <wp:extent cx="5580000" cy="1892736"/>
             <wp:effectExtent l="0" t="0" r="0" b="0"/>
             <wp:docPr id="9" name="Picture 9"/>
@@ -9261,7 +9512,7 @@
         <w:pStyle w:val="Heading2"/>
         <w:spacing w:before="240" w:after="120"/>
       </w:pPr>
-      <w:bookmarkStart w:id="14" w:name="_Toc240305857"/>
+      <w:bookmarkStart w:id="14" w:name="_Toc240314436"/>
       <w:r>
         <w:rPr>
           <w:rFonts w:ascii="Times New Roman" w:eastAsia="黑体" w:hAnsi="Times New Roman"/>
@@ -9320,7 +9571,7 @@
         </w:rPr>
         <w:lastRenderedPageBreak/>
         <w:drawing>
-          <wp:inline distT="0" distB="0" distL="0" distR="0" wp14:anchorId="0D3666A7" wp14:editId="7B0CD5A1">
+          <wp:inline distT="0" distB="0" distL="0" distR="0" wp14:anchorId="16814890" wp14:editId="78C98271">
             <wp:extent cx="5580000" cy="2606976"/>
             <wp:effectExtent l="0" t="0" r="0" b="0"/>
             <wp:docPr id="10" name="Picture 10"/>
@@ -9539,7 +9790,7 @@
           <w:noProof/>
         </w:rPr>
         <w:drawing>
-          <wp:inline distT="0" distB="0" distL="0" distR="0" wp14:anchorId="366C6DD6" wp14:editId="78BE7764">
+          <wp:inline distT="0" distB="0" distL="0" distR="0" wp14:anchorId="659E29DA" wp14:editId="7FB87352">
             <wp:extent cx="5580000" cy="3928320"/>
             <wp:effectExtent l="0" t="0" r="0" b="0"/>
             <wp:docPr id="11" name="Picture 11"/>
@@ -9619,7 +9870,13 @@
       </w:pPr>
       <w:r>
         <w:lastRenderedPageBreak/>
-        <w:t>自动探测可用以下开关调整（写在命令前，以空格分隔）：</w:t>
+        <w:t>自动探测可用以下开关调整（写在命令前，以空格分隔，开关说明见表</w:t>
+      </w:r>
+      <w:r>
+        <w:t xml:space="preserve"> 6</w:t>
+      </w:r>
+      <w:r>
+        <w:t>）：</w:t>
       </w:r>
     </w:p>
     <w:p>
@@ -9731,6 +9988,37 @@
           <w:sz w:val="21"/>
         </w:rPr>
         <w:t>传连接参数</w:t>
+      </w:r>
+    </w:p>
+    <w:p>
+      <w:pPr>
+        <w:keepNext/>
+        <w:spacing w:before="120" w:after="40"/>
+        <w:jc w:val="center"/>
+      </w:pPr>
+      <w:r>
+        <w:rPr>
+          <w:rFonts w:eastAsia="黑体"/>
+          <w:b/>
+          <w:sz w:val="21"/>
+        </w:rPr>
+        <w:t>表</w:t>
+      </w:r>
+      <w:r>
+        <w:rPr>
+          <w:rFonts w:eastAsia="黑体"/>
+          <w:b/>
+          <w:sz w:val="21"/>
+        </w:rPr>
+        <w:t xml:space="preserve"> 6</w:t>
+      </w:r>
+      <w:r>
+        <w:rPr>
+          <w:rFonts w:eastAsia="黑体"/>
+          <w:b/>
+          <w:sz w:val="21"/>
+        </w:rPr>
+        <w:t xml:space="preserve">　自动探测开关</w:t>
       </w:r>
     </w:p>
     <w:tbl>
@@ -10141,7 +10429,7 @@
         <w:pStyle w:val="Heading2"/>
         <w:spacing w:before="240" w:after="120"/>
       </w:pPr>
-      <w:bookmarkStart w:id="15" w:name="_Toc240305858"/>
+      <w:bookmarkStart w:id="15" w:name="_Toc240314437"/>
       <w:r>
         <w:rPr>
           <w:rFonts w:ascii="Times New Roman" w:eastAsia="黑体" w:hAnsi="Times New Roman"/>
@@ -10213,7 +10501,7 @@
           <w:noProof/>
         </w:rPr>
         <w:drawing>
-          <wp:inline distT="0" distB="0" distL="0" distR="0" wp14:anchorId="3DF73090" wp14:editId="4F0EDA41">
+          <wp:inline distT="0" distB="0" distL="0" distR="0" wp14:anchorId="622D1CE7" wp14:editId="77BABD87">
             <wp:extent cx="5580000" cy="1749888"/>
             <wp:effectExtent l="0" t="0" r="0" b="0"/>
             <wp:docPr id="12" name="Picture 12"/>
@@ -10327,13 +10615,14 @@
         <w:pStyle w:val="Heading1"/>
         <w:spacing w:before="240" w:after="120"/>
       </w:pPr>
-      <w:bookmarkStart w:id="16" w:name="_Toc240305859"/>
+      <w:bookmarkStart w:id="16" w:name="_Toc240314438"/>
       <w:r>
         <w:rPr>
           <w:rFonts w:ascii="Times New Roman" w:eastAsia="黑体" w:hAnsi="Times New Roman"/>
           <w:color w:val="000000"/>
           <w:sz w:val="32"/>
         </w:rPr>
+        <w:lastRenderedPageBreak/>
         <w:t xml:space="preserve">6 </w:t>
       </w:r>
       <w:r>
@@ -10351,7 +10640,7 @@
         <w:pStyle w:val="Heading2"/>
         <w:spacing w:before="240" w:after="120"/>
       </w:pPr>
-      <w:bookmarkStart w:id="17" w:name="_Toc240305860"/>
+      <w:bookmarkStart w:id="17" w:name="_Toc240314439"/>
       <w:r>
         <w:rPr>
           <w:rFonts w:ascii="Times New Roman" w:eastAsia="黑体" w:hAnsi="Times New Roman"/>
@@ -10423,9 +10712,8 @@
         <w:rPr>
           <w:noProof/>
         </w:rPr>
-        <w:lastRenderedPageBreak/>
         <w:drawing>
-          <wp:inline distT="0" distB="0" distL="0" distR="0" wp14:anchorId="07D7D692" wp14:editId="7E4F422D">
+          <wp:inline distT="0" distB="0" distL="0" distR="0" wp14:anchorId="5205EEA9" wp14:editId="48A1A4BB">
             <wp:extent cx="5580000" cy="3964032"/>
             <wp:effectExtent l="0" t="0" r="0" b="0"/>
             <wp:docPr id="13" name="Picture 13"/>
@@ -10545,7 +10833,7 @@
           <w:noProof/>
         </w:rPr>
         <w:drawing>
-          <wp:inline distT="0" distB="0" distL="0" distR="0" wp14:anchorId="41AABFD1" wp14:editId="4E8D9E59">
+          <wp:inline distT="0" distB="0" distL="0" distR="0" wp14:anchorId="7C3983E1" wp14:editId="458548CC">
             <wp:extent cx="5580000" cy="1178496"/>
             <wp:effectExtent l="0" t="0" r="0" b="0"/>
             <wp:docPr id="14" name="Picture 14"/>
@@ -10681,6 +10969,53 @@
         <w:t>的实际输出。</w:t>
       </w:r>
     </w:p>
+    <w:p>
+      <w:pPr>
+        <w:spacing w:line="360" w:lineRule="auto"/>
+        <w:ind w:firstLineChars="200" w:firstLine="480"/>
+      </w:pPr>
+      <w:r>
+        <w:t>输出文件及其用途见表</w:t>
+      </w:r>
+      <w:r>
+        <w:t xml:space="preserve"> 7</w:t>
+      </w:r>
+      <w:r>
+        <w:t>。</w:t>
+      </w:r>
+    </w:p>
+    <w:p>
+      <w:pPr>
+        <w:keepNext/>
+        <w:spacing w:before="120" w:after="40"/>
+        <w:jc w:val="center"/>
+      </w:pPr>
+      <w:r>
+        <w:rPr>
+          <w:rFonts w:eastAsia="黑体"/>
+          <w:b/>
+          <w:sz w:val="21"/>
+        </w:rPr>
+        <w:lastRenderedPageBreak/>
+        <w:t>表</w:t>
+      </w:r>
+      <w:r>
+        <w:rPr>
+          <w:rFonts w:eastAsia="黑体"/>
+          <w:b/>
+          <w:sz w:val="21"/>
+        </w:rPr>
+        <w:t xml:space="preserve"> 7</w:t>
+      </w:r>
+      <w:r>
+        <w:rPr>
+          <w:rFonts w:eastAsia="黑体"/>
+          <w:b/>
+          <w:sz w:val="21"/>
+        </w:rPr>
+        <w:t xml:space="preserve">　报告文件与用途</w:t>
+      </w:r>
+    </w:p>
     <w:tbl>
       <w:tblPr>
         <w:tblStyle w:val="TableGrid"/>
@@ -11097,9 +11432,8 @@
         <w:rPr>
           <w:noProof/>
         </w:rPr>
-        <w:lastRenderedPageBreak/>
         <w:drawing>
-          <wp:inline distT="0" distB="0" distL="0" distR="0" wp14:anchorId="2A00ABFA" wp14:editId="76D26205">
+          <wp:inline distT="0" distB="0" distL="0" distR="0" wp14:anchorId="25468FE7" wp14:editId="1F0B69EF">
             <wp:extent cx="5580000" cy="3427714"/>
             <wp:effectExtent l="0" t="0" r="0" b="0"/>
             <wp:docPr id="15" name="Picture 15"/>
@@ -11205,8 +11539,9 @@
         <w:rPr>
           <w:noProof/>
         </w:rPr>
+        <w:lastRenderedPageBreak/>
         <w:drawing>
-          <wp:inline distT="0" distB="0" distL="0" distR="0" wp14:anchorId="00074F9C" wp14:editId="3385B577">
+          <wp:inline distT="0" distB="0" distL="0" distR="0" wp14:anchorId="13EBC793" wp14:editId="57540C65">
             <wp:extent cx="5580000" cy="3108857"/>
             <wp:effectExtent l="0" t="0" r="0" b="0"/>
             <wp:docPr id="16" name="Picture 16"/>
@@ -11283,14 +11618,13 @@
         <w:pStyle w:val="Heading2"/>
         <w:spacing w:before="240" w:after="120"/>
       </w:pPr>
-      <w:bookmarkStart w:id="18" w:name="_Toc240305861"/>
+      <w:bookmarkStart w:id="18" w:name="_Toc240314440"/>
       <w:r>
         <w:rPr>
           <w:rFonts w:ascii="Times New Roman" w:eastAsia="黑体" w:hAnsi="Times New Roman"/>
           <w:color w:val="000000"/>
           <w:sz w:val="28"/>
         </w:rPr>
-        <w:lastRenderedPageBreak/>
         <w:t xml:space="preserve">6.2 </w:t>
       </w:r>
       <w:r>
@@ -11365,8 +11699,9 @@
         <w:rPr>
           <w:noProof/>
         </w:rPr>
+        <w:lastRenderedPageBreak/>
         <w:drawing>
-          <wp:inline distT="0" distB="0" distL="0" distR="0" wp14:anchorId="2B8F6D00" wp14:editId="38556727">
+          <wp:inline distT="0" distB="0" distL="0" distR="0" wp14:anchorId="4E6C6F29" wp14:editId="30F14406">
             <wp:extent cx="5580000" cy="3268881"/>
             <wp:effectExtent l="0" t="0" r="0" b="0"/>
             <wp:docPr id="17" name="Picture 17"/>
@@ -11473,7 +11808,7 @@
         <w:pStyle w:val="Heading1"/>
         <w:spacing w:before="240" w:after="120"/>
       </w:pPr>
-      <w:bookmarkStart w:id="19" w:name="_Toc240305862"/>
+      <w:bookmarkStart w:id="19" w:name="_Toc240314441"/>
       <w:r>
         <w:rPr>
           <w:rFonts w:ascii="Times New Roman" w:eastAsia="黑体" w:hAnsi="Times New Roman"/>
@@ -11519,14 +11854,17 @@
     </w:p>
     <w:p>
       <w:pPr>
+        <w:spacing w:line="360" w:lineRule="auto"/>
         <w:ind w:left="420"/>
       </w:pPr>
       <w:r>
-        <w:lastRenderedPageBreak/>
-        <w:t xml:space="preserve">1. </w:t>
-      </w:r>
-      <w:r>
-        <w:t>用浏览器打开</w:t>
+        <w:t>（</w:t>
+      </w:r>
+      <w:r>
+        <w:t>1</w:t>
+      </w:r>
+      <w:r>
+        <w:t>）用浏览器打开</w:t>
       </w:r>
       <w:r>
         <w:t xml:space="preserve"> </w:t>
@@ -11574,13 +11912,17 @@
     </w:p>
     <w:p>
       <w:pPr>
+        <w:spacing w:line="360" w:lineRule="auto"/>
         <w:ind w:left="420"/>
       </w:pPr>
       <w:r>
-        <w:t xml:space="preserve">2. </w:t>
-      </w:r>
-      <w:r>
-        <w:t>逐项点选结论、填写核查详情，必要时在卡片下方粘贴证据截图；整章无异议时可用章级批量按钮一键设定，已核查项不受影响。填写内容自动保存在本机浏览器，关闭页面不丢失。全部完成的状态如图</w:t>
+        <w:t>（</w:t>
+      </w:r>
+      <w:r>
+        <w:t>2</w:t>
+      </w:r>
+      <w:r>
+        <w:t>）逐项点选结论、填写核查详情，必要时在卡片下方粘贴证据截图；整章无异议时可用章级批量按钮一键设定，已核查项不受影响。填写内容自动保存在本机浏览器，关闭页面不丢失。全部完成的状态如图</w:t>
       </w:r>
       <w:r>
         <w:t xml:space="preserve"> 19 </w:t>
@@ -11591,13 +11933,17 @@
     </w:p>
     <w:p>
       <w:pPr>
+        <w:spacing w:line="360" w:lineRule="auto"/>
         <w:ind w:left="420"/>
       </w:pPr>
       <w:r>
-        <w:t xml:space="preserve">3. </w:t>
-      </w:r>
-      <w:r>
-        <w:t>点击右上角「导出报告</w:t>
+        <w:t>（</w:t>
+      </w:r>
+      <w:r>
+        <w:t>3</w:t>
+      </w:r>
+      <w:r>
+        <w:t>）点击右上角「导出报告</w:t>
       </w:r>
       <w:r>
         <w:t xml:space="preserve"> (Excel)</w:t>
@@ -11628,8 +11974,9 @@
         <w:rPr>
           <w:noProof/>
         </w:rPr>
+        <w:lastRenderedPageBreak/>
         <w:drawing>
-          <wp:inline distT="0" distB="0" distL="0" distR="0" wp14:anchorId="3F6307F4" wp14:editId="5534EBBD">
+          <wp:inline distT="0" distB="0" distL="0" distR="0" wp14:anchorId="32CB62A3" wp14:editId="3F93D37E">
             <wp:extent cx="5040000" cy="4500000"/>
             <wp:effectExtent l="0" t="0" r="0" b="0"/>
             <wp:docPr id="18" name="Picture 18"/>
@@ -11738,7 +12085,7 @@
         </w:rPr>
         <w:lastRenderedPageBreak/>
         <w:drawing>
-          <wp:inline distT="0" distB="0" distL="0" distR="0" wp14:anchorId="6A44922A" wp14:editId="63A853A9">
+          <wp:inline distT="0" distB="0" distL="0" distR="0" wp14:anchorId="25255F2B" wp14:editId="25C0B8A8">
             <wp:extent cx="4200000" cy="4500000"/>
             <wp:effectExtent l="0" t="0" r="0" b="0"/>
             <wp:docPr id="19" name="Picture 19"/>
@@ -11840,7 +12187,7 @@
         </w:rPr>
         <w:lastRenderedPageBreak/>
         <w:drawing>
-          <wp:inline distT="0" distB="0" distL="0" distR="0" wp14:anchorId="4B9E64A4" wp14:editId="1687D726">
+          <wp:inline distT="0" distB="0" distL="0" distR="0" wp14:anchorId="6D78DC2C" wp14:editId="50A36757">
             <wp:extent cx="5580000" cy="3268881"/>
             <wp:effectExtent l="0" t="0" r="0" b="0"/>
             <wp:docPr id="20" name="Picture 20"/>
@@ -11977,7 +12324,7 @@
         <w:pStyle w:val="Heading1"/>
         <w:spacing w:before="240" w:after="120"/>
       </w:pPr>
-      <w:bookmarkStart w:id="20" w:name="_Toc240305863"/>
+      <w:bookmarkStart w:id="20" w:name="_Toc240314442"/>
       <w:r>
         <w:rPr>
           <w:rFonts w:ascii="Times New Roman" w:eastAsia="黑体" w:hAnsi="Times New Roman"/>
@@ -11998,10 +12345,17 @@
     </w:p>
     <w:p>
       <w:pPr>
+        <w:spacing w:line="360" w:lineRule="auto"/>
         <w:ind w:left="420"/>
       </w:pPr>
       <w:r>
-        <w:t xml:space="preserve">1. </w:t>
+        <w:t>（</w:t>
+      </w:r>
+      <w:r>
+        <w:t>1</w:t>
+      </w:r>
+      <w:r>
+        <w:t>）</w:t>
       </w:r>
       <w:r>
         <w:rPr>
@@ -12028,10 +12382,17 @@
     </w:p>
     <w:p>
       <w:pPr>
+        <w:spacing w:line="360" w:lineRule="auto"/>
         <w:ind w:left="420"/>
       </w:pPr>
       <w:r>
-        <w:t xml:space="preserve">2. </w:t>
+        <w:t>（</w:t>
+      </w:r>
+      <w:r>
+        <w:t>2</w:t>
+      </w:r>
+      <w:r>
+        <w:t>）</w:t>
       </w:r>
       <w:r>
         <w:rPr>
@@ -12057,10 +12418,17 @@
     </w:p>
     <w:p>
       <w:pPr>
+        <w:spacing w:line="360" w:lineRule="auto"/>
         <w:ind w:left="420"/>
       </w:pPr>
       <w:r>
-        <w:t xml:space="preserve">3. </w:t>
+        <w:t>（</w:t>
+      </w:r>
+      <w:r>
+        <w:t>3</w:t>
+      </w:r>
+      <w:r>
+        <w:t>）</w:t>
       </w:r>
       <w:r>
         <w:rPr>
@@ -12080,10 +12448,17 @@
     </w:p>
     <w:p>
       <w:pPr>
+        <w:spacing w:line="360" w:lineRule="auto"/>
         <w:ind w:left="420"/>
       </w:pPr>
       <w:r>
-        <w:t xml:space="preserve">4. </w:t>
+        <w:t>（</w:t>
+      </w:r>
+      <w:r>
+        <w:t>4</w:t>
+      </w:r>
+      <w:r>
+        <w:t>）</w:t>
       </w:r>
       <w:r>
         <w:rPr>
@@ -12097,10 +12472,18 @@
     </w:p>
     <w:p>
       <w:pPr>
+        <w:spacing w:line="360" w:lineRule="auto"/>
         <w:ind w:left="420"/>
       </w:pPr>
       <w:r>
-        <w:t xml:space="preserve">5. </w:t>
+        <w:lastRenderedPageBreak/>
+        <w:t>（</w:t>
+      </w:r>
+      <w:r>
+        <w:t>5</w:t>
+      </w:r>
+      <w:r>
+        <w:t>）</w:t>
       </w:r>
       <w:r>
         <w:rPr>
@@ -12117,14 +12500,13 @@
         <w:pStyle w:val="Heading1"/>
         <w:spacing w:before="240" w:after="120"/>
       </w:pPr>
-      <w:bookmarkStart w:id="21" w:name="_Toc240305864"/>
+      <w:bookmarkStart w:id="21" w:name="_Toc240314443"/>
       <w:r>
         <w:rPr>
           <w:rFonts w:ascii="Times New Roman" w:eastAsia="黑体" w:hAnsi="Times New Roman"/>
           <w:color w:val="000000"/>
           <w:sz w:val="32"/>
         </w:rPr>
-        <w:lastRenderedPageBreak/>
         <w:t xml:space="preserve">9 </w:t>
       </w:r>
       <w:r>
@@ -12136,6 +12518,52 @@
         <w:t>常见问题</w:t>
       </w:r>
       <w:bookmarkEnd w:id="21"/>
+    </w:p>
+    <w:p>
+      <w:pPr>
+        <w:spacing w:line="360" w:lineRule="auto"/>
+        <w:ind w:firstLineChars="200" w:firstLine="480"/>
+      </w:pPr>
+      <w:r>
+        <w:t>现场常见问题及处理方法见表</w:t>
+      </w:r>
+      <w:r>
+        <w:t xml:space="preserve"> 8</w:t>
+      </w:r>
+      <w:r>
+        <w:t>。</w:t>
+      </w:r>
+    </w:p>
+    <w:p>
+      <w:pPr>
+        <w:keepNext/>
+        <w:spacing w:before="120" w:after="40"/>
+        <w:jc w:val="center"/>
+      </w:pPr>
+      <w:r>
+        <w:rPr>
+          <w:rFonts w:eastAsia="黑体"/>
+          <w:b/>
+          <w:sz w:val="21"/>
+        </w:rPr>
+        <w:t>表</w:t>
+      </w:r>
+      <w:r>
+        <w:rPr>
+          <w:rFonts w:eastAsia="黑体"/>
+          <w:b/>
+          <w:sz w:val="21"/>
+        </w:rPr>
+        <w:t xml:space="preserve"> 8</w:t>
+      </w:r>
+      <w:r>
+        <w:rPr>
+          <w:rFonts w:eastAsia="黑体"/>
+          <w:b/>
+          <w:sz w:val="21"/>
+        </w:rPr>
+        <w:t xml:space="preserve">　常见问题与处理方法</w:t>
+      </w:r>
     </w:p>
     <w:tbl>
       <w:tblPr>
@@ -12834,7 +13262,7 @@
         <w:pStyle w:val="Heading1"/>
         <w:spacing w:before="240" w:after="120"/>
       </w:pPr>
-      <w:bookmarkStart w:id="22" w:name="_Toc240305865"/>
+      <w:bookmarkStart w:id="22" w:name="_Toc240314444"/>
       <w:r>
         <w:rPr>
           <w:rFonts w:ascii="Times New Roman" w:eastAsia="黑体" w:hAnsi="Times New Roman"/>
@@ -13214,31 +13642,31 @@
       </w:rPr>
     </w:lvl>
   </w:abstractNum>
-  <w:num w:numId="1" w16cid:durableId="1218011874">
+  <w:num w:numId="1" w16cid:durableId="540703993">
     <w:abstractNumId w:val="8"/>
   </w:num>
-  <w:num w:numId="2" w16cid:durableId="1521822888">
+  <w:num w:numId="2" w16cid:durableId="1328442019">
     <w:abstractNumId w:val="6"/>
   </w:num>
-  <w:num w:numId="3" w16cid:durableId="973411789">
+  <w:num w:numId="3" w16cid:durableId="673651220">
     <w:abstractNumId w:val="5"/>
   </w:num>
-  <w:num w:numId="4" w16cid:durableId="838538474">
+  <w:num w:numId="4" w16cid:durableId="754672869">
     <w:abstractNumId w:val="4"/>
   </w:num>
-  <w:num w:numId="5" w16cid:durableId="1797676428">
+  <w:num w:numId="5" w16cid:durableId="490290121">
     <w:abstractNumId w:val="7"/>
   </w:num>
-  <w:num w:numId="6" w16cid:durableId="395054595">
+  <w:num w:numId="6" w16cid:durableId="818421742">
     <w:abstractNumId w:val="3"/>
   </w:num>
-  <w:num w:numId="7" w16cid:durableId="1085569501">
+  <w:num w:numId="7" w16cid:durableId="1060448373">
     <w:abstractNumId w:val="2"/>
   </w:num>
-  <w:num w:numId="8" w16cid:durableId="2042900656">
+  <w:num w:numId="8" w16cid:durableId="1690906995">
     <w:abstractNumId w:val="1"/>
   </w:num>
-  <w:num w:numId="9" w16cid:durableId="1575896942">
+  <w:num w:numId="9" w16cid:durableId="2089031042">
     <w:abstractNumId w:val="0"/>
   </w:num>
 </w:numbering>
@@ -24654,7 +25082,7 @@
     <w:basedOn w:val="DefaultParagraphFont"/>
     <w:uiPriority w:val="99"/>
     <w:unhideWhenUsed/>
-    <w:rsid w:val="00460CB5"/>
+    <w:rsid w:val="00723F5E"/>
     <w:rPr>
       <w:color w:val="0000FF" w:themeColor="hyperlink"/>
       <w:u w:val="single"/>

--- a/测评报告/配置核查工具操作说明书.docx
+++ b/测评报告/配置核查工具操作说明书.docx
@@ -3,7 +3,52 @@
 <w:document xmlns:wpc="http://schemas.microsoft.com/office/word/2010/wordprocessingCanvas" xmlns:cx="http://schemas.microsoft.com/office/drawing/2014/chartex" xmlns:cx1="http://schemas.microsoft.com/office/drawing/2015/9/8/chartex" xmlns:cx2="http://schemas.microsoft.com/office/drawing/2015/10/21/chartex" xmlns:cx3="http://schemas.microsoft.com/office/drawing/2016/5/9/chartex" xmlns:cx4="http://schemas.microsoft.com/office/drawing/2016/5/10/chartex" xmlns:cx5="http://schemas.microsoft.com/office/drawing/2016/5/11/chartex" xmlns:cx6="http://schemas.microsoft.com/office/drawing/2016/5/12/chartex" xmlns:cx7="http://schemas.microsoft.com/office/drawing/2016/5/13/chartex" xmlns:cx8="http://schemas.microsoft.com/office/drawing/2016/5/14/chartex" xmlns:mc="http://schemas.openxmlformats.org/markup-compatibility/2006" xmlns:aink="http://schemas.microsoft.com/office/drawing/2016/ink" xmlns:am3d="http://schemas.microsoft.com/office/drawing/2017/model3d" xmlns:o="urn:schemas-microsoft-com:office:office" xmlns:oel="http://schemas.microsoft.com/office/2019/extlst" xmlns:r="http://schemas.openxmlformats.org/officeDocument/2006/relationships" xmlns:m="http://schemas.openxmlformats.org/officeDocument/2006/math" xmlns:v="urn:schemas-microsoft-com:vml" xmlns:wp14="http://schemas.microsoft.com/office/word/2010/wordprocessingDrawing" xmlns:wp="http://schemas.openxmlformats.org/drawingml/2006/wordprocessingDrawing" xmlns:w10="urn:schemas-microsoft-com:office:word" xmlns:w="http://schemas.openxmlformats.org/wordprocessingml/2006/main" xmlns:w14="http://schemas.microsoft.com/office/word/2010/wordml" xmlns:w15="http://schemas.microsoft.com/office/word/2012/wordml" xmlns:w16cex="http://schemas.microsoft.com/office/word/2018/wordml/cex" xmlns:w16cid="http://schemas.microsoft.com/office/word/2016/wordml/cid" xmlns:w16="http://schemas.microsoft.com/office/word/2018/wordml" xmlns:w16du="http://schemas.microsoft.com/office/word/2023/wordml/word16du" xmlns:w16sdtdh="http://schemas.microsoft.com/office/word/2020/wordml/sdtdatahash" xmlns:w16sdtfl="http://schemas.microsoft.com/office/word/2024/wordml/sdtformatlock" xmlns:w16se="http://schemas.microsoft.com/office/word/2015/wordml/symex" xmlns:wpg="http://schemas.microsoft.com/office/word/2010/wordprocessingGroup" xmlns:wpi="http://schemas.microsoft.com/office/word/2010/wordprocessingInk" xmlns:wne="http://schemas.microsoft.com/office/word/2006/wordml" xmlns:wps="http://schemas.microsoft.com/office/word/2010/wordprocessingShape" mc:Ignorable="w14 w15 w16se w16cid w16 w16cex w16sdtdh w16sdtfl w16du wp14">
   <w:body>
     <w:p/>
-    <w:p/>
+    <w:p>
+      <w:pPr>
+        <w:spacing w:after="360"/>
+        <w:jc w:val="center"/>
+      </w:pPr>
+      <w:r>
+        <w:rPr>
+          <w:noProof/>
+        </w:rPr>
+        <w:drawing>
+          <wp:inline distT="0" distB="0" distL="0" distR="0" wp14:anchorId="74B281FF" wp14:editId="7F31F74A">
+            <wp:extent cx="1260000" cy="1260000"/>
+            <wp:effectExtent l="0" t="0" r="0" b="0"/>
+            <wp:docPr id="1" name="Picture 1"/>
+            <wp:cNvGraphicFramePr>
+              <a:graphicFrameLocks xmlns:a="http://schemas.openxmlformats.org/drawingml/2006/main" noChangeAspect="1"/>
+            </wp:cNvGraphicFramePr>
+            <a:graphic xmlns:a="http://schemas.openxmlformats.org/drawingml/2006/main">
+              <a:graphicData uri="http://schemas.openxmlformats.org/drawingml/2006/picture">
+                <pic:pic xmlns:pic="http://schemas.openxmlformats.org/drawingml/2006/picture">
+                  <pic:nvPicPr>
+                    <pic:cNvPr id="0" name="npu_badge.png"/>
+                    <pic:cNvPicPr/>
+                  </pic:nvPicPr>
+                  <pic:blipFill>
+                    <a:blip r:embed="rId8"/>
+                    <a:stretch>
+                      <a:fillRect/>
+                    </a:stretch>
+                  </pic:blipFill>
+                  <pic:spPr>
+                    <a:xfrm>
+                      <a:off x="0" y="0"/>
+                      <a:ext cx="1260000" cy="1260000"/>
+                    </a:xfrm>
+                    <a:prstGeom prst="rect">
+                      <a:avLst/>
+                    </a:prstGeom>
+                  </pic:spPr>
+                </pic:pic>
+              </a:graphicData>
+            </a:graphic>
+          </wp:inline>
+        </w:drawing>
+      </w:r>
+    </w:p>
     <w:p/>
     <w:p>
       <w:pPr>
@@ -215,7 +260,7 @@
       <w:r>
         <w:fldChar w:fldCharType="separate"/>
       </w:r>
-      <w:hyperlink w:anchor="_Toc240314422" w:history="1">
+      <w:hyperlink w:anchor="_Toc240315047" w:history="1">
         <w:r>
           <w:rPr>
             <w:rStyle w:val="Hyperlink"/>
@@ -251,7 +296,7 @@
             <w:noProof/>
             <w:webHidden/>
           </w:rPr>
-          <w:instrText xml:space="preserve"> PAGEREF _Toc240314422 \h </w:instrText>
+          <w:instrText xml:space="preserve"> PAGEREF _Toc240315047 \h </w:instrText>
         </w:r>
         <w:r>
           <w:rPr>
@@ -296,7 +341,7 @@
           <w14:ligatures w14:val="standardContextual"/>
         </w:rPr>
       </w:pPr>
-      <w:hyperlink w:anchor="_Toc240314423" w:history="1">
+      <w:hyperlink w:anchor="_Toc240315048" w:history="1">
         <w:r>
           <w:rPr>
             <w:rStyle w:val="Hyperlink"/>
@@ -332,7 +377,7 @@
             <w:noProof/>
             <w:webHidden/>
           </w:rPr>
-          <w:instrText xml:space="preserve"> PAGEREF _Toc240314423 \h </w:instrText>
+          <w:instrText xml:space="preserve"> PAGEREF _Toc240315048 \h </w:instrText>
         </w:r>
         <w:r>
           <w:rPr>
@@ -377,7 +422,7 @@
           <w14:ligatures w14:val="standardContextual"/>
         </w:rPr>
       </w:pPr>
-      <w:hyperlink w:anchor="_Toc240314424" w:history="1">
+      <w:hyperlink w:anchor="_Toc240315049" w:history="1">
         <w:r>
           <w:rPr>
             <w:rStyle w:val="Hyperlink"/>
@@ -413,7 +458,7 @@
             <w:noProof/>
             <w:webHidden/>
           </w:rPr>
-          <w:instrText xml:space="preserve"> PAGEREF _Toc240314424 \h </w:instrText>
+          <w:instrText xml:space="preserve"> PAGEREF _Toc240315049 \h </w:instrText>
         </w:r>
         <w:r>
           <w:rPr>
@@ -458,7 +503,7 @@
           <w14:ligatures w14:val="standardContextual"/>
         </w:rPr>
       </w:pPr>
-      <w:hyperlink w:anchor="_Toc240314425" w:history="1">
+      <w:hyperlink w:anchor="_Toc240315050" w:history="1">
         <w:r>
           <w:rPr>
             <w:rStyle w:val="Hyperlink"/>
@@ -494,7 +539,7 @@
             <w:noProof/>
             <w:webHidden/>
           </w:rPr>
-          <w:instrText xml:space="preserve"> PAGEREF _Toc240314425 \h </w:instrText>
+          <w:instrText xml:space="preserve"> PAGEREF _Toc240315050 \h </w:instrText>
         </w:r>
         <w:r>
           <w:rPr>
@@ -539,7 +584,7 @@
           <w14:ligatures w14:val="standardContextual"/>
         </w:rPr>
       </w:pPr>
-      <w:hyperlink w:anchor="_Toc240314426" w:history="1">
+      <w:hyperlink w:anchor="_Toc240315051" w:history="1">
         <w:r>
           <w:rPr>
             <w:rStyle w:val="Hyperlink"/>
@@ -575,7 +620,7 @@
             <w:noProof/>
             <w:webHidden/>
           </w:rPr>
-          <w:instrText xml:space="preserve"> PAGEREF _Toc240314426 \h </w:instrText>
+          <w:instrText xml:space="preserve"> PAGEREF _Toc240315051 \h </w:instrText>
         </w:r>
         <w:r>
           <w:rPr>
@@ -620,7 +665,7 @@
           <w14:ligatures w14:val="standardContextual"/>
         </w:rPr>
       </w:pPr>
-      <w:hyperlink w:anchor="_Toc240314427" w:history="1">
+      <w:hyperlink w:anchor="_Toc240315052" w:history="1">
         <w:r>
           <w:rPr>
             <w:rStyle w:val="Hyperlink"/>
@@ -656,7 +701,7 @@
             <w:noProof/>
             <w:webHidden/>
           </w:rPr>
-          <w:instrText xml:space="preserve"> PAGEREF _Toc240314427 \h </w:instrText>
+          <w:instrText xml:space="preserve"> PAGEREF _Toc240315052 \h </w:instrText>
         </w:r>
         <w:r>
           <w:rPr>
@@ -701,7 +746,7 @@
           <w14:ligatures w14:val="standardContextual"/>
         </w:rPr>
       </w:pPr>
-      <w:hyperlink w:anchor="_Toc240314428" w:history="1">
+      <w:hyperlink w:anchor="_Toc240315053" w:history="1">
         <w:r>
           <w:rPr>
             <w:rStyle w:val="Hyperlink"/>
@@ -737,7 +782,7 @@
             <w:noProof/>
             <w:webHidden/>
           </w:rPr>
-          <w:instrText xml:space="preserve"> PAGEREF _Toc240314428 \h </w:instrText>
+          <w:instrText xml:space="preserve"> PAGEREF _Toc240315053 \h </w:instrText>
         </w:r>
         <w:r>
           <w:rPr>
@@ -782,7 +827,7 @@
           <w14:ligatures w14:val="standardContextual"/>
         </w:rPr>
       </w:pPr>
-      <w:hyperlink w:anchor="_Toc240314429" w:history="1">
+      <w:hyperlink w:anchor="_Toc240315054" w:history="1">
         <w:r>
           <w:rPr>
             <w:rStyle w:val="Hyperlink"/>
@@ -818,7 +863,7 @@
             <w:noProof/>
             <w:webHidden/>
           </w:rPr>
-          <w:instrText xml:space="preserve"> PAGEREF _Toc240314429 \h </w:instrText>
+          <w:instrText xml:space="preserve"> PAGEREF _Toc240315054 \h </w:instrText>
         </w:r>
         <w:r>
           <w:rPr>
@@ -863,7 +908,7 @@
           <w14:ligatures w14:val="standardContextual"/>
         </w:rPr>
       </w:pPr>
-      <w:hyperlink w:anchor="_Toc240314430" w:history="1">
+      <w:hyperlink w:anchor="_Toc240315055" w:history="1">
         <w:r>
           <w:rPr>
             <w:rStyle w:val="Hyperlink"/>
@@ -899,7 +944,7 @@
             <w:noProof/>
             <w:webHidden/>
           </w:rPr>
-          <w:instrText xml:space="preserve"> PAGEREF _Toc240314430 \h </w:instrText>
+          <w:instrText xml:space="preserve"> PAGEREF _Toc240315055 \h </w:instrText>
         </w:r>
         <w:r>
           <w:rPr>
@@ -944,7 +989,7 @@
           <w14:ligatures w14:val="standardContextual"/>
         </w:rPr>
       </w:pPr>
-      <w:hyperlink w:anchor="_Toc240314431" w:history="1">
+      <w:hyperlink w:anchor="_Toc240315056" w:history="1">
         <w:r>
           <w:rPr>
             <w:rStyle w:val="Hyperlink"/>
@@ -980,7 +1025,7 @@
             <w:noProof/>
             <w:webHidden/>
           </w:rPr>
-          <w:instrText xml:space="preserve"> PAGEREF _Toc240314431 \h </w:instrText>
+          <w:instrText xml:space="preserve"> PAGEREF _Toc240315056 \h </w:instrText>
         </w:r>
         <w:r>
           <w:rPr>
@@ -1025,7 +1070,7 @@
           <w14:ligatures w14:val="standardContextual"/>
         </w:rPr>
       </w:pPr>
-      <w:hyperlink w:anchor="_Toc240314432" w:history="1">
+      <w:hyperlink w:anchor="_Toc240315057" w:history="1">
         <w:r>
           <w:rPr>
             <w:rStyle w:val="Hyperlink"/>
@@ -1061,7 +1106,7 @@
             <w:noProof/>
             <w:webHidden/>
           </w:rPr>
-          <w:instrText xml:space="preserve"> PAGEREF _Toc240314432 \h </w:instrText>
+          <w:instrText xml:space="preserve"> PAGEREF _Toc240315057 \h </w:instrText>
         </w:r>
         <w:r>
           <w:rPr>
@@ -1106,7 +1151,7 @@
           <w14:ligatures w14:val="standardContextual"/>
         </w:rPr>
       </w:pPr>
-      <w:hyperlink w:anchor="_Toc240314433" w:history="1">
+      <w:hyperlink w:anchor="_Toc240315058" w:history="1">
         <w:r>
           <w:rPr>
             <w:rStyle w:val="Hyperlink"/>
@@ -1158,7 +1203,7 @@
             <w:noProof/>
             <w:webHidden/>
           </w:rPr>
-          <w:instrText xml:space="preserve"> PAGEREF _Toc240314433 \h </w:instrText>
+          <w:instrText xml:space="preserve"> PAGEREF _Toc240315058 \h </w:instrText>
         </w:r>
         <w:r>
           <w:rPr>
@@ -1203,7 +1248,7 @@
           <w14:ligatures w14:val="standardContextual"/>
         </w:rPr>
       </w:pPr>
-      <w:hyperlink w:anchor="_Toc240314434" w:history="1">
+      <w:hyperlink w:anchor="_Toc240315059" w:history="1">
         <w:r>
           <w:rPr>
             <w:rStyle w:val="Hyperlink"/>
@@ -1239,7 +1284,7 @@
             <w:noProof/>
             <w:webHidden/>
           </w:rPr>
-          <w:instrText xml:space="preserve"> PAGEREF _Toc240314434 \h </w:instrText>
+          <w:instrText xml:space="preserve"> PAGEREF _Toc240315059 \h </w:instrText>
         </w:r>
         <w:r>
           <w:rPr>
@@ -1284,7 +1329,7 @@
           <w14:ligatures w14:val="standardContextual"/>
         </w:rPr>
       </w:pPr>
-      <w:hyperlink w:anchor="_Toc240314435" w:history="1">
+      <w:hyperlink w:anchor="_Toc240315060" w:history="1">
         <w:r>
           <w:rPr>
             <w:rStyle w:val="Hyperlink"/>
@@ -1320,7 +1365,7 @@
             <w:noProof/>
             <w:webHidden/>
           </w:rPr>
-          <w:instrText xml:space="preserve"> PAGEREF _Toc240314435 \h </w:instrText>
+          <w:instrText xml:space="preserve"> PAGEREF _Toc240315060 \h </w:instrText>
         </w:r>
         <w:r>
           <w:rPr>
@@ -1365,7 +1410,7 @@
           <w14:ligatures w14:val="standardContextual"/>
         </w:rPr>
       </w:pPr>
-      <w:hyperlink w:anchor="_Toc240314436" w:history="1">
+      <w:hyperlink w:anchor="_Toc240315061" w:history="1">
         <w:r>
           <w:rPr>
             <w:rStyle w:val="Hyperlink"/>
@@ -1401,7 +1446,7 @@
             <w:noProof/>
             <w:webHidden/>
           </w:rPr>
-          <w:instrText xml:space="preserve"> PAGEREF _Toc240314436 \h </w:instrText>
+          <w:instrText xml:space="preserve"> PAGEREF _Toc240315061 \h </w:instrText>
         </w:r>
         <w:r>
           <w:rPr>
@@ -1446,7 +1491,7 @@
           <w14:ligatures w14:val="standardContextual"/>
         </w:rPr>
       </w:pPr>
-      <w:hyperlink w:anchor="_Toc240314437" w:history="1">
+      <w:hyperlink w:anchor="_Toc240315062" w:history="1">
         <w:r>
           <w:rPr>
             <w:rStyle w:val="Hyperlink"/>
@@ -1482,7 +1527,7 @@
             <w:noProof/>
             <w:webHidden/>
           </w:rPr>
-          <w:instrText xml:space="preserve"> PAGEREF _Toc240314437 \h </w:instrText>
+          <w:instrText xml:space="preserve"> PAGEREF _Toc240315062 \h </w:instrText>
         </w:r>
         <w:r>
           <w:rPr>
@@ -1527,7 +1572,7 @@
           <w14:ligatures w14:val="standardContextual"/>
         </w:rPr>
       </w:pPr>
-      <w:hyperlink w:anchor="_Toc240314438" w:history="1">
+      <w:hyperlink w:anchor="_Toc240315063" w:history="1">
         <w:r>
           <w:rPr>
             <w:rStyle w:val="Hyperlink"/>
@@ -1563,7 +1608,7 @@
             <w:noProof/>
             <w:webHidden/>
           </w:rPr>
-          <w:instrText xml:space="preserve"> PAGEREF _Toc240314438 \h </w:instrText>
+          <w:instrText xml:space="preserve"> PAGEREF _Toc240315063 \h </w:instrText>
         </w:r>
         <w:r>
           <w:rPr>
@@ -1608,7 +1653,7 @@
           <w14:ligatures w14:val="standardContextual"/>
         </w:rPr>
       </w:pPr>
-      <w:hyperlink w:anchor="_Toc240314439" w:history="1">
+      <w:hyperlink w:anchor="_Toc240315064" w:history="1">
         <w:r>
           <w:rPr>
             <w:rStyle w:val="Hyperlink"/>
@@ -1644,7 +1689,7 @@
             <w:noProof/>
             <w:webHidden/>
           </w:rPr>
-          <w:instrText xml:space="preserve"> PAGEREF _Toc240314439 \h </w:instrText>
+          <w:instrText xml:space="preserve"> PAGEREF _Toc240315064 \h </w:instrText>
         </w:r>
         <w:r>
           <w:rPr>
@@ -1689,7 +1734,7 @@
           <w14:ligatures w14:val="standardContextual"/>
         </w:rPr>
       </w:pPr>
-      <w:hyperlink w:anchor="_Toc240314440" w:history="1">
+      <w:hyperlink w:anchor="_Toc240315065" w:history="1">
         <w:r>
           <w:rPr>
             <w:rStyle w:val="Hyperlink"/>
@@ -1725,7 +1770,7 @@
             <w:noProof/>
             <w:webHidden/>
           </w:rPr>
-          <w:instrText xml:space="preserve"> PAGEREF _Toc240314440 \h </w:instrText>
+          <w:instrText xml:space="preserve"> PAGEREF _Toc240315065 \h </w:instrText>
         </w:r>
         <w:r>
           <w:rPr>
@@ -1770,7 +1815,7 @@
           <w14:ligatures w14:val="standardContextual"/>
         </w:rPr>
       </w:pPr>
-      <w:hyperlink w:anchor="_Toc240314441" w:history="1">
+      <w:hyperlink w:anchor="_Toc240315066" w:history="1">
         <w:r>
           <w:rPr>
             <w:rStyle w:val="Hyperlink"/>
@@ -1806,7 +1851,7 @@
             <w:noProof/>
             <w:webHidden/>
           </w:rPr>
-          <w:instrText xml:space="preserve"> PAGEREF _Toc240314441 \h </w:instrText>
+          <w:instrText xml:space="preserve"> PAGEREF _Toc240315066 \h </w:instrText>
         </w:r>
         <w:r>
           <w:rPr>
@@ -1851,7 +1896,7 @@
           <w14:ligatures w14:val="standardContextual"/>
         </w:rPr>
       </w:pPr>
-      <w:hyperlink w:anchor="_Toc240314442" w:history="1">
+      <w:hyperlink w:anchor="_Toc240315067" w:history="1">
         <w:r>
           <w:rPr>
             <w:rStyle w:val="Hyperlink"/>
@@ -1887,7 +1932,7 @@
             <w:noProof/>
             <w:webHidden/>
           </w:rPr>
-          <w:instrText xml:space="preserve"> PAGEREF _Toc240314442 \h </w:instrText>
+          <w:instrText xml:space="preserve"> PAGEREF _Toc240315067 \h </w:instrText>
         </w:r>
         <w:r>
           <w:rPr>
@@ -1932,7 +1977,7 @@
           <w14:ligatures w14:val="standardContextual"/>
         </w:rPr>
       </w:pPr>
-      <w:hyperlink w:anchor="_Toc240314443" w:history="1">
+      <w:hyperlink w:anchor="_Toc240315068" w:history="1">
         <w:r>
           <w:rPr>
             <w:rStyle w:val="Hyperlink"/>
@@ -1968,7 +2013,7 @@
             <w:noProof/>
             <w:webHidden/>
           </w:rPr>
-          <w:instrText xml:space="preserve"> PAGEREF _Toc240314443 \h </w:instrText>
+          <w:instrText xml:space="preserve"> PAGEREF _Toc240315068 \h </w:instrText>
         </w:r>
         <w:r>
           <w:rPr>
@@ -2013,7 +2058,7 @@
           <w14:ligatures w14:val="standardContextual"/>
         </w:rPr>
       </w:pPr>
-      <w:hyperlink w:anchor="_Toc240314444" w:history="1">
+      <w:hyperlink w:anchor="_Toc240315069" w:history="1">
         <w:r>
           <w:rPr>
             <w:rStyle w:val="Hyperlink"/>
@@ -2041,7 +2086,7 @@
             <w:noProof/>
             <w:webHidden/>
           </w:rPr>
-          <w:instrText xml:space="preserve"> PAGEREF _Toc240314444 \h </w:instrText>
+          <w:instrText xml:space="preserve"> PAGEREF _Toc240315069 \h </w:instrText>
         </w:r>
         <w:r>
           <w:rPr>
@@ -2080,8 +2125,8 @@
     <w:p>
       <w:pPr>
         <w:sectPr>
-          <w:headerReference w:type="default" r:id="rId8"/>
-          <w:footerReference w:type="default" r:id="rId9"/>
+          <w:headerReference w:type="default" r:id="rId9"/>
+          <w:footerReference w:type="default" r:id="rId10"/>
           <w:pgSz w:w="11906" w:h="16838"/>
           <w:pgMar w:top="1440" w:right="1797" w:bottom="1440" w:left="1797" w:header="720" w:footer="720" w:gutter="0"/>
           <w:pgNumType w:fmt="upperRoman" w:start="1"/>
@@ -2509,7 +2554,7 @@
         <w:pStyle w:val="Heading1"/>
         <w:spacing w:before="240" w:after="120"/>
       </w:pPr>
-      <w:bookmarkStart w:id="0" w:name="_Toc240314422"/>
+      <w:bookmarkStart w:id="0" w:name="_Toc240315047"/>
       <w:r>
         <w:rPr>
           <w:rFonts w:ascii="Times New Roman" w:eastAsia="黑体" w:hAnsi="Times New Roman"/>
@@ -2533,7 +2578,7 @@
         <w:pStyle w:val="Heading2"/>
         <w:spacing w:before="240" w:after="120"/>
       </w:pPr>
-      <w:bookmarkStart w:id="1" w:name="_Toc240314423"/>
+      <w:bookmarkStart w:id="1" w:name="_Toc240315048"/>
       <w:r>
         <w:rPr>
           <w:rFonts w:ascii="Times New Roman" w:eastAsia="黑体" w:hAnsi="Times New Roman"/>
@@ -4269,7 +4314,7 @@
         <w:pStyle w:val="Heading2"/>
         <w:spacing w:before="240" w:after="120"/>
       </w:pPr>
-      <w:bookmarkStart w:id="2" w:name="_Toc240314424"/>
+      <w:bookmarkStart w:id="2" w:name="_Toc240315049"/>
       <w:r>
         <w:rPr>
           <w:rFonts w:ascii="Times New Roman" w:eastAsia="黑体" w:hAnsi="Times New Roman"/>
@@ -4648,7 +4693,7 @@
         <w:pStyle w:val="Heading2"/>
         <w:spacing w:before="240" w:after="120"/>
       </w:pPr>
-      <w:bookmarkStart w:id="3" w:name="_Toc240314425"/>
+      <w:bookmarkStart w:id="3" w:name="_Toc240315050"/>
       <w:r>
         <w:rPr>
           <w:rFonts w:ascii="Times New Roman" w:eastAsia="黑体" w:hAnsi="Times New Roman"/>
@@ -5175,7 +5220,7 @@
         <w:pStyle w:val="Heading1"/>
         <w:spacing w:before="240" w:after="120"/>
       </w:pPr>
-      <w:bookmarkStart w:id="4" w:name="_Toc240314426"/>
+      <w:bookmarkStart w:id="4" w:name="_Toc240315051"/>
       <w:r>
         <w:rPr>
           <w:rFonts w:ascii="Times New Roman" w:eastAsia="黑体" w:hAnsi="Times New Roman"/>
@@ -5685,7 +5730,7 @@
         <w:pStyle w:val="Heading1"/>
         <w:spacing w:before="240" w:after="120"/>
       </w:pPr>
-      <w:bookmarkStart w:id="5" w:name="_Toc240314427"/>
+      <w:bookmarkStart w:id="5" w:name="_Toc240315052"/>
       <w:r>
         <w:rPr>
           <w:rFonts w:ascii="Times New Roman" w:eastAsia="黑体" w:hAnsi="Times New Roman"/>
@@ -6331,10 +6376,10 @@
           <w:noProof/>
         </w:rPr>
         <w:drawing>
-          <wp:inline distT="0" distB="0" distL="0" distR="0" wp14:anchorId="426D04B4" wp14:editId="6B5A50E5">
+          <wp:inline distT="0" distB="0" distL="0" distR="0" wp14:anchorId="3AE8C233" wp14:editId="0E6F0329">
             <wp:extent cx="5580000" cy="1892736"/>
             <wp:effectExtent l="0" t="0" r="0" b="0"/>
-            <wp:docPr id="1" name="Picture 1"/>
+            <wp:docPr id="2" name="Picture 2"/>
             <wp:cNvGraphicFramePr>
               <a:graphicFrameLocks xmlns:a="http://schemas.openxmlformats.org/drawingml/2006/main" noChangeAspect="1"/>
             </wp:cNvGraphicFramePr>
@@ -6346,7 +6391,7 @@
                     <pic:cNvPicPr/>
                   </pic:nvPicPr>
                   <pic:blipFill>
-                    <a:blip r:embed="rId10"/>
+                    <a:blip r:embed="rId11"/>
                     <a:stretch>
                       <a:fillRect/>
                     </a:stretch>
@@ -6527,7 +6572,7 @@
         <w:pStyle w:val="Heading1"/>
         <w:spacing w:before="240" w:after="120"/>
       </w:pPr>
-      <w:bookmarkStart w:id="6" w:name="_Toc240314428"/>
+      <w:bookmarkStart w:id="6" w:name="_Toc240315053"/>
       <w:r>
         <w:rPr>
           <w:rFonts w:ascii="Times New Roman" w:eastAsia="黑体" w:hAnsi="Times New Roman"/>
@@ -6552,7 +6597,7 @@
         <w:pStyle w:val="Heading2"/>
         <w:spacing w:before="240" w:after="120"/>
       </w:pPr>
-      <w:bookmarkStart w:id="7" w:name="_Toc240314429"/>
+      <w:bookmarkStart w:id="7" w:name="_Toc240315054"/>
       <w:r>
         <w:rPr>
           <w:rFonts w:ascii="Times New Roman" w:eastAsia="黑体" w:hAnsi="Times New Roman"/>
@@ -6704,10 +6749,10 @@
           <w:noProof/>
         </w:rPr>
         <w:drawing>
-          <wp:inline distT="0" distB="0" distL="0" distR="0" wp14:anchorId="02DE436D" wp14:editId="23CD652C">
+          <wp:inline distT="0" distB="0" distL="0" distR="0" wp14:anchorId="53D8ED32" wp14:editId="441084EF">
             <wp:extent cx="5580000" cy="1035648"/>
             <wp:effectExtent l="0" t="0" r="0" b="0"/>
-            <wp:docPr id="2" name="Picture 2"/>
+            <wp:docPr id="3" name="Picture 3"/>
             <wp:cNvGraphicFramePr>
               <a:graphicFrameLocks xmlns:a="http://schemas.openxmlformats.org/drawingml/2006/main" noChangeAspect="1"/>
             </wp:cNvGraphicFramePr>
@@ -6719,7 +6764,7 @@
                     <pic:cNvPicPr/>
                   </pic:nvPicPr>
                   <pic:blipFill>
-                    <a:blip r:embed="rId11"/>
+                    <a:blip r:embed="rId12"/>
                     <a:stretch>
                       <a:fillRect/>
                     </a:stretch>
@@ -6819,7 +6864,7 @@
         <w:pStyle w:val="Heading2"/>
         <w:spacing w:before="240" w:after="120"/>
       </w:pPr>
-      <w:bookmarkStart w:id="8" w:name="_Toc240314430"/>
+      <w:bookmarkStart w:id="8" w:name="_Toc240315055"/>
       <w:r>
         <w:rPr>
           <w:rFonts w:ascii="Times New Roman" w:eastAsia="黑体" w:hAnsi="Times New Roman"/>
@@ -6924,10 +6969,10 @@
         </w:rPr>
         <w:lastRenderedPageBreak/>
         <w:drawing>
-          <wp:inline distT="0" distB="0" distL="0" distR="0" wp14:anchorId="19AF01C9" wp14:editId="69E43A5C">
+          <wp:inline distT="0" distB="0" distL="0" distR="0" wp14:anchorId="48C8A2A2" wp14:editId="54140A93">
             <wp:extent cx="5580000" cy="2464128"/>
             <wp:effectExtent l="0" t="0" r="0" b="0"/>
-            <wp:docPr id="3" name="Picture 3"/>
+            <wp:docPr id="4" name="Picture 4"/>
             <wp:cNvGraphicFramePr>
               <a:graphicFrameLocks xmlns:a="http://schemas.openxmlformats.org/drawingml/2006/main" noChangeAspect="1"/>
             </wp:cNvGraphicFramePr>
@@ -6939,7 +6984,7 @@
                     <pic:cNvPicPr/>
                   </pic:nvPicPr>
                   <pic:blipFill>
-                    <a:blip r:embed="rId12"/>
+                    <a:blip r:embed="rId13"/>
                     <a:stretch>
                       <a:fillRect/>
                     </a:stretch>
@@ -7811,7 +7856,7 @@
         <w:pStyle w:val="Heading2"/>
         <w:spacing w:before="240" w:after="120"/>
       </w:pPr>
-      <w:bookmarkStart w:id="9" w:name="_Toc240314431"/>
+      <w:bookmarkStart w:id="9" w:name="_Toc240315056"/>
       <w:r>
         <w:rPr>
           <w:rFonts w:ascii="Times New Roman" w:eastAsia="黑体" w:hAnsi="Times New Roman"/>
@@ -7958,10 +8003,10 @@
           <w:noProof/>
         </w:rPr>
         <w:drawing>
-          <wp:inline distT="0" distB="0" distL="0" distR="0" wp14:anchorId="739FBA0E" wp14:editId="51B194BC">
+          <wp:inline distT="0" distB="0" distL="0" distR="0" wp14:anchorId="1FE68E8F" wp14:editId="6AF7BFAA">
             <wp:extent cx="5580000" cy="3191760"/>
             <wp:effectExtent l="0" t="0" r="0" b="0"/>
-            <wp:docPr id="4" name="Picture 4"/>
+            <wp:docPr id="5" name="Picture 5"/>
             <wp:cNvGraphicFramePr>
               <a:graphicFrameLocks xmlns:a="http://schemas.openxmlformats.org/drawingml/2006/main" noChangeAspect="1"/>
             </wp:cNvGraphicFramePr>
@@ -7973,7 +8018,7 @@
                     <pic:cNvPicPr/>
                   </pic:nvPicPr>
                   <pic:blipFill>
-                    <a:blip r:embed="rId13"/>
+                    <a:blip r:embed="rId14"/>
                     <a:stretch>
                       <a:fillRect/>
                     </a:stretch>
@@ -8084,7 +8129,7 @@
         <w:pStyle w:val="Heading2"/>
         <w:spacing w:before="240" w:after="120"/>
       </w:pPr>
-      <w:bookmarkStart w:id="10" w:name="_Toc240314432"/>
+      <w:bookmarkStart w:id="10" w:name="_Toc240315057"/>
       <w:r>
         <w:rPr>
           <w:rFonts w:ascii="Times New Roman" w:eastAsia="黑体" w:hAnsi="Times New Roman"/>
@@ -8349,10 +8394,10 @@
         </w:rPr>
         <w:lastRenderedPageBreak/>
         <w:drawing>
-          <wp:inline distT="0" distB="0" distL="0" distR="0" wp14:anchorId="24A3CEA2" wp14:editId="3B3AEAA1">
+          <wp:inline distT="0" distB="0" distL="0" distR="0" wp14:anchorId="3D80D40B" wp14:editId="12538A6F">
             <wp:extent cx="5580000" cy="3106944"/>
             <wp:effectExtent l="0" t="0" r="0" b="0"/>
-            <wp:docPr id="5" name="Picture 5"/>
+            <wp:docPr id="6" name="Picture 6"/>
             <wp:cNvGraphicFramePr>
               <a:graphicFrameLocks xmlns:a="http://schemas.openxmlformats.org/drawingml/2006/main" noChangeAspect="1"/>
             </wp:cNvGraphicFramePr>
@@ -8364,7 +8409,7 @@
                     <pic:cNvPicPr/>
                   </pic:nvPicPr>
                   <pic:blipFill>
-                    <a:blip r:embed="rId14"/>
+                    <a:blip r:embed="rId15"/>
                     <a:stretch>
                       <a:fillRect/>
                     </a:stretch>
@@ -8451,7 +8496,7 @@
         <w:pStyle w:val="Heading2"/>
         <w:spacing w:before="240" w:after="120"/>
       </w:pPr>
-      <w:bookmarkStart w:id="11" w:name="_Toc240314433"/>
+      <w:bookmarkStart w:id="11" w:name="_Toc240315058"/>
       <w:r>
         <w:rPr>
           <w:rFonts w:ascii="Times New Roman" w:eastAsia="黑体" w:hAnsi="Times New Roman"/>
@@ -8683,10 +8728,10 @@
         </w:rPr>
         <w:lastRenderedPageBreak/>
         <w:drawing>
-          <wp:inline distT="0" distB="0" distL="0" distR="0" wp14:anchorId="5E47EACB" wp14:editId="08075274">
+          <wp:inline distT="0" distB="0" distL="0" distR="0" wp14:anchorId="29F26F09" wp14:editId="549A7446">
             <wp:extent cx="5580000" cy="2535552"/>
             <wp:effectExtent l="0" t="0" r="0" b="0"/>
-            <wp:docPr id="6" name="Picture 6"/>
+            <wp:docPr id="7" name="Picture 7"/>
             <wp:cNvGraphicFramePr>
               <a:graphicFrameLocks xmlns:a="http://schemas.openxmlformats.org/drawingml/2006/main" noChangeAspect="1"/>
             </wp:cNvGraphicFramePr>
@@ -8698,7 +8743,7 @@
                     <pic:cNvPicPr/>
                   </pic:nvPicPr>
                   <pic:blipFill>
-                    <a:blip r:embed="rId15"/>
+                    <a:blip r:embed="rId16"/>
                     <a:stretch>
                       <a:fillRect/>
                     </a:stretch>
@@ -8826,10 +8871,10 @@
           <w:noProof/>
         </w:rPr>
         <w:drawing>
-          <wp:inline distT="0" distB="0" distL="0" distR="0" wp14:anchorId="1BF2E46A" wp14:editId="503179CB">
+          <wp:inline distT="0" distB="0" distL="0" distR="0" wp14:anchorId="446B90A0" wp14:editId="6D9812E1">
             <wp:extent cx="5580000" cy="749952"/>
             <wp:effectExtent l="0" t="0" r="0" b="0"/>
-            <wp:docPr id="7" name="Picture 7"/>
+            <wp:docPr id="8" name="Picture 8"/>
             <wp:cNvGraphicFramePr>
               <a:graphicFrameLocks xmlns:a="http://schemas.openxmlformats.org/drawingml/2006/main" noChangeAspect="1"/>
             </wp:cNvGraphicFramePr>
@@ -8841,7 +8886,7 @@
                     <pic:cNvPicPr/>
                   </pic:nvPicPr>
                   <pic:blipFill>
-                    <a:blip r:embed="rId16"/>
+                    <a:blip r:embed="rId17"/>
                     <a:stretch>
                       <a:fillRect/>
                     </a:stretch>
@@ -8959,10 +9004,10 @@
           <w:noProof/>
         </w:rPr>
         <w:drawing>
-          <wp:inline distT="0" distB="0" distL="0" distR="0" wp14:anchorId="151A3EEF" wp14:editId="2AED16AA">
+          <wp:inline distT="0" distB="0" distL="0" distR="0" wp14:anchorId="7E1929E3" wp14:editId="2668D5E3">
             <wp:extent cx="5580000" cy="1178496"/>
             <wp:effectExtent l="0" t="0" r="0" b="0"/>
-            <wp:docPr id="8" name="Picture 8"/>
+            <wp:docPr id="9" name="Picture 9"/>
             <wp:cNvGraphicFramePr>
               <a:graphicFrameLocks xmlns:a="http://schemas.openxmlformats.org/drawingml/2006/main" noChangeAspect="1"/>
             </wp:cNvGraphicFramePr>
@@ -8974,7 +9019,7 @@
                     <pic:cNvPicPr/>
                   </pic:nvPicPr>
                   <pic:blipFill>
-                    <a:blip r:embed="rId17"/>
+                    <a:blip r:embed="rId18"/>
                     <a:stretch>
                       <a:fillRect/>
                     </a:stretch>
@@ -9147,7 +9192,7 @@
         <w:pStyle w:val="Heading1"/>
         <w:spacing w:before="240" w:after="120"/>
       </w:pPr>
-      <w:bookmarkStart w:id="12" w:name="_Toc240314434"/>
+      <w:bookmarkStart w:id="12" w:name="_Toc240315059"/>
       <w:r>
         <w:rPr>
           <w:rFonts w:ascii="Times New Roman" w:eastAsia="黑体" w:hAnsi="Times New Roman"/>
@@ -9171,7 +9216,7 @@
         <w:pStyle w:val="Heading2"/>
         <w:spacing w:before="240" w:after="120"/>
       </w:pPr>
-      <w:bookmarkStart w:id="13" w:name="_Toc240314435"/>
+      <w:bookmarkStart w:id="13" w:name="_Toc240315060"/>
       <w:r>
         <w:rPr>
           <w:rFonts w:ascii="Times New Roman" w:eastAsia="黑体" w:hAnsi="Times New Roman"/>
@@ -9341,10 +9386,10 @@
           <w:noProof/>
         </w:rPr>
         <w:drawing>
-          <wp:inline distT="0" distB="0" distL="0" distR="0" wp14:anchorId="648B484E" wp14:editId="4E61BC4A">
+          <wp:inline distT="0" distB="0" distL="0" distR="0" wp14:anchorId="1EE23903" wp14:editId="67B1EFDE">
             <wp:extent cx="5580000" cy="1892736"/>
             <wp:effectExtent l="0" t="0" r="0" b="0"/>
-            <wp:docPr id="9" name="Picture 9"/>
+            <wp:docPr id="10" name="Picture 10"/>
             <wp:cNvGraphicFramePr>
               <a:graphicFrameLocks xmlns:a="http://schemas.openxmlformats.org/drawingml/2006/main" noChangeAspect="1"/>
             </wp:cNvGraphicFramePr>
@@ -9356,7 +9401,7 @@
                     <pic:cNvPicPr/>
                   </pic:nvPicPr>
                   <pic:blipFill>
-                    <a:blip r:embed="rId18"/>
+                    <a:blip r:embed="rId19"/>
                     <a:stretch>
                       <a:fillRect/>
                     </a:stretch>
@@ -9512,7 +9557,7 @@
         <w:pStyle w:val="Heading2"/>
         <w:spacing w:before="240" w:after="120"/>
       </w:pPr>
-      <w:bookmarkStart w:id="14" w:name="_Toc240314436"/>
+      <w:bookmarkStart w:id="14" w:name="_Toc240315061"/>
       <w:r>
         <w:rPr>
           <w:rFonts w:ascii="Times New Roman" w:eastAsia="黑体" w:hAnsi="Times New Roman"/>
@@ -9571,10 +9616,10 @@
         </w:rPr>
         <w:lastRenderedPageBreak/>
         <w:drawing>
-          <wp:inline distT="0" distB="0" distL="0" distR="0" wp14:anchorId="16814890" wp14:editId="78C98271">
+          <wp:inline distT="0" distB="0" distL="0" distR="0" wp14:anchorId="304C184D" wp14:editId="724D1717">
             <wp:extent cx="5580000" cy="2606976"/>
             <wp:effectExtent l="0" t="0" r="0" b="0"/>
-            <wp:docPr id="10" name="Picture 10"/>
+            <wp:docPr id="11" name="Picture 11"/>
             <wp:cNvGraphicFramePr>
               <a:graphicFrameLocks xmlns:a="http://schemas.openxmlformats.org/drawingml/2006/main" noChangeAspect="1"/>
             </wp:cNvGraphicFramePr>
@@ -9586,7 +9631,7 @@
                     <pic:cNvPicPr/>
                   </pic:nvPicPr>
                   <pic:blipFill>
-                    <a:blip r:embed="rId19"/>
+                    <a:blip r:embed="rId20"/>
                     <a:stretch>
                       <a:fillRect/>
                     </a:stretch>
@@ -9790,10 +9835,10 @@
           <w:noProof/>
         </w:rPr>
         <w:drawing>
-          <wp:inline distT="0" distB="0" distL="0" distR="0" wp14:anchorId="659E29DA" wp14:editId="7FB87352">
+          <wp:inline distT="0" distB="0" distL="0" distR="0" wp14:anchorId="127BB463" wp14:editId="2EC3E427">
             <wp:extent cx="5580000" cy="3928320"/>
             <wp:effectExtent l="0" t="0" r="0" b="0"/>
-            <wp:docPr id="11" name="Picture 11"/>
+            <wp:docPr id="12" name="Picture 12"/>
             <wp:cNvGraphicFramePr>
               <a:graphicFrameLocks xmlns:a="http://schemas.openxmlformats.org/drawingml/2006/main" noChangeAspect="1"/>
             </wp:cNvGraphicFramePr>
@@ -9805,7 +9850,7 @@
                     <pic:cNvPicPr/>
                   </pic:nvPicPr>
                   <pic:blipFill>
-                    <a:blip r:embed="rId20"/>
+                    <a:blip r:embed="rId21"/>
                     <a:stretch>
                       <a:fillRect/>
                     </a:stretch>
@@ -10429,7 +10474,7 @@
         <w:pStyle w:val="Heading2"/>
         <w:spacing w:before="240" w:after="120"/>
       </w:pPr>
-      <w:bookmarkStart w:id="15" w:name="_Toc240314437"/>
+      <w:bookmarkStart w:id="15" w:name="_Toc240315062"/>
       <w:r>
         <w:rPr>
           <w:rFonts w:ascii="Times New Roman" w:eastAsia="黑体" w:hAnsi="Times New Roman"/>
@@ -10501,10 +10546,10 @@
           <w:noProof/>
         </w:rPr>
         <w:drawing>
-          <wp:inline distT="0" distB="0" distL="0" distR="0" wp14:anchorId="622D1CE7" wp14:editId="77BABD87">
+          <wp:inline distT="0" distB="0" distL="0" distR="0" wp14:anchorId="2C1469C3" wp14:editId="262A1D28">
             <wp:extent cx="5580000" cy="1749888"/>
             <wp:effectExtent l="0" t="0" r="0" b="0"/>
-            <wp:docPr id="12" name="Picture 12"/>
+            <wp:docPr id="13" name="Picture 13"/>
             <wp:cNvGraphicFramePr>
               <a:graphicFrameLocks xmlns:a="http://schemas.openxmlformats.org/drawingml/2006/main" noChangeAspect="1"/>
             </wp:cNvGraphicFramePr>
@@ -10516,7 +10561,7 @@
                     <pic:cNvPicPr/>
                   </pic:nvPicPr>
                   <pic:blipFill>
-                    <a:blip r:embed="rId21"/>
+                    <a:blip r:embed="rId22"/>
                     <a:stretch>
                       <a:fillRect/>
                     </a:stretch>
@@ -10615,7 +10660,7 @@
         <w:pStyle w:val="Heading1"/>
         <w:spacing w:before="240" w:after="120"/>
       </w:pPr>
-      <w:bookmarkStart w:id="16" w:name="_Toc240314438"/>
+      <w:bookmarkStart w:id="16" w:name="_Toc240315063"/>
       <w:r>
         <w:rPr>
           <w:rFonts w:ascii="Times New Roman" w:eastAsia="黑体" w:hAnsi="Times New Roman"/>
@@ -10640,7 +10685,7 @@
         <w:pStyle w:val="Heading2"/>
         <w:spacing w:before="240" w:after="120"/>
       </w:pPr>
-      <w:bookmarkStart w:id="17" w:name="_Toc240314439"/>
+      <w:bookmarkStart w:id="17" w:name="_Toc240315064"/>
       <w:r>
         <w:rPr>
           <w:rFonts w:ascii="Times New Roman" w:eastAsia="黑体" w:hAnsi="Times New Roman"/>
@@ -10713,10 +10758,10 @@
           <w:noProof/>
         </w:rPr>
         <w:drawing>
-          <wp:inline distT="0" distB="0" distL="0" distR="0" wp14:anchorId="5205EEA9" wp14:editId="48A1A4BB">
+          <wp:inline distT="0" distB="0" distL="0" distR="0" wp14:anchorId="38AD4DAA" wp14:editId="6B894D32">
             <wp:extent cx="5580000" cy="3964032"/>
             <wp:effectExtent l="0" t="0" r="0" b="0"/>
-            <wp:docPr id="13" name="Picture 13"/>
+            <wp:docPr id="14" name="Picture 14"/>
             <wp:cNvGraphicFramePr>
               <a:graphicFrameLocks xmlns:a="http://schemas.openxmlformats.org/drawingml/2006/main" noChangeAspect="1"/>
             </wp:cNvGraphicFramePr>
@@ -10728,7 +10773,7 @@
                     <pic:cNvPicPr/>
                   </pic:nvPicPr>
                   <pic:blipFill>
-                    <a:blip r:embed="rId22"/>
+                    <a:blip r:embed="rId23"/>
                     <a:stretch>
                       <a:fillRect/>
                     </a:stretch>
@@ -10833,10 +10878,10 @@
           <w:noProof/>
         </w:rPr>
         <w:drawing>
-          <wp:inline distT="0" distB="0" distL="0" distR="0" wp14:anchorId="7C3983E1" wp14:editId="458548CC">
+          <wp:inline distT="0" distB="0" distL="0" distR="0" wp14:anchorId="0D635A39" wp14:editId="3788F547">
             <wp:extent cx="5580000" cy="1178496"/>
             <wp:effectExtent l="0" t="0" r="0" b="0"/>
-            <wp:docPr id="14" name="Picture 14"/>
+            <wp:docPr id="15" name="Picture 15"/>
             <wp:cNvGraphicFramePr>
               <a:graphicFrameLocks xmlns:a="http://schemas.openxmlformats.org/drawingml/2006/main" noChangeAspect="1"/>
             </wp:cNvGraphicFramePr>
@@ -10848,7 +10893,7 @@
                     <pic:cNvPicPr/>
                   </pic:nvPicPr>
                   <pic:blipFill>
-                    <a:blip r:embed="rId23"/>
+                    <a:blip r:embed="rId24"/>
                     <a:stretch>
                       <a:fillRect/>
                     </a:stretch>
@@ -11433,10 +11478,10 @@
           <w:noProof/>
         </w:rPr>
         <w:drawing>
-          <wp:inline distT="0" distB="0" distL="0" distR="0" wp14:anchorId="25468FE7" wp14:editId="1F0B69EF">
+          <wp:inline distT="0" distB="0" distL="0" distR="0" wp14:anchorId="1C3683F4" wp14:editId="7270F557">
             <wp:extent cx="5580000" cy="3427714"/>
             <wp:effectExtent l="0" t="0" r="0" b="0"/>
-            <wp:docPr id="15" name="Picture 15"/>
+            <wp:docPr id="16" name="Picture 16"/>
             <wp:cNvGraphicFramePr>
               <a:graphicFrameLocks xmlns:a="http://schemas.openxmlformats.org/drawingml/2006/main" noChangeAspect="1"/>
             </wp:cNvGraphicFramePr>
@@ -11448,7 +11493,7 @@
                     <pic:cNvPicPr/>
                   </pic:nvPicPr>
                   <pic:blipFill>
-                    <a:blip r:embed="rId24"/>
+                    <a:blip r:embed="rId25"/>
                     <a:stretch>
                       <a:fillRect/>
                     </a:stretch>
@@ -11541,10 +11586,10 @@
         </w:rPr>
         <w:lastRenderedPageBreak/>
         <w:drawing>
-          <wp:inline distT="0" distB="0" distL="0" distR="0" wp14:anchorId="13EBC793" wp14:editId="57540C65">
+          <wp:inline distT="0" distB="0" distL="0" distR="0" wp14:anchorId="7280F24E" wp14:editId="57DC8329">
             <wp:extent cx="5580000" cy="3108857"/>
             <wp:effectExtent l="0" t="0" r="0" b="0"/>
-            <wp:docPr id="16" name="Picture 16"/>
+            <wp:docPr id="17" name="Picture 17"/>
             <wp:cNvGraphicFramePr>
               <a:graphicFrameLocks xmlns:a="http://schemas.openxmlformats.org/drawingml/2006/main" noChangeAspect="1"/>
             </wp:cNvGraphicFramePr>
@@ -11556,7 +11601,7 @@
                     <pic:cNvPicPr/>
                   </pic:nvPicPr>
                   <pic:blipFill>
-                    <a:blip r:embed="rId25"/>
+                    <a:blip r:embed="rId26"/>
                     <a:stretch>
                       <a:fillRect/>
                     </a:stretch>
@@ -11618,7 +11663,7 @@
         <w:pStyle w:val="Heading2"/>
         <w:spacing w:before="240" w:after="120"/>
       </w:pPr>
-      <w:bookmarkStart w:id="18" w:name="_Toc240314440"/>
+      <w:bookmarkStart w:id="18" w:name="_Toc240315065"/>
       <w:r>
         <w:rPr>
           <w:rFonts w:ascii="Times New Roman" w:eastAsia="黑体" w:hAnsi="Times New Roman"/>
@@ -11701,10 +11746,10 @@
         </w:rPr>
         <w:lastRenderedPageBreak/>
         <w:drawing>
-          <wp:inline distT="0" distB="0" distL="0" distR="0" wp14:anchorId="4E6C6F29" wp14:editId="30F14406">
+          <wp:inline distT="0" distB="0" distL="0" distR="0" wp14:anchorId="41A09A3B" wp14:editId="49499735">
             <wp:extent cx="5580000" cy="3268881"/>
             <wp:effectExtent l="0" t="0" r="0" b="0"/>
-            <wp:docPr id="17" name="Picture 17"/>
+            <wp:docPr id="18" name="Picture 18"/>
             <wp:cNvGraphicFramePr>
               <a:graphicFrameLocks xmlns:a="http://schemas.openxmlformats.org/drawingml/2006/main" noChangeAspect="1"/>
             </wp:cNvGraphicFramePr>
@@ -11716,7 +11761,7 @@
                     <pic:cNvPicPr/>
                   </pic:nvPicPr>
                   <pic:blipFill>
-                    <a:blip r:embed="rId26"/>
+                    <a:blip r:embed="rId27"/>
                     <a:stretch>
                       <a:fillRect/>
                     </a:stretch>
@@ -11808,7 +11853,7 @@
         <w:pStyle w:val="Heading1"/>
         <w:spacing w:before="240" w:after="120"/>
       </w:pPr>
-      <w:bookmarkStart w:id="19" w:name="_Toc240314441"/>
+      <w:bookmarkStart w:id="19" w:name="_Toc240315066"/>
       <w:r>
         <w:rPr>
           <w:rFonts w:ascii="Times New Roman" w:eastAsia="黑体" w:hAnsi="Times New Roman"/>
@@ -11976,10 +12021,10 @@
         </w:rPr>
         <w:lastRenderedPageBreak/>
         <w:drawing>
-          <wp:inline distT="0" distB="0" distL="0" distR="0" wp14:anchorId="32CB62A3" wp14:editId="3F93D37E">
+          <wp:inline distT="0" distB="0" distL="0" distR="0" wp14:anchorId="273ABAED" wp14:editId="1321D471">
             <wp:extent cx="5040000" cy="4500000"/>
             <wp:effectExtent l="0" t="0" r="0" b="0"/>
-            <wp:docPr id="18" name="Picture 18"/>
+            <wp:docPr id="19" name="Picture 19"/>
             <wp:cNvGraphicFramePr>
               <a:graphicFrameLocks xmlns:a="http://schemas.openxmlformats.org/drawingml/2006/main" noChangeAspect="1"/>
             </wp:cNvGraphicFramePr>
@@ -11991,7 +12036,7 @@
                     <pic:cNvPicPr/>
                   </pic:nvPicPr>
                   <pic:blipFill>
-                    <a:blip r:embed="rId27"/>
+                    <a:blip r:embed="rId28"/>
                     <a:stretch>
                       <a:fillRect/>
                     </a:stretch>
@@ -12085,10 +12130,10 @@
         </w:rPr>
         <w:lastRenderedPageBreak/>
         <w:drawing>
-          <wp:inline distT="0" distB="0" distL="0" distR="0" wp14:anchorId="25255F2B" wp14:editId="25C0B8A8">
+          <wp:inline distT="0" distB="0" distL="0" distR="0" wp14:anchorId="13DFAB53" wp14:editId="06BC5271">
             <wp:extent cx="4200000" cy="4500000"/>
             <wp:effectExtent l="0" t="0" r="0" b="0"/>
-            <wp:docPr id="19" name="Picture 19"/>
+            <wp:docPr id="20" name="Picture 20"/>
             <wp:cNvGraphicFramePr>
               <a:graphicFrameLocks xmlns:a="http://schemas.openxmlformats.org/drawingml/2006/main" noChangeAspect="1"/>
             </wp:cNvGraphicFramePr>
@@ -12100,7 +12145,7 @@
                     <pic:cNvPicPr/>
                   </pic:nvPicPr>
                   <pic:blipFill>
-                    <a:blip r:embed="rId28"/>
+                    <a:blip r:embed="rId29"/>
                     <a:stretch>
                       <a:fillRect/>
                     </a:stretch>
@@ -12187,10 +12232,10 @@
         </w:rPr>
         <w:lastRenderedPageBreak/>
         <w:drawing>
-          <wp:inline distT="0" distB="0" distL="0" distR="0" wp14:anchorId="6D78DC2C" wp14:editId="50A36757">
+          <wp:inline distT="0" distB="0" distL="0" distR="0" wp14:anchorId="01B370E0" wp14:editId="5BFE0136">
             <wp:extent cx="5580000" cy="3268881"/>
             <wp:effectExtent l="0" t="0" r="0" b="0"/>
-            <wp:docPr id="20" name="Picture 20"/>
+            <wp:docPr id="21" name="Picture 21"/>
             <wp:cNvGraphicFramePr>
               <a:graphicFrameLocks xmlns:a="http://schemas.openxmlformats.org/drawingml/2006/main" noChangeAspect="1"/>
             </wp:cNvGraphicFramePr>
@@ -12202,7 +12247,7 @@
                     <pic:cNvPicPr/>
                   </pic:nvPicPr>
                   <pic:blipFill>
-                    <a:blip r:embed="rId29"/>
+                    <a:blip r:embed="rId30"/>
                     <a:stretch>
                       <a:fillRect/>
                     </a:stretch>
@@ -12324,7 +12369,7 @@
         <w:pStyle w:val="Heading1"/>
         <w:spacing w:before="240" w:after="120"/>
       </w:pPr>
-      <w:bookmarkStart w:id="20" w:name="_Toc240314442"/>
+      <w:bookmarkStart w:id="20" w:name="_Toc240315067"/>
       <w:r>
         <w:rPr>
           <w:rFonts w:ascii="Times New Roman" w:eastAsia="黑体" w:hAnsi="Times New Roman"/>
@@ -12500,7 +12545,7 @@
         <w:pStyle w:val="Heading1"/>
         <w:spacing w:before="240" w:after="120"/>
       </w:pPr>
-      <w:bookmarkStart w:id="21" w:name="_Toc240314443"/>
+      <w:bookmarkStart w:id="21" w:name="_Toc240315068"/>
       <w:r>
         <w:rPr>
           <w:rFonts w:ascii="Times New Roman" w:eastAsia="黑体" w:hAnsi="Times New Roman"/>
@@ -13262,7 +13307,7 @@
         <w:pStyle w:val="Heading1"/>
         <w:spacing w:before="240" w:after="120"/>
       </w:pPr>
-      <w:bookmarkStart w:id="22" w:name="_Toc240314444"/>
+      <w:bookmarkStart w:id="22" w:name="_Toc240315069"/>
       <w:r>
         <w:rPr>
           <w:rFonts w:ascii="Times New Roman" w:eastAsia="黑体" w:hAnsi="Times New Roman"/>
@@ -13283,8 +13328,8 @@
       </w:r>
     </w:p>
     <w:sectPr>
-      <w:headerReference w:type="default" r:id="rId30"/>
-      <w:footerReference w:type="default" r:id="rId31"/>
+      <w:headerReference w:type="default" r:id="rId31"/>
+      <w:footerReference w:type="default" r:id="rId32"/>
       <w:pgSz w:w="11906" w:h="16838"/>
       <w:pgMar w:top="1440" w:right="1797" w:bottom="1440" w:left="1797" w:header="720" w:footer="720" w:gutter="0"/>
       <w:pgNumType w:start="1"/>
@@ -13642,31 +13687,31 @@
       </w:rPr>
     </w:lvl>
   </w:abstractNum>
-  <w:num w:numId="1" w16cid:durableId="540703993">
+  <w:num w:numId="1" w16cid:durableId="298807747">
     <w:abstractNumId w:val="8"/>
   </w:num>
-  <w:num w:numId="2" w16cid:durableId="1328442019">
+  <w:num w:numId="2" w16cid:durableId="445346336">
     <w:abstractNumId w:val="6"/>
   </w:num>
-  <w:num w:numId="3" w16cid:durableId="673651220">
+  <w:num w:numId="3" w16cid:durableId="2139839765">
     <w:abstractNumId w:val="5"/>
   </w:num>
-  <w:num w:numId="4" w16cid:durableId="754672869">
+  <w:num w:numId="4" w16cid:durableId="2099447950">
     <w:abstractNumId w:val="4"/>
   </w:num>
-  <w:num w:numId="5" w16cid:durableId="490290121">
+  <w:num w:numId="5" w16cid:durableId="487870018">
     <w:abstractNumId w:val="7"/>
   </w:num>
-  <w:num w:numId="6" w16cid:durableId="818421742">
+  <w:num w:numId="6" w16cid:durableId="1045180110">
     <w:abstractNumId w:val="3"/>
   </w:num>
-  <w:num w:numId="7" w16cid:durableId="1060448373">
+  <w:num w:numId="7" w16cid:durableId="299924487">
     <w:abstractNumId w:val="2"/>
   </w:num>
-  <w:num w:numId="8" w16cid:durableId="1690906995">
+  <w:num w:numId="8" w16cid:durableId="1569002151">
     <w:abstractNumId w:val="1"/>
   </w:num>
-  <w:num w:numId="9" w16cid:durableId="2089031042">
+  <w:num w:numId="9" w16cid:durableId="1479614147">
     <w:abstractNumId w:val="0"/>
   </w:num>
 </w:numbering>
@@ -25082,7 +25127,7 @@
     <w:basedOn w:val="DefaultParagraphFont"/>
     <w:uiPriority w:val="99"/>
     <w:unhideWhenUsed/>
-    <w:rsid w:val="00723F5E"/>
+    <w:rsid w:val="00B07E09"/>
     <w:rPr>
       <w:color w:val="0000FF" w:themeColor="hyperlink"/>
       <w:u w:val="single"/>

--- a/测评报告/配置核查工具操作说明书.docx
+++ b/测评报告/配置核查工具操作说明书.docx
@@ -5,7 +5,7 @@
     <w:p/>
     <w:p>
       <w:pPr>
-        <w:spacing w:after="360"/>
+        <w:spacing w:after="240"/>
         <w:jc w:val="center"/>
       </w:pPr>
       <w:r>
@@ -13,7 +13,7 @@
           <w:noProof/>
         </w:rPr>
         <w:drawing>
-          <wp:inline distT="0" distB="0" distL="0" distR="0" wp14:anchorId="74B281FF" wp14:editId="7F31F74A">
+          <wp:inline distT="0" distB="0" distL="0" distR="0" wp14:anchorId="41A1C453" wp14:editId="75F56C88">
             <wp:extent cx="1260000" cy="1260000"/>
             <wp:effectExtent l="0" t="0" r="0" b="0"/>
             <wp:docPr id="1" name="Picture 1"/>
@@ -49,6 +49,19 @@
         </w:drawing>
       </w:r>
     </w:p>
+    <w:p>
+      <w:pPr>
+        <w:jc w:val="center"/>
+      </w:pPr>
+      <w:r>
+        <w:rPr>
+          <w:rFonts w:eastAsia="黑体"/>
+          <w:b/>
+          <w:sz w:val="44"/>
+        </w:rPr>
+        <w:t>西北工业大学</w:t>
+      </w:r>
+    </w:p>
     <w:p/>
     <w:p>
       <w:pPr>
@@ -212,6 +225,36 @@
         <w:t>。</w:t>
       </w:r>
     </w:p>
+    <w:p/>
+    <w:p>
+      <w:pPr>
+        <w:jc w:val="center"/>
+      </w:pPr>
+      <w:r>
+        <w:rPr>
+          <w:sz w:val="28"/>
+        </w:rPr>
+        <w:t xml:space="preserve">2026 </w:t>
+      </w:r>
+      <w:r>
+        <w:rPr>
+          <w:sz w:val="28"/>
+        </w:rPr>
+        <w:t>年</w:t>
+      </w:r>
+      <w:r>
+        <w:rPr>
+          <w:sz w:val="28"/>
+        </w:rPr>
+        <w:t xml:space="preserve"> 9 </w:t>
+      </w:r>
+      <w:r>
+        <w:rPr>
+          <w:sz w:val="28"/>
+        </w:rPr>
+        <w:t>月</w:t>
+      </w:r>
+    </w:p>
     <w:p>
       <w:pPr>
         <w:sectPr>
@@ -260,7 +303,7 @@
       <w:r>
         <w:fldChar w:fldCharType="separate"/>
       </w:r>
-      <w:hyperlink w:anchor="_Toc240315047" w:history="1">
+      <w:hyperlink w:anchor="_Toc240316164" w:history="1">
         <w:r>
           <w:rPr>
             <w:rStyle w:val="Hyperlink"/>
@@ -296,7 +339,7 @@
             <w:noProof/>
             <w:webHidden/>
           </w:rPr>
-          <w:instrText xml:space="preserve"> PAGEREF _Toc240315047 \h </w:instrText>
+          <w:instrText xml:space="preserve"> PAGEREF _Toc240316164 \h </w:instrText>
         </w:r>
         <w:r>
           <w:rPr>
@@ -341,7 +384,7 @@
           <w14:ligatures w14:val="standardContextual"/>
         </w:rPr>
       </w:pPr>
-      <w:hyperlink w:anchor="_Toc240315048" w:history="1">
+      <w:hyperlink w:anchor="_Toc240316165" w:history="1">
         <w:r>
           <w:rPr>
             <w:rStyle w:val="Hyperlink"/>
@@ -377,7 +420,7 @@
             <w:noProof/>
             <w:webHidden/>
           </w:rPr>
-          <w:instrText xml:space="preserve"> PAGEREF _Toc240315048 \h </w:instrText>
+          <w:instrText xml:space="preserve"> PAGEREF _Toc240316165 \h </w:instrText>
         </w:r>
         <w:r>
           <w:rPr>
@@ -422,7 +465,7 @@
           <w14:ligatures w14:val="standardContextual"/>
         </w:rPr>
       </w:pPr>
-      <w:hyperlink w:anchor="_Toc240315049" w:history="1">
+      <w:hyperlink w:anchor="_Toc240316166" w:history="1">
         <w:r>
           <w:rPr>
             <w:rStyle w:val="Hyperlink"/>
@@ -458,7 +501,7 @@
             <w:noProof/>
             <w:webHidden/>
           </w:rPr>
-          <w:instrText xml:space="preserve"> PAGEREF _Toc240315049 \h </w:instrText>
+          <w:instrText xml:space="preserve"> PAGEREF _Toc240316166 \h </w:instrText>
         </w:r>
         <w:r>
           <w:rPr>
@@ -503,7 +546,7 @@
           <w14:ligatures w14:val="standardContextual"/>
         </w:rPr>
       </w:pPr>
-      <w:hyperlink w:anchor="_Toc240315050" w:history="1">
+      <w:hyperlink w:anchor="_Toc240316167" w:history="1">
         <w:r>
           <w:rPr>
             <w:rStyle w:val="Hyperlink"/>
@@ -539,7 +582,7 @@
             <w:noProof/>
             <w:webHidden/>
           </w:rPr>
-          <w:instrText xml:space="preserve"> PAGEREF _Toc240315050 \h </w:instrText>
+          <w:instrText xml:space="preserve"> PAGEREF _Toc240316167 \h </w:instrText>
         </w:r>
         <w:r>
           <w:rPr>
@@ -584,7 +627,7 @@
           <w14:ligatures w14:val="standardContextual"/>
         </w:rPr>
       </w:pPr>
-      <w:hyperlink w:anchor="_Toc240315051" w:history="1">
+      <w:hyperlink w:anchor="_Toc240316168" w:history="1">
         <w:r>
           <w:rPr>
             <w:rStyle w:val="Hyperlink"/>
@@ -620,7 +663,7 @@
             <w:noProof/>
             <w:webHidden/>
           </w:rPr>
-          <w:instrText xml:space="preserve"> PAGEREF _Toc240315051 \h </w:instrText>
+          <w:instrText xml:space="preserve"> PAGEREF _Toc240316168 \h </w:instrText>
         </w:r>
         <w:r>
           <w:rPr>
@@ -665,7 +708,7 @@
           <w14:ligatures w14:val="standardContextual"/>
         </w:rPr>
       </w:pPr>
-      <w:hyperlink w:anchor="_Toc240315052" w:history="1">
+      <w:hyperlink w:anchor="_Toc240316169" w:history="1">
         <w:r>
           <w:rPr>
             <w:rStyle w:val="Hyperlink"/>
@@ -701,7 +744,7 @@
             <w:noProof/>
             <w:webHidden/>
           </w:rPr>
-          <w:instrText xml:space="preserve"> PAGEREF _Toc240315052 \h </w:instrText>
+          <w:instrText xml:space="preserve"> PAGEREF _Toc240316169 \h </w:instrText>
         </w:r>
         <w:r>
           <w:rPr>
@@ -746,7 +789,7 @@
           <w14:ligatures w14:val="standardContextual"/>
         </w:rPr>
       </w:pPr>
-      <w:hyperlink w:anchor="_Toc240315053" w:history="1">
+      <w:hyperlink w:anchor="_Toc240316170" w:history="1">
         <w:r>
           <w:rPr>
             <w:rStyle w:val="Hyperlink"/>
@@ -782,7 +825,7 @@
             <w:noProof/>
             <w:webHidden/>
           </w:rPr>
-          <w:instrText xml:space="preserve"> PAGEREF _Toc240315053 \h </w:instrText>
+          <w:instrText xml:space="preserve"> PAGEREF _Toc240316170 \h </w:instrText>
         </w:r>
         <w:r>
           <w:rPr>
@@ -827,7 +870,7 @@
           <w14:ligatures w14:val="standardContextual"/>
         </w:rPr>
       </w:pPr>
-      <w:hyperlink w:anchor="_Toc240315054" w:history="1">
+      <w:hyperlink w:anchor="_Toc240316171" w:history="1">
         <w:r>
           <w:rPr>
             <w:rStyle w:val="Hyperlink"/>
@@ -863,7 +906,7 @@
             <w:noProof/>
             <w:webHidden/>
           </w:rPr>
-          <w:instrText xml:space="preserve"> PAGEREF _Toc240315054 \h </w:instrText>
+          <w:instrText xml:space="preserve"> PAGEREF _Toc240316171 \h </w:instrText>
         </w:r>
         <w:r>
           <w:rPr>
@@ -908,7 +951,7 @@
           <w14:ligatures w14:val="standardContextual"/>
         </w:rPr>
       </w:pPr>
-      <w:hyperlink w:anchor="_Toc240315055" w:history="1">
+      <w:hyperlink w:anchor="_Toc240316172" w:history="1">
         <w:r>
           <w:rPr>
             <w:rStyle w:val="Hyperlink"/>
@@ -944,7 +987,7 @@
             <w:noProof/>
             <w:webHidden/>
           </w:rPr>
-          <w:instrText xml:space="preserve"> PAGEREF _Toc240315055 \h </w:instrText>
+          <w:instrText xml:space="preserve"> PAGEREF _Toc240316172 \h </w:instrText>
         </w:r>
         <w:r>
           <w:rPr>
@@ -989,7 +1032,7 @@
           <w14:ligatures w14:val="standardContextual"/>
         </w:rPr>
       </w:pPr>
-      <w:hyperlink w:anchor="_Toc240315056" w:history="1">
+      <w:hyperlink w:anchor="_Toc240316173" w:history="1">
         <w:r>
           <w:rPr>
             <w:rStyle w:val="Hyperlink"/>
@@ -1025,7 +1068,7 @@
             <w:noProof/>
             <w:webHidden/>
           </w:rPr>
-          <w:instrText xml:space="preserve"> PAGEREF _Toc240315056 \h </w:instrText>
+          <w:instrText xml:space="preserve"> PAGEREF _Toc240316173 \h </w:instrText>
         </w:r>
         <w:r>
           <w:rPr>
@@ -1070,7 +1113,7 @@
           <w14:ligatures w14:val="standardContextual"/>
         </w:rPr>
       </w:pPr>
-      <w:hyperlink w:anchor="_Toc240315057" w:history="1">
+      <w:hyperlink w:anchor="_Toc240316174" w:history="1">
         <w:r>
           <w:rPr>
             <w:rStyle w:val="Hyperlink"/>
@@ -1106,7 +1149,7 @@
             <w:noProof/>
             <w:webHidden/>
           </w:rPr>
-          <w:instrText xml:space="preserve"> PAGEREF _Toc240315057 \h </w:instrText>
+          <w:instrText xml:space="preserve"> PAGEREF _Toc240316174 \h </w:instrText>
         </w:r>
         <w:r>
           <w:rPr>
@@ -1151,7 +1194,7 @@
           <w14:ligatures w14:val="standardContextual"/>
         </w:rPr>
       </w:pPr>
-      <w:hyperlink w:anchor="_Toc240315058" w:history="1">
+      <w:hyperlink w:anchor="_Toc240316175" w:history="1">
         <w:r>
           <w:rPr>
             <w:rStyle w:val="Hyperlink"/>
@@ -1203,7 +1246,7 @@
             <w:noProof/>
             <w:webHidden/>
           </w:rPr>
-          <w:instrText xml:space="preserve"> PAGEREF _Toc240315058 \h </w:instrText>
+          <w:instrText xml:space="preserve"> PAGEREF _Toc240316175 \h </w:instrText>
         </w:r>
         <w:r>
           <w:rPr>
@@ -1248,7 +1291,7 @@
           <w14:ligatures w14:val="standardContextual"/>
         </w:rPr>
       </w:pPr>
-      <w:hyperlink w:anchor="_Toc240315059" w:history="1">
+      <w:hyperlink w:anchor="_Toc240316176" w:history="1">
         <w:r>
           <w:rPr>
             <w:rStyle w:val="Hyperlink"/>
@@ -1284,7 +1327,7 @@
             <w:noProof/>
             <w:webHidden/>
           </w:rPr>
-          <w:instrText xml:space="preserve"> PAGEREF _Toc240315059 \h </w:instrText>
+          <w:instrText xml:space="preserve"> PAGEREF _Toc240316176 \h </w:instrText>
         </w:r>
         <w:r>
           <w:rPr>
@@ -1329,7 +1372,7 @@
           <w14:ligatures w14:val="standardContextual"/>
         </w:rPr>
       </w:pPr>
-      <w:hyperlink w:anchor="_Toc240315060" w:history="1">
+      <w:hyperlink w:anchor="_Toc240316177" w:history="1">
         <w:r>
           <w:rPr>
             <w:rStyle w:val="Hyperlink"/>
@@ -1365,7 +1408,7 @@
             <w:noProof/>
             <w:webHidden/>
           </w:rPr>
-          <w:instrText xml:space="preserve"> PAGEREF _Toc240315060 \h </w:instrText>
+          <w:instrText xml:space="preserve"> PAGEREF _Toc240316177 \h </w:instrText>
         </w:r>
         <w:r>
           <w:rPr>
@@ -1410,7 +1453,7 @@
           <w14:ligatures w14:val="standardContextual"/>
         </w:rPr>
       </w:pPr>
-      <w:hyperlink w:anchor="_Toc240315061" w:history="1">
+      <w:hyperlink w:anchor="_Toc240316178" w:history="1">
         <w:r>
           <w:rPr>
             <w:rStyle w:val="Hyperlink"/>
@@ -1446,7 +1489,7 @@
             <w:noProof/>
             <w:webHidden/>
           </w:rPr>
-          <w:instrText xml:space="preserve"> PAGEREF _Toc240315061 \h </w:instrText>
+          <w:instrText xml:space="preserve"> PAGEREF _Toc240316178 \h </w:instrText>
         </w:r>
         <w:r>
           <w:rPr>
@@ -1491,7 +1534,7 @@
           <w14:ligatures w14:val="standardContextual"/>
         </w:rPr>
       </w:pPr>
-      <w:hyperlink w:anchor="_Toc240315062" w:history="1">
+      <w:hyperlink w:anchor="_Toc240316179" w:history="1">
         <w:r>
           <w:rPr>
             <w:rStyle w:val="Hyperlink"/>
@@ -1527,7 +1570,7 @@
             <w:noProof/>
             <w:webHidden/>
           </w:rPr>
-          <w:instrText xml:space="preserve"> PAGEREF _Toc240315062 \h </w:instrText>
+          <w:instrText xml:space="preserve"> PAGEREF _Toc240316179 \h </w:instrText>
         </w:r>
         <w:r>
           <w:rPr>
@@ -1572,7 +1615,7 @@
           <w14:ligatures w14:val="standardContextual"/>
         </w:rPr>
       </w:pPr>
-      <w:hyperlink w:anchor="_Toc240315063" w:history="1">
+      <w:hyperlink w:anchor="_Toc240316180" w:history="1">
         <w:r>
           <w:rPr>
             <w:rStyle w:val="Hyperlink"/>
@@ -1608,7 +1651,7 @@
             <w:noProof/>
             <w:webHidden/>
           </w:rPr>
-          <w:instrText xml:space="preserve"> PAGEREF _Toc240315063 \h </w:instrText>
+          <w:instrText xml:space="preserve"> PAGEREF _Toc240316180 \h </w:instrText>
         </w:r>
         <w:r>
           <w:rPr>
@@ -1653,7 +1696,7 @@
           <w14:ligatures w14:val="standardContextual"/>
         </w:rPr>
       </w:pPr>
-      <w:hyperlink w:anchor="_Toc240315064" w:history="1">
+      <w:hyperlink w:anchor="_Toc240316181" w:history="1">
         <w:r>
           <w:rPr>
             <w:rStyle w:val="Hyperlink"/>
@@ -1689,7 +1732,7 @@
             <w:noProof/>
             <w:webHidden/>
           </w:rPr>
-          <w:instrText xml:space="preserve"> PAGEREF _Toc240315064 \h </w:instrText>
+          <w:instrText xml:space="preserve"> PAGEREF _Toc240316181 \h </w:instrText>
         </w:r>
         <w:r>
           <w:rPr>
@@ -1734,7 +1777,7 @@
           <w14:ligatures w14:val="standardContextual"/>
         </w:rPr>
       </w:pPr>
-      <w:hyperlink w:anchor="_Toc240315065" w:history="1">
+      <w:hyperlink w:anchor="_Toc240316182" w:history="1">
         <w:r>
           <w:rPr>
             <w:rStyle w:val="Hyperlink"/>
@@ -1770,7 +1813,7 @@
             <w:noProof/>
             <w:webHidden/>
           </w:rPr>
-          <w:instrText xml:space="preserve"> PAGEREF _Toc240315065 \h </w:instrText>
+          <w:instrText xml:space="preserve"> PAGEREF _Toc240316182 \h </w:instrText>
         </w:r>
         <w:r>
           <w:rPr>
@@ -1815,7 +1858,7 @@
           <w14:ligatures w14:val="standardContextual"/>
         </w:rPr>
       </w:pPr>
-      <w:hyperlink w:anchor="_Toc240315066" w:history="1">
+      <w:hyperlink w:anchor="_Toc240316183" w:history="1">
         <w:r>
           <w:rPr>
             <w:rStyle w:val="Hyperlink"/>
@@ -1851,7 +1894,7 @@
             <w:noProof/>
             <w:webHidden/>
           </w:rPr>
-          <w:instrText xml:space="preserve"> PAGEREF _Toc240315066 \h </w:instrText>
+          <w:instrText xml:space="preserve"> PAGEREF _Toc240316183 \h </w:instrText>
         </w:r>
         <w:r>
           <w:rPr>
@@ -1896,7 +1939,7 @@
           <w14:ligatures w14:val="standardContextual"/>
         </w:rPr>
       </w:pPr>
-      <w:hyperlink w:anchor="_Toc240315067" w:history="1">
+      <w:hyperlink w:anchor="_Toc240316184" w:history="1">
         <w:r>
           <w:rPr>
             <w:rStyle w:val="Hyperlink"/>
@@ -1932,7 +1975,7 @@
             <w:noProof/>
             <w:webHidden/>
           </w:rPr>
-          <w:instrText xml:space="preserve"> PAGEREF _Toc240315067 \h </w:instrText>
+          <w:instrText xml:space="preserve"> PAGEREF _Toc240316184 \h </w:instrText>
         </w:r>
         <w:r>
           <w:rPr>
@@ -1977,7 +2020,7 @@
           <w14:ligatures w14:val="standardContextual"/>
         </w:rPr>
       </w:pPr>
-      <w:hyperlink w:anchor="_Toc240315068" w:history="1">
+      <w:hyperlink w:anchor="_Toc240316185" w:history="1">
         <w:r>
           <w:rPr>
             <w:rStyle w:val="Hyperlink"/>
@@ -2013,7 +2056,7 @@
             <w:noProof/>
             <w:webHidden/>
           </w:rPr>
-          <w:instrText xml:space="preserve"> PAGEREF _Toc240315068 \h </w:instrText>
+          <w:instrText xml:space="preserve"> PAGEREF _Toc240316185 \h </w:instrText>
         </w:r>
         <w:r>
           <w:rPr>
@@ -2058,7 +2101,7 @@
           <w14:ligatures w14:val="standardContextual"/>
         </w:rPr>
       </w:pPr>
-      <w:hyperlink w:anchor="_Toc240315069" w:history="1">
+      <w:hyperlink w:anchor="_Toc240316186" w:history="1">
         <w:r>
           <w:rPr>
             <w:rStyle w:val="Hyperlink"/>
@@ -2086,7 +2129,7 @@
             <w:noProof/>
             <w:webHidden/>
           </w:rPr>
-          <w:instrText xml:space="preserve"> PAGEREF _Toc240315069 \h </w:instrText>
+          <w:instrText xml:space="preserve"> PAGEREF _Toc240316186 \h </w:instrText>
         </w:r>
         <w:r>
           <w:rPr>
@@ -2554,7 +2597,7 @@
         <w:pStyle w:val="Heading1"/>
         <w:spacing w:before="240" w:after="120"/>
       </w:pPr>
-      <w:bookmarkStart w:id="0" w:name="_Toc240315047"/>
+      <w:bookmarkStart w:id="0" w:name="_Toc240316164"/>
       <w:r>
         <w:rPr>
           <w:rFonts w:ascii="Times New Roman" w:eastAsia="黑体" w:hAnsi="Times New Roman"/>
@@ -2578,7 +2621,7 @@
         <w:pStyle w:val="Heading2"/>
         <w:spacing w:before="240" w:after="120"/>
       </w:pPr>
-      <w:bookmarkStart w:id="1" w:name="_Toc240315048"/>
+      <w:bookmarkStart w:id="1" w:name="_Toc240316165"/>
       <w:r>
         <w:rPr>
           <w:rFonts w:ascii="Times New Roman" w:eastAsia="黑体" w:hAnsi="Times New Roman"/>
@@ -4314,7 +4357,7 @@
         <w:pStyle w:val="Heading2"/>
         <w:spacing w:before="240" w:after="120"/>
       </w:pPr>
-      <w:bookmarkStart w:id="2" w:name="_Toc240315049"/>
+      <w:bookmarkStart w:id="2" w:name="_Toc240316166"/>
       <w:r>
         <w:rPr>
           <w:rFonts w:ascii="Times New Roman" w:eastAsia="黑体" w:hAnsi="Times New Roman"/>
@@ -4693,7 +4736,7 @@
         <w:pStyle w:val="Heading2"/>
         <w:spacing w:before="240" w:after="120"/>
       </w:pPr>
-      <w:bookmarkStart w:id="3" w:name="_Toc240315050"/>
+      <w:bookmarkStart w:id="3" w:name="_Toc240316167"/>
       <w:r>
         <w:rPr>
           <w:rFonts w:ascii="Times New Roman" w:eastAsia="黑体" w:hAnsi="Times New Roman"/>
@@ -5220,7 +5263,7 @@
         <w:pStyle w:val="Heading1"/>
         <w:spacing w:before="240" w:after="120"/>
       </w:pPr>
-      <w:bookmarkStart w:id="4" w:name="_Toc240315051"/>
+      <w:bookmarkStart w:id="4" w:name="_Toc240316168"/>
       <w:r>
         <w:rPr>
           <w:rFonts w:ascii="Times New Roman" w:eastAsia="黑体" w:hAnsi="Times New Roman"/>
@@ -5730,7 +5773,7 @@
         <w:pStyle w:val="Heading1"/>
         <w:spacing w:before="240" w:after="120"/>
       </w:pPr>
-      <w:bookmarkStart w:id="5" w:name="_Toc240315052"/>
+      <w:bookmarkStart w:id="5" w:name="_Toc240316169"/>
       <w:r>
         <w:rPr>
           <w:rFonts w:ascii="Times New Roman" w:eastAsia="黑体" w:hAnsi="Times New Roman"/>
@@ -6376,7 +6419,7 @@
           <w:noProof/>
         </w:rPr>
         <w:drawing>
-          <wp:inline distT="0" distB="0" distL="0" distR="0" wp14:anchorId="3AE8C233" wp14:editId="0E6F0329">
+          <wp:inline distT="0" distB="0" distL="0" distR="0" wp14:anchorId="63518914" wp14:editId="4A049EDB">
             <wp:extent cx="5580000" cy="1892736"/>
             <wp:effectExtent l="0" t="0" r="0" b="0"/>
             <wp:docPr id="2" name="Picture 2"/>
@@ -6572,7 +6615,7 @@
         <w:pStyle w:val="Heading1"/>
         <w:spacing w:before="240" w:after="120"/>
       </w:pPr>
-      <w:bookmarkStart w:id="6" w:name="_Toc240315053"/>
+      <w:bookmarkStart w:id="6" w:name="_Toc240316170"/>
       <w:r>
         <w:rPr>
           <w:rFonts w:ascii="Times New Roman" w:eastAsia="黑体" w:hAnsi="Times New Roman"/>
@@ -6597,7 +6640,7 @@
         <w:pStyle w:val="Heading2"/>
         <w:spacing w:before="240" w:after="120"/>
       </w:pPr>
-      <w:bookmarkStart w:id="7" w:name="_Toc240315054"/>
+      <w:bookmarkStart w:id="7" w:name="_Toc240316171"/>
       <w:r>
         <w:rPr>
           <w:rFonts w:ascii="Times New Roman" w:eastAsia="黑体" w:hAnsi="Times New Roman"/>
@@ -6749,7 +6792,7 @@
           <w:noProof/>
         </w:rPr>
         <w:drawing>
-          <wp:inline distT="0" distB="0" distL="0" distR="0" wp14:anchorId="53D8ED32" wp14:editId="441084EF">
+          <wp:inline distT="0" distB="0" distL="0" distR="0" wp14:anchorId="2E4F0230" wp14:editId="2813C1FB">
             <wp:extent cx="5580000" cy="1035648"/>
             <wp:effectExtent l="0" t="0" r="0" b="0"/>
             <wp:docPr id="3" name="Picture 3"/>
@@ -6864,7 +6907,7 @@
         <w:pStyle w:val="Heading2"/>
         <w:spacing w:before="240" w:after="120"/>
       </w:pPr>
-      <w:bookmarkStart w:id="8" w:name="_Toc240315055"/>
+      <w:bookmarkStart w:id="8" w:name="_Toc240316172"/>
       <w:r>
         <w:rPr>
           <w:rFonts w:ascii="Times New Roman" w:eastAsia="黑体" w:hAnsi="Times New Roman"/>
@@ -6969,7 +7012,7 @@
         </w:rPr>
         <w:lastRenderedPageBreak/>
         <w:drawing>
-          <wp:inline distT="0" distB="0" distL="0" distR="0" wp14:anchorId="48C8A2A2" wp14:editId="54140A93">
+          <wp:inline distT="0" distB="0" distL="0" distR="0" wp14:anchorId="19058C28" wp14:editId="04DEA96F">
             <wp:extent cx="5580000" cy="2464128"/>
             <wp:effectExtent l="0" t="0" r="0" b="0"/>
             <wp:docPr id="4" name="Picture 4"/>
@@ -7856,7 +7899,7 @@
         <w:pStyle w:val="Heading2"/>
         <w:spacing w:before="240" w:after="120"/>
       </w:pPr>
-      <w:bookmarkStart w:id="9" w:name="_Toc240315056"/>
+      <w:bookmarkStart w:id="9" w:name="_Toc240316173"/>
       <w:r>
         <w:rPr>
           <w:rFonts w:ascii="Times New Roman" w:eastAsia="黑体" w:hAnsi="Times New Roman"/>
@@ -8003,7 +8046,7 @@
           <w:noProof/>
         </w:rPr>
         <w:drawing>
-          <wp:inline distT="0" distB="0" distL="0" distR="0" wp14:anchorId="1FE68E8F" wp14:editId="6AF7BFAA">
+          <wp:inline distT="0" distB="0" distL="0" distR="0" wp14:anchorId="6D16C510" wp14:editId="1D92EA6E">
             <wp:extent cx="5580000" cy="3191760"/>
             <wp:effectExtent l="0" t="0" r="0" b="0"/>
             <wp:docPr id="5" name="Picture 5"/>
@@ -8129,7 +8172,7 @@
         <w:pStyle w:val="Heading2"/>
         <w:spacing w:before="240" w:after="120"/>
       </w:pPr>
-      <w:bookmarkStart w:id="10" w:name="_Toc240315057"/>
+      <w:bookmarkStart w:id="10" w:name="_Toc240316174"/>
       <w:r>
         <w:rPr>
           <w:rFonts w:ascii="Times New Roman" w:eastAsia="黑体" w:hAnsi="Times New Roman"/>
@@ -8394,7 +8437,7 @@
         </w:rPr>
         <w:lastRenderedPageBreak/>
         <w:drawing>
-          <wp:inline distT="0" distB="0" distL="0" distR="0" wp14:anchorId="3D80D40B" wp14:editId="12538A6F">
+          <wp:inline distT="0" distB="0" distL="0" distR="0" wp14:anchorId="28383BEE" wp14:editId="105FD542">
             <wp:extent cx="5580000" cy="3106944"/>
             <wp:effectExtent l="0" t="0" r="0" b="0"/>
             <wp:docPr id="6" name="Picture 6"/>
@@ -8496,7 +8539,7 @@
         <w:pStyle w:val="Heading2"/>
         <w:spacing w:before="240" w:after="120"/>
       </w:pPr>
-      <w:bookmarkStart w:id="11" w:name="_Toc240315058"/>
+      <w:bookmarkStart w:id="11" w:name="_Toc240316175"/>
       <w:r>
         <w:rPr>
           <w:rFonts w:ascii="Times New Roman" w:eastAsia="黑体" w:hAnsi="Times New Roman"/>
@@ -8728,7 +8771,7 @@
         </w:rPr>
         <w:lastRenderedPageBreak/>
         <w:drawing>
-          <wp:inline distT="0" distB="0" distL="0" distR="0" wp14:anchorId="29F26F09" wp14:editId="549A7446">
+          <wp:inline distT="0" distB="0" distL="0" distR="0" wp14:anchorId="4784F681" wp14:editId="52F18F2D">
             <wp:extent cx="5580000" cy="2535552"/>
             <wp:effectExtent l="0" t="0" r="0" b="0"/>
             <wp:docPr id="7" name="Picture 7"/>
@@ -8871,7 +8914,7 @@
           <w:noProof/>
         </w:rPr>
         <w:drawing>
-          <wp:inline distT="0" distB="0" distL="0" distR="0" wp14:anchorId="446B90A0" wp14:editId="6D9812E1">
+          <wp:inline distT="0" distB="0" distL="0" distR="0" wp14:anchorId="180E82CC" wp14:editId="7FBC9097">
             <wp:extent cx="5580000" cy="749952"/>
             <wp:effectExtent l="0" t="0" r="0" b="0"/>
             <wp:docPr id="8" name="Picture 8"/>
@@ -9004,7 +9047,7 @@
           <w:noProof/>
         </w:rPr>
         <w:drawing>
-          <wp:inline distT="0" distB="0" distL="0" distR="0" wp14:anchorId="7E1929E3" wp14:editId="2668D5E3">
+          <wp:inline distT="0" distB="0" distL="0" distR="0" wp14:anchorId="0003F1D0" wp14:editId="32605CE7">
             <wp:extent cx="5580000" cy="1178496"/>
             <wp:effectExtent l="0" t="0" r="0" b="0"/>
             <wp:docPr id="9" name="Picture 9"/>
@@ -9192,7 +9235,7 @@
         <w:pStyle w:val="Heading1"/>
         <w:spacing w:before="240" w:after="120"/>
       </w:pPr>
-      <w:bookmarkStart w:id="12" w:name="_Toc240315059"/>
+      <w:bookmarkStart w:id="12" w:name="_Toc240316176"/>
       <w:r>
         <w:rPr>
           <w:rFonts w:ascii="Times New Roman" w:eastAsia="黑体" w:hAnsi="Times New Roman"/>
@@ -9216,7 +9259,7 @@
         <w:pStyle w:val="Heading2"/>
         <w:spacing w:before="240" w:after="120"/>
       </w:pPr>
-      <w:bookmarkStart w:id="13" w:name="_Toc240315060"/>
+      <w:bookmarkStart w:id="13" w:name="_Toc240316177"/>
       <w:r>
         <w:rPr>
           <w:rFonts w:ascii="Times New Roman" w:eastAsia="黑体" w:hAnsi="Times New Roman"/>
@@ -9386,7 +9429,7 @@
           <w:noProof/>
         </w:rPr>
         <w:drawing>
-          <wp:inline distT="0" distB="0" distL="0" distR="0" wp14:anchorId="1EE23903" wp14:editId="67B1EFDE">
+          <wp:inline distT="0" distB="0" distL="0" distR="0" wp14:anchorId="35D8E76E" wp14:editId="5D3342A2">
             <wp:extent cx="5580000" cy="1892736"/>
             <wp:effectExtent l="0" t="0" r="0" b="0"/>
             <wp:docPr id="10" name="Picture 10"/>
@@ -9557,7 +9600,7 @@
         <w:pStyle w:val="Heading2"/>
         <w:spacing w:before="240" w:after="120"/>
       </w:pPr>
-      <w:bookmarkStart w:id="14" w:name="_Toc240315061"/>
+      <w:bookmarkStart w:id="14" w:name="_Toc240316178"/>
       <w:r>
         <w:rPr>
           <w:rFonts w:ascii="Times New Roman" w:eastAsia="黑体" w:hAnsi="Times New Roman"/>
@@ -9616,7 +9659,7 @@
         </w:rPr>
         <w:lastRenderedPageBreak/>
         <w:drawing>
-          <wp:inline distT="0" distB="0" distL="0" distR="0" wp14:anchorId="304C184D" wp14:editId="724D1717">
+          <wp:inline distT="0" distB="0" distL="0" distR="0" wp14:anchorId="129036F1" wp14:editId="41987938">
             <wp:extent cx="5580000" cy="2606976"/>
             <wp:effectExtent l="0" t="0" r="0" b="0"/>
             <wp:docPr id="11" name="Picture 11"/>
@@ -9835,7 +9878,7 @@
           <w:noProof/>
         </w:rPr>
         <w:drawing>
-          <wp:inline distT="0" distB="0" distL="0" distR="0" wp14:anchorId="127BB463" wp14:editId="2EC3E427">
+          <wp:inline distT="0" distB="0" distL="0" distR="0" wp14:anchorId="116F1FA1" wp14:editId="6F1D257F">
             <wp:extent cx="5580000" cy="3928320"/>
             <wp:effectExtent l="0" t="0" r="0" b="0"/>
             <wp:docPr id="12" name="Picture 12"/>
@@ -10474,7 +10517,7 @@
         <w:pStyle w:val="Heading2"/>
         <w:spacing w:before="240" w:after="120"/>
       </w:pPr>
-      <w:bookmarkStart w:id="15" w:name="_Toc240315062"/>
+      <w:bookmarkStart w:id="15" w:name="_Toc240316179"/>
       <w:r>
         <w:rPr>
           <w:rFonts w:ascii="Times New Roman" w:eastAsia="黑体" w:hAnsi="Times New Roman"/>
@@ -10546,7 +10589,7 @@
           <w:noProof/>
         </w:rPr>
         <w:drawing>
-          <wp:inline distT="0" distB="0" distL="0" distR="0" wp14:anchorId="2C1469C3" wp14:editId="262A1D28">
+          <wp:inline distT="0" distB="0" distL="0" distR="0" wp14:anchorId="4C347A50" wp14:editId="14452E99">
             <wp:extent cx="5580000" cy="1749888"/>
             <wp:effectExtent l="0" t="0" r="0" b="0"/>
             <wp:docPr id="13" name="Picture 13"/>
@@ -10660,7 +10703,7 @@
         <w:pStyle w:val="Heading1"/>
         <w:spacing w:before="240" w:after="120"/>
       </w:pPr>
-      <w:bookmarkStart w:id="16" w:name="_Toc240315063"/>
+      <w:bookmarkStart w:id="16" w:name="_Toc240316180"/>
       <w:r>
         <w:rPr>
           <w:rFonts w:ascii="Times New Roman" w:eastAsia="黑体" w:hAnsi="Times New Roman"/>
@@ -10685,7 +10728,7 @@
         <w:pStyle w:val="Heading2"/>
         <w:spacing w:before="240" w:after="120"/>
       </w:pPr>
-      <w:bookmarkStart w:id="17" w:name="_Toc240315064"/>
+      <w:bookmarkStart w:id="17" w:name="_Toc240316181"/>
       <w:r>
         <w:rPr>
           <w:rFonts w:ascii="Times New Roman" w:eastAsia="黑体" w:hAnsi="Times New Roman"/>
@@ -10758,7 +10801,7 @@
           <w:noProof/>
         </w:rPr>
         <w:drawing>
-          <wp:inline distT="0" distB="0" distL="0" distR="0" wp14:anchorId="38AD4DAA" wp14:editId="6B894D32">
+          <wp:inline distT="0" distB="0" distL="0" distR="0" wp14:anchorId="3D196DC3" wp14:editId="1394A4F0">
             <wp:extent cx="5580000" cy="3964032"/>
             <wp:effectExtent l="0" t="0" r="0" b="0"/>
             <wp:docPr id="14" name="Picture 14"/>
@@ -10878,7 +10921,7 @@
           <w:noProof/>
         </w:rPr>
         <w:drawing>
-          <wp:inline distT="0" distB="0" distL="0" distR="0" wp14:anchorId="0D635A39" wp14:editId="3788F547">
+          <wp:inline distT="0" distB="0" distL="0" distR="0" wp14:anchorId="48884F86" wp14:editId="305F9455">
             <wp:extent cx="5580000" cy="1178496"/>
             <wp:effectExtent l="0" t="0" r="0" b="0"/>
             <wp:docPr id="15" name="Picture 15"/>
@@ -11478,7 +11521,7 @@
           <w:noProof/>
         </w:rPr>
         <w:drawing>
-          <wp:inline distT="0" distB="0" distL="0" distR="0" wp14:anchorId="1C3683F4" wp14:editId="7270F557">
+          <wp:inline distT="0" distB="0" distL="0" distR="0" wp14:anchorId="5DCA53C0" wp14:editId="35FBC28B">
             <wp:extent cx="5580000" cy="3427714"/>
             <wp:effectExtent l="0" t="0" r="0" b="0"/>
             <wp:docPr id="16" name="Picture 16"/>
@@ -11586,7 +11629,7 @@
         </w:rPr>
         <w:lastRenderedPageBreak/>
         <w:drawing>
-          <wp:inline distT="0" distB="0" distL="0" distR="0" wp14:anchorId="7280F24E" wp14:editId="57DC8329">
+          <wp:inline distT="0" distB="0" distL="0" distR="0" wp14:anchorId="16632784" wp14:editId="74EF9E55">
             <wp:extent cx="5580000" cy="3108857"/>
             <wp:effectExtent l="0" t="0" r="0" b="0"/>
             <wp:docPr id="17" name="Picture 17"/>
@@ -11663,7 +11706,7 @@
         <w:pStyle w:val="Heading2"/>
         <w:spacing w:before="240" w:after="120"/>
       </w:pPr>
-      <w:bookmarkStart w:id="18" w:name="_Toc240315065"/>
+      <w:bookmarkStart w:id="18" w:name="_Toc240316182"/>
       <w:r>
         <w:rPr>
           <w:rFonts w:ascii="Times New Roman" w:eastAsia="黑体" w:hAnsi="Times New Roman"/>
@@ -11746,7 +11789,7 @@
         </w:rPr>
         <w:lastRenderedPageBreak/>
         <w:drawing>
-          <wp:inline distT="0" distB="0" distL="0" distR="0" wp14:anchorId="41A09A3B" wp14:editId="49499735">
+          <wp:inline distT="0" distB="0" distL="0" distR="0" wp14:anchorId="279A299A" wp14:editId="603AC333">
             <wp:extent cx="5580000" cy="3268881"/>
             <wp:effectExtent l="0" t="0" r="0" b="0"/>
             <wp:docPr id="18" name="Picture 18"/>
@@ -11853,7 +11896,7 @@
         <w:pStyle w:val="Heading1"/>
         <w:spacing w:before="240" w:after="120"/>
       </w:pPr>
-      <w:bookmarkStart w:id="19" w:name="_Toc240315066"/>
+      <w:bookmarkStart w:id="19" w:name="_Toc240316183"/>
       <w:r>
         <w:rPr>
           <w:rFonts w:ascii="Times New Roman" w:eastAsia="黑体" w:hAnsi="Times New Roman"/>
@@ -12021,7 +12064,7 @@
         </w:rPr>
         <w:lastRenderedPageBreak/>
         <w:drawing>
-          <wp:inline distT="0" distB="0" distL="0" distR="0" wp14:anchorId="273ABAED" wp14:editId="1321D471">
+          <wp:inline distT="0" distB="0" distL="0" distR="0" wp14:anchorId="495F5597" wp14:editId="6963686E">
             <wp:extent cx="5040000" cy="4500000"/>
             <wp:effectExtent l="0" t="0" r="0" b="0"/>
             <wp:docPr id="19" name="Picture 19"/>
@@ -12130,7 +12173,7 @@
         </w:rPr>
         <w:lastRenderedPageBreak/>
         <w:drawing>
-          <wp:inline distT="0" distB="0" distL="0" distR="0" wp14:anchorId="13DFAB53" wp14:editId="06BC5271">
+          <wp:inline distT="0" distB="0" distL="0" distR="0" wp14:anchorId="25AA375A" wp14:editId="0E1A470C">
             <wp:extent cx="4200000" cy="4500000"/>
             <wp:effectExtent l="0" t="0" r="0" b="0"/>
             <wp:docPr id="20" name="Picture 20"/>
@@ -12232,7 +12275,7 @@
         </w:rPr>
         <w:lastRenderedPageBreak/>
         <w:drawing>
-          <wp:inline distT="0" distB="0" distL="0" distR="0" wp14:anchorId="01B370E0" wp14:editId="5BFE0136">
+          <wp:inline distT="0" distB="0" distL="0" distR="0" wp14:anchorId="2124588D" wp14:editId="0A65CDC0">
             <wp:extent cx="5580000" cy="3268881"/>
             <wp:effectExtent l="0" t="0" r="0" b="0"/>
             <wp:docPr id="21" name="Picture 21"/>
@@ -12369,7 +12412,7 @@
         <w:pStyle w:val="Heading1"/>
         <w:spacing w:before="240" w:after="120"/>
       </w:pPr>
-      <w:bookmarkStart w:id="20" w:name="_Toc240315067"/>
+      <w:bookmarkStart w:id="20" w:name="_Toc240316184"/>
       <w:r>
         <w:rPr>
           <w:rFonts w:ascii="Times New Roman" w:eastAsia="黑体" w:hAnsi="Times New Roman"/>
@@ -12545,7 +12588,7 @@
         <w:pStyle w:val="Heading1"/>
         <w:spacing w:before="240" w:after="120"/>
       </w:pPr>
-      <w:bookmarkStart w:id="21" w:name="_Toc240315068"/>
+      <w:bookmarkStart w:id="21" w:name="_Toc240316185"/>
       <w:r>
         <w:rPr>
           <w:rFonts w:ascii="Times New Roman" w:eastAsia="黑体" w:hAnsi="Times New Roman"/>
@@ -13307,7 +13350,7 @@
         <w:pStyle w:val="Heading1"/>
         <w:spacing w:before="240" w:after="120"/>
       </w:pPr>
-      <w:bookmarkStart w:id="22" w:name="_Toc240315069"/>
+      <w:bookmarkStart w:id="22" w:name="_Toc240316186"/>
       <w:r>
         <w:rPr>
           <w:rFonts w:ascii="Times New Roman" w:eastAsia="黑体" w:hAnsi="Times New Roman"/>
@@ -13687,31 +13730,31 @@
       </w:rPr>
     </w:lvl>
   </w:abstractNum>
-  <w:num w:numId="1" w16cid:durableId="298807747">
+  <w:num w:numId="1" w16cid:durableId="604310751">
     <w:abstractNumId w:val="8"/>
   </w:num>
-  <w:num w:numId="2" w16cid:durableId="445346336">
+  <w:num w:numId="2" w16cid:durableId="926426504">
     <w:abstractNumId w:val="6"/>
   </w:num>
-  <w:num w:numId="3" w16cid:durableId="2139839765">
+  <w:num w:numId="3" w16cid:durableId="76513020">
     <w:abstractNumId w:val="5"/>
   </w:num>
-  <w:num w:numId="4" w16cid:durableId="2099447950">
+  <w:num w:numId="4" w16cid:durableId="81227195">
     <w:abstractNumId w:val="4"/>
   </w:num>
-  <w:num w:numId="5" w16cid:durableId="487870018">
+  <w:num w:numId="5" w16cid:durableId="2146508813">
     <w:abstractNumId w:val="7"/>
   </w:num>
-  <w:num w:numId="6" w16cid:durableId="1045180110">
+  <w:num w:numId="6" w16cid:durableId="769083154">
     <w:abstractNumId w:val="3"/>
   </w:num>
-  <w:num w:numId="7" w16cid:durableId="299924487">
+  <w:num w:numId="7" w16cid:durableId="1420059878">
     <w:abstractNumId w:val="2"/>
   </w:num>
-  <w:num w:numId="8" w16cid:durableId="1569002151">
+  <w:num w:numId="8" w16cid:durableId="1595241367">
     <w:abstractNumId w:val="1"/>
   </w:num>
-  <w:num w:numId="9" w16cid:durableId="1479614147">
+  <w:num w:numId="9" w16cid:durableId="958924174">
     <w:abstractNumId w:val="0"/>
   </w:num>
 </w:numbering>
@@ -25127,7 +25170,7 @@
     <w:basedOn w:val="DefaultParagraphFont"/>
     <w:uiPriority w:val="99"/>
     <w:unhideWhenUsed/>
-    <w:rsid w:val="00B07E09"/>
+    <w:rsid w:val="005F7B6D"/>
     <w:rPr>
       <w:color w:val="0000FF" w:themeColor="hyperlink"/>
       <w:u w:val="single"/>

--- a/测评报告/配置核查工具操作说明书.docx
+++ b/测评报告/配置核查工具操作说明书.docx
@@ -13,7 +13,7 @@
           <w:noProof/>
         </w:rPr>
         <w:drawing>
-          <wp:inline distT="0" distB="0" distL="0" distR="0" wp14:anchorId="41A1C453" wp14:editId="75F56C88">
+          <wp:inline distT="0" distB="0" distL="0" distR="0" wp14:anchorId="069BFBD1" wp14:editId="29184004">
             <wp:extent cx="1260000" cy="1260000"/>
             <wp:effectExtent l="0" t="0" r="0" b="0"/>
             <wp:docPr id="1" name="Picture 1"/>
@@ -303,7 +303,7 @@
       <w:r>
         <w:fldChar w:fldCharType="separate"/>
       </w:r>
-      <w:hyperlink w:anchor="_Toc240316164" w:history="1">
+      <w:hyperlink w:anchor="_Toc240362471" w:history="1">
         <w:r>
           <w:rPr>
             <w:rStyle w:val="Hyperlink"/>
@@ -339,7 +339,7 @@
             <w:noProof/>
             <w:webHidden/>
           </w:rPr>
-          <w:instrText xml:space="preserve"> PAGEREF _Toc240316164 \h </w:instrText>
+          <w:instrText xml:space="preserve"> PAGEREF _Toc240362471 \h </w:instrText>
         </w:r>
         <w:r>
           <w:rPr>
@@ -384,7 +384,7 @@
           <w14:ligatures w14:val="standardContextual"/>
         </w:rPr>
       </w:pPr>
-      <w:hyperlink w:anchor="_Toc240316165" w:history="1">
+      <w:hyperlink w:anchor="_Toc240362472" w:history="1">
         <w:r>
           <w:rPr>
             <w:rStyle w:val="Hyperlink"/>
@@ -420,7 +420,7 @@
             <w:noProof/>
             <w:webHidden/>
           </w:rPr>
-          <w:instrText xml:space="preserve"> PAGEREF _Toc240316165 \h </w:instrText>
+          <w:instrText xml:space="preserve"> PAGEREF _Toc240362472 \h </w:instrText>
         </w:r>
         <w:r>
           <w:rPr>
@@ -465,7 +465,7 @@
           <w14:ligatures w14:val="standardContextual"/>
         </w:rPr>
       </w:pPr>
-      <w:hyperlink w:anchor="_Toc240316166" w:history="1">
+      <w:hyperlink w:anchor="_Toc240362473" w:history="1">
         <w:r>
           <w:rPr>
             <w:rStyle w:val="Hyperlink"/>
@@ -501,7 +501,7 @@
             <w:noProof/>
             <w:webHidden/>
           </w:rPr>
-          <w:instrText xml:space="preserve"> PAGEREF _Toc240316166 \h </w:instrText>
+          <w:instrText xml:space="preserve"> PAGEREF _Toc240362473 \h </w:instrText>
         </w:r>
         <w:r>
           <w:rPr>
@@ -546,7 +546,7 @@
           <w14:ligatures w14:val="standardContextual"/>
         </w:rPr>
       </w:pPr>
-      <w:hyperlink w:anchor="_Toc240316167" w:history="1">
+      <w:hyperlink w:anchor="_Toc240362474" w:history="1">
         <w:r>
           <w:rPr>
             <w:rStyle w:val="Hyperlink"/>
@@ -582,7 +582,7 @@
             <w:noProof/>
             <w:webHidden/>
           </w:rPr>
-          <w:instrText xml:space="preserve"> PAGEREF _Toc240316167 \h </w:instrText>
+          <w:instrText xml:space="preserve"> PAGEREF _Toc240362474 \h </w:instrText>
         </w:r>
         <w:r>
           <w:rPr>
@@ -627,7 +627,7 @@
           <w14:ligatures w14:val="standardContextual"/>
         </w:rPr>
       </w:pPr>
-      <w:hyperlink w:anchor="_Toc240316168" w:history="1">
+      <w:hyperlink w:anchor="_Toc240362475" w:history="1">
         <w:r>
           <w:rPr>
             <w:rStyle w:val="Hyperlink"/>
@@ -663,7 +663,7 @@
             <w:noProof/>
             <w:webHidden/>
           </w:rPr>
-          <w:instrText xml:space="preserve"> PAGEREF _Toc240316168 \h </w:instrText>
+          <w:instrText xml:space="preserve"> PAGEREF _Toc240362475 \h </w:instrText>
         </w:r>
         <w:r>
           <w:rPr>
@@ -708,7 +708,7 @@
           <w14:ligatures w14:val="standardContextual"/>
         </w:rPr>
       </w:pPr>
-      <w:hyperlink w:anchor="_Toc240316169" w:history="1">
+      <w:hyperlink w:anchor="_Toc240362476" w:history="1">
         <w:r>
           <w:rPr>
             <w:rStyle w:val="Hyperlink"/>
@@ -744,7 +744,7 @@
             <w:noProof/>
             <w:webHidden/>
           </w:rPr>
-          <w:instrText xml:space="preserve"> PAGEREF _Toc240316169 \h </w:instrText>
+          <w:instrText xml:space="preserve"> PAGEREF _Toc240362476 \h </w:instrText>
         </w:r>
         <w:r>
           <w:rPr>
@@ -789,7 +789,7 @@
           <w14:ligatures w14:val="standardContextual"/>
         </w:rPr>
       </w:pPr>
-      <w:hyperlink w:anchor="_Toc240316170" w:history="1">
+      <w:hyperlink w:anchor="_Toc240362477" w:history="1">
         <w:r>
           <w:rPr>
             <w:rStyle w:val="Hyperlink"/>
@@ -825,7 +825,7 @@
             <w:noProof/>
             <w:webHidden/>
           </w:rPr>
-          <w:instrText xml:space="preserve"> PAGEREF _Toc240316170 \h </w:instrText>
+          <w:instrText xml:space="preserve"> PAGEREF _Toc240362477 \h </w:instrText>
         </w:r>
         <w:r>
           <w:rPr>
@@ -870,7 +870,7 @@
           <w14:ligatures w14:val="standardContextual"/>
         </w:rPr>
       </w:pPr>
-      <w:hyperlink w:anchor="_Toc240316171" w:history="1">
+      <w:hyperlink w:anchor="_Toc240362478" w:history="1">
         <w:r>
           <w:rPr>
             <w:rStyle w:val="Hyperlink"/>
@@ -906,7 +906,7 @@
             <w:noProof/>
             <w:webHidden/>
           </w:rPr>
-          <w:instrText xml:space="preserve"> PAGEREF _Toc240316171 \h </w:instrText>
+          <w:instrText xml:space="preserve"> PAGEREF _Toc240362478 \h </w:instrText>
         </w:r>
         <w:r>
           <w:rPr>
@@ -951,7 +951,7 @@
           <w14:ligatures w14:val="standardContextual"/>
         </w:rPr>
       </w:pPr>
-      <w:hyperlink w:anchor="_Toc240316172" w:history="1">
+      <w:hyperlink w:anchor="_Toc240362479" w:history="1">
         <w:r>
           <w:rPr>
             <w:rStyle w:val="Hyperlink"/>
@@ -987,7 +987,7 @@
             <w:noProof/>
             <w:webHidden/>
           </w:rPr>
-          <w:instrText xml:space="preserve"> PAGEREF _Toc240316172 \h </w:instrText>
+          <w:instrText xml:space="preserve"> PAGEREF _Toc240362479 \h </w:instrText>
         </w:r>
         <w:r>
           <w:rPr>
@@ -1032,7 +1032,7 @@
           <w14:ligatures w14:val="standardContextual"/>
         </w:rPr>
       </w:pPr>
-      <w:hyperlink w:anchor="_Toc240316173" w:history="1">
+      <w:hyperlink w:anchor="_Toc240362480" w:history="1">
         <w:r>
           <w:rPr>
             <w:rStyle w:val="Hyperlink"/>
@@ -1068,7 +1068,7 @@
             <w:noProof/>
             <w:webHidden/>
           </w:rPr>
-          <w:instrText xml:space="preserve"> PAGEREF _Toc240316173 \h </w:instrText>
+          <w:instrText xml:space="preserve"> PAGEREF _Toc240362480 \h </w:instrText>
         </w:r>
         <w:r>
           <w:rPr>
@@ -1113,7 +1113,7 @@
           <w14:ligatures w14:val="standardContextual"/>
         </w:rPr>
       </w:pPr>
-      <w:hyperlink w:anchor="_Toc240316174" w:history="1">
+      <w:hyperlink w:anchor="_Toc240362481" w:history="1">
         <w:r>
           <w:rPr>
             <w:rStyle w:val="Hyperlink"/>
@@ -1149,7 +1149,7 @@
             <w:noProof/>
             <w:webHidden/>
           </w:rPr>
-          <w:instrText xml:space="preserve"> PAGEREF _Toc240316174 \h </w:instrText>
+          <w:instrText xml:space="preserve"> PAGEREF _Toc240362481 \h </w:instrText>
         </w:r>
         <w:r>
           <w:rPr>
@@ -1194,7 +1194,7 @@
           <w14:ligatures w14:val="standardContextual"/>
         </w:rPr>
       </w:pPr>
-      <w:hyperlink w:anchor="_Toc240316175" w:history="1">
+      <w:hyperlink w:anchor="_Toc240362482" w:history="1">
         <w:r>
           <w:rPr>
             <w:rStyle w:val="Hyperlink"/>
@@ -1246,7 +1246,7 @@
             <w:noProof/>
             <w:webHidden/>
           </w:rPr>
-          <w:instrText xml:space="preserve"> PAGEREF _Toc240316175 \h </w:instrText>
+          <w:instrText xml:space="preserve"> PAGEREF _Toc240362482 \h </w:instrText>
         </w:r>
         <w:r>
           <w:rPr>
@@ -1291,7 +1291,7 @@
           <w14:ligatures w14:val="standardContextual"/>
         </w:rPr>
       </w:pPr>
-      <w:hyperlink w:anchor="_Toc240316176" w:history="1">
+      <w:hyperlink w:anchor="_Toc240362483" w:history="1">
         <w:r>
           <w:rPr>
             <w:rStyle w:val="Hyperlink"/>
@@ -1327,7 +1327,7 @@
             <w:noProof/>
             <w:webHidden/>
           </w:rPr>
-          <w:instrText xml:space="preserve"> PAGEREF _Toc240316176 \h </w:instrText>
+          <w:instrText xml:space="preserve"> PAGEREF _Toc240362483 \h </w:instrText>
         </w:r>
         <w:r>
           <w:rPr>
@@ -1372,7 +1372,7 @@
           <w14:ligatures w14:val="standardContextual"/>
         </w:rPr>
       </w:pPr>
-      <w:hyperlink w:anchor="_Toc240316177" w:history="1">
+      <w:hyperlink w:anchor="_Toc240362484" w:history="1">
         <w:r>
           <w:rPr>
             <w:rStyle w:val="Hyperlink"/>
@@ -1408,7 +1408,7 @@
             <w:noProof/>
             <w:webHidden/>
           </w:rPr>
-          <w:instrText xml:space="preserve"> PAGEREF _Toc240316177 \h </w:instrText>
+          <w:instrText xml:space="preserve"> PAGEREF _Toc240362484 \h </w:instrText>
         </w:r>
         <w:r>
           <w:rPr>
@@ -1453,7 +1453,7 @@
           <w14:ligatures w14:val="standardContextual"/>
         </w:rPr>
       </w:pPr>
-      <w:hyperlink w:anchor="_Toc240316178" w:history="1">
+      <w:hyperlink w:anchor="_Toc240362485" w:history="1">
         <w:r>
           <w:rPr>
             <w:rStyle w:val="Hyperlink"/>
@@ -1489,7 +1489,7 @@
             <w:noProof/>
             <w:webHidden/>
           </w:rPr>
-          <w:instrText xml:space="preserve"> PAGEREF _Toc240316178 \h </w:instrText>
+          <w:instrText xml:space="preserve"> PAGEREF _Toc240362485 \h </w:instrText>
         </w:r>
         <w:r>
           <w:rPr>
@@ -1534,7 +1534,7 @@
           <w14:ligatures w14:val="standardContextual"/>
         </w:rPr>
       </w:pPr>
-      <w:hyperlink w:anchor="_Toc240316179" w:history="1">
+      <w:hyperlink w:anchor="_Toc240362486" w:history="1">
         <w:r>
           <w:rPr>
             <w:rStyle w:val="Hyperlink"/>
@@ -1570,7 +1570,7 @@
             <w:noProof/>
             <w:webHidden/>
           </w:rPr>
-          <w:instrText xml:space="preserve"> PAGEREF _Toc240316179 \h </w:instrText>
+          <w:instrText xml:space="preserve"> PAGEREF _Toc240362486 \h </w:instrText>
         </w:r>
         <w:r>
           <w:rPr>
@@ -1615,7 +1615,7 @@
           <w14:ligatures w14:val="standardContextual"/>
         </w:rPr>
       </w:pPr>
-      <w:hyperlink w:anchor="_Toc240316180" w:history="1">
+      <w:hyperlink w:anchor="_Toc240362487" w:history="1">
         <w:r>
           <w:rPr>
             <w:rStyle w:val="Hyperlink"/>
@@ -1651,7 +1651,7 @@
             <w:noProof/>
             <w:webHidden/>
           </w:rPr>
-          <w:instrText xml:space="preserve"> PAGEREF _Toc240316180 \h </w:instrText>
+          <w:instrText xml:space="preserve"> PAGEREF _Toc240362487 \h </w:instrText>
         </w:r>
         <w:r>
           <w:rPr>
@@ -1696,7 +1696,7 @@
           <w14:ligatures w14:val="standardContextual"/>
         </w:rPr>
       </w:pPr>
-      <w:hyperlink w:anchor="_Toc240316181" w:history="1">
+      <w:hyperlink w:anchor="_Toc240362488" w:history="1">
         <w:r>
           <w:rPr>
             <w:rStyle w:val="Hyperlink"/>
@@ -1732,7 +1732,7 @@
             <w:noProof/>
             <w:webHidden/>
           </w:rPr>
-          <w:instrText xml:space="preserve"> PAGEREF _Toc240316181 \h </w:instrText>
+          <w:instrText xml:space="preserve"> PAGEREF _Toc240362488 \h </w:instrText>
         </w:r>
         <w:r>
           <w:rPr>
@@ -1777,7 +1777,7 @@
           <w14:ligatures w14:val="standardContextual"/>
         </w:rPr>
       </w:pPr>
-      <w:hyperlink w:anchor="_Toc240316182" w:history="1">
+      <w:hyperlink w:anchor="_Toc240362489" w:history="1">
         <w:r>
           <w:rPr>
             <w:rStyle w:val="Hyperlink"/>
@@ -1813,7 +1813,7 @@
             <w:noProof/>
             <w:webHidden/>
           </w:rPr>
-          <w:instrText xml:space="preserve"> PAGEREF _Toc240316182 \h </w:instrText>
+          <w:instrText xml:space="preserve"> PAGEREF _Toc240362489 \h </w:instrText>
         </w:r>
         <w:r>
           <w:rPr>
@@ -1858,7 +1858,7 @@
           <w14:ligatures w14:val="standardContextual"/>
         </w:rPr>
       </w:pPr>
-      <w:hyperlink w:anchor="_Toc240316183" w:history="1">
+      <w:hyperlink w:anchor="_Toc240362490" w:history="1">
         <w:r>
           <w:rPr>
             <w:rStyle w:val="Hyperlink"/>
@@ -1894,7 +1894,7 @@
             <w:noProof/>
             <w:webHidden/>
           </w:rPr>
-          <w:instrText xml:space="preserve"> PAGEREF _Toc240316183 \h </w:instrText>
+          <w:instrText xml:space="preserve"> PAGEREF _Toc240362490 \h </w:instrText>
         </w:r>
         <w:r>
           <w:rPr>
@@ -1939,7 +1939,7 @@
           <w14:ligatures w14:val="standardContextual"/>
         </w:rPr>
       </w:pPr>
-      <w:hyperlink w:anchor="_Toc240316184" w:history="1">
+      <w:hyperlink w:anchor="_Toc240362491" w:history="1">
         <w:r>
           <w:rPr>
             <w:rStyle w:val="Hyperlink"/>
@@ -1975,7 +1975,7 @@
             <w:noProof/>
             <w:webHidden/>
           </w:rPr>
-          <w:instrText xml:space="preserve"> PAGEREF _Toc240316184 \h </w:instrText>
+          <w:instrText xml:space="preserve"> PAGEREF _Toc240362491 \h </w:instrText>
         </w:r>
         <w:r>
           <w:rPr>
@@ -2020,7 +2020,7 @@
           <w14:ligatures w14:val="standardContextual"/>
         </w:rPr>
       </w:pPr>
-      <w:hyperlink w:anchor="_Toc240316185" w:history="1">
+      <w:hyperlink w:anchor="_Toc240362492" w:history="1">
         <w:r>
           <w:rPr>
             <w:rStyle w:val="Hyperlink"/>
@@ -2056,7 +2056,7 @@
             <w:noProof/>
             <w:webHidden/>
           </w:rPr>
-          <w:instrText xml:space="preserve"> PAGEREF _Toc240316185 \h </w:instrText>
+          <w:instrText xml:space="preserve"> PAGEREF _Toc240362492 \h </w:instrText>
         </w:r>
         <w:r>
           <w:rPr>
@@ -2101,7 +2101,7 @@
           <w14:ligatures w14:val="standardContextual"/>
         </w:rPr>
       </w:pPr>
-      <w:hyperlink w:anchor="_Toc240316186" w:history="1">
+      <w:hyperlink w:anchor="_Toc240362493" w:history="1">
         <w:r>
           <w:rPr>
             <w:rStyle w:val="Hyperlink"/>
@@ -2129,7 +2129,7 @@
             <w:noProof/>
             <w:webHidden/>
           </w:rPr>
-          <w:instrText xml:space="preserve"> PAGEREF _Toc240316186 \h </w:instrText>
+          <w:instrText xml:space="preserve"> PAGEREF _Toc240362493 \h </w:instrText>
         </w:r>
         <w:r>
           <w:rPr>
@@ -2399,7 +2399,7 @@
               <w:rPr>
                 <w:sz w:val="21"/>
               </w:rPr>
-              <w:t>v2.2</w:t>
+              <w:t>v2.0.0</w:t>
             </w:r>
           </w:p>
         </w:tc>
@@ -2597,7 +2597,7 @@
         <w:pStyle w:val="Heading1"/>
         <w:spacing w:before="240" w:after="120"/>
       </w:pPr>
-      <w:bookmarkStart w:id="0" w:name="_Toc240316164"/>
+      <w:bookmarkStart w:id="0" w:name="_Toc240362471"/>
       <w:r>
         <w:rPr>
           <w:rFonts w:ascii="Times New Roman" w:eastAsia="黑体" w:hAnsi="Times New Roman"/>
@@ -2621,7 +2621,7 @@
         <w:pStyle w:val="Heading2"/>
         <w:spacing w:before="240" w:after="120"/>
       </w:pPr>
-      <w:bookmarkStart w:id="1" w:name="_Toc240316165"/>
+      <w:bookmarkStart w:id="1" w:name="_Toc240362472"/>
       <w:r>
         <w:rPr>
           <w:rFonts w:ascii="Times New Roman" w:eastAsia="黑体" w:hAnsi="Times New Roman"/>
@@ -4357,7 +4357,7 @@
         <w:pStyle w:val="Heading2"/>
         <w:spacing w:before="240" w:after="120"/>
       </w:pPr>
-      <w:bookmarkStart w:id="2" w:name="_Toc240316166"/>
+      <w:bookmarkStart w:id="2" w:name="_Toc240362473"/>
       <w:r>
         <w:rPr>
           <w:rFonts w:ascii="Times New Roman" w:eastAsia="黑体" w:hAnsi="Times New Roman"/>
@@ -4736,7 +4736,7 @@
         <w:pStyle w:val="Heading2"/>
         <w:spacing w:before="240" w:after="120"/>
       </w:pPr>
-      <w:bookmarkStart w:id="3" w:name="_Toc240316167"/>
+      <w:bookmarkStart w:id="3" w:name="_Toc240362474"/>
       <w:r>
         <w:rPr>
           <w:rFonts w:ascii="Times New Roman" w:eastAsia="黑体" w:hAnsi="Times New Roman"/>
@@ -5263,7 +5263,7 @@
         <w:pStyle w:val="Heading1"/>
         <w:spacing w:before="240" w:after="120"/>
       </w:pPr>
-      <w:bookmarkStart w:id="4" w:name="_Toc240316168"/>
+      <w:bookmarkStart w:id="4" w:name="_Toc240362475"/>
       <w:r>
         <w:rPr>
           <w:rFonts w:ascii="Times New Roman" w:eastAsia="黑体" w:hAnsi="Times New Roman"/>
@@ -5773,7 +5773,7 @@
         <w:pStyle w:val="Heading1"/>
         <w:spacing w:before="240" w:after="120"/>
       </w:pPr>
-      <w:bookmarkStart w:id="5" w:name="_Toc240316169"/>
+      <w:bookmarkStart w:id="5" w:name="_Toc240362476"/>
       <w:r>
         <w:rPr>
           <w:rFonts w:ascii="Times New Roman" w:eastAsia="黑体" w:hAnsi="Times New Roman"/>
@@ -6419,7 +6419,7 @@
           <w:noProof/>
         </w:rPr>
         <w:drawing>
-          <wp:inline distT="0" distB="0" distL="0" distR="0" wp14:anchorId="63518914" wp14:editId="4A049EDB">
+          <wp:inline distT="0" distB="0" distL="0" distR="0" wp14:anchorId="225CB10C" wp14:editId="5900D9CC">
             <wp:extent cx="5580000" cy="1892736"/>
             <wp:effectExtent l="0" t="0" r="0" b="0"/>
             <wp:docPr id="2" name="Picture 2"/>
@@ -6615,7 +6615,7 @@
         <w:pStyle w:val="Heading1"/>
         <w:spacing w:before="240" w:after="120"/>
       </w:pPr>
-      <w:bookmarkStart w:id="6" w:name="_Toc240316170"/>
+      <w:bookmarkStart w:id="6" w:name="_Toc240362477"/>
       <w:r>
         <w:rPr>
           <w:rFonts w:ascii="Times New Roman" w:eastAsia="黑体" w:hAnsi="Times New Roman"/>
@@ -6640,7 +6640,7 @@
         <w:pStyle w:val="Heading2"/>
         <w:spacing w:before="240" w:after="120"/>
       </w:pPr>
-      <w:bookmarkStart w:id="7" w:name="_Toc240316171"/>
+      <w:bookmarkStart w:id="7" w:name="_Toc240362478"/>
       <w:r>
         <w:rPr>
           <w:rFonts w:ascii="Times New Roman" w:eastAsia="黑体" w:hAnsi="Times New Roman"/>
@@ -6792,7 +6792,7 @@
           <w:noProof/>
         </w:rPr>
         <w:drawing>
-          <wp:inline distT="0" distB="0" distL="0" distR="0" wp14:anchorId="2E4F0230" wp14:editId="2813C1FB">
+          <wp:inline distT="0" distB="0" distL="0" distR="0" wp14:anchorId="10B0490B" wp14:editId="55EEEDFB">
             <wp:extent cx="5580000" cy="1035648"/>
             <wp:effectExtent l="0" t="0" r="0" b="0"/>
             <wp:docPr id="3" name="Picture 3"/>
@@ -6907,7 +6907,7 @@
         <w:pStyle w:val="Heading2"/>
         <w:spacing w:before="240" w:after="120"/>
       </w:pPr>
-      <w:bookmarkStart w:id="8" w:name="_Toc240316172"/>
+      <w:bookmarkStart w:id="8" w:name="_Toc240362479"/>
       <w:r>
         <w:rPr>
           <w:rFonts w:ascii="Times New Roman" w:eastAsia="黑体" w:hAnsi="Times New Roman"/>
@@ -7012,7 +7012,7 @@
         </w:rPr>
         <w:lastRenderedPageBreak/>
         <w:drawing>
-          <wp:inline distT="0" distB="0" distL="0" distR="0" wp14:anchorId="19058C28" wp14:editId="04DEA96F">
+          <wp:inline distT="0" distB="0" distL="0" distR="0" wp14:anchorId="4A2C9EDC" wp14:editId="2CD72E3F">
             <wp:extent cx="5580000" cy="2464128"/>
             <wp:effectExtent l="0" t="0" r="0" b="0"/>
             <wp:docPr id="4" name="Picture 4"/>
@@ -7899,7 +7899,7 @@
         <w:pStyle w:val="Heading2"/>
         <w:spacing w:before="240" w:after="120"/>
       </w:pPr>
-      <w:bookmarkStart w:id="9" w:name="_Toc240316173"/>
+      <w:bookmarkStart w:id="9" w:name="_Toc240362480"/>
       <w:r>
         <w:rPr>
           <w:rFonts w:ascii="Times New Roman" w:eastAsia="黑体" w:hAnsi="Times New Roman"/>
@@ -8046,7 +8046,7 @@
           <w:noProof/>
         </w:rPr>
         <w:drawing>
-          <wp:inline distT="0" distB="0" distL="0" distR="0" wp14:anchorId="6D16C510" wp14:editId="1D92EA6E">
+          <wp:inline distT="0" distB="0" distL="0" distR="0" wp14:anchorId="5615F5EF" wp14:editId="2388C3DE">
             <wp:extent cx="5580000" cy="3191760"/>
             <wp:effectExtent l="0" t="0" r="0" b="0"/>
             <wp:docPr id="5" name="Picture 5"/>
@@ -8172,7 +8172,7 @@
         <w:pStyle w:val="Heading2"/>
         <w:spacing w:before="240" w:after="120"/>
       </w:pPr>
-      <w:bookmarkStart w:id="10" w:name="_Toc240316174"/>
+      <w:bookmarkStart w:id="10" w:name="_Toc240362481"/>
       <w:r>
         <w:rPr>
           <w:rFonts w:ascii="Times New Roman" w:eastAsia="黑体" w:hAnsi="Times New Roman"/>
@@ -8437,7 +8437,7 @@
         </w:rPr>
         <w:lastRenderedPageBreak/>
         <w:drawing>
-          <wp:inline distT="0" distB="0" distL="0" distR="0" wp14:anchorId="28383BEE" wp14:editId="105FD542">
+          <wp:inline distT="0" distB="0" distL="0" distR="0" wp14:anchorId="50CEE0A8" wp14:editId="2B8D7209">
             <wp:extent cx="5580000" cy="3106944"/>
             <wp:effectExtent l="0" t="0" r="0" b="0"/>
             <wp:docPr id="6" name="Picture 6"/>
@@ -8539,7 +8539,7 @@
         <w:pStyle w:val="Heading2"/>
         <w:spacing w:before="240" w:after="120"/>
       </w:pPr>
-      <w:bookmarkStart w:id="11" w:name="_Toc240316175"/>
+      <w:bookmarkStart w:id="11" w:name="_Toc240362482"/>
       <w:r>
         <w:rPr>
           <w:rFonts w:ascii="Times New Roman" w:eastAsia="黑体" w:hAnsi="Times New Roman"/>
@@ -8771,7 +8771,7 @@
         </w:rPr>
         <w:lastRenderedPageBreak/>
         <w:drawing>
-          <wp:inline distT="0" distB="0" distL="0" distR="0" wp14:anchorId="4784F681" wp14:editId="52F18F2D">
+          <wp:inline distT="0" distB="0" distL="0" distR="0" wp14:anchorId="6C5C9769" wp14:editId="372996AC">
             <wp:extent cx="5580000" cy="2535552"/>
             <wp:effectExtent l="0" t="0" r="0" b="0"/>
             <wp:docPr id="7" name="Picture 7"/>
@@ -8914,7 +8914,7 @@
           <w:noProof/>
         </w:rPr>
         <w:drawing>
-          <wp:inline distT="0" distB="0" distL="0" distR="0" wp14:anchorId="180E82CC" wp14:editId="7FBC9097">
+          <wp:inline distT="0" distB="0" distL="0" distR="0" wp14:anchorId="51862451" wp14:editId="222C1D7B">
             <wp:extent cx="5580000" cy="749952"/>
             <wp:effectExtent l="0" t="0" r="0" b="0"/>
             <wp:docPr id="8" name="Picture 8"/>
@@ -9047,7 +9047,7 @@
           <w:noProof/>
         </w:rPr>
         <w:drawing>
-          <wp:inline distT="0" distB="0" distL="0" distR="0" wp14:anchorId="0003F1D0" wp14:editId="32605CE7">
+          <wp:inline distT="0" distB="0" distL="0" distR="0" wp14:anchorId="1173BA4C" wp14:editId="1FBEBB72">
             <wp:extent cx="5580000" cy="1178496"/>
             <wp:effectExtent l="0" t="0" r="0" b="0"/>
             <wp:docPr id="9" name="Picture 9"/>
@@ -9235,7 +9235,7 @@
         <w:pStyle w:val="Heading1"/>
         <w:spacing w:before="240" w:after="120"/>
       </w:pPr>
-      <w:bookmarkStart w:id="12" w:name="_Toc240316176"/>
+      <w:bookmarkStart w:id="12" w:name="_Toc240362483"/>
       <w:r>
         <w:rPr>
           <w:rFonts w:ascii="Times New Roman" w:eastAsia="黑体" w:hAnsi="Times New Roman"/>
@@ -9259,7 +9259,7 @@
         <w:pStyle w:val="Heading2"/>
         <w:spacing w:before="240" w:after="120"/>
       </w:pPr>
-      <w:bookmarkStart w:id="13" w:name="_Toc240316177"/>
+      <w:bookmarkStart w:id="13" w:name="_Toc240362484"/>
       <w:r>
         <w:rPr>
           <w:rFonts w:ascii="Times New Roman" w:eastAsia="黑体" w:hAnsi="Times New Roman"/>
@@ -9429,7 +9429,7 @@
           <w:noProof/>
         </w:rPr>
         <w:drawing>
-          <wp:inline distT="0" distB="0" distL="0" distR="0" wp14:anchorId="35D8E76E" wp14:editId="5D3342A2">
+          <wp:inline distT="0" distB="0" distL="0" distR="0" wp14:anchorId="7329C2FA" wp14:editId="2429E45D">
             <wp:extent cx="5580000" cy="1892736"/>
             <wp:effectExtent l="0" t="0" r="0" b="0"/>
             <wp:docPr id="10" name="Picture 10"/>
@@ -9600,7 +9600,7 @@
         <w:pStyle w:val="Heading2"/>
         <w:spacing w:before="240" w:after="120"/>
       </w:pPr>
-      <w:bookmarkStart w:id="14" w:name="_Toc240316178"/>
+      <w:bookmarkStart w:id="14" w:name="_Toc240362485"/>
       <w:r>
         <w:rPr>
           <w:rFonts w:ascii="Times New Roman" w:eastAsia="黑体" w:hAnsi="Times New Roman"/>
@@ -9659,7 +9659,7 @@
         </w:rPr>
         <w:lastRenderedPageBreak/>
         <w:drawing>
-          <wp:inline distT="0" distB="0" distL="0" distR="0" wp14:anchorId="129036F1" wp14:editId="41987938">
+          <wp:inline distT="0" distB="0" distL="0" distR="0" wp14:anchorId="762A7ADB" wp14:editId="56B810CE">
             <wp:extent cx="5580000" cy="2606976"/>
             <wp:effectExtent l="0" t="0" r="0" b="0"/>
             <wp:docPr id="11" name="Picture 11"/>
@@ -9878,7 +9878,7 @@
           <w:noProof/>
         </w:rPr>
         <w:drawing>
-          <wp:inline distT="0" distB="0" distL="0" distR="0" wp14:anchorId="116F1FA1" wp14:editId="6F1D257F">
+          <wp:inline distT="0" distB="0" distL="0" distR="0" wp14:anchorId="6E698261" wp14:editId="60BBB162">
             <wp:extent cx="5580000" cy="3928320"/>
             <wp:effectExtent l="0" t="0" r="0" b="0"/>
             <wp:docPr id="12" name="Picture 12"/>
@@ -10517,7 +10517,7 @@
         <w:pStyle w:val="Heading2"/>
         <w:spacing w:before="240" w:after="120"/>
       </w:pPr>
-      <w:bookmarkStart w:id="15" w:name="_Toc240316179"/>
+      <w:bookmarkStart w:id="15" w:name="_Toc240362486"/>
       <w:r>
         <w:rPr>
           <w:rFonts w:ascii="Times New Roman" w:eastAsia="黑体" w:hAnsi="Times New Roman"/>
@@ -10589,7 +10589,7 @@
           <w:noProof/>
         </w:rPr>
         <w:drawing>
-          <wp:inline distT="0" distB="0" distL="0" distR="0" wp14:anchorId="4C347A50" wp14:editId="14452E99">
+          <wp:inline distT="0" distB="0" distL="0" distR="0" wp14:anchorId="1B90D70B" wp14:editId="1E967DB1">
             <wp:extent cx="5580000" cy="1749888"/>
             <wp:effectExtent l="0" t="0" r="0" b="0"/>
             <wp:docPr id="13" name="Picture 13"/>
@@ -10703,7 +10703,7 @@
         <w:pStyle w:val="Heading1"/>
         <w:spacing w:before="240" w:after="120"/>
       </w:pPr>
-      <w:bookmarkStart w:id="16" w:name="_Toc240316180"/>
+      <w:bookmarkStart w:id="16" w:name="_Toc240362487"/>
       <w:r>
         <w:rPr>
           <w:rFonts w:ascii="Times New Roman" w:eastAsia="黑体" w:hAnsi="Times New Roman"/>
@@ -10728,7 +10728,7 @@
         <w:pStyle w:val="Heading2"/>
         <w:spacing w:before="240" w:after="120"/>
       </w:pPr>
-      <w:bookmarkStart w:id="17" w:name="_Toc240316181"/>
+      <w:bookmarkStart w:id="17" w:name="_Toc240362488"/>
       <w:r>
         <w:rPr>
           <w:rFonts w:ascii="Times New Roman" w:eastAsia="黑体" w:hAnsi="Times New Roman"/>
@@ -10801,7 +10801,7 @@
           <w:noProof/>
         </w:rPr>
         <w:drawing>
-          <wp:inline distT="0" distB="0" distL="0" distR="0" wp14:anchorId="3D196DC3" wp14:editId="1394A4F0">
+          <wp:inline distT="0" distB="0" distL="0" distR="0" wp14:anchorId="0E60A7BA" wp14:editId="2D0F356E">
             <wp:extent cx="5580000" cy="3964032"/>
             <wp:effectExtent l="0" t="0" r="0" b="0"/>
             <wp:docPr id="14" name="Picture 14"/>
@@ -10921,7 +10921,7 @@
           <w:noProof/>
         </w:rPr>
         <w:drawing>
-          <wp:inline distT="0" distB="0" distL="0" distR="0" wp14:anchorId="48884F86" wp14:editId="305F9455">
+          <wp:inline distT="0" distB="0" distL="0" distR="0" wp14:anchorId="3B8192E7" wp14:editId="74ED8EDE">
             <wp:extent cx="5580000" cy="1178496"/>
             <wp:effectExtent l="0" t="0" r="0" b="0"/>
             <wp:docPr id="15" name="Picture 15"/>
@@ -11521,7 +11521,7 @@
           <w:noProof/>
         </w:rPr>
         <w:drawing>
-          <wp:inline distT="0" distB="0" distL="0" distR="0" wp14:anchorId="5DCA53C0" wp14:editId="35FBC28B">
+          <wp:inline distT="0" distB="0" distL="0" distR="0" wp14:anchorId="588ECA84" wp14:editId="78FC0B22">
             <wp:extent cx="5580000" cy="3427714"/>
             <wp:effectExtent l="0" t="0" r="0" b="0"/>
             <wp:docPr id="16" name="Picture 16"/>
@@ -11629,7 +11629,7 @@
         </w:rPr>
         <w:lastRenderedPageBreak/>
         <w:drawing>
-          <wp:inline distT="0" distB="0" distL="0" distR="0" wp14:anchorId="16632784" wp14:editId="74EF9E55">
+          <wp:inline distT="0" distB="0" distL="0" distR="0" wp14:anchorId="784407BE" wp14:editId="64E9EF8B">
             <wp:extent cx="5580000" cy="3108857"/>
             <wp:effectExtent l="0" t="0" r="0" b="0"/>
             <wp:docPr id="17" name="Picture 17"/>
@@ -11706,7 +11706,7 @@
         <w:pStyle w:val="Heading2"/>
         <w:spacing w:before="240" w:after="120"/>
       </w:pPr>
-      <w:bookmarkStart w:id="18" w:name="_Toc240316182"/>
+      <w:bookmarkStart w:id="18" w:name="_Toc240362489"/>
       <w:r>
         <w:rPr>
           <w:rFonts w:ascii="Times New Roman" w:eastAsia="黑体" w:hAnsi="Times New Roman"/>
@@ -11789,7 +11789,7 @@
         </w:rPr>
         <w:lastRenderedPageBreak/>
         <w:drawing>
-          <wp:inline distT="0" distB="0" distL="0" distR="0" wp14:anchorId="279A299A" wp14:editId="603AC333">
+          <wp:inline distT="0" distB="0" distL="0" distR="0" wp14:anchorId="7D979A82" wp14:editId="3C0F6676">
             <wp:extent cx="5580000" cy="3268881"/>
             <wp:effectExtent l="0" t="0" r="0" b="0"/>
             <wp:docPr id="18" name="Picture 18"/>
@@ -11896,7 +11896,7 @@
         <w:pStyle w:val="Heading1"/>
         <w:spacing w:before="240" w:after="120"/>
       </w:pPr>
-      <w:bookmarkStart w:id="19" w:name="_Toc240316183"/>
+      <w:bookmarkStart w:id="19" w:name="_Toc240362490"/>
       <w:r>
         <w:rPr>
           <w:rFonts w:ascii="Times New Roman" w:eastAsia="黑体" w:hAnsi="Times New Roman"/>
@@ -12064,7 +12064,7 @@
         </w:rPr>
         <w:lastRenderedPageBreak/>
         <w:drawing>
-          <wp:inline distT="0" distB="0" distL="0" distR="0" wp14:anchorId="495F5597" wp14:editId="6963686E">
+          <wp:inline distT="0" distB="0" distL="0" distR="0" wp14:anchorId="35DA92D0" wp14:editId="1D3EF627">
             <wp:extent cx="5040000" cy="4500000"/>
             <wp:effectExtent l="0" t="0" r="0" b="0"/>
             <wp:docPr id="19" name="Picture 19"/>
@@ -12173,7 +12173,7 @@
         </w:rPr>
         <w:lastRenderedPageBreak/>
         <w:drawing>
-          <wp:inline distT="0" distB="0" distL="0" distR="0" wp14:anchorId="25AA375A" wp14:editId="0E1A470C">
+          <wp:inline distT="0" distB="0" distL="0" distR="0" wp14:anchorId="1375FFAD" wp14:editId="30DE4A98">
             <wp:extent cx="4200000" cy="4500000"/>
             <wp:effectExtent l="0" t="0" r="0" b="0"/>
             <wp:docPr id="20" name="Picture 20"/>
@@ -12275,8 +12275,8 @@
         </w:rPr>
         <w:lastRenderedPageBreak/>
         <w:drawing>
-          <wp:inline distT="0" distB="0" distL="0" distR="0" wp14:anchorId="2124588D" wp14:editId="0A65CDC0">
-            <wp:extent cx="5580000" cy="3268881"/>
+          <wp:inline distT="0" distB="0" distL="0" distR="0" wp14:anchorId="5AE06C47" wp14:editId="6EA6CF6F">
+            <wp:extent cx="5580000" cy="3260552"/>
             <wp:effectExtent l="0" t="0" r="0" b="0"/>
             <wp:docPr id="21" name="Picture 21"/>
             <wp:cNvGraphicFramePr>
@@ -12298,7 +12298,7 @@
                   <pic:spPr>
                     <a:xfrm>
                       <a:off x="0" y="0"/>
-                      <a:ext cx="5580000" cy="3268881"/>
+                      <a:ext cx="5580000" cy="3260552"/>
                     </a:xfrm>
                     <a:prstGeom prst="rect">
                       <a:avLst/>
@@ -12412,7 +12412,7 @@
         <w:pStyle w:val="Heading1"/>
         <w:spacing w:before="240" w:after="120"/>
       </w:pPr>
-      <w:bookmarkStart w:id="20" w:name="_Toc240316184"/>
+      <w:bookmarkStart w:id="20" w:name="_Toc240362491"/>
       <w:r>
         <w:rPr>
           <w:rFonts w:ascii="Times New Roman" w:eastAsia="黑体" w:hAnsi="Times New Roman"/>
@@ -12588,7 +12588,7 @@
         <w:pStyle w:val="Heading1"/>
         <w:spacing w:before="240" w:after="120"/>
       </w:pPr>
-      <w:bookmarkStart w:id="21" w:name="_Toc240316185"/>
+      <w:bookmarkStart w:id="21" w:name="_Toc240362492"/>
       <w:r>
         <w:rPr>
           <w:rFonts w:ascii="Times New Roman" w:eastAsia="黑体" w:hAnsi="Times New Roman"/>
@@ -13350,7 +13350,7 @@
         <w:pStyle w:val="Heading1"/>
         <w:spacing w:before="240" w:after="120"/>
       </w:pPr>
-      <w:bookmarkStart w:id="22" w:name="_Toc240316186"/>
+      <w:bookmarkStart w:id="22" w:name="_Toc240362493"/>
       <w:r>
         <w:rPr>
           <w:rFonts w:ascii="Times New Roman" w:eastAsia="黑体" w:hAnsi="Times New Roman"/>
@@ -13730,31 +13730,31 @@
       </w:rPr>
     </w:lvl>
   </w:abstractNum>
-  <w:num w:numId="1" w16cid:durableId="604310751">
+  <w:num w:numId="1" w16cid:durableId="435834242">
     <w:abstractNumId w:val="8"/>
   </w:num>
-  <w:num w:numId="2" w16cid:durableId="926426504">
+  <w:num w:numId="2" w16cid:durableId="1404061901">
     <w:abstractNumId w:val="6"/>
   </w:num>
-  <w:num w:numId="3" w16cid:durableId="76513020">
+  <w:num w:numId="3" w16cid:durableId="97802226">
     <w:abstractNumId w:val="5"/>
   </w:num>
-  <w:num w:numId="4" w16cid:durableId="81227195">
+  <w:num w:numId="4" w16cid:durableId="565074559">
     <w:abstractNumId w:val="4"/>
   </w:num>
-  <w:num w:numId="5" w16cid:durableId="2146508813">
+  <w:num w:numId="5" w16cid:durableId="671177283">
     <w:abstractNumId w:val="7"/>
   </w:num>
-  <w:num w:numId="6" w16cid:durableId="769083154">
+  <w:num w:numId="6" w16cid:durableId="2012754613">
     <w:abstractNumId w:val="3"/>
   </w:num>
-  <w:num w:numId="7" w16cid:durableId="1420059878">
+  <w:num w:numId="7" w16cid:durableId="1993561943">
     <w:abstractNumId w:val="2"/>
   </w:num>
-  <w:num w:numId="8" w16cid:durableId="1595241367">
+  <w:num w:numId="8" w16cid:durableId="176313677">
     <w:abstractNumId w:val="1"/>
   </w:num>
-  <w:num w:numId="9" w16cid:durableId="958924174">
+  <w:num w:numId="9" w16cid:durableId="1709791252">
     <w:abstractNumId w:val="0"/>
   </w:num>
 </w:numbering>
@@ -25170,7 +25170,7 @@
     <w:basedOn w:val="DefaultParagraphFont"/>
     <w:uiPriority w:val="99"/>
     <w:unhideWhenUsed/>
-    <w:rsid w:val="005F7B6D"/>
+    <w:rsid w:val="008A1EB9"/>
     <w:rPr>
       <w:color w:val="0000FF" w:themeColor="hyperlink"/>
       <w:u w:val="single"/>

--- a/测评报告/配置核查工具操作说明书.docx
+++ b/测评报告/配置核查工具操作说明书.docx
@@ -13,7 +13,7 @@
           <w:noProof/>
         </w:rPr>
         <w:drawing>
-          <wp:inline distT="0" distB="0" distL="0" distR="0" wp14:anchorId="069BFBD1" wp14:editId="29184004">
+          <wp:inline distT="0" distB="0" distL="0" distR="0" wp14:anchorId="35595998" wp14:editId="3FCED9CF">
             <wp:extent cx="1260000" cy="1260000"/>
             <wp:effectExtent l="0" t="0" r="0" b="0"/>
             <wp:docPr id="1" name="Picture 1"/>
@@ -303,7 +303,7 @@
       <w:r>
         <w:fldChar w:fldCharType="separate"/>
       </w:r>
-      <w:hyperlink w:anchor="_Toc240362471" w:history="1">
+      <w:hyperlink w:anchor="_Toc240362989" w:history="1">
         <w:r>
           <w:rPr>
             <w:rStyle w:val="Hyperlink"/>
@@ -339,7 +339,7 @@
             <w:noProof/>
             <w:webHidden/>
           </w:rPr>
-          <w:instrText xml:space="preserve"> PAGEREF _Toc240362471 \h </w:instrText>
+          <w:instrText xml:space="preserve"> PAGEREF _Toc240362989 \h </w:instrText>
         </w:r>
         <w:r>
           <w:rPr>
@@ -384,7 +384,7 @@
           <w14:ligatures w14:val="standardContextual"/>
         </w:rPr>
       </w:pPr>
-      <w:hyperlink w:anchor="_Toc240362472" w:history="1">
+      <w:hyperlink w:anchor="_Toc240362990" w:history="1">
         <w:r>
           <w:rPr>
             <w:rStyle w:val="Hyperlink"/>
@@ -420,7 +420,7 @@
             <w:noProof/>
             <w:webHidden/>
           </w:rPr>
-          <w:instrText xml:space="preserve"> PAGEREF _Toc240362472 \h </w:instrText>
+          <w:instrText xml:space="preserve"> PAGEREF _Toc240362990 \h </w:instrText>
         </w:r>
         <w:r>
           <w:rPr>
@@ -465,7 +465,7 @@
           <w14:ligatures w14:val="standardContextual"/>
         </w:rPr>
       </w:pPr>
-      <w:hyperlink w:anchor="_Toc240362473" w:history="1">
+      <w:hyperlink w:anchor="_Toc240362991" w:history="1">
         <w:r>
           <w:rPr>
             <w:rStyle w:val="Hyperlink"/>
@@ -501,7 +501,7 @@
             <w:noProof/>
             <w:webHidden/>
           </w:rPr>
-          <w:instrText xml:space="preserve"> PAGEREF _Toc240362473 \h </w:instrText>
+          <w:instrText xml:space="preserve"> PAGEREF _Toc240362991 \h </w:instrText>
         </w:r>
         <w:r>
           <w:rPr>
@@ -546,7 +546,7 @@
           <w14:ligatures w14:val="standardContextual"/>
         </w:rPr>
       </w:pPr>
-      <w:hyperlink w:anchor="_Toc240362474" w:history="1">
+      <w:hyperlink w:anchor="_Toc240362992" w:history="1">
         <w:r>
           <w:rPr>
             <w:rStyle w:val="Hyperlink"/>
@@ -582,7 +582,7 @@
             <w:noProof/>
             <w:webHidden/>
           </w:rPr>
-          <w:instrText xml:space="preserve"> PAGEREF _Toc240362474 \h </w:instrText>
+          <w:instrText xml:space="preserve"> PAGEREF _Toc240362992 \h </w:instrText>
         </w:r>
         <w:r>
           <w:rPr>
@@ -627,7 +627,7 @@
           <w14:ligatures w14:val="standardContextual"/>
         </w:rPr>
       </w:pPr>
-      <w:hyperlink w:anchor="_Toc240362475" w:history="1">
+      <w:hyperlink w:anchor="_Toc240362993" w:history="1">
         <w:r>
           <w:rPr>
             <w:rStyle w:val="Hyperlink"/>
@@ -663,7 +663,7 @@
             <w:noProof/>
             <w:webHidden/>
           </w:rPr>
-          <w:instrText xml:space="preserve"> PAGEREF _Toc240362475 \h </w:instrText>
+          <w:instrText xml:space="preserve"> PAGEREF _Toc240362993 \h </w:instrText>
         </w:r>
         <w:r>
           <w:rPr>
@@ -708,7 +708,7 @@
           <w14:ligatures w14:val="standardContextual"/>
         </w:rPr>
       </w:pPr>
-      <w:hyperlink w:anchor="_Toc240362476" w:history="1">
+      <w:hyperlink w:anchor="_Toc240362994" w:history="1">
         <w:r>
           <w:rPr>
             <w:rStyle w:val="Hyperlink"/>
@@ -744,7 +744,7 @@
             <w:noProof/>
             <w:webHidden/>
           </w:rPr>
-          <w:instrText xml:space="preserve"> PAGEREF _Toc240362476 \h </w:instrText>
+          <w:instrText xml:space="preserve"> PAGEREF _Toc240362994 \h </w:instrText>
         </w:r>
         <w:r>
           <w:rPr>
@@ -789,7 +789,7 @@
           <w14:ligatures w14:val="standardContextual"/>
         </w:rPr>
       </w:pPr>
-      <w:hyperlink w:anchor="_Toc240362477" w:history="1">
+      <w:hyperlink w:anchor="_Toc240362995" w:history="1">
         <w:r>
           <w:rPr>
             <w:rStyle w:val="Hyperlink"/>
@@ -825,7 +825,7 @@
             <w:noProof/>
             <w:webHidden/>
           </w:rPr>
-          <w:instrText xml:space="preserve"> PAGEREF _Toc240362477 \h </w:instrText>
+          <w:instrText xml:space="preserve"> PAGEREF _Toc240362995 \h </w:instrText>
         </w:r>
         <w:r>
           <w:rPr>
@@ -870,7 +870,7 @@
           <w14:ligatures w14:val="standardContextual"/>
         </w:rPr>
       </w:pPr>
-      <w:hyperlink w:anchor="_Toc240362478" w:history="1">
+      <w:hyperlink w:anchor="_Toc240362996" w:history="1">
         <w:r>
           <w:rPr>
             <w:rStyle w:val="Hyperlink"/>
@@ -906,7 +906,7 @@
             <w:noProof/>
             <w:webHidden/>
           </w:rPr>
-          <w:instrText xml:space="preserve"> PAGEREF _Toc240362478 \h </w:instrText>
+          <w:instrText xml:space="preserve"> PAGEREF _Toc240362996 \h </w:instrText>
         </w:r>
         <w:r>
           <w:rPr>
@@ -951,7 +951,7 @@
           <w14:ligatures w14:val="standardContextual"/>
         </w:rPr>
       </w:pPr>
-      <w:hyperlink w:anchor="_Toc240362479" w:history="1">
+      <w:hyperlink w:anchor="_Toc240362997" w:history="1">
         <w:r>
           <w:rPr>
             <w:rStyle w:val="Hyperlink"/>
@@ -987,7 +987,7 @@
             <w:noProof/>
             <w:webHidden/>
           </w:rPr>
-          <w:instrText xml:space="preserve"> PAGEREF _Toc240362479 \h </w:instrText>
+          <w:instrText xml:space="preserve"> PAGEREF _Toc240362997 \h </w:instrText>
         </w:r>
         <w:r>
           <w:rPr>
@@ -1032,7 +1032,7 @@
           <w14:ligatures w14:val="standardContextual"/>
         </w:rPr>
       </w:pPr>
-      <w:hyperlink w:anchor="_Toc240362480" w:history="1">
+      <w:hyperlink w:anchor="_Toc240362998" w:history="1">
         <w:r>
           <w:rPr>
             <w:rStyle w:val="Hyperlink"/>
@@ -1068,7 +1068,7 @@
             <w:noProof/>
             <w:webHidden/>
           </w:rPr>
-          <w:instrText xml:space="preserve"> PAGEREF _Toc240362480 \h </w:instrText>
+          <w:instrText xml:space="preserve"> PAGEREF _Toc240362998 \h </w:instrText>
         </w:r>
         <w:r>
           <w:rPr>
@@ -1113,7 +1113,7 @@
           <w14:ligatures w14:val="standardContextual"/>
         </w:rPr>
       </w:pPr>
-      <w:hyperlink w:anchor="_Toc240362481" w:history="1">
+      <w:hyperlink w:anchor="_Toc240362999" w:history="1">
         <w:r>
           <w:rPr>
             <w:rStyle w:val="Hyperlink"/>
@@ -1149,7 +1149,7 @@
             <w:noProof/>
             <w:webHidden/>
           </w:rPr>
-          <w:instrText xml:space="preserve"> PAGEREF _Toc240362481 \h </w:instrText>
+          <w:instrText xml:space="preserve"> PAGEREF _Toc240362999 \h </w:instrText>
         </w:r>
         <w:r>
           <w:rPr>
@@ -1194,7 +1194,7 @@
           <w14:ligatures w14:val="standardContextual"/>
         </w:rPr>
       </w:pPr>
-      <w:hyperlink w:anchor="_Toc240362482" w:history="1">
+      <w:hyperlink w:anchor="_Toc240363000" w:history="1">
         <w:r>
           <w:rPr>
             <w:rStyle w:val="Hyperlink"/>
@@ -1246,7 +1246,7 @@
             <w:noProof/>
             <w:webHidden/>
           </w:rPr>
-          <w:instrText xml:space="preserve"> PAGEREF _Toc240362482 \h </w:instrText>
+          <w:instrText xml:space="preserve"> PAGEREF _Toc240363000 \h </w:instrText>
         </w:r>
         <w:r>
           <w:rPr>
@@ -1291,7 +1291,7 @@
           <w14:ligatures w14:val="standardContextual"/>
         </w:rPr>
       </w:pPr>
-      <w:hyperlink w:anchor="_Toc240362483" w:history="1">
+      <w:hyperlink w:anchor="_Toc240363001" w:history="1">
         <w:r>
           <w:rPr>
             <w:rStyle w:val="Hyperlink"/>
@@ -1327,7 +1327,7 @@
             <w:noProof/>
             <w:webHidden/>
           </w:rPr>
-          <w:instrText xml:space="preserve"> PAGEREF _Toc240362483 \h </w:instrText>
+          <w:instrText xml:space="preserve"> PAGEREF _Toc240363001 \h </w:instrText>
         </w:r>
         <w:r>
           <w:rPr>
@@ -1372,7 +1372,7 @@
           <w14:ligatures w14:val="standardContextual"/>
         </w:rPr>
       </w:pPr>
-      <w:hyperlink w:anchor="_Toc240362484" w:history="1">
+      <w:hyperlink w:anchor="_Toc240363002" w:history="1">
         <w:r>
           <w:rPr>
             <w:rStyle w:val="Hyperlink"/>
@@ -1408,7 +1408,7 @@
             <w:noProof/>
             <w:webHidden/>
           </w:rPr>
-          <w:instrText xml:space="preserve"> PAGEREF _Toc240362484 \h </w:instrText>
+          <w:instrText xml:space="preserve"> PAGEREF _Toc240363002 \h </w:instrText>
         </w:r>
         <w:r>
           <w:rPr>
@@ -1453,7 +1453,7 @@
           <w14:ligatures w14:val="standardContextual"/>
         </w:rPr>
       </w:pPr>
-      <w:hyperlink w:anchor="_Toc240362485" w:history="1">
+      <w:hyperlink w:anchor="_Toc240363003" w:history="1">
         <w:r>
           <w:rPr>
             <w:rStyle w:val="Hyperlink"/>
@@ -1489,7 +1489,7 @@
             <w:noProof/>
             <w:webHidden/>
           </w:rPr>
-          <w:instrText xml:space="preserve"> PAGEREF _Toc240362485 \h </w:instrText>
+          <w:instrText xml:space="preserve"> PAGEREF _Toc240363003 \h </w:instrText>
         </w:r>
         <w:r>
           <w:rPr>
@@ -1534,7 +1534,7 @@
           <w14:ligatures w14:val="standardContextual"/>
         </w:rPr>
       </w:pPr>
-      <w:hyperlink w:anchor="_Toc240362486" w:history="1">
+      <w:hyperlink w:anchor="_Toc240363004" w:history="1">
         <w:r>
           <w:rPr>
             <w:rStyle w:val="Hyperlink"/>
@@ -1570,7 +1570,7 @@
             <w:noProof/>
             <w:webHidden/>
           </w:rPr>
-          <w:instrText xml:space="preserve"> PAGEREF _Toc240362486 \h </w:instrText>
+          <w:instrText xml:space="preserve"> PAGEREF _Toc240363004 \h </w:instrText>
         </w:r>
         <w:r>
           <w:rPr>
@@ -1615,7 +1615,7 @@
           <w14:ligatures w14:val="standardContextual"/>
         </w:rPr>
       </w:pPr>
-      <w:hyperlink w:anchor="_Toc240362487" w:history="1">
+      <w:hyperlink w:anchor="_Toc240363005" w:history="1">
         <w:r>
           <w:rPr>
             <w:rStyle w:val="Hyperlink"/>
@@ -1651,7 +1651,7 @@
             <w:noProof/>
             <w:webHidden/>
           </w:rPr>
-          <w:instrText xml:space="preserve"> PAGEREF _Toc240362487 \h </w:instrText>
+          <w:instrText xml:space="preserve"> PAGEREF _Toc240363005 \h </w:instrText>
         </w:r>
         <w:r>
           <w:rPr>
@@ -1696,7 +1696,7 @@
           <w14:ligatures w14:val="standardContextual"/>
         </w:rPr>
       </w:pPr>
-      <w:hyperlink w:anchor="_Toc240362488" w:history="1">
+      <w:hyperlink w:anchor="_Toc240363006" w:history="1">
         <w:r>
           <w:rPr>
             <w:rStyle w:val="Hyperlink"/>
@@ -1732,7 +1732,7 @@
             <w:noProof/>
             <w:webHidden/>
           </w:rPr>
-          <w:instrText xml:space="preserve"> PAGEREF _Toc240362488 \h </w:instrText>
+          <w:instrText xml:space="preserve"> PAGEREF _Toc240363006 \h </w:instrText>
         </w:r>
         <w:r>
           <w:rPr>
@@ -1777,7 +1777,7 @@
           <w14:ligatures w14:val="standardContextual"/>
         </w:rPr>
       </w:pPr>
-      <w:hyperlink w:anchor="_Toc240362489" w:history="1">
+      <w:hyperlink w:anchor="_Toc240363007" w:history="1">
         <w:r>
           <w:rPr>
             <w:rStyle w:val="Hyperlink"/>
@@ -1813,7 +1813,7 @@
             <w:noProof/>
             <w:webHidden/>
           </w:rPr>
-          <w:instrText xml:space="preserve"> PAGEREF _Toc240362489 \h </w:instrText>
+          <w:instrText xml:space="preserve"> PAGEREF _Toc240363007 \h </w:instrText>
         </w:r>
         <w:r>
           <w:rPr>
@@ -1858,7 +1858,7 @@
           <w14:ligatures w14:val="standardContextual"/>
         </w:rPr>
       </w:pPr>
-      <w:hyperlink w:anchor="_Toc240362490" w:history="1">
+      <w:hyperlink w:anchor="_Toc240363008" w:history="1">
         <w:r>
           <w:rPr>
             <w:rStyle w:val="Hyperlink"/>
@@ -1894,7 +1894,7 @@
             <w:noProof/>
             <w:webHidden/>
           </w:rPr>
-          <w:instrText xml:space="preserve"> PAGEREF _Toc240362490 \h </w:instrText>
+          <w:instrText xml:space="preserve"> PAGEREF _Toc240363008 \h </w:instrText>
         </w:r>
         <w:r>
           <w:rPr>
@@ -1939,7 +1939,7 @@
           <w14:ligatures w14:val="standardContextual"/>
         </w:rPr>
       </w:pPr>
-      <w:hyperlink w:anchor="_Toc240362491" w:history="1">
+      <w:hyperlink w:anchor="_Toc240363009" w:history="1">
         <w:r>
           <w:rPr>
             <w:rStyle w:val="Hyperlink"/>
@@ -1975,7 +1975,7 @@
             <w:noProof/>
             <w:webHidden/>
           </w:rPr>
-          <w:instrText xml:space="preserve"> PAGEREF _Toc240362491 \h </w:instrText>
+          <w:instrText xml:space="preserve"> PAGEREF _Toc240363009 \h </w:instrText>
         </w:r>
         <w:r>
           <w:rPr>
@@ -2020,7 +2020,7 @@
           <w14:ligatures w14:val="standardContextual"/>
         </w:rPr>
       </w:pPr>
-      <w:hyperlink w:anchor="_Toc240362492" w:history="1">
+      <w:hyperlink w:anchor="_Toc240363010" w:history="1">
         <w:r>
           <w:rPr>
             <w:rStyle w:val="Hyperlink"/>
@@ -2056,7 +2056,7 @@
             <w:noProof/>
             <w:webHidden/>
           </w:rPr>
-          <w:instrText xml:space="preserve"> PAGEREF _Toc240362492 \h </w:instrText>
+          <w:instrText xml:space="preserve"> PAGEREF _Toc240363010 \h </w:instrText>
         </w:r>
         <w:r>
           <w:rPr>
@@ -2101,7 +2101,7 @@
           <w14:ligatures w14:val="standardContextual"/>
         </w:rPr>
       </w:pPr>
-      <w:hyperlink w:anchor="_Toc240362493" w:history="1">
+      <w:hyperlink w:anchor="_Toc240363011" w:history="1">
         <w:r>
           <w:rPr>
             <w:rStyle w:val="Hyperlink"/>
@@ -2129,7 +2129,7 @@
             <w:noProof/>
             <w:webHidden/>
           </w:rPr>
-          <w:instrText xml:space="preserve"> PAGEREF _Toc240362493 \h </w:instrText>
+          <w:instrText xml:space="preserve"> PAGEREF _Toc240363011 \h </w:instrText>
         </w:r>
         <w:r>
           <w:rPr>
@@ -2597,7 +2597,7 @@
         <w:pStyle w:val="Heading1"/>
         <w:spacing w:before="240" w:after="120"/>
       </w:pPr>
-      <w:bookmarkStart w:id="0" w:name="_Toc240362471"/>
+      <w:bookmarkStart w:id="0" w:name="_Toc240362989"/>
       <w:r>
         <w:rPr>
           <w:rFonts w:ascii="Times New Roman" w:eastAsia="黑体" w:hAnsi="Times New Roman"/>
@@ -2621,7 +2621,7 @@
         <w:pStyle w:val="Heading2"/>
         <w:spacing w:before="240" w:after="120"/>
       </w:pPr>
-      <w:bookmarkStart w:id="1" w:name="_Toc240362472"/>
+      <w:bookmarkStart w:id="1" w:name="_Toc240362990"/>
       <w:r>
         <w:rPr>
           <w:rFonts w:ascii="Times New Roman" w:eastAsia="黑体" w:hAnsi="Times New Roman"/>
@@ -4357,7 +4357,7 @@
         <w:pStyle w:val="Heading2"/>
         <w:spacing w:before="240" w:after="120"/>
       </w:pPr>
-      <w:bookmarkStart w:id="2" w:name="_Toc240362473"/>
+      <w:bookmarkStart w:id="2" w:name="_Toc240362991"/>
       <w:r>
         <w:rPr>
           <w:rFonts w:ascii="Times New Roman" w:eastAsia="黑体" w:hAnsi="Times New Roman"/>
@@ -4736,7 +4736,7 @@
         <w:pStyle w:val="Heading2"/>
         <w:spacing w:before="240" w:after="120"/>
       </w:pPr>
-      <w:bookmarkStart w:id="3" w:name="_Toc240362474"/>
+      <w:bookmarkStart w:id="3" w:name="_Toc240362992"/>
       <w:r>
         <w:rPr>
           <w:rFonts w:ascii="Times New Roman" w:eastAsia="黑体" w:hAnsi="Times New Roman"/>
@@ -5263,7 +5263,7 @@
         <w:pStyle w:val="Heading1"/>
         <w:spacing w:before="240" w:after="120"/>
       </w:pPr>
-      <w:bookmarkStart w:id="4" w:name="_Toc240362475"/>
+      <w:bookmarkStart w:id="4" w:name="_Toc240362993"/>
       <w:r>
         <w:rPr>
           <w:rFonts w:ascii="Times New Roman" w:eastAsia="黑体" w:hAnsi="Times New Roman"/>
@@ -5773,7 +5773,7 @@
         <w:pStyle w:val="Heading1"/>
         <w:spacing w:before="240" w:after="120"/>
       </w:pPr>
-      <w:bookmarkStart w:id="5" w:name="_Toc240362476"/>
+      <w:bookmarkStart w:id="5" w:name="_Toc240362994"/>
       <w:r>
         <w:rPr>
           <w:rFonts w:ascii="Times New Roman" w:eastAsia="黑体" w:hAnsi="Times New Roman"/>
@@ -6318,7 +6318,7 @@
           <w:rFonts w:ascii="Consolas" w:hAnsi="Consolas"/>
           <w:sz w:val="21"/>
         </w:rPr>
-        <w:t xml:space="preserve">_v2.2.docx </w:t>
+        <w:t xml:space="preserve">_v2.0.0.docx </w:t>
       </w:r>
       <w:r>
         <w:rPr>
@@ -6419,7 +6419,7 @@
           <w:noProof/>
         </w:rPr>
         <w:drawing>
-          <wp:inline distT="0" distB="0" distL="0" distR="0" wp14:anchorId="225CB10C" wp14:editId="5900D9CC">
+          <wp:inline distT="0" distB="0" distL="0" distR="0" wp14:anchorId="7D86BFE0" wp14:editId="357BE0DF">
             <wp:extent cx="5580000" cy="1892736"/>
             <wp:effectExtent l="0" t="0" r="0" b="0"/>
             <wp:docPr id="2" name="Picture 2"/>
@@ -6615,7 +6615,7 @@
         <w:pStyle w:val="Heading1"/>
         <w:spacing w:before="240" w:after="120"/>
       </w:pPr>
-      <w:bookmarkStart w:id="6" w:name="_Toc240362477"/>
+      <w:bookmarkStart w:id="6" w:name="_Toc240362995"/>
       <w:r>
         <w:rPr>
           <w:rFonts w:ascii="Times New Roman" w:eastAsia="黑体" w:hAnsi="Times New Roman"/>
@@ -6640,7 +6640,7 @@
         <w:pStyle w:val="Heading2"/>
         <w:spacing w:before="240" w:after="120"/>
       </w:pPr>
-      <w:bookmarkStart w:id="7" w:name="_Toc240362478"/>
+      <w:bookmarkStart w:id="7" w:name="_Toc240362996"/>
       <w:r>
         <w:rPr>
           <w:rFonts w:ascii="Times New Roman" w:eastAsia="黑体" w:hAnsi="Times New Roman"/>
@@ -6792,7 +6792,7 @@
           <w:noProof/>
         </w:rPr>
         <w:drawing>
-          <wp:inline distT="0" distB="0" distL="0" distR="0" wp14:anchorId="10B0490B" wp14:editId="55EEEDFB">
+          <wp:inline distT="0" distB="0" distL="0" distR="0" wp14:anchorId="6C6EA573" wp14:editId="6BCE0FD5">
             <wp:extent cx="5580000" cy="1035648"/>
             <wp:effectExtent l="0" t="0" r="0" b="0"/>
             <wp:docPr id="3" name="Picture 3"/>
@@ -6907,7 +6907,7 @@
         <w:pStyle w:val="Heading2"/>
         <w:spacing w:before="240" w:after="120"/>
       </w:pPr>
-      <w:bookmarkStart w:id="8" w:name="_Toc240362479"/>
+      <w:bookmarkStart w:id="8" w:name="_Toc240362997"/>
       <w:r>
         <w:rPr>
           <w:rFonts w:ascii="Times New Roman" w:eastAsia="黑体" w:hAnsi="Times New Roman"/>
@@ -7012,7 +7012,7 @@
         </w:rPr>
         <w:lastRenderedPageBreak/>
         <w:drawing>
-          <wp:inline distT="0" distB="0" distL="0" distR="0" wp14:anchorId="4A2C9EDC" wp14:editId="2CD72E3F">
+          <wp:inline distT="0" distB="0" distL="0" distR="0" wp14:anchorId="5B423D50" wp14:editId="1737054D">
             <wp:extent cx="5580000" cy="2464128"/>
             <wp:effectExtent l="0" t="0" r="0" b="0"/>
             <wp:docPr id="4" name="Picture 4"/>
@@ -7899,7 +7899,7 @@
         <w:pStyle w:val="Heading2"/>
         <w:spacing w:before="240" w:after="120"/>
       </w:pPr>
-      <w:bookmarkStart w:id="9" w:name="_Toc240362480"/>
+      <w:bookmarkStart w:id="9" w:name="_Toc240362998"/>
       <w:r>
         <w:rPr>
           <w:rFonts w:ascii="Times New Roman" w:eastAsia="黑体" w:hAnsi="Times New Roman"/>
@@ -8046,7 +8046,7 @@
           <w:noProof/>
         </w:rPr>
         <w:drawing>
-          <wp:inline distT="0" distB="0" distL="0" distR="0" wp14:anchorId="5615F5EF" wp14:editId="2388C3DE">
+          <wp:inline distT="0" distB="0" distL="0" distR="0" wp14:anchorId="34D30948" wp14:editId="1F17CC60">
             <wp:extent cx="5580000" cy="3191760"/>
             <wp:effectExtent l="0" t="0" r="0" b="0"/>
             <wp:docPr id="5" name="Picture 5"/>
@@ -8172,7 +8172,7 @@
         <w:pStyle w:val="Heading2"/>
         <w:spacing w:before="240" w:after="120"/>
       </w:pPr>
-      <w:bookmarkStart w:id="10" w:name="_Toc240362481"/>
+      <w:bookmarkStart w:id="10" w:name="_Toc240362999"/>
       <w:r>
         <w:rPr>
           <w:rFonts w:ascii="Times New Roman" w:eastAsia="黑体" w:hAnsi="Times New Roman"/>
@@ -8437,7 +8437,7 @@
         </w:rPr>
         <w:lastRenderedPageBreak/>
         <w:drawing>
-          <wp:inline distT="0" distB="0" distL="0" distR="0" wp14:anchorId="50CEE0A8" wp14:editId="2B8D7209">
+          <wp:inline distT="0" distB="0" distL="0" distR="0" wp14:anchorId="6F0841B5" wp14:editId="2ACDBDDB">
             <wp:extent cx="5580000" cy="3106944"/>
             <wp:effectExtent l="0" t="0" r="0" b="0"/>
             <wp:docPr id="6" name="Picture 6"/>
@@ -8539,7 +8539,7 @@
         <w:pStyle w:val="Heading2"/>
         <w:spacing w:before="240" w:after="120"/>
       </w:pPr>
-      <w:bookmarkStart w:id="11" w:name="_Toc240362482"/>
+      <w:bookmarkStart w:id="11" w:name="_Toc240363000"/>
       <w:r>
         <w:rPr>
           <w:rFonts w:ascii="Times New Roman" w:eastAsia="黑体" w:hAnsi="Times New Roman"/>
@@ -8771,7 +8771,7 @@
         </w:rPr>
         <w:lastRenderedPageBreak/>
         <w:drawing>
-          <wp:inline distT="0" distB="0" distL="0" distR="0" wp14:anchorId="6C5C9769" wp14:editId="372996AC">
+          <wp:inline distT="0" distB="0" distL="0" distR="0" wp14:anchorId="31F95333" wp14:editId="44F9A0CC">
             <wp:extent cx="5580000" cy="2535552"/>
             <wp:effectExtent l="0" t="0" r="0" b="0"/>
             <wp:docPr id="7" name="Picture 7"/>
@@ -8914,7 +8914,7 @@
           <w:noProof/>
         </w:rPr>
         <w:drawing>
-          <wp:inline distT="0" distB="0" distL="0" distR="0" wp14:anchorId="51862451" wp14:editId="222C1D7B">
+          <wp:inline distT="0" distB="0" distL="0" distR="0" wp14:anchorId="379A80B6" wp14:editId="3D488E59">
             <wp:extent cx="5580000" cy="749952"/>
             <wp:effectExtent l="0" t="0" r="0" b="0"/>
             <wp:docPr id="8" name="Picture 8"/>
@@ -9047,7 +9047,7 @@
           <w:noProof/>
         </w:rPr>
         <w:drawing>
-          <wp:inline distT="0" distB="0" distL="0" distR="0" wp14:anchorId="1173BA4C" wp14:editId="1FBEBB72">
+          <wp:inline distT="0" distB="0" distL="0" distR="0" wp14:anchorId="2389CA12" wp14:editId="7819D0EE">
             <wp:extent cx="5580000" cy="1178496"/>
             <wp:effectExtent l="0" t="0" r="0" b="0"/>
             <wp:docPr id="9" name="Picture 9"/>
@@ -9235,7 +9235,7 @@
         <w:pStyle w:val="Heading1"/>
         <w:spacing w:before="240" w:after="120"/>
       </w:pPr>
-      <w:bookmarkStart w:id="12" w:name="_Toc240362483"/>
+      <w:bookmarkStart w:id="12" w:name="_Toc240363001"/>
       <w:r>
         <w:rPr>
           <w:rFonts w:ascii="Times New Roman" w:eastAsia="黑体" w:hAnsi="Times New Roman"/>
@@ -9259,7 +9259,7 @@
         <w:pStyle w:val="Heading2"/>
         <w:spacing w:before="240" w:after="120"/>
       </w:pPr>
-      <w:bookmarkStart w:id="13" w:name="_Toc240362484"/>
+      <w:bookmarkStart w:id="13" w:name="_Toc240363002"/>
       <w:r>
         <w:rPr>
           <w:rFonts w:ascii="Times New Roman" w:eastAsia="黑体" w:hAnsi="Times New Roman"/>
@@ -9429,7 +9429,7 @@
           <w:noProof/>
         </w:rPr>
         <w:drawing>
-          <wp:inline distT="0" distB="0" distL="0" distR="0" wp14:anchorId="7329C2FA" wp14:editId="2429E45D">
+          <wp:inline distT="0" distB="0" distL="0" distR="0" wp14:anchorId="117123BD" wp14:editId="3C74C514">
             <wp:extent cx="5580000" cy="1892736"/>
             <wp:effectExtent l="0" t="0" r="0" b="0"/>
             <wp:docPr id="10" name="Picture 10"/>
@@ -9600,7 +9600,7 @@
         <w:pStyle w:val="Heading2"/>
         <w:spacing w:before="240" w:after="120"/>
       </w:pPr>
-      <w:bookmarkStart w:id="14" w:name="_Toc240362485"/>
+      <w:bookmarkStart w:id="14" w:name="_Toc240363003"/>
       <w:r>
         <w:rPr>
           <w:rFonts w:ascii="Times New Roman" w:eastAsia="黑体" w:hAnsi="Times New Roman"/>
@@ -9659,7 +9659,7 @@
         </w:rPr>
         <w:lastRenderedPageBreak/>
         <w:drawing>
-          <wp:inline distT="0" distB="0" distL="0" distR="0" wp14:anchorId="762A7ADB" wp14:editId="56B810CE">
+          <wp:inline distT="0" distB="0" distL="0" distR="0" wp14:anchorId="66B96BAD" wp14:editId="7264BCC3">
             <wp:extent cx="5580000" cy="2606976"/>
             <wp:effectExtent l="0" t="0" r="0" b="0"/>
             <wp:docPr id="11" name="Picture 11"/>
@@ -9878,7 +9878,7 @@
           <w:noProof/>
         </w:rPr>
         <w:drawing>
-          <wp:inline distT="0" distB="0" distL="0" distR="0" wp14:anchorId="6E698261" wp14:editId="60BBB162">
+          <wp:inline distT="0" distB="0" distL="0" distR="0" wp14:anchorId="1DAA7AC8" wp14:editId="3034FA89">
             <wp:extent cx="5580000" cy="3928320"/>
             <wp:effectExtent l="0" t="0" r="0" b="0"/>
             <wp:docPr id="12" name="Picture 12"/>
@@ -10517,7 +10517,7 @@
         <w:pStyle w:val="Heading2"/>
         <w:spacing w:before="240" w:after="120"/>
       </w:pPr>
-      <w:bookmarkStart w:id="15" w:name="_Toc240362486"/>
+      <w:bookmarkStart w:id="15" w:name="_Toc240363004"/>
       <w:r>
         <w:rPr>
           <w:rFonts w:ascii="Times New Roman" w:eastAsia="黑体" w:hAnsi="Times New Roman"/>
@@ -10589,7 +10589,7 @@
           <w:noProof/>
         </w:rPr>
         <w:drawing>
-          <wp:inline distT="0" distB="0" distL="0" distR="0" wp14:anchorId="1B90D70B" wp14:editId="1E967DB1">
+          <wp:inline distT="0" distB="0" distL="0" distR="0" wp14:anchorId="7B7C363A" wp14:editId="673954D1">
             <wp:extent cx="5580000" cy="1749888"/>
             <wp:effectExtent l="0" t="0" r="0" b="0"/>
             <wp:docPr id="13" name="Picture 13"/>
@@ -10703,7 +10703,7 @@
         <w:pStyle w:val="Heading1"/>
         <w:spacing w:before="240" w:after="120"/>
       </w:pPr>
-      <w:bookmarkStart w:id="16" w:name="_Toc240362487"/>
+      <w:bookmarkStart w:id="16" w:name="_Toc240363005"/>
       <w:r>
         <w:rPr>
           <w:rFonts w:ascii="Times New Roman" w:eastAsia="黑体" w:hAnsi="Times New Roman"/>
@@ -10728,7 +10728,7 @@
         <w:pStyle w:val="Heading2"/>
         <w:spacing w:before="240" w:after="120"/>
       </w:pPr>
-      <w:bookmarkStart w:id="17" w:name="_Toc240362488"/>
+      <w:bookmarkStart w:id="17" w:name="_Toc240363006"/>
       <w:r>
         <w:rPr>
           <w:rFonts w:ascii="Times New Roman" w:eastAsia="黑体" w:hAnsi="Times New Roman"/>
@@ -10801,7 +10801,7 @@
           <w:noProof/>
         </w:rPr>
         <w:drawing>
-          <wp:inline distT="0" distB="0" distL="0" distR="0" wp14:anchorId="0E60A7BA" wp14:editId="2D0F356E">
+          <wp:inline distT="0" distB="0" distL="0" distR="0" wp14:anchorId="1D77B89C" wp14:editId="14F1F49E">
             <wp:extent cx="5580000" cy="3964032"/>
             <wp:effectExtent l="0" t="0" r="0" b="0"/>
             <wp:docPr id="14" name="Picture 14"/>
@@ -10921,7 +10921,7 @@
           <w:noProof/>
         </w:rPr>
         <w:drawing>
-          <wp:inline distT="0" distB="0" distL="0" distR="0" wp14:anchorId="3B8192E7" wp14:editId="74ED8EDE">
+          <wp:inline distT="0" distB="0" distL="0" distR="0" wp14:anchorId="214210DD" wp14:editId="7E8DC25A">
             <wp:extent cx="5580000" cy="1178496"/>
             <wp:effectExtent l="0" t="0" r="0" b="0"/>
             <wp:docPr id="15" name="Picture 15"/>
@@ -11521,7 +11521,7 @@
           <w:noProof/>
         </w:rPr>
         <w:drawing>
-          <wp:inline distT="0" distB="0" distL="0" distR="0" wp14:anchorId="588ECA84" wp14:editId="78FC0B22">
+          <wp:inline distT="0" distB="0" distL="0" distR="0" wp14:anchorId="1F65EF42" wp14:editId="2498747F">
             <wp:extent cx="5580000" cy="3427714"/>
             <wp:effectExtent l="0" t="0" r="0" b="0"/>
             <wp:docPr id="16" name="Picture 16"/>
@@ -11629,7 +11629,7 @@
         </w:rPr>
         <w:lastRenderedPageBreak/>
         <w:drawing>
-          <wp:inline distT="0" distB="0" distL="0" distR="0" wp14:anchorId="784407BE" wp14:editId="64E9EF8B">
+          <wp:inline distT="0" distB="0" distL="0" distR="0" wp14:anchorId="07B9E47D" wp14:editId="017F334E">
             <wp:extent cx="5580000" cy="3108857"/>
             <wp:effectExtent l="0" t="0" r="0" b="0"/>
             <wp:docPr id="17" name="Picture 17"/>
@@ -11706,7 +11706,7 @@
         <w:pStyle w:val="Heading2"/>
         <w:spacing w:before="240" w:after="120"/>
       </w:pPr>
-      <w:bookmarkStart w:id="18" w:name="_Toc240362489"/>
+      <w:bookmarkStart w:id="18" w:name="_Toc240363007"/>
       <w:r>
         <w:rPr>
           <w:rFonts w:ascii="Times New Roman" w:eastAsia="黑体" w:hAnsi="Times New Roman"/>
@@ -11789,7 +11789,7 @@
         </w:rPr>
         <w:lastRenderedPageBreak/>
         <w:drawing>
-          <wp:inline distT="0" distB="0" distL="0" distR="0" wp14:anchorId="7D979A82" wp14:editId="3C0F6676">
+          <wp:inline distT="0" distB="0" distL="0" distR="0" wp14:anchorId="07DFEB0A" wp14:editId="34489ED9">
             <wp:extent cx="5580000" cy="3268881"/>
             <wp:effectExtent l="0" t="0" r="0" b="0"/>
             <wp:docPr id="18" name="Picture 18"/>
@@ -11896,7 +11896,7 @@
         <w:pStyle w:val="Heading1"/>
         <w:spacing w:before="240" w:after="120"/>
       </w:pPr>
-      <w:bookmarkStart w:id="19" w:name="_Toc240362490"/>
+      <w:bookmarkStart w:id="19" w:name="_Toc240363008"/>
       <w:r>
         <w:rPr>
           <w:rFonts w:ascii="Times New Roman" w:eastAsia="黑体" w:hAnsi="Times New Roman"/>
@@ -12064,7 +12064,7 @@
         </w:rPr>
         <w:lastRenderedPageBreak/>
         <w:drawing>
-          <wp:inline distT="0" distB="0" distL="0" distR="0" wp14:anchorId="35DA92D0" wp14:editId="1D3EF627">
+          <wp:inline distT="0" distB="0" distL="0" distR="0" wp14:anchorId="6102C35C" wp14:editId="420D7E6B">
             <wp:extent cx="5040000" cy="4500000"/>
             <wp:effectExtent l="0" t="0" r="0" b="0"/>
             <wp:docPr id="19" name="Picture 19"/>
@@ -12173,7 +12173,7 @@
         </w:rPr>
         <w:lastRenderedPageBreak/>
         <w:drawing>
-          <wp:inline distT="0" distB="0" distL="0" distR="0" wp14:anchorId="1375FFAD" wp14:editId="30DE4A98">
+          <wp:inline distT="0" distB="0" distL="0" distR="0" wp14:anchorId="1AB7B6E0" wp14:editId="14EF6759">
             <wp:extent cx="4200000" cy="4500000"/>
             <wp:effectExtent l="0" t="0" r="0" b="0"/>
             <wp:docPr id="20" name="Picture 20"/>
@@ -12275,7 +12275,7 @@
         </w:rPr>
         <w:lastRenderedPageBreak/>
         <w:drawing>
-          <wp:inline distT="0" distB="0" distL="0" distR="0" wp14:anchorId="5AE06C47" wp14:editId="6EA6CF6F">
+          <wp:inline distT="0" distB="0" distL="0" distR="0" wp14:anchorId="3F5C8F1C" wp14:editId="5CEAED7A">
             <wp:extent cx="5580000" cy="3260552"/>
             <wp:effectExtent l="0" t="0" r="0" b="0"/>
             <wp:docPr id="21" name="Picture 21"/>
@@ -12412,7 +12412,7 @@
         <w:pStyle w:val="Heading1"/>
         <w:spacing w:before="240" w:after="120"/>
       </w:pPr>
-      <w:bookmarkStart w:id="20" w:name="_Toc240362491"/>
+      <w:bookmarkStart w:id="20" w:name="_Toc240363009"/>
       <w:r>
         <w:rPr>
           <w:rFonts w:ascii="Times New Roman" w:eastAsia="黑体" w:hAnsi="Times New Roman"/>
@@ -12588,7 +12588,7 @@
         <w:pStyle w:val="Heading1"/>
         <w:spacing w:before="240" w:after="120"/>
       </w:pPr>
-      <w:bookmarkStart w:id="21" w:name="_Toc240362492"/>
+      <w:bookmarkStart w:id="21" w:name="_Toc240363010"/>
       <w:r>
         <w:rPr>
           <w:rFonts w:ascii="Times New Roman" w:eastAsia="黑体" w:hAnsi="Times New Roman"/>
@@ -13350,7 +13350,7 @@
         <w:pStyle w:val="Heading1"/>
         <w:spacing w:before="240" w:after="120"/>
       </w:pPr>
-      <w:bookmarkStart w:id="22" w:name="_Toc240362493"/>
+      <w:bookmarkStart w:id="22" w:name="_Toc240363011"/>
       <w:r>
         <w:rPr>
           <w:rFonts w:ascii="Times New Roman" w:eastAsia="黑体" w:hAnsi="Times New Roman"/>
@@ -13730,31 +13730,31 @@
       </w:rPr>
     </w:lvl>
   </w:abstractNum>
-  <w:num w:numId="1" w16cid:durableId="435834242">
+  <w:num w:numId="1" w16cid:durableId="1333068515">
     <w:abstractNumId w:val="8"/>
   </w:num>
-  <w:num w:numId="2" w16cid:durableId="1404061901">
+  <w:num w:numId="2" w16cid:durableId="1810173003">
     <w:abstractNumId w:val="6"/>
   </w:num>
-  <w:num w:numId="3" w16cid:durableId="97802226">
+  <w:num w:numId="3" w16cid:durableId="326714083">
     <w:abstractNumId w:val="5"/>
   </w:num>
-  <w:num w:numId="4" w16cid:durableId="565074559">
+  <w:num w:numId="4" w16cid:durableId="816265905">
     <w:abstractNumId w:val="4"/>
   </w:num>
-  <w:num w:numId="5" w16cid:durableId="671177283">
+  <w:num w:numId="5" w16cid:durableId="1568150781">
     <w:abstractNumId w:val="7"/>
   </w:num>
-  <w:num w:numId="6" w16cid:durableId="2012754613">
+  <w:num w:numId="6" w16cid:durableId="901520292">
     <w:abstractNumId w:val="3"/>
   </w:num>
-  <w:num w:numId="7" w16cid:durableId="1993561943">
+  <w:num w:numId="7" w16cid:durableId="1891109171">
     <w:abstractNumId w:val="2"/>
   </w:num>
-  <w:num w:numId="8" w16cid:durableId="176313677">
+  <w:num w:numId="8" w16cid:durableId="306856492">
     <w:abstractNumId w:val="1"/>
   </w:num>
-  <w:num w:numId="9" w16cid:durableId="1709791252">
+  <w:num w:numId="9" w16cid:durableId="954403629">
     <w:abstractNumId w:val="0"/>
   </w:num>
 </w:numbering>
@@ -25170,7 +25170,7 @@
     <w:basedOn w:val="DefaultParagraphFont"/>
     <w:uiPriority w:val="99"/>
     <w:unhideWhenUsed/>
-    <w:rsid w:val="008A1EB9"/>
+    <w:rsid w:val="00A57D1C"/>
     <w:rPr>
       <w:color w:val="0000FF" w:themeColor="hyperlink"/>
       <w:u w:val="single"/>

--- a/测评报告/配置核查工具操作说明书.docx
+++ b/测评报告/配置核查工具操作说明书.docx
@@ -47,7 +47,7 @@
           <w:noProof/>
         </w:rPr>
         <w:drawing>
-          <wp:inline distT="0" distB="0" distL="0" distR="0" wp14:anchorId="196E9FAE" wp14:editId="43F08497">
+          <wp:inline distT="0" distB="0" distL="0" distR="0" wp14:anchorId="106AE5C7" wp14:editId="6FFDCF1E">
             <wp:extent cx="1440000" cy="1440000"/>
             <wp:effectExtent l="0" t="0" r="0" b="0"/>
             <wp:docPr id="1" name="Picture 1"/>
@@ -303,7 +303,7 @@
       <w:r>
         <w:fldChar w:fldCharType="separate"/>
       </w:r>
-      <w:hyperlink w:anchor="_Toc240368472" w:history="1">
+      <w:hyperlink w:anchor="_Toc240369210" w:history="1">
         <w:r>
           <w:rPr>
             <w:rStyle w:val="Hyperlink"/>
@@ -339,7 +339,7 @@
             <w:noProof/>
             <w:webHidden/>
           </w:rPr>
-          <w:instrText xml:space="preserve"> PAGEREF _Toc240368472 \h </w:instrText>
+          <w:instrText xml:space="preserve"> PAGEREF _Toc240369210 \h </w:instrText>
         </w:r>
         <w:r>
           <w:rPr>
@@ -384,7 +384,7 @@
           <w14:ligatures w14:val="standardContextual"/>
         </w:rPr>
       </w:pPr>
-      <w:hyperlink w:anchor="_Toc240368473" w:history="1">
+      <w:hyperlink w:anchor="_Toc240369211" w:history="1">
         <w:r>
           <w:rPr>
             <w:rStyle w:val="Hyperlink"/>
@@ -420,7 +420,7 @@
             <w:noProof/>
             <w:webHidden/>
           </w:rPr>
-          <w:instrText xml:space="preserve"> PAGEREF _Toc240368473 \h </w:instrText>
+          <w:instrText xml:space="preserve"> PAGEREF _Toc240369211 \h </w:instrText>
         </w:r>
         <w:r>
           <w:rPr>
@@ -465,7 +465,7 @@
           <w14:ligatures w14:val="standardContextual"/>
         </w:rPr>
       </w:pPr>
-      <w:hyperlink w:anchor="_Toc240368474" w:history="1">
+      <w:hyperlink w:anchor="_Toc240369212" w:history="1">
         <w:r>
           <w:rPr>
             <w:rStyle w:val="Hyperlink"/>
@@ -501,7 +501,7 @@
             <w:noProof/>
             <w:webHidden/>
           </w:rPr>
-          <w:instrText xml:space="preserve"> PAGEREF _Toc240368474 \h </w:instrText>
+          <w:instrText xml:space="preserve"> PAGEREF _Toc240369212 \h </w:instrText>
         </w:r>
         <w:r>
           <w:rPr>
@@ -546,7 +546,7 @@
           <w14:ligatures w14:val="standardContextual"/>
         </w:rPr>
       </w:pPr>
-      <w:hyperlink w:anchor="_Toc240368475" w:history="1">
+      <w:hyperlink w:anchor="_Toc240369213" w:history="1">
         <w:r>
           <w:rPr>
             <w:rStyle w:val="Hyperlink"/>
@@ -582,7 +582,7 @@
             <w:noProof/>
             <w:webHidden/>
           </w:rPr>
-          <w:instrText xml:space="preserve"> PAGEREF _Toc240368475 \h </w:instrText>
+          <w:instrText xml:space="preserve"> PAGEREF _Toc240369213 \h </w:instrText>
         </w:r>
         <w:r>
           <w:rPr>
@@ -627,7 +627,7 @@
           <w14:ligatures w14:val="standardContextual"/>
         </w:rPr>
       </w:pPr>
-      <w:hyperlink w:anchor="_Toc240368476" w:history="1">
+      <w:hyperlink w:anchor="_Toc240369214" w:history="1">
         <w:r>
           <w:rPr>
             <w:rStyle w:val="Hyperlink"/>
@@ -663,7 +663,7 @@
             <w:noProof/>
             <w:webHidden/>
           </w:rPr>
-          <w:instrText xml:space="preserve"> PAGEREF _Toc240368476 \h </w:instrText>
+          <w:instrText xml:space="preserve"> PAGEREF _Toc240369214 \h </w:instrText>
         </w:r>
         <w:r>
           <w:rPr>
@@ -708,7 +708,7 @@
           <w14:ligatures w14:val="standardContextual"/>
         </w:rPr>
       </w:pPr>
-      <w:hyperlink w:anchor="_Toc240368477" w:history="1">
+      <w:hyperlink w:anchor="_Toc240369215" w:history="1">
         <w:r>
           <w:rPr>
             <w:rStyle w:val="Hyperlink"/>
@@ -744,7 +744,7 @@
             <w:noProof/>
             <w:webHidden/>
           </w:rPr>
-          <w:instrText xml:space="preserve"> PAGEREF _Toc240368477 \h </w:instrText>
+          <w:instrText xml:space="preserve"> PAGEREF _Toc240369215 \h </w:instrText>
         </w:r>
         <w:r>
           <w:rPr>
@@ -789,7 +789,7 @@
           <w14:ligatures w14:val="standardContextual"/>
         </w:rPr>
       </w:pPr>
-      <w:hyperlink w:anchor="_Toc240368478" w:history="1">
+      <w:hyperlink w:anchor="_Toc240369216" w:history="1">
         <w:r>
           <w:rPr>
             <w:rStyle w:val="Hyperlink"/>
@@ -825,7 +825,7 @@
             <w:noProof/>
             <w:webHidden/>
           </w:rPr>
-          <w:instrText xml:space="preserve"> PAGEREF _Toc240368478 \h </w:instrText>
+          <w:instrText xml:space="preserve"> PAGEREF _Toc240369216 \h </w:instrText>
         </w:r>
         <w:r>
           <w:rPr>
@@ -870,7 +870,7 @@
           <w14:ligatures w14:val="standardContextual"/>
         </w:rPr>
       </w:pPr>
-      <w:hyperlink w:anchor="_Toc240368479" w:history="1">
+      <w:hyperlink w:anchor="_Toc240369217" w:history="1">
         <w:r>
           <w:rPr>
             <w:rStyle w:val="Hyperlink"/>
@@ -906,7 +906,7 @@
             <w:noProof/>
             <w:webHidden/>
           </w:rPr>
-          <w:instrText xml:space="preserve"> PAGEREF _Toc240368479 \h </w:instrText>
+          <w:instrText xml:space="preserve"> PAGEREF _Toc240369217 \h </w:instrText>
         </w:r>
         <w:r>
           <w:rPr>
@@ -951,7 +951,7 @@
           <w14:ligatures w14:val="standardContextual"/>
         </w:rPr>
       </w:pPr>
-      <w:hyperlink w:anchor="_Toc240368480" w:history="1">
+      <w:hyperlink w:anchor="_Toc240369218" w:history="1">
         <w:r>
           <w:rPr>
             <w:rStyle w:val="Hyperlink"/>
@@ -987,7 +987,7 @@
             <w:noProof/>
             <w:webHidden/>
           </w:rPr>
-          <w:instrText xml:space="preserve"> PAGEREF _Toc240368480 \h </w:instrText>
+          <w:instrText xml:space="preserve"> PAGEREF _Toc240369218 \h </w:instrText>
         </w:r>
         <w:r>
           <w:rPr>
@@ -1032,7 +1032,7 @@
           <w14:ligatures w14:val="standardContextual"/>
         </w:rPr>
       </w:pPr>
-      <w:hyperlink w:anchor="_Toc240368481" w:history="1">
+      <w:hyperlink w:anchor="_Toc240369219" w:history="1">
         <w:r>
           <w:rPr>
             <w:rStyle w:val="Hyperlink"/>
@@ -1068,7 +1068,7 @@
             <w:noProof/>
             <w:webHidden/>
           </w:rPr>
-          <w:instrText xml:space="preserve"> PAGEREF _Toc240368481 \h </w:instrText>
+          <w:instrText xml:space="preserve"> PAGEREF _Toc240369219 \h </w:instrText>
         </w:r>
         <w:r>
           <w:rPr>
@@ -1113,7 +1113,7 @@
           <w14:ligatures w14:val="standardContextual"/>
         </w:rPr>
       </w:pPr>
-      <w:hyperlink w:anchor="_Toc240368482" w:history="1">
+      <w:hyperlink w:anchor="_Toc240369220" w:history="1">
         <w:r>
           <w:rPr>
             <w:rStyle w:val="Hyperlink"/>
@@ -1149,7 +1149,7 @@
             <w:noProof/>
             <w:webHidden/>
           </w:rPr>
-          <w:instrText xml:space="preserve"> PAGEREF _Toc240368482 \h </w:instrText>
+          <w:instrText xml:space="preserve"> PAGEREF _Toc240369220 \h </w:instrText>
         </w:r>
         <w:r>
           <w:rPr>
@@ -1194,7 +1194,7 @@
           <w14:ligatures w14:val="standardContextual"/>
         </w:rPr>
       </w:pPr>
-      <w:hyperlink w:anchor="_Toc240368483" w:history="1">
+      <w:hyperlink w:anchor="_Toc240369221" w:history="1">
         <w:r>
           <w:rPr>
             <w:rStyle w:val="Hyperlink"/>
@@ -1246,7 +1246,7 @@
             <w:noProof/>
             <w:webHidden/>
           </w:rPr>
-          <w:instrText xml:space="preserve"> PAGEREF _Toc240368483 \h </w:instrText>
+          <w:instrText xml:space="preserve"> PAGEREF _Toc240369221 \h </w:instrText>
         </w:r>
         <w:r>
           <w:rPr>
@@ -1291,7 +1291,7 @@
           <w14:ligatures w14:val="standardContextual"/>
         </w:rPr>
       </w:pPr>
-      <w:hyperlink w:anchor="_Toc240368484" w:history="1">
+      <w:hyperlink w:anchor="_Toc240369222" w:history="1">
         <w:r>
           <w:rPr>
             <w:rStyle w:val="Hyperlink"/>
@@ -1327,7 +1327,7 @@
             <w:noProof/>
             <w:webHidden/>
           </w:rPr>
-          <w:instrText xml:space="preserve"> PAGEREF _Toc240368484 \h </w:instrText>
+          <w:instrText xml:space="preserve"> PAGEREF _Toc240369222 \h </w:instrText>
         </w:r>
         <w:r>
           <w:rPr>
@@ -1372,7 +1372,7 @@
           <w14:ligatures w14:val="standardContextual"/>
         </w:rPr>
       </w:pPr>
-      <w:hyperlink w:anchor="_Toc240368485" w:history="1">
+      <w:hyperlink w:anchor="_Toc240369223" w:history="1">
         <w:r>
           <w:rPr>
             <w:rStyle w:val="Hyperlink"/>
@@ -1408,7 +1408,7 @@
             <w:noProof/>
             <w:webHidden/>
           </w:rPr>
-          <w:instrText xml:space="preserve"> PAGEREF _Toc240368485 \h </w:instrText>
+          <w:instrText xml:space="preserve"> PAGEREF _Toc240369223 \h </w:instrText>
         </w:r>
         <w:r>
           <w:rPr>
@@ -1453,7 +1453,7 @@
           <w14:ligatures w14:val="standardContextual"/>
         </w:rPr>
       </w:pPr>
-      <w:hyperlink w:anchor="_Toc240368486" w:history="1">
+      <w:hyperlink w:anchor="_Toc240369224" w:history="1">
         <w:r>
           <w:rPr>
             <w:rStyle w:val="Hyperlink"/>
@@ -1489,7 +1489,7 @@
             <w:noProof/>
             <w:webHidden/>
           </w:rPr>
-          <w:instrText xml:space="preserve"> PAGEREF _Toc240368486 \h </w:instrText>
+          <w:instrText xml:space="preserve"> PAGEREF _Toc240369224 \h </w:instrText>
         </w:r>
         <w:r>
           <w:rPr>
@@ -1534,7 +1534,7 @@
           <w14:ligatures w14:val="standardContextual"/>
         </w:rPr>
       </w:pPr>
-      <w:hyperlink w:anchor="_Toc240368487" w:history="1">
+      <w:hyperlink w:anchor="_Toc240369225" w:history="1">
         <w:r>
           <w:rPr>
             <w:rStyle w:val="Hyperlink"/>
@@ -1570,7 +1570,7 @@
             <w:noProof/>
             <w:webHidden/>
           </w:rPr>
-          <w:instrText xml:space="preserve"> PAGEREF _Toc240368487 \h </w:instrText>
+          <w:instrText xml:space="preserve"> PAGEREF _Toc240369225 \h </w:instrText>
         </w:r>
         <w:r>
           <w:rPr>
@@ -1615,7 +1615,7 @@
           <w14:ligatures w14:val="standardContextual"/>
         </w:rPr>
       </w:pPr>
-      <w:hyperlink w:anchor="_Toc240368488" w:history="1">
+      <w:hyperlink w:anchor="_Toc240369226" w:history="1">
         <w:r>
           <w:rPr>
             <w:rStyle w:val="Hyperlink"/>
@@ -1651,7 +1651,7 @@
             <w:noProof/>
             <w:webHidden/>
           </w:rPr>
-          <w:instrText xml:space="preserve"> PAGEREF _Toc240368488 \h </w:instrText>
+          <w:instrText xml:space="preserve"> PAGEREF _Toc240369226 \h </w:instrText>
         </w:r>
         <w:r>
           <w:rPr>
@@ -1696,7 +1696,7 @@
           <w14:ligatures w14:val="standardContextual"/>
         </w:rPr>
       </w:pPr>
-      <w:hyperlink w:anchor="_Toc240368489" w:history="1">
+      <w:hyperlink w:anchor="_Toc240369227" w:history="1">
         <w:r>
           <w:rPr>
             <w:rStyle w:val="Hyperlink"/>
@@ -1732,7 +1732,7 @@
             <w:noProof/>
             <w:webHidden/>
           </w:rPr>
-          <w:instrText xml:space="preserve"> PAGEREF _Toc240368489 \h </w:instrText>
+          <w:instrText xml:space="preserve"> PAGEREF _Toc240369227 \h </w:instrText>
         </w:r>
         <w:r>
           <w:rPr>
@@ -1777,7 +1777,7 @@
           <w14:ligatures w14:val="standardContextual"/>
         </w:rPr>
       </w:pPr>
-      <w:hyperlink w:anchor="_Toc240368490" w:history="1">
+      <w:hyperlink w:anchor="_Toc240369228" w:history="1">
         <w:r>
           <w:rPr>
             <w:rStyle w:val="Hyperlink"/>
@@ -1813,7 +1813,7 @@
             <w:noProof/>
             <w:webHidden/>
           </w:rPr>
-          <w:instrText xml:space="preserve"> PAGEREF _Toc240368490 \h </w:instrText>
+          <w:instrText xml:space="preserve"> PAGEREF _Toc240369228 \h </w:instrText>
         </w:r>
         <w:r>
           <w:rPr>
@@ -1858,7 +1858,7 @@
           <w14:ligatures w14:val="standardContextual"/>
         </w:rPr>
       </w:pPr>
-      <w:hyperlink w:anchor="_Toc240368491" w:history="1">
+      <w:hyperlink w:anchor="_Toc240369229" w:history="1">
         <w:r>
           <w:rPr>
             <w:rStyle w:val="Hyperlink"/>
@@ -1894,7 +1894,7 @@
             <w:noProof/>
             <w:webHidden/>
           </w:rPr>
-          <w:instrText xml:space="preserve"> PAGEREF _Toc240368491 \h </w:instrText>
+          <w:instrText xml:space="preserve"> PAGEREF _Toc240369229 \h </w:instrText>
         </w:r>
         <w:r>
           <w:rPr>
@@ -1939,7 +1939,7 @@
           <w14:ligatures w14:val="standardContextual"/>
         </w:rPr>
       </w:pPr>
-      <w:hyperlink w:anchor="_Toc240368492" w:history="1">
+      <w:hyperlink w:anchor="_Toc240369230" w:history="1">
         <w:r>
           <w:rPr>
             <w:rStyle w:val="Hyperlink"/>
@@ -1975,7 +1975,7 @@
             <w:noProof/>
             <w:webHidden/>
           </w:rPr>
-          <w:instrText xml:space="preserve"> PAGEREF _Toc240368492 \h </w:instrText>
+          <w:instrText xml:space="preserve"> PAGEREF _Toc240369230 \h </w:instrText>
         </w:r>
         <w:r>
           <w:rPr>
@@ -2020,7 +2020,7 @@
           <w14:ligatures w14:val="standardContextual"/>
         </w:rPr>
       </w:pPr>
-      <w:hyperlink w:anchor="_Toc240368493" w:history="1">
+      <w:hyperlink w:anchor="_Toc240369231" w:history="1">
         <w:r>
           <w:rPr>
             <w:rStyle w:val="Hyperlink"/>
@@ -2056,7 +2056,7 @@
             <w:noProof/>
             <w:webHidden/>
           </w:rPr>
-          <w:instrText xml:space="preserve"> PAGEREF _Toc240368493 \h </w:instrText>
+          <w:instrText xml:space="preserve"> PAGEREF _Toc240369231 \h </w:instrText>
         </w:r>
         <w:r>
           <w:rPr>
@@ -2101,7 +2101,7 @@
           <w14:ligatures w14:val="standardContextual"/>
         </w:rPr>
       </w:pPr>
-      <w:hyperlink w:anchor="_Toc240368494" w:history="1">
+      <w:hyperlink w:anchor="_Toc240369232" w:history="1">
         <w:r>
           <w:rPr>
             <w:rStyle w:val="Hyperlink"/>
@@ -2129,7 +2129,7 @@
             <w:noProof/>
             <w:webHidden/>
           </w:rPr>
-          <w:instrText xml:space="preserve"> PAGEREF _Toc240368494 \h </w:instrText>
+          <w:instrText xml:space="preserve"> PAGEREF _Toc240369232 \h </w:instrText>
         </w:r>
         <w:r>
           <w:rPr>
@@ -2597,7 +2597,7 @@
         <w:pStyle w:val="Heading1"/>
         <w:spacing w:before="240" w:after="120"/>
       </w:pPr>
-      <w:bookmarkStart w:id="0" w:name="_Toc240368472"/>
+      <w:bookmarkStart w:id="0" w:name="_Toc240369210"/>
       <w:r>
         <w:rPr>
           <w:rFonts w:ascii="Times New Roman" w:eastAsia="黑体" w:hAnsi="Times New Roman"/>
@@ -2621,7 +2621,7 @@
         <w:pStyle w:val="Heading2"/>
         <w:spacing w:before="240" w:after="120"/>
       </w:pPr>
-      <w:bookmarkStart w:id="1" w:name="_Toc240368473"/>
+      <w:bookmarkStart w:id="1" w:name="_Toc240369211"/>
       <w:r>
         <w:rPr>
           <w:rFonts w:ascii="Times New Roman" w:eastAsia="黑体" w:hAnsi="Times New Roman"/>
@@ -4357,7 +4357,7 @@
         <w:pStyle w:val="Heading2"/>
         <w:spacing w:before="240" w:after="120"/>
       </w:pPr>
-      <w:bookmarkStart w:id="2" w:name="_Toc240368474"/>
+      <w:bookmarkStart w:id="2" w:name="_Toc240369212"/>
       <w:r>
         <w:rPr>
           <w:rFonts w:ascii="Times New Roman" w:eastAsia="黑体" w:hAnsi="Times New Roman"/>
@@ -4736,7 +4736,7 @@
         <w:pStyle w:val="Heading2"/>
         <w:spacing w:before="240" w:after="120"/>
       </w:pPr>
-      <w:bookmarkStart w:id="3" w:name="_Toc240368475"/>
+      <w:bookmarkStart w:id="3" w:name="_Toc240369213"/>
       <w:r>
         <w:rPr>
           <w:rFonts w:ascii="Times New Roman" w:eastAsia="黑体" w:hAnsi="Times New Roman"/>
@@ -5263,7 +5263,7 @@
         <w:pStyle w:val="Heading1"/>
         <w:spacing w:before="240" w:after="120"/>
       </w:pPr>
-      <w:bookmarkStart w:id="4" w:name="_Toc240368476"/>
+      <w:bookmarkStart w:id="4" w:name="_Toc240369214"/>
       <w:r>
         <w:rPr>
           <w:rFonts w:ascii="Times New Roman" w:eastAsia="黑体" w:hAnsi="Times New Roman"/>
@@ -5773,7 +5773,7 @@
         <w:pStyle w:val="Heading1"/>
         <w:spacing w:before="240" w:after="120"/>
       </w:pPr>
-      <w:bookmarkStart w:id="5" w:name="_Toc240368477"/>
+      <w:bookmarkStart w:id="5" w:name="_Toc240369215"/>
       <w:r>
         <w:rPr>
           <w:rFonts w:ascii="Times New Roman" w:eastAsia="黑体" w:hAnsi="Times New Roman"/>
@@ -6419,7 +6419,7 @@
           <w:noProof/>
         </w:rPr>
         <w:drawing>
-          <wp:inline distT="0" distB="0" distL="0" distR="0" wp14:anchorId="7D1B7F66" wp14:editId="22F37780">
+          <wp:inline distT="0" distB="0" distL="0" distR="0" wp14:anchorId="76FFAB34" wp14:editId="4957ED17">
             <wp:extent cx="5580000" cy="1892736"/>
             <wp:effectExtent l="0" t="0" r="0" b="0"/>
             <wp:docPr id="2" name="Picture 2"/>
@@ -6615,7 +6615,7 @@
         <w:pStyle w:val="Heading1"/>
         <w:spacing w:before="240" w:after="120"/>
       </w:pPr>
-      <w:bookmarkStart w:id="6" w:name="_Toc240368478"/>
+      <w:bookmarkStart w:id="6" w:name="_Toc240369216"/>
       <w:r>
         <w:rPr>
           <w:rFonts w:ascii="Times New Roman" w:eastAsia="黑体" w:hAnsi="Times New Roman"/>
@@ -6640,7 +6640,7 @@
         <w:pStyle w:val="Heading2"/>
         <w:spacing w:before="240" w:after="120"/>
       </w:pPr>
-      <w:bookmarkStart w:id="7" w:name="_Toc240368479"/>
+      <w:bookmarkStart w:id="7" w:name="_Toc240369217"/>
       <w:r>
         <w:rPr>
           <w:rFonts w:ascii="Times New Roman" w:eastAsia="黑体" w:hAnsi="Times New Roman"/>
@@ -6792,7 +6792,7 @@
           <w:noProof/>
         </w:rPr>
         <w:drawing>
-          <wp:inline distT="0" distB="0" distL="0" distR="0" wp14:anchorId="713C1E52" wp14:editId="2A64322A">
+          <wp:inline distT="0" distB="0" distL="0" distR="0" wp14:anchorId="4D2F674B" wp14:editId="2E9A7D37">
             <wp:extent cx="5580000" cy="1035648"/>
             <wp:effectExtent l="0" t="0" r="0" b="0"/>
             <wp:docPr id="3" name="Picture 3"/>
@@ -6886,20 +6886,7 @@
         <w:rPr>
           <w:sz w:val="19"/>
         </w:rPr>
-        <w:t>的实际输出。脚本之间通过相对路径互相调用，</w:t>
-      </w:r>
-      <w:r>
-        <w:rPr>
-          <w:b/>
-          <w:sz w:val="19"/>
-        </w:rPr>
-        <w:t>不要把单个脚本单独拷出目录</w:t>
-      </w:r>
-      <w:r>
-        <w:rPr>
-          <w:sz w:val="19"/>
-        </w:rPr>
-        <w:t>。</w:t>
+        <w:t>的实际输出。脚本之间通过相对路径互相调用，不要把单个脚本单独拷出目录。</w:t>
       </w:r>
     </w:p>
     <w:p>
@@ -6907,7 +6894,7 @@
         <w:pStyle w:val="Heading2"/>
         <w:spacing w:before="240" w:after="120"/>
       </w:pPr>
-      <w:bookmarkStart w:id="8" w:name="_Toc240368480"/>
+      <w:bookmarkStart w:id="8" w:name="_Toc240369218"/>
       <w:r>
         <w:rPr>
           <w:rFonts w:ascii="Times New Roman" w:eastAsia="黑体" w:hAnsi="Times New Roman"/>
@@ -7012,7 +6999,7 @@
         </w:rPr>
         <w:lastRenderedPageBreak/>
         <w:drawing>
-          <wp:inline distT="0" distB="0" distL="0" distR="0" wp14:anchorId="60E55131" wp14:editId="5868C022">
+          <wp:inline distT="0" distB="0" distL="0" distR="0" wp14:anchorId="77C28011" wp14:editId="7BB80B40">
             <wp:extent cx="5580000" cy="2464128"/>
             <wp:effectExtent l="0" t="0" r="0" b="0"/>
             <wp:docPr id="4" name="Picture 4"/>
@@ -7899,7 +7886,7 @@
         <w:pStyle w:val="Heading2"/>
         <w:spacing w:before="240" w:after="120"/>
       </w:pPr>
-      <w:bookmarkStart w:id="9" w:name="_Toc240368481"/>
+      <w:bookmarkStart w:id="9" w:name="_Toc240369219"/>
       <w:r>
         <w:rPr>
           <w:rFonts w:ascii="Times New Roman" w:eastAsia="黑体" w:hAnsi="Times New Roman"/>
@@ -8046,7 +8033,7 @@
           <w:noProof/>
         </w:rPr>
         <w:drawing>
-          <wp:inline distT="0" distB="0" distL="0" distR="0" wp14:anchorId="459FB171" wp14:editId="1A6714C5">
+          <wp:inline distT="0" distB="0" distL="0" distR="0" wp14:anchorId="5E9498D9" wp14:editId="05B8ADC1">
             <wp:extent cx="5580000" cy="3191760"/>
             <wp:effectExtent l="0" t="0" r="0" b="0"/>
             <wp:docPr id="5" name="Picture 5"/>
@@ -8172,7 +8159,7 @@
         <w:pStyle w:val="Heading2"/>
         <w:spacing w:before="240" w:after="120"/>
       </w:pPr>
-      <w:bookmarkStart w:id="10" w:name="_Toc240368482"/>
+      <w:bookmarkStart w:id="10" w:name="_Toc240369220"/>
       <w:r>
         <w:rPr>
           <w:rFonts w:ascii="Times New Roman" w:eastAsia="黑体" w:hAnsi="Times New Roman"/>
@@ -8437,7 +8424,7 @@
         </w:rPr>
         <w:lastRenderedPageBreak/>
         <w:drawing>
-          <wp:inline distT="0" distB="0" distL="0" distR="0" wp14:anchorId="7F947F70" wp14:editId="7EE9DC87">
+          <wp:inline distT="0" distB="0" distL="0" distR="0" wp14:anchorId="18EE6E54" wp14:editId="0E0B3C40">
             <wp:extent cx="5580000" cy="3106944"/>
             <wp:effectExtent l="0" t="0" r="0" b="0"/>
             <wp:docPr id="6" name="Picture 6"/>
@@ -8539,7 +8526,7 @@
         <w:pStyle w:val="Heading2"/>
         <w:spacing w:before="240" w:after="120"/>
       </w:pPr>
-      <w:bookmarkStart w:id="11" w:name="_Toc240368483"/>
+      <w:bookmarkStart w:id="11" w:name="_Toc240369221"/>
       <w:r>
         <w:rPr>
           <w:rFonts w:ascii="Times New Roman" w:eastAsia="黑体" w:hAnsi="Times New Roman"/>
@@ -8771,7 +8758,7 @@
         </w:rPr>
         <w:lastRenderedPageBreak/>
         <w:drawing>
-          <wp:inline distT="0" distB="0" distL="0" distR="0" wp14:anchorId="6CBE1629" wp14:editId="53650B1E">
+          <wp:inline distT="0" distB="0" distL="0" distR="0" wp14:anchorId="60130B69" wp14:editId="55A9A2C5">
             <wp:extent cx="5580000" cy="2535552"/>
             <wp:effectExtent l="0" t="0" r="0" b="0"/>
             <wp:docPr id="7" name="Picture 7"/>
@@ -8914,7 +8901,7 @@
           <w:noProof/>
         </w:rPr>
         <w:drawing>
-          <wp:inline distT="0" distB="0" distL="0" distR="0" wp14:anchorId="66687136" wp14:editId="4FCC135C">
+          <wp:inline distT="0" distB="0" distL="0" distR="0" wp14:anchorId="67D6416C" wp14:editId="2198AE9E">
             <wp:extent cx="5580000" cy="749952"/>
             <wp:effectExtent l="0" t="0" r="0" b="0"/>
             <wp:docPr id="8" name="Picture 8"/>
@@ -9047,7 +9034,7 @@
           <w:noProof/>
         </w:rPr>
         <w:drawing>
-          <wp:inline distT="0" distB="0" distL="0" distR="0" wp14:anchorId="630F9C18" wp14:editId="68E41F3B">
+          <wp:inline distT="0" distB="0" distL="0" distR="0" wp14:anchorId="796FA9D4" wp14:editId="4BD32054">
             <wp:extent cx="5580000" cy="1178496"/>
             <wp:effectExtent l="0" t="0" r="0" b="0"/>
             <wp:docPr id="9" name="Picture 9"/>
@@ -9235,7 +9222,7 @@
         <w:pStyle w:val="Heading1"/>
         <w:spacing w:before="240" w:after="120"/>
       </w:pPr>
-      <w:bookmarkStart w:id="12" w:name="_Toc240368484"/>
+      <w:bookmarkStart w:id="12" w:name="_Toc240369222"/>
       <w:r>
         <w:rPr>
           <w:rFonts w:ascii="Times New Roman" w:eastAsia="黑体" w:hAnsi="Times New Roman"/>
@@ -9259,7 +9246,7 @@
         <w:pStyle w:val="Heading2"/>
         <w:spacing w:before="240" w:after="120"/>
       </w:pPr>
-      <w:bookmarkStart w:id="13" w:name="_Toc240368485"/>
+      <w:bookmarkStart w:id="13" w:name="_Toc240369223"/>
       <w:r>
         <w:rPr>
           <w:rFonts w:ascii="Times New Roman" w:eastAsia="黑体" w:hAnsi="Times New Roman"/>
@@ -9429,7 +9416,7 @@
           <w:noProof/>
         </w:rPr>
         <w:drawing>
-          <wp:inline distT="0" distB="0" distL="0" distR="0" wp14:anchorId="128F0476" wp14:editId="13AAD72C">
+          <wp:inline distT="0" distB="0" distL="0" distR="0" wp14:anchorId="7D8C0928" wp14:editId="00485126">
             <wp:extent cx="5580000" cy="1892736"/>
             <wp:effectExtent l="0" t="0" r="0" b="0"/>
             <wp:docPr id="10" name="Picture 10"/>
@@ -9600,7 +9587,7 @@
         <w:pStyle w:val="Heading2"/>
         <w:spacing w:before="240" w:after="120"/>
       </w:pPr>
-      <w:bookmarkStart w:id="14" w:name="_Toc240368486"/>
+      <w:bookmarkStart w:id="14" w:name="_Toc240369224"/>
       <w:r>
         <w:rPr>
           <w:rFonts w:ascii="Times New Roman" w:eastAsia="黑体" w:hAnsi="Times New Roman"/>
@@ -9659,7 +9646,7 @@
         </w:rPr>
         <w:lastRenderedPageBreak/>
         <w:drawing>
-          <wp:inline distT="0" distB="0" distL="0" distR="0" wp14:anchorId="1C0D5E38" wp14:editId="47E45CC4">
+          <wp:inline distT="0" distB="0" distL="0" distR="0" wp14:anchorId="715DDDF7" wp14:editId="391951A8">
             <wp:extent cx="5580000" cy="2606976"/>
             <wp:effectExtent l="0" t="0" r="0" b="0"/>
             <wp:docPr id="11" name="Picture 11"/>
@@ -9878,7 +9865,7 @@
           <w:noProof/>
         </w:rPr>
         <w:drawing>
-          <wp:inline distT="0" distB="0" distL="0" distR="0" wp14:anchorId="1EC79D8D" wp14:editId="6AF3F599">
+          <wp:inline distT="0" distB="0" distL="0" distR="0" wp14:anchorId="1B5E64BD" wp14:editId="0F4B5DD0">
             <wp:extent cx="5580000" cy="3928320"/>
             <wp:effectExtent l="0" t="0" r="0" b="0"/>
             <wp:docPr id="12" name="Picture 12"/>
@@ -10517,7 +10504,7 @@
         <w:pStyle w:val="Heading2"/>
         <w:spacing w:before="240" w:after="120"/>
       </w:pPr>
-      <w:bookmarkStart w:id="15" w:name="_Toc240368487"/>
+      <w:bookmarkStart w:id="15" w:name="_Toc240369225"/>
       <w:r>
         <w:rPr>
           <w:rFonts w:ascii="Times New Roman" w:eastAsia="黑体" w:hAnsi="Times New Roman"/>
@@ -10589,7 +10576,7 @@
           <w:noProof/>
         </w:rPr>
         <w:drawing>
-          <wp:inline distT="0" distB="0" distL="0" distR="0" wp14:anchorId="2C21E472" wp14:editId="2B45B89D">
+          <wp:inline distT="0" distB="0" distL="0" distR="0" wp14:anchorId="595A9C0C" wp14:editId="04216E00">
             <wp:extent cx="5580000" cy="1749888"/>
             <wp:effectExtent l="0" t="0" r="0" b="0"/>
             <wp:docPr id="13" name="Picture 13"/>
@@ -10703,7 +10690,7 @@
         <w:pStyle w:val="Heading1"/>
         <w:spacing w:before="240" w:after="120"/>
       </w:pPr>
-      <w:bookmarkStart w:id="16" w:name="_Toc240368488"/>
+      <w:bookmarkStart w:id="16" w:name="_Toc240369226"/>
       <w:r>
         <w:rPr>
           <w:rFonts w:ascii="Times New Roman" w:eastAsia="黑体" w:hAnsi="Times New Roman"/>
@@ -10728,7 +10715,7 @@
         <w:pStyle w:val="Heading2"/>
         <w:spacing w:before="240" w:after="120"/>
       </w:pPr>
-      <w:bookmarkStart w:id="17" w:name="_Toc240368489"/>
+      <w:bookmarkStart w:id="17" w:name="_Toc240369227"/>
       <w:r>
         <w:rPr>
           <w:rFonts w:ascii="Times New Roman" w:eastAsia="黑体" w:hAnsi="Times New Roman"/>
@@ -10801,7 +10788,7 @@
           <w:noProof/>
         </w:rPr>
         <w:drawing>
-          <wp:inline distT="0" distB="0" distL="0" distR="0" wp14:anchorId="2CC838A7" wp14:editId="18321B70">
+          <wp:inline distT="0" distB="0" distL="0" distR="0" wp14:anchorId="1185B039" wp14:editId="50C6335A">
             <wp:extent cx="5580000" cy="3964032"/>
             <wp:effectExtent l="0" t="0" r="0" b="0"/>
             <wp:docPr id="14" name="Picture 14"/>
@@ -10921,7 +10908,7 @@
           <w:noProof/>
         </w:rPr>
         <w:drawing>
-          <wp:inline distT="0" distB="0" distL="0" distR="0" wp14:anchorId="55535713" wp14:editId="7940675D">
+          <wp:inline distT="0" distB="0" distL="0" distR="0" wp14:anchorId="5EACE9D2" wp14:editId="2A930D3C">
             <wp:extent cx="5580000" cy="1178496"/>
             <wp:effectExtent l="0" t="0" r="0" b="0"/>
             <wp:docPr id="15" name="Picture 15"/>
@@ -11471,16 +11458,9 @@
           <w:p>
             <w:r>
               <w:rPr>
-                <w:b/>
-                <w:sz w:val="21"/>
-              </w:rPr>
-              <w:t>上报用</w:t>
-            </w:r>
-            <w:r>
-              <w:rPr>
-                <w:sz w:val="21"/>
-              </w:rPr>
-              <w:t>，含全部组件的逐项判定</w:t>
+                <w:sz w:val="21"/>
+              </w:rPr>
+              <w:t>上报用，含全部组件的逐项判定</w:t>
             </w:r>
           </w:p>
         </w:tc>
@@ -11521,7 +11501,7 @@
           <w:noProof/>
         </w:rPr>
         <w:drawing>
-          <wp:inline distT="0" distB="0" distL="0" distR="0" wp14:anchorId="36CA5777" wp14:editId="0B8A53AA">
+          <wp:inline distT="0" distB="0" distL="0" distR="0" wp14:anchorId="666F7882" wp14:editId="5D6EF887">
             <wp:extent cx="5580000" cy="3427714"/>
             <wp:effectExtent l="0" t="0" r="0" b="0"/>
             <wp:docPr id="16" name="Picture 16"/>
@@ -11629,7 +11609,7 @@
         </w:rPr>
         <w:lastRenderedPageBreak/>
         <w:drawing>
-          <wp:inline distT="0" distB="0" distL="0" distR="0" wp14:anchorId="54B855A8" wp14:editId="3EBAF103">
+          <wp:inline distT="0" distB="0" distL="0" distR="0" wp14:anchorId="05414311" wp14:editId="33B6857E">
             <wp:extent cx="5580000" cy="3108857"/>
             <wp:effectExtent l="0" t="0" r="0" b="0"/>
             <wp:docPr id="17" name="Picture 17"/>
@@ -11706,7 +11686,7 @@
         <w:pStyle w:val="Heading2"/>
         <w:spacing w:before="240" w:after="120"/>
       </w:pPr>
-      <w:bookmarkStart w:id="18" w:name="_Toc240368490"/>
+      <w:bookmarkStart w:id="18" w:name="_Toc240369228"/>
       <w:r>
         <w:rPr>
           <w:rFonts w:ascii="Times New Roman" w:eastAsia="黑体" w:hAnsi="Times New Roman"/>
@@ -11747,13 +11727,7 @@
         <w:t xml:space="preserve"> </w:t>
       </w:r>
       <w:r>
-        <w:t>目录，人工核查台的导出文件由浏览器下载，按编号对应即可汇总为一份完整报告。汇总口径与《配置核查指导书和工具交叉验证报告》一致</w:t>
-      </w:r>
-      <w:r>
-        <w:t>——</w:t>
-      </w:r>
-      <w:r>
-        <w:t>工具核查结果与人工核查结果同表呈现，逐项可追溯。</w:t>
+        <w:t>目录，人工核查台的导出文件由浏览器下载，按编号对应即可汇总为一份完整报告。汇总口径与《配置核查指导书和工具交叉验证报告》一致，工具核查结果与人工核查结果同表呈现，逐项可追溯。</w:t>
       </w:r>
     </w:p>
     <w:p>
@@ -11789,7 +11763,7 @@
         </w:rPr>
         <w:lastRenderedPageBreak/>
         <w:drawing>
-          <wp:inline distT="0" distB="0" distL="0" distR="0" wp14:anchorId="24BCD7E8" wp14:editId="7BB3B49F">
+          <wp:inline distT="0" distB="0" distL="0" distR="0" wp14:anchorId="7C2C13F4" wp14:editId="42066809">
             <wp:extent cx="5580000" cy="3268881"/>
             <wp:effectExtent l="0" t="0" r="0" b="0"/>
             <wp:docPr id="18" name="Picture 18"/>
@@ -11896,7 +11870,7 @@
         <w:pStyle w:val="Heading1"/>
         <w:spacing w:before="240" w:after="120"/>
       </w:pPr>
-      <w:bookmarkStart w:id="19" w:name="_Toc240368491"/>
+      <w:bookmarkStart w:id="19" w:name="_Toc240369229"/>
       <w:r>
         <w:rPr>
           <w:rFonts w:ascii="Times New Roman" w:eastAsia="黑体" w:hAnsi="Times New Roman"/>
@@ -12064,7 +12038,7 @@
         </w:rPr>
         <w:lastRenderedPageBreak/>
         <w:drawing>
-          <wp:inline distT="0" distB="0" distL="0" distR="0" wp14:anchorId="382533B2" wp14:editId="063CF7ED">
+          <wp:inline distT="0" distB="0" distL="0" distR="0" wp14:anchorId="0AD1E66F" wp14:editId="3181D68A">
             <wp:extent cx="5040000" cy="4500000"/>
             <wp:effectExtent l="0" t="0" r="0" b="0"/>
             <wp:docPr id="19" name="Picture 19"/>
@@ -12173,7 +12147,7 @@
         </w:rPr>
         <w:lastRenderedPageBreak/>
         <w:drawing>
-          <wp:inline distT="0" distB="0" distL="0" distR="0" wp14:anchorId="6C0004C7" wp14:editId="57C443A6">
+          <wp:inline distT="0" distB="0" distL="0" distR="0" wp14:anchorId="5D103809" wp14:editId="52428B2F">
             <wp:extent cx="4200000" cy="4500000"/>
             <wp:effectExtent l="0" t="0" r="0" b="0"/>
             <wp:docPr id="20" name="Picture 20"/>
@@ -12275,7 +12249,7 @@
         </w:rPr>
         <w:lastRenderedPageBreak/>
         <w:drawing>
-          <wp:inline distT="0" distB="0" distL="0" distR="0" wp14:anchorId="1F640CCD" wp14:editId="5C4BD19D">
+          <wp:inline distT="0" distB="0" distL="0" distR="0" wp14:anchorId="5DE262B6" wp14:editId="50F1DBC0">
             <wp:extent cx="5580000" cy="3260552"/>
             <wp:effectExtent l="0" t="0" r="0" b="0"/>
             <wp:docPr id="21" name="Picture 21"/>
@@ -12412,7 +12386,7 @@
         <w:pStyle w:val="Heading1"/>
         <w:spacing w:before="240" w:after="120"/>
       </w:pPr>
-      <w:bookmarkStart w:id="20" w:name="_Toc240368492"/>
+      <w:bookmarkStart w:id="20" w:name="_Toc240369230"/>
       <w:r>
         <w:rPr>
           <w:rFonts w:ascii="Times New Roman" w:eastAsia="黑体" w:hAnsi="Times New Roman"/>
@@ -12443,16 +12417,7 @@
         <w:t>1</w:t>
       </w:r>
       <w:r>
-        <w:t>）</w:t>
-      </w:r>
-      <w:r>
-        <w:rPr>
-          <w:b/>
-        </w:rPr>
-        <w:t>未部署的组件</w:t>
-      </w:r>
-      <w:r>
-        <w:t>：脚本会将该组件全部检查项判为「需人工核查」或「不适用」，这是如实反映，不是漏检。要得到该组件的结论，需先安装对应客户端（如达梦</w:t>
+        <w:t>）未部署的组件：脚本会将该组件全部检查项判为「需人工核查」或「不适用」，这是如实反映，不是漏检。要得到该组件的结论，需先安装对应客户端（如达梦</w:t>
       </w:r>
       <w:r>
         <w:t xml:space="preserve"> </w:t>
@@ -12480,16 +12445,7 @@
         <w:t>2</w:t>
       </w:r>
       <w:r>
-        <w:t>）</w:t>
-      </w:r>
-      <w:r>
-        <w:rPr>
-          <w:b/>
-        </w:rPr>
-        <w:t>权限不足会改变结论</w:t>
-      </w:r>
-      <w:r>
-        <w:t>：以非管理员</w:t>
+        <w:t>）权限不足会改变结论：以非管理员</w:t>
       </w:r>
       <w:r>
         <w:t xml:space="preserve"> / </w:t>
@@ -12516,16 +12472,7 @@
         <w:t>3</w:t>
       </w:r>
       <w:r>
-        <w:t>）</w:t>
-      </w:r>
-      <w:r>
-        <w:rPr>
-          <w:b/>
-        </w:rPr>
-        <w:t>网络设备依赖人工采集</w:t>
-      </w:r>
-      <w:r>
-        <w:t>：设备回显须由运维人员登录设备执行命令并留存，工具只负责生成清单与解析回显；未提供回显时该</w:t>
+        <w:t>）网络设备依赖人工采集：设备回显须由运维人员登录设备执行命令并留存，工具只负责生成清单与解析回显；未提供回显时该</w:t>
       </w:r>
       <w:r>
         <w:t xml:space="preserve"> 23 </w:t>
@@ -12546,16 +12493,7 @@
         <w:t>4</w:t>
       </w:r>
       <w:r>
-        <w:t>）</w:t>
-      </w:r>
-      <w:r>
-        <w:rPr>
-          <w:b/>
-        </w:rPr>
-        <w:t>判定依据以脚本源码为准</w:t>
-      </w:r>
-      <w:r>
-        <w:t>：报告的检测详情与建议由脚本内的判定分支产生，若被测机环境特殊（如国产化替代路径、非标准部署），建议结合人工核查台复核。</w:t>
+        <w:t>）判定依据以脚本源码为准：报告的检测详情与建议由脚本内的判定分支产生，若被测机环境特殊（如国产化替代路径、非标准部署），建议结合人工核查台复核。</w:t>
       </w:r>
     </w:p>
     <w:p>
@@ -12571,16 +12509,7 @@
         <w:t>5</w:t>
       </w:r>
       <w:r>
-        <w:t>）</w:t>
-      </w:r>
-      <w:r>
-        <w:rPr>
-          <w:b/>
-        </w:rPr>
-        <w:t>不做整改</w:t>
-      </w:r>
-      <w:r>
-        <w:t>：工具只核查不修改配置，报告中给出的是整改建议，改动需由运维按要求执行。</w:t>
+        <w:t>）不做整改：工具只核查不修改配置，报告中给出的是整改建议，改动需由运维按要求执行。</w:t>
       </w:r>
     </w:p>
     <w:p>
@@ -12588,7 +12517,7 @@
         <w:pStyle w:val="Heading1"/>
         <w:spacing w:before="240" w:after="120"/>
       </w:pPr>
-      <w:bookmarkStart w:id="21" w:name="_Toc240368493"/>
+      <w:bookmarkStart w:id="21" w:name="_Toc240369231"/>
       <w:r>
         <w:rPr>
           <w:rFonts w:ascii="Times New Roman" w:eastAsia="黑体" w:hAnsi="Times New Roman"/>
@@ -13350,7 +13279,7 @@
         <w:pStyle w:val="Heading1"/>
         <w:spacing w:before="240" w:after="120"/>
       </w:pPr>
-      <w:bookmarkStart w:id="22" w:name="_Toc240368494"/>
+      <w:bookmarkStart w:id="22" w:name="_Toc240369232"/>
       <w:r>
         <w:rPr>
           <w:rFonts w:ascii="Times New Roman" w:eastAsia="黑体" w:hAnsi="Times New Roman"/>
@@ -13730,31 +13659,31 @@
       </w:rPr>
     </w:lvl>
   </w:abstractNum>
-  <w:num w:numId="1" w16cid:durableId="1922056133">
+  <w:num w:numId="1" w16cid:durableId="1757746758">
     <w:abstractNumId w:val="8"/>
   </w:num>
-  <w:num w:numId="2" w16cid:durableId="940180598">
+  <w:num w:numId="2" w16cid:durableId="972448260">
     <w:abstractNumId w:val="6"/>
   </w:num>
-  <w:num w:numId="3" w16cid:durableId="1047292965">
+  <w:num w:numId="3" w16cid:durableId="2091386573">
     <w:abstractNumId w:val="5"/>
   </w:num>
-  <w:num w:numId="4" w16cid:durableId="1184517842">
+  <w:num w:numId="4" w16cid:durableId="1309895905">
     <w:abstractNumId w:val="4"/>
   </w:num>
-  <w:num w:numId="5" w16cid:durableId="952247328">
+  <w:num w:numId="5" w16cid:durableId="647706253">
     <w:abstractNumId w:val="7"/>
   </w:num>
-  <w:num w:numId="6" w16cid:durableId="782454316">
+  <w:num w:numId="6" w16cid:durableId="44836910">
     <w:abstractNumId w:val="3"/>
   </w:num>
-  <w:num w:numId="7" w16cid:durableId="2146660863">
+  <w:num w:numId="7" w16cid:durableId="1597667586">
     <w:abstractNumId w:val="2"/>
   </w:num>
-  <w:num w:numId="8" w16cid:durableId="675155273">
+  <w:num w:numId="8" w16cid:durableId="788161859">
     <w:abstractNumId w:val="1"/>
   </w:num>
-  <w:num w:numId="9" w16cid:durableId="1835608474">
+  <w:num w:numId="9" w16cid:durableId="1995838525">
     <w:abstractNumId w:val="0"/>
   </w:num>
 </w:numbering>
@@ -25170,7 +25099,7 @@
     <w:basedOn w:val="DefaultParagraphFont"/>
     <w:uiPriority w:val="99"/>
     <w:unhideWhenUsed/>
-    <w:rsid w:val="00E60F7F"/>
+    <w:rsid w:val="00CC79A8"/>
     <w:rPr>
       <w:color w:val="0000FF" w:themeColor="hyperlink"/>
       <w:u w:val="single"/>

--- a/测评报告/配置核查工具操作说明书.docx
+++ b/测评报告/配置核查工具操作说明书.docx
@@ -47,7 +47,7 @@
           <w:noProof/>
         </w:rPr>
         <w:drawing>
-          <wp:inline distT="0" distB="0" distL="0" distR="0" wp14:anchorId="106AE5C7" wp14:editId="6FFDCF1E">
+          <wp:inline distT="0" distB="0" distL="0" distR="0" wp14:anchorId="748197C7" wp14:editId="2AA8B211">
             <wp:extent cx="1440000" cy="1440000"/>
             <wp:effectExtent l="0" t="0" r="0" b="0"/>
             <wp:docPr id="1" name="Picture 1"/>
@@ -303,7 +303,7 @@
       <w:r>
         <w:fldChar w:fldCharType="separate"/>
       </w:r>
-      <w:hyperlink w:anchor="_Toc240369210" w:history="1">
+      <w:hyperlink w:anchor="_Toc240370604" w:history="1">
         <w:r>
           <w:rPr>
             <w:rStyle w:val="Hyperlink"/>
@@ -339,7 +339,7 @@
             <w:noProof/>
             <w:webHidden/>
           </w:rPr>
-          <w:instrText xml:space="preserve"> PAGEREF _Toc240369210 \h </w:instrText>
+          <w:instrText xml:space="preserve"> PAGEREF _Toc240370604 \h </w:instrText>
         </w:r>
         <w:r>
           <w:rPr>
@@ -384,7 +384,7 @@
           <w14:ligatures w14:val="standardContextual"/>
         </w:rPr>
       </w:pPr>
-      <w:hyperlink w:anchor="_Toc240369211" w:history="1">
+      <w:hyperlink w:anchor="_Toc240370605" w:history="1">
         <w:r>
           <w:rPr>
             <w:rStyle w:val="Hyperlink"/>
@@ -420,7 +420,7 @@
             <w:noProof/>
             <w:webHidden/>
           </w:rPr>
-          <w:instrText xml:space="preserve"> PAGEREF _Toc240369211 \h </w:instrText>
+          <w:instrText xml:space="preserve"> PAGEREF _Toc240370605 \h </w:instrText>
         </w:r>
         <w:r>
           <w:rPr>
@@ -465,7 +465,7 @@
           <w14:ligatures w14:val="standardContextual"/>
         </w:rPr>
       </w:pPr>
-      <w:hyperlink w:anchor="_Toc240369212" w:history="1">
+      <w:hyperlink w:anchor="_Toc240370606" w:history="1">
         <w:r>
           <w:rPr>
             <w:rStyle w:val="Hyperlink"/>
@@ -501,7 +501,7 @@
             <w:noProof/>
             <w:webHidden/>
           </w:rPr>
-          <w:instrText xml:space="preserve"> PAGEREF _Toc240369212 \h </w:instrText>
+          <w:instrText xml:space="preserve"> PAGEREF _Toc240370606 \h </w:instrText>
         </w:r>
         <w:r>
           <w:rPr>
@@ -546,7 +546,7 @@
           <w14:ligatures w14:val="standardContextual"/>
         </w:rPr>
       </w:pPr>
-      <w:hyperlink w:anchor="_Toc240369213" w:history="1">
+      <w:hyperlink w:anchor="_Toc240370607" w:history="1">
         <w:r>
           <w:rPr>
             <w:rStyle w:val="Hyperlink"/>
@@ -582,7 +582,7 @@
             <w:noProof/>
             <w:webHidden/>
           </w:rPr>
-          <w:instrText xml:space="preserve"> PAGEREF _Toc240369213 \h </w:instrText>
+          <w:instrText xml:space="preserve"> PAGEREF _Toc240370607 \h </w:instrText>
         </w:r>
         <w:r>
           <w:rPr>
@@ -602,7 +602,7 @@
             <w:noProof/>
             <w:webHidden/>
           </w:rPr>
-          <w:t>2</w:t>
+          <w:t>3</w:t>
         </w:r>
         <w:r>
           <w:rPr>
@@ -627,7 +627,7 @@
           <w14:ligatures w14:val="standardContextual"/>
         </w:rPr>
       </w:pPr>
-      <w:hyperlink w:anchor="_Toc240369214" w:history="1">
+      <w:hyperlink w:anchor="_Toc240370608" w:history="1">
         <w:r>
           <w:rPr>
             <w:rStyle w:val="Hyperlink"/>
@@ -663,7 +663,7 @@
             <w:noProof/>
             <w:webHidden/>
           </w:rPr>
-          <w:instrText xml:space="preserve"> PAGEREF _Toc240369214 \h </w:instrText>
+          <w:instrText xml:space="preserve"> PAGEREF _Toc240370608 \h </w:instrText>
         </w:r>
         <w:r>
           <w:rPr>
@@ -708,7 +708,7 @@
           <w14:ligatures w14:val="standardContextual"/>
         </w:rPr>
       </w:pPr>
-      <w:hyperlink w:anchor="_Toc240369215" w:history="1">
+      <w:hyperlink w:anchor="_Toc240370609" w:history="1">
         <w:r>
           <w:rPr>
             <w:rStyle w:val="Hyperlink"/>
@@ -744,7 +744,7 @@
             <w:noProof/>
             <w:webHidden/>
           </w:rPr>
-          <w:instrText xml:space="preserve"> PAGEREF _Toc240369215 \h </w:instrText>
+          <w:instrText xml:space="preserve"> PAGEREF _Toc240370609 \h </w:instrText>
         </w:r>
         <w:r>
           <w:rPr>
@@ -789,7 +789,7 @@
           <w14:ligatures w14:val="standardContextual"/>
         </w:rPr>
       </w:pPr>
-      <w:hyperlink w:anchor="_Toc240369216" w:history="1">
+      <w:hyperlink w:anchor="_Toc240370610" w:history="1">
         <w:r>
           <w:rPr>
             <w:rStyle w:val="Hyperlink"/>
@@ -825,7 +825,7 @@
             <w:noProof/>
             <w:webHidden/>
           </w:rPr>
-          <w:instrText xml:space="preserve"> PAGEREF _Toc240369216 \h </w:instrText>
+          <w:instrText xml:space="preserve"> PAGEREF _Toc240370610 \h </w:instrText>
         </w:r>
         <w:r>
           <w:rPr>
@@ -870,7 +870,7 @@
           <w14:ligatures w14:val="standardContextual"/>
         </w:rPr>
       </w:pPr>
-      <w:hyperlink w:anchor="_Toc240369217" w:history="1">
+      <w:hyperlink w:anchor="_Toc240370611" w:history="1">
         <w:r>
           <w:rPr>
             <w:rStyle w:val="Hyperlink"/>
@@ -906,7 +906,7 @@
             <w:noProof/>
             <w:webHidden/>
           </w:rPr>
-          <w:instrText xml:space="preserve"> PAGEREF _Toc240369217 \h </w:instrText>
+          <w:instrText xml:space="preserve"> PAGEREF _Toc240370611 \h </w:instrText>
         </w:r>
         <w:r>
           <w:rPr>
@@ -951,7 +951,7 @@
           <w14:ligatures w14:val="standardContextual"/>
         </w:rPr>
       </w:pPr>
-      <w:hyperlink w:anchor="_Toc240369218" w:history="1">
+      <w:hyperlink w:anchor="_Toc240370612" w:history="1">
         <w:r>
           <w:rPr>
             <w:rStyle w:val="Hyperlink"/>
@@ -987,7 +987,7 @@
             <w:noProof/>
             <w:webHidden/>
           </w:rPr>
-          <w:instrText xml:space="preserve"> PAGEREF _Toc240369218 \h </w:instrText>
+          <w:instrText xml:space="preserve"> PAGEREF _Toc240370612 \h </w:instrText>
         </w:r>
         <w:r>
           <w:rPr>
@@ -1007,7 +1007,7 @@
             <w:noProof/>
             <w:webHidden/>
           </w:rPr>
-          <w:t>5</w:t>
+          <w:t>6</w:t>
         </w:r>
         <w:r>
           <w:rPr>
@@ -1032,7 +1032,7 @@
           <w14:ligatures w14:val="standardContextual"/>
         </w:rPr>
       </w:pPr>
-      <w:hyperlink w:anchor="_Toc240369219" w:history="1">
+      <w:hyperlink w:anchor="_Toc240370613" w:history="1">
         <w:r>
           <w:rPr>
             <w:rStyle w:val="Hyperlink"/>
@@ -1068,7 +1068,7 @@
             <w:noProof/>
             <w:webHidden/>
           </w:rPr>
-          <w:instrText xml:space="preserve"> PAGEREF _Toc240369219 \h </w:instrText>
+          <w:instrText xml:space="preserve"> PAGEREF _Toc240370613 \h </w:instrText>
         </w:r>
         <w:r>
           <w:rPr>
@@ -1088,7 +1088,7 @@
             <w:noProof/>
             <w:webHidden/>
           </w:rPr>
-          <w:t>6</w:t>
+          <w:t>7</w:t>
         </w:r>
         <w:r>
           <w:rPr>
@@ -1113,7 +1113,7 @@
           <w14:ligatures w14:val="standardContextual"/>
         </w:rPr>
       </w:pPr>
-      <w:hyperlink w:anchor="_Toc240369220" w:history="1">
+      <w:hyperlink w:anchor="_Toc240370614" w:history="1">
         <w:r>
           <w:rPr>
             <w:rStyle w:val="Hyperlink"/>
@@ -1149,7 +1149,7 @@
             <w:noProof/>
             <w:webHidden/>
           </w:rPr>
-          <w:instrText xml:space="preserve"> PAGEREF _Toc240369220 \h </w:instrText>
+          <w:instrText xml:space="preserve"> PAGEREF _Toc240370614 \h </w:instrText>
         </w:r>
         <w:r>
           <w:rPr>
@@ -1169,7 +1169,7 @@
             <w:noProof/>
             <w:webHidden/>
           </w:rPr>
-          <w:t>7</w:t>
+          <w:t>8</w:t>
         </w:r>
         <w:r>
           <w:rPr>
@@ -1194,7 +1194,7 @@
           <w14:ligatures w14:val="standardContextual"/>
         </w:rPr>
       </w:pPr>
-      <w:hyperlink w:anchor="_Toc240369221" w:history="1">
+      <w:hyperlink w:anchor="_Toc240370615" w:history="1">
         <w:r>
           <w:rPr>
             <w:rStyle w:val="Hyperlink"/>
@@ -1246,7 +1246,7 @@
             <w:noProof/>
             <w:webHidden/>
           </w:rPr>
-          <w:instrText xml:space="preserve"> PAGEREF _Toc240369221 \h </w:instrText>
+          <w:instrText xml:space="preserve"> PAGEREF _Toc240370615 \h </w:instrText>
         </w:r>
         <w:r>
           <w:rPr>
@@ -1291,7 +1291,7 @@
           <w14:ligatures w14:val="standardContextual"/>
         </w:rPr>
       </w:pPr>
-      <w:hyperlink w:anchor="_Toc240369222" w:history="1">
+      <w:hyperlink w:anchor="_Toc240370616" w:history="1">
         <w:r>
           <w:rPr>
             <w:rStyle w:val="Hyperlink"/>
@@ -1327,7 +1327,7 @@
             <w:noProof/>
             <w:webHidden/>
           </w:rPr>
-          <w:instrText xml:space="preserve"> PAGEREF _Toc240369222 \h </w:instrText>
+          <w:instrText xml:space="preserve"> PAGEREF _Toc240370616 \h </w:instrText>
         </w:r>
         <w:r>
           <w:rPr>
@@ -1347,7 +1347,7 @@
             <w:noProof/>
             <w:webHidden/>
           </w:rPr>
-          <w:t>9</w:t>
+          <w:t>10</w:t>
         </w:r>
         <w:r>
           <w:rPr>
@@ -1372,7 +1372,7 @@
           <w14:ligatures w14:val="standardContextual"/>
         </w:rPr>
       </w:pPr>
-      <w:hyperlink w:anchor="_Toc240369223" w:history="1">
+      <w:hyperlink w:anchor="_Toc240370617" w:history="1">
         <w:r>
           <w:rPr>
             <w:rStyle w:val="Hyperlink"/>
@@ -1408,7 +1408,7 @@
             <w:noProof/>
             <w:webHidden/>
           </w:rPr>
-          <w:instrText xml:space="preserve"> PAGEREF _Toc240369223 \h </w:instrText>
+          <w:instrText xml:space="preserve"> PAGEREF _Toc240370617 \h </w:instrText>
         </w:r>
         <w:r>
           <w:rPr>
@@ -1428,7 +1428,7 @@
             <w:noProof/>
             <w:webHidden/>
           </w:rPr>
-          <w:t>9</w:t>
+          <w:t>10</w:t>
         </w:r>
         <w:r>
           <w:rPr>
@@ -1453,7 +1453,7 @@
           <w14:ligatures w14:val="standardContextual"/>
         </w:rPr>
       </w:pPr>
-      <w:hyperlink w:anchor="_Toc240369224" w:history="1">
+      <w:hyperlink w:anchor="_Toc240370618" w:history="1">
         <w:r>
           <w:rPr>
             <w:rStyle w:val="Hyperlink"/>
@@ -1489,7 +1489,7 @@
             <w:noProof/>
             <w:webHidden/>
           </w:rPr>
-          <w:instrText xml:space="preserve"> PAGEREF _Toc240369224 \h </w:instrText>
+          <w:instrText xml:space="preserve"> PAGEREF _Toc240370618 \h </w:instrText>
         </w:r>
         <w:r>
           <w:rPr>
@@ -1534,7 +1534,7 @@
           <w14:ligatures w14:val="standardContextual"/>
         </w:rPr>
       </w:pPr>
-      <w:hyperlink w:anchor="_Toc240369225" w:history="1">
+      <w:hyperlink w:anchor="_Toc240370619" w:history="1">
         <w:r>
           <w:rPr>
             <w:rStyle w:val="Hyperlink"/>
@@ -1570,7 +1570,7 @@
             <w:noProof/>
             <w:webHidden/>
           </w:rPr>
-          <w:instrText xml:space="preserve"> PAGEREF _Toc240369225 \h </w:instrText>
+          <w:instrText xml:space="preserve"> PAGEREF _Toc240370619 \h </w:instrText>
         </w:r>
         <w:r>
           <w:rPr>
@@ -1615,7 +1615,7 @@
           <w14:ligatures w14:val="standardContextual"/>
         </w:rPr>
       </w:pPr>
-      <w:hyperlink w:anchor="_Toc240369226" w:history="1">
+      <w:hyperlink w:anchor="_Toc240370620" w:history="1">
         <w:r>
           <w:rPr>
             <w:rStyle w:val="Hyperlink"/>
@@ -1651,7 +1651,7 @@
             <w:noProof/>
             <w:webHidden/>
           </w:rPr>
-          <w:instrText xml:space="preserve"> PAGEREF _Toc240369226 \h </w:instrText>
+          <w:instrText xml:space="preserve"> PAGEREF _Toc240370620 \h </w:instrText>
         </w:r>
         <w:r>
           <w:rPr>
@@ -1696,7 +1696,7 @@
           <w14:ligatures w14:val="standardContextual"/>
         </w:rPr>
       </w:pPr>
-      <w:hyperlink w:anchor="_Toc240369227" w:history="1">
+      <w:hyperlink w:anchor="_Toc240370621" w:history="1">
         <w:r>
           <w:rPr>
             <w:rStyle w:val="Hyperlink"/>
@@ -1732,7 +1732,7 @@
             <w:noProof/>
             <w:webHidden/>
           </w:rPr>
-          <w:instrText xml:space="preserve"> PAGEREF _Toc240369227 \h </w:instrText>
+          <w:instrText xml:space="preserve"> PAGEREF _Toc240370621 \h </w:instrText>
         </w:r>
         <w:r>
           <w:rPr>
@@ -1777,7 +1777,7 @@
           <w14:ligatures w14:val="standardContextual"/>
         </w:rPr>
       </w:pPr>
-      <w:hyperlink w:anchor="_Toc240369228" w:history="1">
+      <w:hyperlink w:anchor="_Toc240370622" w:history="1">
         <w:r>
           <w:rPr>
             <w:rStyle w:val="Hyperlink"/>
@@ -1813,7 +1813,7 @@
             <w:noProof/>
             <w:webHidden/>
           </w:rPr>
-          <w:instrText xml:space="preserve"> PAGEREF _Toc240369228 \h </w:instrText>
+          <w:instrText xml:space="preserve"> PAGEREF _Toc240370622 \h </w:instrText>
         </w:r>
         <w:r>
           <w:rPr>
@@ -1858,7 +1858,7 @@
           <w14:ligatures w14:val="standardContextual"/>
         </w:rPr>
       </w:pPr>
-      <w:hyperlink w:anchor="_Toc240369229" w:history="1">
+      <w:hyperlink w:anchor="_Toc240370623" w:history="1">
         <w:r>
           <w:rPr>
             <w:rStyle w:val="Hyperlink"/>
@@ -1894,7 +1894,7 @@
             <w:noProof/>
             <w:webHidden/>
           </w:rPr>
-          <w:instrText xml:space="preserve"> PAGEREF _Toc240369229 \h </w:instrText>
+          <w:instrText xml:space="preserve"> PAGEREF _Toc240370623 \h </w:instrText>
         </w:r>
         <w:r>
           <w:rPr>
@@ -1939,7 +1939,7 @@
           <w14:ligatures w14:val="standardContextual"/>
         </w:rPr>
       </w:pPr>
-      <w:hyperlink w:anchor="_Toc240369230" w:history="1">
+      <w:hyperlink w:anchor="_Toc240370624" w:history="1">
         <w:r>
           <w:rPr>
             <w:rStyle w:val="Hyperlink"/>
@@ -1975,7 +1975,7 @@
             <w:noProof/>
             <w:webHidden/>
           </w:rPr>
-          <w:instrText xml:space="preserve"> PAGEREF _Toc240369230 \h </w:instrText>
+          <w:instrText xml:space="preserve"> PAGEREF _Toc240370624 \h </w:instrText>
         </w:r>
         <w:r>
           <w:rPr>
@@ -2020,7 +2020,7 @@
           <w14:ligatures w14:val="standardContextual"/>
         </w:rPr>
       </w:pPr>
-      <w:hyperlink w:anchor="_Toc240369231" w:history="1">
+      <w:hyperlink w:anchor="_Toc240370625" w:history="1">
         <w:r>
           <w:rPr>
             <w:rStyle w:val="Hyperlink"/>
@@ -2056,7 +2056,7 @@
             <w:noProof/>
             <w:webHidden/>
           </w:rPr>
-          <w:instrText xml:space="preserve"> PAGEREF _Toc240369231 \h </w:instrText>
+          <w:instrText xml:space="preserve"> PAGEREF _Toc240370625 \h </w:instrText>
         </w:r>
         <w:r>
           <w:rPr>
@@ -2101,7 +2101,7 @@
           <w14:ligatures w14:val="standardContextual"/>
         </w:rPr>
       </w:pPr>
-      <w:hyperlink w:anchor="_Toc240369232" w:history="1">
+      <w:hyperlink w:anchor="_Toc240370626" w:history="1">
         <w:r>
           <w:rPr>
             <w:rStyle w:val="Hyperlink"/>
@@ -2129,7 +2129,7 @@
             <w:noProof/>
             <w:webHidden/>
           </w:rPr>
-          <w:instrText xml:space="preserve"> PAGEREF _Toc240369232 \h </w:instrText>
+          <w:instrText xml:space="preserve"> PAGEREF _Toc240370626 \h </w:instrText>
         </w:r>
         <w:r>
           <w:rPr>
@@ -2597,7 +2597,7 @@
         <w:pStyle w:val="Heading1"/>
         <w:spacing w:before="240" w:after="120"/>
       </w:pPr>
-      <w:bookmarkStart w:id="0" w:name="_Toc240369210"/>
+      <w:bookmarkStart w:id="0" w:name="_Toc240370604"/>
       <w:r>
         <w:rPr>
           <w:rFonts w:ascii="Times New Roman" w:eastAsia="黑体" w:hAnsi="Times New Roman"/>
@@ -2621,7 +2621,7 @@
         <w:pStyle w:val="Heading2"/>
         <w:spacing w:before="240" w:after="120"/>
       </w:pPr>
-      <w:bookmarkStart w:id="1" w:name="_Toc240369211"/>
+      <w:bookmarkStart w:id="1" w:name="_Toc240370605"/>
       <w:r>
         <w:rPr>
           <w:rFonts w:ascii="Times New Roman" w:eastAsia="黑体" w:hAnsi="Times New Roman"/>
@@ -4357,7 +4357,7 @@
         <w:pStyle w:val="Heading2"/>
         <w:spacing w:before="240" w:after="120"/>
       </w:pPr>
-      <w:bookmarkStart w:id="2" w:name="_Toc240369212"/>
+      <w:bookmarkStart w:id="2" w:name="_Toc240370606"/>
       <w:r>
         <w:rPr>
           <w:rFonts w:ascii="Times New Roman" w:eastAsia="黑体" w:hAnsi="Times New Roman"/>
@@ -4673,113 +4673,18 @@
     </w:tbl>
     <w:p>
       <w:pPr>
+        <w:keepNext/>
         <w:spacing w:line="360" w:lineRule="auto"/>
         <w:ind w:firstLineChars="200" w:firstLine="480"/>
       </w:pPr>
       <w:r>
-        <w:t>本说明书中，</w:t>
-      </w:r>
-      <w:r>
-        <w:rPr>
-          <w:b/>
-        </w:rPr>
-        <w:t>回显</w:t>
-      </w:r>
-      <w:r>
-        <w:t>指登录网络设备执行命令后留存的操作输出文本；</w:t>
-      </w:r>
-      <w:r>
-        <w:rPr>
-          <w:b/>
-        </w:rPr>
-        <w:t>采集</w:t>
-      </w:r>
-      <w:r>
-        <w:rPr>
-          <w:b/>
-        </w:rPr>
-        <w:t>-</w:t>
-      </w:r>
-      <w:r>
-        <w:rPr>
-          <w:b/>
-        </w:rPr>
-        <w:t>解析</w:t>
-      </w:r>
-      <w:r>
-        <w:t>指网络设备核查所采用的两段式方法（先生成采集命令清单，再解析回显出报告，见</w:t>
-      </w:r>
-      <w:r>
-        <w:t xml:space="preserve"> 4.5 </w:t>
-      </w:r>
-      <w:r>
-        <w:t>节）；</w:t>
-      </w:r>
-      <w:r>
-        <w:rPr>
-          <w:b/>
-        </w:rPr>
-        <w:t>汇总报告</w:t>
-      </w:r>
-      <w:r>
-        <w:t>指合并全部组件核查结果、用于上报的</w:t>
-      </w:r>
-      <w:r>
-        <w:t xml:space="preserve"> Excel </w:t>
-      </w:r>
-      <w:r>
-        <w:t>文件。</w:t>
-      </w:r>
-    </w:p>
-    <w:p>
-      <w:pPr>
-        <w:pStyle w:val="Heading2"/>
-        <w:spacing w:before="240" w:after="120"/>
-      </w:pPr>
-      <w:bookmarkStart w:id="3" w:name="_Toc240369213"/>
-      <w:r>
-        <w:rPr>
-          <w:rFonts w:ascii="Times New Roman" w:eastAsia="黑体" w:hAnsi="Times New Roman"/>
-          <w:color w:val="000000"/>
-          <w:sz w:val="28"/>
-        </w:rPr>
-        <w:t xml:space="preserve">1.3 </w:t>
-      </w:r>
-      <w:r>
-        <w:rPr>
-          <w:rFonts w:ascii="Times New Roman" w:eastAsia="黑体" w:hAnsi="Times New Roman"/>
-          <w:color w:val="000000"/>
-          <w:sz w:val="28"/>
-        </w:rPr>
-        <w:t>快速上手</w:t>
-      </w:r>
-      <w:bookmarkEnd w:id="3"/>
-    </w:p>
-    <w:p>
-      <w:pPr>
-        <w:spacing w:line="360" w:lineRule="auto"/>
-        <w:ind w:firstLineChars="200" w:firstLine="480"/>
-      </w:pPr>
-      <w:r>
-        <w:t>完整操作见第</w:t>
-      </w:r>
-      <w:r>
-        <w:t xml:space="preserve"> 4</w:t>
-      </w:r>
-      <w:r>
-        <w:t>、</w:t>
-      </w:r>
-      <w:r>
-        <w:t xml:space="preserve">5 </w:t>
-      </w:r>
-      <w:r>
-        <w:t>章，两平台的最小操作路径见表</w:t>
+        <w:t>四态判定与《配置核查指导书和工具交叉验证报告》中三类验证结论的对应关系见表</w:t>
       </w:r>
       <w:r>
         <w:t xml:space="preserve"> 3</w:t>
       </w:r>
       <w:r>
-        <w:t>。</w:t>
+        <w:t>：</w:t>
       </w:r>
     </w:p>
     <w:p>
@@ -4794,7 +4699,6 @@
           <w:b/>
           <w:sz w:val="21"/>
         </w:rPr>
-        <w:lastRenderedPageBreak/>
         <w:t>表</w:t>
       </w:r>
       <w:r>
@@ -4811,7 +4715,7 @@
           <w:b/>
           <w:sz w:val="21"/>
         </w:rPr>
-        <w:t xml:space="preserve">　最小操作路径</w:t>
+        <w:t xml:space="preserve">　判定状态与验证结论的对应关系</w:t>
       </w:r>
     </w:p>
     <w:tbl>
@@ -4843,7 +4747,7 @@
                 <w:b/>
                 <w:sz w:val="21"/>
               </w:rPr>
-              <w:t>步骤</w:t>
+              <w:t>报告中的验证结论</w:t>
             </w:r>
           </w:p>
         </w:tc>
@@ -4860,14 +4764,7 @@
                 <w:b/>
                 <w:sz w:val="21"/>
               </w:rPr>
-              <w:t xml:space="preserve">Windows </w:t>
-            </w:r>
-            <w:r>
-              <w:rPr>
-                <w:b/>
-                <w:sz w:val="21"/>
-              </w:rPr>
-              <w:t>被测机</w:t>
+              <w:t>对应的判定状态</w:t>
             </w:r>
           </w:p>
         </w:tc>
@@ -4884,7 +4781,7 @@
                 <w:b/>
                 <w:sz w:val="21"/>
               </w:rPr>
-              <w:t>麒麟被测机</w:t>
+              <w:t>含义</w:t>
             </w:r>
           </w:p>
         </w:tc>
@@ -4902,13 +4799,7 @@
               <w:rPr>
                 <w:sz w:val="21"/>
               </w:rPr>
-              <w:t xml:space="preserve">1. </w:t>
-            </w:r>
-            <w:r>
-              <w:rPr>
-                <w:sz w:val="21"/>
-              </w:rPr>
-              <w:t>部署</w:t>
+              <w:t>可自动化</w:t>
             </w:r>
           </w:p>
         </w:tc>
@@ -4921,32 +4812,19 @@
               <w:rPr>
                 <w:sz w:val="21"/>
               </w:rPr>
-              <w:t>拷贝</w:t>
-            </w:r>
-            <w:r>
-              <w:rPr>
-                <w:sz w:val="21"/>
-              </w:rPr>
-              <w:t xml:space="preserve"> </w:t>
-            </w:r>
-            <w:r>
-              <w:rPr>
-                <w:rFonts w:ascii="Consolas" w:hAnsi="Consolas"/>
-                <w:sz w:val="21"/>
-              </w:rPr>
-              <w:t>win</w:t>
-            </w:r>
-            <w:r>
-              <w:rPr>
-                <w:sz w:val="21"/>
-              </w:rPr>
-              <w:t xml:space="preserve"> </w:t>
-            </w:r>
-            <w:r>
-              <w:rPr>
-                <w:sz w:val="21"/>
-              </w:rPr>
-              <w:t>目录到被测机</w:t>
+              <w:t>合规</w:t>
+            </w:r>
+            <w:r>
+              <w:rPr>
+                <w:sz w:val="21"/>
+              </w:rPr>
+              <w:t xml:space="preserve"> / </w:t>
+            </w:r>
+            <w:r>
+              <w:rPr>
+                <w:sz w:val="21"/>
+              </w:rPr>
+              <w:t>不合规</w:t>
             </w:r>
           </w:p>
         </w:tc>
@@ -4959,45 +4837,7 @@
               <w:rPr>
                 <w:sz w:val="21"/>
               </w:rPr>
-              <w:t>拷贝</w:t>
-            </w:r>
-            <w:r>
-              <w:rPr>
-                <w:sz w:val="21"/>
-              </w:rPr>
-              <w:t xml:space="preserve"> </w:t>
-            </w:r>
-            <w:r>
-              <w:rPr>
-                <w:rFonts w:ascii="Consolas" w:hAnsi="Consolas"/>
-                <w:sz w:val="21"/>
-              </w:rPr>
-              <w:t>kylin</w:t>
-            </w:r>
-            <w:r>
-              <w:rPr>
-                <w:sz w:val="21"/>
-              </w:rPr>
-              <w:t xml:space="preserve"> </w:t>
-            </w:r>
-            <w:r>
-              <w:rPr>
-                <w:sz w:val="21"/>
-              </w:rPr>
-              <w:t>目录并执行</w:t>
-            </w:r>
-            <w:r>
-              <w:rPr>
-                <w:sz w:val="21"/>
-              </w:rPr>
-              <w:t xml:space="preserve"> </w:t>
-            </w:r>
-            <w:r>
-              <w:rPr>
-                <w:rFonts w:ascii="Consolas" w:hAnsi="Consolas"/>
-                <w:sz w:val="21"/>
-              </w:rPr>
-              <w:t>chmod +x *.sh</w:t>
+              <w:t>脚本直接给出判定，无需人工干预</w:t>
             </w:r>
           </w:p>
         </w:tc>
@@ -5015,13 +4855,8 @@
               <w:rPr>
                 <w:sz w:val="21"/>
               </w:rPr>
-              <w:t xml:space="preserve">2. </w:t>
-            </w:r>
-            <w:r>
-              <w:rPr>
-                <w:sz w:val="21"/>
-              </w:rPr>
-              <w:t>配置</w:t>
+              <w:lastRenderedPageBreak/>
+              <w:t>部分可自动化</w:t>
             </w:r>
           </w:p>
         </w:tc>
@@ -5034,38 +4869,31 @@
               <w:rPr>
                 <w:sz w:val="21"/>
               </w:rPr>
-              <w:t>按需编辑</w:t>
-            </w:r>
-            <w:r>
-              <w:rPr>
-                <w:sz w:val="21"/>
-              </w:rPr>
-              <w:t xml:space="preserve"> </w:t>
-            </w:r>
-            <w:r>
-              <w:rPr>
-                <w:rFonts w:ascii="Consolas" w:hAnsi="Consolas"/>
-                <w:sz w:val="21"/>
-              </w:rPr>
-              <w:t>db_config.conf</w:t>
-            </w:r>
-            <w:r>
-              <w:rPr>
-                <w:sz w:val="21"/>
-              </w:rPr>
-              <w:t>（见</w:t>
-            </w:r>
-            <w:r>
-              <w:rPr>
-                <w:sz w:val="21"/>
-              </w:rPr>
-              <w:t xml:space="preserve"> 4.2 </w:t>
-            </w:r>
-            <w:r>
-              <w:rPr>
-                <w:sz w:val="21"/>
-              </w:rPr>
-              <w:t>节）</w:t>
+              <w:t>合规</w:t>
+            </w:r>
+            <w:r>
+              <w:rPr>
+                <w:sz w:val="21"/>
+              </w:rPr>
+              <w:t xml:space="preserve"> / </w:t>
+            </w:r>
+            <w:r>
+              <w:rPr>
+                <w:sz w:val="21"/>
+              </w:rPr>
+              <w:t>不合规</w:t>
+            </w:r>
+            <w:r>
+              <w:rPr>
+                <w:sz w:val="21"/>
+              </w:rPr>
+              <w:t xml:space="preserve"> / </w:t>
+            </w:r>
+            <w:r>
+              <w:rPr>
+                <w:sz w:val="21"/>
+              </w:rPr>
+              <w:t>需人工核查</w:t>
             </w:r>
           </w:p>
         </w:tc>
@@ -5078,7 +4906,7 @@
               <w:rPr>
                 <w:sz w:val="21"/>
               </w:rPr>
-              <w:t>同左，或以环境变量传入</w:t>
+              <w:t>脚本已完成检测，部分项的最终结论需结合台账或现场情况确认</w:t>
             </w:r>
           </w:p>
         </w:tc>
@@ -5096,13 +4924,7 @@
               <w:rPr>
                 <w:sz w:val="21"/>
               </w:rPr>
-              <w:t xml:space="preserve">3. </w:t>
-            </w:r>
-            <w:r>
-              <w:rPr>
-                <w:sz w:val="21"/>
-              </w:rPr>
-              <w:t>运行</w:t>
+              <w:t>需人工核查</w:t>
             </w:r>
           </w:p>
         </w:tc>
@@ -5115,20 +4937,7 @@
               <w:rPr>
                 <w:sz w:val="21"/>
               </w:rPr>
-              <w:t>双击</w:t>
-            </w:r>
-            <w:r>
-              <w:rPr>
-                <w:sz w:val="21"/>
-              </w:rPr>
-              <w:t xml:space="preserve"> </w:t>
-            </w:r>
-            <w:r>
-              <w:rPr>
-                <w:rFonts w:ascii="Consolas" w:hAnsi="Consolas"/>
-                <w:sz w:val="21"/>
-              </w:rPr>
-              <w:t>run_all.bat</w:t>
+              <w:t>需人工核查</w:t>
             </w:r>
           </w:p>
         </w:tc>
@@ -5139,16 +4948,9 @@
           <w:p>
             <w:r>
               <w:rPr>
-                <w:rFonts w:ascii="Consolas" w:hAnsi="Consolas"/>
-                <w:sz w:val="21"/>
-              </w:rPr>
-              <w:t>sudo bash run_all.sh</w:t>
-            </w:r>
-            <w:r>
-              <w:rPr>
-                <w:sz w:val="21"/>
-              </w:rPr>
-              <w:t>（自动探测组件）</w:t>
+                <w:sz w:val="21"/>
+              </w:rPr>
+              <w:t>现场查看、文档调阅与实测验证类，脚本不执行该项检测</w:t>
             </w:r>
           </w:p>
         </w:tc>
@@ -5166,13 +4968,7 @@
               <w:rPr>
                 <w:sz w:val="21"/>
               </w:rPr>
-              <w:t xml:space="preserve">4. </w:t>
-            </w:r>
-            <w:r>
-              <w:rPr>
-                <w:sz w:val="21"/>
-              </w:rPr>
-              <w:t>取报告</w:t>
+              <w:t>—</w:t>
             </w:r>
           </w:p>
         </w:tc>
@@ -5185,34 +4981,7 @@
               <w:rPr>
                 <w:sz w:val="21"/>
               </w:rPr>
-              <w:t>取</w:t>
-            </w:r>
-            <w:r>
-              <w:rPr>
-                <w:sz w:val="21"/>
-              </w:rPr>
-              <w:t xml:space="preserve"> </w:t>
-            </w:r>
-            <w:r>
-              <w:rPr>
-                <w:rFonts w:ascii="Consolas" w:hAnsi="Consolas"/>
-                <w:sz w:val="21"/>
-              </w:rPr>
-              <w:t>output\</w:t>
-            </w:r>
-            <w:r>
-              <w:rPr>
-                <w:rFonts w:ascii="Consolas" w:hAnsi="Consolas"/>
-                <w:sz w:val="21"/>
-              </w:rPr>
-              <w:t>配置核查汇总报告</w:t>
-            </w:r>
-            <w:r>
-              <w:rPr>
-                <w:rFonts w:ascii="Consolas" w:hAnsi="Consolas"/>
-                <w:sz w:val="21"/>
-              </w:rPr>
-              <w:t>_*.xls</w:t>
+              <w:t>不适用</w:t>
             </w:r>
           </w:p>
         </w:tc>
@@ -5225,34 +4994,7 @@
               <w:rPr>
                 <w:sz w:val="21"/>
               </w:rPr>
-              <w:t>取</w:t>
-            </w:r>
-            <w:r>
-              <w:rPr>
-                <w:sz w:val="21"/>
-              </w:rPr>
-              <w:t xml:space="preserve"> </w:t>
-            </w:r>
-            <w:r>
-              <w:rPr>
-                <w:rFonts w:ascii="Consolas" w:hAnsi="Consolas"/>
-                <w:sz w:val="21"/>
-              </w:rPr>
-              <w:t>output/</w:t>
-            </w:r>
-            <w:r>
-              <w:rPr>
-                <w:rFonts w:ascii="Consolas" w:hAnsi="Consolas"/>
-                <w:sz w:val="21"/>
-              </w:rPr>
-              <w:t>配置核查汇总报告</w:t>
-            </w:r>
-            <w:r>
-              <w:rPr>
-                <w:rFonts w:ascii="Consolas" w:hAnsi="Consolas"/>
-                <w:sz w:val="21"/>
-              </w:rPr>
-              <w:t>_*.xlsx</w:t>
+              <w:t>该组件未部署或本机不具备核查条件，不计入自动化核查范围</w:t>
             </w:r>
           </w:p>
         </w:tc>
@@ -5260,10 +5002,623 @@
     </w:tbl>
     <w:p>
       <w:pPr>
+        <w:spacing w:line="360" w:lineRule="auto"/>
+        <w:ind w:firstLineChars="200" w:firstLine="480"/>
+      </w:pPr>
+      <w:r>
+        <w:t>需要说明的是，</w:t>
+      </w:r>
+      <w:r>
+        <w:rPr>
+          <w:b/>
+        </w:rPr>
+        <w:t>需人工核查</w:t>
+      </w:r>
+      <w:r>
+        <w:t>表示脚本已完成该项检测、结论需人工确认，不等同于未完成核查；</w:t>
+      </w:r>
+      <w:r>
+        <w:rPr>
+          <w:b/>
+        </w:rPr>
+        <w:t>不适用</w:t>
+      </w:r>
+      <w:r>
+        <w:t>表示该组件未部署或本机不具备核查条件，也不等同于该项合规。</w:t>
+      </w:r>
+    </w:p>
+    <w:p>
+      <w:pPr>
+        <w:spacing w:line="360" w:lineRule="auto"/>
+        <w:ind w:firstLineChars="200" w:firstLine="480"/>
+      </w:pPr>
+      <w:r>
+        <w:t>本说明书中，</w:t>
+      </w:r>
+      <w:r>
+        <w:rPr>
+          <w:b/>
+        </w:rPr>
+        <w:t>回显</w:t>
+      </w:r>
+      <w:r>
+        <w:t>指登录网络设备执行命令后留存的操作输出文本；</w:t>
+      </w:r>
+      <w:r>
+        <w:rPr>
+          <w:b/>
+        </w:rPr>
+        <w:t>采集</w:t>
+      </w:r>
+      <w:r>
+        <w:rPr>
+          <w:b/>
+        </w:rPr>
+        <w:t>-</w:t>
+      </w:r>
+      <w:r>
+        <w:rPr>
+          <w:b/>
+        </w:rPr>
+        <w:t>解析</w:t>
+      </w:r>
+      <w:r>
+        <w:t>指网络设备核查所采用的两段式方法（先生成采集命令清单，再解析回显出报告，见</w:t>
+      </w:r>
+      <w:r>
+        <w:t xml:space="preserve"> 4.5 </w:t>
+      </w:r>
+      <w:r>
+        <w:t>节）；</w:t>
+      </w:r>
+      <w:r>
+        <w:rPr>
+          <w:b/>
+        </w:rPr>
+        <w:t>汇总报告</w:t>
+      </w:r>
+      <w:r>
+        <w:t>指合并全部组件核查结果、用于上报的</w:t>
+      </w:r>
+      <w:r>
+        <w:t xml:space="preserve"> Excel </w:t>
+      </w:r>
+      <w:r>
+        <w:t>文件。</w:t>
+      </w:r>
+    </w:p>
+    <w:p>
+      <w:pPr>
+        <w:pStyle w:val="Heading2"/>
+        <w:spacing w:before="240" w:after="120"/>
+      </w:pPr>
+      <w:bookmarkStart w:id="3" w:name="_Toc240370607"/>
+      <w:r>
+        <w:rPr>
+          <w:rFonts w:ascii="Times New Roman" w:eastAsia="黑体" w:hAnsi="Times New Roman"/>
+          <w:color w:val="000000"/>
+          <w:sz w:val="28"/>
+        </w:rPr>
+        <w:t xml:space="preserve">1.3 </w:t>
+      </w:r>
+      <w:r>
+        <w:rPr>
+          <w:rFonts w:ascii="Times New Roman" w:eastAsia="黑体" w:hAnsi="Times New Roman"/>
+          <w:color w:val="000000"/>
+          <w:sz w:val="28"/>
+        </w:rPr>
+        <w:t>快速上手</w:t>
+      </w:r>
+      <w:bookmarkEnd w:id="3"/>
+    </w:p>
+    <w:p>
+      <w:pPr>
+        <w:spacing w:line="360" w:lineRule="auto"/>
+        <w:ind w:firstLineChars="200" w:firstLine="480"/>
+      </w:pPr>
+      <w:r>
+        <w:t>完整操作见第</w:t>
+      </w:r>
+      <w:r>
+        <w:t xml:space="preserve"> 4</w:t>
+      </w:r>
+      <w:r>
+        <w:t>、</w:t>
+      </w:r>
+      <w:r>
+        <w:t xml:space="preserve">5 </w:t>
+      </w:r>
+      <w:r>
+        <w:t>章，两平台的最小操作路径见表</w:t>
+      </w:r>
+      <w:r>
+        <w:t xml:space="preserve"> 4</w:t>
+      </w:r>
+      <w:r>
+        <w:t>。</w:t>
+      </w:r>
+    </w:p>
+    <w:p>
+      <w:pPr>
+        <w:keepNext/>
+        <w:spacing w:before="120" w:after="40"/>
+        <w:jc w:val="center"/>
+      </w:pPr>
+      <w:r>
+        <w:rPr>
+          <w:rFonts w:eastAsia="黑体"/>
+          <w:b/>
+          <w:sz w:val="21"/>
+        </w:rPr>
+        <w:t>表</w:t>
+      </w:r>
+      <w:r>
+        <w:rPr>
+          <w:rFonts w:eastAsia="黑体"/>
+          <w:b/>
+          <w:sz w:val="21"/>
+        </w:rPr>
+        <w:t xml:space="preserve"> 4</w:t>
+      </w:r>
+      <w:r>
+        <w:rPr>
+          <w:rFonts w:eastAsia="黑体"/>
+          <w:b/>
+          <w:sz w:val="21"/>
+        </w:rPr>
+        <w:t xml:space="preserve">　最小操作路径</w:t>
+      </w:r>
+    </w:p>
+    <w:tbl>
+      <w:tblPr>
+        <w:tblStyle w:val="TableGrid"/>
+        <w:tblW w:w="0" w:type="auto"/>
+        <w:tblLook w:val="04A0" w:firstRow="1" w:lastRow="0" w:firstColumn="1" w:lastColumn="0" w:noHBand="0" w:noVBand="1"/>
+      </w:tblPr>
+      <w:tblGrid>
+        <w:gridCol w:w="2771"/>
+        <w:gridCol w:w="2771"/>
+        <w:gridCol w:w="2771"/>
+      </w:tblGrid>
+      <w:tr>
+        <w:trPr>
+          <w:cantSplit/>
+          <w:tblHeader/>
+        </w:trPr>
+        <w:tc>
+          <w:tcPr>
+            <w:tcW w:w="2771" w:type="dxa"/>
+          </w:tcPr>
+          <w:p>
+            <w:pPr>
+              <w:keepNext/>
+            </w:pPr>
+            <w:r>
+              <w:rPr>
+                <w:b/>
+                <w:sz w:val="21"/>
+              </w:rPr>
+              <w:t>步骤</w:t>
+            </w:r>
+          </w:p>
+        </w:tc>
+        <w:tc>
+          <w:tcPr>
+            <w:tcW w:w="2771" w:type="dxa"/>
+          </w:tcPr>
+          <w:p>
+            <w:pPr>
+              <w:keepNext/>
+            </w:pPr>
+            <w:r>
+              <w:rPr>
+                <w:b/>
+                <w:sz w:val="21"/>
+              </w:rPr>
+              <w:t xml:space="preserve">Windows </w:t>
+            </w:r>
+            <w:r>
+              <w:rPr>
+                <w:b/>
+                <w:sz w:val="21"/>
+              </w:rPr>
+              <w:t>被测机</w:t>
+            </w:r>
+          </w:p>
+        </w:tc>
+        <w:tc>
+          <w:tcPr>
+            <w:tcW w:w="2771" w:type="dxa"/>
+          </w:tcPr>
+          <w:p>
+            <w:pPr>
+              <w:keepNext/>
+            </w:pPr>
+            <w:r>
+              <w:rPr>
+                <w:b/>
+                <w:sz w:val="21"/>
+              </w:rPr>
+              <w:t>麒麟被测机</w:t>
+            </w:r>
+          </w:p>
+        </w:tc>
+      </w:tr>
+      <w:tr>
+        <w:trPr>
+          <w:cantSplit/>
+        </w:trPr>
+        <w:tc>
+          <w:tcPr>
+            <w:tcW w:w="2771" w:type="dxa"/>
+          </w:tcPr>
+          <w:p>
+            <w:r>
+              <w:rPr>
+                <w:sz w:val="21"/>
+              </w:rPr>
+              <w:t xml:space="preserve">1. </w:t>
+            </w:r>
+            <w:r>
+              <w:rPr>
+                <w:sz w:val="21"/>
+              </w:rPr>
+              <w:t>部署</w:t>
+            </w:r>
+          </w:p>
+        </w:tc>
+        <w:tc>
+          <w:tcPr>
+            <w:tcW w:w="2771" w:type="dxa"/>
+          </w:tcPr>
+          <w:p>
+            <w:r>
+              <w:rPr>
+                <w:sz w:val="21"/>
+              </w:rPr>
+              <w:t>拷贝</w:t>
+            </w:r>
+            <w:r>
+              <w:rPr>
+                <w:sz w:val="21"/>
+              </w:rPr>
+              <w:t xml:space="preserve"> </w:t>
+            </w:r>
+            <w:r>
+              <w:rPr>
+                <w:rFonts w:ascii="Consolas" w:hAnsi="Consolas"/>
+                <w:sz w:val="21"/>
+              </w:rPr>
+              <w:t>win</w:t>
+            </w:r>
+            <w:r>
+              <w:rPr>
+                <w:sz w:val="21"/>
+              </w:rPr>
+              <w:t xml:space="preserve"> </w:t>
+            </w:r>
+            <w:r>
+              <w:rPr>
+                <w:sz w:val="21"/>
+              </w:rPr>
+              <w:t>目录到被测机</w:t>
+            </w:r>
+          </w:p>
+        </w:tc>
+        <w:tc>
+          <w:tcPr>
+            <w:tcW w:w="2771" w:type="dxa"/>
+          </w:tcPr>
+          <w:p>
+            <w:r>
+              <w:rPr>
+                <w:sz w:val="21"/>
+              </w:rPr>
+              <w:t>拷贝</w:t>
+            </w:r>
+            <w:r>
+              <w:rPr>
+                <w:sz w:val="21"/>
+              </w:rPr>
+              <w:t xml:space="preserve"> </w:t>
+            </w:r>
+            <w:r>
+              <w:rPr>
+                <w:rFonts w:ascii="Consolas" w:hAnsi="Consolas"/>
+                <w:sz w:val="21"/>
+              </w:rPr>
+              <w:t>kylin</w:t>
+            </w:r>
+            <w:r>
+              <w:rPr>
+                <w:sz w:val="21"/>
+              </w:rPr>
+              <w:t xml:space="preserve"> </w:t>
+            </w:r>
+            <w:r>
+              <w:rPr>
+                <w:sz w:val="21"/>
+              </w:rPr>
+              <w:t>目录并执行</w:t>
+            </w:r>
+            <w:r>
+              <w:rPr>
+                <w:sz w:val="21"/>
+              </w:rPr>
+              <w:t xml:space="preserve"> </w:t>
+            </w:r>
+            <w:r>
+              <w:rPr>
+                <w:rFonts w:ascii="Consolas" w:hAnsi="Consolas"/>
+                <w:sz w:val="21"/>
+              </w:rPr>
+              <w:t>chmod +x *.sh</w:t>
+            </w:r>
+          </w:p>
+        </w:tc>
+      </w:tr>
+      <w:tr>
+        <w:trPr>
+          <w:cantSplit/>
+        </w:trPr>
+        <w:tc>
+          <w:tcPr>
+            <w:tcW w:w="2771" w:type="dxa"/>
+          </w:tcPr>
+          <w:p>
+            <w:r>
+              <w:rPr>
+                <w:sz w:val="21"/>
+              </w:rPr>
+              <w:t xml:space="preserve">2. </w:t>
+            </w:r>
+            <w:r>
+              <w:rPr>
+                <w:sz w:val="21"/>
+              </w:rPr>
+              <w:t>配置</w:t>
+            </w:r>
+          </w:p>
+        </w:tc>
+        <w:tc>
+          <w:tcPr>
+            <w:tcW w:w="2771" w:type="dxa"/>
+          </w:tcPr>
+          <w:p>
+            <w:r>
+              <w:rPr>
+                <w:sz w:val="21"/>
+              </w:rPr>
+              <w:t>按需编辑</w:t>
+            </w:r>
+            <w:r>
+              <w:rPr>
+                <w:sz w:val="21"/>
+              </w:rPr>
+              <w:t xml:space="preserve"> </w:t>
+            </w:r>
+            <w:r>
+              <w:rPr>
+                <w:rFonts w:ascii="Consolas" w:hAnsi="Consolas"/>
+                <w:sz w:val="21"/>
+              </w:rPr>
+              <w:t>db_config.conf</w:t>
+            </w:r>
+            <w:r>
+              <w:rPr>
+                <w:sz w:val="21"/>
+              </w:rPr>
+              <w:t>（见</w:t>
+            </w:r>
+            <w:r>
+              <w:rPr>
+                <w:sz w:val="21"/>
+              </w:rPr>
+              <w:t xml:space="preserve"> 4.2 </w:t>
+            </w:r>
+            <w:r>
+              <w:rPr>
+                <w:sz w:val="21"/>
+              </w:rPr>
+              <w:t>节）</w:t>
+            </w:r>
+          </w:p>
+        </w:tc>
+        <w:tc>
+          <w:tcPr>
+            <w:tcW w:w="2771" w:type="dxa"/>
+          </w:tcPr>
+          <w:p>
+            <w:r>
+              <w:rPr>
+                <w:sz w:val="21"/>
+              </w:rPr>
+              <w:t>同左，或以环境变量传入</w:t>
+            </w:r>
+          </w:p>
+        </w:tc>
+      </w:tr>
+      <w:tr>
+        <w:trPr>
+          <w:cantSplit/>
+        </w:trPr>
+        <w:tc>
+          <w:tcPr>
+            <w:tcW w:w="2771" w:type="dxa"/>
+          </w:tcPr>
+          <w:p>
+            <w:r>
+              <w:rPr>
+                <w:sz w:val="21"/>
+              </w:rPr>
+              <w:t xml:space="preserve">3. </w:t>
+            </w:r>
+            <w:r>
+              <w:rPr>
+                <w:sz w:val="21"/>
+              </w:rPr>
+              <w:t>运行</w:t>
+            </w:r>
+          </w:p>
+        </w:tc>
+        <w:tc>
+          <w:tcPr>
+            <w:tcW w:w="2771" w:type="dxa"/>
+          </w:tcPr>
+          <w:p>
+            <w:r>
+              <w:rPr>
+                <w:sz w:val="21"/>
+              </w:rPr>
+              <w:t>双击</w:t>
+            </w:r>
+            <w:r>
+              <w:rPr>
+                <w:sz w:val="21"/>
+              </w:rPr>
+              <w:t xml:space="preserve"> </w:t>
+            </w:r>
+            <w:r>
+              <w:rPr>
+                <w:rFonts w:ascii="Consolas" w:hAnsi="Consolas"/>
+                <w:sz w:val="21"/>
+              </w:rPr>
+              <w:t>run_all.bat</w:t>
+            </w:r>
+          </w:p>
+        </w:tc>
+        <w:tc>
+          <w:tcPr>
+            <w:tcW w:w="2771" w:type="dxa"/>
+          </w:tcPr>
+          <w:p>
+            <w:r>
+              <w:rPr>
+                <w:rFonts w:ascii="Consolas" w:hAnsi="Consolas"/>
+                <w:sz w:val="21"/>
+              </w:rPr>
+              <w:t>sudo bash run_all.sh</w:t>
+            </w:r>
+            <w:r>
+              <w:rPr>
+                <w:sz w:val="21"/>
+              </w:rPr>
+              <w:t>（自动探测组件）</w:t>
+            </w:r>
+          </w:p>
+        </w:tc>
+      </w:tr>
+      <w:tr>
+        <w:trPr>
+          <w:cantSplit/>
+        </w:trPr>
+        <w:tc>
+          <w:tcPr>
+            <w:tcW w:w="2771" w:type="dxa"/>
+          </w:tcPr>
+          <w:p>
+            <w:r>
+              <w:rPr>
+                <w:sz w:val="21"/>
+              </w:rPr>
+              <w:t xml:space="preserve">4. </w:t>
+            </w:r>
+            <w:r>
+              <w:rPr>
+                <w:sz w:val="21"/>
+              </w:rPr>
+              <w:t>取报告</w:t>
+            </w:r>
+          </w:p>
+        </w:tc>
+        <w:tc>
+          <w:tcPr>
+            <w:tcW w:w="2771" w:type="dxa"/>
+          </w:tcPr>
+          <w:p>
+            <w:r>
+              <w:rPr>
+                <w:sz w:val="21"/>
+              </w:rPr>
+              <w:t>取</w:t>
+            </w:r>
+            <w:r>
+              <w:rPr>
+                <w:sz w:val="21"/>
+              </w:rPr>
+              <w:t xml:space="preserve"> </w:t>
+            </w:r>
+            <w:r>
+              <w:rPr>
+                <w:rFonts w:ascii="Consolas" w:hAnsi="Consolas"/>
+                <w:sz w:val="21"/>
+              </w:rPr>
+              <w:t>output\</w:t>
+            </w:r>
+            <w:r>
+              <w:rPr>
+                <w:rFonts w:ascii="Consolas" w:hAnsi="Consolas"/>
+                <w:sz w:val="21"/>
+              </w:rPr>
+              <w:t>配置核查汇总报告</w:t>
+            </w:r>
+            <w:r>
+              <w:rPr>
+                <w:rFonts w:ascii="Consolas" w:hAnsi="Consolas"/>
+                <w:sz w:val="21"/>
+              </w:rPr>
+              <w:t>_*.xls</w:t>
+            </w:r>
+          </w:p>
+        </w:tc>
+        <w:tc>
+          <w:tcPr>
+            <w:tcW w:w="2771" w:type="dxa"/>
+          </w:tcPr>
+          <w:p>
+            <w:r>
+              <w:rPr>
+                <w:sz w:val="21"/>
+              </w:rPr>
+              <w:t>取</w:t>
+            </w:r>
+            <w:r>
+              <w:rPr>
+                <w:sz w:val="21"/>
+              </w:rPr>
+              <w:t xml:space="preserve"> </w:t>
+            </w:r>
+            <w:r>
+              <w:rPr>
+                <w:rFonts w:ascii="Consolas" w:hAnsi="Consolas"/>
+                <w:sz w:val="21"/>
+              </w:rPr>
+              <w:t>output/</w:t>
+            </w:r>
+            <w:r>
+              <w:rPr>
+                <w:rFonts w:ascii="Consolas" w:hAnsi="Consolas"/>
+                <w:sz w:val="21"/>
+              </w:rPr>
+              <w:t>配置核查汇总报告</w:t>
+            </w:r>
+            <w:r>
+              <w:rPr>
+                <w:rFonts w:ascii="Consolas" w:hAnsi="Consolas"/>
+                <w:sz w:val="21"/>
+              </w:rPr>
+              <w:t>_*.xlsx</w:t>
+            </w:r>
+          </w:p>
+        </w:tc>
+      </w:tr>
+    </w:tbl>
+    <w:p>
+      <w:pPr>
         <w:pStyle w:val="Heading1"/>
         <w:spacing w:before="240" w:after="120"/>
       </w:pPr>
-      <w:bookmarkStart w:id="4" w:name="_Toc240369214"/>
+      <w:bookmarkStart w:id="4" w:name="_Toc240370608"/>
       <w:r>
         <w:rPr>
           <w:rFonts w:ascii="Times New Roman" w:eastAsia="黑体" w:hAnsi="Times New Roman"/>
@@ -5291,7 +5646,7 @@
         <w:t>工具的运行要求见表</w:t>
       </w:r>
       <w:r>
-        <w:t xml:space="preserve"> 4</w:t>
+        <w:t xml:space="preserve"> 5</w:t>
       </w:r>
       <w:r>
         <w:t>，网络设备核查另有说明见本节末。</w:t>
@@ -5309,6 +5664,7 @@
           <w:b/>
           <w:sz w:val="21"/>
         </w:rPr>
+        <w:lastRenderedPageBreak/>
         <w:t>表</w:t>
       </w:r>
       <w:r>
@@ -5317,7 +5673,7 @@
           <w:b/>
           <w:sz w:val="21"/>
         </w:rPr>
-        <w:t xml:space="preserve"> 4</w:t>
+        <w:t xml:space="preserve"> 5</w:t>
       </w:r>
       <w:r>
         <w:rPr>
@@ -5773,14 +6129,13 @@
         <w:pStyle w:val="Heading1"/>
         <w:spacing w:before="240" w:after="120"/>
       </w:pPr>
-      <w:bookmarkStart w:id="5" w:name="_Toc240369215"/>
+      <w:bookmarkStart w:id="5" w:name="_Toc240370609"/>
       <w:r>
         <w:rPr>
           <w:rFonts w:ascii="Times New Roman" w:eastAsia="黑体" w:hAnsi="Times New Roman"/>
           <w:color w:val="000000"/>
           <w:sz w:val="32"/>
         </w:rPr>
-        <w:lastRenderedPageBreak/>
         <w:t xml:space="preserve">3 </w:t>
       </w:r>
       <w:r>
@@ -6418,8 +6773,9 @@
         <w:rPr>
           <w:noProof/>
         </w:rPr>
+        <w:lastRenderedPageBreak/>
         <w:drawing>
-          <wp:inline distT="0" distB="0" distL="0" distR="0" wp14:anchorId="76FFAB34" wp14:editId="4957ED17">
+          <wp:inline distT="0" distB="0" distL="0" distR="0" wp14:anchorId="24C40AEC" wp14:editId="0FE3C3EC">
             <wp:extent cx="5580000" cy="1892736"/>
             <wp:effectExtent l="0" t="0" r="0" b="0"/>
             <wp:docPr id="2" name="Picture 2"/>
@@ -6615,14 +6971,13 @@
         <w:pStyle w:val="Heading1"/>
         <w:spacing w:before="240" w:after="120"/>
       </w:pPr>
-      <w:bookmarkStart w:id="6" w:name="_Toc240369216"/>
+      <w:bookmarkStart w:id="6" w:name="_Toc240370610"/>
       <w:r>
         <w:rPr>
           <w:rFonts w:ascii="Times New Roman" w:eastAsia="黑体" w:hAnsi="Times New Roman"/>
           <w:color w:val="000000"/>
           <w:sz w:val="32"/>
         </w:rPr>
-        <w:lastRenderedPageBreak/>
         <w:t xml:space="preserve">4 Windows </w:t>
       </w:r>
       <w:r>
@@ -6640,7 +6995,7 @@
         <w:pStyle w:val="Heading2"/>
         <w:spacing w:before="240" w:after="120"/>
       </w:pPr>
-      <w:bookmarkStart w:id="7" w:name="_Toc240369217"/>
+      <w:bookmarkStart w:id="7" w:name="_Toc240370611"/>
       <w:r>
         <w:rPr>
           <w:rFonts w:ascii="Times New Roman" w:eastAsia="黑体" w:hAnsi="Times New Roman"/>
@@ -6792,7 +7147,7 @@
           <w:noProof/>
         </w:rPr>
         <w:drawing>
-          <wp:inline distT="0" distB="0" distL="0" distR="0" wp14:anchorId="4D2F674B" wp14:editId="2E9A7D37">
+          <wp:inline distT="0" distB="0" distL="0" distR="0" wp14:anchorId="2FDFF373" wp14:editId="3D8B5DE4">
             <wp:extent cx="5580000" cy="1035648"/>
             <wp:effectExtent l="0" t="0" r="0" b="0"/>
             <wp:docPr id="3" name="Picture 3"/>
@@ -6894,13 +7249,14 @@
         <w:pStyle w:val="Heading2"/>
         <w:spacing w:before="240" w:after="120"/>
       </w:pPr>
-      <w:bookmarkStart w:id="8" w:name="_Toc240369218"/>
+      <w:bookmarkStart w:id="8" w:name="_Toc240370612"/>
       <w:r>
         <w:rPr>
           <w:rFonts w:ascii="Times New Roman" w:eastAsia="黑体" w:hAnsi="Times New Roman"/>
           <w:color w:val="000000"/>
           <w:sz w:val="28"/>
         </w:rPr>
+        <w:lastRenderedPageBreak/>
         <w:t xml:space="preserve">4.2 </w:t>
       </w:r>
       <w:r>
@@ -6997,9 +7353,8 @@
         <w:rPr>
           <w:noProof/>
         </w:rPr>
-        <w:lastRenderedPageBreak/>
         <w:drawing>
-          <wp:inline distT="0" distB="0" distL="0" distR="0" wp14:anchorId="77C28011" wp14:editId="7BB80B40">
+          <wp:inline distT="0" distB="0" distL="0" distR="0" wp14:anchorId="269DC8E0" wp14:editId="0E2FF313">
             <wp:extent cx="5580000" cy="2464128"/>
             <wp:effectExtent l="0" t="0" r="0" b="0"/>
             <wp:docPr id="4" name="Picture 4"/>
@@ -7105,7 +7460,7 @@
         <w:t>各配置项及默认值见表</w:t>
       </w:r>
       <w:r>
-        <w:t xml:space="preserve"> 5</w:t>
+        <w:t xml:space="preserve"> 6</w:t>
       </w:r>
       <w:r>
         <w:t>。</w:t>
@@ -7131,7 +7486,7 @@
           <w:b/>
           <w:sz w:val="21"/>
         </w:rPr>
-        <w:t xml:space="preserve"> 5</w:t>
+        <w:t xml:space="preserve"> 6</w:t>
       </w:r>
       <w:r>
         <w:rPr>
@@ -7810,6 +8165,16 @@
     </w:tbl>
     <w:p>
       <w:pPr>
+        <w:spacing w:line="360" w:lineRule="auto"/>
+        <w:ind w:firstLineChars="200" w:firstLine="480"/>
+      </w:pPr>
+      <w:r>
+        <w:lastRenderedPageBreak/>
+        <w:t>表中的默认值为随包示例，部署时应替换为实际的核查账号与口令；配置文件以明文保存账号信息，使用完毕后应限制该文件的访问权限（或将配置文件移出交付包，改用环境变量传入）。</w:t>
+      </w:r>
+    </w:p>
+    <w:p>
+      <w:pPr>
         <w:keepNext/>
         <w:spacing w:line="360" w:lineRule="auto"/>
         <w:ind w:firstLineChars="200" w:firstLine="480"/>
@@ -7886,7 +8251,7 @@
         <w:pStyle w:val="Heading2"/>
         <w:spacing w:before="240" w:after="120"/>
       </w:pPr>
-      <w:bookmarkStart w:id="9" w:name="_Toc240369219"/>
+      <w:bookmarkStart w:id="9" w:name="_Toc240370613"/>
       <w:r>
         <w:rPr>
           <w:rFonts w:ascii="Times New Roman" w:eastAsia="黑体" w:hAnsi="Times New Roman"/>
@@ -8012,7 +8377,6 @@
         <w:ind w:left="420"/>
       </w:pPr>
       <w:r>
-        <w:lastRenderedPageBreak/>
         <w:t>（</w:t>
       </w:r>
       <w:r>
@@ -8033,7 +8397,7 @@
           <w:noProof/>
         </w:rPr>
         <w:drawing>
-          <wp:inline distT="0" distB="0" distL="0" distR="0" wp14:anchorId="5E9498D9" wp14:editId="05B8ADC1">
+          <wp:inline distT="0" distB="0" distL="0" distR="0" wp14:anchorId="608CCE22" wp14:editId="14CCCAF7">
             <wp:extent cx="5580000" cy="3191760"/>
             <wp:effectExtent l="0" t="0" r="0" b="0"/>
             <wp:docPr id="5" name="Picture 5"/>
@@ -8159,13 +8523,14 @@
         <w:pStyle w:val="Heading2"/>
         <w:spacing w:before="240" w:after="120"/>
       </w:pPr>
-      <w:bookmarkStart w:id="10" w:name="_Toc240369220"/>
+      <w:bookmarkStart w:id="10" w:name="_Toc240370614"/>
       <w:r>
         <w:rPr>
           <w:rFonts w:ascii="Times New Roman" w:eastAsia="黑体" w:hAnsi="Times New Roman"/>
           <w:color w:val="000000"/>
           <w:sz w:val="28"/>
         </w:rPr>
+        <w:lastRenderedPageBreak/>
         <w:t xml:space="preserve">4.4 </w:t>
       </w:r>
       <w:r>
@@ -8422,9 +8787,8 @@
         <w:rPr>
           <w:noProof/>
         </w:rPr>
-        <w:lastRenderedPageBreak/>
         <w:drawing>
-          <wp:inline distT="0" distB="0" distL="0" distR="0" wp14:anchorId="18EE6E54" wp14:editId="0E0B3C40">
+          <wp:inline distT="0" distB="0" distL="0" distR="0" wp14:anchorId="0F932CB1" wp14:editId="1C26364E">
             <wp:extent cx="5580000" cy="3106944"/>
             <wp:effectExtent l="0" t="0" r="0" b="0"/>
             <wp:docPr id="6" name="Picture 6"/>
@@ -8526,7 +8890,7 @@
         <w:pStyle w:val="Heading2"/>
         <w:spacing w:before="240" w:after="120"/>
       </w:pPr>
-      <w:bookmarkStart w:id="11" w:name="_Toc240369221"/>
+      <w:bookmarkStart w:id="11" w:name="_Toc240370615"/>
       <w:r>
         <w:rPr>
           <w:rFonts w:ascii="Times New Roman" w:eastAsia="黑体" w:hAnsi="Times New Roman"/>
@@ -8652,6 +9016,7 @@
         <w:ind w:left="420"/>
       </w:pPr>
       <w:r>
+        <w:lastRenderedPageBreak/>
         <w:t>（</w:t>
       </w:r>
       <w:r>
@@ -8756,9 +9121,8 @@
         <w:rPr>
           <w:noProof/>
         </w:rPr>
-        <w:lastRenderedPageBreak/>
         <w:drawing>
-          <wp:inline distT="0" distB="0" distL="0" distR="0" wp14:anchorId="60130B69" wp14:editId="55A9A2C5">
+          <wp:inline distT="0" distB="0" distL="0" distR="0" wp14:anchorId="00FE0410" wp14:editId="2BEE965B">
             <wp:extent cx="5580000" cy="2535552"/>
             <wp:effectExtent l="0" t="0" r="0" b="0"/>
             <wp:docPr id="7" name="Picture 7"/>
@@ -8901,7 +9265,7 @@
           <w:noProof/>
         </w:rPr>
         <w:drawing>
-          <wp:inline distT="0" distB="0" distL="0" distR="0" wp14:anchorId="67D6416C" wp14:editId="2198AE9E">
+          <wp:inline distT="0" distB="0" distL="0" distR="0" wp14:anchorId="7B0AF1E7" wp14:editId="6DEF363F">
             <wp:extent cx="5580000" cy="749952"/>
             <wp:effectExtent l="0" t="0" r="0" b="0"/>
             <wp:docPr id="8" name="Picture 8"/>
@@ -9034,7 +9398,7 @@
           <w:noProof/>
         </w:rPr>
         <w:drawing>
-          <wp:inline distT="0" distB="0" distL="0" distR="0" wp14:anchorId="796FA9D4" wp14:editId="4BD32054">
+          <wp:inline distT="0" distB="0" distL="0" distR="0" wp14:anchorId="0D00F2C5" wp14:editId="786E27FC">
             <wp:extent cx="5580000" cy="1178496"/>
             <wp:effectExtent l="0" t="0" r="0" b="0"/>
             <wp:docPr id="9" name="Picture 9"/>
@@ -9222,13 +9586,14 @@
         <w:pStyle w:val="Heading1"/>
         <w:spacing w:before="240" w:after="120"/>
       </w:pPr>
-      <w:bookmarkStart w:id="12" w:name="_Toc240369222"/>
+      <w:bookmarkStart w:id="12" w:name="_Toc240370616"/>
       <w:r>
         <w:rPr>
           <w:rFonts w:ascii="Times New Roman" w:eastAsia="黑体" w:hAnsi="Times New Roman"/>
           <w:color w:val="000000"/>
           <w:sz w:val="32"/>
         </w:rPr>
+        <w:lastRenderedPageBreak/>
         <w:t xml:space="preserve">5 </w:t>
       </w:r>
       <w:r>
@@ -9246,7 +9611,7 @@
         <w:pStyle w:val="Heading2"/>
         <w:spacing w:before="240" w:after="120"/>
       </w:pPr>
-      <w:bookmarkStart w:id="13" w:name="_Toc240369223"/>
+      <w:bookmarkStart w:id="13" w:name="_Toc240370617"/>
       <w:r>
         <w:rPr>
           <w:rFonts w:ascii="Times New Roman" w:eastAsia="黑体" w:hAnsi="Times New Roman"/>
@@ -9335,7 +9700,6 @@
           <w:rFonts w:ascii="Consolas" w:hAnsi="Consolas"/>
           <w:sz w:val="21"/>
         </w:rPr>
-        <w:lastRenderedPageBreak/>
         <w:t>cd /opt/check</w:t>
       </w:r>
     </w:p>
@@ -9416,7 +9780,7 @@
           <w:noProof/>
         </w:rPr>
         <w:drawing>
-          <wp:inline distT="0" distB="0" distL="0" distR="0" wp14:anchorId="7D8C0928" wp14:editId="00485126">
+          <wp:inline distT="0" distB="0" distL="0" distR="0" wp14:anchorId="3500E622" wp14:editId="7E897C4A">
             <wp:extent cx="5580000" cy="1892736"/>
             <wp:effectExtent l="0" t="0" r="0" b="0"/>
             <wp:docPr id="10" name="Picture 10"/>
@@ -9587,7 +9951,7 @@
         <w:pStyle w:val="Heading2"/>
         <w:spacing w:before="240" w:after="120"/>
       </w:pPr>
-      <w:bookmarkStart w:id="14" w:name="_Toc240369224"/>
+      <w:bookmarkStart w:id="14" w:name="_Toc240370618"/>
       <w:r>
         <w:rPr>
           <w:rFonts w:ascii="Times New Roman" w:eastAsia="黑体" w:hAnsi="Times New Roman"/>
@@ -9646,7 +10010,7 @@
         </w:rPr>
         <w:lastRenderedPageBreak/>
         <w:drawing>
-          <wp:inline distT="0" distB="0" distL="0" distR="0" wp14:anchorId="715DDDF7" wp14:editId="391951A8">
+          <wp:inline distT="0" distB="0" distL="0" distR="0" wp14:anchorId="7B723032" wp14:editId="66AFDE2E">
             <wp:extent cx="5580000" cy="2606976"/>
             <wp:effectExtent l="0" t="0" r="0" b="0"/>
             <wp:docPr id="11" name="Picture 11"/>
@@ -9865,7 +10229,7 @@
           <w:noProof/>
         </w:rPr>
         <w:drawing>
-          <wp:inline distT="0" distB="0" distL="0" distR="0" wp14:anchorId="1B5E64BD" wp14:editId="0F4B5DD0">
+          <wp:inline distT="0" distB="0" distL="0" distR="0" wp14:anchorId="03EB79D5" wp14:editId="7BADA22A">
             <wp:extent cx="5580000" cy="3928320"/>
             <wp:effectExtent l="0" t="0" r="0" b="0"/>
             <wp:docPr id="12" name="Picture 12"/>
@@ -9948,7 +10312,7 @@
         <w:t>自动探测可用以下开关调整（写在命令前，以空格分隔，开关说明见表</w:t>
       </w:r>
       <w:r>
-        <w:t xml:space="preserve"> 6</w:t>
+        <w:t xml:space="preserve"> 7</w:t>
       </w:r>
       <w:r>
         <w:t>）：</w:t>
@@ -10085,7 +10449,7 @@
           <w:b/>
           <w:sz w:val="21"/>
         </w:rPr>
-        <w:t xml:space="preserve"> 6</w:t>
+        <w:t xml:space="preserve"> 7</w:t>
       </w:r>
       <w:r>
         <w:rPr>
@@ -10504,7 +10868,7 @@
         <w:pStyle w:val="Heading2"/>
         <w:spacing w:before="240" w:after="120"/>
       </w:pPr>
-      <w:bookmarkStart w:id="15" w:name="_Toc240369225"/>
+      <w:bookmarkStart w:id="15" w:name="_Toc240370619"/>
       <w:r>
         <w:rPr>
           <w:rFonts w:ascii="Times New Roman" w:eastAsia="黑体" w:hAnsi="Times New Roman"/>
@@ -10576,7 +10940,7 @@
           <w:noProof/>
         </w:rPr>
         <w:drawing>
-          <wp:inline distT="0" distB="0" distL="0" distR="0" wp14:anchorId="595A9C0C" wp14:editId="04216E00">
+          <wp:inline distT="0" distB="0" distL="0" distR="0" wp14:anchorId="4F331187" wp14:editId="75345403">
             <wp:extent cx="5580000" cy="1749888"/>
             <wp:effectExtent l="0" t="0" r="0" b="0"/>
             <wp:docPr id="13" name="Picture 13"/>
@@ -10690,7 +11054,7 @@
         <w:pStyle w:val="Heading1"/>
         <w:spacing w:before="240" w:after="120"/>
       </w:pPr>
-      <w:bookmarkStart w:id="16" w:name="_Toc240369226"/>
+      <w:bookmarkStart w:id="16" w:name="_Toc240370620"/>
       <w:r>
         <w:rPr>
           <w:rFonts w:ascii="Times New Roman" w:eastAsia="黑体" w:hAnsi="Times New Roman"/>
@@ -10715,7 +11079,7 @@
         <w:pStyle w:val="Heading2"/>
         <w:spacing w:before="240" w:after="120"/>
       </w:pPr>
-      <w:bookmarkStart w:id="17" w:name="_Toc240369227"/>
+      <w:bookmarkStart w:id="17" w:name="_Toc240370621"/>
       <w:r>
         <w:rPr>
           <w:rFonts w:ascii="Times New Roman" w:eastAsia="黑体" w:hAnsi="Times New Roman"/>
@@ -10788,7 +11152,7 @@
           <w:noProof/>
         </w:rPr>
         <w:drawing>
-          <wp:inline distT="0" distB="0" distL="0" distR="0" wp14:anchorId="1185B039" wp14:editId="50C6335A">
+          <wp:inline distT="0" distB="0" distL="0" distR="0" wp14:anchorId="7387ED79" wp14:editId="40AE3ADC">
             <wp:extent cx="5580000" cy="3964032"/>
             <wp:effectExtent l="0" t="0" r="0" b="0"/>
             <wp:docPr id="14" name="Picture 14"/>
@@ -10908,7 +11272,7 @@
           <w:noProof/>
         </w:rPr>
         <w:drawing>
-          <wp:inline distT="0" distB="0" distL="0" distR="0" wp14:anchorId="5EACE9D2" wp14:editId="2A930D3C">
+          <wp:inline distT="0" distB="0" distL="0" distR="0" wp14:anchorId="7714E628" wp14:editId="77CE7D5F">
             <wp:extent cx="5580000" cy="1178496"/>
             <wp:effectExtent l="0" t="0" r="0" b="0"/>
             <wp:docPr id="15" name="Picture 15"/>
@@ -11053,7 +11417,7 @@
         <w:t>输出文件及其用途见表</w:t>
       </w:r>
       <w:r>
-        <w:t xml:space="preserve"> 7</w:t>
+        <w:t xml:space="preserve"> 8</w:t>
       </w:r>
       <w:r>
         <w:t>。</w:t>
@@ -11080,7 +11444,7 @@
           <w:b/>
           <w:sz w:val="21"/>
         </w:rPr>
-        <w:t xml:space="preserve"> 7</w:t>
+        <w:t xml:space="preserve"> 8</w:t>
       </w:r>
       <w:r>
         <w:rPr>
@@ -11501,7 +11865,7 @@
           <w:noProof/>
         </w:rPr>
         <w:drawing>
-          <wp:inline distT="0" distB="0" distL="0" distR="0" wp14:anchorId="666F7882" wp14:editId="5D6EF887">
+          <wp:inline distT="0" distB="0" distL="0" distR="0" wp14:anchorId="47AC94A1" wp14:editId="42CECCB7">
             <wp:extent cx="5580000" cy="3427714"/>
             <wp:effectExtent l="0" t="0" r="0" b="0"/>
             <wp:docPr id="16" name="Picture 16"/>
@@ -11609,7 +11973,7 @@
         </w:rPr>
         <w:lastRenderedPageBreak/>
         <w:drawing>
-          <wp:inline distT="0" distB="0" distL="0" distR="0" wp14:anchorId="05414311" wp14:editId="33B6857E">
+          <wp:inline distT="0" distB="0" distL="0" distR="0" wp14:anchorId="1290555C" wp14:editId="46276BD6">
             <wp:extent cx="5580000" cy="3108857"/>
             <wp:effectExtent l="0" t="0" r="0" b="0"/>
             <wp:docPr id="17" name="Picture 17"/>
@@ -11686,7 +12050,7 @@
         <w:pStyle w:val="Heading2"/>
         <w:spacing w:before="240" w:after="120"/>
       </w:pPr>
-      <w:bookmarkStart w:id="18" w:name="_Toc240369228"/>
+      <w:bookmarkStart w:id="18" w:name="_Toc240370622"/>
       <w:r>
         <w:rPr>
           <w:rFonts w:ascii="Times New Roman" w:eastAsia="黑体" w:hAnsi="Times New Roman"/>
@@ -11763,7 +12127,7 @@
         </w:rPr>
         <w:lastRenderedPageBreak/>
         <w:drawing>
-          <wp:inline distT="0" distB="0" distL="0" distR="0" wp14:anchorId="7C2C13F4" wp14:editId="42066809">
+          <wp:inline distT="0" distB="0" distL="0" distR="0" wp14:anchorId="7160BA2B" wp14:editId="26D30420">
             <wp:extent cx="5580000" cy="3268881"/>
             <wp:effectExtent l="0" t="0" r="0" b="0"/>
             <wp:docPr id="18" name="Picture 18"/>
@@ -11870,7 +12234,7 @@
         <w:pStyle w:val="Heading1"/>
         <w:spacing w:before="240" w:after="120"/>
       </w:pPr>
-      <w:bookmarkStart w:id="19" w:name="_Toc240369229"/>
+      <w:bookmarkStart w:id="19" w:name="_Toc240370623"/>
       <w:r>
         <w:rPr>
           <w:rFonts w:ascii="Times New Roman" w:eastAsia="黑体" w:hAnsi="Times New Roman"/>
@@ -12038,7 +12402,7 @@
         </w:rPr>
         <w:lastRenderedPageBreak/>
         <w:drawing>
-          <wp:inline distT="0" distB="0" distL="0" distR="0" wp14:anchorId="0AD1E66F" wp14:editId="3181D68A">
+          <wp:inline distT="0" distB="0" distL="0" distR="0" wp14:anchorId="085206E3" wp14:editId="4DDEDBF9">
             <wp:extent cx="5040000" cy="4500000"/>
             <wp:effectExtent l="0" t="0" r="0" b="0"/>
             <wp:docPr id="19" name="Picture 19"/>
@@ -12147,7 +12511,7 @@
         </w:rPr>
         <w:lastRenderedPageBreak/>
         <w:drawing>
-          <wp:inline distT="0" distB="0" distL="0" distR="0" wp14:anchorId="5D103809" wp14:editId="52428B2F">
+          <wp:inline distT="0" distB="0" distL="0" distR="0" wp14:anchorId="79A9D16B" wp14:editId="02D400A4">
             <wp:extent cx="4200000" cy="4500000"/>
             <wp:effectExtent l="0" t="0" r="0" b="0"/>
             <wp:docPr id="20" name="Picture 20"/>
@@ -12249,7 +12613,7 @@
         </w:rPr>
         <w:lastRenderedPageBreak/>
         <w:drawing>
-          <wp:inline distT="0" distB="0" distL="0" distR="0" wp14:anchorId="5DE262B6" wp14:editId="50F1DBC0">
+          <wp:inline distT="0" distB="0" distL="0" distR="0" wp14:anchorId="1A295658" wp14:editId="3EE21B61">
             <wp:extent cx="5580000" cy="3260552"/>
             <wp:effectExtent l="0" t="0" r="0" b="0"/>
             <wp:docPr id="21" name="Picture 21"/>
@@ -12386,7 +12750,7 @@
         <w:pStyle w:val="Heading1"/>
         <w:spacing w:before="240" w:after="120"/>
       </w:pPr>
-      <w:bookmarkStart w:id="20" w:name="_Toc240369230"/>
+      <w:bookmarkStart w:id="20" w:name="_Toc240370624"/>
       <w:r>
         <w:rPr>
           <w:rFonts w:ascii="Times New Roman" w:eastAsia="黑体" w:hAnsi="Times New Roman"/>
@@ -12517,7 +12881,7 @@
         <w:pStyle w:val="Heading1"/>
         <w:spacing w:before="240" w:after="120"/>
       </w:pPr>
-      <w:bookmarkStart w:id="21" w:name="_Toc240369231"/>
+      <w:bookmarkStart w:id="21" w:name="_Toc240370625"/>
       <w:r>
         <w:rPr>
           <w:rFonts w:ascii="Times New Roman" w:eastAsia="黑体" w:hAnsi="Times New Roman"/>
@@ -12545,7 +12909,7 @@
         <w:t>现场常见问题及处理方法见表</w:t>
       </w:r>
       <w:r>
-        <w:t xml:space="preserve"> 8</w:t>
+        <w:t xml:space="preserve"> 9</w:t>
       </w:r>
       <w:r>
         <w:t>。</w:t>
@@ -12571,7 +12935,7 @@
           <w:b/>
           <w:sz w:val="21"/>
         </w:rPr>
-        <w:t xml:space="preserve"> 8</w:t>
+        <w:t xml:space="preserve"> 9</w:t>
       </w:r>
       <w:r>
         <w:rPr>
@@ -13279,7 +13643,7 @@
         <w:pStyle w:val="Heading1"/>
         <w:spacing w:before="240" w:after="120"/>
       </w:pPr>
-      <w:bookmarkStart w:id="22" w:name="_Toc240369232"/>
+      <w:bookmarkStart w:id="22" w:name="_Toc240370626"/>
       <w:r>
         <w:rPr>
           <w:rFonts w:ascii="Times New Roman" w:eastAsia="黑体" w:hAnsi="Times New Roman"/>
@@ -13659,31 +14023,31 @@
       </w:rPr>
     </w:lvl>
   </w:abstractNum>
-  <w:num w:numId="1" w16cid:durableId="1757746758">
+  <w:num w:numId="1" w16cid:durableId="792871190">
     <w:abstractNumId w:val="8"/>
   </w:num>
-  <w:num w:numId="2" w16cid:durableId="972448260">
+  <w:num w:numId="2" w16cid:durableId="307907706">
     <w:abstractNumId w:val="6"/>
   </w:num>
-  <w:num w:numId="3" w16cid:durableId="2091386573">
+  <w:num w:numId="3" w16cid:durableId="94863162">
     <w:abstractNumId w:val="5"/>
   </w:num>
-  <w:num w:numId="4" w16cid:durableId="1309895905">
+  <w:num w:numId="4" w16cid:durableId="1463647765">
     <w:abstractNumId w:val="4"/>
   </w:num>
-  <w:num w:numId="5" w16cid:durableId="647706253">
+  <w:num w:numId="5" w16cid:durableId="1119298320">
     <w:abstractNumId w:val="7"/>
   </w:num>
-  <w:num w:numId="6" w16cid:durableId="44836910">
+  <w:num w:numId="6" w16cid:durableId="947008074">
     <w:abstractNumId w:val="3"/>
   </w:num>
-  <w:num w:numId="7" w16cid:durableId="1597667586">
+  <w:num w:numId="7" w16cid:durableId="385032385">
     <w:abstractNumId w:val="2"/>
   </w:num>
-  <w:num w:numId="8" w16cid:durableId="788161859">
+  <w:num w:numId="8" w16cid:durableId="381179004">
     <w:abstractNumId w:val="1"/>
   </w:num>
-  <w:num w:numId="9" w16cid:durableId="1995838525">
+  <w:num w:numId="9" w16cid:durableId="931938433">
     <w:abstractNumId w:val="0"/>
   </w:num>
 </w:numbering>
@@ -25099,7 +25463,7 @@
     <w:basedOn w:val="DefaultParagraphFont"/>
     <w:uiPriority w:val="99"/>
     <w:unhideWhenUsed/>
-    <w:rsid w:val="00CC79A8"/>
+    <w:rsid w:val="00D7527E"/>
     <w:rPr>
       <w:color w:val="0000FF" w:themeColor="hyperlink"/>
       <w:u w:val="single"/>

--- a/测评报告/配置核查工具操作说明书.docx
+++ b/测评报告/配置核查工具操作说明书.docx
@@ -47,7 +47,7 @@
           <w:noProof/>
         </w:rPr>
         <w:drawing>
-          <wp:inline distT="0" distB="0" distL="0" distR="0" wp14:anchorId="748197C7" wp14:editId="2AA8B211">
+          <wp:inline distT="0" distB="0" distL="0" distR="0" wp14:anchorId="04EE62EB" wp14:editId="48558EF6">
             <wp:extent cx="1440000" cy="1440000"/>
             <wp:effectExtent l="0" t="0" r="0" b="0"/>
             <wp:docPr id="1" name="Picture 1"/>
@@ -303,7 +303,7 @@
       <w:r>
         <w:fldChar w:fldCharType="separate"/>
       </w:r>
-      <w:hyperlink w:anchor="_Toc240370604" w:history="1">
+      <w:hyperlink w:anchor="_Toc240371359" w:history="1">
         <w:r>
           <w:rPr>
             <w:rStyle w:val="Hyperlink"/>
@@ -339,7 +339,7 @@
             <w:noProof/>
             <w:webHidden/>
           </w:rPr>
-          <w:instrText xml:space="preserve"> PAGEREF _Toc240370604 \h </w:instrText>
+          <w:instrText xml:space="preserve"> PAGEREF _Toc240371359 \h </w:instrText>
         </w:r>
         <w:r>
           <w:rPr>
@@ -384,7 +384,7 @@
           <w14:ligatures w14:val="standardContextual"/>
         </w:rPr>
       </w:pPr>
-      <w:hyperlink w:anchor="_Toc240370605" w:history="1">
+      <w:hyperlink w:anchor="_Toc240371360" w:history="1">
         <w:r>
           <w:rPr>
             <w:rStyle w:val="Hyperlink"/>
@@ -420,7 +420,7 @@
             <w:noProof/>
             <w:webHidden/>
           </w:rPr>
-          <w:instrText xml:space="preserve"> PAGEREF _Toc240370605 \h </w:instrText>
+          <w:instrText xml:space="preserve"> PAGEREF _Toc240371360 \h </w:instrText>
         </w:r>
         <w:r>
           <w:rPr>
@@ -465,7 +465,7 @@
           <w14:ligatures w14:val="standardContextual"/>
         </w:rPr>
       </w:pPr>
-      <w:hyperlink w:anchor="_Toc240370606" w:history="1">
+      <w:hyperlink w:anchor="_Toc240371361" w:history="1">
         <w:r>
           <w:rPr>
             <w:rStyle w:val="Hyperlink"/>
@@ -501,7 +501,7 @@
             <w:noProof/>
             <w:webHidden/>
           </w:rPr>
-          <w:instrText xml:space="preserve"> PAGEREF _Toc240370606 \h </w:instrText>
+          <w:instrText xml:space="preserve"> PAGEREF _Toc240371361 \h </w:instrText>
         </w:r>
         <w:r>
           <w:rPr>
@@ -546,7 +546,7 @@
           <w14:ligatures w14:val="standardContextual"/>
         </w:rPr>
       </w:pPr>
-      <w:hyperlink w:anchor="_Toc240370607" w:history="1">
+      <w:hyperlink w:anchor="_Toc240371362" w:history="1">
         <w:r>
           <w:rPr>
             <w:rStyle w:val="Hyperlink"/>
@@ -582,7 +582,7 @@
             <w:noProof/>
             <w:webHidden/>
           </w:rPr>
-          <w:instrText xml:space="preserve"> PAGEREF _Toc240370607 \h </w:instrText>
+          <w:instrText xml:space="preserve"> PAGEREF _Toc240371362 \h </w:instrText>
         </w:r>
         <w:r>
           <w:rPr>
@@ -627,7 +627,7 @@
           <w14:ligatures w14:val="standardContextual"/>
         </w:rPr>
       </w:pPr>
-      <w:hyperlink w:anchor="_Toc240370608" w:history="1">
+      <w:hyperlink w:anchor="_Toc240371363" w:history="1">
         <w:r>
           <w:rPr>
             <w:rStyle w:val="Hyperlink"/>
@@ -663,7 +663,7 @@
             <w:noProof/>
             <w:webHidden/>
           </w:rPr>
-          <w:instrText xml:space="preserve"> PAGEREF _Toc240370608 \h </w:instrText>
+          <w:instrText xml:space="preserve"> PAGEREF _Toc240371363 \h </w:instrText>
         </w:r>
         <w:r>
           <w:rPr>
@@ -708,7 +708,7 @@
           <w14:ligatures w14:val="standardContextual"/>
         </w:rPr>
       </w:pPr>
-      <w:hyperlink w:anchor="_Toc240370609" w:history="1">
+      <w:hyperlink w:anchor="_Toc240371364" w:history="1">
         <w:r>
           <w:rPr>
             <w:rStyle w:val="Hyperlink"/>
@@ -744,7 +744,7 @@
             <w:noProof/>
             <w:webHidden/>
           </w:rPr>
-          <w:instrText xml:space="preserve"> PAGEREF _Toc240370609 \h </w:instrText>
+          <w:instrText xml:space="preserve"> PAGEREF _Toc240371364 \h </w:instrText>
         </w:r>
         <w:r>
           <w:rPr>
@@ -789,7 +789,7 @@
           <w14:ligatures w14:val="standardContextual"/>
         </w:rPr>
       </w:pPr>
-      <w:hyperlink w:anchor="_Toc240370610" w:history="1">
+      <w:hyperlink w:anchor="_Toc240371365" w:history="1">
         <w:r>
           <w:rPr>
             <w:rStyle w:val="Hyperlink"/>
@@ -825,7 +825,7 @@
             <w:noProof/>
             <w:webHidden/>
           </w:rPr>
-          <w:instrText xml:space="preserve"> PAGEREF _Toc240370610 \h </w:instrText>
+          <w:instrText xml:space="preserve"> PAGEREF _Toc240371365 \h </w:instrText>
         </w:r>
         <w:r>
           <w:rPr>
@@ -870,7 +870,7 @@
           <w14:ligatures w14:val="standardContextual"/>
         </w:rPr>
       </w:pPr>
-      <w:hyperlink w:anchor="_Toc240370611" w:history="1">
+      <w:hyperlink w:anchor="_Toc240371366" w:history="1">
         <w:r>
           <w:rPr>
             <w:rStyle w:val="Hyperlink"/>
@@ -906,7 +906,7 @@
             <w:noProof/>
             <w:webHidden/>
           </w:rPr>
-          <w:instrText xml:space="preserve"> PAGEREF _Toc240370611 \h </w:instrText>
+          <w:instrText xml:space="preserve"> PAGEREF _Toc240371366 \h </w:instrText>
         </w:r>
         <w:r>
           <w:rPr>
@@ -951,7 +951,7 @@
           <w14:ligatures w14:val="standardContextual"/>
         </w:rPr>
       </w:pPr>
-      <w:hyperlink w:anchor="_Toc240370612" w:history="1">
+      <w:hyperlink w:anchor="_Toc240371367" w:history="1">
         <w:r>
           <w:rPr>
             <w:rStyle w:val="Hyperlink"/>
@@ -987,7 +987,7 @@
             <w:noProof/>
             <w:webHidden/>
           </w:rPr>
-          <w:instrText xml:space="preserve"> PAGEREF _Toc240370612 \h </w:instrText>
+          <w:instrText xml:space="preserve"> PAGEREF _Toc240371367 \h </w:instrText>
         </w:r>
         <w:r>
           <w:rPr>
@@ -1032,7 +1032,7 @@
           <w14:ligatures w14:val="standardContextual"/>
         </w:rPr>
       </w:pPr>
-      <w:hyperlink w:anchor="_Toc240370613" w:history="1">
+      <w:hyperlink w:anchor="_Toc240371368" w:history="1">
         <w:r>
           <w:rPr>
             <w:rStyle w:val="Hyperlink"/>
@@ -1068,7 +1068,7 @@
             <w:noProof/>
             <w:webHidden/>
           </w:rPr>
-          <w:instrText xml:space="preserve"> PAGEREF _Toc240370613 \h </w:instrText>
+          <w:instrText xml:space="preserve"> PAGEREF _Toc240371368 \h </w:instrText>
         </w:r>
         <w:r>
           <w:rPr>
@@ -1113,7 +1113,7 @@
           <w14:ligatures w14:val="standardContextual"/>
         </w:rPr>
       </w:pPr>
-      <w:hyperlink w:anchor="_Toc240370614" w:history="1">
+      <w:hyperlink w:anchor="_Toc240371369" w:history="1">
         <w:r>
           <w:rPr>
             <w:rStyle w:val="Hyperlink"/>
@@ -1149,7 +1149,7 @@
             <w:noProof/>
             <w:webHidden/>
           </w:rPr>
-          <w:instrText xml:space="preserve"> PAGEREF _Toc240370614 \h </w:instrText>
+          <w:instrText xml:space="preserve"> PAGEREF _Toc240371369 \h </w:instrText>
         </w:r>
         <w:r>
           <w:rPr>
@@ -1194,7 +1194,7 @@
           <w14:ligatures w14:val="standardContextual"/>
         </w:rPr>
       </w:pPr>
-      <w:hyperlink w:anchor="_Toc240370615" w:history="1">
+      <w:hyperlink w:anchor="_Toc240371370" w:history="1">
         <w:r>
           <w:rPr>
             <w:rStyle w:val="Hyperlink"/>
@@ -1246,7 +1246,7 @@
             <w:noProof/>
             <w:webHidden/>
           </w:rPr>
-          <w:instrText xml:space="preserve"> PAGEREF _Toc240370615 \h </w:instrText>
+          <w:instrText xml:space="preserve"> PAGEREF _Toc240371370 \h </w:instrText>
         </w:r>
         <w:r>
           <w:rPr>
@@ -1291,7 +1291,7 @@
           <w14:ligatures w14:val="standardContextual"/>
         </w:rPr>
       </w:pPr>
-      <w:hyperlink w:anchor="_Toc240370616" w:history="1">
+      <w:hyperlink w:anchor="_Toc240371371" w:history="1">
         <w:r>
           <w:rPr>
             <w:rStyle w:val="Hyperlink"/>
@@ -1327,7 +1327,7 @@
             <w:noProof/>
             <w:webHidden/>
           </w:rPr>
-          <w:instrText xml:space="preserve"> PAGEREF _Toc240370616 \h </w:instrText>
+          <w:instrText xml:space="preserve"> PAGEREF _Toc240371371 \h </w:instrText>
         </w:r>
         <w:r>
           <w:rPr>
@@ -1372,7 +1372,7 @@
           <w14:ligatures w14:val="standardContextual"/>
         </w:rPr>
       </w:pPr>
-      <w:hyperlink w:anchor="_Toc240370617" w:history="1">
+      <w:hyperlink w:anchor="_Toc240371372" w:history="1">
         <w:r>
           <w:rPr>
             <w:rStyle w:val="Hyperlink"/>
@@ -1408,7 +1408,7 @@
             <w:noProof/>
             <w:webHidden/>
           </w:rPr>
-          <w:instrText xml:space="preserve"> PAGEREF _Toc240370617 \h </w:instrText>
+          <w:instrText xml:space="preserve"> PAGEREF _Toc240371372 \h </w:instrText>
         </w:r>
         <w:r>
           <w:rPr>
@@ -1453,7 +1453,7 @@
           <w14:ligatures w14:val="standardContextual"/>
         </w:rPr>
       </w:pPr>
-      <w:hyperlink w:anchor="_Toc240370618" w:history="1">
+      <w:hyperlink w:anchor="_Toc240371373" w:history="1">
         <w:r>
           <w:rPr>
             <w:rStyle w:val="Hyperlink"/>
@@ -1489,7 +1489,7 @@
             <w:noProof/>
             <w:webHidden/>
           </w:rPr>
-          <w:instrText xml:space="preserve"> PAGEREF _Toc240370618 \h </w:instrText>
+          <w:instrText xml:space="preserve"> PAGEREF _Toc240371373 \h </w:instrText>
         </w:r>
         <w:r>
           <w:rPr>
@@ -1534,7 +1534,7 @@
           <w14:ligatures w14:val="standardContextual"/>
         </w:rPr>
       </w:pPr>
-      <w:hyperlink w:anchor="_Toc240370619" w:history="1">
+      <w:hyperlink w:anchor="_Toc240371374" w:history="1">
         <w:r>
           <w:rPr>
             <w:rStyle w:val="Hyperlink"/>
@@ -1570,7 +1570,7 @@
             <w:noProof/>
             <w:webHidden/>
           </w:rPr>
-          <w:instrText xml:space="preserve"> PAGEREF _Toc240370619 \h </w:instrText>
+          <w:instrText xml:space="preserve"> PAGEREF _Toc240371374 \h </w:instrText>
         </w:r>
         <w:r>
           <w:rPr>
@@ -1590,7 +1590,7 @@
             <w:noProof/>
             <w:webHidden/>
           </w:rPr>
-          <w:t>12</w:t>
+          <w:t>13</w:t>
         </w:r>
         <w:r>
           <w:rPr>
@@ -1615,7 +1615,7 @@
           <w14:ligatures w14:val="standardContextual"/>
         </w:rPr>
       </w:pPr>
-      <w:hyperlink w:anchor="_Toc240370620" w:history="1">
+      <w:hyperlink w:anchor="_Toc240371375" w:history="1">
         <w:r>
           <w:rPr>
             <w:rStyle w:val="Hyperlink"/>
@@ -1651,7 +1651,7 @@
             <w:noProof/>
             <w:webHidden/>
           </w:rPr>
-          <w:instrText xml:space="preserve"> PAGEREF _Toc240370620 \h </w:instrText>
+          <w:instrText xml:space="preserve"> PAGEREF _Toc240371375 \h </w:instrText>
         </w:r>
         <w:r>
           <w:rPr>
@@ -1696,7 +1696,7 @@
           <w14:ligatures w14:val="standardContextual"/>
         </w:rPr>
       </w:pPr>
-      <w:hyperlink w:anchor="_Toc240370621" w:history="1">
+      <w:hyperlink w:anchor="_Toc240371376" w:history="1">
         <w:r>
           <w:rPr>
             <w:rStyle w:val="Hyperlink"/>
@@ -1732,7 +1732,7 @@
             <w:noProof/>
             <w:webHidden/>
           </w:rPr>
-          <w:instrText xml:space="preserve"> PAGEREF _Toc240370621 \h </w:instrText>
+          <w:instrText xml:space="preserve"> PAGEREF _Toc240371376 \h </w:instrText>
         </w:r>
         <w:r>
           <w:rPr>
@@ -1777,7 +1777,7 @@
           <w14:ligatures w14:val="standardContextual"/>
         </w:rPr>
       </w:pPr>
-      <w:hyperlink w:anchor="_Toc240370622" w:history="1">
+      <w:hyperlink w:anchor="_Toc240371377" w:history="1">
         <w:r>
           <w:rPr>
             <w:rStyle w:val="Hyperlink"/>
@@ -1813,7 +1813,7 @@
             <w:noProof/>
             <w:webHidden/>
           </w:rPr>
-          <w:instrText xml:space="preserve"> PAGEREF _Toc240370622 \h </w:instrText>
+          <w:instrText xml:space="preserve"> PAGEREF _Toc240371377 \h </w:instrText>
         </w:r>
         <w:r>
           <w:rPr>
@@ -1833,7 +1833,7 @@
             <w:noProof/>
             <w:webHidden/>
           </w:rPr>
-          <w:t>15</w:t>
+          <w:t>16</w:t>
         </w:r>
         <w:r>
           <w:rPr>
@@ -1858,7 +1858,7 @@
           <w14:ligatures w14:val="standardContextual"/>
         </w:rPr>
       </w:pPr>
-      <w:hyperlink w:anchor="_Toc240370623" w:history="1">
+      <w:hyperlink w:anchor="_Toc240371378" w:history="1">
         <w:r>
           <w:rPr>
             <w:rStyle w:val="Hyperlink"/>
@@ -1894,7 +1894,7 @@
             <w:noProof/>
             <w:webHidden/>
           </w:rPr>
-          <w:instrText xml:space="preserve"> PAGEREF _Toc240370623 \h </w:instrText>
+          <w:instrText xml:space="preserve"> PAGEREF _Toc240371378 \h </w:instrText>
         </w:r>
         <w:r>
           <w:rPr>
@@ -1914,7 +1914,7 @@
             <w:noProof/>
             <w:webHidden/>
           </w:rPr>
-          <w:t>16</w:t>
+          <w:t>17</w:t>
         </w:r>
         <w:r>
           <w:rPr>
@@ -1939,7 +1939,7 @@
           <w14:ligatures w14:val="standardContextual"/>
         </w:rPr>
       </w:pPr>
-      <w:hyperlink w:anchor="_Toc240370624" w:history="1">
+      <w:hyperlink w:anchor="_Toc240371379" w:history="1">
         <w:r>
           <w:rPr>
             <w:rStyle w:val="Hyperlink"/>
@@ -1975,7 +1975,7 @@
             <w:noProof/>
             <w:webHidden/>
           </w:rPr>
-          <w:instrText xml:space="preserve"> PAGEREF _Toc240370624 \h </w:instrText>
+          <w:instrText xml:space="preserve"> PAGEREF _Toc240371379 \h </w:instrText>
         </w:r>
         <w:r>
           <w:rPr>
@@ -1995,7 +1995,7 @@
             <w:noProof/>
             <w:webHidden/>
           </w:rPr>
-          <w:t>19</w:t>
+          <w:t>20</w:t>
         </w:r>
         <w:r>
           <w:rPr>
@@ -2020,7 +2020,7 @@
           <w14:ligatures w14:val="standardContextual"/>
         </w:rPr>
       </w:pPr>
-      <w:hyperlink w:anchor="_Toc240370625" w:history="1">
+      <w:hyperlink w:anchor="_Toc240371380" w:history="1">
         <w:r>
           <w:rPr>
             <w:rStyle w:val="Hyperlink"/>
@@ -2056,7 +2056,7 @@
             <w:noProof/>
             <w:webHidden/>
           </w:rPr>
-          <w:instrText xml:space="preserve"> PAGEREF _Toc240370625 \h </w:instrText>
+          <w:instrText xml:space="preserve"> PAGEREF _Toc240371380 \h </w:instrText>
         </w:r>
         <w:r>
           <w:rPr>
@@ -2076,7 +2076,7 @@
             <w:noProof/>
             <w:webHidden/>
           </w:rPr>
-          <w:t>20</w:t>
+          <w:t>21</w:t>
         </w:r>
         <w:r>
           <w:rPr>
@@ -2101,7 +2101,7 @@
           <w14:ligatures w14:val="standardContextual"/>
         </w:rPr>
       </w:pPr>
-      <w:hyperlink w:anchor="_Toc240370626" w:history="1">
+      <w:hyperlink w:anchor="_Toc240371381" w:history="1">
         <w:r>
           <w:rPr>
             <w:rStyle w:val="Hyperlink"/>
@@ -2129,7 +2129,7 @@
             <w:noProof/>
             <w:webHidden/>
           </w:rPr>
-          <w:instrText xml:space="preserve"> PAGEREF _Toc240370626 \h </w:instrText>
+          <w:instrText xml:space="preserve"> PAGEREF _Toc240371381 \h </w:instrText>
         </w:r>
         <w:r>
           <w:rPr>
@@ -2149,7 +2149,7 @@
             <w:noProof/>
             <w:webHidden/>
           </w:rPr>
-          <w:t>20</w:t>
+          <w:t>21</w:t>
         </w:r>
         <w:r>
           <w:rPr>
@@ -2597,7 +2597,7 @@
         <w:pStyle w:val="Heading1"/>
         <w:spacing w:before="240" w:after="120"/>
       </w:pPr>
-      <w:bookmarkStart w:id="0" w:name="_Toc240370604"/>
+      <w:bookmarkStart w:id="0" w:name="_Toc240371359"/>
       <w:r>
         <w:rPr>
           <w:rFonts w:ascii="Times New Roman" w:eastAsia="黑体" w:hAnsi="Times New Roman"/>
@@ -2621,7 +2621,7 @@
         <w:pStyle w:val="Heading2"/>
         <w:spacing w:before="240" w:after="120"/>
       </w:pPr>
-      <w:bookmarkStart w:id="1" w:name="_Toc240370605"/>
+      <w:bookmarkStart w:id="1" w:name="_Toc240371360"/>
       <w:r>
         <w:rPr>
           <w:rFonts w:ascii="Times New Roman" w:eastAsia="黑体" w:hAnsi="Times New Roman"/>
@@ -4357,7 +4357,7 @@
         <w:pStyle w:val="Heading2"/>
         <w:spacing w:before="240" w:after="120"/>
       </w:pPr>
-      <w:bookmarkStart w:id="2" w:name="_Toc240370606"/>
+      <w:bookmarkStart w:id="2" w:name="_Toc240371361"/>
       <w:r>
         <w:rPr>
           <w:rFonts w:ascii="Times New Roman" w:eastAsia="黑体" w:hAnsi="Times New Roman"/>
@@ -5092,7 +5092,7 @@
         <w:pStyle w:val="Heading2"/>
         <w:spacing w:before="240" w:after="120"/>
       </w:pPr>
-      <w:bookmarkStart w:id="3" w:name="_Toc240370607"/>
+      <w:bookmarkStart w:id="3" w:name="_Toc240371362"/>
       <w:r>
         <w:rPr>
           <w:rFonts w:ascii="Times New Roman" w:eastAsia="黑体" w:hAnsi="Times New Roman"/>
@@ -5618,7 +5618,7 @@
         <w:pStyle w:val="Heading1"/>
         <w:spacing w:before="240" w:after="120"/>
       </w:pPr>
-      <w:bookmarkStart w:id="4" w:name="_Toc240370608"/>
+      <w:bookmarkStart w:id="4" w:name="_Toc240371363"/>
       <w:r>
         <w:rPr>
           <w:rFonts w:ascii="Times New Roman" w:eastAsia="黑体" w:hAnsi="Times New Roman"/>
@@ -6129,7 +6129,7 @@
         <w:pStyle w:val="Heading1"/>
         <w:spacing w:before="240" w:after="120"/>
       </w:pPr>
-      <w:bookmarkStart w:id="5" w:name="_Toc240370609"/>
+      <w:bookmarkStart w:id="5" w:name="_Toc240371364"/>
       <w:r>
         <w:rPr>
           <w:rFonts w:ascii="Times New Roman" w:eastAsia="黑体" w:hAnsi="Times New Roman"/>
@@ -6775,7 +6775,7 @@
         </w:rPr>
         <w:lastRenderedPageBreak/>
         <w:drawing>
-          <wp:inline distT="0" distB="0" distL="0" distR="0" wp14:anchorId="24C40AEC" wp14:editId="0FE3C3EC">
+          <wp:inline distT="0" distB="0" distL="0" distR="0" wp14:anchorId="155A590C" wp14:editId="4616E77E">
             <wp:extent cx="5580000" cy="1892736"/>
             <wp:effectExtent l="0" t="0" r="0" b="0"/>
             <wp:docPr id="2" name="Picture 2"/>
@@ -6856,7 +6856,19 @@
         <w:rPr>
           <w:sz w:val="19"/>
         </w:rPr>
-        <w:t>在</w:t>
+        <w:t>附图</w:t>
+      </w:r>
+      <w:r>
+        <w:rPr>
+          <w:sz w:val="19"/>
+        </w:rPr>
+        <w:t xml:space="preserve"> 1</w:t>
+      </w:r>
+      <w:r>
+        <w:rPr>
+          <w:sz w:val="19"/>
+        </w:rPr>
+        <w:t xml:space="preserve">　在</w:t>
       </w:r>
       <w:r>
         <w:rPr>
@@ -6971,7 +6983,7 @@
         <w:pStyle w:val="Heading1"/>
         <w:spacing w:before="240" w:after="120"/>
       </w:pPr>
-      <w:bookmarkStart w:id="6" w:name="_Toc240370610"/>
+      <w:bookmarkStart w:id="6" w:name="_Toc240371365"/>
       <w:r>
         <w:rPr>
           <w:rFonts w:ascii="Times New Roman" w:eastAsia="黑体" w:hAnsi="Times New Roman"/>
@@ -6995,7 +7007,7 @@
         <w:pStyle w:val="Heading2"/>
         <w:spacing w:before="240" w:after="120"/>
       </w:pPr>
-      <w:bookmarkStart w:id="7" w:name="_Toc240370611"/>
+      <w:bookmarkStart w:id="7" w:name="_Toc240371366"/>
       <w:r>
         <w:rPr>
           <w:rFonts w:ascii="Times New Roman" w:eastAsia="黑体" w:hAnsi="Times New Roman"/>
@@ -7147,7 +7159,7 @@
           <w:noProof/>
         </w:rPr>
         <w:drawing>
-          <wp:inline distT="0" distB="0" distL="0" distR="0" wp14:anchorId="2FDFF373" wp14:editId="3D8B5DE4">
+          <wp:inline distT="0" distB="0" distL="0" distR="0" wp14:anchorId="77BBA735" wp14:editId="750AA5AB">
             <wp:extent cx="5580000" cy="1035648"/>
             <wp:effectExtent l="0" t="0" r="0" b="0"/>
             <wp:docPr id="3" name="Picture 3"/>
@@ -7216,7 +7228,19 @@
         <w:rPr>
           <w:sz w:val="19"/>
         </w:rPr>
-        <w:t>在交付包根目录执行</w:t>
+        <w:t>附图</w:t>
+      </w:r>
+      <w:r>
+        <w:rPr>
+          <w:sz w:val="19"/>
+        </w:rPr>
+        <w:t xml:space="preserve"> 2</w:t>
+      </w:r>
+      <w:r>
+        <w:rPr>
+          <w:sz w:val="19"/>
+        </w:rPr>
+        <w:t xml:space="preserve">　在交付包根目录执行</w:t>
       </w:r>
       <w:r>
         <w:rPr>
@@ -7249,7 +7273,7 @@
         <w:pStyle w:val="Heading2"/>
         <w:spacing w:before="240" w:after="120"/>
       </w:pPr>
-      <w:bookmarkStart w:id="8" w:name="_Toc240370612"/>
+      <w:bookmarkStart w:id="8" w:name="_Toc240371367"/>
       <w:r>
         <w:rPr>
           <w:rFonts w:ascii="Times New Roman" w:eastAsia="黑体" w:hAnsi="Times New Roman"/>
@@ -7354,7 +7378,7 @@
           <w:noProof/>
         </w:rPr>
         <w:drawing>
-          <wp:inline distT="0" distB="0" distL="0" distR="0" wp14:anchorId="269DC8E0" wp14:editId="0E2FF313">
+          <wp:inline distT="0" distB="0" distL="0" distR="0" wp14:anchorId="3482966B" wp14:editId="10D1661C">
             <wp:extent cx="5580000" cy="2464128"/>
             <wp:effectExtent l="0" t="0" r="0" b="0"/>
             <wp:docPr id="4" name="Picture 4"/>
@@ -7423,7 +7447,19 @@
         <w:rPr>
           <w:sz w:val="19"/>
         </w:rPr>
-        <w:t>执行</w:t>
+        <w:t>附图</w:t>
+      </w:r>
+      <w:r>
+        <w:rPr>
+          <w:sz w:val="19"/>
+        </w:rPr>
+        <w:t xml:space="preserve"> 3</w:t>
+      </w:r>
+      <w:r>
+        <w:rPr>
+          <w:sz w:val="19"/>
+        </w:rPr>
+        <w:t xml:space="preserve">　执行</w:t>
       </w:r>
       <w:r>
         <w:rPr>
@@ -8251,7 +8287,7 @@
         <w:pStyle w:val="Heading2"/>
         <w:spacing w:before="240" w:after="120"/>
       </w:pPr>
-      <w:bookmarkStart w:id="9" w:name="_Toc240370613"/>
+      <w:bookmarkStart w:id="9" w:name="_Toc240371368"/>
       <w:r>
         <w:rPr>
           <w:rFonts w:ascii="Times New Roman" w:eastAsia="黑体" w:hAnsi="Times New Roman"/>
@@ -8397,7 +8433,7 @@
           <w:noProof/>
         </w:rPr>
         <w:drawing>
-          <wp:inline distT="0" distB="0" distL="0" distR="0" wp14:anchorId="608CCE22" wp14:editId="14CCCAF7">
+          <wp:inline distT="0" distB="0" distL="0" distR="0" wp14:anchorId="4C46EE7A" wp14:editId="5837A1E6">
             <wp:extent cx="5580000" cy="3191760"/>
             <wp:effectExtent l="0" t="0" r="0" b="0"/>
             <wp:docPr id="5" name="Picture 5"/>
@@ -8466,7 +8502,19 @@
         <w:rPr>
           <w:sz w:val="19"/>
         </w:rPr>
-        <w:t>执行</w:t>
+        <w:t>附图</w:t>
+      </w:r>
+      <w:r>
+        <w:rPr>
+          <w:sz w:val="19"/>
+        </w:rPr>
+        <w:t xml:space="preserve"> 4</w:t>
+      </w:r>
+      <w:r>
+        <w:rPr>
+          <w:sz w:val="19"/>
+        </w:rPr>
+        <w:t xml:space="preserve">　执行</w:t>
       </w:r>
       <w:r>
         <w:rPr>
@@ -8523,7 +8571,7 @@
         <w:pStyle w:val="Heading2"/>
         <w:spacing w:before="240" w:after="120"/>
       </w:pPr>
-      <w:bookmarkStart w:id="10" w:name="_Toc240370614"/>
+      <w:bookmarkStart w:id="10" w:name="_Toc240371369"/>
       <w:r>
         <w:rPr>
           <w:rFonts w:ascii="Times New Roman" w:eastAsia="黑体" w:hAnsi="Times New Roman"/>
@@ -8788,7 +8836,7 @@
           <w:noProof/>
         </w:rPr>
         <w:drawing>
-          <wp:inline distT="0" distB="0" distL="0" distR="0" wp14:anchorId="0F932CB1" wp14:editId="1C26364E">
+          <wp:inline distT="0" distB="0" distL="0" distR="0" wp14:anchorId="694ADDC0" wp14:editId="782A0FD9">
             <wp:extent cx="5580000" cy="3106944"/>
             <wp:effectExtent l="0" t="0" r="0" b="0"/>
             <wp:docPr id="6" name="Picture 6"/>
@@ -8857,7 +8905,19 @@
         <w:rPr>
           <w:sz w:val="19"/>
         </w:rPr>
-        <w:t>执行</w:t>
+        <w:t>附图</w:t>
+      </w:r>
+      <w:r>
+        <w:rPr>
+          <w:sz w:val="19"/>
+        </w:rPr>
+        <w:t xml:space="preserve"> 5</w:t>
+      </w:r>
+      <w:r>
+        <w:rPr>
+          <w:sz w:val="19"/>
+        </w:rPr>
+        <w:t xml:space="preserve">　执行</w:t>
       </w:r>
       <w:r>
         <w:rPr>
@@ -8890,7 +8950,7 @@
         <w:pStyle w:val="Heading2"/>
         <w:spacing w:before="240" w:after="120"/>
       </w:pPr>
-      <w:bookmarkStart w:id="11" w:name="_Toc240370615"/>
+      <w:bookmarkStart w:id="11" w:name="_Toc240371370"/>
       <w:r>
         <w:rPr>
           <w:rFonts w:ascii="Times New Roman" w:eastAsia="黑体" w:hAnsi="Times New Roman"/>
@@ -9122,7 +9182,7 @@
           <w:noProof/>
         </w:rPr>
         <w:drawing>
-          <wp:inline distT="0" distB="0" distL="0" distR="0" wp14:anchorId="00FE0410" wp14:editId="2BEE965B">
+          <wp:inline distT="0" distB="0" distL="0" distR="0" wp14:anchorId="00AEF6C4" wp14:editId="533D654A">
             <wp:extent cx="5580000" cy="2535552"/>
             <wp:effectExtent l="0" t="0" r="0" b="0"/>
             <wp:docPr id="7" name="Picture 7"/>
@@ -9203,7 +9263,19 @@
         <w:rPr>
           <w:sz w:val="19"/>
         </w:rPr>
-        <w:t>采集命令清单实际内容，逐行列出需登录设备执行的命令（版本、配置、</w:t>
+        <w:t>附图</w:t>
+      </w:r>
+      <w:r>
+        <w:rPr>
+          <w:sz w:val="19"/>
+        </w:rPr>
+        <w:t xml:space="preserve"> 6</w:t>
+      </w:r>
+      <w:r>
+        <w:rPr>
+          <w:sz w:val="19"/>
+        </w:rPr>
+        <w:t xml:space="preserve">　采集命令清单实际内容，逐行列出需登录设备执行的命令（版本、配置、</w:t>
       </w:r>
       <w:r>
         <w:rPr>
@@ -9265,7 +9337,7 @@
           <w:noProof/>
         </w:rPr>
         <w:drawing>
-          <wp:inline distT="0" distB="0" distL="0" distR="0" wp14:anchorId="7B0AF1E7" wp14:editId="6DEF363F">
+          <wp:inline distT="0" distB="0" distL="0" distR="0" wp14:anchorId="7563A88A" wp14:editId="0B45A794">
             <wp:extent cx="5580000" cy="749952"/>
             <wp:effectExtent l="0" t="0" r="0" b="0"/>
             <wp:docPr id="8" name="Picture 8"/>
@@ -9346,7 +9418,19 @@
         <w:rPr>
           <w:sz w:val="19"/>
         </w:rPr>
-        <w:t>图中</w:t>
+        <w:t>附图</w:t>
+      </w:r>
+      <w:r>
+        <w:rPr>
+          <w:sz w:val="19"/>
+        </w:rPr>
+        <w:t xml:space="preserve"> 7</w:t>
+      </w:r>
+      <w:r>
+        <w:rPr>
+          <w:sz w:val="19"/>
+        </w:rPr>
+        <w:t xml:space="preserve">　图中</w:t>
       </w:r>
       <w:r>
         <w:rPr>
@@ -9397,8 +9481,9 @@
         <w:rPr>
           <w:noProof/>
         </w:rPr>
+        <w:lastRenderedPageBreak/>
         <w:drawing>
-          <wp:inline distT="0" distB="0" distL="0" distR="0" wp14:anchorId="0D00F2C5" wp14:editId="786E27FC">
+          <wp:inline distT="0" distB="0" distL="0" distR="0" wp14:anchorId="0A3A8C8B" wp14:editId="032E77AF">
             <wp:extent cx="5580000" cy="1178496"/>
             <wp:effectExtent l="0" t="0" r="0" b="0"/>
             <wp:docPr id="9" name="Picture 9"/>
@@ -9467,7 +9552,19 @@
         <w:rPr>
           <w:sz w:val="19"/>
         </w:rPr>
-        <w:t>先后执行</w:t>
+        <w:t>附图</w:t>
+      </w:r>
+      <w:r>
+        <w:rPr>
+          <w:sz w:val="19"/>
+        </w:rPr>
+        <w:t xml:space="preserve"> 8</w:t>
+      </w:r>
+      <w:r>
+        <w:rPr>
+          <w:sz w:val="19"/>
+        </w:rPr>
+        <w:t xml:space="preserve">　先后执行</w:t>
       </w:r>
       <w:r>
         <w:rPr>
@@ -9586,14 +9683,13 @@
         <w:pStyle w:val="Heading1"/>
         <w:spacing w:before="240" w:after="120"/>
       </w:pPr>
-      <w:bookmarkStart w:id="12" w:name="_Toc240370616"/>
+      <w:bookmarkStart w:id="12" w:name="_Toc240371371"/>
       <w:r>
         <w:rPr>
           <w:rFonts w:ascii="Times New Roman" w:eastAsia="黑体" w:hAnsi="Times New Roman"/>
           <w:color w:val="000000"/>
           <w:sz w:val="32"/>
         </w:rPr>
-        <w:lastRenderedPageBreak/>
         <w:t xml:space="preserve">5 </w:t>
       </w:r>
       <w:r>
@@ -9611,7 +9707,7 @@
         <w:pStyle w:val="Heading2"/>
         <w:spacing w:before="240" w:after="120"/>
       </w:pPr>
-      <w:bookmarkStart w:id="13" w:name="_Toc240370617"/>
+      <w:bookmarkStart w:id="13" w:name="_Toc240371372"/>
       <w:r>
         <w:rPr>
           <w:rFonts w:ascii="Times New Roman" w:eastAsia="黑体" w:hAnsi="Times New Roman"/>
@@ -9780,7 +9876,7 @@
           <w:noProof/>
         </w:rPr>
         <w:drawing>
-          <wp:inline distT="0" distB="0" distL="0" distR="0" wp14:anchorId="3500E622" wp14:editId="7E897C4A">
+          <wp:inline distT="0" distB="0" distL="0" distR="0" wp14:anchorId="28B2171E" wp14:editId="532DA9A0">
             <wp:extent cx="5580000" cy="1892736"/>
             <wp:effectExtent l="0" t="0" r="0" b="0"/>
             <wp:docPr id="10" name="Picture 10"/>
@@ -9849,7 +9945,19 @@
         <w:rPr>
           <w:sz w:val="19"/>
         </w:rPr>
-        <w:t>实际画面：先</w:t>
+        <w:t>附图</w:t>
+      </w:r>
+      <w:r>
+        <w:rPr>
+          <w:sz w:val="19"/>
+        </w:rPr>
+        <w:t xml:space="preserve"> 9</w:t>
+      </w:r>
+      <w:r>
+        <w:rPr>
+          <w:sz w:val="19"/>
+        </w:rPr>
+        <w:t xml:space="preserve">　实际画面：先</w:t>
       </w:r>
       <w:r>
         <w:rPr>
@@ -9951,7 +10059,7 @@
         <w:pStyle w:val="Heading2"/>
         <w:spacing w:before="240" w:after="120"/>
       </w:pPr>
-      <w:bookmarkStart w:id="14" w:name="_Toc240370618"/>
+      <w:bookmarkStart w:id="14" w:name="_Toc240371373"/>
       <w:r>
         <w:rPr>
           <w:rFonts w:ascii="Times New Roman" w:eastAsia="黑体" w:hAnsi="Times New Roman"/>
@@ -9989,6 +10097,7 @@
         <w:ind w:firstLineChars="200" w:firstLine="480"/>
       </w:pPr>
       <w:r>
+        <w:lastRenderedPageBreak/>
         <w:t>工具先探测本机安装了哪些数据库与中间件，只核查探测到的组件，避免在未部署的组件上产生大量「不适用」项。运行开头的组件探测结果如图</w:t>
       </w:r>
       <w:r>
@@ -10008,9 +10117,8 @@
         <w:rPr>
           <w:noProof/>
         </w:rPr>
-        <w:lastRenderedPageBreak/>
         <w:drawing>
-          <wp:inline distT="0" distB="0" distL="0" distR="0" wp14:anchorId="7B723032" wp14:editId="66AFDE2E">
+          <wp:inline distT="0" distB="0" distL="0" distR="0" wp14:anchorId="19D133CC" wp14:editId="09BCD654">
             <wp:extent cx="5580000" cy="2606976"/>
             <wp:effectExtent l="0" t="0" r="0" b="0"/>
             <wp:docPr id="11" name="Picture 11"/>
@@ -10079,7 +10187,19 @@
         <w:rPr>
           <w:sz w:val="19"/>
         </w:rPr>
-        <w:t>执行</w:t>
+        <w:t>附图</w:t>
+      </w:r>
+      <w:r>
+        <w:rPr>
+          <w:sz w:val="19"/>
+        </w:rPr>
+        <w:t xml:space="preserve"> 10</w:t>
+      </w:r>
+      <w:r>
+        <w:rPr>
+          <w:sz w:val="19"/>
+        </w:rPr>
+        <w:t xml:space="preserve">　执行</w:t>
       </w:r>
       <w:r>
         <w:rPr>
@@ -10228,8 +10348,9 @@
         <w:rPr>
           <w:noProof/>
         </w:rPr>
+        <w:lastRenderedPageBreak/>
         <w:drawing>
-          <wp:inline distT="0" distB="0" distL="0" distR="0" wp14:anchorId="03EB79D5" wp14:editId="7BADA22A">
+          <wp:inline distT="0" distB="0" distL="0" distR="0" wp14:anchorId="2C77175A" wp14:editId="6FC7B26E">
             <wp:extent cx="5580000" cy="3928320"/>
             <wp:effectExtent l="0" t="0" r="0" b="0"/>
             <wp:docPr id="12" name="Picture 12"/>
@@ -10298,7 +10419,19 @@
         <w:rPr>
           <w:sz w:val="19"/>
         </w:rPr>
-        <w:t>同一轮运行末尾的实际画面。列出本轮实际核查项数与全部报告文件路径。</w:t>
+        <w:t>附图</w:t>
+      </w:r>
+      <w:r>
+        <w:rPr>
+          <w:sz w:val="19"/>
+        </w:rPr>
+        <w:t xml:space="preserve"> 11</w:t>
+      </w:r>
+      <w:r>
+        <w:rPr>
+          <w:sz w:val="19"/>
+        </w:rPr>
+        <w:t xml:space="preserve">　同一轮运行末尾的实际画面。列出本轮实际核查项数与全部报告文件路径。</w:t>
       </w:r>
     </w:p>
     <w:p>
@@ -10308,7 +10441,6 @@
         <w:ind w:firstLineChars="200" w:firstLine="480"/>
       </w:pPr>
       <w:r>
-        <w:lastRenderedPageBreak/>
         <w:t>自动探测可用以下开关调整（写在命令前，以空格分隔，开关说明见表</w:t>
       </w:r>
       <w:r>
@@ -10868,13 +11000,14 @@
         <w:pStyle w:val="Heading2"/>
         <w:spacing w:before="240" w:after="120"/>
       </w:pPr>
-      <w:bookmarkStart w:id="15" w:name="_Toc240370619"/>
+      <w:bookmarkStart w:id="15" w:name="_Toc240371374"/>
       <w:r>
         <w:rPr>
           <w:rFonts w:ascii="Times New Roman" w:eastAsia="黑体" w:hAnsi="Times New Roman"/>
           <w:color w:val="000000"/>
           <w:sz w:val="28"/>
         </w:rPr>
+        <w:lastRenderedPageBreak/>
         <w:t xml:space="preserve">5.3 </w:t>
       </w:r>
       <w:r>
@@ -10940,7 +11073,7 @@
           <w:noProof/>
         </w:rPr>
         <w:drawing>
-          <wp:inline distT="0" distB="0" distL="0" distR="0" wp14:anchorId="4F331187" wp14:editId="75345403">
+          <wp:inline distT="0" distB="0" distL="0" distR="0" wp14:anchorId="5B1524E3" wp14:editId="55350D47">
             <wp:extent cx="5580000" cy="1749888"/>
             <wp:effectExtent l="0" t="0" r="0" b="0"/>
             <wp:docPr id="13" name="Picture 13"/>
@@ -11009,7 +11142,19 @@
         <w:rPr>
           <w:sz w:val="19"/>
         </w:rPr>
-        <w:t>执行</w:t>
+        <w:t>附图</w:t>
+      </w:r>
+      <w:r>
+        <w:rPr>
+          <w:sz w:val="19"/>
+        </w:rPr>
+        <w:t xml:space="preserve"> 12</w:t>
+      </w:r>
+      <w:r>
+        <w:rPr>
+          <w:sz w:val="19"/>
+        </w:rPr>
+        <w:t xml:space="preserve">　执行</w:t>
       </w:r>
       <w:r>
         <w:rPr>
@@ -11054,14 +11199,13 @@
         <w:pStyle w:val="Heading1"/>
         <w:spacing w:before="240" w:after="120"/>
       </w:pPr>
-      <w:bookmarkStart w:id="16" w:name="_Toc240370620"/>
+      <w:bookmarkStart w:id="16" w:name="_Toc240371375"/>
       <w:r>
         <w:rPr>
           <w:rFonts w:ascii="Times New Roman" w:eastAsia="黑体" w:hAnsi="Times New Roman"/>
           <w:color w:val="000000"/>
           <w:sz w:val="32"/>
         </w:rPr>
-        <w:lastRenderedPageBreak/>
         <w:t xml:space="preserve">6 </w:t>
       </w:r>
       <w:r>
@@ -11079,7 +11223,7 @@
         <w:pStyle w:val="Heading2"/>
         <w:spacing w:before="240" w:after="120"/>
       </w:pPr>
-      <w:bookmarkStart w:id="17" w:name="_Toc240370621"/>
+      <w:bookmarkStart w:id="17" w:name="_Toc240371376"/>
       <w:r>
         <w:rPr>
           <w:rFonts w:ascii="Times New Roman" w:eastAsia="黑体" w:hAnsi="Times New Roman"/>
@@ -11151,8 +11295,9 @@
         <w:rPr>
           <w:noProof/>
         </w:rPr>
+        <w:lastRenderedPageBreak/>
         <w:drawing>
-          <wp:inline distT="0" distB="0" distL="0" distR="0" wp14:anchorId="7387ED79" wp14:editId="40AE3ADC">
+          <wp:inline distT="0" distB="0" distL="0" distR="0" wp14:anchorId="6F4B3D73" wp14:editId="34814AC1">
             <wp:extent cx="5580000" cy="3964032"/>
             <wp:effectExtent l="0" t="0" r="0" b="0"/>
             <wp:docPr id="14" name="Picture 14"/>
@@ -11233,7 +11378,19 @@
         <w:rPr>
           <w:sz w:val="19"/>
         </w:rPr>
-        <w:t>执行</w:t>
+        <w:t>附图</w:t>
+      </w:r>
+      <w:r>
+        <w:rPr>
+          <w:sz w:val="19"/>
+        </w:rPr>
+        <w:t xml:space="preserve"> 13</w:t>
+      </w:r>
+      <w:r>
+        <w:rPr>
+          <w:sz w:val="19"/>
+        </w:rPr>
+        <w:t xml:space="preserve">　执行</w:t>
       </w:r>
       <w:r>
         <w:rPr>
@@ -11272,7 +11429,7 @@
           <w:noProof/>
         </w:rPr>
         <w:drawing>
-          <wp:inline distT="0" distB="0" distL="0" distR="0" wp14:anchorId="7714E628" wp14:editId="77CE7D5F">
+          <wp:inline distT="0" distB="0" distL="0" distR="0" wp14:anchorId="5F1DB031" wp14:editId="10FD3F17">
             <wp:extent cx="5580000" cy="1178496"/>
             <wp:effectExtent l="0" t="0" r="0" b="0"/>
             <wp:docPr id="15" name="Picture 15"/>
@@ -11341,7 +11498,19 @@
         <w:rPr>
           <w:sz w:val="19"/>
         </w:rPr>
-        <w:t>执行</w:t>
+        <w:t>附图</w:t>
+      </w:r>
+      <w:r>
+        <w:rPr>
+          <w:sz w:val="19"/>
+        </w:rPr>
+        <w:t xml:space="preserve"> 14</w:t>
+      </w:r>
+      <w:r>
+        <w:rPr>
+          <w:sz w:val="19"/>
+        </w:rPr>
+        <w:t xml:space="preserve">　执行</w:t>
       </w:r>
       <w:r>
         <w:rPr>
@@ -11435,7 +11604,6 @@
           <w:b/>
           <w:sz w:val="21"/>
         </w:rPr>
-        <w:lastRenderedPageBreak/>
         <w:t>表</w:t>
       </w:r>
       <w:r>
@@ -11777,6 +11945,7 @@
                 <w:rFonts w:ascii="Consolas" w:hAnsi="Consolas"/>
                 <w:sz w:val="21"/>
               </w:rPr>
+              <w:lastRenderedPageBreak/>
               <w:t>配置核查汇总报告</w:t>
             </w:r>
             <w:r>
@@ -11865,7 +12034,7 @@
           <w:noProof/>
         </w:rPr>
         <w:drawing>
-          <wp:inline distT="0" distB="0" distL="0" distR="0" wp14:anchorId="47AC94A1" wp14:editId="42CECCB7">
+          <wp:inline distT="0" distB="0" distL="0" distR="0" wp14:anchorId="5E6A0F6C" wp14:editId="25DE99AC">
             <wp:extent cx="5580000" cy="3427714"/>
             <wp:effectExtent l="0" t="0" r="0" b="0"/>
             <wp:docPr id="16" name="Picture 16"/>
@@ -11946,7 +12115,19 @@
         <w:rPr>
           <w:sz w:val="19"/>
         </w:rPr>
-        <w:t>麒麟侧生成的</w:t>
+        <w:t>附图</w:t>
+      </w:r>
+      <w:r>
+        <w:rPr>
+          <w:sz w:val="19"/>
+        </w:rPr>
+        <w:t xml:space="preserve"> 15</w:t>
+      </w:r>
+      <w:r>
+        <w:rPr>
+          <w:sz w:val="19"/>
+        </w:rPr>
+        <w:t xml:space="preserve">　麒麟侧生成的</w:t>
       </w:r>
       <w:r>
         <w:rPr>
@@ -11973,7 +12154,7 @@
         </w:rPr>
         <w:lastRenderedPageBreak/>
         <w:drawing>
-          <wp:inline distT="0" distB="0" distL="0" distR="0" wp14:anchorId="1290555C" wp14:editId="46276BD6">
+          <wp:inline distT="0" distB="0" distL="0" distR="0" wp14:anchorId="67BA237D" wp14:editId="6AF0619A">
             <wp:extent cx="5580000" cy="3108857"/>
             <wp:effectExtent l="0" t="0" r="0" b="0"/>
             <wp:docPr id="17" name="Picture 17"/>
@@ -12042,7 +12223,19 @@
         <w:rPr>
           <w:sz w:val="19"/>
         </w:rPr>
-        <w:t>操作系统核查报告的实际输出，可按状态筛选与关键词搜索。</w:t>
+        <w:t>附图</w:t>
+      </w:r>
+      <w:r>
+        <w:rPr>
+          <w:sz w:val="19"/>
+        </w:rPr>
+        <w:t xml:space="preserve"> 16</w:t>
+      </w:r>
+      <w:r>
+        <w:rPr>
+          <w:sz w:val="19"/>
+        </w:rPr>
+        <w:t xml:space="preserve">　操作系统核查报告的实际输出，可按状态筛选与关键词搜索。</w:t>
       </w:r>
     </w:p>
     <w:p>
@@ -12050,7 +12243,7 @@
         <w:pStyle w:val="Heading2"/>
         <w:spacing w:before="240" w:after="120"/>
       </w:pPr>
-      <w:bookmarkStart w:id="18" w:name="_Toc240370622"/>
+      <w:bookmarkStart w:id="18" w:name="_Toc240371377"/>
       <w:r>
         <w:rPr>
           <w:rFonts w:ascii="Times New Roman" w:eastAsia="黑体" w:hAnsi="Times New Roman"/>
@@ -12127,7 +12320,7 @@
         </w:rPr>
         <w:lastRenderedPageBreak/>
         <w:drawing>
-          <wp:inline distT="0" distB="0" distL="0" distR="0" wp14:anchorId="7160BA2B" wp14:editId="26D30420">
+          <wp:inline distT="0" distB="0" distL="0" distR="0" wp14:anchorId="22DD4011" wp14:editId="1CEF8E0A">
             <wp:extent cx="5580000" cy="3268881"/>
             <wp:effectExtent l="0" t="0" r="0" b="0"/>
             <wp:docPr id="18" name="Picture 18"/>
@@ -12208,6 +12401,24 @@
         <w:rPr>
           <w:sz w:val="19"/>
         </w:rPr>
+        <w:t>附图</w:t>
+      </w:r>
+      <w:r>
+        <w:rPr>
+          <w:sz w:val="19"/>
+        </w:rPr>
+        <w:t xml:space="preserve"> 17</w:t>
+      </w:r>
+      <w:r>
+        <w:rPr>
+          <w:sz w:val="19"/>
+        </w:rPr>
+        <w:t xml:space="preserve">　</w:t>
+      </w:r>
+      <w:r>
+        <w:rPr>
+          <w:sz w:val="19"/>
+        </w:rPr>
         <w:t xml:space="preserve">Windows </w:t>
       </w:r>
       <w:r>
@@ -12234,7 +12445,7 @@
         <w:pStyle w:val="Heading1"/>
         <w:spacing w:before="240" w:after="120"/>
       </w:pPr>
-      <w:bookmarkStart w:id="19" w:name="_Toc240370623"/>
+      <w:bookmarkStart w:id="19" w:name="_Toc240371378"/>
       <w:r>
         <w:rPr>
           <w:rFonts w:ascii="Times New Roman" w:eastAsia="黑体" w:hAnsi="Times New Roman"/>
@@ -12402,7 +12613,7 @@
         </w:rPr>
         <w:lastRenderedPageBreak/>
         <w:drawing>
-          <wp:inline distT="0" distB="0" distL="0" distR="0" wp14:anchorId="085206E3" wp14:editId="4DDEDBF9">
+          <wp:inline distT="0" distB="0" distL="0" distR="0" wp14:anchorId="2D28E283" wp14:editId="14867D01">
             <wp:extent cx="5040000" cy="4500000"/>
             <wp:effectExtent l="0" t="0" r="0" b="0"/>
             <wp:docPr id="19" name="Picture 19"/>
@@ -12471,7 +12682,19 @@
         <w:rPr>
           <w:sz w:val="19"/>
         </w:rPr>
-        <w:t>打开</w:t>
+        <w:t>附图</w:t>
+      </w:r>
+      <w:r>
+        <w:rPr>
+          <w:sz w:val="19"/>
+        </w:rPr>
+        <w:t xml:space="preserve"> 18</w:t>
+      </w:r>
+      <w:r>
+        <w:rPr>
+          <w:sz w:val="19"/>
+        </w:rPr>
+        <w:t xml:space="preserve">　打开</w:t>
       </w:r>
       <w:r>
         <w:rPr>
@@ -12511,7 +12734,7 @@
         </w:rPr>
         <w:lastRenderedPageBreak/>
         <w:drawing>
-          <wp:inline distT="0" distB="0" distL="0" distR="0" wp14:anchorId="79A9D16B" wp14:editId="02D400A4">
+          <wp:inline distT="0" distB="0" distL="0" distR="0" wp14:anchorId="067658CC" wp14:editId="05393DE4">
             <wp:extent cx="4200000" cy="4500000"/>
             <wp:effectExtent l="0" t="0" r="0" b="0"/>
             <wp:docPr id="20" name="Picture 20"/>
@@ -12580,6 +12803,24 @@
         <w:rPr>
           <w:sz w:val="19"/>
         </w:rPr>
+        <w:t>附图</w:t>
+      </w:r>
+      <w:r>
+        <w:rPr>
+          <w:sz w:val="19"/>
+        </w:rPr>
+        <w:t xml:space="preserve"> 19</w:t>
+      </w:r>
+      <w:r>
+        <w:rPr>
+          <w:sz w:val="19"/>
+        </w:rPr>
+        <w:t xml:space="preserve">　</w:t>
+      </w:r>
+      <w:r>
+        <w:rPr>
+          <w:sz w:val="19"/>
+        </w:rPr>
         <w:t xml:space="preserve">136 </w:t>
       </w:r>
       <w:r>
@@ -12613,7 +12854,7 @@
         </w:rPr>
         <w:lastRenderedPageBreak/>
         <w:drawing>
-          <wp:inline distT="0" distB="0" distL="0" distR="0" wp14:anchorId="1A295658" wp14:editId="3EE21B61">
+          <wp:inline distT="0" distB="0" distL="0" distR="0" wp14:anchorId="0007F4A7" wp14:editId="4C414D36">
             <wp:extent cx="5580000" cy="3260552"/>
             <wp:effectExtent l="0" t="0" r="0" b="0"/>
             <wp:docPr id="21" name="Picture 21"/>
@@ -12694,7 +12935,19 @@
         <w:rPr>
           <w:sz w:val="19"/>
         </w:rPr>
-        <w:t>点击「导出报告</w:t>
+        <w:t>附图</w:t>
+      </w:r>
+      <w:r>
+        <w:rPr>
+          <w:sz w:val="19"/>
+        </w:rPr>
+        <w:t xml:space="preserve"> 20</w:t>
+      </w:r>
+      <w:r>
+        <w:rPr>
+          <w:sz w:val="19"/>
+        </w:rPr>
+        <w:t xml:space="preserve">　点击「导出报告</w:t>
       </w:r>
       <w:r>
         <w:rPr>
@@ -12750,7 +13003,7 @@
         <w:pStyle w:val="Heading1"/>
         <w:spacing w:before="240" w:after="120"/>
       </w:pPr>
-      <w:bookmarkStart w:id="20" w:name="_Toc240370624"/>
+      <w:bookmarkStart w:id="20" w:name="_Toc240371379"/>
       <w:r>
         <w:rPr>
           <w:rFonts w:ascii="Times New Roman" w:eastAsia="黑体" w:hAnsi="Times New Roman"/>
@@ -12881,7 +13134,7 @@
         <w:pStyle w:val="Heading1"/>
         <w:spacing w:before="240" w:after="120"/>
       </w:pPr>
-      <w:bookmarkStart w:id="21" w:name="_Toc240370625"/>
+      <w:bookmarkStart w:id="21" w:name="_Toc240371380"/>
       <w:r>
         <w:rPr>
           <w:rFonts w:ascii="Times New Roman" w:eastAsia="黑体" w:hAnsi="Times New Roman"/>
@@ -13643,7 +13896,7 @@
         <w:pStyle w:val="Heading1"/>
         <w:spacing w:before="240" w:after="120"/>
       </w:pPr>
-      <w:bookmarkStart w:id="22" w:name="_Toc240370626"/>
+      <w:bookmarkStart w:id="22" w:name="_Toc240371381"/>
       <w:r>
         <w:rPr>
           <w:rFonts w:ascii="Times New Roman" w:eastAsia="黑体" w:hAnsi="Times New Roman"/>
@@ -14023,31 +14276,31 @@
       </w:rPr>
     </w:lvl>
   </w:abstractNum>
-  <w:num w:numId="1" w16cid:durableId="792871190">
+  <w:num w:numId="1" w16cid:durableId="1033923436">
     <w:abstractNumId w:val="8"/>
   </w:num>
-  <w:num w:numId="2" w16cid:durableId="307907706">
+  <w:num w:numId="2" w16cid:durableId="1207716967">
     <w:abstractNumId w:val="6"/>
   </w:num>
-  <w:num w:numId="3" w16cid:durableId="94863162">
+  <w:num w:numId="3" w16cid:durableId="165438410">
     <w:abstractNumId w:val="5"/>
   </w:num>
-  <w:num w:numId="4" w16cid:durableId="1463647765">
+  <w:num w:numId="4" w16cid:durableId="1435587004">
     <w:abstractNumId w:val="4"/>
   </w:num>
-  <w:num w:numId="5" w16cid:durableId="1119298320">
+  <w:num w:numId="5" w16cid:durableId="2029675933">
     <w:abstractNumId w:val="7"/>
   </w:num>
-  <w:num w:numId="6" w16cid:durableId="947008074">
+  <w:num w:numId="6" w16cid:durableId="1857384641">
     <w:abstractNumId w:val="3"/>
   </w:num>
-  <w:num w:numId="7" w16cid:durableId="385032385">
+  <w:num w:numId="7" w16cid:durableId="684329527">
     <w:abstractNumId w:val="2"/>
   </w:num>
-  <w:num w:numId="8" w16cid:durableId="381179004">
+  <w:num w:numId="8" w16cid:durableId="589313007">
     <w:abstractNumId w:val="1"/>
   </w:num>
-  <w:num w:numId="9" w16cid:durableId="931938433">
+  <w:num w:numId="9" w16cid:durableId="29965024">
     <w:abstractNumId w:val="0"/>
   </w:num>
 </w:numbering>
@@ -25463,7 +25716,7 @@
     <w:basedOn w:val="DefaultParagraphFont"/>
     <w:uiPriority w:val="99"/>
     <w:unhideWhenUsed/>
-    <w:rsid w:val="00D7527E"/>
+    <w:rsid w:val="00036AED"/>
     <w:rPr>
       <w:color w:val="0000FF" w:themeColor="hyperlink"/>
       <w:u w:val="single"/>

--- a/测评报告/配置核查工具操作说明书.docx
+++ b/测评报告/配置核查工具操作说明书.docx
@@ -47,7 +47,7 @@
           <w:noProof/>
         </w:rPr>
         <w:drawing>
-          <wp:inline distT="0" distB="0" distL="0" distR="0" wp14:anchorId="04EE62EB" wp14:editId="48558EF6">
+          <wp:inline distT="0" distB="0" distL="0" distR="0" wp14:anchorId="12CB855A" wp14:editId="24C77E2D">
             <wp:extent cx="1440000" cy="1440000"/>
             <wp:effectExtent l="0" t="0" r="0" b="0"/>
             <wp:docPr id="1" name="Picture 1"/>
@@ -93,7 +93,7 @@
           <w:b/>
           <w:sz w:val="44"/>
         </w:rPr>
-        <w:t>西北工业大学</w:t>
+        <w:t>西北工业大学制</w:t>
       </w:r>
     </w:p>
     <w:p/>
@@ -127,12 +127,24 @@
         <w:rPr>
           <w:sz w:val="28"/>
         </w:rPr>
-        <w:t>中间件：</w:t>
+        <w:t>中间件</w:t>
       </w:r>
       <w:r>
         <w:rPr>
           <w:sz w:val="28"/>
         </w:rPr>
+        <w:t>/</w:t>
+      </w:r>
+      <w:r>
+        <w:rPr>
+          <w:sz w:val="28"/>
+        </w:rPr>
+        <w:t>网络设备：</w:t>
+      </w:r>
+      <w:r>
+        <w:rPr>
+          <w:sz w:val="28"/>
+        </w:rPr>
         <w:t>windows7</w:t>
       </w:r>
       <w:r>
@@ -223,7 +235,7 @@
         <w:rPr>
           <w:sz w:val="28"/>
         </w:rPr>
-        <w:t>。</w:t>
+        <w:t>、华为交换机。</w:t>
       </w:r>
     </w:p>
     <w:p>
@@ -303,7 +315,7 @@
       <w:r>
         <w:fldChar w:fldCharType="separate"/>
       </w:r>
-      <w:hyperlink w:anchor="_Toc240371359" w:history="1">
+      <w:hyperlink w:anchor="_Toc240372144" w:history="1">
         <w:r>
           <w:rPr>
             <w:rStyle w:val="Hyperlink"/>
@@ -339,7 +351,7 @@
             <w:noProof/>
             <w:webHidden/>
           </w:rPr>
-          <w:instrText xml:space="preserve"> PAGEREF _Toc240371359 \h </w:instrText>
+          <w:instrText xml:space="preserve"> PAGEREF _Toc240372144 \h </w:instrText>
         </w:r>
         <w:r>
           <w:rPr>
@@ -384,7 +396,7 @@
           <w14:ligatures w14:val="standardContextual"/>
         </w:rPr>
       </w:pPr>
-      <w:hyperlink w:anchor="_Toc240371360" w:history="1">
+      <w:hyperlink w:anchor="_Toc240372145" w:history="1">
         <w:r>
           <w:rPr>
             <w:rStyle w:val="Hyperlink"/>
@@ -420,7 +432,7 @@
             <w:noProof/>
             <w:webHidden/>
           </w:rPr>
-          <w:instrText xml:space="preserve"> PAGEREF _Toc240371360 \h </w:instrText>
+          <w:instrText xml:space="preserve"> PAGEREF _Toc240372145 \h </w:instrText>
         </w:r>
         <w:r>
           <w:rPr>
@@ -465,7 +477,7 @@
           <w14:ligatures w14:val="standardContextual"/>
         </w:rPr>
       </w:pPr>
-      <w:hyperlink w:anchor="_Toc240371361" w:history="1">
+      <w:hyperlink w:anchor="_Toc240372146" w:history="1">
         <w:r>
           <w:rPr>
             <w:rStyle w:val="Hyperlink"/>
@@ -501,7 +513,7 @@
             <w:noProof/>
             <w:webHidden/>
           </w:rPr>
-          <w:instrText xml:space="preserve"> PAGEREF _Toc240371361 \h </w:instrText>
+          <w:instrText xml:space="preserve"> PAGEREF _Toc240372146 \h </w:instrText>
         </w:r>
         <w:r>
           <w:rPr>
@@ -546,7 +558,7 @@
           <w14:ligatures w14:val="standardContextual"/>
         </w:rPr>
       </w:pPr>
-      <w:hyperlink w:anchor="_Toc240371362" w:history="1">
+      <w:hyperlink w:anchor="_Toc240372147" w:history="1">
         <w:r>
           <w:rPr>
             <w:rStyle w:val="Hyperlink"/>
@@ -582,7 +594,7 @@
             <w:noProof/>
             <w:webHidden/>
           </w:rPr>
-          <w:instrText xml:space="preserve"> PAGEREF _Toc240371362 \h </w:instrText>
+          <w:instrText xml:space="preserve"> PAGEREF _Toc240372147 \h </w:instrText>
         </w:r>
         <w:r>
           <w:rPr>
@@ -627,7 +639,7 @@
           <w14:ligatures w14:val="standardContextual"/>
         </w:rPr>
       </w:pPr>
-      <w:hyperlink w:anchor="_Toc240371363" w:history="1">
+      <w:hyperlink w:anchor="_Toc240372148" w:history="1">
         <w:r>
           <w:rPr>
             <w:rStyle w:val="Hyperlink"/>
@@ -663,7 +675,7 @@
             <w:noProof/>
             <w:webHidden/>
           </w:rPr>
-          <w:instrText xml:space="preserve"> PAGEREF _Toc240371363 \h </w:instrText>
+          <w:instrText xml:space="preserve"> PAGEREF _Toc240372148 \h </w:instrText>
         </w:r>
         <w:r>
           <w:rPr>
@@ -708,7 +720,7 @@
           <w14:ligatures w14:val="standardContextual"/>
         </w:rPr>
       </w:pPr>
-      <w:hyperlink w:anchor="_Toc240371364" w:history="1">
+      <w:hyperlink w:anchor="_Toc240372149" w:history="1">
         <w:r>
           <w:rPr>
             <w:rStyle w:val="Hyperlink"/>
@@ -744,7 +756,7 @@
             <w:noProof/>
             <w:webHidden/>
           </w:rPr>
-          <w:instrText xml:space="preserve"> PAGEREF _Toc240371364 \h </w:instrText>
+          <w:instrText xml:space="preserve"> PAGEREF _Toc240372149 \h </w:instrText>
         </w:r>
         <w:r>
           <w:rPr>
@@ -789,7 +801,7 @@
           <w14:ligatures w14:val="standardContextual"/>
         </w:rPr>
       </w:pPr>
-      <w:hyperlink w:anchor="_Toc240371365" w:history="1">
+      <w:hyperlink w:anchor="_Toc240372150" w:history="1">
         <w:r>
           <w:rPr>
             <w:rStyle w:val="Hyperlink"/>
@@ -825,7 +837,7 @@
             <w:noProof/>
             <w:webHidden/>
           </w:rPr>
-          <w:instrText xml:space="preserve"> PAGEREF _Toc240371365 \h </w:instrText>
+          <w:instrText xml:space="preserve"> PAGEREF _Toc240372150 \h </w:instrText>
         </w:r>
         <w:r>
           <w:rPr>
@@ -870,7 +882,7 @@
           <w14:ligatures w14:val="standardContextual"/>
         </w:rPr>
       </w:pPr>
-      <w:hyperlink w:anchor="_Toc240371366" w:history="1">
+      <w:hyperlink w:anchor="_Toc240372151" w:history="1">
         <w:r>
           <w:rPr>
             <w:rStyle w:val="Hyperlink"/>
@@ -906,7 +918,7 @@
             <w:noProof/>
             <w:webHidden/>
           </w:rPr>
-          <w:instrText xml:space="preserve"> PAGEREF _Toc240371366 \h </w:instrText>
+          <w:instrText xml:space="preserve"> PAGEREF _Toc240372151 \h </w:instrText>
         </w:r>
         <w:r>
           <w:rPr>
@@ -951,7 +963,7 @@
           <w14:ligatures w14:val="standardContextual"/>
         </w:rPr>
       </w:pPr>
-      <w:hyperlink w:anchor="_Toc240371367" w:history="1">
+      <w:hyperlink w:anchor="_Toc240372152" w:history="1">
         <w:r>
           <w:rPr>
             <w:rStyle w:val="Hyperlink"/>
@@ -987,7 +999,7 @@
             <w:noProof/>
             <w:webHidden/>
           </w:rPr>
-          <w:instrText xml:space="preserve"> PAGEREF _Toc240371367 \h </w:instrText>
+          <w:instrText xml:space="preserve"> PAGEREF _Toc240372152 \h </w:instrText>
         </w:r>
         <w:r>
           <w:rPr>
@@ -1032,7 +1044,7 @@
           <w14:ligatures w14:val="standardContextual"/>
         </w:rPr>
       </w:pPr>
-      <w:hyperlink w:anchor="_Toc240371368" w:history="1">
+      <w:hyperlink w:anchor="_Toc240372153" w:history="1">
         <w:r>
           <w:rPr>
             <w:rStyle w:val="Hyperlink"/>
@@ -1068,7 +1080,7 @@
             <w:noProof/>
             <w:webHidden/>
           </w:rPr>
-          <w:instrText xml:space="preserve"> PAGEREF _Toc240371368 \h </w:instrText>
+          <w:instrText xml:space="preserve"> PAGEREF _Toc240372153 \h </w:instrText>
         </w:r>
         <w:r>
           <w:rPr>
@@ -1113,7 +1125,7 @@
           <w14:ligatures w14:val="standardContextual"/>
         </w:rPr>
       </w:pPr>
-      <w:hyperlink w:anchor="_Toc240371369" w:history="1">
+      <w:hyperlink w:anchor="_Toc240372154" w:history="1">
         <w:r>
           <w:rPr>
             <w:rStyle w:val="Hyperlink"/>
@@ -1149,7 +1161,7 @@
             <w:noProof/>
             <w:webHidden/>
           </w:rPr>
-          <w:instrText xml:space="preserve"> PAGEREF _Toc240371369 \h </w:instrText>
+          <w:instrText xml:space="preserve"> PAGEREF _Toc240372154 \h </w:instrText>
         </w:r>
         <w:r>
           <w:rPr>
@@ -1194,7 +1206,7 @@
           <w14:ligatures w14:val="standardContextual"/>
         </w:rPr>
       </w:pPr>
-      <w:hyperlink w:anchor="_Toc240371370" w:history="1">
+      <w:hyperlink w:anchor="_Toc240372155" w:history="1">
         <w:r>
           <w:rPr>
             <w:rStyle w:val="Hyperlink"/>
@@ -1246,7 +1258,7 @@
             <w:noProof/>
             <w:webHidden/>
           </w:rPr>
-          <w:instrText xml:space="preserve"> PAGEREF _Toc240371370 \h </w:instrText>
+          <w:instrText xml:space="preserve"> PAGEREF _Toc240372155 \h </w:instrText>
         </w:r>
         <w:r>
           <w:rPr>
@@ -1291,7 +1303,7 @@
           <w14:ligatures w14:val="standardContextual"/>
         </w:rPr>
       </w:pPr>
-      <w:hyperlink w:anchor="_Toc240371371" w:history="1">
+      <w:hyperlink w:anchor="_Toc240372156" w:history="1">
         <w:r>
           <w:rPr>
             <w:rStyle w:val="Hyperlink"/>
@@ -1327,7 +1339,7 @@
             <w:noProof/>
             <w:webHidden/>
           </w:rPr>
-          <w:instrText xml:space="preserve"> PAGEREF _Toc240371371 \h </w:instrText>
+          <w:instrText xml:space="preserve"> PAGEREF _Toc240372156 \h </w:instrText>
         </w:r>
         <w:r>
           <w:rPr>
@@ -1372,7 +1384,7 @@
           <w14:ligatures w14:val="standardContextual"/>
         </w:rPr>
       </w:pPr>
-      <w:hyperlink w:anchor="_Toc240371372" w:history="1">
+      <w:hyperlink w:anchor="_Toc240372157" w:history="1">
         <w:r>
           <w:rPr>
             <w:rStyle w:val="Hyperlink"/>
@@ -1408,7 +1420,7 @@
             <w:noProof/>
             <w:webHidden/>
           </w:rPr>
-          <w:instrText xml:space="preserve"> PAGEREF _Toc240371372 \h </w:instrText>
+          <w:instrText xml:space="preserve"> PAGEREF _Toc240372157 \h </w:instrText>
         </w:r>
         <w:r>
           <w:rPr>
@@ -1453,7 +1465,7 @@
           <w14:ligatures w14:val="standardContextual"/>
         </w:rPr>
       </w:pPr>
-      <w:hyperlink w:anchor="_Toc240371373" w:history="1">
+      <w:hyperlink w:anchor="_Toc240372158" w:history="1">
         <w:r>
           <w:rPr>
             <w:rStyle w:val="Hyperlink"/>
@@ -1489,7 +1501,7 @@
             <w:noProof/>
             <w:webHidden/>
           </w:rPr>
-          <w:instrText xml:space="preserve"> PAGEREF _Toc240371373 \h </w:instrText>
+          <w:instrText xml:space="preserve"> PAGEREF _Toc240372158 \h </w:instrText>
         </w:r>
         <w:r>
           <w:rPr>
@@ -1534,7 +1546,7 @@
           <w14:ligatures w14:val="standardContextual"/>
         </w:rPr>
       </w:pPr>
-      <w:hyperlink w:anchor="_Toc240371374" w:history="1">
+      <w:hyperlink w:anchor="_Toc240372159" w:history="1">
         <w:r>
           <w:rPr>
             <w:rStyle w:val="Hyperlink"/>
@@ -1570,7 +1582,7 @@
             <w:noProof/>
             <w:webHidden/>
           </w:rPr>
-          <w:instrText xml:space="preserve"> PAGEREF _Toc240371374 \h </w:instrText>
+          <w:instrText xml:space="preserve"> PAGEREF _Toc240372159 \h </w:instrText>
         </w:r>
         <w:r>
           <w:rPr>
@@ -1615,7 +1627,7 @@
           <w14:ligatures w14:val="standardContextual"/>
         </w:rPr>
       </w:pPr>
-      <w:hyperlink w:anchor="_Toc240371375" w:history="1">
+      <w:hyperlink w:anchor="_Toc240372160" w:history="1">
         <w:r>
           <w:rPr>
             <w:rStyle w:val="Hyperlink"/>
@@ -1651,7 +1663,7 @@
             <w:noProof/>
             <w:webHidden/>
           </w:rPr>
-          <w:instrText xml:space="preserve"> PAGEREF _Toc240371375 \h </w:instrText>
+          <w:instrText xml:space="preserve"> PAGEREF _Toc240372160 \h </w:instrText>
         </w:r>
         <w:r>
           <w:rPr>
@@ -1696,7 +1708,7 @@
           <w14:ligatures w14:val="standardContextual"/>
         </w:rPr>
       </w:pPr>
-      <w:hyperlink w:anchor="_Toc240371376" w:history="1">
+      <w:hyperlink w:anchor="_Toc240372161" w:history="1">
         <w:r>
           <w:rPr>
             <w:rStyle w:val="Hyperlink"/>
@@ -1732,7 +1744,7 @@
             <w:noProof/>
             <w:webHidden/>
           </w:rPr>
-          <w:instrText xml:space="preserve"> PAGEREF _Toc240371376 \h </w:instrText>
+          <w:instrText xml:space="preserve"> PAGEREF _Toc240372161 \h </w:instrText>
         </w:r>
         <w:r>
           <w:rPr>
@@ -1777,7 +1789,7 @@
           <w14:ligatures w14:val="standardContextual"/>
         </w:rPr>
       </w:pPr>
-      <w:hyperlink w:anchor="_Toc240371377" w:history="1">
+      <w:hyperlink w:anchor="_Toc240372162" w:history="1">
         <w:r>
           <w:rPr>
             <w:rStyle w:val="Hyperlink"/>
@@ -1813,7 +1825,7 @@
             <w:noProof/>
             <w:webHidden/>
           </w:rPr>
-          <w:instrText xml:space="preserve"> PAGEREF _Toc240371377 \h </w:instrText>
+          <w:instrText xml:space="preserve"> PAGEREF _Toc240372162 \h </w:instrText>
         </w:r>
         <w:r>
           <w:rPr>
@@ -1858,7 +1870,7 @@
           <w14:ligatures w14:val="standardContextual"/>
         </w:rPr>
       </w:pPr>
-      <w:hyperlink w:anchor="_Toc240371378" w:history="1">
+      <w:hyperlink w:anchor="_Toc240372163" w:history="1">
         <w:r>
           <w:rPr>
             <w:rStyle w:val="Hyperlink"/>
@@ -1894,7 +1906,7 @@
             <w:noProof/>
             <w:webHidden/>
           </w:rPr>
-          <w:instrText xml:space="preserve"> PAGEREF _Toc240371378 \h </w:instrText>
+          <w:instrText xml:space="preserve"> PAGEREF _Toc240372163 \h </w:instrText>
         </w:r>
         <w:r>
           <w:rPr>
@@ -1939,7 +1951,7 @@
           <w14:ligatures w14:val="standardContextual"/>
         </w:rPr>
       </w:pPr>
-      <w:hyperlink w:anchor="_Toc240371379" w:history="1">
+      <w:hyperlink w:anchor="_Toc240372164" w:history="1">
         <w:r>
           <w:rPr>
             <w:rStyle w:val="Hyperlink"/>
@@ -1975,7 +1987,7 @@
             <w:noProof/>
             <w:webHidden/>
           </w:rPr>
-          <w:instrText xml:space="preserve"> PAGEREF _Toc240371379 \h </w:instrText>
+          <w:instrText xml:space="preserve"> PAGEREF _Toc240372164 \h </w:instrText>
         </w:r>
         <w:r>
           <w:rPr>
@@ -2020,7 +2032,7 @@
           <w14:ligatures w14:val="standardContextual"/>
         </w:rPr>
       </w:pPr>
-      <w:hyperlink w:anchor="_Toc240371380" w:history="1">
+      <w:hyperlink w:anchor="_Toc240372165" w:history="1">
         <w:r>
           <w:rPr>
             <w:rStyle w:val="Hyperlink"/>
@@ -2056,7 +2068,7 @@
             <w:noProof/>
             <w:webHidden/>
           </w:rPr>
-          <w:instrText xml:space="preserve"> PAGEREF _Toc240371380 \h </w:instrText>
+          <w:instrText xml:space="preserve"> PAGEREF _Toc240372165 \h </w:instrText>
         </w:r>
         <w:r>
           <w:rPr>
@@ -2101,7 +2113,7 @@
           <w14:ligatures w14:val="standardContextual"/>
         </w:rPr>
       </w:pPr>
-      <w:hyperlink w:anchor="_Toc240371381" w:history="1">
+      <w:hyperlink w:anchor="_Toc240372166" w:history="1">
         <w:r>
           <w:rPr>
             <w:rStyle w:val="Hyperlink"/>
@@ -2129,7 +2141,7 @@
             <w:noProof/>
             <w:webHidden/>
           </w:rPr>
-          <w:instrText xml:space="preserve"> PAGEREF _Toc240371381 \h </w:instrText>
+          <w:instrText xml:space="preserve"> PAGEREF _Toc240372166 \h </w:instrText>
         </w:r>
         <w:r>
           <w:rPr>
@@ -2597,7 +2609,7 @@
         <w:pStyle w:val="Heading1"/>
         <w:spacing w:before="240" w:after="120"/>
       </w:pPr>
-      <w:bookmarkStart w:id="0" w:name="_Toc240371359"/>
+      <w:bookmarkStart w:id="0" w:name="_Toc240372144"/>
       <w:r>
         <w:rPr>
           <w:rFonts w:ascii="Times New Roman" w:eastAsia="黑体" w:hAnsi="Times New Roman"/>
@@ -2621,7 +2633,7 @@
         <w:pStyle w:val="Heading2"/>
         <w:spacing w:before="240" w:after="120"/>
       </w:pPr>
-      <w:bookmarkStart w:id="1" w:name="_Toc240371360"/>
+      <w:bookmarkStart w:id="1" w:name="_Toc240372145"/>
       <w:r>
         <w:rPr>
           <w:rFonts w:ascii="Times New Roman" w:eastAsia="黑体" w:hAnsi="Times New Roman"/>
@@ -4357,7 +4369,7 @@
         <w:pStyle w:val="Heading2"/>
         <w:spacing w:before="240" w:after="120"/>
       </w:pPr>
-      <w:bookmarkStart w:id="2" w:name="_Toc240371361"/>
+      <w:bookmarkStart w:id="2" w:name="_Toc240372146"/>
       <w:r>
         <w:rPr>
           <w:rFonts w:ascii="Times New Roman" w:eastAsia="黑体" w:hAnsi="Times New Roman"/>
@@ -5092,7 +5104,7 @@
         <w:pStyle w:val="Heading2"/>
         <w:spacing w:before="240" w:after="120"/>
       </w:pPr>
-      <w:bookmarkStart w:id="3" w:name="_Toc240371362"/>
+      <w:bookmarkStart w:id="3" w:name="_Toc240372147"/>
       <w:r>
         <w:rPr>
           <w:rFonts w:ascii="Times New Roman" w:eastAsia="黑体" w:hAnsi="Times New Roman"/>
@@ -5618,7 +5630,7 @@
         <w:pStyle w:val="Heading1"/>
         <w:spacing w:before="240" w:after="120"/>
       </w:pPr>
-      <w:bookmarkStart w:id="4" w:name="_Toc240371363"/>
+      <w:bookmarkStart w:id="4" w:name="_Toc240372148"/>
       <w:r>
         <w:rPr>
           <w:rFonts w:ascii="Times New Roman" w:eastAsia="黑体" w:hAnsi="Times New Roman"/>
@@ -6129,7 +6141,7 @@
         <w:pStyle w:val="Heading1"/>
         <w:spacing w:before="240" w:after="120"/>
       </w:pPr>
-      <w:bookmarkStart w:id="5" w:name="_Toc240371364"/>
+      <w:bookmarkStart w:id="5" w:name="_Toc240372149"/>
       <w:r>
         <w:rPr>
           <w:rFonts w:ascii="Times New Roman" w:eastAsia="黑体" w:hAnsi="Times New Roman"/>
@@ -6775,7 +6787,7 @@
         </w:rPr>
         <w:lastRenderedPageBreak/>
         <w:drawing>
-          <wp:inline distT="0" distB="0" distL="0" distR="0" wp14:anchorId="155A590C" wp14:editId="4616E77E">
+          <wp:inline distT="0" distB="0" distL="0" distR="0" wp14:anchorId="14404BD5" wp14:editId="01A9E8CC">
             <wp:extent cx="5580000" cy="1892736"/>
             <wp:effectExtent l="0" t="0" r="0" b="0"/>
             <wp:docPr id="2" name="Picture 2"/>
@@ -6983,7 +6995,7 @@
         <w:pStyle w:val="Heading1"/>
         <w:spacing w:before="240" w:after="120"/>
       </w:pPr>
-      <w:bookmarkStart w:id="6" w:name="_Toc240371365"/>
+      <w:bookmarkStart w:id="6" w:name="_Toc240372150"/>
       <w:r>
         <w:rPr>
           <w:rFonts w:ascii="Times New Roman" w:eastAsia="黑体" w:hAnsi="Times New Roman"/>
@@ -7007,7 +7019,7 @@
         <w:pStyle w:val="Heading2"/>
         <w:spacing w:before="240" w:after="120"/>
       </w:pPr>
-      <w:bookmarkStart w:id="7" w:name="_Toc240371366"/>
+      <w:bookmarkStart w:id="7" w:name="_Toc240372151"/>
       <w:r>
         <w:rPr>
           <w:rFonts w:ascii="Times New Roman" w:eastAsia="黑体" w:hAnsi="Times New Roman"/>
@@ -7159,7 +7171,7 @@
           <w:noProof/>
         </w:rPr>
         <w:drawing>
-          <wp:inline distT="0" distB="0" distL="0" distR="0" wp14:anchorId="77BBA735" wp14:editId="750AA5AB">
+          <wp:inline distT="0" distB="0" distL="0" distR="0" wp14:anchorId="6E549959" wp14:editId="3E8BD0DD">
             <wp:extent cx="5580000" cy="1035648"/>
             <wp:effectExtent l="0" t="0" r="0" b="0"/>
             <wp:docPr id="3" name="Picture 3"/>
@@ -7273,7 +7285,7 @@
         <w:pStyle w:val="Heading2"/>
         <w:spacing w:before="240" w:after="120"/>
       </w:pPr>
-      <w:bookmarkStart w:id="8" w:name="_Toc240371367"/>
+      <w:bookmarkStart w:id="8" w:name="_Toc240372152"/>
       <w:r>
         <w:rPr>
           <w:rFonts w:ascii="Times New Roman" w:eastAsia="黑体" w:hAnsi="Times New Roman"/>
@@ -7378,7 +7390,7 @@
           <w:noProof/>
         </w:rPr>
         <w:drawing>
-          <wp:inline distT="0" distB="0" distL="0" distR="0" wp14:anchorId="3482966B" wp14:editId="10D1661C">
+          <wp:inline distT="0" distB="0" distL="0" distR="0" wp14:anchorId="14D87219" wp14:editId="4E9DEB51">
             <wp:extent cx="5580000" cy="2464128"/>
             <wp:effectExtent l="0" t="0" r="0" b="0"/>
             <wp:docPr id="4" name="Picture 4"/>
@@ -8287,7 +8299,7 @@
         <w:pStyle w:val="Heading2"/>
         <w:spacing w:before="240" w:after="120"/>
       </w:pPr>
-      <w:bookmarkStart w:id="9" w:name="_Toc240371368"/>
+      <w:bookmarkStart w:id="9" w:name="_Toc240372153"/>
       <w:r>
         <w:rPr>
           <w:rFonts w:ascii="Times New Roman" w:eastAsia="黑体" w:hAnsi="Times New Roman"/>
@@ -8433,7 +8445,7 @@
           <w:noProof/>
         </w:rPr>
         <w:drawing>
-          <wp:inline distT="0" distB="0" distL="0" distR="0" wp14:anchorId="4C46EE7A" wp14:editId="5837A1E6">
+          <wp:inline distT="0" distB="0" distL="0" distR="0" wp14:anchorId="1B597225" wp14:editId="517CC89C">
             <wp:extent cx="5580000" cy="3191760"/>
             <wp:effectExtent l="0" t="0" r="0" b="0"/>
             <wp:docPr id="5" name="Picture 5"/>
@@ -8571,7 +8583,7 @@
         <w:pStyle w:val="Heading2"/>
         <w:spacing w:before="240" w:after="120"/>
       </w:pPr>
-      <w:bookmarkStart w:id="10" w:name="_Toc240371369"/>
+      <w:bookmarkStart w:id="10" w:name="_Toc240372154"/>
       <w:r>
         <w:rPr>
           <w:rFonts w:ascii="Times New Roman" w:eastAsia="黑体" w:hAnsi="Times New Roman"/>
@@ -8836,7 +8848,7 @@
           <w:noProof/>
         </w:rPr>
         <w:drawing>
-          <wp:inline distT="0" distB="0" distL="0" distR="0" wp14:anchorId="694ADDC0" wp14:editId="782A0FD9">
+          <wp:inline distT="0" distB="0" distL="0" distR="0" wp14:anchorId="3B28FA57" wp14:editId="2E18A423">
             <wp:extent cx="5580000" cy="3106944"/>
             <wp:effectExtent l="0" t="0" r="0" b="0"/>
             <wp:docPr id="6" name="Picture 6"/>
@@ -8950,7 +8962,7 @@
         <w:pStyle w:val="Heading2"/>
         <w:spacing w:before="240" w:after="120"/>
       </w:pPr>
-      <w:bookmarkStart w:id="11" w:name="_Toc240371370"/>
+      <w:bookmarkStart w:id="11" w:name="_Toc240372155"/>
       <w:r>
         <w:rPr>
           <w:rFonts w:ascii="Times New Roman" w:eastAsia="黑体" w:hAnsi="Times New Roman"/>
@@ -9182,7 +9194,7 @@
           <w:noProof/>
         </w:rPr>
         <w:drawing>
-          <wp:inline distT="0" distB="0" distL="0" distR="0" wp14:anchorId="00AEF6C4" wp14:editId="533D654A">
+          <wp:inline distT="0" distB="0" distL="0" distR="0" wp14:anchorId="025DA5F7" wp14:editId="5DB4A0A3">
             <wp:extent cx="5580000" cy="2535552"/>
             <wp:effectExtent l="0" t="0" r="0" b="0"/>
             <wp:docPr id="7" name="Picture 7"/>
@@ -9337,7 +9349,7 @@
           <w:noProof/>
         </w:rPr>
         <w:drawing>
-          <wp:inline distT="0" distB="0" distL="0" distR="0" wp14:anchorId="7563A88A" wp14:editId="0B45A794">
+          <wp:inline distT="0" distB="0" distL="0" distR="0" wp14:anchorId="758377FD" wp14:editId="4F9F0F88">
             <wp:extent cx="5580000" cy="749952"/>
             <wp:effectExtent l="0" t="0" r="0" b="0"/>
             <wp:docPr id="8" name="Picture 8"/>
@@ -9483,7 +9495,7 @@
         </w:rPr>
         <w:lastRenderedPageBreak/>
         <w:drawing>
-          <wp:inline distT="0" distB="0" distL="0" distR="0" wp14:anchorId="0A3A8C8B" wp14:editId="032E77AF">
+          <wp:inline distT="0" distB="0" distL="0" distR="0" wp14:anchorId="2423C088" wp14:editId="0A9DD902">
             <wp:extent cx="5580000" cy="1178496"/>
             <wp:effectExtent l="0" t="0" r="0" b="0"/>
             <wp:docPr id="9" name="Picture 9"/>
@@ -9683,7 +9695,7 @@
         <w:pStyle w:val="Heading1"/>
         <w:spacing w:before="240" w:after="120"/>
       </w:pPr>
-      <w:bookmarkStart w:id="12" w:name="_Toc240371371"/>
+      <w:bookmarkStart w:id="12" w:name="_Toc240372156"/>
       <w:r>
         <w:rPr>
           <w:rFonts w:ascii="Times New Roman" w:eastAsia="黑体" w:hAnsi="Times New Roman"/>
@@ -9707,7 +9719,7 @@
         <w:pStyle w:val="Heading2"/>
         <w:spacing w:before="240" w:after="120"/>
       </w:pPr>
-      <w:bookmarkStart w:id="13" w:name="_Toc240371372"/>
+      <w:bookmarkStart w:id="13" w:name="_Toc240372157"/>
       <w:r>
         <w:rPr>
           <w:rFonts w:ascii="Times New Roman" w:eastAsia="黑体" w:hAnsi="Times New Roman"/>
@@ -9876,7 +9888,7 @@
           <w:noProof/>
         </w:rPr>
         <w:drawing>
-          <wp:inline distT="0" distB="0" distL="0" distR="0" wp14:anchorId="28B2171E" wp14:editId="532DA9A0">
+          <wp:inline distT="0" distB="0" distL="0" distR="0" wp14:anchorId="649ACCA9" wp14:editId="21AA4C4F">
             <wp:extent cx="5580000" cy="1892736"/>
             <wp:effectExtent l="0" t="0" r="0" b="0"/>
             <wp:docPr id="10" name="Picture 10"/>
@@ -10059,7 +10071,7 @@
         <w:pStyle w:val="Heading2"/>
         <w:spacing w:before="240" w:after="120"/>
       </w:pPr>
-      <w:bookmarkStart w:id="14" w:name="_Toc240371373"/>
+      <w:bookmarkStart w:id="14" w:name="_Toc240372158"/>
       <w:r>
         <w:rPr>
           <w:rFonts w:ascii="Times New Roman" w:eastAsia="黑体" w:hAnsi="Times New Roman"/>
@@ -10118,7 +10130,7 @@
           <w:noProof/>
         </w:rPr>
         <w:drawing>
-          <wp:inline distT="0" distB="0" distL="0" distR="0" wp14:anchorId="19D133CC" wp14:editId="09BCD654">
+          <wp:inline distT="0" distB="0" distL="0" distR="0" wp14:anchorId="1D3E2F2B" wp14:editId="75A44E7F">
             <wp:extent cx="5580000" cy="2606976"/>
             <wp:effectExtent l="0" t="0" r="0" b="0"/>
             <wp:docPr id="11" name="Picture 11"/>
@@ -10350,7 +10362,7 @@
         </w:rPr>
         <w:lastRenderedPageBreak/>
         <w:drawing>
-          <wp:inline distT="0" distB="0" distL="0" distR="0" wp14:anchorId="2C77175A" wp14:editId="6FC7B26E">
+          <wp:inline distT="0" distB="0" distL="0" distR="0" wp14:anchorId="3B646216" wp14:editId="1513BAE4">
             <wp:extent cx="5580000" cy="3928320"/>
             <wp:effectExtent l="0" t="0" r="0" b="0"/>
             <wp:docPr id="12" name="Picture 12"/>
@@ -11000,7 +11012,7 @@
         <w:pStyle w:val="Heading2"/>
         <w:spacing w:before="240" w:after="120"/>
       </w:pPr>
-      <w:bookmarkStart w:id="15" w:name="_Toc240371374"/>
+      <w:bookmarkStart w:id="15" w:name="_Toc240372159"/>
       <w:r>
         <w:rPr>
           <w:rFonts w:ascii="Times New Roman" w:eastAsia="黑体" w:hAnsi="Times New Roman"/>
@@ -11073,7 +11085,7 @@
           <w:noProof/>
         </w:rPr>
         <w:drawing>
-          <wp:inline distT="0" distB="0" distL="0" distR="0" wp14:anchorId="5B1524E3" wp14:editId="55350D47">
+          <wp:inline distT="0" distB="0" distL="0" distR="0" wp14:anchorId="30F56896" wp14:editId="51BA1F54">
             <wp:extent cx="5580000" cy="1749888"/>
             <wp:effectExtent l="0" t="0" r="0" b="0"/>
             <wp:docPr id="13" name="Picture 13"/>
@@ -11199,7 +11211,7 @@
         <w:pStyle w:val="Heading1"/>
         <w:spacing w:before="240" w:after="120"/>
       </w:pPr>
-      <w:bookmarkStart w:id="16" w:name="_Toc240371375"/>
+      <w:bookmarkStart w:id="16" w:name="_Toc240372160"/>
       <w:r>
         <w:rPr>
           <w:rFonts w:ascii="Times New Roman" w:eastAsia="黑体" w:hAnsi="Times New Roman"/>
@@ -11223,7 +11235,7 @@
         <w:pStyle w:val="Heading2"/>
         <w:spacing w:before="240" w:after="120"/>
       </w:pPr>
-      <w:bookmarkStart w:id="17" w:name="_Toc240371376"/>
+      <w:bookmarkStart w:id="17" w:name="_Toc240372161"/>
       <w:r>
         <w:rPr>
           <w:rFonts w:ascii="Times New Roman" w:eastAsia="黑体" w:hAnsi="Times New Roman"/>
@@ -11297,7 +11309,7 @@
         </w:rPr>
         <w:lastRenderedPageBreak/>
         <w:drawing>
-          <wp:inline distT="0" distB="0" distL="0" distR="0" wp14:anchorId="6F4B3D73" wp14:editId="34814AC1">
+          <wp:inline distT="0" distB="0" distL="0" distR="0" wp14:anchorId="6C50B560" wp14:editId="6F4B183C">
             <wp:extent cx="5580000" cy="3964032"/>
             <wp:effectExtent l="0" t="0" r="0" b="0"/>
             <wp:docPr id="14" name="Picture 14"/>
@@ -11429,7 +11441,7 @@
           <w:noProof/>
         </w:rPr>
         <w:drawing>
-          <wp:inline distT="0" distB="0" distL="0" distR="0" wp14:anchorId="5F1DB031" wp14:editId="10FD3F17">
+          <wp:inline distT="0" distB="0" distL="0" distR="0" wp14:anchorId="2EEDB972" wp14:editId="70F029CC">
             <wp:extent cx="5580000" cy="1178496"/>
             <wp:effectExtent l="0" t="0" r="0" b="0"/>
             <wp:docPr id="15" name="Picture 15"/>
@@ -12034,7 +12046,7 @@
           <w:noProof/>
         </w:rPr>
         <w:drawing>
-          <wp:inline distT="0" distB="0" distL="0" distR="0" wp14:anchorId="5E6A0F6C" wp14:editId="25DE99AC">
+          <wp:inline distT="0" distB="0" distL="0" distR="0" wp14:anchorId="488059B7" wp14:editId="7EFE9CD1">
             <wp:extent cx="5580000" cy="3427714"/>
             <wp:effectExtent l="0" t="0" r="0" b="0"/>
             <wp:docPr id="16" name="Picture 16"/>
@@ -12154,7 +12166,7 @@
         </w:rPr>
         <w:lastRenderedPageBreak/>
         <w:drawing>
-          <wp:inline distT="0" distB="0" distL="0" distR="0" wp14:anchorId="67BA237D" wp14:editId="6AF0619A">
+          <wp:inline distT="0" distB="0" distL="0" distR="0" wp14:anchorId="08D2E7E1" wp14:editId="1E165039">
             <wp:extent cx="5580000" cy="3108857"/>
             <wp:effectExtent l="0" t="0" r="0" b="0"/>
             <wp:docPr id="17" name="Picture 17"/>
@@ -12243,7 +12255,7 @@
         <w:pStyle w:val="Heading2"/>
         <w:spacing w:before="240" w:after="120"/>
       </w:pPr>
-      <w:bookmarkStart w:id="18" w:name="_Toc240371377"/>
+      <w:bookmarkStart w:id="18" w:name="_Toc240372162"/>
       <w:r>
         <w:rPr>
           <w:rFonts w:ascii="Times New Roman" w:eastAsia="黑体" w:hAnsi="Times New Roman"/>
@@ -12320,7 +12332,7 @@
         </w:rPr>
         <w:lastRenderedPageBreak/>
         <w:drawing>
-          <wp:inline distT="0" distB="0" distL="0" distR="0" wp14:anchorId="22DD4011" wp14:editId="1CEF8E0A">
+          <wp:inline distT="0" distB="0" distL="0" distR="0" wp14:anchorId="591057FF" wp14:editId="630CC1CD">
             <wp:extent cx="5580000" cy="3268881"/>
             <wp:effectExtent l="0" t="0" r="0" b="0"/>
             <wp:docPr id="18" name="Picture 18"/>
@@ -12445,7 +12457,7 @@
         <w:pStyle w:val="Heading1"/>
         <w:spacing w:before="240" w:after="120"/>
       </w:pPr>
-      <w:bookmarkStart w:id="19" w:name="_Toc240371378"/>
+      <w:bookmarkStart w:id="19" w:name="_Toc240372163"/>
       <w:r>
         <w:rPr>
           <w:rFonts w:ascii="Times New Roman" w:eastAsia="黑体" w:hAnsi="Times New Roman"/>
@@ -12613,7 +12625,7 @@
         </w:rPr>
         <w:lastRenderedPageBreak/>
         <w:drawing>
-          <wp:inline distT="0" distB="0" distL="0" distR="0" wp14:anchorId="2D28E283" wp14:editId="14867D01">
+          <wp:inline distT="0" distB="0" distL="0" distR="0" wp14:anchorId="7B73D273" wp14:editId="255D8515">
             <wp:extent cx="5040000" cy="4500000"/>
             <wp:effectExtent l="0" t="0" r="0" b="0"/>
             <wp:docPr id="19" name="Picture 19"/>
@@ -12734,7 +12746,7 @@
         </w:rPr>
         <w:lastRenderedPageBreak/>
         <w:drawing>
-          <wp:inline distT="0" distB="0" distL="0" distR="0" wp14:anchorId="067658CC" wp14:editId="05393DE4">
+          <wp:inline distT="0" distB="0" distL="0" distR="0" wp14:anchorId="0FC7417C" wp14:editId="6A27F721">
             <wp:extent cx="4200000" cy="4500000"/>
             <wp:effectExtent l="0" t="0" r="0" b="0"/>
             <wp:docPr id="20" name="Picture 20"/>
@@ -12854,7 +12866,7 @@
         </w:rPr>
         <w:lastRenderedPageBreak/>
         <w:drawing>
-          <wp:inline distT="0" distB="0" distL="0" distR="0" wp14:anchorId="0007F4A7" wp14:editId="4C414D36">
+          <wp:inline distT="0" distB="0" distL="0" distR="0" wp14:anchorId="1A4098F6" wp14:editId="3B38E564">
             <wp:extent cx="5580000" cy="3260552"/>
             <wp:effectExtent l="0" t="0" r="0" b="0"/>
             <wp:docPr id="21" name="Picture 21"/>
@@ -13003,7 +13015,7 @@
         <w:pStyle w:val="Heading1"/>
         <w:spacing w:before="240" w:after="120"/>
       </w:pPr>
-      <w:bookmarkStart w:id="20" w:name="_Toc240371379"/>
+      <w:bookmarkStart w:id="20" w:name="_Toc240372164"/>
       <w:r>
         <w:rPr>
           <w:rFonts w:ascii="Times New Roman" w:eastAsia="黑体" w:hAnsi="Times New Roman"/>
@@ -13134,7 +13146,7 @@
         <w:pStyle w:val="Heading1"/>
         <w:spacing w:before="240" w:after="120"/>
       </w:pPr>
-      <w:bookmarkStart w:id="21" w:name="_Toc240371380"/>
+      <w:bookmarkStart w:id="21" w:name="_Toc240372165"/>
       <w:r>
         <w:rPr>
           <w:rFonts w:ascii="Times New Roman" w:eastAsia="黑体" w:hAnsi="Times New Roman"/>
@@ -13896,7 +13908,7 @@
         <w:pStyle w:val="Heading1"/>
         <w:spacing w:before="240" w:after="120"/>
       </w:pPr>
-      <w:bookmarkStart w:id="22" w:name="_Toc240371381"/>
+      <w:bookmarkStart w:id="22" w:name="_Toc240372166"/>
       <w:r>
         <w:rPr>
           <w:rFonts w:ascii="Times New Roman" w:eastAsia="黑体" w:hAnsi="Times New Roman"/>
@@ -14276,31 +14288,31 @@
       </w:rPr>
     </w:lvl>
   </w:abstractNum>
-  <w:num w:numId="1" w16cid:durableId="1033923436">
+  <w:num w:numId="1" w16cid:durableId="169419143">
     <w:abstractNumId w:val="8"/>
   </w:num>
-  <w:num w:numId="2" w16cid:durableId="1207716967">
+  <w:num w:numId="2" w16cid:durableId="1719010494">
     <w:abstractNumId w:val="6"/>
   </w:num>
-  <w:num w:numId="3" w16cid:durableId="165438410">
+  <w:num w:numId="3" w16cid:durableId="621762615">
     <w:abstractNumId w:val="5"/>
   </w:num>
-  <w:num w:numId="4" w16cid:durableId="1435587004">
+  <w:num w:numId="4" w16cid:durableId="492834986">
     <w:abstractNumId w:val="4"/>
   </w:num>
-  <w:num w:numId="5" w16cid:durableId="2029675933">
+  <w:num w:numId="5" w16cid:durableId="1619218972">
     <w:abstractNumId w:val="7"/>
   </w:num>
-  <w:num w:numId="6" w16cid:durableId="1857384641">
+  <w:num w:numId="6" w16cid:durableId="1227566393">
     <w:abstractNumId w:val="3"/>
   </w:num>
-  <w:num w:numId="7" w16cid:durableId="684329527">
+  <w:num w:numId="7" w16cid:durableId="62143608">
     <w:abstractNumId w:val="2"/>
   </w:num>
-  <w:num w:numId="8" w16cid:durableId="589313007">
+  <w:num w:numId="8" w16cid:durableId="904876637">
     <w:abstractNumId w:val="1"/>
   </w:num>
-  <w:num w:numId="9" w16cid:durableId="29965024">
+  <w:num w:numId="9" w16cid:durableId="1635061261">
     <w:abstractNumId w:val="0"/>
   </w:num>
 </w:numbering>
@@ -25716,7 +25728,7 @@
     <w:basedOn w:val="DefaultParagraphFont"/>
     <w:uiPriority w:val="99"/>
     <w:unhideWhenUsed/>
-    <w:rsid w:val="00036AED"/>
+    <w:rsid w:val="007D6092"/>
     <w:rPr>
       <w:color w:val="0000FF" w:themeColor="hyperlink"/>
       <w:u w:val="single"/>

--- a/测评报告/配置核查工具操作说明书.docx
+++ b/测评报告/配置核查工具操作说明书.docx
@@ -37,52 +37,9 @@
     <w:p/>
     <w:p/>
     <w:p/>
-    <w:p>
-      <w:pPr>
-        <w:spacing w:after="280"/>
-        <w:jc w:val="center"/>
-      </w:pPr>
-      <w:r>
-        <w:rPr>
-          <w:noProof/>
-        </w:rPr>
-        <w:drawing>
-          <wp:inline distT="0" distB="0" distL="0" distR="0" wp14:anchorId="12CB855A" wp14:editId="24C77E2D">
-            <wp:extent cx="1440000" cy="1440000"/>
-            <wp:effectExtent l="0" t="0" r="0" b="0"/>
-            <wp:docPr id="1" name="Picture 1"/>
-            <wp:cNvGraphicFramePr>
-              <a:graphicFrameLocks xmlns:a="http://schemas.openxmlformats.org/drawingml/2006/main" noChangeAspect="1"/>
-            </wp:cNvGraphicFramePr>
-            <a:graphic xmlns:a="http://schemas.openxmlformats.org/drawingml/2006/main">
-              <a:graphicData uri="http://schemas.openxmlformats.org/drawingml/2006/picture">
-                <pic:pic xmlns:pic="http://schemas.openxmlformats.org/drawingml/2006/picture">
-                  <pic:nvPicPr>
-                    <pic:cNvPr id="0" name="npu_badge.png"/>
-                    <pic:cNvPicPr/>
-                  </pic:nvPicPr>
-                  <pic:blipFill>
-                    <a:blip r:embed="rId8"/>
-                    <a:stretch>
-                      <a:fillRect/>
-                    </a:stretch>
-                  </pic:blipFill>
-                  <pic:spPr>
-                    <a:xfrm>
-                      <a:off x="0" y="0"/>
-                      <a:ext cx="1440000" cy="1440000"/>
-                    </a:xfrm>
-                    <a:prstGeom prst="rect">
-                      <a:avLst/>
-                    </a:prstGeom>
-                  </pic:spPr>
-                </pic:pic>
-              </a:graphicData>
-            </a:graphic>
-          </wp:inline>
-        </w:drawing>
-      </w:r>
-    </w:p>
+    <w:p/>
+    <w:p/>
+    <w:p/>
     <w:p>
       <w:pPr>
         <w:jc w:val="center"/>
@@ -98,6 +55,7 @@
     </w:p>
     <w:p/>
     <w:p/>
+    <w:p/>
     <w:p>
       <w:r>
         <w:rPr>
@@ -238,6 +196,7 @@
         <w:t>、华为交换机。</w:t>
       </w:r>
     </w:p>
+    <w:p/>
     <w:p>
       <w:pPr>
         <w:jc w:val="center"/>
@@ -315,7 +274,7 @@
       <w:r>
         <w:fldChar w:fldCharType="separate"/>
       </w:r>
-      <w:hyperlink w:anchor="_Toc240372144" w:history="1">
+      <w:hyperlink w:anchor="_Toc240372852" w:history="1">
         <w:r>
           <w:rPr>
             <w:rStyle w:val="Hyperlink"/>
@@ -351,7 +310,7 @@
             <w:noProof/>
             <w:webHidden/>
           </w:rPr>
-          <w:instrText xml:space="preserve"> PAGEREF _Toc240372144 \h </w:instrText>
+          <w:instrText xml:space="preserve"> PAGEREF _Toc240372852 \h </w:instrText>
         </w:r>
         <w:r>
           <w:rPr>
@@ -396,7 +355,7 @@
           <w14:ligatures w14:val="standardContextual"/>
         </w:rPr>
       </w:pPr>
-      <w:hyperlink w:anchor="_Toc240372145" w:history="1">
+      <w:hyperlink w:anchor="_Toc240372853" w:history="1">
         <w:r>
           <w:rPr>
             <w:rStyle w:val="Hyperlink"/>
@@ -432,7 +391,7 @@
             <w:noProof/>
             <w:webHidden/>
           </w:rPr>
-          <w:instrText xml:space="preserve"> PAGEREF _Toc240372145 \h </w:instrText>
+          <w:instrText xml:space="preserve"> PAGEREF _Toc240372853 \h </w:instrText>
         </w:r>
         <w:r>
           <w:rPr>
@@ -477,7 +436,7 @@
           <w14:ligatures w14:val="standardContextual"/>
         </w:rPr>
       </w:pPr>
-      <w:hyperlink w:anchor="_Toc240372146" w:history="1">
+      <w:hyperlink w:anchor="_Toc240372854" w:history="1">
         <w:r>
           <w:rPr>
             <w:rStyle w:val="Hyperlink"/>
@@ -513,7 +472,7 @@
             <w:noProof/>
             <w:webHidden/>
           </w:rPr>
-          <w:instrText xml:space="preserve"> PAGEREF _Toc240372146 \h </w:instrText>
+          <w:instrText xml:space="preserve"> PAGEREF _Toc240372854 \h </w:instrText>
         </w:r>
         <w:r>
           <w:rPr>
@@ -558,7 +517,7 @@
           <w14:ligatures w14:val="standardContextual"/>
         </w:rPr>
       </w:pPr>
-      <w:hyperlink w:anchor="_Toc240372147" w:history="1">
+      <w:hyperlink w:anchor="_Toc240372855" w:history="1">
         <w:r>
           <w:rPr>
             <w:rStyle w:val="Hyperlink"/>
@@ -594,7 +553,7 @@
             <w:noProof/>
             <w:webHidden/>
           </w:rPr>
-          <w:instrText xml:space="preserve"> PAGEREF _Toc240372147 \h </w:instrText>
+          <w:instrText xml:space="preserve"> PAGEREF _Toc240372855 \h </w:instrText>
         </w:r>
         <w:r>
           <w:rPr>
@@ -639,7 +598,7 @@
           <w14:ligatures w14:val="standardContextual"/>
         </w:rPr>
       </w:pPr>
-      <w:hyperlink w:anchor="_Toc240372148" w:history="1">
+      <w:hyperlink w:anchor="_Toc240372856" w:history="1">
         <w:r>
           <w:rPr>
             <w:rStyle w:val="Hyperlink"/>
@@ -675,7 +634,7 @@
             <w:noProof/>
             <w:webHidden/>
           </w:rPr>
-          <w:instrText xml:space="preserve"> PAGEREF _Toc240372148 \h </w:instrText>
+          <w:instrText xml:space="preserve"> PAGEREF _Toc240372856 \h </w:instrText>
         </w:r>
         <w:r>
           <w:rPr>
@@ -720,7 +679,7 @@
           <w14:ligatures w14:val="standardContextual"/>
         </w:rPr>
       </w:pPr>
-      <w:hyperlink w:anchor="_Toc240372149" w:history="1">
+      <w:hyperlink w:anchor="_Toc240372857" w:history="1">
         <w:r>
           <w:rPr>
             <w:rStyle w:val="Hyperlink"/>
@@ -756,7 +715,7 @@
             <w:noProof/>
             <w:webHidden/>
           </w:rPr>
-          <w:instrText xml:space="preserve"> PAGEREF _Toc240372149 \h </w:instrText>
+          <w:instrText xml:space="preserve"> PAGEREF _Toc240372857 \h </w:instrText>
         </w:r>
         <w:r>
           <w:rPr>
@@ -801,7 +760,7 @@
           <w14:ligatures w14:val="standardContextual"/>
         </w:rPr>
       </w:pPr>
-      <w:hyperlink w:anchor="_Toc240372150" w:history="1">
+      <w:hyperlink w:anchor="_Toc240372858" w:history="1">
         <w:r>
           <w:rPr>
             <w:rStyle w:val="Hyperlink"/>
@@ -837,7 +796,7 @@
             <w:noProof/>
             <w:webHidden/>
           </w:rPr>
-          <w:instrText xml:space="preserve"> PAGEREF _Toc240372150 \h </w:instrText>
+          <w:instrText xml:space="preserve"> PAGEREF _Toc240372858 \h </w:instrText>
         </w:r>
         <w:r>
           <w:rPr>
@@ -882,7 +841,7 @@
           <w14:ligatures w14:val="standardContextual"/>
         </w:rPr>
       </w:pPr>
-      <w:hyperlink w:anchor="_Toc240372151" w:history="1">
+      <w:hyperlink w:anchor="_Toc240372859" w:history="1">
         <w:r>
           <w:rPr>
             <w:rStyle w:val="Hyperlink"/>
@@ -918,7 +877,7 @@
             <w:noProof/>
             <w:webHidden/>
           </w:rPr>
-          <w:instrText xml:space="preserve"> PAGEREF _Toc240372151 \h </w:instrText>
+          <w:instrText xml:space="preserve"> PAGEREF _Toc240372859 \h </w:instrText>
         </w:r>
         <w:r>
           <w:rPr>
@@ -963,7 +922,7 @@
           <w14:ligatures w14:val="standardContextual"/>
         </w:rPr>
       </w:pPr>
-      <w:hyperlink w:anchor="_Toc240372152" w:history="1">
+      <w:hyperlink w:anchor="_Toc240372860" w:history="1">
         <w:r>
           <w:rPr>
             <w:rStyle w:val="Hyperlink"/>
@@ -999,7 +958,7 @@
             <w:noProof/>
             <w:webHidden/>
           </w:rPr>
-          <w:instrText xml:space="preserve"> PAGEREF _Toc240372152 \h </w:instrText>
+          <w:instrText xml:space="preserve"> PAGEREF _Toc240372860 \h </w:instrText>
         </w:r>
         <w:r>
           <w:rPr>
@@ -1044,7 +1003,7 @@
           <w14:ligatures w14:val="standardContextual"/>
         </w:rPr>
       </w:pPr>
-      <w:hyperlink w:anchor="_Toc240372153" w:history="1">
+      <w:hyperlink w:anchor="_Toc240372861" w:history="1">
         <w:r>
           <w:rPr>
             <w:rStyle w:val="Hyperlink"/>
@@ -1080,7 +1039,7 @@
             <w:noProof/>
             <w:webHidden/>
           </w:rPr>
-          <w:instrText xml:space="preserve"> PAGEREF _Toc240372153 \h </w:instrText>
+          <w:instrText xml:space="preserve"> PAGEREF _Toc240372861 \h </w:instrText>
         </w:r>
         <w:r>
           <w:rPr>
@@ -1125,7 +1084,7 @@
           <w14:ligatures w14:val="standardContextual"/>
         </w:rPr>
       </w:pPr>
-      <w:hyperlink w:anchor="_Toc240372154" w:history="1">
+      <w:hyperlink w:anchor="_Toc240372862" w:history="1">
         <w:r>
           <w:rPr>
             <w:rStyle w:val="Hyperlink"/>
@@ -1161,7 +1120,7 @@
             <w:noProof/>
             <w:webHidden/>
           </w:rPr>
-          <w:instrText xml:space="preserve"> PAGEREF _Toc240372154 \h </w:instrText>
+          <w:instrText xml:space="preserve"> PAGEREF _Toc240372862 \h </w:instrText>
         </w:r>
         <w:r>
           <w:rPr>
@@ -1206,7 +1165,7 @@
           <w14:ligatures w14:val="standardContextual"/>
         </w:rPr>
       </w:pPr>
-      <w:hyperlink w:anchor="_Toc240372155" w:history="1">
+      <w:hyperlink w:anchor="_Toc240372863" w:history="1">
         <w:r>
           <w:rPr>
             <w:rStyle w:val="Hyperlink"/>
@@ -1258,7 +1217,7 @@
             <w:noProof/>
             <w:webHidden/>
           </w:rPr>
-          <w:instrText xml:space="preserve"> PAGEREF _Toc240372155 \h </w:instrText>
+          <w:instrText xml:space="preserve"> PAGEREF _Toc240372863 \h </w:instrText>
         </w:r>
         <w:r>
           <w:rPr>
@@ -1303,7 +1262,7 @@
           <w14:ligatures w14:val="standardContextual"/>
         </w:rPr>
       </w:pPr>
-      <w:hyperlink w:anchor="_Toc240372156" w:history="1">
+      <w:hyperlink w:anchor="_Toc240372864" w:history="1">
         <w:r>
           <w:rPr>
             <w:rStyle w:val="Hyperlink"/>
@@ -1339,7 +1298,7 @@
             <w:noProof/>
             <w:webHidden/>
           </w:rPr>
-          <w:instrText xml:space="preserve"> PAGEREF _Toc240372156 \h </w:instrText>
+          <w:instrText xml:space="preserve"> PAGEREF _Toc240372864 \h </w:instrText>
         </w:r>
         <w:r>
           <w:rPr>
@@ -1384,7 +1343,7 @@
           <w14:ligatures w14:val="standardContextual"/>
         </w:rPr>
       </w:pPr>
-      <w:hyperlink w:anchor="_Toc240372157" w:history="1">
+      <w:hyperlink w:anchor="_Toc240372865" w:history="1">
         <w:r>
           <w:rPr>
             <w:rStyle w:val="Hyperlink"/>
@@ -1420,7 +1379,7 @@
             <w:noProof/>
             <w:webHidden/>
           </w:rPr>
-          <w:instrText xml:space="preserve"> PAGEREF _Toc240372157 \h </w:instrText>
+          <w:instrText xml:space="preserve"> PAGEREF _Toc240372865 \h </w:instrText>
         </w:r>
         <w:r>
           <w:rPr>
@@ -1465,7 +1424,7 @@
           <w14:ligatures w14:val="standardContextual"/>
         </w:rPr>
       </w:pPr>
-      <w:hyperlink w:anchor="_Toc240372158" w:history="1">
+      <w:hyperlink w:anchor="_Toc240372866" w:history="1">
         <w:r>
           <w:rPr>
             <w:rStyle w:val="Hyperlink"/>
@@ -1501,7 +1460,7 @@
             <w:noProof/>
             <w:webHidden/>
           </w:rPr>
-          <w:instrText xml:space="preserve"> PAGEREF _Toc240372158 \h </w:instrText>
+          <w:instrText xml:space="preserve"> PAGEREF _Toc240372866 \h </w:instrText>
         </w:r>
         <w:r>
           <w:rPr>
@@ -1546,7 +1505,7 @@
           <w14:ligatures w14:val="standardContextual"/>
         </w:rPr>
       </w:pPr>
-      <w:hyperlink w:anchor="_Toc240372159" w:history="1">
+      <w:hyperlink w:anchor="_Toc240372867" w:history="1">
         <w:r>
           <w:rPr>
             <w:rStyle w:val="Hyperlink"/>
@@ -1582,7 +1541,7 @@
             <w:noProof/>
             <w:webHidden/>
           </w:rPr>
-          <w:instrText xml:space="preserve"> PAGEREF _Toc240372159 \h </w:instrText>
+          <w:instrText xml:space="preserve"> PAGEREF _Toc240372867 \h </w:instrText>
         </w:r>
         <w:r>
           <w:rPr>
@@ -1627,7 +1586,7 @@
           <w14:ligatures w14:val="standardContextual"/>
         </w:rPr>
       </w:pPr>
-      <w:hyperlink w:anchor="_Toc240372160" w:history="1">
+      <w:hyperlink w:anchor="_Toc240372868" w:history="1">
         <w:r>
           <w:rPr>
             <w:rStyle w:val="Hyperlink"/>
@@ -1663,7 +1622,7 @@
             <w:noProof/>
             <w:webHidden/>
           </w:rPr>
-          <w:instrText xml:space="preserve"> PAGEREF _Toc240372160 \h </w:instrText>
+          <w:instrText xml:space="preserve"> PAGEREF _Toc240372868 \h </w:instrText>
         </w:r>
         <w:r>
           <w:rPr>
@@ -1708,7 +1667,7 @@
           <w14:ligatures w14:val="standardContextual"/>
         </w:rPr>
       </w:pPr>
-      <w:hyperlink w:anchor="_Toc240372161" w:history="1">
+      <w:hyperlink w:anchor="_Toc240372869" w:history="1">
         <w:r>
           <w:rPr>
             <w:rStyle w:val="Hyperlink"/>
@@ -1744,7 +1703,7 @@
             <w:noProof/>
             <w:webHidden/>
           </w:rPr>
-          <w:instrText xml:space="preserve"> PAGEREF _Toc240372161 \h </w:instrText>
+          <w:instrText xml:space="preserve"> PAGEREF _Toc240372869 \h </w:instrText>
         </w:r>
         <w:r>
           <w:rPr>
@@ -1789,7 +1748,7 @@
           <w14:ligatures w14:val="standardContextual"/>
         </w:rPr>
       </w:pPr>
-      <w:hyperlink w:anchor="_Toc240372162" w:history="1">
+      <w:hyperlink w:anchor="_Toc240372870" w:history="1">
         <w:r>
           <w:rPr>
             <w:rStyle w:val="Hyperlink"/>
@@ -1825,7 +1784,7 @@
             <w:noProof/>
             <w:webHidden/>
           </w:rPr>
-          <w:instrText xml:space="preserve"> PAGEREF _Toc240372162 \h </w:instrText>
+          <w:instrText xml:space="preserve"> PAGEREF _Toc240372870 \h </w:instrText>
         </w:r>
         <w:r>
           <w:rPr>
@@ -1870,7 +1829,7 @@
           <w14:ligatures w14:val="standardContextual"/>
         </w:rPr>
       </w:pPr>
-      <w:hyperlink w:anchor="_Toc240372163" w:history="1">
+      <w:hyperlink w:anchor="_Toc240372871" w:history="1">
         <w:r>
           <w:rPr>
             <w:rStyle w:val="Hyperlink"/>
@@ -1906,7 +1865,7 @@
             <w:noProof/>
             <w:webHidden/>
           </w:rPr>
-          <w:instrText xml:space="preserve"> PAGEREF _Toc240372163 \h </w:instrText>
+          <w:instrText xml:space="preserve"> PAGEREF _Toc240372871 \h </w:instrText>
         </w:r>
         <w:r>
           <w:rPr>
@@ -1951,7 +1910,7 @@
           <w14:ligatures w14:val="standardContextual"/>
         </w:rPr>
       </w:pPr>
-      <w:hyperlink w:anchor="_Toc240372164" w:history="1">
+      <w:hyperlink w:anchor="_Toc240372872" w:history="1">
         <w:r>
           <w:rPr>
             <w:rStyle w:val="Hyperlink"/>
@@ -1987,7 +1946,7 @@
             <w:noProof/>
             <w:webHidden/>
           </w:rPr>
-          <w:instrText xml:space="preserve"> PAGEREF _Toc240372164 \h </w:instrText>
+          <w:instrText xml:space="preserve"> PAGEREF _Toc240372872 \h </w:instrText>
         </w:r>
         <w:r>
           <w:rPr>
@@ -2032,7 +1991,7 @@
           <w14:ligatures w14:val="standardContextual"/>
         </w:rPr>
       </w:pPr>
-      <w:hyperlink w:anchor="_Toc240372165" w:history="1">
+      <w:hyperlink w:anchor="_Toc240372873" w:history="1">
         <w:r>
           <w:rPr>
             <w:rStyle w:val="Hyperlink"/>
@@ -2068,7 +2027,7 @@
             <w:noProof/>
             <w:webHidden/>
           </w:rPr>
-          <w:instrText xml:space="preserve"> PAGEREF _Toc240372165 \h </w:instrText>
+          <w:instrText xml:space="preserve"> PAGEREF _Toc240372873 \h </w:instrText>
         </w:r>
         <w:r>
           <w:rPr>
@@ -2113,7 +2072,7 @@
           <w14:ligatures w14:val="standardContextual"/>
         </w:rPr>
       </w:pPr>
-      <w:hyperlink w:anchor="_Toc240372166" w:history="1">
+      <w:hyperlink w:anchor="_Toc240372874" w:history="1">
         <w:r>
           <w:rPr>
             <w:rStyle w:val="Hyperlink"/>
@@ -2141,7 +2100,7 @@
             <w:noProof/>
             <w:webHidden/>
           </w:rPr>
-          <w:instrText xml:space="preserve"> PAGEREF _Toc240372166 \h </w:instrText>
+          <w:instrText xml:space="preserve"> PAGEREF _Toc240372874 \h </w:instrText>
         </w:r>
         <w:r>
           <w:rPr>
@@ -2180,8 +2139,8 @@
     <w:p>
       <w:pPr>
         <w:sectPr>
-          <w:headerReference w:type="default" r:id="rId9"/>
-          <w:footerReference w:type="default" r:id="rId10"/>
+          <w:headerReference w:type="default" r:id="rId8"/>
+          <w:footerReference w:type="default" r:id="rId9"/>
           <w:pgSz w:w="11906" w:h="16838"/>
           <w:pgMar w:top="1440" w:right="1797" w:bottom="1440" w:left="1797" w:header="720" w:footer="720" w:gutter="0"/>
           <w:pgNumType w:fmt="upperRoman" w:start="1"/>
@@ -2609,7 +2568,7 @@
         <w:pStyle w:val="Heading1"/>
         <w:spacing w:before="240" w:after="120"/>
       </w:pPr>
-      <w:bookmarkStart w:id="0" w:name="_Toc240372144"/>
+      <w:bookmarkStart w:id="0" w:name="_Toc240372852"/>
       <w:r>
         <w:rPr>
           <w:rFonts w:ascii="Times New Roman" w:eastAsia="黑体" w:hAnsi="Times New Roman"/>
@@ -2633,7 +2592,7 @@
         <w:pStyle w:val="Heading2"/>
         <w:spacing w:before="240" w:after="120"/>
       </w:pPr>
-      <w:bookmarkStart w:id="1" w:name="_Toc240372145"/>
+      <w:bookmarkStart w:id="1" w:name="_Toc240372853"/>
       <w:r>
         <w:rPr>
           <w:rFonts w:ascii="Times New Roman" w:eastAsia="黑体" w:hAnsi="Times New Roman"/>
@@ -4369,7 +4328,7 @@
         <w:pStyle w:val="Heading2"/>
         <w:spacing w:before="240" w:after="120"/>
       </w:pPr>
-      <w:bookmarkStart w:id="2" w:name="_Toc240372146"/>
+      <w:bookmarkStart w:id="2" w:name="_Toc240372854"/>
       <w:r>
         <w:rPr>
           <w:rFonts w:ascii="Times New Roman" w:eastAsia="黑体" w:hAnsi="Times New Roman"/>
@@ -5104,7 +5063,7 @@
         <w:pStyle w:val="Heading2"/>
         <w:spacing w:before="240" w:after="120"/>
       </w:pPr>
-      <w:bookmarkStart w:id="3" w:name="_Toc240372147"/>
+      <w:bookmarkStart w:id="3" w:name="_Toc240372855"/>
       <w:r>
         <w:rPr>
           <w:rFonts w:ascii="Times New Roman" w:eastAsia="黑体" w:hAnsi="Times New Roman"/>
@@ -5630,7 +5589,7 @@
         <w:pStyle w:val="Heading1"/>
         <w:spacing w:before="240" w:after="120"/>
       </w:pPr>
-      <w:bookmarkStart w:id="4" w:name="_Toc240372148"/>
+      <w:bookmarkStart w:id="4" w:name="_Toc240372856"/>
       <w:r>
         <w:rPr>
           <w:rFonts w:ascii="Times New Roman" w:eastAsia="黑体" w:hAnsi="Times New Roman"/>
@@ -6141,7 +6100,7 @@
         <w:pStyle w:val="Heading1"/>
         <w:spacing w:before="240" w:after="120"/>
       </w:pPr>
-      <w:bookmarkStart w:id="5" w:name="_Toc240372149"/>
+      <w:bookmarkStart w:id="5" w:name="_Toc240372857"/>
       <w:r>
         <w:rPr>
           <w:rFonts w:ascii="Times New Roman" w:eastAsia="黑体" w:hAnsi="Times New Roman"/>
@@ -6787,10 +6746,10 @@
         </w:rPr>
         <w:lastRenderedPageBreak/>
         <w:drawing>
-          <wp:inline distT="0" distB="0" distL="0" distR="0" wp14:anchorId="14404BD5" wp14:editId="01A9E8CC">
+          <wp:inline distT="0" distB="0" distL="0" distR="0" wp14:anchorId="7670AC9F" wp14:editId="5B9B3477">
             <wp:extent cx="5580000" cy="1892736"/>
             <wp:effectExtent l="0" t="0" r="0" b="0"/>
-            <wp:docPr id="2" name="Picture 2"/>
+            <wp:docPr id="1" name="Picture 1"/>
             <wp:cNvGraphicFramePr>
               <a:graphicFrameLocks xmlns:a="http://schemas.openxmlformats.org/drawingml/2006/main" noChangeAspect="1"/>
             </wp:cNvGraphicFramePr>
@@ -6802,7 +6761,7 @@
                     <pic:cNvPicPr/>
                   </pic:nvPicPr>
                   <pic:blipFill>
-                    <a:blip r:embed="rId11"/>
+                    <a:blip r:embed="rId10"/>
                     <a:stretch>
                       <a:fillRect/>
                     </a:stretch>
@@ -6995,7 +6954,7 @@
         <w:pStyle w:val="Heading1"/>
         <w:spacing w:before="240" w:after="120"/>
       </w:pPr>
-      <w:bookmarkStart w:id="6" w:name="_Toc240372150"/>
+      <w:bookmarkStart w:id="6" w:name="_Toc240372858"/>
       <w:r>
         <w:rPr>
           <w:rFonts w:ascii="Times New Roman" w:eastAsia="黑体" w:hAnsi="Times New Roman"/>
@@ -7019,7 +6978,7 @@
         <w:pStyle w:val="Heading2"/>
         <w:spacing w:before="240" w:after="120"/>
       </w:pPr>
-      <w:bookmarkStart w:id="7" w:name="_Toc240372151"/>
+      <w:bookmarkStart w:id="7" w:name="_Toc240372859"/>
       <w:r>
         <w:rPr>
           <w:rFonts w:ascii="Times New Roman" w:eastAsia="黑体" w:hAnsi="Times New Roman"/>
@@ -7171,10 +7130,10 @@
           <w:noProof/>
         </w:rPr>
         <w:drawing>
-          <wp:inline distT="0" distB="0" distL="0" distR="0" wp14:anchorId="6E549959" wp14:editId="3E8BD0DD">
+          <wp:inline distT="0" distB="0" distL="0" distR="0" wp14:anchorId="6C3897DD" wp14:editId="5226E2EF">
             <wp:extent cx="5580000" cy="1035648"/>
             <wp:effectExtent l="0" t="0" r="0" b="0"/>
-            <wp:docPr id="3" name="Picture 3"/>
+            <wp:docPr id="2" name="Picture 2"/>
             <wp:cNvGraphicFramePr>
               <a:graphicFrameLocks xmlns:a="http://schemas.openxmlformats.org/drawingml/2006/main" noChangeAspect="1"/>
             </wp:cNvGraphicFramePr>
@@ -7186,7 +7145,7 @@
                     <pic:cNvPicPr/>
                   </pic:nvPicPr>
                   <pic:blipFill>
-                    <a:blip r:embed="rId12"/>
+                    <a:blip r:embed="rId11"/>
                     <a:stretch>
                       <a:fillRect/>
                     </a:stretch>
@@ -7285,7 +7244,7 @@
         <w:pStyle w:val="Heading2"/>
         <w:spacing w:before="240" w:after="120"/>
       </w:pPr>
-      <w:bookmarkStart w:id="8" w:name="_Toc240372152"/>
+      <w:bookmarkStart w:id="8" w:name="_Toc240372860"/>
       <w:r>
         <w:rPr>
           <w:rFonts w:ascii="Times New Roman" w:eastAsia="黑体" w:hAnsi="Times New Roman"/>
@@ -7390,10 +7349,10 @@
           <w:noProof/>
         </w:rPr>
         <w:drawing>
-          <wp:inline distT="0" distB="0" distL="0" distR="0" wp14:anchorId="14D87219" wp14:editId="4E9DEB51">
+          <wp:inline distT="0" distB="0" distL="0" distR="0" wp14:anchorId="38DCC929" wp14:editId="091DF7AC">
             <wp:extent cx="5580000" cy="2464128"/>
             <wp:effectExtent l="0" t="0" r="0" b="0"/>
-            <wp:docPr id="4" name="Picture 4"/>
+            <wp:docPr id="3" name="Picture 3"/>
             <wp:cNvGraphicFramePr>
               <a:graphicFrameLocks xmlns:a="http://schemas.openxmlformats.org/drawingml/2006/main" noChangeAspect="1"/>
             </wp:cNvGraphicFramePr>
@@ -7405,7 +7364,7 @@
                     <pic:cNvPicPr/>
                   </pic:nvPicPr>
                   <pic:blipFill>
-                    <a:blip r:embed="rId13"/>
+                    <a:blip r:embed="rId12"/>
                     <a:stretch>
                       <a:fillRect/>
                     </a:stretch>
@@ -8299,7 +8258,7 @@
         <w:pStyle w:val="Heading2"/>
         <w:spacing w:before="240" w:after="120"/>
       </w:pPr>
-      <w:bookmarkStart w:id="9" w:name="_Toc240372153"/>
+      <w:bookmarkStart w:id="9" w:name="_Toc240372861"/>
       <w:r>
         <w:rPr>
           <w:rFonts w:ascii="Times New Roman" w:eastAsia="黑体" w:hAnsi="Times New Roman"/>
@@ -8445,10 +8404,10 @@
           <w:noProof/>
         </w:rPr>
         <w:drawing>
-          <wp:inline distT="0" distB="0" distL="0" distR="0" wp14:anchorId="1B597225" wp14:editId="517CC89C">
+          <wp:inline distT="0" distB="0" distL="0" distR="0" wp14:anchorId="5DB349CA" wp14:editId="4222AF16">
             <wp:extent cx="5580000" cy="3191760"/>
             <wp:effectExtent l="0" t="0" r="0" b="0"/>
-            <wp:docPr id="5" name="Picture 5"/>
+            <wp:docPr id="4" name="Picture 4"/>
             <wp:cNvGraphicFramePr>
               <a:graphicFrameLocks xmlns:a="http://schemas.openxmlformats.org/drawingml/2006/main" noChangeAspect="1"/>
             </wp:cNvGraphicFramePr>
@@ -8460,7 +8419,7 @@
                     <pic:cNvPicPr/>
                   </pic:nvPicPr>
                   <pic:blipFill>
-                    <a:blip r:embed="rId14"/>
+                    <a:blip r:embed="rId13"/>
                     <a:stretch>
                       <a:fillRect/>
                     </a:stretch>
@@ -8583,7 +8542,7 @@
         <w:pStyle w:val="Heading2"/>
         <w:spacing w:before="240" w:after="120"/>
       </w:pPr>
-      <w:bookmarkStart w:id="10" w:name="_Toc240372154"/>
+      <w:bookmarkStart w:id="10" w:name="_Toc240372862"/>
       <w:r>
         <w:rPr>
           <w:rFonts w:ascii="Times New Roman" w:eastAsia="黑体" w:hAnsi="Times New Roman"/>
@@ -8848,10 +8807,10 @@
           <w:noProof/>
         </w:rPr>
         <w:drawing>
-          <wp:inline distT="0" distB="0" distL="0" distR="0" wp14:anchorId="3B28FA57" wp14:editId="2E18A423">
+          <wp:inline distT="0" distB="0" distL="0" distR="0" wp14:anchorId="47A3BDA0" wp14:editId="6FAE8CC5">
             <wp:extent cx="5580000" cy="3106944"/>
             <wp:effectExtent l="0" t="0" r="0" b="0"/>
-            <wp:docPr id="6" name="Picture 6"/>
+            <wp:docPr id="5" name="Picture 5"/>
             <wp:cNvGraphicFramePr>
               <a:graphicFrameLocks xmlns:a="http://schemas.openxmlformats.org/drawingml/2006/main" noChangeAspect="1"/>
             </wp:cNvGraphicFramePr>
@@ -8863,7 +8822,7 @@
                     <pic:cNvPicPr/>
                   </pic:nvPicPr>
                   <pic:blipFill>
-                    <a:blip r:embed="rId15"/>
+                    <a:blip r:embed="rId14"/>
                     <a:stretch>
                       <a:fillRect/>
                     </a:stretch>
@@ -8962,7 +8921,7 @@
         <w:pStyle w:val="Heading2"/>
         <w:spacing w:before="240" w:after="120"/>
       </w:pPr>
-      <w:bookmarkStart w:id="11" w:name="_Toc240372155"/>
+      <w:bookmarkStart w:id="11" w:name="_Toc240372863"/>
       <w:r>
         <w:rPr>
           <w:rFonts w:ascii="Times New Roman" w:eastAsia="黑体" w:hAnsi="Times New Roman"/>
@@ -9194,10 +9153,10 @@
           <w:noProof/>
         </w:rPr>
         <w:drawing>
-          <wp:inline distT="0" distB="0" distL="0" distR="0" wp14:anchorId="025DA5F7" wp14:editId="5DB4A0A3">
+          <wp:inline distT="0" distB="0" distL="0" distR="0" wp14:anchorId="165B661E" wp14:editId="4B694CD0">
             <wp:extent cx="5580000" cy="2535552"/>
             <wp:effectExtent l="0" t="0" r="0" b="0"/>
-            <wp:docPr id="7" name="Picture 7"/>
+            <wp:docPr id="6" name="Picture 6"/>
             <wp:cNvGraphicFramePr>
               <a:graphicFrameLocks xmlns:a="http://schemas.openxmlformats.org/drawingml/2006/main" noChangeAspect="1"/>
             </wp:cNvGraphicFramePr>
@@ -9209,7 +9168,7 @@
                     <pic:cNvPicPr/>
                   </pic:nvPicPr>
                   <pic:blipFill>
-                    <a:blip r:embed="rId16"/>
+                    <a:blip r:embed="rId15"/>
                     <a:stretch>
                       <a:fillRect/>
                     </a:stretch>
@@ -9349,10 +9308,10 @@
           <w:noProof/>
         </w:rPr>
         <w:drawing>
-          <wp:inline distT="0" distB="0" distL="0" distR="0" wp14:anchorId="758377FD" wp14:editId="4F9F0F88">
+          <wp:inline distT="0" distB="0" distL="0" distR="0" wp14:anchorId="21B49F15" wp14:editId="2947A21A">
             <wp:extent cx="5580000" cy="749952"/>
             <wp:effectExtent l="0" t="0" r="0" b="0"/>
-            <wp:docPr id="8" name="Picture 8"/>
+            <wp:docPr id="7" name="Picture 7"/>
             <wp:cNvGraphicFramePr>
               <a:graphicFrameLocks xmlns:a="http://schemas.openxmlformats.org/drawingml/2006/main" noChangeAspect="1"/>
             </wp:cNvGraphicFramePr>
@@ -9364,7 +9323,7 @@
                     <pic:cNvPicPr/>
                   </pic:nvPicPr>
                   <pic:blipFill>
-                    <a:blip r:embed="rId17"/>
+                    <a:blip r:embed="rId16"/>
                     <a:stretch>
                       <a:fillRect/>
                     </a:stretch>
@@ -9495,10 +9454,10 @@
         </w:rPr>
         <w:lastRenderedPageBreak/>
         <w:drawing>
-          <wp:inline distT="0" distB="0" distL="0" distR="0" wp14:anchorId="2423C088" wp14:editId="0A9DD902">
+          <wp:inline distT="0" distB="0" distL="0" distR="0" wp14:anchorId="3C227F23" wp14:editId="12742454">
             <wp:extent cx="5580000" cy="1178496"/>
             <wp:effectExtent l="0" t="0" r="0" b="0"/>
-            <wp:docPr id="9" name="Picture 9"/>
+            <wp:docPr id="8" name="Picture 8"/>
             <wp:cNvGraphicFramePr>
               <a:graphicFrameLocks xmlns:a="http://schemas.openxmlformats.org/drawingml/2006/main" noChangeAspect="1"/>
             </wp:cNvGraphicFramePr>
@@ -9510,7 +9469,7 @@
                     <pic:cNvPicPr/>
                   </pic:nvPicPr>
                   <pic:blipFill>
-                    <a:blip r:embed="rId18"/>
+                    <a:blip r:embed="rId17"/>
                     <a:stretch>
                       <a:fillRect/>
                     </a:stretch>
@@ -9695,7 +9654,7 @@
         <w:pStyle w:val="Heading1"/>
         <w:spacing w:before="240" w:after="120"/>
       </w:pPr>
-      <w:bookmarkStart w:id="12" w:name="_Toc240372156"/>
+      <w:bookmarkStart w:id="12" w:name="_Toc240372864"/>
       <w:r>
         <w:rPr>
           <w:rFonts w:ascii="Times New Roman" w:eastAsia="黑体" w:hAnsi="Times New Roman"/>
@@ -9719,7 +9678,7 @@
         <w:pStyle w:val="Heading2"/>
         <w:spacing w:before="240" w:after="120"/>
       </w:pPr>
-      <w:bookmarkStart w:id="13" w:name="_Toc240372157"/>
+      <w:bookmarkStart w:id="13" w:name="_Toc240372865"/>
       <w:r>
         <w:rPr>
           <w:rFonts w:ascii="Times New Roman" w:eastAsia="黑体" w:hAnsi="Times New Roman"/>
@@ -9888,10 +9847,10 @@
           <w:noProof/>
         </w:rPr>
         <w:drawing>
-          <wp:inline distT="0" distB="0" distL="0" distR="0" wp14:anchorId="649ACCA9" wp14:editId="21AA4C4F">
+          <wp:inline distT="0" distB="0" distL="0" distR="0" wp14:anchorId="0CA2705A" wp14:editId="4EBCEB43">
             <wp:extent cx="5580000" cy="1892736"/>
             <wp:effectExtent l="0" t="0" r="0" b="0"/>
-            <wp:docPr id="10" name="Picture 10"/>
+            <wp:docPr id="9" name="Picture 9"/>
             <wp:cNvGraphicFramePr>
               <a:graphicFrameLocks xmlns:a="http://schemas.openxmlformats.org/drawingml/2006/main" noChangeAspect="1"/>
             </wp:cNvGraphicFramePr>
@@ -9903,7 +9862,7 @@
                     <pic:cNvPicPr/>
                   </pic:nvPicPr>
                   <pic:blipFill>
-                    <a:blip r:embed="rId19"/>
+                    <a:blip r:embed="rId18"/>
                     <a:stretch>
                       <a:fillRect/>
                     </a:stretch>
@@ -10071,7 +10030,7 @@
         <w:pStyle w:val="Heading2"/>
         <w:spacing w:before="240" w:after="120"/>
       </w:pPr>
-      <w:bookmarkStart w:id="14" w:name="_Toc240372158"/>
+      <w:bookmarkStart w:id="14" w:name="_Toc240372866"/>
       <w:r>
         <w:rPr>
           <w:rFonts w:ascii="Times New Roman" w:eastAsia="黑体" w:hAnsi="Times New Roman"/>
@@ -10130,10 +10089,10 @@
           <w:noProof/>
         </w:rPr>
         <w:drawing>
-          <wp:inline distT="0" distB="0" distL="0" distR="0" wp14:anchorId="1D3E2F2B" wp14:editId="75A44E7F">
+          <wp:inline distT="0" distB="0" distL="0" distR="0" wp14:anchorId="409A3684" wp14:editId="772A433C">
             <wp:extent cx="5580000" cy="2606976"/>
             <wp:effectExtent l="0" t="0" r="0" b="0"/>
-            <wp:docPr id="11" name="Picture 11"/>
+            <wp:docPr id="10" name="Picture 10"/>
             <wp:cNvGraphicFramePr>
               <a:graphicFrameLocks xmlns:a="http://schemas.openxmlformats.org/drawingml/2006/main" noChangeAspect="1"/>
             </wp:cNvGraphicFramePr>
@@ -10145,7 +10104,7 @@
                     <pic:cNvPicPr/>
                   </pic:nvPicPr>
                   <pic:blipFill>
-                    <a:blip r:embed="rId20"/>
+                    <a:blip r:embed="rId19"/>
                     <a:stretch>
                       <a:fillRect/>
                     </a:stretch>
@@ -10362,10 +10321,10 @@
         </w:rPr>
         <w:lastRenderedPageBreak/>
         <w:drawing>
-          <wp:inline distT="0" distB="0" distL="0" distR="0" wp14:anchorId="3B646216" wp14:editId="1513BAE4">
+          <wp:inline distT="0" distB="0" distL="0" distR="0" wp14:anchorId="2B625A78" wp14:editId="7735893A">
             <wp:extent cx="5580000" cy="3928320"/>
             <wp:effectExtent l="0" t="0" r="0" b="0"/>
-            <wp:docPr id="12" name="Picture 12"/>
+            <wp:docPr id="11" name="Picture 11"/>
             <wp:cNvGraphicFramePr>
               <a:graphicFrameLocks xmlns:a="http://schemas.openxmlformats.org/drawingml/2006/main" noChangeAspect="1"/>
             </wp:cNvGraphicFramePr>
@@ -10377,7 +10336,7 @@
                     <pic:cNvPicPr/>
                   </pic:nvPicPr>
                   <pic:blipFill>
-                    <a:blip r:embed="rId21"/>
+                    <a:blip r:embed="rId20"/>
                     <a:stretch>
                       <a:fillRect/>
                     </a:stretch>
@@ -11012,7 +10971,7 @@
         <w:pStyle w:val="Heading2"/>
         <w:spacing w:before="240" w:after="120"/>
       </w:pPr>
-      <w:bookmarkStart w:id="15" w:name="_Toc240372159"/>
+      <w:bookmarkStart w:id="15" w:name="_Toc240372867"/>
       <w:r>
         <w:rPr>
           <w:rFonts w:ascii="Times New Roman" w:eastAsia="黑体" w:hAnsi="Times New Roman"/>
@@ -11085,10 +11044,10 @@
           <w:noProof/>
         </w:rPr>
         <w:drawing>
-          <wp:inline distT="0" distB="0" distL="0" distR="0" wp14:anchorId="30F56896" wp14:editId="51BA1F54">
+          <wp:inline distT="0" distB="0" distL="0" distR="0" wp14:anchorId="5BDE7BE4" wp14:editId="0143C38E">
             <wp:extent cx="5580000" cy="1749888"/>
             <wp:effectExtent l="0" t="0" r="0" b="0"/>
-            <wp:docPr id="13" name="Picture 13"/>
+            <wp:docPr id="12" name="Picture 12"/>
             <wp:cNvGraphicFramePr>
               <a:graphicFrameLocks xmlns:a="http://schemas.openxmlformats.org/drawingml/2006/main" noChangeAspect="1"/>
             </wp:cNvGraphicFramePr>
@@ -11100,7 +11059,7 @@
                     <pic:cNvPicPr/>
                   </pic:nvPicPr>
                   <pic:blipFill>
-                    <a:blip r:embed="rId22"/>
+                    <a:blip r:embed="rId21"/>
                     <a:stretch>
                       <a:fillRect/>
                     </a:stretch>
@@ -11211,7 +11170,7 @@
         <w:pStyle w:val="Heading1"/>
         <w:spacing w:before="240" w:after="120"/>
       </w:pPr>
-      <w:bookmarkStart w:id="16" w:name="_Toc240372160"/>
+      <w:bookmarkStart w:id="16" w:name="_Toc240372868"/>
       <w:r>
         <w:rPr>
           <w:rFonts w:ascii="Times New Roman" w:eastAsia="黑体" w:hAnsi="Times New Roman"/>
@@ -11235,7 +11194,7 @@
         <w:pStyle w:val="Heading2"/>
         <w:spacing w:before="240" w:after="120"/>
       </w:pPr>
-      <w:bookmarkStart w:id="17" w:name="_Toc240372161"/>
+      <w:bookmarkStart w:id="17" w:name="_Toc240372869"/>
       <w:r>
         <w:rPr>
           <w:rFonts w:ascii="Times New Roman" w:eastAsia="黑体" w:hAnsi="Times New Roman"/>
@@ -11309,10 +11268,10 @@
         </w:rPr>
         <w:lastRenderedPageBreak/>
         <w:drawing>
-          <wp:inline distT="0" distB="0" distL="0" distR="0" wp14:anchorId="6C50B560" wp14:editId="6F4B183C">
+          <wp:inline distT="0" distB="0" distL="0" distR="0" wp14:anchorId="1FB1DD61" wp14:editId="05868DF6">
             <wp:extent cx="5580000" cy="3964032"/>
             <wp:effectExtent l="0" t="0" r="0" b="0"/>
-            <wp:docPr id="14" name="Picture 14"/>
+            <wp:docPr id="13" name="Picture 13"/>
             <wp:cNvGraphicFramePr>
               <a:graphicFrameLocks xmlns:a="http://schemas.openxmlformats.org/drawingml/2006/main" noChangeAspect="1"/>
             </wp:cNvGraphicFramePr>
@@ -11324,7 +11283,7 @@
                     <pic:cNvPicPr/>
                   </pic:nvPicPr>
                   <pic:blipFill>
-                    <a:blip r:embed="rId23"/>
+                    <a:blip r:embed="rId22"/>
                     <a:stretch>
                       <a:fillRect/>
                     </a:stretch>
@@ -11441,10 +11400,10 @@
           <w:noProof/>
         </w:rPr>
         <w:drawing>
-          <wp:inline distT="0" distB="0" distL="0" distR="0" wp14:anchorId="2EEDB972" wp14:editId="70F029CC">
+          <wp:inline distT="0" distB="0" distL="0" distR="0" wp14:anchorId="1600CC6E" wp14:editId="37AF60AE">
             <wp:extent cx="5580000" cy="1178496"/>
             <wp:effectExtent l="0" t="0" r="0" b="0"/>
-            <wp:docPr id="15" name="Picture 15"/>
+            <wp:docPr id="14" name="Picture 14"/>
             <wp:cNvGraphicFramePr>
               <a:graphicFrameLocks xmlns:a="http://schemas.openxmlformats.org/drawingml/2006/main" noChangeAspect="1"/>
             </wp:cNvGraphicFramePr>
@@ -11456,7 +11415,7 @@
                     <pic:cNvPicPr/>
                   </pic:nvPicPr>
                   <pic:blipFill>
-                    <a:blip r:embed="rId24"/>
+                    <a:blip r:embed="rId23"/>
                     <a:stretch>
                       <a:fillRect/>
                     </a:stretch>
@@ -12046,10 +12005,10 @@
           <w:noProof/>
         </w:rPr>
         <w:drawing>
-          <wp:inline distT="0" distB="0" distL="0" distR="0" wp14:anchorId="488059B7" wp14:editId="7EFE9CD1">
+          <wp:inline distT="0" distB="0" distL="0" distR="0" wp14:anchorId="5E1CC4B2" wp14:editId="10B2BBC8">
             <wp:extent cx="5580000" cy="3427714"/>
             <wp:effectExtent l="0" t="0" r="0" b="0"/>
-            <wp:docPr id="16" name="Picture 16"/>
+            <wp:docPr id="15" name="Picture 15"/>
             <wp:cNvGraphicFramePr>
               <a:graphicFrameLocks xmlns:a="http://schemas.openxmlformats.org/drawingml/2006/main" noChangeAspect="1"/>
             </wp:cNvGraphicFramePr>
@@ -12061,7 +12020,7 @@
                     <pic:cNvPicPr/>
                   </pic:nvPicPr>
                   <pic:blipFill>
-                    <a:blip r:embed="rId25"/>
+                    <a:blip r:embed="rId24"/>
                     <a:stretch>
                       <a:fillRect/>
                     </a:stretch>
@@ -12166,10 +12125,10 @@
         </w:rPr>
         <w:lastRenderedPageBreak/>
         <w:drawing>
-          <wp:inline distT="0" distB="0" distL="0" distR="0" wp14:anchorId="08D2E7E1" wp14:editId="1E165039">
+          <wp:inline distT="0" distB="0" distL="0" distR="0" wp14:anchorId="33DA9656" wp14:editId="63C6414C">
             <wp:extent cx="5580000" cy="3108857"/>
             <wp:effectExtent l="0" t="0" r="0" b="0"/>
-            <wp:docPr id="17" name="Picture 17"/>
+            <wp:docPr id="16" name="Picture 16"/>
             <wp:cNvGraphicFramePr>
               <a:graphicFrameLocks xmlns:a="http://schemas.openxmlformats.org/drawingml/2006/main" noChangeAspect="1"/>
             </wp:cNvGraphicFramePr>
@@ -12181,7 +12140,7 @@
                     <pic:cNvPicPr/>
                   </pic:nvPicPr>
                   <pic:blipFill>
-                    <a:blip r:embed="rId26"/>
+                    <a:blip r:embed="rId25"/>
                     <a:stretch>
                       <a:fillRect/>
                     </a:stretch>
@@ -12255,7 +12214,7 @@
         <w:pStyle w:val="Heading2"/>
         <w:spacing w:before="240" w:after="120"/>
       </w:pPr>
-      <w:bookmarkStart w:id="18" w:name="_Toc240372162"/>
+      <w:bookmarkStart w:id="18" w:name="_Toc240372870"/>
       <w:r>
         <w:rPr>
           <w:rFonts w:ascii="Times New Roman" w:eastAsia="黑体" w:hAnsi="Times New Roman"/>
@@ -12332,10 +12291,10 @@
         </w:rPr>
         <w:lastRenderedPageBreak/>
         <w:drawing>
-          <wp:inline distT="0" distB="0" distL="0" distR="0" wp14:anchorId="591057FF" wp14:editId="630CC1CD">
+          <wp:inline distT="0" distB="0" distL="0" distR="0" wp14:anchorId="47C3FB91" wp14:editId="4496C64A">
             <wp:extent cx="5580000" cy="3268881"/>
             <wp:effectExtent l="0" t="0" r="0" b="0"/>
-            <wp:docPr id="18" name="Picture 18"/>
+            <wp:docPr id="17" name="Picture 17"/>
             <wp:cNvGraphicFramePr>
               <a:graphicFrameLocks xmlns:a="http://schemas.openxmlformats.org/drawingml/2006/main" noChangeAspect="1"/>
             </wp:cNvGraphicFramePr>
@@ -12347,7 +12306,7 @@
                     <pic:cNvPicPr/>
                   </pic:nvPicPr>
                   <pic:blipFill>
-                    <a:blip r:embed="rId27"/>
+                    <a:blip r:embed="rId26"/>
                     <a:stretch>
                       <a:fillRect/>
                     </a:stretch>
@@ -12457,7 +12416,7 @@
         <w:pStyle w:val="Heading1"/>
         <w:spacing w:before="240" w:after="120"/>
       </w:pPr>
-      <w:bookmarkStart w:id="19" w:name="_Toc240372163"/>
+      <w:bookmarkStart w:id="19" w:name="_Toc240372871"/>
       <w:r>
         <w:rPr>
           <w:rFonts w:ascii="Times New Roman" w:eastAsia="黑体" w:hAnsi="Times New Roman"/>
@@ -12625,10 +12584,10 @@
         </w:rPr>
         <w:lastRenderedPageBreak/>
         <w:drawing>
-          <wp:inline distT="0" distB="0" distL="0" distR="0" wp14:anchorId="7B73D273" wp14:editId="255D8515">
+          <wp:inline distT="0" distB="0" distL="0" distR="0" wp14:anchorId="6741CBD6" wp14:editId="6235D178">
             <wp:extent cx="5040000" cy="4500000"/>
             <wp:effectExtent l="0" t="0" r="0" b="0"/>
-            <wp:docPr id="19" name="Picture 19"/>
+            <wp:docPr id="18" name="Picture 18"/>
             <wp:cNvGraphicFramePr>
               <a:graphicFrameLocks xmlns:a="http://schemas.openxmlformats.org/drawingml/2006/main" noChangeAspect="1"/>
             </wp:cNvGraphicFramePr>
@@ -12640,7 +12599,7 @@
                     <pic:cNvPicPr/>
                   </pic:nvPicPr>
                   <pic:blipFill>
-                    <a:blip r:embed="rId28"/>
+                    <a:blip r:embed="rId27"/>
                     <a:stretch>
                       <a:fillRect/>
                     </a:stretch>
@@ -12746,10 +12705,10 @@
         </w:rPr>
         <w:lastRenderedPageBreak/>
         <w:drawing>
-          <wp:inline distT="0" distB="0" distL="0" distR="0" wp14:anchorId="0FC7417C" wp14:editId="6A27F721">
+          <wp:inline distT="0" distB="0" distL="0" distR="0" wp14:anchorId="45B1C4AE" wp14:editId="4FD32A1E">
             <wp:extent cx="4200000" cy="4500000"/>
             <wp:effectExtent l="0" t="0" r="0" b="0"/>
-            <wp:docPr id="20" name="Picture 20"/>
+            <wp:docPr id="19" name="Picture 19"/>
             <wp:cNvGraphicFramePr>
               <a:graphicFrameLocks xmlns:a="http://schemas.openxmlformats.org/drawingml/2006/main" noChangeAspect="1"/>
             </wp:cNvGraphicFramePr>
@@ -12761,7 +12720,7 @@
                     <pic:cNvPicPr/>
                   </pic:nvPicPr>
                   <pic:blipFill>
-                    <a:blip r:embed="rId29"/>
+                    <a:blip r:embed="rId28"/>
                     <a:stretch>
                       <a:fillRect/>
                     </a:stretch>
@@ -12866,10 +12825,10 @@
         </w:rPr>
         <w:lastRenderedPageBreak/>
         <w:drawing>
-          <wp:inline distT="0" distB="0" distL="0" distR="0" wp14:anchorId="1A4098F6" wp14:editId="3B38E564">
+          <wp:inline distT="0" distB="0" distL="0" distR="0" wp14:anchorId="730391BE" wp14:editId="6AFB25D9">
             <wp:extent cx="5580000" cy="3260552"/>
             <wp:effectExtent l="0" t="0" r="0" b="0"/>
-            <wp:docPr id="21" name="Picture 21"/>
+            <wp:docPr id="20" name="Picture 20"/>
             <wp:cNvGraphicFramePr>
               <a:graphicFrameLocks xmlns:a="http://schemas.openxmlformats.org/drawingml/2006/main" noChangeAspect="1"/>
             </wp:cNvGraphicFramePr>
@@ -12881,7 +12840,7 @@
                     <pic:cNvPicPr/>
                   </pic:nvPicPr>
                   <pic:blipFill>
-                    <a:blip r:embed="rId30"/>
+                    <a:blip r:embed="rId29"/>
                     <a:stretch>
                       <a:fillRect/>
                     </a:stretch>
@@ -13015,7 +12974,7 @@
         <w:pStyle w:val="Heading1"/>
         <w:spacing w:before="240" w:after="120"/>
       </w:pPr>
-      <w:bookmarkStart w:id="20" w:name="_Toc240372164"/>
+      <w:bookmarkStart w:id="20" w:name="_Toc240372872"/>
       <w:r>
         <w:rPr>
           <w:rFonts w:ascii="Times New Roman" w:eastAsia="黑体" w:hAnsi="Times New Roman"/>
@@ -13146,7 +13105,7 @@
         <w:pStyle w:val="Heading1"/>
         <w:spacing w:before="240" w:after="120"/>
       </w:pPr>
-      <w:bookmarkStart w:id="21" w:name="_Toc240372165"/>
+      <w:bookmarkStart w:id="21" w:name="_Toc240372873"/>
       <w:r>
         <w:rPr>
           <w:rFonts w:ascii="Times New Roman" w:eastAsia="黑体" w:hAnsi="Times New Roman"/>
@@ -13908,7 +13867,7 @@
         <w:pStyle w:val="Heading1"/>
         <w:spacing w:before="240" w:after="120"/>
       </w:pPr>
-      <w:bookmarkStart w:id="22" w:name="_Toc240372166"/>
+      <w:bookmarkStart w:id="22" w:name="_Toc240372874"/>
       <w:r>
         <w:rPr>
           <w:rFonts w:ascii="Times New Roman" w:eastAsia="黑体" w:hAnsi="Times New Roman"/>
@@ -13929,8 +13888,8 @@
       </w:r>
     </w:p>
     <w:sectPr>
-      <w:headerReference w:type="default" r:id="rId31"/>
-      <w:footerReference w:type="default" r:id="rId32"/>
+      <w:headerReference w:type="default" r:id="rId30"/>
+      <w:footerReference w:type="default" r:id="rId31"/>
       <w:pgSz w:w="11906" w:h="16838"/>
       <w:pgMar w:top="1440" w:right="1797" w:bottom="1440" w:left="1797" w:header="720" w:footer="720" w:gutter="0"/>
       <w:pgNumType w:start="1"/>
@@ -14288,31 +14247,31 @@
       </w:rPr>
     </w:lvl>
   </w:abstractNum>
-  <w:num w:numId="1" w16cid:durableId="169419143">
+  <w:num w:numId="1" w16cid:durableId="1486505968">
     <w:abstractNumId w:val="8"/>
   </w:num>
-  <w:num w:numId="2" w16cid:durableId="1719010494">
+  <w:num w:numId="2" w16cid:durableId="66149415">
     <w:abstractNumId w:val="6"/>
   </w:num>
-  <w:num w:numId="3" w16cid:durableId="621762615">
+  <w:num w:numId="3" w16cid:durableId="1722509844">
     <w:abstractNumId w:val="5"/>
   </w:num>
-  <w:num w:numId="4" w16cid:durableId="492834986">
+  <w:num w:numId="4" w16cid:durableId="2084600417">
     <w:abstractNumId w:val="4"/>
   </w:num>
-  <w:num w:numId="5" w16cid:durableId="1619218972">
+  <w:num w:numId="5" w16cid:durableId="392196314">
     <w:abstractNumId w:val="7"/>
   </w:num>
-  <w:num w:numId="6" w16cid:durableId="1227566393">
+  <w:num w:numId="6" w16cid:durableId="1407459384">
     <w:abstractNumId w:val="3"/>
   </w:num>
-  <w:num w:numId="7" w16cid:durableId="62143608">
+  <w:num w:numId="7" w16cid:durableId="67658628">
     <w:abstractNumId w:val="2"/>
   </w:num>
-  <w:num w:numId="8" w16cid:durableId="904876637">
+  <w:num w:numId="8" w16cid:durableId="719205275">
     <w:abstractNumId w:val="1"/>
   </w:num>
-  <w:num w:numId="9" w16cid:durableId="1635061261">
+  <w:num w:numId="9" w16cid:durableId="1154444769">
     <w:abstractNumId w:val="0"/>
   </w:num>
 </w:numbering>
@@ -25728,7 +25687,7 @@
     <w:basedOn w:val="DefaultParagraphFont"/>
     <w:uiPriority w:val="99"/>
     <w:unhideWhenUsed/>
-    <w:rsid w:val="007D6092"/>
+    <w:rsid w:val="00FF648D"/>
     <w:rPr>
       <w:color w:val="0000FF" w:themeColor="hyperlink"/>
       <w:u w:val="single"/>

--- a/测评报告/配置核查工具操作说明书.docx
+++ b/测评报告/配置核查工具操作说明书.docx
@@ -57,6 +57,9 @@
     <w:p/>
     <w:p/>
     <w:p>
+      <w:pPr>
+        <w:ind w:firstLine="560"/>
+      </w:pPr>
       <w:r>
         <w:rPr>
           <w:sz w:val="28"/>
@@ -274,7 +277,7 @@
       <w:r>
         <w:fldChar w:fldCharType="separate"/>
       </w:r>
-      <w:hyperlink w:anchor="_Toc240372852" w:history="1">
+      <w:hyperlink w:anchor="_Toc240374805" w:history="1">
         <w:r>
           <w:rPr>
             <w:rStyle w:val="Hyperlink"/>
@@ -310,7 +313,7 @@
             <w:noProof/>
             <w:webHidden/>
           </w:rPr>
-          <w:instrText xml:space="preserve"> PAGEREF _Toc240372852 \h </w:instrText>
+          <w:instrText xml:space="preserve"> PAGEREF _Toc240374805 \h </w:instrText>
         </w:r>
         <w:r>
           <w:rPr>
@@ -355,7 +358,7 @@
           <w14:ligatures w14:val="standardContextual"/>
         </w:rPr>
       </w:pPr>
-      <w:hyperlink w:anchor="_Toc240372853" w:history="1">
+      <w:hyperlink w:anchor="_Toc240374806" w:history="1">
         <w:r>
           <w:rPr>
             <w:rStyle w:val="Hyperlink"/>
@@ -391,7 +394,7 @@
             <w:noProof/>
             <w:webHidden/>
           </w:rPr>
-          <w:instrText xml:space="preserve"> PAGEREF _Toc240372853 \h </w:instrText>
+          <w:instrText xml:space="preserve"> PAGEREF _Toc240374806 \h </w:instrText>
         </w:r>
         <w:r>
           <w:rPr>
@@ -436,7 +439,7 @@
           <w14:ligatures w14:val="standardContextual"/>
         </w:rPr>
       </w:pPr>
-      <w:hyperlink w:anchor="_Toc240372854" w:history="1">
+      <w:hyperlink w:anchor="_Toc240374807" w:history="1">
         <w:r>
           <w:rPr>
             <w:rStyle w:val="Hyperlink"/>
@@ -472,7 +475,7 @@
             <w:noProof/>
             <w:webHidden/>
           </w:rPr>
-          <w:instrText xml:space="preserve"> PAGEREF _Toc240372854 \h </w:instrText>
+          <w:instrText xml:space="preserve"> PAGEREF _Toc240374807 \h </w:instrText>
         </w:r>
         <w:r>
           <w:rPr>
@@ -517,7 +520,7 @@
           <w14:ligatures w14:val="standardContextual"/>
         </w:rPr>
       </w:pPr>
-      <w:hyperlink w:anchor="_Toc240372855" w:history="1">
+      <w:hyperlink w:anchor="_Toc240374808" w:history="1">
         <w:r>
           <w:rPr>
             <w:rStyle w:val="Hyperlink"/>
@@ -553,7 +556,7 @@
             <w:noProof/>
             <w:webHidden/>
           </w:rPr>
-          <w:instrText xml:space="preserve"> PAGEREF _Toc240372855 \h </w:instrText>
+          <w:instrText xml:space="preserve"> PAGEREF _Toc240374808 \h </w:instrText>
         </w:r>
         <w:r>
           <w:rPr>
@@ -598,7 +601,7 @@
           <w14:ligatures w14:val="standardContextual"/>
         </w:rPr>
       </w:pPr>
-      <w:hyperlink w:anchor="_Toc240372856" w:history="1">
+      <w:hyperlink w:anchor="_Toc240374809" w:history="1">
         <w:r>
           <w:rPr>
             <w:rStyle w:val="Hyperlink"/>
@@ -634,7 +637,7 @@
             <w:noProof/>
             <w:webHidden/>
           </w:rPr>
-          <w:instrText xml:space="preserve"> PAGEREF _Toc240372856 \h </w:instrText>
+          <w:instrText xml:space="preserve"> PAGEREF _Toc240374809 \h </w:instrText>
         </w:r>
         <w:r>
           <w:rPr>
@@ -679,7 +682,7 @@
           <w14:ligatures w14:val="standardContextual"/>
         </w:rPr>
       </w:pPr>
-      <w:hyperlink w:anchor="_Toc240372857" w:history="1">
+      <w:hyperlink w:anchor="_Toc240374810" w:history="1">
         <w:r>
           <w:rPr>
             <w:rStyle w:val="Hyperlink"/>
@@ -715,7 +718,7 @@
             <w:noProof/>
             <w:webHidden/>
           </w:rPr>
-          <w:instrText xml:space="preserve"> PAGEREF _Toc240372857 \h </w:instrText>
+          <w:instrText xml:space="preserve"> PAGEREF _Toc240374810 \h </w:instrText>
         </w:r>
         <w:r>
           <w:rPr>
@@ -760,7 +763,7 @@
           <w14:ligatures w14:val="standardContextual"/>
         </w:rPr>
       </w:pPr>
-      <w:hyperlink w:anchor="_Toc240372858" w:history="1">
+      <w:hyperlink w:anchor="_Toc240374811" w:history="1">
         <w:r>
           <w:rPr>
             <w:rStyle w:val="Hyperlink"/>
@@ -796,7 +799,7 @@
             <w:noProof/>
             <w:webHidden/>
           </w:rPr>
-          <w:instrText xml:space="preserve"> PAGEREF _Toc240372858 \h </w:instrText>
+          <w:instrText xml:space="preserve"> PAGEREF _Toc240374811 \h </w:instrText>
         </w:r>
         <w:r>
           <w:rPr>
@@ -841,7 +844,7 @@
           <w14:ligatures w14:val="standardContextual"/>
         </w:rPr>
       </w:pPr>
-      <w:hyperlink w:anchor="_Toc240372859" w:history="1">
+      <w:hyperlink w:anchor="_Toc240374812" w:history="1">
         <w:r>
           <w:rPr>
             <w:rStyle w:val="Hyperlink"/>
@@ -877,7 +880,7 @@
             <w:noProof/>
             <w:webHidden/>
           </w:rPr>
-          <w:instrText xml:space="preserve"> PAGEREF _Toc240372859 \h </w:instrText>
+          <w:instrText xml:space="preserve"> PAGEREF _Toc240374812 \h </w:instrText>
         </w:r>
         <w:r>
           <w:rPr>
@@ -922,7 +925,7 @@
           <w14:ligatures w14:val="standardContextual"/>
         </w:rPr>
       </w:pPr>
-      <w:hyperlink w:anchor="_Toc240372860" w:history="1">
+      <w:hyperlink w:anchor="_Toc240374813" w:history="1">
         <w:r>
           <w:rPr>
             <w:rStyle w:val="Hyperlink"/>
@@ -958,7 +961,7 @@
             <w:noProof/>
             <w:webHidden/>
           </w:rPr>
-          <w:instrText xml:space="preserve"> PAGEREF _Toc240372860 \h </w:instrText>
+          <w:instrText xml:space="preserve"> PAGEREF _Toc240374813 \h </w:instrText>
         </w:r>
         <w:r>
           <w:rPr>
@@ -1003,7 +1006,7 @@
           <w14:ligatures w14:val="standardContextual"/>
         </w:rPr>
       </w:pPr>
-      <w:hyperlink w:anchor="_Toc240372861" w:history="1">
+      <w:hyperlink w:anchor="_Toc240374814" w:history="1">
         <w:r>
           <w:rPr>
             <w:rStyle w:val="Hyperlink"/>
@@ -1039,7 +1042,7 @@
             <w:noProof/>
             <w:webHidden/>
           </w:rPr>
-          <w:instrText xml:space="preserve"> PAGEREF _Toc240372861 \h </w:instrText>
+          <w:instrText xml:space="preserve"> PAGEREF _Toc240374814 \h </w:instrText>
         </w:r>
         <w:r>
           <w:rPr>
@@ -1084,7 +1087,7 @@
           <w14:ligatures w14:val="standardContextual"/>
         </w:rPr>
       </w:pPr>
-      <w:hyperlink w:anchor="_Toc240372862" w:history="1">
+      <w:hyperlink w:anchor="_Toc240374815" w:history="1">
         <w:r>
           <w:rPr>
             <w:rStyle w:val="Hyperlink"/>
@@ -1120,7 +1123,7 @@
             <w:noProof/>
             <w:webHidden/>
           </w:rPr>
-          <w:instrText xml:space="preserve"> PAGEREF _Toc240372862 \h </w:instrText>
+          <w:instrText xml:space="preserve"> PAGEREF _Toc240374815 \h </w:instrText>
         </w:r>
         <w:r>
           <w:rPr>
@@ -1165,7 +1168,7 @@
           <w14:ligatures w14:val="standardContextual"/>
         </w:rPr>
       </w:pPr>
-      <w:hyperlink w:anchor="_Toc240372863" w:history="1">
+      <w:hyperlink w:anchor="_Toc240374816" w:history="1">
         <w:r>
           <w:rPr>
             <w:rStyle w:val="Hyperlink"/>
@@ -1217,7 +1220,7 @@
             <w:noProof/>
             <w:webHidden/>
           </w:rPr>
-          <w:instrText xml:space="preserve"> PAGEREF _Toc240372863 \h </w:instrText>
+          <w:instrText xml:space="preserve"> PAGEREF _Toc240374816 \h </w:instrText>
         </w:r>
         <w:r>
           <w:rPr>
@@ -1262,7 +1265,7 @@
           <w14:ligatures w14:val="standardContextual"/>
         </w:rPr>
       </w:pPr>
-      <w:hyperlink w:anchor="_Toc240372864" w:history="1">
+      <w:hyperlink w:anchor="_Toc240374817" w:history="1">
         <w:r>
           <w:rPr>
             <w:rStyle w:val="Hyperlink"/>
@@ -1298,7 +1301,7 @@
             <w:noProof/>
             <w:webHidden/>
           </w:rPr>
-          <w:instrText xml:space="preserve"> PAGEREF _Toc240372864 \h </w:instrText>
+          <w:instrText xml:space="preserve"> PAGEREF _Toc240374817 \h </w:instrText>
         </w:r>
         <w:r>
           <w:rPr>
@@ -1343,7 +1346,7 @@
           <w14:ligatures w14:val="standardContextual"/>
         </w:rPr>
       </w:pPr>
-      <w:hyperlink w:anchor="_Toc240372865" w:history="1">
+      <w:hyperlink w:anchor="_Toc240374818" w:history="1">
         <w:r>
           <w:rPr>
             <w:rStyle w:val="Hyperlink"/>
@@ -1379,7 +1382,7 @@
             <w:noProof/>
             <w:webHidden/>
           </w:rPr>
-          <w:instrText xml:space="preserve"> PAGEREF _Toc240372865 \h </w:instrText>
+          <w:instrText xml:space="preserve"> PAGEREF _Toc240374818 \h </w:instrText>
         </w:r>
         <w:r>
           <w:rPr>
@@ -1424,7 +1427,7 @@
           <w14:ligatures w14:val="standardContextual"/>
         </w:rPr>
       </w:pPr>
-      <w:hyperlink w:anchor="_Toc240372866" w:history="1">
+      <w:hyperlink w:anchor="_Toc240374819" w:history="1">
         <w:r>
           <w:rPr>
             <w:rStyle w:val="Hyperlink"/>
@@ -1460,7 +1463,7 @@
             <w:noProof/>
             <w:webHidden/>
           </w:rPr>
-          <w:instrText xml:space="preserve"> PAGEREF _Toc240372866 \h </w:instrText>
+          <w:instrText xml:space="preserve"> PAGEREF _Toc240374819 \h </w:instrText>
         </w:r>
         <w:r>
           <w:rPr>
@@ -1505,7 +1508,7 @@
           <w14:ligatures w14:val="standardContextual"/>
         </w:rPr>
       </w:pPr>
-      <w:hyperlink w:anchor="_Toc240372867" w:history="1">
+      <w:hyperlink w:anchor="_Toc240374820" w:history="1">
         <w:r>
           <w:rPr>
             <w:rStyle w:val="Hyperlink"/>
@@ -1541,7 +1544,7 @@
             <w:noProof/>
             <w:webHidden/>
           </w:rPr>
-          <w:instrText xml:space="preserve"> PAGEREF _Toc240372867 \h </w:instrText>
+          <w:instrText xml:space="preserve"> PAGEREF _Toc240374820 \h </w:instrText>
         </w:r>
         <w:r>
           <w:rPr>
@@ -1586,7 +1589,7 @@
           <w14:ligatures w14:val="standardContextual"/>
         </w:rPr>
       </w:pPr>
-      <w:hyperlink w:anchor="_Toc240372868" w:history="1">
+      <w:hyperlink w:anchor="_Toc240374821" w:history="1">
         <w:r>
           <w:rPr>
             <w:rStyle w:val="Hyperlink"/>
@@ -1622,7 +1625,7 @@
             <w:noProof/>
             <w:webHidden/>
           </w:rPr>
-          <w:instrText xml:space="preserve"> PAGEREF _Toc240372868 \h </w:instrText>
+          <w:instrText xml:space="preserve"> PAGEREF _Toc240374821 \h </w:instrText>
         </w:r>
         <w:r>
           <w:rPr>
@@ -1667,7 +1670,7 @@
           <w14:ligatures w14:val="standardContextual"/>
         </w:rPr>
       </w:pPr>
-      <w:hyperlink w:anchor="_Toc240372869" w:history="1">
+      <w:hyperlink w:anchor="_Toc240374822" w:history="1">
         <w:r>
           <w:rPr>
             <w:rStyle w:val="Hyperlink"/>
@@ -1703,7 +1706,7 @@
             <w:noProof/>
             <w:webHidden/>
           </w:rPr>
-          <w:instrText xml:space="preserve"> PAGEREF _Toc240372869 \h </w:instrText>
+          <w:instrText xml:space="preserve"> PAGEREF _Toc240374822 \h </w:instrText>
         </w:r>
         <w:r>
           <w:rPr>
@@ -1748,7 +1751,7 @@
           <w14:ligatures w14:val="standardContextual"/>
         </w:rPr>
       </w:pPr>
-      <w:hyperlink w:anchor="_Toc240372870" w:history="1">
+      <w:hyperlink w:anchor="_Toc240374823" w:history="1">
         <w:r>
           <w:rPr>
             <w:rStyle w:val="Hyperlink"/>
@@ -1784,7 +1787,7 @@
             <w:noProof/>
             <w:webHidden/>
           </w:rPr>
-          <w:instrText xml:space="preserve"> PAGEREF _Toc240372870 \h </w:instrText>
+          <w:instrText xml:space="preserve"> PAGEREF _Toc240374823 \h </w:instrText>
         </w:r>
         <w:r>
           <w:rPr>
@@ -1829,7 +1832,7 @@
           <w14:ligatures w14:val="standardContextual"/>
         </w:rPr>
       </w:pPr>
-      <w:hyperlink w:anchor="_Toc240372871" w:history="1">
+      <w:hyperlink w:anchor="_Toc240374824" w:history="1">
         <w:r>
           <w:rPr>
             <w:rStyle w:val="Hyperlink"/>
@@ -1865,7 +1868,7 @@
             <w:noProof/>
             <w:webHidden/>
           </w:rPr>
-          <w:instrText xml:space="preserve"> PAGEREF _Toc240372871 \h </w:instrText>
+          <w:instrText xml:space="preserve"> PAGEREF _Toc240374824 \h </w:instrText>
         </w:r>
         <w:r>
           <w:rPr>
@@ -1910,7 +1913,7 @@
           <w14:ligatures w14:val="standardContextual"/>
         </w:rPr>
       </w:pPr>
-      <w:hyperlink w:anchor="_Toc240372872" w:history="1">
+      <w:hyperlink w:anchor="_Toc240374825" w:history="1">
         <w:r>
           <w:rPr>
             <w:rStyle w:val="Hyperlink"/>
@@ -1946,7 +1949,7 @@
             <w:noProof/>
             <w:webHidden/>
           </w:rPr>
-          <w:instrText xml:space="preserve"> PAGEREF _Toc240372872 \h </w:instrText>
+          <w:instrText xml:space="preserve"> PAGEREF _Toc240374825 \h </w:instrText>
         </w:r>
         <w:r>
           <w:rPr>
@@ -1991,7 +1994,7 @@
           <w14:ligatures w14:val="standardContextual"/>
         </w:rPr>
       </w:pPr>
-      <w:hyperlink w:anchor="_Toc240372873" w:history="1">
+      <w:hyperlink w:anchor="_Toc240374826" w:history="1">
         <w:r>
           <w:rPr>
             <w:rStyle w:val="Hyperlink"/>
@@ -2027,7 +2030,7 @@
             <w:noProof/>
             <w:webHidden/>
           </w:rPr>
-          <w:instrText xml:space="preserve"> PAGEREF _Toc240372873 \h </w:instrText>
+          <w:instrText xml:space="preserve"> PAGEREF _Toc240374826 \h </w:instrText>
         </w:r>
         <w:r>
           <w:rPr>
@@ -2072,7 +2075,7 @@
           <w14:ligatures w14:val="standardContextual"/>
         </w:rPr>
       </w:pPr>
-      <w:hyperlink w:anchor="_Toc240372874" w:history="1">
+      <w:hyperlink w:anchor="_Toc240374827" w:history="1">
         <w:r>
           <w:rPr>
             <w:rStyle w:val="Hyperlink"/>
@@ -2100,7 +2103,7 @@
             <w:noProof/>
             <w:webHidden/>
           </w:rPr>
-          <w:instrText xml:space="preserve"> PAGEREF _Toc240372874 \h </w:instrText>
+          <w:instrText xml:space="preserve"> PAGEREF _Toc240374827 \h </w:instrText>
         </w:r>
         <w:r>
           <w:rPr>
@@ -2568,7 +2571,7 @@
         <w:pStyle w:val="Heading1"/>
         <w:spacing w:before="240" w:after="120"/>
       </w:pPr>
-      <w:bookmarkStart w:id="0" w:name="_Toc240372852"/>
+      <w:bookmarkStart w:id="0" w:name="_Toc240374805"/>
       <w:r>
         <w:rPr>
           <w:rFonts w:ascii="Times New Roman" w:eastAsia="黑体" w:hAnsi="Times New Roman"/>
@@ -2592,7 +2595,7 @@
         <w:pStyle w:val="Heading2"/>
         <w:spacing w:before="240" w:after="120"/>
       </w:pPr>
-      <w:bookmarkStart w:id="1" w:name="_Toc240372853"/>
+      <w:bookmarkStart w:id="1" w:name="_Toc240374806"/>
       <w:r>
         <w:rPr>
           <w:rFonts w:ascii="Times New Roman" w:eastAsia="黑体" w:hAnsi="Times New Roman"/>
@@ -4328,7 +4331,7 @@
         <w:pStyle w:val="Heading2"/>
         <w:spacing w:before="240" w:after="120"/>
       </w:pPr>
-      <w:bookmarkStart w:id="2" w:name="_Toc240372854"/>
+      <w:bookmarkStart w:id="2" w:name="_Toc240374807"/>
       <w:r>
         <w:rPr>
           <w:rFonts w:ascii="Times New Roman" w:eastAsia="黑体" w:hAnsi="Times New Roman"/>
@@ -5063,7 +5066,7 @@
         <w:pStyle w:val="Heading2"/>
         <w:spacing w:before="240" w:after="120"/>
       </w:pPr>
-      <w:bookmarkStart w:id="3" w:name="_Toc240372855"/>
+      <w:bookmarkStart w:id="3" w:name="_Toc240374808"/>
       <w:r>
         <w:rPr>
           <w:rFonts w:ascii="Times New Roman" w:eastAsia="黑体" w:hAnsi="Times New Roman"/>
@@ -5589,7 +5592,7 @@
         <w:pStyle w:val="Heading1"/>
         <w:spacing w:before="240" w:after="120"/>
       </w:pPr>
-      <w:bookmarkStart w:id="4" w:name="_Toc240372856"/>
+      <w:bookmarkStart w:id="4" w:name="_Toc240374809"/>
       <w:r>
         <w:rPr>
           <w:rFonts w:ascii="Times New Roman" w:eastAsia="黑体" w:hAnsi="Times New Roman"/>
@@ -6100,7 +6103,7 @@
         <w:pStyle w:val="Heading1"/>
         <w:spacing w:before="240" w:after="120"/>
       </w:pPr>
-      <w:bookmarkStart w:id="5" w:name="_Toc240372857"/>
+      <w:bookmarkStart w:id="5" w:name="_Toc240374810"/>
       <w:r>
         <w:rPr>
           <w:rFonts w:ascii="Times New Roman" w:eastAsia="黑体" w:hAnsi="Times New Roman"/>
@@ -6746,7 +6749,7 @@
         </w:rPr>
         <w:lastRenderedPageBreak/>
         <w:drawing>
-          <wp:inline distT="0" distB="0" distL="0" distR="0" wp14:anchorId="7670AC9F" wp14:editId="5B9B3477">
+          <wp:inline distT="0" distB="0" distL="0" distR="0" wp14:anchorId="107F98C9" wp14:editId="0A152087">
             <wp:extent cx="5580000" cy="1892736"/>
             <wp:effectExtent l="0" t="0" r="0" b="0"/>
             <wp:docPr id="1" name="Picture 1"/>
@@ -6954,7 +6957,7 @@
         <w:pStyle w:val="Heading1"/>
         <w:spacing w:before="240" w:after="120"/>
       </w:pPr>
-      <w:bookmarkStart w:id="6" w:name="_Toc240372858"/>
+      <w:bookmarkStart w:id="6" w:name="_Toc240374811"/>
       <w:r>
         <w:rPr>
           <w:rFonts w:ascii="Times New Roman" w:eastAsia="黑体" w:hAnsi="Times New Roman"/>
@@ -6978,7 +6981,7 @@
         <w:pStyle w:val="Heading2"/>
         <w:spacing w:before="240" w:after="120"/>
       </w:pPr>
-      <w:bookmarkStart w:id="7" w:name="_Toc240372859"/>
+      <w:bookmarkStart w:id="7" w:name="_Toc240374812"/>
       <w:r>
         <w:rPr>
           <w:rFonts w:ascii="Times New Roman" w:eastAsia="黑体" w:hAnsi="Times New Roman"/>
@@ -7130,7 +7133,7 @@
           <w:noProof/>
         </w:rPr>
         <w:drawing>
-          <wp:inline distT="0" distB="0" distL="0" distR="0" wp14:anchorId="6C3897DD" wp14:editId="5226E2EF">
+          <wp:inline distT="0" distB="0" distL="0" distR="0" wp14:anchorId="678D95C9" wp14:editId="3DB82972">
             <wp:extent cx="5580000" cy="1035648"/>
             <wp:effectExtent l="0" t="0" r="0" b="0"/>
             <wp:docPr id="2" name="Picture 2"/>
@@ -7244,7 +7247,7 @@
         <w:pStyle w:val="Heading2"/>
         <w:spacing w:before="240" w:after="120"/>
       </w:pPr>
-      <w:bookmarkStart w:id="8" w:name="_Toc240372860"/>
+      <w:bookmarkStart w:id="8" w:name="_Toc240374813"/>
       <w:r>
         <w:rPr>
           <w:rFonts w:ascii="Times New Roman" w:eastAsia="黑体" w:hAnsi="Times New Roman"/>
@@ -7349,7 +7352,7 @@
           <w:noProof/>
         </w:rPr>
         <w:drawing>
-          <wp:inline distT="0" distB="0" distL="0" distR="0" wp14:anchorId="38DCC929" wp14:editId="091DF7AC">
+          <wp:inline distT="0" distB="0" distL="0" distR="0" wp14:anchorId="5D1AC3B1" wp14:editId="66D24FDD">
             <wp:extent cx="5580000" cy="2464128"/>
             <wp:effectExtent l="0" t="0" r="0" b="0"/>
             <wp:docPr id="3" name="Picture 3"/>
@@ -8258,7 +8261,7 @@
         <w:pStyle w:val="Heading2"/>
         <w:spacing w:before="240" w:after="120"/>
       </w:pPr>
-      <w:bookmarkStart w:id="9" w:name="_Toc240372861"/>
+      <w:bookmarkStart w:id="9" w:name="_Toc240374814"/>
       <w:r>
         <w:rPr>
           <w:rFonts w:ascii="Times New Roman" w:eastAsia="黑体" w:hAnsi="Times New Roman"/>
@@ -8404,7 +8407,7 @@
           <w:noProof/>
         </w:rPr>
         <w:drawing>
-          <wp:inline distT="0" distB="0" distL="0" distR="0" wp14:anchorId="5DB349CA" wp14:editId="4222AF16">
+          <wp:inline distT="0" distB="0" distL="0" distR="0" wp14:anchorId="2D4EC713" wp14:editId="4237EC0F">
             <wp:extent cx="5580000" cy="3191760"/>
             <wp:effectExtent l="0" t="0" r="0" b="0"/>
             <wp:docPr id="4" name="Picture 4"/>
@@ -8542,7 +8545,7 @@
         <w:pStyle w:val="Heading2"/>
         <w:spacing w:before="240" w:after="120"/>
       </w:pPr>
-      <w:bookmarkStart w:id="10" w:name="_Toc240372862"/>
+      <w:bookmarkStart w:id="10" w:name="_Toc240374815"/>
       <w:r>
         <w:rPr>
           <w:rFonts w:ascii="Times New Roman" w:eastAsia="黑体" w:hAnsi="Times New Roman"/>
@@ -8807,7 +8810,7 @@
           <w:noProof/>
         </w:rPr>
         <w:drawing>
-          <wp:inline distT="0" distB="0" distL="0" distR="0" wp14:anchorId="47A3BDA0" wp14:editId="6FAE8CC5">
+          <wp:inline distT="0" distB="0" distL="0" distR="0" wp14:anchorId="7667D237" wp14:editId="07F86EDC">
             <wp:extent cx="5580000" cy="3106944"/>
             <wp:effectExtent l="0" t="0" r="0" b="0"/>
             <wp:docPr id="5" name="Picture 5"/>
@@ -8921,7 +8924,7 @@
         <w:pStyle w:val="Heading2"/>
         <w:spacing w:before="240" w:after="120"/>
       </w:pPr>
-      <w:bookmarkStart w:id="11" w:name="_Toc240372863"/>
+      <w:bookmarkStart w:id="11" w:name="_Toc240374816"/>
       <w:r>
         <w:rPr>
           <w:rFonts w:ascii="Times New Roman" w:eastAsia="黑体" w:hAnsi="Times New Roman"/>
@@ -9153,7 +9156,7 @@
           <w:noProof/>
         </w:rPr>
         <w:drawing>
-          <wp:inline distT="0" distB="0" distL="0" distR="0" wp14:anchorId="165B661E" wp14:editId="4B694CD0">
+          <wp:inline distT="0" distB="0" distL="0" distR="0" wp14:anchorId="60C1B088" wp14:editId="019E3D9B">
             <wp:extent cx="5580000" cy="2535552"/>
             <wp:effectExtent l="0" t="0" r="0" b="0"/>
             <wp:docPr id="6" name="Picture 6"/>
@@ -9308,7 +9311,7 @@
           <w:noProof/>
         </w:rPr>
         <w:drawing>
-          <wp:inline distT="0" distB="0" distL="0" distR="0" wp14:anchorId="21B49F15" wp14:editId="2947A21A">
+          <wp:inline distT="0" distB="0" distL="0" distR="0" wp14:anchorId="2EAE21E0" wp14:editId="69565B8D">
             <wp:extent cx="5580000" cy="749952"/>
             <wp:effectExtent l="0" t="0" r="0" b="0"/>
             <wp:docPr id="7" name="Picture 7"/>
@@ -9454,7 +9457,7 @@
         </w:rPr>
         <w:lastRenderedPageBreak/>
         <w:drawing>
-          <wp:inline distT="0" distB="0" distL="0" distR="0" wp14:anchorId="3C227F23" wp14:editId="12742454">
+          <wp:inline distT="0" distB="0" distL="0" distR="0" wp14:anchorId="31031903" wp14:editId="5EE34FB8">
             <wp:extent cx="5580000" cy="1178496"/>
             <wp:effectExtent l="0" t="0" r="0" b="0"/>
             <wp:docPr id="8" name="Picture 8"/>
@@ -9654,7 +9657,7 @@
         <w:pStyle w:val="Heading1"/>
         <w:spacing w:before="240" w:after="120"/>
       </w:pPr>
-      <w:bookmarkStart w:id="12" w:name="_Toc240372864"/>
+      <w:bookmarkStart w:id="12" w:name="_Toc240374817"/>
       <w:r>
         <w:rPr>
           <w:rFonts w:ascii="Times New Roman" w:eastAsia="黑体" w:hAnsi="Times New Roman"/>
@@ -9678,7 +9681,7 @@
         <w:pStyle w:val="Heading2"/>
         <w:spacing w:before="240" w:after="120"/>
       </w:pPr>
-      <w:bookmarkStart w:id="13" w:name="_Toc240372865"/>
+      <w:bookmarkStart w:id="13" w:name="_Toc240374818"/>
       <w:r>
         <w:rPr>
           <w:rFonts w:ascii="Times New Roman" w:eastAsia="黑体" w:hAnsi="Times New Roman"/>
@@ -9847,7 +9850,7 @@
           <w:noProof/>
         </w:rPr>
         <w:drawing>
-          <wp:inline distT="0" distB="0" distL="0" distR="0" wp14:anchorId="0CA2705A" wp14:editId="4EBCEB43">
+          <wp:inline distT="0" distB="0" distL="0" distR="0" wp14:anchorId="5176388F" wp14:editId="3F64A34F">
             <wp:extent cx="5580000" cy="1892736"/>
             <wp:effectExtent l="0" t="0" r="0" b="0"/>
             <wp:docPr id="9" name="Picture 9"/>
@@ -10030,7 +10033,7 @@
         <w:pStyle w:val="Heading2"/>
         <w:spacing w:before="240" w:after="120"/>
       </w:pPr>
-      <w:bookmarkStart w:id="14" w:name="_Toc240372866"/>
+      <w:bookmarkStart w:id="14" w:name="_Toc240374819"/>
       <w:r>
         <w:rPr>
           <w:rFonts w:ascii="Times New Roman" w:eastAsia="黑体" w:hAnsi="Times New Roman"/>
@@ -10089,7 +10092,7 @@
           <w:noProof/>
         </w:rPr>
         <w:drawing>
-          <wp:inline distT="0" distB="0" distL="0" distR="0" wp14:anchorId="409A3684" wp14:editId="772A433C">
+          <wp:inline distT="0" distB="0" distL="0" distR="0" wp14:anchorId="12D9F3FB" wp14:editId="4E719556">
             <wp:extent cx="5580000" cy="2606976"/>
             <wp:effectExtent l="0" t="0" r="0" b="0"/>
             <wp:docPr id="10" name="Picture 10"/>
@@ -10321,7 +10324,7 @@
         </w:rPr>
         <w:lastRenderedPageBreak/>
         <w:drawing>
-          <wp:inline distT="0" distB="0" distL="0" distR="0" wp14:anchorId="2B625A78" wp14:editId="7735893A">
+          <wp:inline distT="0" distB="0" distL="0" distR="0" wp14:anchorId="767AE413" wp14:editId="638C92F4">
             <wp:extent cx="5580000" cy="3928320"/>
             <wp:effectExtent l="0" t="0" r="0" b="0"/>
             <wp:docPr id="11" name="Picture 11"/>
@@ -10971,7 +10974,7 @@
         <w:pStyle w:val="Heading2"/>
         <w:spacing w:before="240" w:after="120"/>
       </w:pPr>
-      <w:bookmarkStart w:id="15" w:name="_Toc240372867"/>
+      <w:bookmarkStart w:id="15" w:name="_Toc240374820"/>
       <w:r>
         <w:rPr>
           <w:rFonts w:ascii="Times New Roman" w:eastAsia="黑体" w:hAnsi="Times New Roman"/>
@@ -11044,7 +11047,7 @@
           <w:noProof/>
         </w:rPr>
         <w:drawing>
-          <wp:inline distT="0" distB="0" distL="0" distR="0" wp14:anchorId="5BDE7BE4" wp14:editId="0143C38E">
+          <wp:inline distT="0" distB="0" distL="0" distR="0" wp14:anchorId="22EE83C4" wp14:editId="3341C9F9">
             <wp:extent cx="5580000" cy="1749888"/>
             <wp:effectExtent l="0" t="0" r="0" b="0"/>
             <wp:docPr id="12" name="Picture 12"/>
@@ -11170,7 +11173,7 @@
         <w:pStyle w:val="Heading1"/>
         <w:spacing w:before="240" w:after="120"/>
       </w:pPr>
-      <w:bookmarkStart w:id="16" w:name="_Toc240372868"/>
+      <w:bookmarkStart w:id="16" w:name="_Toc240374821"/>
       <w:r>
         <w:rPr>
           <w:rFonts w:ascii="Times New Roman" w:eastAsia="黑体" w:hAnsi="Times New Roman"/>
@@ -11194,7 +11197,7 @@
         <w:pStyle w:val="Heading2"/>
         <w:spacing w:before="240" w:after="120"/>
       </w:pPr>
-      <w:bookmarkStart w:id="17" w:name="_Toc240372869"/>
+      <w:bookmarkStart w:id="17" w:name="_Toc240374822"/>
       <w:r>
         <w:rPr>
           <w:rFonts w:ascii="Times New Roman" w:eastAsia="黑体" w:hAnsi="Times New Roman"/>
@@ -11268,7 +11271,7 @@
         </w:rPr>
         <w:lastRenderedPageBreak/>
         <w:drawing>
-          <wp:inline distT="0" distB="0" distL="0" distR="0" wp14:anchorId="1FB1DD61" wp14:editId="05868DF6">
+          <wp:inline distT="0" distB="0" distL="0" distR="0" wp14:anchorId="7DEE3224" wp14:editId="3606835E">
             <wp:extent cx="5580000" cy="3964032"/>
             <wp:effectExtent l="0" t="0" r="0" b="0"/>
             <wp:docPr id="13" name="Picture 13"/>
@@ -11400,7 +11403,7 @@
           <w:noProof/>
         </w:rPr>
         <w:drawing>
-          <wp:inline distT="0" distB="0" distL="0" distR="0" wp14:anchorId="1600CC6E" wp14:editId="37AF60AE">
+          <wp:inline distT="0" distB="0" distL="0" distR="0" wp14:anchorId="32EA8364" wp14:editId="69BF6FCA">
             <wp:extent cx="5580000" cy="1178496"/>
             <wp:effectExtent l="0" t="0" r="0" b="0"/>
             <wp:docPr id="14" name="Picture 14"/>
@@ -12005,7 +12008,7 @@
           <w:noProof/>
         </w:rPr>
         <w:drawing>
-          <wp:inline distT="0" distB="0" distL="0" distR="0" wp14:anchorId="5E1CC4B2" wp14:editId="10B2BBC8">
+          <wp:inline distT="0" distB="0" distL="0" distR="0" wp14:anchorId="703077C4" wp14:editId="0E6F7CD0">
             <wp:extent cx="5580000" cy="3427714"/>
             <wp:effectExtent l="0" t="0" r="0" b="0"/>
             <wp:docPr id="15" name="Picture 15"/>
@@ -12125,7 +12128,7 @@
         </w:rPr>
         <w:lastRenderedPageBreak/>
         <w:drawing>
-          <wp:inline distT="0" distB="0" distL="0" distR="0" wp14:anchorId="33DA9656" wp14:editId="63C6414C">
+          <wp:inline distT="0" distB="0" distL="0" distR="0" wp14:anchorId="6613EC89" wp14:editId="25662DB8">
             <wp:extent cx="5580000" cy="3108857"/>
             <wp:effectExtent l="0" t="0" r="0" b="0"/>
             <wp:docPr id="16" name="Picture 16"/>
@@ -12214,7 +12217,7 @@
         <w:pStyle w:val="Heading2"/>
         <w:spacing w:before="240" w:after="120"/>
       </w:pPr>
-      <w:bookmarkStart w:id="18" w:name="_Toc240372870"/>
+      <w:bookmarkStart w:id="18" w:name="_Toc240374823"/>
       <w:r>
         <w:rPr>
           <w:rFonts w:ascii="Times New Roman" w:eastAsia="黑体" w:hAnsi="Times New Roman"/>
@@ -12291,7 +12294,7 @@
         </w:rPr>
         <w:lastRenderedPageBreak/>
         <w:drawing>
-          <wp:inline distT="0" distB="0" distL="0" distR="0" wp14:anchorId="47C3FB91" wp14:editId="4496C64A">
+          <wp:inline distT="0" distB="0" distL="0" distR="0" wp14:anchorId="5BF4BF8A" wp14:editId="5764E6DA">
             <wp:extent cx="5580000" cy="3268881"/>
             <wp:effectExtent l="0" t="0" r="0" b="0"/>
             <wp:docPr id="17" name="Picture 17"/>
@@ -12416,7 +12419,7 @@
         <w:pStyle w:val="Heading1"/>
         <w:spacing w:before="240" w:after="120"/>
       </w:pPr>
-      <w:bookmarkStart w:id="19" w:name="_Toc240372871"/>
+      <w:bookmarkStart w:id="19" w:name="_Toc240374824"/>
       <w:r>
         <w:rPr>
           <w:rFonts w:ascii="Times New Roman" w:eastAsia="黑体" w:hAnsi="Times New Roman"/>
@@ -12584,7 +12587,7 @@
         </w:rPr>
         <w:lastRenderedPageBreak/>
         <w:drawing>
-          <wp:inline distT="0" distB="0" distL="0" distR="0" wp14:anchorId="6741CBD6" wp14:editId="6235D178">
+          <wp:inline distT="0" distB="0" distL="0" distR="0" wp14:anchorId="54F90B3E" wp14:editId="71311F63">
             <wp:extent cx="5040000" cy="4500000"/>
             <wp:effectExtent l="0" t="0" r="0" b="0"/>
             <wp:docPr id="18" name="Picture 18"/>
@@ -12705,7 +12708,7 @@
         </w:rPr>
         <w:lastRenderedPageBreak/>
         <w:drawing>
-          <wp:inline distT="0" distB="0" distL="0" distR="0" wp14:anchorId="45B1C4AE" wp14:editId="4FD32A1E">
+          <wp:inline distT="0" distB="0" distL="0" distR="0" wp14:anchorId="048E1F51" wp14:editId="5B540DC3">
             <wp:extent cx="4200000" cy="4500000"/>
             <wp:effectExtent l="0" t="0" r="0" b="0"/>
             <wp:docPr id="19" name="Picture 19"/>
@@ -12825,7 +12828,7 @@
         </w:rPr>
         <w:lastRenderedPageBreak/>
         <w:drawing>
-          <wp:inline distT="0" distB="0" distL="0" distR="0" wp14:anchorId="730391BE" wp14:editId="6AFB25D9">
+          <wp:inline distT="0" distB="0" distL="0" distR="0" wp14:anchorId="42A0D98A" wp14:editId="2FC66BF5">
             <wp:extent cx="5580000" cy="3260552"/>
             <wp:effectExtent l="0" t="0" r="0" b="0"/>
             <wp:docPr id="20" name="Picture 20"/>
@@ -12974,7 +12977,7 @@
         <w:pStyle w:val="Heading1"/>
         <w:spacing w:before="240" w:after="120"/>
       </w:pPr>
-      <w:bookmarkStart w:id="20" w:name="_Toc240372872"/>
+      <w:bookmarkStart w:id="20" w:name="_Toc240374825"/>
       <w:r>
         <w:rPr>
           <w:rFonts w:ascii="Times New Roman" w:eastAsia="黑体" w:hAnsi="Times New Roman"/>
@@ -13105,7 +13108,7 @@
         <w:pStyle w:val="Heading1"/>
         <w:spacing w:before="240" w:after="120"/>
       </w:pPr>
-      <w:bookmarkStart w:id="21" w:name="_Toc240372873"/>
+      <w:bookmarkStart w:id="21" w:name="_Toc240374826"/>
       <w:r>
         <w:rPr>
           <w:rFonts w:ascii="Times New Roman" w:eastAsia="黑体" w:hAnsi="Times New Roman"/>
@@ -13867,7 +13870,7 @@
         <w:pStyle w:val="Heading1"/>
         <w:spacing w:before="240" w:after="120"/>
       </w:pPr>
-      <w:bookmarkStart w:id="22" w:name="_Toc240372874"/>
+      <w:bookmarkStart w:id="22" w:name="_Toc240374827"/>
       <w:r>
         <w:rPr>
           <w:rFonts w:ascii="Times New Roman" w:eastAsia="黑体" w:hAnsi="Times New Roman"/>
@@ -14247,31 +14250,31 @@
       </w:rPr>
     </w:lvl>
   </w:abstractNum>
-  <w:num w:numId="1" w16cid:durableId="1486505968">
+  <w:num w:numId="1" w16cid:durableId="428543211">
     <w:abstractNumId w:val="8"/>
   </w:num>
-  <w:num w:numId="2" w16cid:durableId="66149415">
+  <w:num w:numId="2" w16cid:durableId="1955360971">
     <w:abstractNumId w:val="6"/>
   </w:num>
-  <w:num w:numId="3" w16cid:durableId="1722509844">
+  <w:num w:numId="3" w16cid:durableId="1632665420">
     <w:abstractNumId w:val="5"/>
   </w:num>
-  <w:num w:numId="4" w16cid:durableId="2084600417">
+  <w:num w:numId="4" w16cid:durableId="387414760">
     <w:abstractNumId w:val="4"/>
   </w:num>
-  <w:num w:numId="5" w16cid:durableId="392196314">
+  <w:num w:numId="5" w16cid:durableId="1772388187">
     <w:abstractNumId w:val="7"/>
   </w:num>
-  <w:num w:numId="6" w16cid:durableId="1407459384">
+  <w:num w:numId="6" w16cid:durableId="1873180542">
     <w:abstractNumId w:val="3"/>
   </w:num>
-  <w:num w:numId="7" w16cid:durableId="67658628">
+  <w:num w:numId="7" w16cid:durableId="1415397948">
     <w:abstractNumId w:val="2"/>
   </w:num>
-  <w:num w:numId="8" w16cid:durableId="719205275">
+  <w:num w:numId="8" w16cid:durableId="167599052">
     <w:abstractNumId w:val="1"/>
   </w:num>
-  <w:num w:numId="9" w16cid:durableId="1154444769">
+  <w:num w:numId="9" w16cid:durableId="1023480752">
     <w:abstractNumId w:val="0"/>
   </w:num>
 </w:numbering>
@@ -25687,7 +25690,7 @@
     <w:basedOn w:val="DefaultParagraphFont"/>
     <w:uiPriority w:val="99"/>
     <w:unhideWhenUsed/>
-    <w:rsid w:val="00FF648D"/>
+    <w:rsid w:val="0010102C"/>
     <w:rPr>
       <w:color w:val="0000FF" w:themeColor="hyperlink"/>
       <w:u w:val="single"/>

--- a/测评报告/配置核查工具操作说明书.docx
+++ b/测评报告/配置核查工具操作说明书.docx
@@ -277,7 +277,7 @@
       <w:r>
         <w:fldChar w:fldCharType="separate"/>
       </w:r>
-      <w:hyperlink w:anchor="_Toc240374805" w:history="1">
+      <w:hyperlink w:anchor="_Toc240376348" w:history="1">
         <w:r>
           <w:rPr>
             <w:rStyle w:val="Hyperlink"/>
@@ -313,7 +313,7 @@
             <w:noProof/>
             <w:webHidden/>
           </w:rPr>
-          <w:instrText xml:space="preserve"> PAGEREF _Toc240374805 \h </w:instrText>
+          <w:instrText xml:space="preserve"> PAGEREF _Toc240376348 \h </w:instrText>
         </w:r>
         <w:r>
           <w:rPr>
@@ -358,7 +358,7 @@
           <w14:ligatures w14:val="standardContextual"/>
         </w:rPr>
       </w:pPr>
-      <w:hyperlink w:anchor="_Toc240374806" w:history="1">
+      <w:hyperlink w:anchor="_Toc240376349" w:history="1">
         <w:r>
           <w:rPr>
             <w:rStyle w:val="Hyperlink"/>
@@ -394,7 +394,7 @@
             <w:noProof/>
             <w:webHidden/>
           </w:rPr>
-          <w:instrText xml:space="preserve"> PAGEREF _Toc240374806 \h </w:instrText>
+          <w:instrText xml:space="preserve"> PAGEREF _Toc240376349 \h </w:instrText>
         </w:r>
         <w:r>
           <w:rPr>
@@ -439,7 +439,7 @@
           <w14:ligatures w14:val="standardContextual"/>
         </w:rPr>
       </w:pPr>
-      <w:hyperlink w:anchor="_Toc240374807" w:history="1">
+      <w:hyperlink w:anchor="_Toc240376350" w:history="1">
         <w:r>
           <w:rPr>
             <w:rStyle w:val="Hyperlink"/>
@@ -475,7 +475,7 @@
             <w:noProof/>
             <w:webHidden/>
           </w:rPr>
-          <w:instrText xml:space="preserve"> PAGEREF _Toc240374807 \h </w:instrText>
+          <w:instrText xml:space="preserve"> PAGEREF _Toc240376350 \h </w:instrText>
         </w:r>
         <w:r>
           <w:rPr>
@@ -520,7 +520,7 @@
           <w14:ligatures w14:val="standardContextual"/>
         </w:rPr>
       </w:pPr>
-      <w:hyperlink w:anchor="_Toc240374808" w:history="1">
+      <w:hyperlink w:anchor="_Toc240376351" w:history="1">
         <w:r>
           <w:rPr>
             <w:rStyle w:val="Hyperlink"/>
@@ -556,7 +556,7 @@
             <w:noProof/>
             <w:webHidden/>
           </w:rPr>
-          <w:instrText xml:space="preserve"> PAGEREF _Toc240374808 \h </w:instrText>
+          <w:instrText xml:space="preserve"> PAGEREF _Toc240376351 \h </w:instrText>
         </w:r>
         <w:r>
           <w:rPr>
@@ -601,7 +601,7 @@
           <w14:ligatures w14:val="standardContextual"/>
         </w:rPr>
       </w:pPr>
-      <w:hyperlink w:anchor="_Toc240374809" w:history="1">
+      <w:hyperlink w:anchor="_Toc240376352" w:history="1">
         <w:r>
           <w:rPr>
             <w:rStyle w:val="Hyperlink"/>
@@ -637,7 +637,7 @@
             <w:noProof/>
             <w:webHidden/>
           </w:rPr>
-          <w:instrText xml:space="preserve"> PAGEREF _Toc240374809 \h </w:instrText>
+          <w:instrText xml:space="preserve"> PAGEREF _Toc240376352 \h </w:instrText>
         </w:r>
         <w:r>
           <w:rPr>
@@ -682,7 +682,7 @@
           <w14:ligatures w14:val="standardContextual"/>
         </w:rPr>
       </w:pPr>
-      <w:hyperlink w:anchor="_Toc240374810" w:history="1">
+      <w:hyperlink w:anchor="_Toc240376353" w:history="1">
         <w:r>
           <w:rPr>
             <w:rStyle w:val="Hyperlink"/>
@@ -718,7 +718,7 @@
             <w:noProof/>
             <w:webHidden/>
           </w:rPr>
-          <w:instrText xml:space="preserve"> PAGEREF _Toc240374810 \h </w:instrText>
+          <w:instrText xml:space="preserve"> PAGEREF _Toc240376353 \h </w:instrText>
         </w:r>
         <w:r>
           <w:rPr>
@@ -763,7 +763,7 @@
           <w14:ligatures w14:val="standardContextual"/>
         </w:rPr>
       </w:pPr>
-      <w:hyperlink w:anchor="_Toc240374811" w:history="1">
+      <w:hyperlink w:anchor="_Toc240376354" w:history="1">
         <w:r>
           <w:rPr>
             <w:rStyle w:val="Hyperlink"/>
@@ -799,7 +799,7 @@
             <w:noProof/>
             <w:webHidden/>
           </w:rPr>
-          <w:instrText xml:space="preserve"> PAGEREF _Toc240374811 \h </w:instrText>
+          <w:instrText xml:space="preserve"> PAGEREF _Toc240376354 \h </w:instrText>
         </w:r>
         <w:r>
           <w:rPr>
@@ -844,7 +844,7 @@
           <w14:ligatures w14:val="standardContextual"/>
         </w:rPr>
       </w:pPr>
-      <w:hyperlink w:anchor="_Toc240374812" w:history="1">
+      <w:hyperlink w:anchor="_Toc240376355" w:history="1">
         <w:r>
           <w:rPr>
             <w:rStyle w:val="Hyperlink"/>
@@ -880,7 +880,7 @@
             <w:noProof/>
             <w:webHidden/>
           </w:rPr>
-          <w:instrText xml:space="preserve"> PAGEREF _Toc240374812 \h </w:instrText>
+          <w:instrText xml:space="preserve"> PAGEREF _Toc240376355 \h </w:instrText>
         </w:r>
         <w:r>
           <w:rPr>
@@ -925,7 +925,7 @@
           <w14:ligatures w14:val="standardContextual"/>
         </w:rPr>
       </w:pPr>
-      <w:hyperlink w:anchor="_Toc240374813" w:history="1">
+      <w:hyperlink w:anchor="_Toc240376356" w:history="1">
         <w:r>
           <w:rPr>
             <w:rStyle w:val="Hyperlink"/>
@@ -961,7 +961,7 @@
             <w:noProof/>
             <w:webHidden/>
           </w:rPr>
-          <w:instrText xml:space="preserve"> PAGEREF _Toc240374813 \h </w:instrText>
+          <w:instrText xml:space="preserve"> PAGEREF _Toc240376356 \h </w:instrText>
         </w:r>
         <w:r>
           <w:rPr>
@@ -1006,7 +1006,7 @@
           <w14:ligatures w14:val="standardContextual"/>
         </w:rPr>
       </w:pPr>
-      <w:hyperlink w:anchor="_Toc240374814" w:history="1">
+      <w:hyperlink w:anchor="_Toc240376357" w:history="1">
         <w:r>
           <w:rPr>
             <w:rStyle w:val="Hyperlink"/>
@@ -1042,7 +1042,7 @@
             <w:noProof/>
             <w:webHidden/>
           </w:rPr>
-          <w:instrText xml:space="preserve"> PAGEREF _Toc240374814 \h </w:instrText>
+          <w:instrText xml:space="preserve"> PAGEREF _Toc240376357 \h </w:instrText>
         </w:r>
         <w:r>
           <w:rPr>
@@ -1087,7 +1087,7 @@
           <w14:ligatures w14:val="standardContextual"/>
         </w:rPr>
       </w:pPr>
-      <w:hyperlink w:anchor="_Toc240374815" w:history="1">
+      <w:hyperlink w:anchor="_Toc240376358" w:history="1">
         <w:r>
           <w:rPr>
             <w:rStyle w:val="Hyperlink"/>
@@ -1123,7 +1123,7 @@
             <w:noProof/>
             <w:webHidden/>
           </w:rPr>
-          <w:instrText xml:space="preserve"> PAGEREF _Toc240374815 \h </w:instrText>
+          <w:instrText xml:space="preserve"> PAGEREF _Toc240376358 \h </w:instrText>
         </w:r>
         <w:r>
           <w:rPr>
@@ -1168,7 +1168,7 @@
           <w14:ligatures w14:val="standardContextual"/>
         </w:rPr>
       </w:pPr>
-      <w:hyperlink w:anchor="_Toc240374816" w:history="1">
+      <w:hyperlink w:anchor="_Toc240376359" w:history="1">
         <w:r>
           <w:rPr>
             <w:rStyle w:val="Hyperlink"/>
@@ -1220,7 +1220,7 @@
             <w:noProof/>
             <w:webHidden/>
           </w:rPr>
-          <w:instrText xml:space="preserve"> PAGEREF _Toc240374816 \h </w:instrText>
+          <w:instrText xml:space="preserve"> PAGEREF _Toc240376359 \h </w:instrText>
         </w:r>
         <w:r>
           <w:rPr>
@@ -1265,7 +1265,7 @@
           <w14:ligatures w14:val="standardContextual"/>
         </w:rPr>
       </w:pPr>
-      <w:hyperlink w:anchor="_Toc240374817" w:history="1">
+      <w:hyperlink w:anchor="_Toc240376360" w:history="1">
         <w:r>
           <w:rPr>
             <w:rStyle w:val="Hyperlink"/>
@@ -1301,7 +1301,7 @@
             <w:noProof/>
             <w:webHidden/>
           </w:rPr>
-          <w:instrText xml:space="preserve"> PAGEREF _Toc240374817 \h </w:instrText>
+          <w:instrText xml:space="preserve"> PAGEREF _Toc240376360 \h </w:instrText>
         </w:r>
         <w:r>
           <w:rPr>
@@ -1346,7 +1346,7 @@
           <w14:ligatures w14:val="standardContextual"/>
         </w:rPr>
       </w:pPr>
-      <w:hyperlink w:anchor="_Toc240374818" w:history="1">
+      <w:hyperlink w:anchor="_Toc240376361" w:history="1">
         <w:r>
           <w:rPr>
             <w:rStyle w:val="Hyperlink"/>
@@ -1382,7 +1382,7 @@
             <w:noProof/>
             <w:webHidden/>
           </w:rPr>
-          <w:instrText xml:space="preserve"> PAGEREF _Toc240374818 \h </w:instrText>
+          <w:instrText xml:space="preserve"> PAGEREF _Toc240376361 \h </w:instrText>
         </w:r>
         <w:r>
           <w:rPr>
@@ -1427,7 +1427,7 @@
           <w14:ligatures w14:val="standardContextual"/>
         </w:rPr>
       </w:pPr>
-      <w:hyperlink w:anchor="_Toc240374819" w:history="1">
+      <w:hyperlink w:anchor="_Toc240376362" w:history="1">
         <w:r>
           <w:rPr>
             <w:rStyle w:val="Hyperlink"/>
@@ -1463,7 +1463,7 @@
             <w:noProof/>
             <w:webHidden/>
           </w:rPr>
-          <w:instrText xml:space="preserve"> PAGEREF _Toc240374819 \h </w:instrText>
+          <w:instrText xml:space="preserve"> PAGEREF _Toc240376362 \h </w:instrText>
         </w:r>
         <w:r>
           <w:rPr>
@@ -1508,7 +1508,7 @@
           <w14:ligatures w14:val="standardContextual"/>
         </w:rPr>
       </w:pPr>
-      <w:hyperlink w:anchor="_Toc240374820" w:history="1">
+      <w:hyperlink w:anchor="_Toc240376363" w:history="1">
         <w:r>
           <w:rPr>
             <w:rStyle w:val="Hyperlink"/>
@@ -1544,7 +1544,7 @@
             <w:noProof/>
             <w:webHidden/>
           </w:rPr>
-          <w:instrText xml:space="preserve"> PAGEREF _Toc240374820 \h </w:instrText>
+          <w:instrText xml:space="preserve"> PAGEREF _Toc240376363 \h </w:instrText>
         </w:r>
         <w:r>
           <w:rPr>
@@ -1589,7 +1589,7 @@
           <w14:ligatures w14:val="standardContextual"/>
         </w:rPr>
       </w:pPr>
-      <w:hyperlink w:anchor="_Toc240374821" w:history="1">
+      <w:hyperlink w:anchor="_Toc240376364" w:history="1">
         <w:r>
           <w:rPr>
             <w:rStyle w:val="Hyperlink"/>
@@ -1625,7 +1625,7 @@
             <w:noProof/>
             <w:webHidden/>
           </w:rPr>
-          <w:instrText xml:space="preserve"> PAGEREF _Toc240374821 \h </w:instrText>
+          <w:instrText xml:space="preserve"> PAGEREF _Toc240376364 \h </w:instrText>
         </w:r>
         <w:r>
           <w:rPr>
@@ -1670,7 +1670,7 @@
           <w14:ligatures w14:val="standardContextual"/>
         </w:rPr>
       </w:pPr>
-      <w:hyperlink w:anchor="_Toc240374822" w:history="1">
+      <w:hyperlink w:anchor="_Toc240376365" w:history="1">
         <w:r>
           <w:rPr>
             <w:rStyle w:val="Hyperlink"/>
@@ -1706,7 +1706,7 @@
             <w:noProof/>
             <w:webHidden/>
           </w:rPr>
-          <w:instrText xml:space="preserve"> PAGEREF _Toc240374822 \h </w:instrText>
+          <w:instrText xml:space="preserve"> PAGEREF _Toc240376365 \h </w:instrText>
         </w:r>
         <w:r>
           <w:rPr>
@@ -1751,7 +1751,7 @@
           <w14:ligatures w14:val="standardContextual"/>
         </w:rPr>
       </w:pPr>
-      <w:hyperlink w:anchor="_Toc240374823" w:history="1">
+      <w:hyperlink w:anchor="_Toc240376366" w:history="1">
         <w:r>
           <w:rPr>
             <w:rStyle w:val="Hyperlink"/>
@@ -1787,7 +1787,7 @@
             <w:noProof/>
             <w:webHidden/>
           </w:rPr>
-          <w:instrText xml:space="preserve"> PAGEREF _Toc240374823 \h </w:instrText>
+          <w:instrText xml:space="preserve"> PAGEREF _Toc240376366 \h </w:instrText>
         </w:r>
         <w:r>
           <w:rPr>
@@ -1832,7 +1832,7 @@
           <w14:ligatures w14:val="standardContextual"/>
         </w:rPr>
       </w:pPr>
-      <w:hyperlink w:anchor="_Toc240374824" w:history="1">
+      <w:hyperlink w:anchor="_Toc240376367" w:history="1">
         <w:r>
           <w:rPr>
             <w:rStyle w:val="Hyperlink"/>
@@ -1868,7 +1868,7 @@
             <w:noProof/>
             <w:webHidden/>
           </w:rPr>
-          <w:instrText xml:space="preserve"> PAGEREF _Toc240374824 \h </w:instrText>
+          <w:instrText xml:space="preserve"> PAGEREF _Toc240376367 \h </w:instrText>
         </w:r>
         <w:r>
           <w:rPr>
@@ -1913,7 +1913,7 @@
           <w14:ligatures w14:val="standardContextual"/>
         </w:rPr>
       </w:pPr>
-      <w:hyperlink w:anchor="_Toc240374825" w:history="1">
+      <w:hyperlink w:anchor="_Toc240376368" w:history="1">
         <w:r>
           <w:rPr>
             <w:rStyle w:val="Hyperlink"/>
@@ -1949,7 +1949,7 @@
             <w:noProof/>
             <w:webHidden/>
           </w:rPr>
-          <w:instrText xml:space="preserve"> PAGEREF _Toc240374825 \h </w:instrText>
+          <w:instrText xml:space="preserve"> PAGEREF _Toc240376368 \h </w:instrText>
         </w:r>
         <w:r>
           <w:rPr>
@@ -1994,7 +1994,7 @@
           <w14:ligatures w14:val="standardContextual"/>
         </w:rPr>
       </w:pPr>
-      <w:hyperlink w:anchor="_Toc240374826" w:history="1">
+      <w:hyperlink w:anchor="_Toc240376369" w:history="1">
         <w:r>
           <w:rPr>
             <w:rStyle w:val="Hyperlink"/>
@@ -2030,7 +2030,7 @@
             <w:noProof/>
             <w:webHidden/>
           </w:rPr>
-          <w:instrText xml:space="preserve"> PAGEREF _Toc240374826 \h </w:instrText>
+          <w:instrText xml:space="preserve"> PAGEREF _Toc240376369 \h </w:instrText>
         </w:r>
         <w:r>
           <w:rPr>
@@ -2075,7 +2075,7 @@
           <w14:ligatures w14:val="standardContextual"/>
         </w:rPr>
       </w:pPr>
-      <w:hyperlink w:anchor="_Toc240374827" w:history="1">
+      <w:hyperlink w:anchor="_Toc240376370" w:history="1">
         <w:r>
           <w:rPr>
             <w:rStyle w:val="Hyperlink"/>
@@ -2103,7 +2103,7 @@
             <w:noProof/>
             <w:webHidden/>
           </w:rPr>
-          <w:instrText xml:space="preserve"> PAGEREF _Toc240374827 \h </w:instrText>
+          <w:instrText xml:space="preserve"> PAGEREF _Toc240376370 \h </w:instrText>
         </w:r>
         <w:r>
           <w:rPr>
@@ -2571,7 +2571,7 @@
         <w:pStyle w:val="Heading1"/>
         <w:spacing w:before="240" w:after="120"/>
       </w:pPr>
-      <w:bookmarkStart w:id="0" w:name="_Toc240374805"/>
+      <w:bookmarkStart w:id="0" w:name="_Toc240376348"/>
       <w:r>
         <w:rPr>
           <w:rFonts w:ascii="Times New Roman" w:eastAsia="黑体" w:hAnsi="Times New Roman"/>
@@ -2595,7 +2595,7 @@
         <w:pStyle w:val="Heading2"/>
         <w:spacing w:before="240" w:after="120"/>
       </w:pPr>
-      <w:bookmarkStart w:id="1" w:name="_Toc240374806"/>
+      <w:bookmarkStart w:id="1" w:name="_Toc240376349"/>
       <w:r>
         <w:rPr>
           <w:rFonts w:ascii="Times New Roman" w:eastAsia="黑体" w:hAnsi="Times New Roman"/>
@@ -2649,24 +2649,18 @@
       </w:pPr>
       <w:r>
         <w:rPr>
-          <w:rFonts w:eastAsia="黑体"/>
-          <w:b/>
           <w:sz w:val="21"/>
         </w:rPr>
         <w:t>表</w:t>
       </w:r>
       <w:r>
         <w:rPr>
-          <w:rFonts w:eastAsia="黑体"/>
-          <w:b/>
           <w:sz w:val="21"/>
         </w:rPr>
         <w:t xml:space="preserve"> 1</w:t>
       </w:r>
       <w:r>
         <w:rPr>
-          <w:rFonts w:eastAsia="黑体"/>
-          <w:b/>
           <w:sz w:val="21"/>
         </w:rPr>
         <w:t xml:space="preserve">　工具组成与核查项</w:t>
@@ -4331,7 +4325,7 @@
         <w:pStyle w:val="Heading2"/>
         <w:spacing w:before="240" w:after="120"/>
       </w:pPr>
-      <w:bookmarkStart w:id="2" w:name="_Toc240374807"/>
+      <w:bookmarkStart w:id="2" w:name="_Toc240376350"/>
       <w:r>
         <w:rPr>
           <w:rFonts w:ascii="Times New Roman" w:eastAsia="黑体" w:hAnsi="Times New Roman"/>
@@ -4373,24 +4367,18 @@
       </w:pPr>
       <w:r>
         <w:rPr>
-          <w:rFonts w:eastAsia="黑体"/>
-          <w:b/>
           <w:sz w:val="21"/>
         </w:rPr>
         <w:t>表</w:t>
       </w:r>
       <w:r>
         <w:rPr>
-          <w:rFonts w:eastAsia="黑体"/>
-          <w:b/>
           <w:sz w:val="21"/>
         </w:rPr>
         <w:t xml:space="preserve"> 2</w:t>
       </w:r>
       <w:r>
         <w:rPr>
-          <w:rFonts w:eastAsia="黑体"/>
-          <w:b/>
           <w:sz w:val="21"/>
         </w:rPr>
         <w:t xml:space="preserve">　检查项判定状态</w:t>
@@ -4669,24 +4657,18 @@
       </w:pPr>
       <w:r>
         <w:rPr>
-          <w:rFonts w:eastAsia="黑体"/>
-          <w:b/>
           <w:sz w:val="21"/>
         </w:rPr>
         <w:t>表</w:t>
       </w:r>
       <w:r>
         <w:rPr>
-          <w:rFonts w:eastAsia="黑体"/>
-          <w:b/>
           <w:sz w:val="21"/>
         </w:rPr>
         <w:t xml:space="preserve"> 3</w:t>
       </w:r>
       <w:r>
         <w:rPr>
-          <w:rFonts w:eastAsia="黑体"/>
-          <w:b/>
           <w:sz w:val="21"/>
         </w:rPr>
         <w:t xml:space="preserve">　判定状态与验证结论的对应关系</w:t>
@@ -4980,25 +4962,7 @@
         <w:ind w:firstLineChars="200" w:firstLine="480"/>
       </w:pPr>
       <w:r>
-        <w:t>需要说明的是，</w:t>
-      </w:r>
-      <w:r>
-        <w:rPr>
-          <w:b/>
-        </w:rPr>
-        <w:t>需人工核查</w:t>
-      </w:r>
-      <w:r>
-        <w:t>表示脚本已完成该项检测、结论需人工确认，不等同于未完成核查；</w:t>
-      </w:r>
-      <w:r>
-        <w:rPr>
-          <w:b/>
-        </w:rPr>
-        <w:t>不适用</w:t>
-      </w:r>
-      <w:r>
-        <w:t>表示该组件未部署或本机不具备核查条件，也不等同于该项合规。</w:t>
+        <w:t>需要说明的是，需人工核查表示脚本已完成该项检测、结论需人工确认，不等同于未完成核查；不适用表示该组件未部署或本机不具备核查条件，也不等同于该项合规。</w:t>
       </w:r>
     </w:p>
     <w:p>
@@ -5007,52 +4971,19 @@
         <w:ind w:firstLineChars="200" w:firstLine="480"/>
       </w:pPr>
       <w:r>
-        <w:t>本说明书中，</w:t>
-      </w:r>
-      <w:r>
-        <w:rPr>
-          <w:b/>
-        </w:rPr>
-        <w:t>回显</w:t>
-      </w:r>
-      <w:r>
-        <w:t>指登录网络设备执行命令后留存的操作输出文本；</w:t>
-      </w:r>
-      <w:r>
-        <w:rPr>
-          <w:b/>
-        </w:rPr>
-        <w:t>采集</w:t>
-      </w:r>
-      <w:r>
-        <w:rPr>
-          <w:b/>
-        </w:rPr>
+        <w:t>本说明书中，回显指登录网络设备执行命令后留存的操作输出文本；采集</w:t>
+      </w:r>
+      <w:r>
         <w:t>-</w:t>
       </w:r>
       <w:r>
-        <w:rPr>
-          <w:b/>
-        </w:rPr>
-        <w:t>解析</w:t>
-      </w:r>
-      <w:r>
-        <w:t>指网络设备核查所采用的两段式方法（先生成采集命令清单，再解析回显出报告，见</w:t>
+        <w:t>解析指网络设备核查所采用的两段式方法（先生成采集命令清单，再解析回显出报告，见</w:t>
       </w:r>
       <w:r>
         <w:t xml:space="preserve"> 4.5 </w:t>
       </w:r>
       <w:r>
-        <w:t>节）；</w:t>
-      </w:r>
-      <w:r>
-        <w:rPr>
-          <w:b/>
-        </w:rPr>
-        <w:t>汇总报告</w:t>
-      </w:r>
-      <w:r>
-        <w:t>指合并全部组件核查结果、用于上报的</w:t>
+        <w:t>节）；汇总报告指合并全部组件核查结果、用于上报的</w:t>
       </w:r>
       <w:r>
         <w:t xml:space="preserve"> Excel </w:t>
@@ -5066,7 +4997,7 @@
         <w:pStyle w:val="Heading2"/>
         <w:spacing w:before="240" w:after="120"/>
       </w:pPr>
-      <w:bookmarkStart w:id="3" w:name="_Toc240374808"/>
+      <w:bookmarkStart w:id="3" w:name="_Toc240376351"/>
       <w:r>
         <w:rPr>
           <w:rFonts w:ascii="Times New Roman" w:eastAsia="黑体" w:hAnsi="Times New Roman"/>
@@ -5120,24 +5051,18 @@
       </w:pPr>
       <w:r>
         <w:rPr>
-          <w:rFonts w:eastAsia="黑体"/>
-          <w:b/>
           <w:sz w:val="21"/>
         </w:rPr>
         <w:t>表</w:t>
       </w:r>
       <w:r>
         <w:rPr>
-          <w:rFonts w:eastAsia="黑体"/>
-          <w:b/>
           <w:sz w:val="21"/>
         </w:rPr>
         <w:t xml:space="preserve"> 4</w:t>
       </w:r>
       <w:r>
         <w:rPr>
-          <w:rFonts w:eastAsia="黑体"/>
-          <w:b/>
           <w:sz w:val="21"/>
         </w:rPr>
         <w:t xml:space="preserve">　最小操作路径</w:t>
@@ -5592,7 +5517,7 @@
         <w:pStyle w:val="Heading1"/>
         <w:spacing w:before="240" w:after="120"/>
       </w:pPr>
-      <w:bookmarkStart w:id="4" w:name="_Toc240374809"/>
+      <w:bookmarkStart w:id="4" w:name="_Toc240376352"/>
       <w:r>
         <w:rPr>
           <w:rFonts w:ascii="Times New Roman" w:eastAsia="黑体" w:hAnsi="Times New Roman"/>
@@ -5634,8 +5559,6 @@
       </w:pPr>
       <w:r>
         <w:rPr>
-          <w:rFonts w:eastAsia="黑体"/>
-          <w:b/>
           <w:sz w:val="21"/>
         </w:rPr>
         <w:lastRenderedPageBreak/>
@@ -5643,16 +5566,12 @@
       </w:r>
       <w:r>
         <w:rPr>
-          <w:rFonts w:eastAsia="黑体"/>
-          <w:b/>
           <w:sz w:val="21"/>
         </w:rPr>
         <w:t xml:space="preserve"> 5</w:t>
       </w:r>
       <w:r>
         <w:rPr>
-          <w:rFonts w:eastAsia="黑体"/>
-          <w:b/>
           <w:sz w:val="21"/>
         </w:rPr>
         <w:t xml:space="preserve">　运行要求</w:t>
@@ -6103,7 +6022,7 @@
         <w:pStyle w:val="Heading1"/>
         <w:spacing w:before="240" w:after="120"/>
       </w:pPr>
-      <w:bookmarkStart w:id="5" w:name="_Toc240374810"/>
+      <w:bookmarkStart w:id="5" w:name="_Toc240376353"/>
       <w:r>
         <w:rPr>
           <w:rFonts w:ascii="Times New Roman" w:eastAsia="黑体" w:hAnsi="Times New Roman"/>
@@ -6749,7 +6668,7 @@
         </w:rPr>
         <w:lastRenderedPageBreak/>
         <w:drawing>
-          <wp:inline distT="0" distB="0" distL="0" distR="0" wp14:anchorId="107F98C9" wp14:editId="0A152087">
+          <wp:inline distT="0" distB="0" distL="0" distR="0" wp14:anchorId="699C04EC" wp14:editId="2175B89D">
             <wp:extent cx="5580000" cy="1892736"/>
             <wp:effectExtent l="0" t="0" r="0" b="0"/>
             <wp:docPr id="1" name="Picture 1"/>
@@ -6957,7 +6876,7 @@
         <w:pStyle w:val="Heading1"/>
         <w:spacing w:before="240" w:after="120"/>
       </w:pPr>
-      <w:bookmarkStart w:id="6" w:name="_Toc240374811"/>
+      <w:bookmarkStart w:id="6" w:name="_Toc240376354"/>
       <w:r>
         <w:rPr>
           <w:rFonts w:ascii="Times New Roman" w:eastAsia="黑体" w:hAnsi="Times New Roman"/>
@@ -6981,7 +6900,7 @@
         <w:pStyle w:val="Heading2"/>
         <w:spacing w:before="240" w:after="120"/>
       </w:pPr>
-      <w:bookmarkStart w:id="7" w:name="_Toc240374812"/>
+      <w:bookmarkStart w:id="7" w:name="_Toc240376355"/>
       <w:r>
         <w:rPr>
           <w:rFonts w:ascii="Times New Roman" w:eastAsia="黑体" w:hAnsi="Times New Roman"/>
@@ -7133,7 +7052,7 @@
           <w:noProof/>
         </w:rPr>
         <w:drawing>
-          <wp:inline distT="0" distB="0" distL="0" distR="0" wp14:anchorId="678D95C9" wp14:editId="3DB82972">
+          <wp:inline distT="0" distB="0" distL="0" distR="0" wp14:anchorId="3C382192" wp14:editId="506CC344">
             <wp:extent cx="5580000" cy="1035648"/>
             <wp:effectExtent l="0" t="0" r="0" b="0"/>
             <wp:docPr id="2" name="Picture 2"/>
@@ -7247,7 +7166,7 @@
         <w:pStyle w:val="Heading2"/>
         <w:spacing w:before="240" w:after="120"/>
       </w:pPr>
-      <w:bookmarkStart w:id="8" w:name="_Toc240374813"/>
+      <w:bookmarkStart w:id="8" w:name="_Toc240376356"/>
       <w:r>
         <w:rPr>
           <w:rFonts w:ascii="Times New Roman" w:eastAsia="黑体" w:hAnsi="Times New Roman"/>
@@ -7352,7 +7271,7 @@
           <w:noProof/>
         </w:rPr>
         <w:drawing>
-          <wp:inline distT="0" distB="0" distL="0" distR="0" wp14:anchorId="5D1AC3B1" wp14:editId="66D24FDD">
+          <wp:inline distT="0" distB="0" distL="0" distR="0" wp14:anchorId="778BF0C0" wp14:editId="4E9FE8EA">
             <wp:extent cx="5580000" cy="2464128"/>
             <wp:effectExtent l="0" t="0" r="0" b="0"/>
             <wp:docPr id="3" name="Picture 3"/>
@@ -7484,24 +7403,18 @@
       </w:pPr>
       <w:r>
         <w:rPr>
-          <w:rFonts w:eastAsia="黑体"/>
-          <w:b/>
           <w:sz w:val="21"/>
         </w:rPr>
         <w:t>表</w:t>
       </w:r>
       <w:r>
         <w:rPr>
-          <w:rFonts w:eastAsia="黑体"/>
-          <w:b/>
           <w:sz w:val="21"/>
         </w:rPr>
         <w:t xml:space="preserve"> 6</w:t>
       </w:r>
       <w:r>
         <w:rPr>
-          <w:rFonts w:eastAsia="黑体"/>
-          <w:b/>
           <w:sz w:val="21"/>
         </w:rPr>
         <w:t xml:space="preserve">　连接参数配置项</w:t>
@@ -8196,37 +8109,19 @@
         <w:t xml:space="preserve"> </w:t>
       </w:r>
       <w:r>
-        <w:rPr>
-          <w:b/>
-        </w:rPr>
         <w:t>环境变量</w:t>
       </w:r>
       <w:r>
-        <w:rPr>
-          <w:b/>
-        </w:rPr>
         <w:t xml:space="preserve"> &gt; </w:t>
       </w:r>
       <w:r>
-        <w:rPr>
-          <w:b/>
-        </w:rPr>
         <w:t>配置文件</w:t>
       </w:r>
       <w:r>
-        <w:rPr>
-          <w:b/>
-        </w:rPr>
         <w:t xml:space="preserve"> &gt; </w:t>
       </w:r>
       <w:r>
-        <w:rPr>
-          <w:b/>
-        </w:rPr>
-        <w:t>脚本默认值</w:t>
-      </w:r>
-      <w:r>
-        <w:t>。也可不改配置文件，直接在命令行用环境变量覆盖：</w:t>
+        <w:t>脚本默认值。也可不改配置文件，直接在命令行用环境变量覆盖：</w:t>
       </w:r>
     </w:p>
     <w:p>
@@ -8261,7 +8156,7 @@
         <w:pStyle w:val="Heading2"/>
         <w:spacing w:before="240" w:after="120"/>
       </w:pPr>
-      <w:bookmarkStart w:id="9" w:name="_Toc240374814"/>
+      <w:bookmarkStart w:id="9" w:name="_Toc240376357"/>
       <w:r>
         <w:rPr>
           <w:rFonts w:ascii="Times New Roman" w:eastAsia="黑体" w:hAnsi="Times New Roman"/>
@@ -8407,7 +8302,7 @@
           <w:noProof/>
         </w:rPr>
         <w:drawing>
-          <wp:inline distT="0" distB="0" distL="0" distR="0" wp14:anchorId="2D4EC713" wp14:editId="4237EC0F">
+          <wp:inline distT="0" distB="0" distL="0" distR="0" wp14:anchorId="67B739E3" wp14:editId="7B34B458">
             <wp:extent cx="5580000" cy="3191760"/>
             <wp:effectExtent l="0" t="0" r="0" b="0"/>
             <wp:docPr id="4" name="Picture 4"/>
@@ -8545,7 +8440,7 @@
         <w:pStyle w:val="Heading2"/>
         <w:spacing w:before="240" w:after="120"/>
       </w:pPr>
-      <w:bookmarkStart w:id="10" w:name="_Toc240374815"/>
+      <w:bookmarkStart w:id="10" w:name="_Toc240376358"/>
       <w:r>
         <w:rPr>
           <w:rFonts w:ascii="Times New Roman" w:eastAsia="黑体" w:hAnsi="Times New Roman"/>
@@ -8810,7 +8705,7 @@
           <w:noProof/>
         </w:rPr>
         <w:drawing>
-          <wp:inline distT="0" distB="0" distL="0" distR="0" wp14:anchorId="7667D237" wp14:editId="07F86EDC">
+          <wp:inline distT="0" distB="0" distL="0" distR="0" wp14:anchorId="2FF78FFA" wp14:editId="475B34F9">
             <wp:extent cx="5580000" cy="3106944"/>
             <wp:effectExtent l="0" t="0" r="0" b="0"/>
             <wp:docPr id="5" name="Picture 5"/>
@@ -8924,7 +8819,7 @@
         <w:pStyle w:val="Heading2"/>
         <w:spacing w:before="240" w:after="120"/>
       </w:pPr>
-      <w:bookmarkStart w:id="11" w:name="_Toc240374816"/>
+      <w:bookmarkStart w:id="11" w:name="_Toc240376359"/>
       <w:r>
         <w:rPr>
           <w:rFonts w:ascii="Times New Roman" w:eastAsia="黑体" w:hAnsi="Times New Roman"/>
@@ -9156,7 +9051,7 @@
           <w:noProof/>
         </w:rPr>
         <w:drawing>
-          <wp:inline distT="0" distB="0" distL="0" distR="0" wp14:anchorId="60C1B088" wp14:editId="019E3D9B">
+          <wp:inline distT="0" distB="0" distL="0" distR="0" wp14:anchorId="110C156B" wp14:editId="179E5F00">
             <wp:extent cx="5580000" cy="2535552"/>
             <wp:effectExtent l="0" t="0" r="0" b="0"/>
             <wp:docPr id="6" name="Picture 6"/>
@@ -9311,7 +9206,7 @@
           <w:noProof/>
         </w:rPr>
         <w:drawing>
-          <wp:inline distT="0" distB="0" distL="0" distR="0" wp14:anchorId="2EAE21E0" wp14:editId="69565B8D">
+          <wp:inline distT="0" distB="0" distL="0" distR="0" wp14:anchorId="31AF2E29" wp14:editId="288AA659">
             <wp:extent cx="5580000" cy="749952"/>
             <wp:effectExtent l="0" t="0" r="0" b="0"/>
             <wp:docPr id="7" name="Picture 7"/>
@@ -9457,7 +9352,7 @@
         </w:rPr>
         <w:lastRenderedPageBreak/>
         <w:drawing>
-          <wp:inline distT="0" distB="0" distL="0" distR="0" wp14:anchorId="31031903" wp14:editId="5EE34FB8">
+          <wp:inline distT="0" distB="0" distL="0" distR="0" wp14:anchorId="6A1C7ACC" wp14:editId="619FD579">
             <wp:extent cx="5580000" cy="1178496"/>
             <wp:effectExtent l="0" t="0" r="0" b="0"/>
             <wp:docPr id="8" name="Picture 8"/>
@@ -9657,7 +9552,7 @@
         <w:pStyle w:val="Heading1"/>
         <w:spacing w:before="240" w:after="120"/>
       </w:pPr>
-      <w:bookmarkStart w:id="12" w:name="_Toc240374817"/>
+      <w:bookmarkStart w:id="12" w:name="_Toc240376360"/>
       <w:r>
         <w:rPr>
           <w:rFonts w:ascii="Times New Roman" w:eastAsia="黑体" w:hAnsi="Times New Roman"/>
@@ -9681,7 +9576,7 @@
         <w:pStyle w:val="Heading2"/>
         <w:spacing w:before="240" w:after="120"/>
       </w:pPr>
-      <w:bookmarkStart w:id="13" w:name="_Toc240374818"/>
+      <w:bookmarkStart w:id="13" w:name="_Toc240376361"/>
       <w:r>
         <w:rPr>
           <w:rFonts w:ascii="Times New Roman" w:eastAsia="黑体" w:hAnsi="Times New Roman"/>
@@ -9850,7 +9745,7 @@
           <w:noProof/>
         </w:rPr>
         <w:drawing>
-          <wp:inline distT="0" distB="0" distL="0" distR="0" wp14:anchorId="5176388F" wp14:editId="3F64A34F">
+          <wp:inline distT="0" distB="0" distL="0" distR="0" wp14:anchorId="4BCD7C57" wp14:editId="2527F956">
             <wp:extent cx="5580000" cy="1892736"/>
             <wp:effectExtent l="0" t="0" r="0" b="0"/>
             <wp:docPr id="9" name="Picture 9"/>
@@ -10033,7 +9928,7 @@
         <w:pStyle w:val="Heading2"/>
         <w:spacing w:before="240" w:after="120"/>
       </w:pPr>
-      <w:bookmarkStart w:id="14" w:name="_Toc240374819"/>
+      <w:bookmarkStart w:id="14" w:name="_Toc240376362"/>
       <w:r>
         <w:rPr>
           <w:rFonts w:ascii="Times New Roman" w:eastAsia="黑体" w:hAnsi="Times New Roman"/>
@@ -10092,7 +9987,7 @@
           <w:noProof/>
         </w:rPr>
         <w:drawing>
-          <wp:inline distT="0" distB="0" distL="0" distR="0" wp14:anchorId="12D9F3FB" wp14:editId="4E719556">
+          <wp:inline distT="0" distB="0" distL="0" distR="0" wp14:anchorId="09952905" wp14:editId="3A5350F3">
             <wp:extent cx="5580000" cy="2606976"/>
             <wp:effectExtent l="0" t="0" r="0" b="0"/>
             <wp:docPr id="10" name="Picture 10"/>
@@ -10324,7 +10219,7 @@
         </w:rPr>
         <w:lastRenderedPageBreak/>
         <w:drawing>
-          <wp:inline distT="0" distB="0" distL="0" distR="0" wp14:anchorId="767AE413" wp14:editId="638C92F4">
+          <wp:inline distT="0" distB="0" distL="0" distR="0" wp14:anchorId="29555398" wp14:editId="4974B57A">
             <wp:extent cx="5580000" cy="3928320"/>
             <wp:effectExtent l="0" t="0" r="0" b="0"/>
             <wp:docPr id="11" name="Picture 11"/>
@@ -10543,24 +10438,18 @@
       </w:pPr>
       <w:r>
         <w:rPr>
-          <w:rFonts w:eastAsia="黑体"/>
-          <w:b/>
           <w:sz w:val="21"/>
         </w:rPr>
         <w:t>表</w:t>
       </w:r>
       <w:r>
         <w:rPr>
-          <w:rFonts w:eastAsia="黑体"/>
-          <w:b/>
           <w:sz w:val="21"/>
         </w:rPr>
         <w:t xml:space="preserve"> 7</w:t>
       </w:r>
       <w:r>
         <w:rPr>
-          <w:rFonts w:eastAsia="黑体"/>
-          <w:b/>
           <w:sz w:val="21"/>
         </w:rPr>
         <w:t xml:space="preserve">　自动探测开关</w:t>
@@ -10974,7 +10863,7 @@
         <w:pStyle w:val="Heading2"/>
         <w:spacing w:before="240" w:after="120"/>
       </w:pPr>
-      <w:bookmarkStart w:id="15" w:name="_Toc240374820"/>
+      <w:bookmarkStart w:id="15" w:name="_Toc240376363"/>
       <w:r>
         <w:rPr>
           <w:rFonts w:ascii="Times New Roman" w:eastAsia="黑体" w:hAnsi="Times New Roman"/>
@@ -11047,7 +10936,7 @@
           <w:noProof/>
         </w:rPr>
         <w:drawing>
-          <wp:inline distT="0" distB="0" distL="0" distR="0" wp14:anchorId="22EE83C4" wp14:editId="3341C9F9">
+          <wp:inline distT="0" distB="0" distL="0" distR="0" wp14:anchorId="1D62D932" wp14:editId="74331EC4">
             <wp:extent cx="5580000" cy="1749888"/>
             <wp:effectExtent l="0" t="0" r="0" b="0"/>
             <wp:docPr id="12" name="Picture 12"/>
@@ -11173,7 +11062,7 @@
         <w:pStyle w:val="Heading1"/>
         <w:spacing w:before="240" w:after="120"/>
       </w:pPr>
-      <w:bookmarkStart w:id="16" w:name="_Toc240374821"/>
+      <w:bookmarkStart w:id="16" w:name="_Toc240376364"/>
       <w:r>
         <w:rPr>
           <w:rFonts w:ascii="Times New Roman" w:eastAsia="黑体" w:hAnsi="Times New Roman"/>
@@ -11197,7 +11086,7 @@
         <w:pStyle w:val="Heading2"/>
         <w:spacing w:before="240" w:after="120"/>
       </w:pPr>
-      <w:bookmarkStart w:id="17" w:name="_Toc240374822"/>
+      <w:bookmarkStart w:id="17" w:name="_Toc240376365"/>
       <w:r>
         <w:rPr>
           <w:rFonts w:ascii="Times New Roman" w:eastAsia="黑体" w:hAnsi="Times New Roman"/>
@@ -11271,7 +11160,7 @@
         </w:rPr>
         <w:lastRenderedPageBreak/>
         <w:drawing>
-          <wp:inline distT="0" distB="0" distL="0" distR="0" wp14:anchorId="7DEE3224" wp14:editId="3606835E">
+          <wp:inline distT="0" distB="0" distL="0" distR="0" wp14:anchorId="6830299B" wp14:editId="1AB90870">
             <wp:extent cx="5580000" cy="3964032"/>
             <wp:effectExtent l="0" t="0" r="0" b="0"/>
             <wp:docPr id="13" name="Picture 13"/>
@@ -11403,7 +11292,7 @@
           <w:noProof/>
         </w:rPr>
         <w:drawing>
-          <wp:inline distT="0" distB="0" distL="0" distR="0" wp14:anchorId="32EA8364" wp14:editId="69BF6FCA">
+          <wp:inline distT="0" distB="0" distL="0" distR="0" wp14:anchorId="47855E18" wp14:editId="62779B67">
             <wp:extent cx="5580000" cy="1178496"/>
             <wp:effectExtent l="0" t="0" r="0" b="0"/>
             <wp:docPr id="14" name="Picture 14"/>
@@ -11574,24 +11463,18 @@
       </w:pPr>
       <w:r>
         <w:rPr>
-          <w:rFonts w:eastAsia="黑体"/>
-          <w:b/>
           <w:sz w:val="21"/>
         </w:rPr>
         <w:t>表</w:t>
       </w:r>
       <w:r>
         <w:rPr>
-          <w:rFonts w:eastAsia="黑体"/>
-          <w:b/>
           <w:sz w:val="21"/>
         </w:rPr>
         <w:t xml:space="preserve"> 8</w:t>
       </w:r>
       <w:r>
         <w:rPr>
-          <w:rFonts w:eastAsia="黑体"/>
-          <w:b/>
           <w:sz w:val="21"/>
         </w:rPr>
         <w:t xml:space="preserve">　报告文件与用途</w:t>
@@ -12008,7 +11891,7 @@
           <w:noProof/>
         </w:rPr>
         <w:drawing>
-          <wp:inline distT="0" distB="0" distL="0" distR="0" wp14:anchorId="703077C4" wp14:editId="0E6F7CD0">
+          <wp:inline distT="0" distB="0" distL="0" distR="0" wp14:anchorId="2191B2B5" wp14:editId="6D819FFE">
             <wp:extent cx="5580000" cy="3427714"/>
             <wp:effectExtent l="0" t="0" r="0" b="0"/>
             <wp:docPr id="15" name="Picture 15"/>
@@ -12128,7 +12011,7 @@
         </w:rPr>
         <w:lastRenderedPageBreak/>
         <w:drawing>
-          <wp:inline distT="0" distB="0" distL="0" distR="0" wp14:anchorId="6613EC89" wp14:editId="25662DB8">
+          <wp:inline distT="0" distB="0" distL="0" distR="0" wp14:anchorId="20E3D61A" wp14:editId="5F995C9D">
             <wp:extent cx="5580000" cy="3108857"/>
             <wp:effectExtent l="0" t="0" r="0" b="0"/>
             <wp:docPr id="16" name="Picture 16"/>
@@ -12217,7 +12100,7 @@
         <w:pStyle w:val="Heading2"/>
         <w:spacing w:before="240" w:after="120"/>
       </w:pPr>
-      <w:bookmarkStart w:id="18" w:name="_Toc240374823"/>
+      <w:bookmarkStart w:id="18" w:name="_Toc240376366"/>
       <w:r>
         <w:rPr>
           <w:rFonts w:ascii="Times New Roman" w:eastAsia="黑体" w:hAnsi="Times New Roman"/>
@@ -12294,7 +12177,7 @@
         </w:rPr>
         <w:lastRenderedPageBreak/>
         <w:drawing>
-          <wp:inline distT="0" distB="0" distL="0" distR="0" wp14:anchorId="5BF4BF8A" wp14:editId="5764E6DA">
+          <wp:inline distT="0" distB="0" distL="0" distR="0" wp14:anchorId="1982E395" wp14:editId="4D6177DC">
             <wp:extent cx="5580000" cy="3268881"/>
             <wp:effectExtent l="0" t="0" r="0" b="0"/>
             <wp:docPr id="17" name="Picture 17"/>
@@ -12419,7 +12302,7 @@
         <w:pStyle w:val="Heading1"/>
         <w:spacing w:before="240" w:after="120"/>
       </w:pPr>
-      <w:bookmarkStart w:id="19" w:name="_Toc240374824"/>
+      <w:bookmarkStart w:id="19" w:name="_Toc240376367"/>
       <w:r>
         <w:rPr>
           <w:rFonts w:ascii="Times New Roman" w:eastAsia="黑体" w:hAnsi="Times New Roman"/>
@@ -12587,7 +12470,7 @@
         </w:rPr>
         <w:lastRenderedPageBreak/>
         <w:drawing>
-          <wp:inline distT="0" distB="0" distL="0" distR="0" wp14:anchorId="54F90B3E" wp14:editId="71311F63">
+          <wp:inline distT="0" distB="0" distL="0" distR="0" wp14:anchorId="2F401D9F" wp14:editId="49BD296A">
             <wp:extent cx="5040000" cy="4500000"/>
             <wp:effectExtent l="0" t="0" r="0" b="0"/>
             <wp:docPr id="18" name="Picture 18"/>
@@ -12708,7 +12591,7 @@
         </w:rPr>
         <w:lastRenderedPageBreak/>
         <w:drawing>
-          <wp:inline distT="0" distB="0" distL="0" distR="0" wp14:anchorId="048E1F51" wp14:editId="5B540DC3">
+          <wp:inline distT="0" distB="0" distL="0" distR="0" wp14:anchorId="78EA9A60" wp14:editId="5B315108">
             <wp:extent cx="4200000" cy="4500000"/>
             <wp:effectExtent l="0" t="0" r="0" b="0"/>
             <wp:docPr id="19" name="Picture 19"/>
@@ -12828,7 +12711,7 @@
         </w:rPr>
         <w:lastRenderedPageBreak/>
         <w:drawing>
-          <wp:inline distT="0" distB="0" distL="0" distR="0" wp14:anchorId="42A0D98A" wp14:editId="2FC66BF5">
+          <wp:inline distT="0" distB="0" distL="0" distR="0" wp14:anchorId="0DFE7900" wp14:editId="7674A759">
             <wp:extent cx="5580000" cy="3260552"/>
             <wp:effectExtent l="0" t="0" r="0" b="0"/>
             <wp:docPr id="20" name="Picture 20"/>
@@ -12977,7 +12860,7 @@
         <w:pStyle w:val="Heading1"/>
         <w:spacing w:before="240" w:after="120"/>
       </w:pPr>
-      <w:bookmarkStart w:id="20" w:name="_Toc240374825"/>
+      <w:bookmarkStart w:id="20" w:name="_Toc240376368"/>
       <w:r>
         <w:rPr>
           <w:rFonts w:ascii="Times New Roman" w:eastAsia="黑体" w:hAnsi="Times New Roman"/>
@@ -13108,7 +12991,7 @@
         <w:pStyle w:val="Heading1"/>
         <w:spacing w:before="240" w:after="120"/>
       </w:pPr>
-      <w:bookmarkStart w:id="21" w:name="_Toc240374826"/>
+      <w:bookmarkStart w:id="21" w:name="_Toc240376369"/>
       <w:r>
         <w:rPr>
           <w:rFonts w:ascii="Times New Roman" w:eastAsia="黑体" w:hAnsi="Times New Roman"/>
@@ -13150,24 +13033,18 @@
       </w:pPr>
       <w:r>
         <w:rPr>
-          <w:rFonts w:eastAsia="黑体"/>
-          <w:b/>
           <w:sz w:val="21"/>
         </w:rPr>
         <w:t>表</w:t>
       </w:r>
       <w:r>
         <w:rPr>
-          <w:rFonts w:eastAsia="黑体"/>
-          <w:b/>
           <w:sz w:val="21"/>
         </w:rPr>
         <w:t xml:space="preserve"> 9</w:t>
       </w:r>
       <w:r>
         <w:rPr>
-          <w:rFonts w:eastAsia="黑体"/>
-          <w:b/>
           <w:sz w:val="21"/>
         </w:rPr>
         <w:t xml:space="preserve">　常见问题与处理方法</w:t>
@@ -13870,7 +13747,7 @@
         <w:pStyle w:val="Heading1"/>
         <w:spacing w:before="240" w:after="120"/>
       </w:pPr>
-      <w:bookmarkStart w:id="22" w:name="_Toc240374827"/>
+      <w:bookmarkStart w:id="22" w:name="_Toc240376370"/>
       <w:r>
         <w:rPr>
           <w:rFonts w:ascii="Times New Roman" w:eastAsia="黑体" w:hAnsi="Times New Roman"/>
@@ -14250,31 +14127,31 @@
       </w:rPr>
     </w:lvl>
   </w:abstractNum>
-  <w:num w:numId="1" w16cid:durableId="428543211">
+  <w:num w:numId="1" w16cid:durableId="2118216095">
     <w:abstractNumId w:val="8"/>
   </w:num>
-  <w:num w:numId="2" w16cid:durableId="1955360971">
+  <w:num w:numId="2" w16cid:durableId="338704450">
     <w:abstractNumId w:val="6"/>
   </w:num>
-  <w:num w:numId="3" w16cid:durableId="1632665420">
+  <w:num w:numId="3" w16cid:durableId="1361324899">
     <w:abstractNumId w:val="5"/>
   </w:num>
-  <w:num w:numId="4" w16cid:durableId="387414760">
+  <w:num w:numId="4" w16cid:durableId="1288271733">
     <w:abstractNumId w:val="4"/>
   </w:num>
-  <w:num w:numId="5" w16cid:durableId="1772388187">
+  <w:num w:numId="5" w16cid:durableId="1894733636">
     <w:abstractNumId w:val="7"/>
   </w:num>
-  <w:num w:numId="6" w16cid:durableId="1873180542">
+  <w:num w:numId="6" w16cid:durableId="1025014563">
     <w:abstractNumId w:val="3"/>
   </w:num>
-  <w:num w:numId="7" w16cid:durableId="1415397948">
+  <w:num w:numId="7" w16cid:durableId="519201252">
     <w:abstractNumId w:val="2"/>
   </w:num>
-  <w:num w:numId="8" w16cid:durableId="167599052">
+  <w:num w:numId="8" w16cid:durableId="1199587693">
     <w:abstractNumId w:val="1"/>
   </w:num>
-  <w:num w:numId="9" w16cid:durableId="1023480752">
+  <w:num w:numId="9" w16cid:durableId="124784581">
     <w:abstractNumId w:val="0"/>
   </w:num>
 </w:numbering>
@@ -25690,7 +25567,7 @@
     <w:basedOn w:val="DefaultParagraphFont"/>
     <w:uiPriority w:val="99"/>
     <w:unhideWhenUsed/>
-    <w:rsid w:val="0010102C"/>
+    <w:rsid w:val="00E8089B"/>
     <w:rPr>
       <w:color w:val="0000FF" w:themeColor="hyperlink"/>
       <w:u w:val="single"/>

--- a/测评报告/配置核查工具操作说明书.docx
+++ b/测评报告/配置核查工具操作说明书.docx
@@ -277,7 +277,7 @@
       <w:r>
         <w:fldChar w:fldCharType="separate"/>
       </w:r>
-      <w:hyperlink w:anchor="_Toc240376348" w:history="1">
+      <w:hyperlink w:anchor="_Toc240376862" w:history="1">
         <w:r>
           <w:rPr>
             <w:rStyle w:val="Hyperlink"/>
@@ -313,7 +313,7 @@
             <w:noProof/>
             <w:webHidden/>
           </w:rPr>
-          <w:instrText xml:space="preserve"> PAGEREF _Toc240376348 \h </w:instrText>
+          <w:instrText xml:space="preserve"> PAGEREF _Toc240376862 \h </w:instrText>
         </w:r>
         <w:r>
           <w:rPr>
@@ -358,7 +358,7 @@
           <w14:ligatures w14:val="standardContextual"/>
         </w:rPr>
       </w:pPr>
-      <w:hyperlink w:anchor="_Toc240376349" w:history="1">
+      <w:hyperlink w:anchor="_Toc240376863" w:history="1">
         <w:r>
           <w:rPr>
             <w:rStyle w:val="Hyperlink"/>
@@ -394,7 +394,7 @@
             <w:noProof/>
             <w:webHidden/>
           </w:rPr>
-          <w:instrText xml:space="preserve"> PAGEREF _Toc240376349 \h </w:instrText>
+          <w:instrText xml:space="preserve"> PAGEREF _Toc240376863 \h </w:instrText>
         </w:r>
         <w:r>
           <w:rPr>
@@ -439,7 +439,7 @@
           <w14:ligatures w14:val="standardContextual"/>
         </w:rPr>
       </w:pPr>
-      <w:hyperlink w:anchor="_Toc240376350" w:history="1">
+      <w:hyperlink w:anchor="_Toc240376864" w:history="1">
         <w:r>
           <w:rPr>
             <w:rStyle w:val="Hyperlink"/>
@@ -475,7 +475,7 @@
             <w:noProof/>
             <w:webHidden/>
           </w:rPr>
-          <w:instrText xml:space="preserve"> PAGEREF _Toc240376350 \h </w:instrText>
+          <w:instrText xml:space="preserve"> PAGEREF _Toc240376864 \h </w:instrText>
         </w:r>
         <w:r>
           <w:rPr>
@@ -520,7 +520,7 @@
           <w14:ligatures w14:val="standardContextual"/>
         </w:rPr>
       </w:pPr>
-      <w:hyperlink w:anchor="_Toc240376351" w:history="1">
+      <w:hyperlink w:anchor="_Toc240376865" w:history="1">
         <w:r>
           <w:rPr>
             <w:rStyle w:val="Hyperlink"/>
@@ -556,7 +556,7 @@
             <w:noProof/>
             <w:webHidden/>
           </w:rPr>
-          <w:instrText xml:space="preserve"> PAGEREF _Toc240376351 \h </w:instrText>
+          <w:instrText xml:space="preserve"> PAGEREF _Toc240376865 \h </w:instrText>
         </w:r>
         <w:r>
           <w:rPr>
@@ -601,7 +601,7 @@
           <w14:ligatures w14:val="standardContextual"/>
         </w:rPr>
       </w:pPr>
-      <w:hyperlink w:anchor="_Toc240376352" w:history="1">
+      <w:hyperlink w:anchor="_Toc240376866" w:history="1">
         <w:r>
           <w:rPr>
             <w:rStyle w:val="Hyperlink"/>
@@ -637,7 +637,7 @@
             <w:noProof/>
             <w:webHidden/>
           </w:rPr>
-          <w:instrText xml:space="preserve"> PAGEREF _Toc240376352 \h </w:instrText>
+          <w:instrText xml:space="preserve"> PAGEREF _Toc240376866 \h </w:instrText>
         </w:r>
         <w:r>
           <w:rPr>
@@ -682,7 +682,7 @@
           <w14:ligatures w14:val="standardContextual"/>
         </w:rPr>
       </w:pPr>
-      <w:hyperlink w:anchor="_Toc240376353" w:history="1">
+      <w:hyperlink w:anchor="_Toc240376867" w:history="1">
         <w:r>
           <w:rPr>
             <w:rStyle w:val="Hyperlink"/>
@@ -718,7 +718,7 @@
             <w:noProof/>
             <w:webHidden/>
           </w:rPr>
-          <w:instrText xml:space="preserve"> PAGEREF _Toc240376353 \h </w:instrText>
+          <w:instrText xml:space="preserve"> PAGEREF _Toc240376867 \h </w:instrText>
         </w:r>
         <w:r>
           <w:rPr>
@@ -763,7 +763,7 @@
           <w14:ligatures w14:val="standardContextual"/>
         </w:rPr>
       </w:pPr>
-      <w:hyperlink w:anchor="_Toc240376354" w:history="1">
+      <w:hyperlink w:anchor="_Toc240376868" w:history="1">
         <w:r>
           <w:rPr>
             <w:rStyle w:val="Hyperlink"/>
@@ -799,7 +799,7 @@
             <w:noProof/>
             <w:webHidden/>
           </w:rPr>
-          <w:instrText xml:space="preserve"> PAGEREF _Toc240376354 \h </w:instrText>
+          <w:instrText xml:space="preserve"> PAGEREF _Toc240376868 \h </w:instrText>
         </w:r>
         <w:r>
           <w:rPr>
@@ -844,7 +844,7 @@
           <w14:ligatures w14:val="standardContextual"/>
         </w:rPr>
       </w:pPr>
-      <w:hyperlink w:anchor="_Toc240376355" w:history="1">
+      <w:hyperlink w:anchor="_Toc240376869" w:history="1">
         <w:r>
           <w:rPr>
             <w:rStyle w:val="Hyperlink"/>
@@ -880,7 +880,7 @@
             <w:noProof/>
             <w:webHidden/>
           </w:rPr>
-          <w:instrText xml:space="preserve"> PAGEREF _Toc240376355 \h </w:instrText>
+          <w:instrText xml:space="preserve"> PAGEREF _Toc240376869 \h </w:instrText>
         </w:r>
         <w:r>
           <w:rPr>
@@ -925,7 +925,7 @@
           <w14:ligatures w14:val="standardContextual"/>
         </w:rPr>
       </w:pPr>
-      <w:hyperlink w:anchor="_Toc240376356" w:history="1">
+      <w:hyperlink w:anchor="_Toc240376870" w:history="1">
         <w:r>
           <w:rPr>
             <w:rStyle w:val="Hyperlink"/>
@@ -961,7 +961,7 @@
             <w:noProof/>
             <w:webHidden/>
           </w:rPr>
-          <w:instrText xml:space="preserve"> PAGEREF _Toc240376356 \h </w:instrText>
+          <w:instrText xml:space="preserve"> PAGEREF _Toc240376870 \h </w:instrText>
         </w:r>
         <w:r>
           <w:rPr>
@@ -1006,7 +1006,7 @@
           <w14:ligatures w14:val="standardContextual"/>
         </w:rPr>
       </w:pPr>
-      <w:hyperlink w:anchor="_Toc240376357" w:history="1">
+      <w:hyperlink w:anchor="_Toc240376871" w:history="1">
         <w:r>
           <w:rPr>
             <w:rStyle w:val="Hyperlink"/>
@@ -1042,7 +1042,7 @@
             <w:noProof/>
             <w:webHidden/>
           </w:rPr>
-          <w:instrText xml:space="preserve"> PAGEREF _Toc240376357 \h </w:instrText>
+          <w:instrText xml:space="preserve"> PAGEREF _Toc240376871 \h </w:instrText>
         </w:r>
         <w:r>
           <w:rPr>
@@ -1087,7 +1087,7 @@
           <w14:ligatures w14:val="standardContextual"/>
         </w:rPr>
       </w:pPr>
-      <w:hyperlink w:anchor="_Toc240376358" w:history="1">
+      <w:hyperlink w:anchor="_Toc240376872" w:history="1">
         <w:r>
           <w:rPr>
             <w:rStyle w:val="Hyperlink"/>
@@ -1123,7 +1123,7 @@
             <w:noProof/>
             <w:webHidden/>
           </w:rPr>
-          <w:instrText xml:space="preserve"> PAGEREF _Toc240376358 \h </w:instrText>
+          <w:instrText xml:space="preserve"> PAGEREF _Toc240376872 \h </w:instrText>
         </w:r>
         <w:r>
           <w:rPr>
@@ -1168,7 +1168,7 @@
           <w14:ligatures w14:val="standardContextual"/>
         </w:rPr>
       </w:pPr>
-      <w:hyperlink w:anchor="_Toc240376359" w:history="1">
+      <w:hyperlink w:anchor="_Toc240376873" w:history="1">
         <w:r>
           <w:rPr>
             <w:rStyle w:val="Hyperlink"/>
@@ -1220,7 +1220,7 @@
             <w:noProof/>
             <w:webHidden/>
           </w:rPr>
-          <w:instrText xml:space="preserve"> PAGEREF _Toc240376359 \h </w:instrText>
+          <w:instrText xml:space="preserve"> PAGEREF _Toc240376873 \h </w:instrText>
         </w:r>
         <w:r>
           <w:rPr>
@@ -1265,7 +1265,7 @@
           <w14:ligatures w14:val="standardContextual"/>
         </w:rPr>
       </w:pPr>
-      <w:hyperlink w:anchor="_Toc240376360" w:history="1">
+      <w:hyperlink w:anchor="_Toc240376874" w:history="1">
         <w:r>
           <w:rPr>
             <w:rStyle w:val="Hyperlink"/>
@@ -1301,7 +1301,7 @@
             <w:noProof/>
             <w:webHidden/>
           </w:rPr>
-          <w:instrText xml:space="preserve"> PAGEREF _Toc240376360 \h </w:instrText>
+          <w:instrText xml:space="preserve"> PAGEREF _Toc240376874 \h </w:instrText>
         </w:r>
         <w:r>
           <w:rPr>
@@ -1346,7 +1346,7 @@
           <w14:ligatures w14:val="standardContextual"/>
         </w:rPr>
       </w:pPr>
-      <w:hyperlink w:anchor="_Toc240376361" w:history="1">
+      <w:hyperlink w:anchor="_Toc240376875" w:history="1">
         <w:r>
           <w:rPr>
             <w:rStyle w:val="Hyperlink"/>
@@ -1382,7 +1382,7 @@
             <w:noProof/>
             <w:webHidden/>
           </w:rPr>
-          <w:instrText xml:space="preserve"> PAGEREF _Toc240376361 \h </w:instrText>
+          <w:instrText xml:space="preserve"> PAGEREF _Toc240376875 \h </w:instrText>
         </w:r>
         <w:r>
           <w:rPr>
@@ -1427,7 +1427,7 @@
           <w14:ligatures w14:val="standardContextual"/>
         </w:rPr>
       </w:pPr>
-      <w:hyperlink w:anchor="_Toc240376362" w:history="1">
+      <w:hyperlink w:anchor="_Toc240376876" w:history="1">
         <w:r>
           <w:rPr>
             <w:rStyle w:val="Hyperlink"/>
@@ -1463,7 +1463,7 @@
             <w:noProof/>
             <w:webHidden/>
           </w:rPr>
-          <w:instrText xml:space="preserve"> PAGEREF _Toc240376362 \h </w:instrText>
+          <w:instrText xml:space="preserve"> PAGEREF _Toc240376876 \h </w:instrText>
         </w:r>
         <w:r>
           <w:rPr>
@@ -1508,7 +1508,7 @@
           <w14:ligatures w14:val="standardContextual"/>
         </w:rPr>
       </w:pPr>
-      <w:hyperlink w:anchor="_Toc240376363" w:history="1">
+      <w:hyperlink w:anchor="_Toc240376877" w:history="1">
         <w:r>
           <w:rPr>
             <w:rStyle w:val="Hyperlink"/>
@@ -1544,7 +1544,7 @@
             <w:noProof/>
             <w:webHidden/>
           </w:rPr>
-          <w:instrText xml:space="preserve"> PAGEREF _Toc240376363 \h </w:instrText>
+          <w:instrText xml:space="preserve"> PAGEREF _Toc240376877 \h </w:instrText>
         </w:r>
         <w:r>
           <w:rPr>
@@ -1589,7 +1589,7 @@
           <w14:ligatures w14:val="standardContextual"/>
         </w:rPr>
       </w:pPr>
-      <w:hyperlink w:anchor="_Toc240376364" w:history="1">
+      <w:hyperlink w:anchor="_Toc240376878" w:history="1">
         <w:r>
           <w:rPr>
             <w:rStyle w:val="Hyperlink"/>
@@ -1625,7 +1625,7 @@
             <w:noProof/>
             <w:webHidden/>
           </w:rPr>
-          <w:instrText xml:space="preserve"> PAGEREF _Toc240376364 \h </w:instrText>
+          <w:instrText xml:space="preserve"> PAGEREF _Toc240376878 \h </w:instrText>
         </w:r>
         <w:r>
           <w:rPr>
@@ -1670,7 +1670,7 @@
           <w14:ligatures w14:val="standardContextual"/>
         </w:rPr>
       </w:pPr>
-      <w:hyperlink w:anchor="_Toc240376365" w:history="1">
+      <w:hyperlink w:anchor="_Toc240376879" w:history="1">
         <w:r>
           <w:rPr>
             <w:rStyle w:val="Hyperlink"/>
@@ -1706,7 +1706,7 @@
             <w:noProof/>
             <w:webHidden/>
           </w:rPr>
-          <w:instrText xml:space="preserve"> PAGEREF _Toc240376365 \h </w:instrText>
+          <w:instrText xml:space="preserve"> PAGEREF _Toc240376879 \h </w:instrText>
         </w:r>
         <w:r>
           <w:rPr>
@@ -1751,7 +1751,7 @@
           <w14:ligatures w14:val="standardContextual"/>
         </w:rPr>
       </w:pPr>
-      <w:hyperlink w:anchor="_Toc240376366" w:history="1">
+      <w:hyperlink w:anchor="_Toc240376880" w:history="1">
         <w:r>
           <w:rPr>
             <w:rStyle w:val="Hyperlink"/>
@@ -1787,7 +1787,7 @@
             <w:noProof/>
             <w:webHidden/>
           </w:rPr>
-          <w:instrText xml:space="preserve"> PAGEREF _Toc240376366 \h </w:instrText>
+          <w:instrText xml:space="preserve"> PAGEREF _Toc240376880 \h </w:instrText>
         </w:r>
         <w:r>
           <w:rPr>
@@ -1832,7 +1832,7 @@
           <w14:ligatures w14:val="standardContextual"/>
         </w:rPr>
       </w:pPr>
-      <w:hyperlink w:anchor="_Toc240376367" w:history="1">
+      <w:hyperlink w:anchor="_Toc240376881" w:history="1">
         <w:r>
           <w:rPr>
             <w:rStyle w:val="Hyperlink"/>
@@ -1868,7 +1868,7 @@
             <w:noProof/>
             <w:webHidden/>
           </w:rPr>
-          <w:instrText xml:space="preserve"> PAGEREF _Toc240376367 \h </w:instrText>
+          <w:instrText xml:space="preserve"> PAGEREF _Toc240376881 \h </w:instrText>
         </w:r>
         <w:r>
           <w:rPr>
@@ -1913,7 +1913,7 @@
           <w14:ligatures w14:val="standardContextual"/>
         </w:rPr>
       </w:pPr>
-      <w:hyperlink w:anchor="_Toc240376368" w:history="1">
+      <w:hyperlink w:anchor="_Toc240376882" w:history="1">
         <w:r>
           <w:rPr>
             <w:rStyle w:val="Hyperlink"/>
@@ -1949,7 +1949,7 @@
             <w:noProof/>
             <w:webHidden/>
           </w:rPr>
-          <w:instrText xml:space="preserve"> PAGEREF _Toc240376368 \h </w:instrText>
+          <w:instrText xml:space="preserve"> PAGEREF _Toc240376882 \h </w:instrText>
         </w:r>
         <w:r>
           <w:rPr>
@@ -1994,7 +1994,7 @@
           <w14:ligatures w14:val="standardContextual"/>
         </w:rPr>
       </w:pPr>
-      <w:hyperlink w:anchor="_Toc240376369" w:history="1">
+      <w:hyperlink w:anchor="_Toc240376883" w:history="1">
         <w:r>
           <w:rPr>
             <w:rStyle w:val="Hyperlink"/>
@@ -2030,7 +2030,7 @@
             <w:noProof/>
             <w:webHidden/>
           </w:rPr>
-          <w:instrText xml:space="preserve"> PAGEREF _Toc240376369 \h </w:instrText>
+          <w:instrText xml:space="preserve"> PAGEREF _Toc240376883 \h </w:instrText>
         </w:r>
         <w:r>
           <w:rPr>
@@ -2075,7 +2075,7 @@
           <w14:ligatures w14:val="standardContextual"/>
         </w:rPr>
       </w:pPr>
-      <w:hyperlink w:anchor="_Toc240376370" w:history="1">
+      <w:hyperlink w:anchor="_Toc240376884" w:history="1">
         <w:r>
           <w:rPr>
             <w:rStyle w:val="Hyperlink"/>
@@ -2103,7 +2103,7 @@
             <w:noProof/>
             <w:webHidden/>
           </w:rPr>
-          <w:instrText xml:space="preserve"> PAGEREF _Toc240376370 \h </w:instrText>
+          <w:instrText xml:space="preserve"> PAGEREF _Toc240376884 \h </w:instrText>
         </w:r>
         <w:r>
           <w:rPr>
@@ -2571,7 +2571,7 @@
         <w:pStyle w:val="Heading1"/>
         <w:spacing w:before="240" w:after="120"/>
       </w:pPr>
-      <w:bookmarkStart w:id="0" w:name="_Toc240376348"/>
+      <w:bookmarkStart w:id="0" w:name="_Toc240376862"/>
       <w:r>
         <w:rPr>
           <w:rFonts w:ascii="Times New Roman" w:eastAsia="黑体" w:hAnsi="Times New Roman"/>
@@ -2595,7 +2595,7 @@
         <w:pStyle w:val="Heading2"/>
         <w:spacing w:before="240" w:after="120"/>
       </w:pPr>
-      <w:bookmarkStart w:id="1" w:name="_Toc240376349"/>
+      <w:bookmarkStart w:id="1" w:name="_Toc240376863"/>
       <w:r>
         <w:rPr>
           <w:rFonts w:ascii="Times New Roman" w:eastAsia="黑体" w:hAnsi="Times New Roman"/>
@@ -4274,7 +4274,7 @@
               <w:rPr>
                 <w:sz w:val="21"/>
               </w:rPr>
-              <w:t>脚本无法覆盖的机器</w:t>
+              <w:t>脚本无法覆盖的被测机</w:t>
             </w:r>
           </w:p>
         </w:tc>
@@ -4325,7 +4325,7 @@
         <w:pStyle w:val="Heading2"/>
         <w:spacing w:before="240" w:after="120"/>
       </w:pPr>
-      <w:bookmarkStart w:id="2" w:name="_Toc240376350"/>
+      <w:bookmarkStart w:id="2" w:name="_Toc240376864"/>
       <w:r>
         <w:rPr>
           <w:rFonts w:ascii="Times New Roman" w:eastAsia="黑体" w:hAnsi="Times New Roman"/>
@@ -4997,7 +4997,7 @@
         <w:pStyle w:val="Heading2"/>
         <w:spacing w:before="240" w:after="120"/>
       </w:pPr>
-      <w:bookmarkStart w:id="3" w:name="_Toc240376351"/>
+      <w:bookmarkStart w:id="3" w:name="_Toc240376865"/>
       <w:r>
         <w:rPr>
           <w:rFonts w:ascii="Times New Roman" w:eastAsia="黑体" w:hAnsi="Times New Roman"/>
@@ -5517,7 +5517,7 @@
         <w:pStyle w:val="Heading1"/>
         <w:spacing w:before="240" w:after="120"/>
       </w:pPr>
-      <w:bookmarkStart w:id="4" w:name="_Toc240376352"/>
+      <w:bookmarkStart w:id="4" w:name="_Toc240376866"/>
       <w:r>
         <w:rPr>
           <w:rFonts w:ascii="Times New Roman" w:eastAsia="黑体" w:hAnsi="Times New Roman"/>
@@ -6022,7 +6022,7 @@
         <w:pStyle w:val="Heading1"/>
         <w:spacing w:before="240" w:after="120"/>
       </w:pPr>
-      <w:bookmarkStart w:id="5" w:name="_Toc240376353"/>
+      <w:bookmarkStart w:id="5" w:name="_Toc240376867"/>
       <w:r>
         <w:rPr>
           <w:rFonts w:ascii="Times New Roman" w:eastAsia="黑体" w:hAnsi="Times New Roman"/>
@@ -6668,7 +6668,7 @@
         </w:rPr>
         <w:lastRenderedPageBreak/>
         <w:drawing>
-          <wp:inline distT="0" distB="0" distL="0" distR="0" wp14:anchorId="699C04EC" wp14:editId="2175B89D">
+          <wp:inline distT="0" distB="0" distL="0" distR="0" wp14:anchorId="67366CA3" wp14:editId="2DF2859A">
             <wp:extent cx="5580000" cy="1892736"/>
             <wp:effectExtent l="0" t="0" r="0" b="0"/>
             <wp:docPr id="1" name="Picture 1"/>
@@ -6876,7 +6876,7 @@
         <w:pStyle w:val="Heading1"/>
         <w:spacing w:before="240" w:after="120"/>
       </w:pPr>
-      <w:bookmarkStart w:id="6" w:name="_Toc240376354"/>
+      <w:bookmarkStart w:id="6" w:name="_Toc240376868"/>
       <w:r>
         <w:rPr>
           <w:rFonts w:ascii="Times New Roman" w:eastAsia="黑体" w:hAnsi="Times New Roman"/>
@@ -6900,7 +6900,7 @@
         <w:pStyle w:val="Heading2"/>
         <w:spacing w:before="240" w:after="120"/>
       </w:pPr>
-      <w:bookmarkStart w:id="7" w:name="_Toc240376355"/>
+      <w:bookmarkStart w:id="7" w:name="_Toc240376869"/>
       <w:r>
         <w:rPr>
           <w:rFonts w:ascii="Times New Roman" w:eastAsia="黑体" w:hAnsi="Times New Roman"/>
@@ -7052,7 +7052,7 @@
           <w:noProof/>
         </w:rPr>
         <w:drawing>
-          <wp:inline distT="0" distB="0" distL="0" distR="0" wp14:anchorId="3C382192" wp14:editId="506CC344">
+          <wp:inline distT="0" distB="0" distL="0" distR="0" wp14:anchorId="4BFC3D5C" wp14:editId="26CAD927">
             <wp:extent cx="5580000" cy="1035648"/>
             <wp:effectExtent l="0" t="0" r="0" b="0"/>
             <wp:docPr id="2" name="Picture 2"/>
@@ -7166,7 +7166,7 @@
         <w:pStyle w:val="Heading2"/>
         <w:spacing w:before="240" w:after="120"/>
       </w:pPr>
-      <w:bookmarkStart w:id="8" w:name="_Toc240376356"/>
+      <w:bookmarkStart w:id="8" w:name="_Toc240376870"/>
       <w:r>
         <w:rPr>
           <w:rFonts w:ascii="Times New Roman" w:eastAsia="黑体" w:hAnsi="Times New Roman"/>
@@ -7193,7 +7193,7 @@
         <w:ind w:firstLineChars="200" w:firstLine="480"/>
       </w:pPr>
       <w:r>
-        <w:t>只核查操作系统的机器可跳过本步。需要核查数据库或中间件时，按以下步骤配置：</w:t>
+        <w:t>只核查操作系统的被测机可跳过本步。需要核查数据库或中间件时，按以下步骤配置：</w:t>
       </w:r>
     </w:p>
     <w:p>
@@ -7271,7 +7271,7 @@
           <w:noProof/>
         </w:rPr>
         <w:drawing>
-          <wp:inline distT="0" distB="0" distL="0" distR="0" wp14:anchorId="778BF0C0" wp14:editId="4E9FE8EA">
+          <wp:inline distT="0" distB="0" distL="0" distR="0" wp14:anchorId="4EF961C4" wp14:editId="502889AC">
             <wp:extent cx="5580000" cy="2464128"/>
             <wp:effectExtent l="0" t="0" r="0" b="0"/>
             <wp:docPr id="3" name="Picture 3"/>
@@ -8156,7 +8156,7 @@
         <w:pStyle w:val="Heading2"/>
         <w:spacing w:before="240" w:after="120"/>
       </w:pPr>
-      <w:bookmarkStart w:id="9" w:name="_Toc240376357"/>
+      <w:bookmarkStart w:id="9" w:name="_Toc240376871"/>
       <w:r>
         <w:rPr>
           <w:rFonts w:ascii="Times New Roman" w:eastAsia="黑体" w:hAnsi="Times New Roman"/>
@@ -8288,7 +8288,7 @@
         <w:t>3</w:t>
       </w:r>
       <w:r>
-        <w:t>）全部完成后自动合并生成汇总报告。整轮耗时取决于机器性能，通常数分钟内完成，过程中不要关闭窗口。</w:t>
+        <w:t>）全部完成后自动合并生成汇总报告。整轮耗时取决于被测机性能，通常数分钟内完成，过程中不要关闭窗口。</w:t>
       </w:r>
     </w:p>
     <w:p>
@@ -8302,7 +8302,7 @@
           <w:noProof/>
         </w:rPr>
         <w:drawing>
-          <wp:inline distT="0" distB="0" distL="0" distR="0" wp14:anchorId="67B739E3" wp14:editId="7B34B458">
+          <wp:inline distT="0" distB="0" distL="0" distR="0" wp14:anchorId="3E3673C9" wp14:editId="4A04B9DD">
             <wp:extent cx="5580000" cy="3191760"/>
             <wp:effectExtent l="0" t="0" r="0" b="0"/>
             <wp:docPr id="4" name="Picture 4"/>
@@ -8440,7 +8440,7 @@
         <w:pStyle w:val="Heading2"/>
         <w:spacing w:before="240" w:after="120"/>
       </w:pPr>
-      <w:bookmarkStart w:id="10" w:name="_Toc240376358"/>
+      <w:bookmarkStart w:id="10" w:name="_Toc240376872"/>
       <w:r>
         <w:rPr>
           <w:rFonts w:ascii="Times New Roman" w:eastAsia="黑体" w:hAnsi="Times New Roman"/>
@@ -8705,7 +8705,7 @@
           <w:noProof/>
         </w:rPr>
         <w:drawing>
-          <wp:inline distT="0" distB="0" distL="0" distR="0" wp14:anchorId="2FF78FFA" wp14:editId="475B34F9">
+          <wp:inline distT="0" distB="0" distL="0" distR="0" wp14:anchorId="325B36F1" wp14:editId="7057855A">
             <wp:extent cx="5580000" cy="3106944"/>
             <wp:effectExtent l="0" t="0" r="0" b="0"/>
             <wp:docPr id="5" name="Picture 5"/>
@@ -8819,7 +8819,7 @@
         <w:pStyle w:val="Heading2"/>
         <w:spacing w:before="240" w:after="120"/>
       </w:pPr>
-      <w:bookmarkStart w:id="11" w:name="_Toc240376359"/>
+      <w:bookmarkStart w:id="11" w:name="_Toc240376873"/>
       <w:r>
         <w:rPr>
           <w:rFonts w:ascii="Times New Roman" w:eastAsia="黑体" w:hAnsi="Times New Roman"/>
@@ -9051,7 +9051,7 @@
           <w:noProof/>
         </w:rPr>
         <w:drawing>
-          <wp:inline distT="0" distB="0" distL="0" distR="0" wp14:anchorId="110C156B" wp14:editId="179E5F00">
+          <wp:inline distT="0" distB="0" distL="0" distR="0" wp14:anchorId="68A3CAAC" wp14:editId="6EA327C9">
             <wp:extent cx="5580000" cy="2535552"/>
             <wp:effectExtent l="0" t="0" r="0" b="0"/>
             <wp:docPr id="6" name="Picture 6"/>
@@ -9206,7 +9206,7 @@
           <w:noProof/>
         </w:rPr>
         <w:drawing>
-          <wp:inline distT="0" distB="0" distL="0" distR="0" wp14:anchorId="31AF2E29" wp14:editId="288AA659">
+          <wp:inline distT="0" distB="0" distL="0" distR="0" wp14:anchorId="043A3B2A" wp14:editId="48FC7886">
             <wp:extent cx="5580000" cy="749952"/>
             <wp:effectExtent l="0" t="0" r="0" b="0"/>
             <wp:docPr id="7" name="Picture 7"/>
@@ -9352,7 +9352,7 @@
         </w:rPr>
         <w:lastRenderedPageBreak/>
         <w:drawing>
-          <wp:inline distT="0" distB="0" distL="0" distR="0" wp14:anchorId="6A1C7ACC" wp14:editId="619FD579">
+          <wp:inline distT="0" distB="0" distL="0" distR="0" wp14:anchorId="18A88459" wp14:editId="13EA11BE">
             <wp:extent cx="5580000" cy="1178496"/>
             <wp:effectExtent l="0" t="0" r="0" b="0"/>
             <wp:docPr id="8" name="Picture 8"/>
@@ -9552,7 +9552,7 @@
         <w:pStyle w:val="Heading1"/>
         <w:spacing w:before="240" w:after="120"/>
       </w:pPr>
-      <w:bookmarkStart w:id="12" w:name="_Toc240376360"/>
+      <w:bookmarkStart w:id="12" w:name="_Toc240376874"/>
       <w:r>
         <w:rPr>
           <w:rFonts w:ascii="Times New Roman" w:eastAsia="黑体" w:hAnsi="Times New Roman"/>
@@ -9576,7 +9576,7 @@
         <w:pStyle w:val="Heading2"/>
         <w:spacing w:before="240" w:after="120"/>
       </w:pPr>
-      <w:bookmarkStart w:id="13" w:name="_Toc240376361"/>
+      <w:bookmarkStart w:id="13" w:name="_Toc240376875"/>
       <w:r>
         <w:rPr>
           <w:rFonts w:ascii="Times New Roman" w:eastAsia="黑体" w:hAnsi="Times New Roman"/>
@@ -9745,7 +9745,7 @@
           <w:noProof/>
         </w:rPr>
         <w:drawing>
-          <wp:inline distT="0" distB="0" distL="0" distR="0" wp14:anchorId="4BCD7C57" wp14:editId="2527F956">
+          <wp:inline distT="0" distB="0" distL="0" distR="0" wp14:anchorId="15B75D79" wp14:editId="3689AE52">
             <wp:extent cx="5580000" cy="1892736"/>
             <wp:effectExtent l="0" t="0" r="0" b="0"/>
             <wp:docPr id="9" name="Picture 9"/>
@@ -9928,7 +9928,7 @@
         <w:pStyle w:val="Heading2"/>
         <w:spacing w:before="240" w:after="120"/>
       </w:pPr>
-      <w:bookmarkStart w:id="14" w:name="_Toc240376362"/>
+      <w:bookmarkStart w:id="14" w:name="_Toc240376876"/>
       <w:r>
         <w:rPr>
           <w:rFonts w:ascii="Times New Roman" w:eastAsia="黑体" w:hAnsi="Times New Roman"/>
@@ -9987,7 +9987,7 @@
           <w:noProof/>
         </w:rPr>
         <w:drawing>
-          <wp:inline distT="0" distB="0" distL="0" distR="0" wp14:anchorId="09952905" wp14:editId="3A5350F3">
+          <wp:inline distT="0" distB="0" distL="0" distR="0" wp14:anchorId="5AF13E94" wp14:editId="73FA95D8">
             <wp:extent cx="5580000" cy="2606976"/>
             <wp:effectExtent l="0" t="0" r="0" b="0"/>
             <wp:docPr id="10" name="Picture 10"/>
@@ -10219,7 +10219,7 @@
         </w:rPr>
         <w:lastRenderedPageBreak/>
         <w:drawing>
-          <wp:inline distT="0" distB="0" distL="0" distR="0" wp14:anchorId="29555398" wp14:editId="4974B57A">
+          <wp:inline distT="0" distB="0" distL="0" distR="0" wp14:anchorId="6F5376C1" wp14:editId="6FFFAA8B">
             <wp:extent cx="5580000" cy="3928320"/>
             <wp:effectExtent l="0" t="0" r="0" b="0"/>
             <wp:docPr id="11" name="Picture 11"/>
@@ -10863,7 +10863,7 @@
         <w:pStyle w:val="Heading2"/>
         <w:spacing w:before="240" w:after="120"/>
       </w:pPr>
-      <w:bookmarkStart w:id="15" w:name="_Toc240376363"/>
+      <w:bookmarkStart w:id="15" w:name="_Toc240376877"/>
       <w:r>
         <w:rPr>
           <w:rFonts w:ascii="Times New Roman" w:eastAsia="黑体" w:hAnsi="Times New Roman"/>
@@ -10936,7 +10936,7 @@
           <w:noProof/>
         </w:rPr>
         <w:drawing>
-          <wp:inline distT="0" distB="0" distL="0" distR="0" wp14:anchorId="1D62D932" wp14:editId="74331EC4">
+          <wp:inline distT="0" distB="0" distL="0" distR="0" wp14:anchorId="3E3E8E02" wp14:editId="00DAB1C8">
             <wp:extent cx="5580000" cy="1749888"/>
             <wp:effectExtent l="0" t="0" r="0" b="0"/>
             <wp:docPr id="12" name="Picture 12"/>
@@ -11062,7 +11062,7 @@
         <w:pStyle w:val="Heading1"/>
         <w:spacing w:before="240" w:after="120"/>
       </w:pPr>
-      <w:bookmarkStart w:id="16" w:name="_Toc240376364"/>
+      <w:bookmarkStart w:id="16" w:name="_Toc240376878"/>
       <w:r>
         <w:rPr>
           <w:rFonts w:ascii="Times New Roman" w:eastAsia="黑体" w:hAnsi="Times New Roman"/>
@@ -11086,7 +11086,7 @@
         <w:pStyle w:val="Heading2"/>
         <w:spacing w:before="240" w:after="120"/>
       </w:pPr>
-      <w:bookmarkStart w:id="17" w:name="_Toc240376365"/>
+      <w:bookmarkStart w:id="17" w:name="_Toc240376879"/>
       <w:r>
         <w:rPr>
           <w:rFonts w:ascii="Times New Roman" w:eastAsia="黑体" w:hAnsi="Times New Roman"/>
@@ -11160,7 +11160,7 @@
         </w:rPr>
         <w:lastRenderedPageBreak/>
         <w:drawing>
-          <wp:inline distT="0" distB="0" distL="0" distR="0" wp14:anchorId="6830299B" wp14:editId="1AB90870">
+          <wp:inline distT="0" distB="0" distL="0" distR="0" wp14:anchorId="60E2EAF8" wp14:editId="7C5D1777">
             <wp:extent cx="5580000" cy="3964032"/>
             <wp:effectExtent l="0" t="0" r="0" b="0"/>
             <wp:docPr id="13" name="Picture 13"/>
@@ -11292,7 +11292,7 @@
           <w:noProof/>
         </w:rPr>
         <w:drawing>
-          <wp:inline distT="0" distB="0" distL="0" distR="0" wp14:anchorId="47855E18" wp14:editId="62779B67">
+          <wp:inline distT="0" distB="0" distL="0" distR="0" wp14:anchorId="1A5A20B3" wp14:editId="0EA53F3C">
             <wp:extent cx="5580000" cy="1178496"/>
             <wp:effectExtent l="0" t="0" r="0" b="0"/>
             <wp:docPr id="14" name="Picture 14"/>
@@ -11891,7 +11891,7 @@
           <w:noProof/>
         </w:rPr>
         <w:drawing>
-          <wp:inline distT="0" distB="0" distL="0" distR="0" wp14:anchorId="2191B2B5" wp14:editId="6D819FFE">
+          <wp:inline distT="0" distB="0" distL="0" distR="0" wp14:anchorId="747789DB" wp14:editId="28F08514">
             <wp:extent cx="5580000" cy="3427714"/>
             <wp:effectExtent l="0" t="0" r="0" b="0"/>
             <wp:docPr id="15" name="Picture 15"/>
@@ -12011,7 +12011,7 @@
         </w:rPr>
         <w:lastRenderedPageBreak/>
         <w:drawing>
-          <wp:inline distT="0" distB="0" distL="0" distR="0" wp14:anchorId="20E3D61A" wp14:editId="5F995C9D">
+          <wp:inline distT="0" distB="0" distL="0" distR="0" wp14:anchorId="2E2E271C" wp14:editId="3B9F24A7">
             <wp:extent cx="5580000" cy="3108857"/>
             <wp:effectExtent l="0" t="0" r="0" b="0"/>
             <wp:docPr id="16" name="Picture 16"/>
@@ -12100,7 +12100,7 @@
         <w:pStyle w:val="Heading2"/>
         <w:spacing w:before="240" w:after="120"/>
       </w:pPr>
-      <w:bookmarkStart w:id="18" w:name="_Toc240376366"/>
+      <w:bookmarkStart w:id="18" w:name="_Toc240376880"/>
       <w:r>
         <w:rPr>
           <w:rFonts w:ascii="Times New Roman" w:eastAsia="黑体" w:hAnsi="Times New Roman"/>
@@ -12177,7 +12177,7 @@
         </w:rPr>
         <w:lastRenderedPageBreak/>
         <w:drawing>
-          <wp:inline distT="0" distB="0" distL="0" distR="0" wp14:anchorId="1982E395" wp14:editId="4D6177DC">
+          <wp:inline distT="0" distB="0" distL="0" distR="0" wp14:anchorId="634DFF72" wp14:editId="424D9E04">
             <wp:extent cx="5580000" cy="3268881"/>
             <wp:effectExtent l="0" t="0" r="0" b="0"/>
             <wp:docPr id="17" name="Picture 17"/>
@@ -12302,7 +12302,7 @@
         <w:pStyle w:val="Heading1"/>
         <w:spacing w:before="240" w:after="120"/>
       </w:pPr>
-      <w:bookmarkStart w:id="19" w:name="_Toc240376367"/>
+      <w:bookmarkStart w:id="19" w:name="_Toc240376881"/>
       <w:r>
         <w:rPr>
           <w:rFonts w:ascii="Times New Roman" w:eastAsia="黑体" w:hAnsi="Times New Roman"/>
@@ -12327,7 +12327,7 @@
         <w:ind w:firstLineChars="200" w:firstLine="480"/>
       </w:pPr>
       <w:r>
-        <w:t>对无法运行脚本的机器（只读系统、组策略拦截、非标准平台等），使用</w:t>
+        <w:t>对无法运行核查脚本的被测机（只读系统、组策略拦截、非标准平台等），使用</w:t>
       </w:r>
       <w:r>
         <w:t xml:space="preserve"> </w:t>
@@ -12470,7 +12470,7 @@
         </w:rPr>
         <w:lastRenderedPageBreak/>
         <w:drawing>
-          <wp:inline distT="0" distB="0" distL="0" distR="0" wp14:anchorId="2F401D9F" wp14:editId="49BD296A">
+          <wp:inline distT="0" distB="0" distL="0" distR="0" wp14:anchorId="36B3E4FB" wp14:editId="2E644FBF">
             <wp:extent cx="5040000" cy="4500000"/>
             <wp:effectExtent l="0" t="0" r="0" b="0"/>
             <wp:docPr id="18" name="Picture 18"/>
@@ -12591,7 +12591,7 @@
         </w:rPr>
         <w:lastRenderedPageBreak/>
         <w:drawing>
-          <wp:inline distT="0" distB="0" distL="0" distR="0" wp14:anchorId="78EA9A60" wp14:editId="5B315108">
+          <wp:inline distT="0" distB="0" distL="0" distR="0" wp14:anchorId="59540EB4" wp14:editId="08C4F1B3">
             <wp:extent cx="4200000" cy="4500000"/>
             <wp:effectExtent l="0" t="0" r="0" b="0"/>
             <wp:docPr id="19" name="Picture 19"/>
@@ -12711,7 +12711,7 @@
         </w:rPr>
         <w:lastRenderedPageBreak/>
         <w:drawing>
-          <wp:inline distT="0" distB="0" distL="0" distR="0" wp14:anchorId="0DFE7900" wp14:editId="7674A759">
+          <wp:inline distT="0" distB="0" distL="0" distR="0" wp14:anchorId="06791F7F" wp14:editId="6FB9F8D7">
             <wp:extent cx="5580000" cy="3260552"/>
             <wp:effectExtent l="0" t="0" r="0" b="0"/>
             <wp:docPr id="20" name="Picture 20"/>
@@ -12860,7 +12860,7 @@
         <w:pStyle w:val="Heading1"/>
         <w:spacing w:before="240" w:after="120"/>
       </w:pPr>
-      <w:bookmarkStart w:id="20" w:name="_Toc240376368"/>
+      <w:bookmarkStart w:id="20" w:name="_Toc240376882"/>
       <w:r>
         <w:rPr>
           <w:rFonts w:ascii="Times New Roman" w:eastAsia="黑体" w:hAnsi="Times New Roman"/>
@@ -12991,7 +12991,7 @@
         <w:pStyle w:val="Heading1"/>
         <w:spacing w:before="240" w:after="120"/>
       </w:pPr>
-      <w:bookmarkStart w:id="21" w:name="_Toc240376369"/>
+      <w:bookmarkStart w:id="21" w:name="_Toc240376883"/>
       <w:r>
         <w:rPr>
           <w:rFonts w:ascii="Times New Roman" w:eastAsia="黑体" w:hAnsi="Times New Roman"/>
@@ -13747,7 +13747,7 @@
         <w:pStyle w:val="Heading1"/>
         <w:spacing w:before="240" w:after="120"/>
       </w:pPr>
-      <w:bookmarkStart w:id="22" w:name="_Toc240376370"/>
+      <w:bookmarkStart w:id="22" w:name="_Toc240376884"/>
       <w:r>
         <w:rPr>
           <w:rFonts w:ascii="Times New Roman" w:eastAsia="黑体" w:hAnsi="Times New Roman"/>
@@ -14127,31 +14127,31 @@
       </w:rPr>
     </w:lvl>
   </w:abstractNum>
-  <w:num w:numId="1" w16cid:durableId="2118216095">
+  <w:num w:numId="1" w16cid:durableId="549194948">
     <w:abstractNumId w:val="8"/>
   </w:num>
-  <w:num w:numId="2" w16cid:durableId="338704450">
+  <w:num w:numId="2" w16cid:durableId="800340370">
     <w:abstractNumId w:val="6"/>
   </w:num>
-  <w:num w:numId="3" w16cid:durableId="1361324899">
+  <w:num w:numId="3" w16cid:durableId="675769623">
     <w:abstractNumId w:val="5"/>
   </w:num>
-  <w:num w:numId="4" w16cid:durableId="1288271733">
+  <w:num w:numId="4" w16cid:durableId="457603789">
     <w:abstractNumId w:val="4"/>
   </w:num>
-  <w:num w:numId="5" w16cid:durableId="1894733636">
+  <w:num w:numId="5" w16cid:durableId="1234201561">
     <w:abstractNumId w:val="7"/>
   </w:num>
-  <w:num w:numId="6" w16cid:durableId="1025014563">
+  <w:num w:numId="6" w16cid:durableId="1656647319">
     <w:abstractNumId w:val="3"/>
   </w:num>
-  <w:num w:numId="7" w16cid:durableId="519201252">
+  <w:num w:numId="7" w16cid:durableId="1497988183">
     <w:abstractNumId w:val="2"/>
   </w:num>
-  <w:num w:numId="8" w16cid:durableId="1199587693">
+  <w:num w:numId="8" w16cid:durableId="106900035">
     <w:abstractNumId w:val="1"/>
   </w:num>
-  <w:num w:numId="9" w16cid:durableId="124784581">
+  <w:num w:numId="9" w16cid:durableId="1617717425">
     <w:abstractNumId w:val="0"/>
   </w:num>
 </w:numbering>
@@ -25567,7 +25567,7 @@
     <w:basedOn w:val="DefaultParagraphFont"/>
     <w:uiPriority w:val="99"/>
     <w:unhideWhenUsed/>
-    <w:rsid w:val="00E8089B"/>
+    <w:rsid w:val="00E91457"/>
     <w:rPr>
       <w:color w:val="0000FF" w:themeColor="hyperlink"/>
       <w:u w:val="single"/>

--- a/测评报告/配置核查工具操作说明书.docx
+++ b/测评报告/配置核查工具操作说明书.docx
@@ -277,7 +277,7 @@
       <w:r>
         <w:fldChar w:fldCharType="separate"/>
       </w:r>
-      <w:hyperlink w:anchor="_Toc240376862" w:history="1">
+      <w:hyperlink w:anchor="_Toc240379581" w:history="1">
         <w:r>
           <w:rPr>
             <w:rStyle w:val="Hyperlink"/>
@@ -313,7 +313,7 @@
             <w:noProof/>
             <w:webHidden/>
           </w:rPr>
-          <w:instrText xml:space="preserve"> PAGEREF _Toc240376862 \h </w:instrText>
+          <w:instrText xml:space="preserve"> PAGEREF _Toc240379581 \h </w:instrText>
         </w:r>
         <w:r>
           <w:rPr>
@@ -358,7 +358,7 @@
           <w14:ligatures w14:val="standardContextual"/>
         </w:rPr>
       </w:pPr>
-      <w:hyperlink w:anchor="_Toc240376863" w:history="1">
+      <w:hyperlink w:anchor="_Toc240379582" w:history="1">
         <w:r>
           <w:rPr>
             <w:rStyle w:val="Hyperlink"/>
@@ -394,7 +394,7 @@
             <w:noProof/>
             <w:webHidden/>
           </w:rPr>
-          <w:instrText xml:space="preserve"> PAGEREF _Toc240376863 \h </w:instrText>
+          <w:instrText xml:space="preserve"> PAGEREF _Toc240379582 \h </w:instrText>
         </w:r>
         <w:r>
           <w:rPr>
@@ -439,7 +439,7 @@
           <w14:ligatures w14:val="standardContextual"/>
         </w:rPr>
       </w:pPr>
-      <w:hyperlink w:anchor="_Toc240376864" w:history="1">
+      <w:hyperlink w:anchor="_Toc240379583" w:history="1">
         <w:r>
           <w:rPr>
             <w:rStyle w:val="Hyperlink"/>
@@ -475,7 +475,7 @@
             <w:noProof/>
             <w:webHidden/>
           </w:rPr>
-          <w:instrText xml:space="preserve"> PAGEREF _Toc240376864 \h </w:instrText>
+          <w:instrText xml:space="preserve"> PAGEREF _Toc240379583 \h </w:instrText>
         </w:r>
         <w:r>
           <w:rPr>
@@ -520,7 +520,7 @@
           <w14:ligatures w14:val="standardContextual"/>
         </w:rPr>
       </w:pPr>
-      <w:hyperlink w:anchor="_Toc240376865" w:history="1">
+      <w:hyperlink w:anchor="_Toc240379584" w:history="1">
         <w:r>
           <w:rPr>
             <w:rStyle w:val="Hyperlink"/>
@@ -556,7 +556,7 @@
             <w:noProof/>
             <w:webHidden/>
           </w:rPr>
-          <w:instrText xml:space="preserve"> PAGEREF _Toc240376865 \h </w:instrText>
+          <w:instrText xml:space="preserve"> PAGEREF _Toc240379584 \h </w:instrText>
         </w:r>
         <w:r>
           <w:rPr>
@@ -601,7 +601,7 @@
           <w14:ligatures w14:val="standardContextual"/>
         </w:rPr>
       </w:pPr>
-      <w:hyperlink w:anchor="_Toc240376866" w:history="1">
+      <w:hyperlink w:anchor="_Toc240379585" w:history="1">
         <w:r>
           <w:rPr>
             <w:rStyle w:val="Hyperlink"/>
@@ -637,7 +637,7 @@
             <w:noProof/>
             <w:webHidden/>
           </w:rPr>
-          <w:instrText xml:space="preserve"> PAGEREF _Toc240376866 \h </w:instrText>
+          <w:instrText xml:space="preserve"> PAGEREF _Toc240379585 \h </w:instrText>
         </w:r>
         <w:r>
           <w:rPr>
@@ -682,7 +682,7 @@
           <w14:ligatures w14:val="standardContextual"/>
         </w:rPr>
       </w:pPr>
-      <w:hyperlink w:anchor="_Toc240376867" w:history="1">
+      <w:hyperlink w:anchor="_Toc240379586" w:history="1">
         <w:r>
           <w:rPr>
             <w:rStyle w:val="Hyperlink"/>
@@ -718,7 +718,7 @@
             <w:noProof/>
             <w:webHidden/>
           </w:rPr>
-          <w:instrText xml:space="preserve"> PAGEREF _Toc240376867 \h </w:instrText>
+          <w:instrText xml:space="preserve"> PAGEREF _Toc240379586 \h </w:instrText>
         </w:r>
         <w:r>
           <w:rPr>
@@ -763,7 +763,7 @@
           <w14:ligatures w14:val="standardContextual"/>
         </w:rPr>
       </w:pPr>
-      <w:hyperlink w:anchor="_Toc240376868" w:history="1">
+      <w:hyperlink w:anchor="_Toc240379587" w:history="1">
         <w:r>
           <w:rPr>
             <w:rStyle w:val="Hyperlink"/>
@@ -799,7 +799,7 @@
             <w:noProof/>
             <w:webHidden/>
           </w:rPr>
-          <w:instrText xml:space="preserve"> PAGEREF _Toc240376868 \h </w:instrText>
+          <w:instrText xml:space="preserve"> PAGEREF _Toc240379587 \h </w:instrText>
         </w:r>
         <w:r>
           <w:rPr>
@@ -844,7 +844,7 @@
           <w14:ligatures w14:val="standardContextual"/>
         </w:rPr>
       </w:pPr>
-      <w:hyperlink w:anchor="_Toc240376869" w:history="1">
+      <w:hyperlink w:anchor="_Toc240379588" w:history="1">
         <w:r>
           <w:rPr>
             <w:rStyle w:val="Hyperlink"/>
@@ -880,7 +880,7 @@
             <w:noProof/>
             <w:webHidden/>
           </w:rPr>
-          <w:instrText xml:space="preserve"> PAGEREF _Toc240376869 \h </w:instrText>
+          <w:instrText xml:space="preserve"> PAGEREF _Toc240379588 \h </w:instrText>
         </w:r>
         <w:r>
           <w:rPr>
@@ -925,7 +925,7 @@
           <w14:ligatures w14:val="standardContextual"/>
         </w:rPr>
       </w:pPr>
-      <w:hyperlink w:anchor="_Toc240376870" w:history="1">
+      <w:hyperlink w:anchor="_Toc240379589" w:history="1">
         <w:r>
           <w:rPr>
             <w:rStyle w:val="Hyperlink"/>
@@ -961,7 +961,7 @@
             <w:noProof/>
             <w:webHidden/>
           </w:rPr>
-          <w:instrText xml:space="preserve"> PAGEREF _Toc240376870 \h </w:instrText>
+          <w:instrText xml:space="preserve"> PAGEREF _Toc240379589 \h </w:instrText>
         </w:r>
         <w:r>
           <w:rPr>
@@ -1006,7 +1006,7 @@
           <w14:ligatures w14:val="standardContextual"/>
         </w:rPr>
       </w:pPr>
-      <w:hyperlink w:anchor="_Toc240376871" w:history="1">
+      <w:hyperlink w:anchor="_Toc240379590" w:history="1">
         <w:r>
           <w:rPr>
             <w:rStyle w:val="Hyperlink"/>
@@ -1042,7 +1042,7 @@
             <w:noProof/>
             <w:webHidden/>
           </w:rPr>
-          <w:instrText xml:space="preserve"> PAGEREF _Toc240376871 \h </w:instrText>
+          <w:instrText xml:space="preserve"> PAGEREF _Toc240379590 \h </w:instrText>
         </w:r>
         <w:r>
           <w:rPr>
@@ -1087,7 +1087,7 @@
           <w14:ligatures w14:val="standardContextual"/>
         </w:rPr>
       </w:pPr>
-      <w:hyperlink w:anchor="_Toc240376872" w:history="1">
+      <w:hyperlink w:anchor="_Toc240379591" w:history="1">
         <w:r>
           <w:rPr>
             <w:rStyle w:val="Hyperlink"/>
@@ -1123,7 +1123,7 @@
             <w:noProof/>
             <w:webHidden/>
           </w:rPr>
-          <w:instrText xml:space="preserve"> PAGEREF _Toc240376872 \h </w:instrText>
+          <w:instrText xml:space="preserve"> PAGEREF _Toc240379591 \h </w:instrText>
         </w:r>
         <w:r>
           <w:rPr>
@@ -1168,7 +1168,7 @@
           <w14:ligatures w14:val="standardContextual"/>
         </w:rPr>
       </w:pPr>
-      <w:hyperlink w:anchor="_Toc240376873" w:history="1">
+      <w:hyperlink w:anchor="_Toc240379592" w:history="1">
         <w:r>
           <w:rPr>
             <w:rStyle w:val="Hyperlink"/>
@@ -1220,7 +1220,7 @@
             <w:noProof/>
             <w:webHidden/>
           </w:rPr>
-          <w:instrText xml:space="preserve"> PAGEREF _Toc240376873 \h </w:instrText>
+          <w:instrText xml:space="preserve"> PAGEREF _Toc240379592 \h </w:instrText>
         </w:r>
         <w:r>
           <w:rPr>
@@ -1265,7 +1265,7 @@
           <w14:ligatures w14:val="standardContextual"/>
         </w:rPr>
       </w:pPr>
-      <w:hyperlink w:anchor="_Toc240376874" w:history="1">
+      <w:hyperlink w:anchor="_Toc240379593" w:history="1">
         <w:r>
           <w:rPr>
             <w:rStyle w:val="Hyperlink"/>
@@ -1301,7 +1301,7 @@
             <w:noProof/>
             <w:webHidden/>
           </w:rPr>
-          <w:instrText xml:space="preserve"> PAGEREF _Toc240376874 \h </w:instrText>
+          <w:instrText xml:space="preserve"> PAGEREF _Toc240379593 \h </w:instrText>
         </w:r>
         <w:r>
           <w:rPr>
@@ -1346,7 +1346,7 @@
           <w14:ligatures w14:val="standardContextual"/>
         </w:rPr>
       </w:pPr>
-      <w:hyperlink w:anchor="_Toc240376875" w:history="1">
+      <w:hyperlink w:anchor="_Toc240379594" w:history="1">
         <w:r>
           <w:rPr>
             <w:rStyle w:val="Hyperlink"/>
@@ -1382,7 +1382,7 @@
             <w:noProof/>
             <w:webHidden/>
           </w:rPr>
-          <w:instrText xml:space="preserve"> PAGEREF _Toc240376875 \h </w:instrText>
+          <w:instrText xml:space="preserve"> PAGEREF _Toc240379594 \h </w:instrText>
         </w:r>
         <w:r>
           <w:rPr>
@@ -1427,7 +1427,7 @@
           <w14:ligatures w14:val="standardContextual"/>
         </w:rPr>
       </w:pPr>
-      <w:hyperlink w:anchor="_Toc240376876" w:history="1">
+      <w:hyperlink w:anchor="_Toc240379595" w:history="1">
         <w:r>
           <w:rPr>
             <w:rStyle w:val="Hyperlink"/>
@@ -1463,7 +1463,7 @@
             <w:noProof/>
             <w:webHidden/>
           </w:rPr>
-          <w:instrText xml:space="preserve"> PAGEREF _Toc240376876 \h </w:instrText>
+          <w:instrText xml:space="preserve"> PAGEREF _Toc240379595 \h </w:instrText>
         </w:r>
         <w:r>
           <w:rPr>
@@ -1508,7 +1508,7 @@
           <w14:ligatures w14:val="standardContextual"/>
         </w:rPr>
       </w:pPr>
-      <w:hyperlink w:anchor="_Toc240376877" w:history="1">
+      <w:hyperlink w:anchor="_Toc240379596" w:history="1">
         <w:r>
           <w:rPr>
             <w:rStyle w:val="Hyperlink"/>
@@ -1544,7 +1544,7 @@
             <w:noProof/>
             <w:webHidden/>
           </w:rPr>
-          <w:instrText xml:space="preserve"> PAGEREF _Toc240376877 \h </w:instrText>
+          <w:instrText xml:space="preserve"> PAGEREF _Toc240379596 \h </w:instrText>
         </w:r>
         <w:r>
           <w:rPr>
@@ -1589,7 +1589,7 @@
           <w14:ligatures w14:val="standardContextual"/>
         </w:rPr>
       </w:pPr>
-      <w:hyperlink w:anchor="_Toc240376878" w:history="1">
+      <w:hyperlink w:anchor="_Toc240379597" w:history="1">
         <w:r>
           <w:rPr>
             <w:rStyle w:val="Hyperlink"/>
@@ -1625,7 +1625,7 @@
             <w:noProof/>
             <w:webHidden/>
           </w:rPr>
-          <w:instrText xml:space="preserve"> PAGEREF _Toc240376878 \h </w:instrText>
+          <w:instrText xml:space="preserve"> PAGEREF _Toc240379597 \h </w:instrText>
         </w:r>
         <w:r>
           <w:rPr>
@@ -1670,7 +1670,7 @@
           <w14:ligatures w14:val="standardContextual"/>
         </w:rPr>
       </w:pPr>
-      <w:hyperlink w:anchor="_Toc240376879" w:history="1">
+      <w:hyperlink w:anchor="_Toc240379598" w:history="1">
         <w:r>
           <w:rPr>
             <w:rStyle w:val="Hyperlink"/>
@@ -1706,7 +1706,7 @@
             <w:noProof/>
             <w:webHidden/>
           </w:rPr>
-          <w:instrText xml:space="preserve"> PAGEREF _Toc240376879 \h </w:instrText>
+          <w:instrText xml:space="preserve"> PAGEREF _Toc240379598 \h </w:instrText>
         </w:r>
         <w:r>
           <w:rPr>
@@ -1751,7 +1751,7 @@
           <w14:ligatures w14:val="standardContextual"/>
         </w:rPr>
       </w:pPr>
-      <w:hyperlink w:anchor="_Toc240376880" w:history="1">
+      <w:hyperlink w:anchor="_Toc240379599" w:history="1">
         <w:r>
           <w:rPr>
             <w:rStyle w:val="Hyperlink"/>
@@ -1787,7 +1787,7 @@
             <w:noProof/>
             <w:webHidden/>
           </w:rPr>
-          <w:instrText xml:space="preserve"> PAGEREF _Toc240376880 \h </w:instrText>
+          <w:instrText xml:space="preserve"> PAGEREF _Toc240379599 \h </w:instrText>
         </w:r>
         <w:r>
           <w:rPr>
@@ -1832,7 +1832,7 @@
           <w14:ligatures w14:val="standardContextual"/>
         </w:rPr>
       </w:pPr>
-      <w:hyperlink w:anchor="_Toc240376881" w:history="1">
+      <w:hyperlink w:anchor="_Toc240379600" w:history="1">
         <w:r>
           <w:rPr>
             <w:rStyle w:val="Hyperlink"/>
@@ -1868,7 +1868,7 @@
             <w:noProof/>
             <w:webHidden/>
           </w:rPr>
-          <w:instrText xml:space="preserve"> PAGEREF _Toc240376881 \h </w:instrText>
+          <w:instrText xml:space="preserve"> PAGEREF _Toc240379600 \h </w:instrText>
         </w:r>
         <w:r>
           <w:rPr>
@@ -1913,7 +1913,7 @@
           <w14:ligatures w14:val="standardContextual"/>
         </w:rPr>
       </w:pPr>
-      <w:hyperlink w:anchor="_Toc240376882" w:history="1">
+      <w:hyperlink w:anchor="_Toc240379601" w:history="1">
         <w:r>
           <w:rPr>
             <w:rStyle w:val="Hyperlink"/>
@@ -1949,7 +1949,7 @@
             <w:noProof/>
             <w:webHidden/>
           </w:rPr>
-          <w:instrText xml:space="preserve"> PAGEREF _Toc240376882 \h </w:instrText>
+          <w:instrText xml:space="preserve"> PAGEREF _Toc240379601 \h </w:instrText>
         </w:r>
         <w:r>
           <w:rPr>
@@ -1994,7 +1994,7 @@
           <w14:ligatures w14:val="standardContextual"/>
         </w:rPr>
       </w:pPr>
-      <w:hyperlink w:anchor="_Toc240376883" w:history="1">
+      <w:hyperlink w:anchor="_Toc240379602" w:history="1">
         <w:r>
           <w:rPr>
             <w:rStyle w:val="Hyperlink"/>
@@ -2030,7 +2030,7 @@
             <w:noProof/>
             <w:webHidden/>
           </w:rPr>
-          <w:instrText xml:space="preserve"> PAGEREF _Toc240376883 \h </w:instrText>
+          <w:instrText xml:space="preserve"> PAGEREF _Toc240379602 \h </w:instrText>
         </w:r>
         <w:r>
           <w:rPr>
@@ -2075,7 +2075,7 @@
           <w14:ligatures w14:val="standardContextual"/>
         </w:rPr>
       </w:pPr>
-      <w:hyperlink w:anchor="_Toc240376884" w:history="1">
+      <w:hyperlink w:anchor="_Toc240379603" w:history="1">
         <w:r>
           <w:rPr>
             <w:rStyle w:val="Hyperlink"/>
@@ -2103,7 +2103,7 @@
             <w:noProof/>
             <w:webHidden/>
           </w:rPr>
-          <w:instrText xml:space="preserve"> PAGEREF _Toc240376884 \h </w:instrText>
+          <w:instrText xml:space="preserve"> PAGEREF _Toc240379603 \h </w:instrText>
         </w:r>
         <w:r>
           <w:rPr>
@@ -2159,7 +2159,7 @@
       </w:pPr>
       <w:r>
         <w:lastRenderedPageBreak/>
-        <w:t>本文档配合配置核查工具使用，说明该工具在</w:t>
+        <w:t>本文档配合配置核查工具（以下简称工具）使用，说明工具在</w:t>
       </w:r>
       <w:r>
         <w:t xml:space="preserve"> Windows </w:t>
@@ -2563,7 +2563,7 @@
         <w:t xml:space="preserve"> Python </w:t>
       </w:r>
       <w:r>
-        <w:t>或任何第三方运行库，将该工具拷贝至被测机即可执行；工具只做核查、不修改被测机任何配置。</w:t>
+        <w:t>或任何第三方运行库，将工具拷贝至被测机即可执行；工具只做核查、不修改被测机任何配置。</w:t>
       </w:r>
     </w:p>
     <w:p>
@@ -2571,7 +2571,7 @@
         <w:pStyle w:val="Heading1"/>
         <w:spacing w:before="240" w:after="120"/>
       </w:pPr>
-      <w:bookmarkStart w:id="0" w:name="_Toc240376862"/>
+      <w:bookmarkStart w:id="0" w:name="_Toc240379581"/>
       <w:r>
         <w:rPr>
           <w:rFonts w:ascii="Times New Roman" w:eastAsia="黑体" w:hAnsi="Times New Roman"/>
@@ -2595,7 +2595,7 @@
         <w:pStyle w:val="Heading2"/>
         <w:spacing w:before="240" w:after="120"/>
       </w:pPr>
-      <w:bookmarkStart w:id="1" w:name="_Toc240376863"/>
+      <w:bookmarkStart w:id="1" w:name="_Toc240379582"/>
       <w:r>
         <w:rPr>
           <w:rFonts w:ascii="Times New Roman" w:eastAsia="黑体" w:hAnsi="Times New Roman"/>
@@ -4325,7 +4325,7 @@
         <w:pStyle w:val="Heading2"/>
         <w:spacing w:before="240" w:after="120"/>
       </w:pPr>
-      <w:bookmarkStart w:id="2" w:name="_Toc240376864"/>
+      <w:bookmarkStart w:id="2" w:name="_Toc240379583"/>
       <w:r>
         <w:rPr>
           <w:rFonts w:ascii="Times New Roman" w:eastAsia="黑体" w:hAnsi="Times New Roman"/>
@@ -4997,7 +4997,7 @@
         <w:pStyle w:val="Heading2"/>
         <w:spacing w:before="240" w:after="120"/>
       </w:pPr>
-      <w:bookmarkStart w:id="3" w:name="_Toc240376865"/>
+      <w:bookmarkStart w:id="3" w:name="_Toc240379584"/>
       <w:r>
         <w:rPr>
           <w:rFonts w:ascii="Times New Roman" w:eastAsia="黑体" w:hAnsi="Times New Roman"/>
@@ -5517,7 +5517,7 @@
         <w:pStyle w:val="Heading1"/>
         <w:spacing w:before="240" w:after="120"/>
       </w:pPr>
-      <w:bookmarkStart w:id="4" w:name="_Toc240376866"/>
+      <w:bookmarkStart w:id="4" w:name="_Toc240379585"/>
       <w:r>
         <w:rPr>
           <w:rFonts w:ascii="Times New Roman" w:eastAsia="黑体" w:hAnsi="Times New Roman"/>
@@ -6022,7 +6022,7 @@
         <w:pStyle w:val="Heading1"/>
         <w:spacing w:before="240" w:after="120"/>
       </w:pPr>
-      <w:bookmarkStart w:id="5" w:name="_Toc240376867"/>
+      <w:bookmarkStart w:id="5" w:name="_Toc240379586"/>
       <w:r>
         <w:rPr>
           <w:rFonts w:ascii="Times New Roman" w:eastAsia="黑体" w:hAnsi="Times New Roman"/>
@@ -6668,7 +6668,7 @@
         </w:rPr>
         <w:lastRenderedPageBreak/>
         <w:drawing>
-          <wp:inline distT="0" distB="0" distL="0" distR="0" wp14:anchorId="67366CA3" wp14:editId="2DF2859A">
+          <wp:inline distT="0" distB="0" distL="0" distR="0" wp14:anchorId="6A5EA437" wp14:editId="4BCED1E2">
             <wp:extent cx="5580000" cy="1892736"/>
             <wp:effectExtent l="0" t="0" r="0" b="0"/>
             <wp:docPr id="1" name="Picture 1"/>
@@ -6876,7 +6876,7 @@
         <w:pStyle w:val="Heading1"/>
         <w:spacing w:before="240" w:after="120"/>
       </w:pPr>
-      <w:bookmarkStart w:id="6" w:name="_Toc240376868"/>
+      <w:bookmarkStart w:id="6" w:name="_Toc240379587"/>
       <w:r>
         <w:rPr>
           <w:rFonts w:ascii="Times New Roman" w:eastAsia="黑体" w:hAnsi="Times New Roman"/>
@@ -6900,7 +6900,7 @@
         <w:pStyle w:val="Heading2"/>
         <w:spacing w:before="240" w:after="120"/>
       </w:pPr>
-      <w:bookmarkStart w:id="7" w:name="_Toc240376869"/>
+      <w:bookmarkStart w:id="7" w:name="_Toc240379588"/>
       <w:r>
         <w:rPr>
           <w:rFonts w:ascii="Times New Roman" w:eastAsia="黑体" w:hAnsi="Times New Roman"/>
@@ -7052,7 +7052,7 @@
           <w:noProof/>
         </w:rPr>
         <w:drawing>
-          <wp:inline distT="0" distB="0" distL="0" distR="0" wp14:anchorId="4BFC3D5C" wp14:editId="26CAD927">
+          <wp:inline distT="0" distB="0" distL="0" distR="0" wp14:anchorId="5856A743" wp14:editId="0F5B9F38">
             <wp:extent cx="5580000" cy="1035648"/>
             <wp:effectExtent l="0" t="0" r="0" b="0"/>
             <wp:docPr id="2" name="Picture 2"/>
@@ -7166,7 +7166,7 @@
         <w:pStyle w:val="Heading2"/>
         <w:spacing w:before="240" w:after="120"/>
       </w:pPr>
-      <w:bookmarkStart w:id="8" w:name="_Toc240376870"/>
+      <w:bookmarkStart w:id="8" w:name="_Toc240379589"/>
       <w:r>
         <w:rPr>
           <w:rFonts w:ascii="Times New Roman" w:eastAsia="黑体" w:hAnsi="Times New Roman"/>
@@ -7271,7 +7271,7 @@
           <w:noProof/>
         </w:rPr>
         <w:drawing>
-          <wp:inline distT="0" distB="0" distL="0" distR="0" wp14:anchorId="4EF961C4" wp14:editId="502889AC">
+          <wp:inline distT="0" distB="0" distL="0" distR="0" wp14:anchorId="48F7CDB5" wp14:editId="659B7297">
             <wp:extent cx="5580000" cy="2464128"/>
             <wp:effectExtent l="0" t="0" r="0" b="0"/>
             <wp:docPr id="3" name="Picture 3"/>
@@ -8156,7 +8156,7 @@
         <w:pStyle w:val="Heading2"/>
         <w:spacing w:before="240" w:after="120"/>
       </w:pPr>
-      <w:bookmarkStart w:id="9" w:name="_Toc240376871"/>
+      <w:bookmarkStart w:id="9" w:name="_Toc240379590"/>
       <w:r>
         <w:rPr>
           <w:rFonts w:ascii="Times New Roman" w:eastAsia="黑体" w:hAnsi="Times New Roman"/>
@@ -8302,7 +8302,7 @@
           <w:noProof/>
         </w:rPr>
         <w:drawing>
-          <wp:inline distT="0" distB="0" distL="0" distR="0" wp14:anchorId="3E3673C9" wp14:editId="4A04B9DD">
+          <wp:inline distT="0" distB="0" distL="0" distR="0" wp14:anchorId="178802E5" wp14:editId="57E3BE37">
             <wp:extent cx="5580000" cy="3191760"/>
             <wp:effectExtent l="0" t="0" r="0" b="0"/>
             <wp:docPr id="4" name="Picture 4"/>
@@ -8440,7 +8440,7 @@
         <w:pStyle w:val="Heading2"/>
         <w:spacing w:before="240" w:after="120"/>
       </w:pPr>
-      <w:bookmarkStart w:id="10" w:name="_Toc240376872"/>
+      <w:bookmarkStart w:id="10" w:name="_Toc240379591"/>
       <w:r>
         <w:rPr>
           <w:rFonts w:ascii="Times New Roman" w:eastAsia="黑体" w:hAnsi="Times New Roman"/>
@@ -8705,7 +8705,7 @@
           <w:noProof/>
         </w:rPr>
         <w:drawing>
-          <wp:inline distT="0" distB="0" distL="0" distR="0" wp14:anchorId="325B36F1" wp14:editId="7057855A">
+          <wp:inline distT="0" distB="0" distL="0" distR="0" wp14:anchorId="57053891" wp14:editId="7E5804CA">
             <wp:extent cx="5580000" cy="3106944"/>
             <wp:effectExtent l="0" t="0" r="0" b="0"/>
             <wp:docPr id="5" name="Picture 5"/>
@@ -8819,7 +8819,7 @@
         <w:pStyle w:val="Heading2"/>
         <w:spacing w:before="240" w:after="120"/>
       </w:pPr>
-      <w:bookmarkStart w:id="11" w:name="_Toc240376873"/>
+      <w:bookmarkStart w:id="11" w:name="_Toc240379592"/>
       <w:r>
         <w:rPr>
           <w:rFonts w:ascii="Times New Roman" w:eastAsia="黑体" w:hAnsi="Times New Roman"/>
@@ -9051,7 +9051,7 @@
           <w:noProof/>
         </w:rPr>
         <w:drawing>
-          <wp:inline distT="0" distB="0" distL="0" distR="0" wp14:anchorId="68A3CAAC" wp14:editId="6EA327C9">
+          <wp:inline distT="0" distB="0" distL="0" distR="0" wp14:anchorId="11BCABBA" wp14:editId="0E14B93E">
             <wp:extent cx="5580000" cy="2535552"/>
             <wp:effectExtent l="0" t="0" r="0" b="0"/>
             <wp:docPr id="6" name="Picture 6"/>
@@ -9206,7 +9206,7 @@
           <w:noProof/>
         </w:rPr>
         <w:drawing>
-          <wp:inline distT="0" distB="0" distL="0" distR="0" wp14:anchorId="043A3B2A" wp14:editId="48FC7886">
+          <wp:inline distT="0" distB="0" distL="0" distR="0" wp14:anchorId="4C133B9E" wp14:editId="18E2E9CD">
             <wp:extent cx="5580000" cy="749952"/>
             <wp:effectExtent l="0" t="0" r="0" b="0"/>
             <wp:docPr id="7" name="Picture 7"/>
@@ -9352,7 +9352,7 @@
         </w:rPr>
         <w:lastRenderedPageBreak/>
         <w:drawing>
-          <wp:inline distT="0" distB="0" distL="0" distR="0" wp14:anchorId="18A88459" wp14:editId="13EA11BE">
+          <wp:inline distT="0" distB="0" distL="0" distR="0" wp14:anchorId="5430294D" wp14:editId="56AD41EB">
             <wp:extent cx="5580000" cy="1178496"/>
             <wp:effectExtent l="0" t="0" r="0" b="0"/>
             <wp:docPr id="8" name="Picture 8"/>
@@ -9552,7 +9552,7 @@
         <w:pStyle w:val="Heading1"/>
         <w:spacing w:before="240" w:after="120"/>
       </w:pPr>
-      <w:bookmarkStart w:id="12" w:name="_Toc240376874"/>
+      <w:bookmarkStart w:id="12" w:name="_Toc240379593"/>
       <w:r>
         <w:rPr>
           <w:rFonts w:ascii="Times New Roman" w:eastAsia="黑体" w:hAnsi="Times New Roman"/>
@@ -9576,7 +9576,7 @@
         <w:pStyle w:val="Heading2"/>
         <w:spacing w:before="240" w:after="120"/>
       </w:pPr>
-      <w:bookmarkStart w:id="13" w:name="_Toc240376875"/>
+      <w:bookmarkStart w:id="13" w:name="_Toc240379594"/>
       <w:r>
         <w:rPr>
           <w:rFonts w:ascii="Times New Roman" w:eastAsia="黑体" w:hAnsi="Times New Roman"/>
@@ -9745,7 +9745,7 @@
           <w:noProof/>
         </w:rPr>
         <w:drawing>
-          <wp:inline distT="0" distB="0" distL="0" distR="0" wp14:anchorId="15B75D79" wp14:editId="3689AE52">
+          <wp:inline distT="0" distB="0" distL="0" distR="0" wp14:anchorId="4FC6B122" wp14:editId="14863A40">
             <wp:extent cx="5580000" cy="1892736"/>
             <wp:effectExtent l="0" t="0" r="0" b="0"/>
             <wp:docPr id="9" name="Picture 9"/>
@@ -9928,7 +9928,7 @@
         <w:pStyle w:val="Heading2"/>
         <w:spacing w:before="240" w:after="120"/>
       </w:pPr>
-      <w:bookmarkStart w:id="14" w:name="_Toc240376876"/>
+      <w:bookmarkStart w:id="14" w:name="_Toc240379595"/>
       <w:r>
         <w:rPr>
           <w:rFonts w:ascii="Times New Roman" w:eastAsia="黑体" w:hAnsi="Times New Roman"/>
@@ -9987,7 +9987,7 @@
           <w:noProof/>
         </w:rPr>
         <w:drawing>
-          <wp:inline distT="0" distB="0" distL="0" distR="0" wp14:anchorId="5AF13E94" wp14:editId="73FA95D8">
+          <wp:inline distT="0" distB="0" distL="0" distR="0" wp14:anchorId="7C755501" wp14:editId="3C4B0A90">
             <wp:extent cx="5580000" cy="2606976"/>
             <wp:effectExtent l="0" t="0" r="0" b="0"/>
             <wp:docPr id="10" name="Picture 10"/>
@@ -10219,7 +10219,7 @@
         </w:rPr>
         <w:lastRenderedPageBreak/>
         <w:drawing>
-          <wp:inline distT="0" distB="0" distL="0" distR="0" wp14:anchorId="6F5376C1" wp14:editId="6FFFAA8B">
+          <wp:inline distT="0" distB="0" distL="0" distR="0" wp14:anchorId="25E11240" wp14:editId="4685F638">
             <wp:extent cx="5580000" cy="3928320"/>
             <wp:effectExtent l="0" t="0" r="0" b="0"/>
             <wp:docPr id="11" name="Picture 11"/>
@@ -10863,7 +10863,7 @@
         <w:pStyle w:val="Heading2"/>
         <w:spacing w:before="240" w:after="120"/>
       </w:pPr>
-      <w:bookmarkStart w:id="15" w:name="_Toc240376877"/>
+      <w:bookmarkStart w:id="15" w:name="_Toc240379596"/>
       <w:r>
         <w:rPr>
           <w:rFonts w:ascii="Times New Roman" w:eastAsia="黑体" w:hAnsi="Times New Roman"/>
@@ -10936,7 +10936,7 @@
           <w:noProof/>
         </w:rPr>
         <w:drawing>
-          <wp:inline distT="0" distB="0" distL="0" distR="0" wp14:anchorId="3E3E8E02" wp14:editId="00DAB1C8">
+          <wp:inline distT="0" distB="0" distL="0" distR="0" wp14:anchorId="1C439B70" wp14:editId="68AECA0A">
             <wp:extent cx="5580000" cy="1749888"/>
             <wp:effectExtent l="0" t="0" r="0" b="0"/>
             <wp:docPr id="12" name="Picture 12"/>
@@ -11062,7 +11062,7 @@
         <w:pStyle w:val="Heading1"/>
         <w:spacing w:before="240" w:after="120"/>
       </w:pPr>
-      <w:bookmarkStart w:id="16" w:name="_Toc240376878"/>
+      <w:bookmarkStart w:id="16" w:name="_Toc240379597"/>
       <w:r>
         <w:rPr>
           <w:rFonts w:ascii="Times New Roman" w:eastAsia="黑体" w:hAnsi="Times New Roman"/>
@@ -11086,7 +11086,7 @@
         <w:pStyle w:val="Heading2"/>
         <w:spacing w:before="240" w:after="120"/>
       </w:pPr>
-      <w:bookmarkStart w:id="17" w:name="_Toc240376879"/>
+      <w:bookmarkStart w:id="17" w:name="_Toc240379598"/>
       <w:r>
         <w:rPr>
           <w:rFonts w:ascii="Times New Roman" w:eastAsia="黑体" w:hAnsi="Times New Roman"/>
@@ -11160,7 +11160,7 @@
         </w:rPr>
         <w:lastRenderedPageBreak/>
         <w:drawing>
-          <wp:inline distT="0" distB="0" distL="0" distR="0" wp14:anchorId="60E2EAF8" wp14:editId="7C5D1777">
+          <wp:inline distT="0" distB="0" distL="0" distR="0" wp14:anchorId="1489BDDF" wp14:editId="0345DE7F">
             <wp:extent cx="5580000" cy="3964032"/>
             <wp:effectExtent l="0" t="0" r="0" b="0"/>
             <wp:docPr id="13" name="Picture 13"/>
@@ -11292,7 +11292,7 @@
           <w:noProof/>
         </w:rPr>
         <w:drawing>
-          <wp:inline distT="0" distB="0" distL="0" distR="0" wp14:anchorId="1A5A20B3" wp14:editId="0EA53F3C">
+          <wp:inline distT="0" distB="0" distL="0" distR="0" wp14:anchorId="2A755061" wp14:editId="71997374">
             <wp:extent cx="5580000" cy="1178496"/>
             <wp:effectExtent l="0" t="0" r="0" b="0"/>
             <wp:docPr id="14" name="Picture 14"/>
@@ -11891,7 +11891,7 @@
           <w:noProof/>
         </w:rPr>
         <w:drawing>
-          <wp:inline distT="0" distB="0" distL="0" distR="0" wp14:anchorId="747789DB" wp14:editId="28F08514">
+          <wp:inline distT="0" distB="0" distL="0" distR="0" wp14:anchorId="26EF0E4C" wp14:editId="3C04357A">
             <wp:extent cx="5580000" cy="3427714"/>
             <wp:effectExtent l="0" t="0" r="0" b="0"/>
             <wp:docPr id="15" name="Picture 15"/>
@@ -12011,7 +12011,7 @@
         </w:rPr>
         <w:lastRenderedPageBreak/>
         <w:drawing>
-          <wp:inline distT="0" distB="0" distL="0" distR="0" wp14:anchorId="2E2E271C" wp14:editId="3B9F24A7">
+          <wp:inline distT="0" distB="0" distL="0" distR="0" wp14:anchorId="0884682F" wp14:editId="5A9D84E6">
             <wp:extent cx="5580000" cy="3108857"/>
             <wp:effectExtent l="0" t="0" r="0" b="0"/>
             <wp:docPr id="16" name="Picture 16"/>
@@ -12100,7 +12100,7 @@
         <w:pStyle w:val="Heading2"/>
         <w:spacing w:before="240" w:after="120"/>
       </w:pPr>
-      <w:bookmarkStart w:id="18" w:name="_Toc240376880"/>
+      <w:bookmarkStart w:id="18" w:name="_Toc240379599"/>
       <w:r>
         <w:rPr>
           <w:rFonts w:ascii="Times New Roman" w:eastAsia="黑体" w:hAnsi="Times New Roman"/>
@@ -12177,7 +12177,7 @@
         </w:rPr>
         <w:lastRenderedPageBreak/>
         <w:drawing>
-          <wp:inline distT="0" distB="0" distL="0" distR="0" wp14:anchorId="634DFF72" wp14:editId="424D9E04">
+          <wp:inline distT="0" distB="0" distL="0" distR="0" wp14:anchorId="680063BD" wp14:editId="71FF30FC">
             <wp:extent cx="5580000" cy="3268881"/>
             <wp:effectExtent l="0" t="0" r="0" b="0"/>
             <wp:docPr id="17" name="Picture 17"/>
@@ -12302,7 +12302,7 @@
         <w:pStyle w:val="Heading1"/>
         <w:spacing w:before="240" w:after="120"/>
       </w:pPr>
-      <w:bookmarkStart w:id="19" w:name="_Toc240376881"/>
+      <w:bookmarkStart w:id="19" w:name="_Toc240379600"/>
       <w:r>
         <w:rPr>
           <w:rFonts w:ascii="Times New Roman" w:eastAsia="黑体" w:hAnsi="Times New Roman"/>
@@ -12470,7 +12470,7 @@
         </w:rPr>
         <w:lastRenderedPageBreak/>
         <w:drawing>
-          <wp:inline distT="0" distB="0" distL="0" distR="0" wp14:anchorId="36B3E4FB" wp14:editId="2E644FBF">
+          <wp:inline distT="0" distB="0" distL="0" distR="0" wp14:anchorId="66071FE4" wp14:editId="3A5F60D8">
             <wp:extent cx="5040000" cy="4500000"/>
             <wp:effectExtent l="0" t="0" r="0" b="0"/>
             <wp:docPr id="18" name="Picture 18"/>
@@ -12591,7 +12591,7 @@
         </w:rPr>
         <w:lastRenderedPageBreak/>
         <w:drawing>
-          <wp:inline distT="0" distB="0" distL="0" distR="0" wp14:anchorId="59540EB4" wp14:editId="08C4F1B3">
+          <wp:inline distT="0" distB="0" distL="0" distR="0" wp14:anchorId="78131156" wp14:editId="0E8D0C67">
             <wp:extent cx="4200000" cy="4500000"/>
             <wp:effectExtent l="0" t="0" r="0" b="0"/>
             <wp:docPr id="19" name="Picture 19"/>
@@ -12711,7 +12711,7 @@
         </w:rPr>
         <w:lastRenderedPageBreak/>
         <w:drawing>
-          <wp:inline distT="0" distB="0" distL="0" distR="0" wp14:anchorId="06791F7F" wp14:editId="6FB9F8D7">
+          <wp:inline distT="0" distB="0" distL="0" distR="0" wp14:anchorId="54217E25" wp14:editId="23F12A29">
             <wp:extent cx="5580000" cy="3260552"/>
             <wp:effectExtent l="0" t="0" r="0" b="0"/>
             <wp:docPr id="20" name="Picture 20"/>
@@ -12860,7 +12860,7 @@
         <w:pStyle w:val="Heading1"/>
         <w:spacing w:before="240" w:after="120"/>
       </w:pPr>
-      <w:bookmarkStart w:id="20" w:name="_Toc240376882"/>
+      <w:bookmarkStart w:id="20" w:name="_Toc240379601"/>
       <w:r>
         <w:rPr>
           <w:rFonts w:ascii="Times New Roman" w:eastAsia="黑体" w:hAnsi="Times New Roman"/>
@@ -12991,7 +12991,7 @@
         <w:pStyle w:val="Heading1"/>
         <w:spacing w:before="240" w:after="120"/>
       </w:pPr>
-      <w:bookmarkStart w:id="21" w:name="_Toc240376883"/>
+      <w:bookmarkStart w:id="21" w:name="_Toc240379602"/>
       <w:r>
         <w:rPr>
           <w:rFonts w:ascii="Times New Roman" w:eastAsia="黑体" w:hAnsi="Times New Roman"/>
@@ -13747,7 +13747,7 @@
         <w:pStyle w:val="Heading1"/>
         <w:spacing w:before="240" w:after="120"/>
       </w:pPr>
-      <w:bookmarkStart w:id="22" w:name="_Toc240376884"/>
+      <w:bookmarkStart w:id="22" w:name="_Toc240379603"/>
       <w:r>
         <w:rPr>
           <w:rFonts w:ascii="Times New Roman" w:eastAsia="黑体" w:hAnsi="Times New Roman"/>
@@ -13764,7 +13764,7 @@
         <w:ind w:firstLineChars="200" w:firstLine="480"/>
       </w:pPr>
       <w:r>
-        <w:t>本工具用于经授权的信息系统安全配置核查，请在被授权范围内使用，核查结果与设备回显等过程材料按被测单位的保密要求留存与流转。</w:t>
+        <w:t>工具用于经授权的信息系统安全配置核查，请在被授权范围内使用，核查结果与设备回显等过程材料按被测单位的保密要求留存与流转。</w:t>
       </w:r>
     </w:p>
     <w:sectPr>
@@ -14127,31 +14127,31 @@
       </w:rPr>
     </w:lvl>
   </w:abstractNum>
-  <w:num w:numId="1" w16cid:durableId="549194948">
+  <w:num w:numId="1" w16cid:durableId="1569539861">
     <w:abstractNumId w:val="8"/>
   </w:num>
-  <w:num w:numId="2" w16cid:durableId="800340370">
+  <w:num w:numId="2" w16cid:durableId="526800103">
     <w:abstractNumId w:val="6"/>
   </w:num>
-  <w:num w:numId="3" w16cid:durableId="675769623">
+  <w:num w:numId="3" w16cid:durableId="1031682395">
     <w:abstractNumId w:val="5"/>
   </w:num>
-  <w:num w:numId="4" w16cid:durableId="457603789">
+  <w:num w:numId="4" w16cid:durableId="2036928309">
     <w:abstractNumId w:val="4"/>
   </w:num>
-  <w:num w:numId="5" w16cid:durableId="1234201561">
+  <w:num w:numId="5" w16cid:durableId="1557201519">
     <w:abstractNumId w:val="7"/>
   </w:num>
-  <w:num w:numId="6" w16cid:durableId="1656647319">
+  <w:num w:numId="6" w16cid:durableId="559246031">
     <w:abstractNumId w:val="3"/>
   </w:num>
-  <w:num w:numId="7" w16cid:durableId="1497988183">
+  <w:num w:numId="7" w16cid:durableId="1261065693">
     <w:abstractNumId w:val="2"/>
   </w:num>
-  <w:num w:numId="8" w16cid:durableId="106900035">
+  <w:num w:numId="8" w16cid:durableId="995379753">
     <w:abstractNumId w:val="1"/>
   </w:num>
-  <w:num w:numId="9" w16cid:durableId="1617717425">
+  <w:num w:numId="9" w16cid:durableId="2028209046">
     <w:abstractNumId w:val="0"/>
   </w:num>
 </w:numbering>
@@ -25567,7 +25567,7 @@
     <w:basedOn w:val="DefaultParagraphFont"/>
     <w:uiPriority w:val="99"/>
     <w:unhideWhenUsed/>
-    <w:rsid w:val="00E91457"/>
+    <w:rsid w:val="00587D2E"/>
     <w:rPr>
       <w:color w:val="0000FF" w:themeColor="hyperlink"/>
       <w:u w:val="single"/>

--- a/测评报告/配置核查工具操作说明书.docx
+++ b/测评报告/配置核查工具操作说明书.docx
@@ -5,7 +5,6 @@
     <w:p/>
     <w:p/>
     <w:p/>
-    <w:p/>
     <w:p>
       <w:pPr>
         <w:jc w:val="center"/>
@@ -38,8 +37,6 @@
     <w:p/>
     <w:p/>
     <w:p/>
-    <w:p/>
-    <w:p/>
     <w:p>
       <w:pPr>
         <w:jc w:val="center"/>
@@ -277,7 +274,7 @@
       <w:r>
         <w:fldChar w:fldCharType="separate"/>
       </w:r>
-      <w:hyperlink w:anchor="_Toc240379581" w:history="1">
+      <w:hyperlink w:anchor="_Toc240381381" w:history="1">
         <w:r>
           <w:rPr>
             <w:rStyle w:val="Hyperlink"/>
@@ -313,7 +310,7 @@
             <w:noProof/>
             <w:webHidden/>
           </w:rPr>
-          <w:instrText xml:space="preserve"> PAGEREF _Toc240379581 \h </w:instrText>
+          <w:instrText xml:space="preserve"> PAGEREF _Toc240381381 \h </w:instrText>
         </w:r>
         <w:r>
           <w:rPr>
@@ -358,7 +355,7 @@
           <w14:ligatures w14:val="standardContextual"/>
         </w:rPr>
       </w:pPr>
-      <w:hyperlink w:anchor="_Toc240379582" w:history="1">
+      <w:hyperlink w:anchor="_Toc240381382" w:history="1">
         <w:r>
           <w:rPr>
             <w:rStyle w:val="Hyperlink"/>
@@ -394,7 +391,7 @@
             <w:noProof/>
             <w:webHidden/>
           </w:rPr>
-          <w:instrText xml:space="preserve"> PAGEREF _Toc240379582 \h </w:instrText>
+          <w:instrText xml:space="preserve"> PAGEREF _Toc240381382 \h </w:instrText>
         </w:r>
         <w:r>
           <w:rPr>
@@ -439,7 +436,7 @@
           <w14:ligatures w14:val="standardContextual"/>
         </w:rPr>
       </w:pPr>
-      <w:hyperlink w:anchor="_Toc240379583" w:history="1">
+      <w:hyperlink w:anchor="_Toc240381383" w:history="1">
         <w:r>
           <w:rPr>
             <w:rStyle w:val="Hyperlink"/>
@@ -475,7 +472,7 @@
             <w:noProof/>
             <w:webHidden/>
           </w:rPr>
-          <w:instrText xml:space="preserve"> PAGEREF _Toc240379583 \h </w:instrText>
+          <w:instrText xml:space="preserve"> PAGEREF _Toc240381383 \h </w:instrText>
         </w:r>
         <w:r>
           <w:rPr>
@@ -520,7 +517,7 @@
           <w14:ligatures w14:val="standardContextual"/>
         </w:rPr>
       </w:pPr>
-      <w:hyperlink w:anchor="_Toc240379584" w:history="1">
+      <w:hyperlink w:anchor="_Toc240381384" w:history="1">
         <w:r>
           <w:rPr>
             <w:rStyle w:val="Hyperlink"/>
@@ -556,7 +553,7 @@
             <w:noProof/>
             <w:webHidden/>
           </w:rPr>
-          <w:instrText xml:space="preserve"> PAGEREF _Toc240379584 \h </w:instrText>
+          <w:instrText xml:space="preserve"> PAGEREF _Toc240381384 \h </w:instrText>
         </w:r>
         <w:r>
           <w:rPr>
@@ -601,7 +598,7 @@
           <w14:ligatures w14:val="standardContextual"/>
         </w:rPr>
       </w:pPr>
-      <w:hyperlink w:anchor="_Toc240379585" w:history="1">
+      <w:hyperlink w:anchor="_Toc240381385" w:history="1">
         <w:r>
           <w:rPr>
             <w:rStyle w:val="Hyperlink"/>
@@ -637,7 +634,7 @@
             <w:noProof/>
             <w:webHidden/>
           </w:rPr>
-          <w:instrText xml:space="preserve"> PAGEREF _Toc240379585 \h </w:instrText>
+          <w:instrText xml:space="preserve"> PAGEREF _Toc240381385 \h </w:instrText>
         </w:r>
         <w:r>
           <w:rPr>
@@ -682,7 +679,7 @@
           <w14:ligatures w14:val="standardContextual"/>
         </w:rPr>
       </w:pPr>
-      <w:hyperlink w:anchor="_Toc240379586" w:history="1">
+      <w:hyperlink w:anchor="_Toc240381386" w:history="1">
         <w:r>
           <w:rPr>
             <w:rStyle w:val="Hyperlink"/>
@@ -718,7 +715,7 @@
             <w:noProof/>
             <w:webHidden/>
           </w:rPr>
-          <w:instrText xml:space="preserve"> PAGEREF _Toc240379586 \h </w:instrText>
+          <w:instrText xml:space="preserve"> PAGEREF _Toc240381386 \h </w:instrText>
         </w:r>
         <w:r>
           <w:rPr>
@@ -763,7 +760,7 @@
           <w14:ligatures w14:val="standardContextual"/>
         </w:rPr>
       </w:pPr>
-      <w:hyperlink w:anchor="_Toc240379587" w:history="1">
+      <w:hyperlink w:anchor="_Toc240381387" w:history="1">
         <w:r>
           <w:rPr>
             <w:rStyle w:val="Hyperlink"/>
@@ -799,7 +796,7 @@
             <w:noProof/>
             <w:webHidden/>
           </w:rPr>
-          <w:instrText xml:space="preserve"> PAGEREF _Toc240379587 \h </w:instrText>
+          <w:instrText xml:space="preserve"> PAGEREF _Toc240381387 \h </w:instrText>
         </w:r>
         <w:r>
           <w:rPr>
@@ -844,7 +841,7 @@
           <w14:ligatures w14:val="standardContextual"/>
         </w:rPr>
       </w:pPr>
-      <w:hyperlink w:anchor="_Toc240379588" w:history="1">
+      <w:hyperlink w:anchor="_Toc240381388" w:history="1">
         <w:r>
           <w:rPr>
             <w:rStyle w:val="Hyperlink"/>
@@ -880,7 +877,7 @@
             <w:noProof/>
             <w:webHidden/>
           </w:rPr>
-          <w:instrText xml:space="preserve"> PAGEREF _Toc240379588 \h </w:instrText>
+          <w:instrText xml:space="preserve"> PAGEREF _Toc240381388 \h </w:instrText>
         </w:r>
         <w:r>
           <w:rPr>
@@ -925,7 +922,7 @@
           <w14:ligatures w14:val="standardContextual"/>
         </w:rPr>
       </w:pPr>
-      <w:hyperlink w:anchor="_Toc240379589" w:history="1">
+      <w:hyperlink w:anchor="_Toc240381389" w:history="1">
         <w:r>
           <w:rPr>
             <w:rStyle w:val="Hyperlink"/>
@@ -961,7 +958,7 @@
             <w:noProof/>
             <w:webHidden/>
           </w:rPr>
-          <w:instrText xml:space="preserve"> PAGEREF _Toc240379589 \h </w:instrText>
+          <w:instrText xml:space="preserve"> PAGEREF _Toc240381389 \h </w:instrText>
         </w:r>
         <w:r>
           <w:rPr>
@@ -1006,7 +1003,7 @@
           <w14:ligatures w14:val="standardContextual"/>
         </w:rPr>
       </w:pPr>
-      <w:hyperlink w:anchor="_Toc240379590" w:history="1">
+      <w:hyperlink w:anchor="_Toc240381390" w:history="1">
         <w:r>
           <w:rPr>
             <w:rStyle w:val="Hyperlink"/>
@@ -1042,7 +1039,7 @@
             <w:noProof/>
             <w:webHidden/>
           </w:rPr>
-          <w:instrText xml:space="preserve"> PAGEREF _Toc240379590 \h </w:instrText>
+          <w:instrText xml:space="preserve"> PAGEREF _Toc240381390 \h </w:instrText>
         </w:r>
         <w:r>
           <w:rPr>
@@ -1087,7 +1084,7 @@
           <w14:ligatures w14:val="standardContextual"/>
         </w:rPr>
       </w:pPr>
-      <w:hyperlink w:anchor="_Toc240379591" w:history="1">
+      <w:hyperlink w:anchor="_Toc240381391" w:history="1">
         <w:r>
           <w:rPr>
             <w:rStyle w:val="Hyperlink"/>
@@ -1123,7 +1120,7 @@
             <w:noProof/>
             <w:webHidden/>
           </w:rPr>
-          <w:instrText xml:space="preserve"> PAGEREF _Toc240379591 \h </w:instrText>
+          <w:instrText xml:space="preserve"> PAGEREF _Toc240381391 \h </w:instrText>
         </w:r>
         <w:r>
           <w:rPr>
@@ -1168,7 +1165,7 @@
           <w14:ligatures w14:val="standardContextual"/>
         </w:rPr>
       </w:pPr>
-      <w:hyperlink w:anchor="_Toc240379592" w:history="1">
+      <w:hyperlink w:anchor="_Toc240381392" w:history="1">
         <w:r>
           <w:rPr>
             <w:rStyle w:val="Hyperlink"/>
@@ -1220,7 +1217,7 @@
             <w:noProof/>
             <w:webHidden/>
           </w:rPr>
-          <w:instrText xml:space="preserve"> PAGEREF _Toc240379592 \h </w:instrText>
+          <w:instrText xml:space="preserve"> PAGEREF _Toc240381392 \h </w:instrText>
         </w:r>
         <w:r>
           <w:rPr>
@@ -1265,7 +1262,7 @@
           <w14:ligatures w14:val="standardContextual"/>
         </w:rPr>
       </w:pPr>
-      <w:hyperlink w:anchor="_Toc240379593" w:history="1">
+      <w:hyperlink w:anchor="_Toc240381393" w:history="1">
         <w:r>
           <w:rPr>
             <w:rStyle w:val="Hyperlink"/>
@@ -1301,7 +1298,7 @@
             <w:noProof/>
             <w:webHidden/>
           </w:rPr>
-          <w:instrText xml:space="preserve"> PAGEREF _Toc240379593 \h </w:instrText>
+          <w:instrText xml:space="preserve"> PAGEREF _Toc240381393 \h </w:instrText>
         </w:r>
         <w:r>
           <w:rPr>
@@ -1346,7 +1343,7 @@
           <w14:ligatures w14:val="standardContextual"/>
         </w:rPr>
       </w:pPr>
-      <w:hyperlink w:anchor="_Toc240379594" w:history="1">
+      <w:hyperlink w:anchor="_Toc240381394" w:history="1">
         <w:r>
           <w:rPr>
             <w:rStyle w:val="Hyperlink"/>
@@ -1382,7 +1379,7 @@
             <w:noProof/>
             <w:webHidden/>
           </w:rPr>
-          <w:instrText xml:space="preserve"> PAGEREF _Toc240379594 \h </w:instrText>
+          <w:instrText xml:space="preserve"> PAGEREF _Toc240381394 \h </w:instrText>
         </w:r>
         <w:r>
           <w:rPr>
@@ -1427,7 +1424,7 @@
           <w14:ligatures w14:val="standardContextual"/>
         </w:rPr>
       </w:pPr>
-      <w:hyperlink w:anchor="_Toc240379595" w:history="1">
+      <w:hyperlink w:anchor="_Toc240381395" w:history="1">
         <w:r>
           <w:rPr>
             <w:rStyle w:val="Hyperlink"/>
@@ -1463,7 +1460,7 @@
             <w:noProof/>
             <w:webHidden/>
           </w:rPr>
-          <w:instrText xml:space="preserve"> PAGEREF _Toc240379595 \h </w:instrText>
+          <w:instrText xml:space="preserve"> PAGEREF _Toc240381395 \h </w:instrText>
         </w:r>
         <w:r>
           <w:rPr>
@@ -1508,7 +1505,7 @@
           <w14:ligatures w14:val="standardContextual"/>
         </w:rPr>
       </w:pPr>
-      <w:hyperlink w:anchor="_Toc240379596" w:history="1">
+      <w:hyperlink w:anchor="_Toc240381396" w:history="1">
         <w:r>
           <w:rPr>
             <w:rStyle w:val="Hyperlink"/>
@@ -1544,7 +1541,7 @@
             <w:noProof/>
             <w:webHidden/>
           </w:rPr>
-          <w:instrText xml:space="preserve"> PAGEREF _Toc240379596 \h </w:instrText>
+          <w:instrText xml:space="preserve"> PAGEREF _Toc240381396 \h </w:instrText>
         </w:r>
         <w:r>
           <w:rPr>
@@ -1589,7 +1586,7 @@
           <w14:ligatures w14:val="standardContextual"/>
         </w:rPr>
       </w:pPr>
-      <w:hyperlink w:anchor="_Toc240379597" w:history="1">
+      <w:hyperlink w:anchor="_Toc240381397" w:history="1">
         <w:r>
           <w:rPr>
             <w:rStyle w:val="Hyperlink"/>
@@ -1625,7 +1622,7 @@
             <w:noProof/>
             <w:webHidden/>
           </w:rPr>
-          <w:instrText xml:space="preserve"> PAGEREF _Toc240379597 \h </w:instrText>
+          <w:instrText xml:space="preserve"> PAGEREF _Toc240381397 \h </w:instrText>
         </w:r>
         <w:r>
           <w:rPr>
@@ -1670,7 +1667,7 @@
           <w14:ligatures w14:val="standardContextual"/>
         </w:rPr>
       </w:pPr>
-      <w:hyperlink w:anchor="_Toc240379598" w:history="1">
+      <w:hyperlink w:anchor="_Toc240381398" w:history="1">
         <w:r>
           <w:rPr>
             <w:rStyle w:val="Hyperlink"/>
@@ -1706,7 +1703,7 @@
             <w:noProof/>
             <w:webHidden/>
           </w:rPr>
-          <w:instrText xml:space="preserve"> PAGEREF _Toc240379598 \h </w:instrText>
+          <w:instrText xml:space="preserve"> PAGEREF _Toc240381398 \h </w:instrText>
         </w:r>
         <w:r>
           <w:rPr>
@@ -1751,7 +1748,7 @@
           <w14:ligatures w14:val="standardContextual"/>
         </w:rPr>
       </w:pPr>
-      <w:hyperlink w:anchor="_Toc240379599" w:history="1">
+      <w:hyperlink w:anchor="_Toc240381399" w:history="1">
         <w:r>
           <w:rPr>
             <w:rStyle w:val="Hyperlink"/>
@@ -1787,7 +1784,7 @@
             <w:noProof/>
             <w:webHidden/>
           </w:rPr>
-          <w:instrText xml:space="preserve"> PAGEREF _Toc240379599 \h </w:instrText>
+          <w:instrText xml:space="preserve"> PAGEREF _Toc240381399 \h </w:instrText>
         </w:r>
         <w:r>
           <w:rPr>
@@ -1832,7 +1829,7 @@
           <w14:ligatures w14:val="standardContextual"/>
         </w:rPr>
       </w:pPr>
-      <w:hyperlink w:anchor="_Toc240379600" w:history="1">
+      <w:hyperlink w:anchor="_Toc240381400" w:history="1">
         <w:r>
           <w:rPr>
             <w:rStyle w:val="Hyperlink"/>
@@ -1868,7 +1865,7 @@
             <w:noProof/>
             <w:webHidden/>
           </w:rPr>
-          <w:instrText xml:space="preserve"> PAGEREF _Toc240379600 \h </w:instrText>
+          <w:instrText xml:space="preserve"> PAGEREF _Toc240381400 \h </w:instrText>
         </w:r>
         <w:r>
           <w:rPr>
@@ -1913,7 +1910,7 @@
           <w14:ligatures w14:val="standardContextual"/>
         </w:rPr>
       </w:pPr>
-      <w:hyperlink w:anchor="_Toc240379601" w:history="1">
+      <w:hyperlink w:anchor="_Toc240381401" w:history="1">
         <w:r>
           <w:rPr>
             <w:rStyle w:val="Hyperlink"/>
@@ -1949,7 +1946,7 @@
             <w:noProof/>
             <w:webHidden/>
           </w:rPr>
-          <w:instrText xml:space="preserve"> PAGEREF _Toc240379601 \h </w:instrText>
+          <w:instrText xml:space="preserve"> PAGEREF _Toc240381401 \h </w:instrText>
         </w:r>
         <w:r>
           <w:rPr>
@@ -1994,7 +1991,7 @@
           <w14:ligatures w14:val="standardContextual"/>
         </w:rPr>
       </w:pPr>
-      <w:hyperlink w:anchor="_Toc240379602" w:history="1">
+      <w:hyperlink w:anchor="_Toc240381402" w:history="1">
         <w:r>
           <w:rPr>
             <w:rStyle w:val="Hyperlink"/>
@@ -2030,7 +2027,7 @@
             <w:noProof/>
             <w:webHidden/>
           </w:rPr>
-          <w:instrText xml:space="preserve"> PAGEREF _Toc240379602 \h </w:instrText>
+          <w:instrText xml:space="preserve"> PAGEREF _Toc240381402 \h </w:instrText>
         </w:r>
         <w:r>
           <w:rPr>
@@ -2075,7 +2072,7 @@
           <w14:ligatures w14:val="standardContextual"/>
         </w:rPr>
       </w:pPr>
-      <w:hyperlink w:anchor="_Toc240379603" w:history="1">
+      <w:hyperlink w:anchor="_Toc240381403" w:history="1">
         <w:r>
           <w:rPr>
             <w:rStyle w:val="Hyperlink"/>
@@ -2103,7 +2100,7 @@
             <w:noProof/>
             <w:webHidden/>
           </w:rPr>
-          <w:instrText xml:space="preserve"> PAGEREF _Toc240379603 \h </w:instrText>
+          <w:instrText xml:space="preserve"> PAGEREF _Toc240381403 \h </w:instrText>
         </w:r>
         <w:r>
           <w:rPr>
@@ -2571,7 +2568,7 @@
         <w:pStyle w:val="Heading1"/>
         <w:spacing w:before="240" w:after="120"/>
       </w:pPr>
-      <w:bookmarkStart w:id="0" w:name="_Toc240379581"/>
+      <w:bookmarkStart w:id="0" w:name="_Toc240381381"/>
       <w:r>
         <w:rPr>
           <w:rFonts w:ascii="Times New Roman" w:eastAsia="黑体" w:hAnsi="Times New Roman"/>
@@ -2595,7 +2592,7 @@
         <w:pStyle w:val="Heading2"/>
         <w:spacing w:before="240" w:after="120"/>
       </w:pPr>
-      <w:bookmarkStart w:id="1" w:name="_Toc240379582"/>
+      <w:bookmarkStart w:id="1" w:name="_Toc240381382"/>
       <w:r>
         <w:rPr>
           <w:rFonts w:ascii="Times New Roman" w:eastAsia="黑体" w:hAnsi="Times New Roman"/>
@@ -4325,7 +4322,7 @@
         <w:pStyle w:val="Heading2"/>
         <w:spacing w:before="240" w:after="120"/>
       </w:pPr>
-      <w:bookmarkStart w:id="2" w:name="_Toc240379583"/>
+      <w:bookmarkStart w:id="2" w:name="_Toc240381383"/>
       <w:r>
         <w:rPr>
           <w:rFonts w:ascii="Times New Roman" w:eastAsia="黑体" w:hAnsi="Times New Roman"/>
@@ -4997,7 +4994,7 @@
         <w:pStyle w:val="Heading2"/>
         <w:spacing w:before="240" w:after="120"/>
       </w:pPr>
-      <w:bookmarkStart w:id="3" w:name="_Toc240379584"/>
+      <w:bookmarkStart w:id="3" w:name="_Toc240381384"/>
       <w:r>
         <w:rPr>
           <w:rFonts w:ascii="Times New Roman" w:eastAsia="黑体" w:hAnsi="Times New Roman"/>
@@ -5517,7 +5514,7 @@
         <w:pStyle w:val="Heading1"/>
         <w:spacing w:before="240" w:after="120"/>
       </w:pPr>
-      <w:bookmarkStart w:id="4" w:name="_Toc240379585"/>
+      <w:bookmarkStart w:id="4" w:name="_Toc240381385"/>
       <w:r>
         <w:rPr>
           <w:rFonts w:ascii="Times New Roman" w:eastAsia="黑体" w:hAnsi="Times New Roman"/>
@@ -6022,7 +6019,7 @@
         <w:pStyle w:val="Heading1"/>
         <w:spacing w:before="240" w:after="120"/>
       </w:pPr>
-      <w:bookmarkStart w:id="5" w:name="_Toc240379586"/>
+      <w:bookmarkStart w:id="5" w:name="_Toc240381386"/>
       <w:r>
         <w:rPr>
           <w:rFonts w:ascii="Times New Roman" w:eastAsia="黑体" w:hAnsi="Times New Roman"/>
@@ -6668,7 +6665,7 @@
         </w:rPr>
         <w:lastRenderedPageBreak/>
         <w:drawing>
-          <wp:inline distT="0" distB="0" distL="0" distR="0" wp14:anchorId="6A5EA437" wp14:editId="4BCED1E2">
+          <wp:inline distT="0" distB="0" distL="0" distR="0" wp14:anchorId="5F71545B" wp14:editId="19BE1668">
             <wp:extent cx="5580000" cy="1892736"/>
             <wp:effectExtent l="0" t="0" r="0" b="0"/>
             <wp:docPr id="1" name="Picture 1"/>
@@ -6876,7 +6873,7 @@
         <w:pStyle w:val="Heading1"/>
         <w:spacing w:before="240" w:after="120"/>
       </w:pPr>
-      <w:bookmarkStart w:id="6" w:name="_Toc240379587"/>
+      <w:bookmarkStart w:id="6" w:name="_Toc240381387"/>
       <w:r>
         <w:rPr>
           <w:rFonts w:ascii="Times New Roman" w:eastAsia="黑体" w:hAnsi="Times New Roman"/>
@@ -6900,7 +6897,7 @@
         <w:pStyle w:val="Heading2"/>
         <w:spacing w:before="240" w:after="120"/>
       </w:pPr>
-      <w:bookmarkStart w:id="7" w:name="_Toc240379588"/>
+      <w:bookmarkStart w:id="7" w:name="_Toc240381388"/>
       <w:r>
         <w:rPr>
           <w:rFonts w:ascii="Times New Roman" w:eastAsia="黑体" w:hAnsi="Times New Roman"/>
@@ -7052,7 +7049,7 @@
           <w:noProof/>
         </w:rPr>
         <w:drawing>
-          <wp:inline distT="0" distB="0" distL="0" distR="0" wp14:anchorId="5856A743" wp14:editId="0F5B9F38">
+          <wp:inline distT="0" distB="0" distL="0" distR="0" wp14:anchorId="2C6E441D" wp14:editId="1D37C615">
             <wp:extent cx="5580000" cy="1035648"/>
             <wp:effectExtent l="0" t="0" r="0" b="0"/>
             <wp:docPr id="2" name="Picture 2"/>
@@ -7166,7 +7163,7 @@
         <w:pStyle w:val="Heading2"/>
         <w:spacing w:before="240" w:after="120"/>
       </w:pPr>
-      <w:bookmarkStart w:id="8" w:name="_Toc240379589"/>
+      <w:bookmarkStart w:id="8" w:name="_Toc240381389"/>
       <w:r>
         <w:rPr>
           <w:rFonts w:ascii="Times New Roman" w:eastAsia="黑体" w:hAnsi="Times New Roman"/>
@@ -7271,7 +7268,7 @@
           <w:noProof/>
         </w:rPr>
         <w:drawing>
-          <wp:inline distT="0" distB="0" distL="0" distR="0" wp14:anchorId="48F7CDB5" wp14:editId="659B7297">
+          <wp:inline distT="0" distB="0" distL="0" distR="0" wp14:anchorId="7FB6DA48" wp14:editId="24E10760">
             <wp:extent cx="5580000" cy="2464128"/>
             <wp:effectExtent l="0" t="0" r="0" b="0"/>
             <wp:docPr id="3" name="Picture 3"/>
@@ -8156,7 +8153,7 @@
         <w:pStyle w:val="Heading2"/>
         <w:spacing w:before="240" w:after="120"/>
       </w:pPr>
-      <w:bookmarkStart w:id="9" w:name="_Toc240379590"/>
+      <w:bookmarkStart w:id="9" w:name="_Toc240381390"/>
       <w:r>
         <w:rPr>
           <w:rFonts w:ascii="Times New Roman" w:eastAsia="黑体" w:hAnsi="Times New Roman"/>
@@ -8302,7 +8299,7 @@
           <w:noProof/>
         </w:rPr>
         <w:drawing>
-          <wp:inline distT="0" distB="0" distL="0" distR="0" wp14:anchorId="178802E5" wp14:editId="57E3BE37">
+          <wp:inline distT="0" distB="0" distL="0" distR="0" wp14:anchorId="67E4B43B" wp14:editId="4BE32AC7">
             <wp:extent cx="5580000" cy="3191760"/>
             <wp:effectExtent l="0" t="0" r="0" b="0"/>
             <wp:docPr id="4" name="Picture 4"/>
@@ -8440,7 +8437,7 @@
         <w:pStyle w:val="Heading2"/>
         <w:spacing w:before="240" w:after="120"/>
       </w:pPr>
-      <w:bookmarkStart w:id="10" w:name="_Toc240379591"/>
+      <w:bookmarkStart w:id="10" w:name="_Toc240381391"/>
       <w:r>
         <w:rPr>
           <w:rFonts w:ascii="Times New Roman" w:eastAsia="黑体" w:hAnsi="Times New Roman"/>
@@ -8705,7 +8702,7 @@
           <w:noProof/>
         </w:rPr>
         <w:drawing>
-          <wp:inline distT="0" distB="0" distL="0" distR="0" wp14:anchorId="57053891" wp14:editId="7E5804CA">
+          <wp:inline distT="0" distB="0" distL="0" distR="0" wp14:anchorId="64ECEAFC" wp14:editId="6FFFA574">
             <wp:extent cx="5580000" cy="3106944"/>
             <wp:effectExtent l="0" t="0" r="0" b="0"/>
             <wp:docPr id="5" name="Picture 5"/>
@@ -8819,7 +8816,7 @@
         <w:pStyle w:val="Heading2"/>
         <w:spacing w:before="240" w:after="120"/>
       </w:pPr>
-      <w:bookmarkStart w:id="11" w:name="_Toc240379592"/>
+      <w:bookmarkStart w:id="11" w:name="_Toc240381392"/>
       <w:r>
         <w:rPr>
           <w:rFonts w:ascii="Times New Roman" w:eastAsia="黑体" w:hAnsi="Times New Roman"/>
@@ -9051,7 +9048,7 @@
           <w:noProof/>
         </w:rPr>
         <w:drawing>
-          <wp:inline distT="0" distB="0" distL="0" distR="0" wp14:anchorId="11BCABBA" wp14:editId="0E14B93E">
+          <wp:inline distT="0" distB="0" distL="0" distR="0" wp14:anchorId="3D7B4029" wp14:editId="3C5949D3">
             <wp:extent cx="5580000" cy="2535552"/>
             <wp:effectExtent l="0" t="0" r="0" b="0"/>
             <wp:docPr id="6" name="Picture 6"/>
@@ -9206,7 +9203,7 @@
           <w:noProof/>
         </w:rPr>
         <w:drawing>
-          <wp:inline distT="0" distB="0" distL="0" distR="0" wp14:anchorId="4C133B9E" wp14:editId="18E2E9CD">
+          <wp:inline distT="0" distB="0" distL="0" distR="0" wp14:anchorId="4871F0D4" wp14:editId="5630D24D">
             <wp:extent cx="5580000" cy="749952"/>
             <wp:effectExtent l="0" t="0" r="0" b="0"/>
             <wp:docPr id="7" name="Picture 7"/>
@@ -9352,7 +9349,7 @@
         </w:rPr>
         <w:lastRenderedPageBreak/>
         <w:drawing>
-          <wp:inline distT="0" distB="0" distL="0" distR="0" wp14:anchorId="5430294D" wp14:editId="56AD41EB">
+          <wp:inline distT="0" distB="0" distL="0" distR="0" wp14:anchorId="2A00B348" wp14:editId="77EAACCA">
             <wp:extent cx="5580000" cy="1178496"/>
             <wp:effectExtent l="0" t="0" r="0" b="0"/>
             <wp:docPr id="8" name="Picture 8"/>
@@ -9552,7 +9549,7 @@
         <w:pStyle w:val="Heading1"/>
         <w:spacing w:before="240" w:after="120"/>
       </w:pPr>
-      <w:bookmarkStart w:id="12" w:name="_Toc240379593"/>
+      <w:bookmarkStart w:id="12" w:name="_Toc240381393"/>
       <w:r>
         <w:rPr>
           <w:rFonts w:ascii="Times New Roman" w:eastAsia="黑体" w:hAnsi="Times New Roman"/>
@@ -9576,7 +9573,7 @@
         <w:pStyle w:val="Heading2"/>
         <w:spacing w:before="240" w:after="120"/>
       </w:pPr>
-      <w:bookmarkStart w:id="13" w:name="_Toc240379594"/>
+      <w:bookmarkStart w:id="13" w:name="_Toc240381394"/>
       <w:r>
         <w:rPr>
           <w:rFonts w:ascii="Times New Roman" w:eastAsia="黑体" w:hAnsi="Times New Roman"/>
@@ -9745,7 +9742,7 @@
           <w:noProof/>
         </w:rPr>
         <w:drawing>
-          <wp:inline distT="0" distB="0" distL="0" distR="0" wp14:anchorId="4FC6B122" wp14:editId="14863A40">
+          <wp:inline distT="0" distB="0" distL="0" distR="0" wp14:anchorId="00F3C735" wp14:editId="232DFF9E">
             <wp:extent cx="5580000" cy="1892736"/>
             <wp:effectExtent l="0" t="0" r="0" b="0"/>
             <wp:docPr id="9" name="Picture 9"/>
@@ -9928,7 +9925,7 @@
         <w:pStyle w:val="Heading2"/>
         <w:spacing w:before="240" w:after="120"/>
       </w:pPr>
-      <w:bookmarkStart w:id="14" w:name="_Toc240379595"/>
+      <w:bookmarkStart w:id="14" w:name="_Toc240381395"/>
       <w:r>
         <w:rPr>
           <w:rFonts w:ascii="Times New Roman" w:eastAsia="黑体" w:hAnsi="Times New Roman"/>
@@ -9987,7 +9984,7 @@
           <w:noProof/>
         </w:rPr>
         <w:drawing>
-          <wp:inline distT="0" distB="0" distL="0" distR="0" wp14:anchorId="7C755501" wp14:editId="3C4B0A90">
+          <wp:inline distT="0" distB="0" distL="0" distR="0" wp14:anchorId="36B40F31" wp14:editId="34B79205">
             <wp:extent cx="5580000" cy="2606976"/>
             <wp:effectExtent l="0" t="0" r="0" b="0"/>
             <wp:docPr id="10" name="Picture 10"/>
@@ -10219,7 +10216,7 @@
         </w:rPr>
         <w:lastRenderedPageBreak/>
         <w:drawing>
-          <wp:inline distT="0" distB="0" distL="0" distR="0" wp14:anchorId="25E11240" wp14:editId="4685F638">
+          <wp:inline distT="0" distB="0" distL="0" distR="0" wp14:anchorId="0169A96E" wp14:editId="4D958BBF">
             <wp:extent cx="5580000" cy="3928320"/>
             <wp:effectExtent l="0" t="0" r="0" b="0"/>
             <wp:docPr id="11" name="Picture 11"/>
@@ -10863,7 +10860,7 @@
         <w:pStyle w:val="Heading2"/>
         <w:spacing w:before="240" w:after="120"/>
       </w:pPr>
-      <w:bookmarkStart w:id="15" w:name="_Toc240379596"/>
+      <w:bookmarkStart w:id="15" w:name="_Toc240381396"/>
       <w:r>
         <w:rPr>
           <w:rFonts w:ascii="Times New Roman" w:eastAsia="黑体" w:hAnsi="Times New Roman"/>
@@ -10936,7 +10933,7 @@
           <w:noProof/>
         </w:rPr>
         <w:drawing>
-          <wp:inline distT="0" distB="0" distL="0" distR="0" wp14:anchorId="1C439B70" wp14:editId="68AECA0A">
+          <wp:inline distT="0" distB="0" distL="0" distR="0" wp14:anchorId="7D1EED5C" wp14:editId="2684D8F6">
             <wp:extent cx="5580000" cy="1749888"/>
             <wp:effectExtent l="0" t="0" r="0" b="0"/>
             <wp:docPr id="12" name="Picture 12"/>
@@ -11062,7 +11059,7 @@
         <w:pStyle w:val="Heading1"/>
         <w:spacing w:before="240" w:after="120"/>
       </w:pPr>
-      <w:bookmarkStart w:id="16" w:name="_Toc240379597"/>
+      <w:bookmarkStart w:id="16" w:name="_Toc240381397"/>
       <w:r>
         <w:rPr>
           <w:rFonts w:ascii="Times New Roman" w:eastAsia="黑体" w:hAnsi="Times New Roman"/>
@@ -11086,7 +11083,7 @@
         <w:pStyle w:val="Heading2"/>
         <w:spacing w:before="240" w:after="120"/>
       </w:pPr>
-      <w:bookmarkStart w:id="17" w:name="_Toc240379598"/>
+      <w:bookmarkStart w:id="17" w:name="_Toc240381398"/>
       <w:r>
         <w:rPr>
           <w:rFonts w:ascii="Times New Roman" w:eastAsia="黑体" w:hAnsi="Times New Roman"/>
@@ -11160,7 +11157,7 @@
         </w:rPr>
         <w:lastRenderedPageBreak/>
         <w:drawing>
-          <wp:inline distT="0" distB="0" distL="0" distR="0" wp14:anchorId="1489BDDF" wp14:editId="0345DE7F">
+          <wp:inline distT="0" distB="0" distL="0" distR="0" wp14:anchorId="518416A1" wp14:editId="53650058">
             <wp:extent cx="5580000" cy="3964032"/>
             <wp:effectExtent l="0" t="0" r="0" b="0"/>
             <wp:docPr id="13" name="Picture 13"/>
@@ -11292,7 +11289,7 @@
           <w:noProof/>
         </w:rPr>
         <w:drawing>
-          <wp:inline distT="0" distB="0" distL="0" distR="0" wp14:anchorId="2A755061" wp14:editId="71997374">
+          <wp:inline distT="0" distB="0" distL="0" distR="0" wp14:anchorId="64CB1259" wp14:editId="5D8BCD20">
             <wp:extent cx="5580000" cy="1178496"/>
             <wp:effectExtent l="0" t="0" r="0" b="0"/>
             <wp:docPr id="14" name="Picture 14"/>
@@ -11891,7 +11888,7 @@
           <w:noProof/>
         </w:rPr>
         <w:drawing>
-          <wp:inline distT="0" distB="0" distL="0" distR="0" wp14:anchorId="26EF0E4C" wp14:editId="3C04357A">
+          <wp:inline distT="0" distB="0" distL="0" distR="0" wp14:anchorId="57493AF0" wp14:editId="2F66DBC3">
             <wp:extent cx="5580000" cy="3427714"/>
             <wp:effectExtent l="0" t="0" r="0" b="0"/>
             <wp:docPr id="15" name="Picture 15"/>
@@ -12011,7 +12008,7 @@
         </w:rPr>
         <w:lastRenderedPageBreak/>
         <w:drawing>
-          <wp:inline distT="0" distB="0" distL="0" distR="0" wp14:anchorId="0884682F" wp14:editId="5A9D84E6">
+          <wp:inline distT="0" distB="0" distL="0" distR="0" wp14:anchorId="180981C3" wp14:editId="3FC3D8FA">
             <wp:extent cx="5580000" cy="3108857"/>
             <wp:effectExtent l="0" t="0" r="0" b="0"/>
             <wp:docPr id="16" name="Picture 16"/>
@@ -12100,7 +12097,7 @@
         <w:pStyle w:val="Heading2"/>
         <w:spacing w:before="240" w:after="120"/>
       </w:pPr>
-      <w:bookmarkStart w:id="18" w:name="_Toc240379599"/>
+      <w:bookmarkStart w:id="18" w:name="_Toc240381399"/>
       <w:r>
         <w:rPr>
           <w:rFonts w:ascii="Times New Roman" w:eastAsia="黑体" w:hAnsi="Times New Roman"/>
@@ -12177,7 +12174,7 @@
         </w:rPr>
         <w:lastRenderedPageBreak/>
         <w:drawing>
-          <wp:inline distT="0" distB="0" distL="0" distR="0" wp14:anchorId="680063BD" wp14:editId="71FF30FC">
+          <wp:inline distT="0" distB="0" distL="0" distR="0" wp14:anchorId="5767BF11" wp14:editId="4219DD9F">
             <wp:extent cx="5580000" cy="3268881"/>
             <wp:effectExtent l="0" t="0" r="0" b="0"/>
             <wp:docPr id="17" name="Picture 17"/>
@@ -12302,7 +12299,7 @@
         <w:pStyle w:val="Heading1"/>
         <w:spacing w:before="240" w:after="120"/>
       </w:pPr>
-      <w:bookmarkStart w:id="19" w:name="_Toc240379600"/>
+      <w:bookmarkStart w:id="19" w:name="_Toc240381400"/>
       <w:r>
         <w:rPr>
           <w:rFonts w:ascii="Times New Roman" w:eastAsia="黑体" w:hAnsi="Times New Roman"/>
@@ -12470,7 +12467,7 @@
         </w:rPr>
         <w:lastRenderedPageBreak/>
         <w:drawing>
-          <wp:inline distT="0" distB="0" distL="0" distR="0" wp14:anchorId="66071FE4" wp14:editId="3A5F60D8">
+          <wp:inline distT="0" distB="0" distL="0" distR="0" wp14:anchorId="7557EC8F" wp14:editId="491B14F2">
             <wp:extent cx="5040000" cy="4500000"/>
             <wp:effectExtent l="0" t="0" r="0" b="0"/>
             <wp:docPr id="18" name="Picture 18"/>
@@ -12591,7 +12588,7 @@
         </w:rPr>
         <w:lastRenderedPageBreak/>
         <w:drawing>
-          <wp:inline distT="0" distB="0" distL="0" distR="0" wp14:anchorId="78131156" wp14:editId="0E8D0C67">
+          <wp:inline distT="0" distB="0" distL="0" distR="0" wp14:anchorId="2EFF7071" wp14:editId="18896171">
             <wp:extent cx="4200000" cy="4500000"/>
             <wp:effectExtent l="0" t="0" r="0" b="0"/>
             <wp:docPr id="19" name="Picture 19"/>
@@ -12711,7 +12708,7 @@
         </w:rPr>
         <w:lastRenderedPageBreak/>
         <w:drawing>
-          <wp:inline distT="0" distB="0" distL="0" distR="0" wp14:anchorId="54217E25" wp14:editId="23F12A29">
+          <wp:inline distT="0" distB="0" distL="0" distR="0" wp14:anchorId="696BDCFA" wp14:editId="6A09541C">
             <wp:extent cx="5580000" cy="3260552"/>
             <wp:effectExtent l="0" t="0" r="0" b="0"/>
             <wp:docPr id="20" name="Picture 20"/>
@@ -12860,7 +12857,7 @@
         <w:pStyle w:val="Heading1"/>
         <w:spacing w:before="240" w:after="120"/>
       </w:pPr>
-      <w:bookmarkStart w:id="20" w:name="_Toc240379601"/>
+      <w:bookmarkStart w:id="20" w:name="_Toc240381401"/>
       <w:r>
         <w:rPr>
           <w:rFonts w:ascii="Times New Roman" w:eastAsia="黑体" w:hAnsi="Times New Roman"/>
@@ -12991,7 +12988,7 @@
         <w:pStyle w:val="Heading1"/>
         <w:spacing w:before="240" w:after="120"/>
       </w:pPr>
-      <w:bookmarkStart w:id="21" w:name="_Toc240379602"/>
+      <w:bookmarkStart w:id="21" w:name="_Toc240381402"/>
       <w:r>
         <w:rPr>
           <w:rFonts w:ascii="Times New Roman" w:eastAsia="黑体" w:hAnsi="Times New Roman"/>
@@ -13747,7 +13744,7 @@
         <w:pStyle w:val="Heading1"/>
         <w:spacing w:before="240" w:after="120"/>
       </w:pPr>
-      <w:bookmarkStart w:id="22" w:name="_Toc240379603"/>
+      <w:bookmarkStart w:id="22" w:name="_Toc240381403"/>
       <w:r>
         <w:rPr>
           <w:rFonts w:ascii="Times New Roman" w:eastAsia="黑体" w:hAnsi="Times New Roman"/>
@@ -14127,31 +14124,31 @@
       </w:rPr>
     </w:lvl>
   </w:abstractNum>
-  <w:num w:numId="1" w16cid:durableId="1569539861">
+  <w:num w:numId="1" w16cid:durableId="753085378">
     <w:abstractNumId w:val="8"/>
   </w:num>
-  <w:num w:numId="2" w16cid:durableId="526800103">
+  <w:num w:numId="2" w16cid:durableId="878318861">
     <w:abstractNumId w:val="6"/>
   </w:num>
-  <w:num w:numId="3" w16cid:durableId="1031682395">
+  <w:num w:numId="3" w16cid:durableId="2037535359">
     <w:abstractNumId w:val="5"/>
   </w:num>
-  <w:num w:numId="4" w16cid:durableId="2036928309">
+  <w:num w:numId="4" w16cid:durableId="1406957416">
     <w:abstractNumId w:val="4"/>
   </w:num>
-  <w:num w:numId="5" w16cid:durableId="1557201519">
+  <w:num w:numId="5" w16cid:durableId="1743866988">
     <w:abstractNumId w:val="7"/>
   </w:num>
-  <w:num w:numId="6" w16cid:durableId="559246031">
+  <w:num w:numId="6" w16cid:durableId="1730880782">
     <w:abstractNumId w:val="3"/>
   </w:num>
-  <w:num w:numId="7" w16cid:durableId="1261065693">
+  <w:num w:numId="7" w16cid:durableId="385372240">
     <w:abstractNumId w:val="2"/>
   </w:num>
-  <w:num w:numId="8" w16cid:durableId="995379753">
+  <w:num w:numId="8" w16cid:durableId="1388072308">
     <w:abstractNumId w:val="1"/>
   </w:num>
-  <w:num w:numId="9" w16cid:durableId="2028209046">
+  <w:num w:numId="9" w16cid:durableId="1616905069">
     <w:abstractNumId w:val="0"/>
   </w:num>
 </w:numbering>
@@ -25567,7 +25564,7 @@
     <w:basedOn w:val="DefaultParagraphFont"/>
     <w:uiPriority w:val="99"/>
     <w:unhideWhenUsed/>
-    <w:rsid w:val="00587D2E"/>
+    <w:rsid w:val="00F65F32"/>
     <w:rPr>
       <w:color w:val="0000FF" w:themeColor="hyperlink"/>
       <w:u w:val="single"/>

--- a/测评报告/配置核查工具操作说明书.docx
+++ b/测评报告/配置核查工具操作说明书.docx
@@ -274,7 +274,7 @@
       <w:r>
         <w:fldChar w:fldCharType="separate"/>
       </w:r>
-      <w:hyperlink w:anchor="_Toc240381381" w:history="1">
+      <w:hyperlink w:anchor="_Toc240382251" w:history="1">
         <w:r>
           <w:rPr>
             <w:rStyle w:val="Hyperlink"/>
@@ -310,7 +310,7 @@
             <w:noProof/>
             <w:webHidden/>
           </w:rPr>
-          <w:instrText xml:space="preserve"> PAGEREF _Toc240381381 \h </w:instrText>
+          <w:instrText xml:space="preserve"> PAGEREF _Toc240382251 \h </w:instrText>
         </w:r>
         <w:r>
           <w:rPr>
@@ -355,7 +355,7 @@
           <w14:ligatures w14:val="standardContextual"/>
         </w:rPr>
       </w:pPr>
-      <w:hyperlink w:anchor="_Toc240381382" w:history="1">
+      <w:hyperlink w:anchor="_Toc240382252" w:history="1">
         <w:r>
           <w:rPr>
             <w:rStyle w:val="Hyperlink"/>
@@ -391,7 +391,7 @@
             <w:noProof/>
             <w:webHidden/>
           </w:rPr>
-          <w:instrText xml:space="preserve"> PAGEREF _Toc240381382 \h </w:instrText>
+          <w:instrText xml:space="preserve"> PAGEREF _Toc240382252 \h </w:instrText>
         </w:r>
         <w:r>
           <w:rPr>
@@ -436,7 +436,7 @@
           <w14:ligatures w14:val="standardContextual"/>
         </w:rPr>
       </w:pPr>
-      <w:hyperlink w:anchor="_Toc240381383" w:history="1">
+      <w:hyperlink w:anchor="_Toc240382253" w:history="1">
         <w:r>
           <w:rPr>
             <w:rStyle w:val="Hyperlink"/>
@@ -472,7 +472,7 @@
             <w:noProof/>
             <w:webHidden/>
           </w:rPr>
-          <w:instrText xml:space="preserve"> PAGEREF _Toc240381383 \h </w:instrText>
+          <w:instrText xml:space="preserve"> PAGEREF _Toc240382253 \h </w:instrText>
         </w:r>
         <w:r>
           <w:rPr>
@@ -517,7 +517,7 @@
           <w14:ligatures w14:val="standardContextual"/>
         </w:rPr>
       </w:pPr>
-      <w:hyperlink w:anchor="_Toc240381384" w:history="1">
+      <w:hyperlink w:anchor="_Toc240382254" w:history="1">
         <w:r>
           <w:rPr>
             <w:rStyle w:val="Hyperlink"/>
@@ -553,7 +553,7 @@
             <w:noProof/>
             <w:webHidden/>
           </w:rPr>
-          <w:instrText xml:space="preserve"> PAGEREF _Toc240381384 \h </w:instrText>
+          <w:instrText xml:space="preserve"> PAGEREF _Toc240382254 \h </w:instrText>
         </w:r>
         <w:r>
           <w:rPr>
@@ -598,7 +598,7 @@
           <w14:ligatures w14:val="standardContextual"/>
         </w:rPr>
       </w:pPr>
-      <w:hyperlink w:anchor="_Toc240381385" w:history="1">
+      <w:hyperlink w:anchor="_Toc240382255" w:history="1">
         <w:r>
           <w:rPr>
             <w:rStyle w:val="Hyperlink"/>
@@ -634,7 +634,7 @@
             <w:noProof/>
             <w:webHidden/>
           </w:rPr>
-          <w:instrText xml:space="preserve"> PAGEREF _Toc240381385 \h </w:instrText>
+          <w:instrText xml:space="preserve"> PAGEREF _Toc240382255 \h </w:instrText>
         </w:r>
         <w:r>
           <w:rPr>
@@ -679,7 +679,7 @@
           <w14:ligatures w14:val="standardContextual"/>
         </w:rPr>
       </w:pPr>
-      <w:hyperlink w:anchor="_Toc240381386" w:history="1">
+      <w:hyperlink w:anchor="_Toc240382256" w:history="1">
         <w:r>
           <w:rPr>
             <w:rStyle w:val="Hyperlink"/>
@@ -715,7 +715,7 @@
             <w:noProof/>
             <w:webHidden/>
           </w:rPr>
-          <w:instrText xml:space="preserve"> PAGEREF _Toc240381386 \h </w:instrText>
+          <w:instrText xml:space="preserve"> PAGEREF _Toc240382256 \h </w:instrText>
         </w:r>
         <w:r>
           <w:rPr>
@@ -760,7 +760,7 @@
           <w14:ligatures w14:val="standardContextual"/>
         </w:rPr>
       </w:pPr>
-      <w:hyperlink w:anchor="_Toc240381387" w:history="1">
+      <w:hyperlink w:anchor="_Toc240382257" w:history="1">
         <w:r>
           <w:rPr>
             <w:rStyle w:val="Hyperlink"/>
@@ -796,7 +796,7 @@
             <w:noProof/>
             <w:webHidden/>
           </w:rPr>
-          <w:instrText xml:space="preserve"> PAGEREF _Toc240381387 \h </w:instrText>
+          <w:instrText xml:space="preserve"> PAGEREF _Toc240382257 \h </w:instrText>
         </w:r>
         <w:r>
           <w:rPr>
@@ -841,7 +841,7 @@
           <w14:ligatures w14:val="standardContextual"/>
         </w:rPr>
       </w:pPr>
-      <w:hyperlink w:anchor="_Toc240381388" w:history="1">
+      <w:hyperlink w:anchor="_Toc240382258" w:history="1">
         <w:r>
           <w:rPr>
             <w:rStyle w:val="Hyperlink"/>
@@ -877,7 +877,7 @@
             <w:noProof/>
             <w:webHidden/>
           </w:rPr>
-          <w:instrText xml:space="preserve"> PAGEREF _Toc240381388 \h </w:instrText>
+          <w:instrText xml:space="preserve"> PAGEREF _Toc240382258 \h </w:instrText>
         </w:r>
         <w:r>
           <w:rPr>
@@ -922,7 +922,7 @@
           <w14:ligatures w14:val="standardContextual"/>
         </w:rPr>
       </w:pPr>
-      <w:hyperlink w:anchor="_Toc240381389" w:history="1">
+      <w:hyperlink w:anchor="_Toc240382259" w:history="1">
         <w:r>
           <w:rPr>
             <w:rStyle w:val="Hyperlink"/>
@@ -958,7 +958,7 @@
             <w:noProof/>
             <w:webHidden/>
           </w:rPr>
-          <w:instrText xml:space="preserve"> PAGEREF _Toc240381389 \h </w:instrText>
+          <w:instrText xml:space="preserve"> PAGEREF _Toc240382259 \h </w:instrText>
         </w:r>
         <w:r>
           <w:rPr>
@@ -1003,7 +1003,7 @@
           <w14:ligatures w14:val="standardContextual"/>
         </w:rPr>
       </w:pPr>
-      <w:hyperlink w:anchor="_Toc240381390" w:history="1">
+      <w:hyperlink w:anchor="_Toc240382260" w:history="1">
         <w:r>
           <w:rPr>
             <w:rStyle w:val="Hyperlink"/>
@@ -1039,7 +1039,7 @@
             <w:noProof/>
             <w:webHidden/>
           </w:rPr>
-          <w:instrText xml:space="preserve"> PAGEREF _Toc240381390 \h </w:instrText>
+          <w:instrText xml:space="preserve"> PAGEREF _Toc240382260 \h </w:instrText>
         </w:r>
         <w:r>
           <w:rPr>
@@ -1084,7 +1084,7 @@
           <w14:ligatures w14:val="standardContextual"/>
         </w:rPr>
       </w:pPr>
-      <w:hyperlink w:anchor="_Toc240381391" w:history="1">
+      <w:hyperlink w:anchor="_Toc240382261" w:history="1">
         <w:r>
           <w:rPr>
             <w:rStyle w:val="Hyperlink"/>
@@ -1120,7 +1120,7 @@
             <w:noProof/>
             <w:webHidden/>
           </w:rPr>
-          <w:instrText xml:space="preserve"> PAGEREF _Toc240381391 \h </w:instrText>
+          <w:instrText xml:space="preserve"> PAGEREF _Toc240382261 \h </w:instrText>
         </w:r>
         <w:r>
           <w:rPr>
@@ -1165,7 +1165,7 @@
           <w14:ligatures w14:val="standardContextual"/>
         </w:rPr>
       </w:pPr>
-      <w:hyperlink w:anchor="_Toc240381392" w:history="1">
+      <w:hyperlink w:anchor="_Toc240382262" w:history="1">
         <w:r>
           <w:rPr>
             <w:rStyle w:val="Hyperlink"/>
@@ -1217,7 +1217,7 @@
             <w:noProof/>
             <w:webHidden/>
           </w:rPr>
-          <w:instrText xml:space="preserve"> PAGEREF _Toc240381392 \h </w:instrText>
+          <w:instrText xml:space="preserve"> PAGEREF _Toc240382262 \h </w:instrText>
         </w:r>
         <w:r>
           <w:rPr>
@@ -1262,7 +1262,7 @@
           <w14:ligatures w14:val="standardContextual"/>
         </w:rPr>
       </w:pPr>
-      <w:hyperlink w:anchor="_Toc240381393" w:history="1">
+      <w:hyperlink w:anchor="_Toc240382263" w:history="1">
         <w:r>
           <w:rPr>
             <w:rStyle w:val="Hyperlink"/>
@@ -1298,7 +1298,7 @@
             <w:noProof/>
             <w:webHidden/>
           </w:rPr>
-          <w:instrText xml:space="preserve"> PAGEREF _Toc240381393 \h </w:instrText>
+          <w:instrText xml:space="preserve"> PAGEREF _Toc240382263 \h </w:instrText>
         </w:r>
         <w:r>
           <w:rPr>
@@ -1343,7 +1343,7 @@
           <w14:ligatures w14:val="standardContextual"/>
         </w:rPr>
       </w:pPr>
-      <w:hyperlink w:anchor="_Toc240381394" w:history="1">
+      <w:hyperlink w:anchor="_Toc240382264" w:history="1">
         <w:r>
           <w:rPr>
             <w:rStyle w:val="Hyperlink"/>
@@ -1379,7 +1379,7 @@
             <w:noProof/>
             <w:webHidden/>
           </w:rPr>
-          <w:instrText xml:space="preserve"> PAGEREF _Toc240381394 \h </w:instrText>
+          <w:instrText xml:space="preserve"> PAGEREF _Toc240382264 \h </w:instrText>
         </w:r>
         <w:r>
           <w:rPr>
@@ -1424,7 +1424,7 @@
           <w14:ligatures w14:val="standardContextual"/>
         </w:rPr>
       </w:pPr>
-      <w:hyperlink w:anchor="_Toc240381395" w:history="1">
+      <w:hyperlink w:anchor="_Toc240382265" w:history="1">
         <w:r>
           <w:rPr>
             <w:rStyle w:val="Hyperlink"/>
@@ -1460,7 +1460,7 @@
             <w:noProof/>
             <w:webHidden/>
           </w:rPr>
-          <w:instrText xml:space="preserve"> PAGEREF _Toc240381395 \h </w:instrText>
+          <w:instrText xml:space="preserve"> PAGEREF _Toc240382265 \h </w:instrText>
         </w:r>
         <w:r>
           <w:rPr>
@@ -1505,7 +1505,7 @@
           <w14:ligatures w14:val="standardContextual"/>
         </w:rPr>
       </w:pPr>
-      <w:hyperlink w:anchor="_Toc240381396" w:history="1">
+      <w:hyperlink w:anchor="_Toc240382266" w:history="1">
         <w:r>
           <w:rPr>
             <w:rStyle w:val="Hyperlink"/>
@@ -1541,7 +1541,7 @@
             <w:noProof/>
             <w:webHidden/>
           </w:rPr>
-          <w:instrText xml:space="preserve"> PAGEREF _Toc240381396 \h </w:instrText>
+          <w:instrText xml:space="preserve"> PAGEREF _Toc240382266 \h </w:instrText>
         </w:r>
         <w:r>
           <w:rPr>
@@ -1561,7 +1561,7 @@
             <w:noProof/>
             <w:webHidden/>
           </w:rPr>
-          <w:t>13</w:t>
+          <w:t>12</w:t>
         </w:r>
         <w:r>
           <w:rPr>
@@ -1586,7 +1586,7 @@
           <w14:ligatures w14:val="standardContextual"/>
         </w:rPr>
       </w:pPr>
-      <w:hyperlink w:anchor="_Toc240381397" w:history="1">
+      <w:hyperlink w:anchor="_Toc240382267" w:history="1">
         <w:r>
           <w:rPr>
             <w:rStyle w:val="Hyperlink"/>
@@ -1622,7 +1622,7 @@
             <w:noProof/>
             <w:webHidden/>
           </w:rPr>
-          <w:instrText xml:space="preserve"> PAGEREF _Toc240381397 \h </w:instrText>
+          <w:instrText xml:space="preserve"> PAGEREF _Toc240382267 \h </w:instrText>
         </w:r>
         <w:r>
           <w:rPr>
@@ -1642,7 +1642,7 @@
             <w:noProof/>
             <w:webHidden/>
           </w:rPr>
-          <w:t>13</w:t>
+          <w:t>12</w:t>
         </w:r>
         <w:r>
           <w:rPr>
@@ -1667,7 +1667,7 @@
           <w14:ligatures w14:val="standardContextual"/>
         </w:rPr>
       </w:pPr>
-      <w:hyperlink w:anchor="_Toc240381398" w:history="1">
+      <w:hyperlink w:anchor="_Toc240382268" w:history="1">
         <w:r>
           <w:rPr>
             <w:rStyle w:val="Hyperlink"/>
@@ -1703,7 +1703,7 @@
             <w:noProof/>
             <w:webHidden/>
           </w:rPr>
-          <w:instrText xml:space="preserve"> PAGEREF _Toc240381398 \h </w:instrText>
+          <w:instrText xml:space="preserve"> PAGEREF _Toc240382268 \h </w:instrText>
         </w:r>
         <w:r>
           <w:rPr>
@@ -1723,7 +1723,7 @@
             <w:noProof/>
             <w:webHidden/>
           </w:rPr>
-          <w:t>13</w:t>
+          <w:t>12</w:t>
         </w:r>
         <w:r>
           <w:rPr>
@@ -1748,7 +1748,7 @@
           <w14:ligatures w14:val="standardContextual"/>
         </w:rPr>
       </w:pPr>
-      <w:hyperlink w:anchor="_Toc240381399" w:history="1">
+      <w:hyperlink w:anchor="_Toc240382269" w:history="1">
         <w:r>
           <w:rPr>
             <w:rStyle w:val="Hyperlink"/>
@@ -1784,7 +1784,7 @@
             <w:noProof/>
             <w:webHidden/>
           </w:rPr>
-          <w:instrText xml:space="preserve"> PAGEREF _Toc240381399 \h </w:instrText>
+          <w:instrText xml:space="preserve"> PAGEREF _Toc240382269 \h </w:instrText>
         </w:r>
         <w:r>
           <w:rPr>
@@ -1804,7 +1804,7 @@
             <w:noProof/>
             <w:webHidden/>
           </w:rPr>
-          <w:t>16</w:t>
+          <w:t>15</w:t>
         </w:r>
         <w:r>
           <w:rPr>
@@ -1829,7 +1829,7 @@
           <w14:ligatures w14:val="standardContextual"/>
         </w:rPr>
       </w:pPr>
-      <w:hyperlink w:anchor="_Toc240381400" w:history="1">
+      <w:hyperlink w:anchor="_Toc240382270" w:history="1">
         <w:r>
           <w:rPr>
             <w:rStyle w:val="Hyperlink"/>
@@ -1865,7 +1865,7 @@
             <w:noProof/>
             <w:webHidden/>
           </w:rPr>
-          <w:instrText xml:space="preserve"> PAGEREF _Toc240381400 \h </w:instrText>
+          <w:instrText xml:space="preserve"> PAGEREF _Toc240382270 \h </w:instrText>
         </w:r>
         <w:r>
           <w:rPr>
@@ -1885,7 +1885,7 @@
             <w:noProof/>
             <w:webHidden/>
           </w:rPr>
-          <w:t>17</w:t>
+          <w:t>16</w:t>
         </w:r>
         <w:r>
           <w:rPr>
@@ -1910,7 +1910,7 @@
           <w14:ligatures w14:val="standardContextual"/>
         </w:rPr>
       </w:pPr>
-      <w:hyperlink w:anchor="_Toc240381401" w:history="1">
+      <w:hyperlink w:anchor="_Toc240382271" w:history="1">
         <w:r>
           <w:rPr>
             <w:rStyle w:val="Hyperlink"/>
@@ -1946,7 +1946,7 @@
             <w:noProof/>
             <w:webHidden/>
           </w:rPr>
-          <w:instrText xml:space="preserve"> PAGEREF _Toc240381401 \h </w:instrText>
+          <w:instrText xml:space="preserve"> PAGEREF _Toc240382271 \h </w:instrText>
         </w:r>
         <w:r>
           <w:rPr>
@@ -1966,7 +1966,7 @@
             <w:noProof/>
             <w:webHidden/>
           </w:rPr>
-          <w:t>20</w:t>
+          <w:t>19</w:t>
         </w:r>
         <w:r>
           <w:rPr>
@@ -1991,7 +1991,7 @@
           <w14:ligatures w14:val="standardContextual"/>
         </w:rPr>
       </w:pPr>
-      <w:hyperlink w:anchor="_Toc240381402" w:history="1">
+      <w:hyperlink w:anchor="_Toc240382272" w:history="1">
         <w:r>
           <w:rPr>
             <w:rStyle w:val="Hyperlink"/>
@@ -2027,7 +2027,7 @@
             <w:noProof/>
             <w:webHidden/>
           </w:rPr>
-          <w:instrText xml:space="preserve"> PAGEREF _Toc240381402 \h </w:instrText>
+          <w:instrText xml:space="preserve"> PAGEREF _Toc240382272 \h </w:instrText>
         </w:r>
         <w:r>
           <w:rPr>
@@ -2047,7 +2047,7 @@
             <w:noProof/>
             <w:webHidden/>
           </w:rPr>
-          <w:t>21</w:t>
+          <w:t>20</w:t>
         </w:r>
         <w:r>
           <w:rPr>
@@ -2072,7 +2072,7 @@
           <w14:ligatures w14:val="standardContextual"/>
         </w:rPr>
       </w:pPr>
-      <w:hyperlink w:anchor="_Toc240381403" w:history="1">
+      <w:hyperlink w:anchor="_Toc240382273" w:history="1">
         <w:r>
           <w:rPr>
             <w:rStyle w:val="Hyperlink"/>
@@ -2100,7 +2100,7 @@
             <w:noProof/>
             <w:webHidden/>
           </w:rPr>
-          <w:instrText xml:space="preserve"> PAGEREF _Toc240381403 \h </w:instrText>
+          <w:instrText xml:space="preserve"> PAGEREF _Toc240382273 \h </w:instrText>
         </w:r>
         <w:r>
           <w:rPr>
@@ -2120,7 +2120,7 @@
             <w:noProof/>
             <w:webHidden/>
           </w:rPr>
-          <w:t>21</w:t>
+          <w:t>20</w:t>
         </w:r>
         <w:r>
           <w:rPr>
@@ -2151,7 +2151,6 @@
     </w:p>
     <w:p>
       <w:pPr>
-        <w:spacing w:line="360" w:lineRule="auto"/>
         <w:ind w:firstLineChars="200" w:firstLine="480"/>
       </w:pPr>
       <w:r>
@@ -2410,7 +2409,6 @@
     <w:p>
       <w:pPr>
         <w:keepNext/>
-        <w:spacing w:line="360" w:lineRule="auto"/>
         <w:ind w:firstLineChars="200" w:firstLine="480"/>
       </w:pPr>
       <w:r>
@@ -2532,7 +2530,6 @@
     </w:tbl>
     <w:p>
       <w:pPr>
-        <w:spacing w:line="360" w:lineRule="auto"/>
         <w:ind w:firstLineChars="200" w:firstLine="480"/>
       </w:pPr>
       <w:r>
@@ -2568,7 +2565,7 @@
         <w:pStyle w:val="Heading1"/>
         <w:spacing w:before="240" w:after="120"/>
       </w:pPr>
-      <w:bookmarkStart w:id="0" w:name="_Toc240381381"/>
+      <w:bookmarkStart w:id="0" w:name="_Toc240382251"/>
       <w:r>
         <w:rPr>
           <w:rFonts w:ascii="Times New Roman" w:eastAsia="黑体" w:hAnsi="Times New Roman"/>
@@ -2592,7 +2589,7 @@
         <w:pStyle w:val="Heading2"/>
         <w:spacing w:before="240" w:after="120"/>
       </w:pPr>
-      <w:bookmarkStart w:id="1" w:name="_Toc240381382"/>
+      <w:bookmarkStart w:id="1" w:name="_Toc240382252"/>
       <w:r>
         <w:rPr>
           <w:rFonts w:ascii="Times New Roman" w:eastAsia="黑体" w:hAnsi="Times New Roman"/>
@@ -2613,7 +2610,6 @@
     </w:p>
     <w:p>
       <w:pPr>
-        <w:spacing w:line="360" w:lineRule="auto"/>
         <w:ind w:firstLineChars="200" w:firstLine="480"/>
       </w:pPr>
       <w:r>
@@ -3410,7 +3406,6 @@
               <w:rPr>
                 <w:sz w:val="21"/>
               </w:rPr>
-              <w:lastRenderedPageBreak/>
               <w:t>8</w:t>
             </w:r>
           </w:p>
@@ -3615,6 +3610,7 @@
               <w:rPr>
                 <w:sz w:val="21"/>
               </w:rPr>
+              <w:lastRenderedPageBreak/>
               <w:t>10</w:t>
             </w:r>
           </w:p>
@@ -4322,7 +4318,7 @@
         <w:pStyle w:val="Heading2"/>
         <w:spacing w:before="240" w:after="120"/>
       </w:pPr>
-      <w:bookmarkStart w:id="2" w:name="_Toc240381383"/>
+      <w:bookmarkStart w:id="2" w:name="_Toc240382253"/>
       <w:r>
         <w:rPr>
           <w:rFonts w:ascii="Times New Roman" w:eastAsia="黑体" w:hAnsi="Times New Roman"/>
@@ -4343,7 +4339,6 @@
     </w:p>
     <w:p>
       <w:pPr>
-        <w:spacing w:line="360" w:lineRule="auto"/>
         <w:ind w:firstLineChars="200" w:firstLine="480"/>
       </w:pPr>
       <w:r>
@@ -4633,7 +4628,6 @@
     <w:p>
       <w:pPr>
         <w:keepNext/>
-        <w:spacing w:line="360" w:lineRule="auto"/>
         <w:ind w:firstLineChars="200" w:firstLine="480"/>
       </w:pPr>
       <w:r>
@@ -4808,7 +4802,6 @@
               <w:rPr>
                 <w:sz w:val="21"/>
               </w:rPr>
-              <w:lastRenderedPageBreak/>
               <w:t>部分可自动化</w:t>
             </w:r>
           </w:p>
@@ -4921,6 +4914,7 @@
               <w:rPr>
                 <w:sz w:val="21"/>
               </w:rPr>
+              <w:lastRenderedPageBreak/>
               <w:t>—</w:t>
             </w:r>
           </w:p>
@@ -4955,7 +4949,6 @@
     </w:tbl>
     <w:p>
       <w:pPr>
-        <w:spacing w:line="360" w:lineRule="auto"/>
         <w:ind w:firstLineChars="200" w:firstLine="480"/>
       </w:pPr>
       <w:r>
@@ -4964,7 +4957,6 @@
     </w:p>
     <w:p>
       <w:pPr>
-        <w:spacing w:line="360" w:lineRule="auto"/>
         <w:ind w:firstLineChars="200" w:firstLine="480"/>
       </w:pPr>
       <w:r>
@@ -4994,7 +4986,7 @@
         <w:pStyle w:val="Heading2"/>
         <w:spacing w:before="240" w:after="120"/>
       </w:pPr>
-      <w:bookmarkStart w:id="3" w:name="_Toc240381384"/>
+      <w:bookmarkStart w:id="3" w:name="_Toc240382254"/>
       <w:r>
         <w:rPr>
           <w:rFonts w:ascii="Times New Roman" w:eastAsia="黑体" w:hAnsi="Times New Roman"/>
@@ -5015,7 +5007,6 @@
     </w:p>
     <w:p>
       <w:pPr>
-        <w:spacing w:line="360" w:lineRule="auto"/>
         <w:ind w:firstLineChars="200" w:firstLine="480"/>
       </w:pPr>
       <w:r>
@@ -5514,7 +5505,7 @@
         <w:pStyle w:val="Heading1"/>
         <w:spacing w:before="240" w:after="120"/>
       </w:pPr>
-      <w:bookmarkStart w:id="4" w:name="_Toc240381385"/>
+      <w:bookmarkStart w:id="4" w:name="_Toc240382255"/>
       <w:r>
         <w:rPr>
           <w:rFonts w:ascii="Times New Roman" w:eastAsia="黑体" w:hAnsi="Times New Roman"/>
@@ -5535,7 +5526,6 @@
     </w:p>
     <w:p>
       <w:pPr>
-        <w:spacing w:line="360" w:lineRule="auto"/>
         <w:ind w:firstLineChars="200" w:firstLine="480"/>
       </w:pPr>
       <w:r>
@@ -5558,7 +5548,6 @@
         <w:rPr>
           <w:sz w:val="21"/>
         </w:rPr>
-        <w:lastRenderedPageBreak/>
         <w:t>表</w:t>
       </w:r>
       <w:r>
@@ -5995,10 +5984,10 @@
     </w:tbl>
     <w:p>
       <w:pPr>
-        <w:spacing w:line="360" w:lineRule="auto"/>
         <w:ind w:firstLineChars="200" w:firstLine="480"/>
       </w:pPr>
       <w:r>
+        <w:lastRenderedPageBreak/>
         <w:t>网络设备为独立硬件，无法由被测机直接采集，需另备一台可登录设备的管理机（</w:t>
       </w:r>
       <w:r>
@@ -6019,7 +6008,7 @@
         <w:pStyle w:val="Heading1"/>
         <w:spacing w:before="240" w:after="120"/>
       </w:pPr>
-      <w:bookmarkStart w:id="5" w:name="_Toc240381386"/>
+      <w:bookmarkStart w:id="5" w:name="_Toc240382256"/>
       <w:r>
         <w:rPr>
           <w:rFonts w:ascii="Times New Roman" w:eastAsia="黑体" w:hAnsi="Times New Roman"/>
@@ -6041,7 +6030,6 @@
     <w:p>
       <w:pPr>
         <w:keepNext/>
-        <w:spacing w:line="360" w:lineRule="auto"/>
         <w:ind w:firstLineChars="200" w:firstLine="480"/>
       </w:pPr>
       <w:r>
@@ -6637,7 +6625,6 @@
     </w:p>
     <w:p>
       <w:pPr>
-        <w:spacing w:line="360" w:lineRule="auto"/>
         <w:ind w:firstLineChars="200" w:firstLine="480"/>
       </w:pPr>
       <w:r>
@@ -6665,7 +6652,7 @@
         </w:rPr>
         <w:lastRenderedPageBreak/>
         <w:drawing>
-          <wp:inline distT="0" distB="0" distL="0" distR="0" wp14:anchorId="5F71545B" wp14:editId="19BE1668">
+          <wp:inline distT="0" distB="0" distL="0" distR="0" wp14:anchorId="5039F3C8" wp14:editId="5A4A2C87">
             <wp:extent cx="5580000" cy="1892736"/>
             <wp:effectExtent l="0" t="0" r="0" b="0"/>
             <wp:docPr id="1" name="Picture 1"/>
@@ -6873,7 +6860,7 @@
         <w:pStyle w:val="Heading1"/>
         <w:spacing w:before="240" w:after="120"/>
       </w:pPr>
-      <w:bookmarkStart w:id="6" w:name="_Toc240381387"/>
+      <w:bookmarkStart w:id="6" w:name="_Toc240382257"/>
       <w:r>
         <w:rPr>
           <w:rFonts w:ascii="Times New Roman" w:eastAsia="黑体" w:hAnsi="Times New Roman"/>
@@ -6897,7 +6884,7 @@
         <w:pStyle w:val="Heading2"/>
         <w:spacing w:before="240" w:after="120"/>
       </w:pPr>
-      <w:bookmarkStart w:id="7" w:name="_Toc240381388"/>
+      <w:bookmarkStart w:id="7" w:name="_Toc240382258"/>
       <w:r>
         <w:rPr>
           <w:rFonts w:ascii="Times New Roman" w:eastAsia="黑体" w:hAnsi="Times New Roman"/>
@@ -6918,7 +6905,6 @@
     </w:p>
     <w:p>
       <w:pPr>
-        <w:spacing w:line="360" w:lineRule="auto"/>
         <w:ind w:left="420"/>
       </w:pPr>
       <w:r>
@@ -6962,7 +6948,6 @@
     </w:p>
     <w:p>
       <w:pPr>
-        <w:spacing w:line="360" w:lineRule="auto"/>
         <w:ind w:left="420"/>
       </w:pPr>
       <w:r>
@@ -7025,7 +7010,6 @@
     </w:p>
     <w:p>
       <w:pPr>
-        <w:spacing w:line="360" w:lineRule="auto"/>
         <w:ind w:left="420"/>
       </w:pPr>
       <w:r>
@@ -7049,7 +7033,7 @@
           <w:noProof/>
         </w:rPr>
         <w:drawing>
-          <wp:inline distT="0" distB="0" distL="0" distR="0" wp14:anchorId="2C6E441D" wp14:editId="1D37C615">
+          <wp:inline distT="0" distB="0" distL="0" distR="0" wp14:anchorId="6A9B0DF5" wp14:editId="597364D1">
             <wp:extent cx="5580000" cy="1035648"/>
             <wp:effectExtent l="0" t="0" r="0" b="0"/>
             <wp:docPr id="2" name="Picture 2"/>
@@ -7163,7 +7147,7 @@
         <w:pStyle w:val="Heading2"/>
         <w:spacing w:before="240" w:after="120"/>
       </w:pPr>
-      <w:bookmarkStart w:id="8" w:name="_Toc240381389"/>
+      <w:bookmarkStart w:id="8" w:name="_Toc240382259"/>
       <w:r>
         <w:rPr>
           <w:rFonts w:ascii="Times New Roman" w:eastAsia="黑体" w:hAnsi="Times New Roman"/>
@@ -7186,7 +7170,6 @@
     <w:p>
       <w:pPr>
         <w:keepNext/>
-        <w:spacing w:line="360" w:lineRule="auto"/>
         <w:ind w:firstLineChars="200" w:firstLine="480"/>
       </w:pPr>
       <w:r>
@@ -7195,7 +7178,6 @@
     </w:p>
     <w:p>
       <w:pPr>
-        <w:spacing w:line="360" w:lineRule="auto"/>
         <w:ind w:left="420"/>
       </w:pPr>
       <w:r>
@@ -7229,7 +7211,6 @@
     </w:p>
     <w:p>
       <w:pPr>
-        <w:spacing w:line="360" w:lineRule="auto"/>
         <w:ind w:left="420"/>
       </w:pPr>
       <w:r>
@@ -7244,7 +7225,6 @@
     </w:p>
     <w:p>
       <w:pPr>
-        <w:spacing w:line="360" w:lineRule="auto"/>
         <w:ind w:left="420"/>
       </w:pPr>
       <w:r>
@@ -7268,7 +7248,7 @@
           <w:noProof/>
         </w:rPr>
         <w:drawing>
-          <wp:inline distT="0" distB="0" distL="0" distR="0" wp14:anchorId="7FB6DA48" wp14:editId="24E10760">
+          <wp:inline distT="0" distB="0" distL="0" distR="0" wp14:anchorId="3AEF8695" wp14:editId="120AE81C">
             <wp:extent cx="5580000" cy="2464128"/>
             <wp:effectExtent l="0" t="0" r="0" b="0"/>
             <wp:docPr id="3" name="Picture 3"/>
@@ -7379,7 +7359,6 @@
     </w:p>
     <w:p>
       <w:pPr>
-        <w:spacing w:line="360" w:lineRule="auto"/>
         <w:ind w:firstLineChars="200" w:firstLine="480"/>
       </w:pPr>
       <w:r>
@@ -8085,21 +8064,19 @@
     </w:tbl>
     <w:p>
       <w:pPr>
-        <w:spacing w:line="360" w:lineRule="auto"/>
         <w:ind w:firstLineChars="200" w:firstLine="480"/>
       </w:pPr>
       <w:r>
-        <w:lastRenderedPageBreak/>
         <w:t>表中的默认值为随包示例，部署时应替换为实际的核查账号与口令；配置文件以明文保存账号信息，使用完毕后应限制该文件的访问权限（或将配置文件移出交付包，改用环境变量传入）。</w:t>
       </w:r>
     </w:p>
     <w:p>
       <w:pPr>
         <w:keepNext/>
-        <w:spacing w:line="360" w:lineRule="auto"/>
         <w:ind w:firstLineChars="200" w:firstLine="480"/>
       </w:pPr>
       <w:r>
+        <w:lastRenderedPageBreak/>
         <w:t>参数取值优先级为</w:t>
       </w:r>
       <w:r>
@@ -8153,7 +8130,7 @@
         <w:pStyle w:val="Heading2"/>
         <w:spacing w:before="240" w:after="120"/>
       </w:pPr>
-      <w:bookmarkStart w:id="9" w:name="_Toc240381390"/>
+      <w:bookmarkStart w:id="9" w:name="_Toc240382260"/>
       <w:r>
         <w:rPr>
           <w:rFonts w:ascii="Times New Roman" w:eastAsia="黑体" w:hAnsi="Times New Roman"/>
@@ -8174,7 +8151,6 @@
     </w:p>
     <w:p>
       <w:pPr>
-        <w:spacing w:line="360" w:lineRule="auto"/>
         <w:ind w:left="420"/>
       </w:pPr>
       <w:r>
@@ -8218,7 +8194,6 @@
     </w:p>
     <w:p>
       <w:pPr>
-        <w:spacing w:line="360" w:lineRule="auto"/>
         <w:ind w:left="420"/>
       </w:pPr>
       <w:r>
@@ -8275,7 +8250,6 @@
     </w:p>
     <w:p>
       <w:pPr>
-        <w:spacing w:line="360" w:lineRule="auto"/>
         <w:ind w:left="420"/>
       </w:pPr>
       <w:r>
@@ -8299,7 +8273,7 @@
           <w:noProof/>
         </w:rPr>
         <w:drawing>
-          <wp:inline distT="0" distB="0" distL="0" distR="0" wp14:anchorId="67E4B43B" wp14:editId="4BE32AC7">
+          <wp:inline distT="0" distB="0" distL="0" distR="0" wp14:anchorId="477735D1" wp14:editId="43585CE1">
             <wp:extent cx="5580000" cy="3191760"/>
             <wp:effectExtent l="0" t="0" r="0" b="0"/>
             <wp:docPr id="4" name="Picture 4"/>
@@ -8437,7 +8411,7 @@
         <w:pStyle w:val="Heading2"/>
         <w:spacing w:before="240" w:after="120"/>
       </w:pPr>
-      <w:bookmarkStart w:id="10" w:name="_Toc240381391"/>
+      <w:bookmarkStart w:id="10" w:name="_Toc240382261"/>
       <w:r>
         <w:rPr>
           <w:rFonts w:ascii="Times New Roman" w:eastAsia="黑体" w:hAnsi="Times New Roman"/>
@@ -8460,7 +8434,6 @@
     <w:p>
       <w:pPr>
         <w:keepNext/>
-        <w:spacing w:line="360" w:lineRule="auto"/>
         <w:ind w:firstLineChars="200" w:firstLine="480"/>
       </w:pPr>
       <w:r>
@@ -8702,7 +8675,7 @@
           <w:noProof/>
         </w:rPr>
         <w:drawing>
-          <wp:inline distT="0" distB="0" distL="0" distR="0" wp14:anchorId="64ECEAFC" wp14:editId="6FFFA574">
+          <wp:inline distT="0" distB="0" distL="0" distR="0" wp14:anchorId="2FF0084B" wp14:editId="267AF5F2">
             <wp:extent cx="5580000" cy="3106944"/>
             <wp:effectExtent l="0" t="0" r="0" b="0"/>
             <wp:docPr id="5" name="Picture 5"/>
@@ -8816,7 +8789,7 @@
         <w:pStyle w:val="Heading2"/>
         <w:spacing w:before="240" w:after="120"/>
       </w:pPr>
-      <w:bookmarkStart w:id="11" w:name="_Toc240381392"/>
+      <w:bookmarkStart w:id="11" w:name="_Toc240382262"/>
       <w:r>
         <w:rPr>
           <w:rFonts w:ascii="Times New Roman" w:eastAsia="黑体" w:hAnsi="Times New Roman"/>
@@ -8854,7 +8827,6 @@
     <w:p>
       <w:pPr>
         <w:keepNext/>
-        <w:spacing w:line="360" w:lineRule="auto"/>
         <w:ind w:firstLineChars="200" w:firstLine="480"/>
       </w:pPr>
       <w:r>
@@ -8904,7 +8876,6 @@
     </w:p>
     <w:p>
       <w:pPr>
-        <w:spacing w:line="360" w:lineRule="auto"/>
         <w:ind w:left="420"/>
       </w:pPr>
       <w:r>
@@ -8938,7 +8909,6 @@
     </w:p>
     <w:p>
       <w:pPr>
-        <w:spacing w:line="360" w:lineRule="auto"/>
         <w:ind w:left="420"/>
       </w:pPr>
       <w:r>
@@ -8987,7 +8957,6 @@
     </w:p>
     <w:p>
       <w:pPr>
-        <w:spacing w:line="360" w:lineRule="auto"/>
         <w:ind w:left="420"/>
       </w:pPr>
       <w:r>
@@ -9048,7 +9017,7 @@
           <w:noProof/>
         </w:rPr>
         <w:drawing>
-          <wp:inline distT="0" distB="0" distL="0" distR="0" wp14:anchorId="3D7B4029" wp14:editId="3C5949D3">
+          <wp:inline distT="0" distB="0" distL="0" distR="0" wp14:anchorId="563A1071" wp14:editId="0C959C7D">
             <wp:extent cx="5580000" cy="2535552"/>
             <wp:effectExtent l="0" t="0" r="0" b="0"/>
             <wp:docPr id="6" name="Picture 6"/>
@@ -9203,7 +9172,7 @@
           <w:noProof/>
         </w:rPr>
         <w:drawing>
-          <wp:inline distT="0" distB="0" distL="0" distR="0" wp14:anchorId="4871F0D4" wp14:editId="5630D24D">
+          <wp:inline distT="0" distB="0" distL="0" distR="0" wp14:anchorId="62A12E4A" wp14:editId="5C79C6A4">
             <wp:extent cx="5580000" cy="749952"/>
             <wp:effectExtent l="0" t="0" r="0" b="0"/>
             <wp:docPr id="7" name="Picture 7"/>
@@ -9347,9 +9316,8 @@
         <w:rPr>
           <w:noProof/>
         </w:rPr>
-        <w:lastRenderedPageBreak/>
         <w:drawing>
-          <wp:inline distT="0" distB="0" distL="0" distR="0" wp14:anchorId="2A00B348" wp14:editId="77EAACCA">
+          <wp:inline distT="0" distB="0" distL="0" distR="0" wp14:anchorId="46C661C9" wp14:editId="43A23E8D">
             <wp:extent cx="5580000" cy="1178496"/>
             <wp:effectExtent l="0" t="0" r="0" b="0"/>
             <wp:docPr id="8" name="Picture 8"/>
@@ -9549,13 +9517,14 @@
         <w:pStyle w:val="Heading1"/>
         <w:spacing w:before="240" w:after="120"/>
       </w:pPr>
-      <w:bookmarkStart w:id="12" w:name="_Toc240381393"/>
+      <w:bookmarkStart w:id="12" w:name="_Toc240382263"/>
       <w:r>
         <w:rPr>
           <w:rFonts w:ascii="Times New Roman" w:eastAsia="黑体" w:hAnsi="Times New Roman"/>
           <w:color w:val="000000"/>
           <w:sz w:val="32"/>
         </w:rPr>
+        <w:lastRenderedPageBreak/>
         <w:t xml:space="preserve">5 </w:t>
       </w:r>
       <w:r>
@@ -9573,7 +9542,7 @@
         <w:pStyle w:val="Heading2"/>
         <w:spacing w:before="240" w:after="120"/>
       </w:pPr>
-      <w:bookmarkStart w:id="13" w:name="_Toc240381394"/>
+      <w:bookmarkStart w:id="13" w:name="_Toc240382264"/>
       <w:r>
         <w:rPr>
           <w:rFonts w:ascii="Times New Roman" w:eastAsia="黑体" w:hAnsi="Times New Roman"/>
@@ -9594,7 +9563,6 @@
     </w:p>
     <w:p>
       <w:pPr>
-        <w:spacing w:line="360" w:lineRule="auto"/>
         <w:ind w:left="420"/>
       </w:pPr>
       <w:r>
@@ -9638,7 +9606,6 @@
     </w:p>
     <w:p>
       <w:pPr>
-        <w:spacing w:line="360" w:lineRule="auto"/>
         <w:ind w:left="420"/>
       </w:pPr>
       <w:r>
@@ -9694,7 +9661,6 @@
     </w:p>
     <w:p>
       <w:pPr>
-        <w:spacing w:line="360" w:lineRule="auto"/>
         <w:ind w:left="420"/>
       </w:pPr>
       <w:r>
@@ -9742,7 +9708,7 @@
           <w:noProof/>
         </w:rPr>
         <w:drawing>
-          <wp:inline distT="0" distB="0" distL="0" distR="0" wp14:anchorId="00F3C735" wp14:editId="232DFF9E">
+          <wp:inline distT="0" distB="0" distL="0" distR="0" wp14:anchorId="42467B98" wp14:editId="25003DED">
             <wp:extent cx="5580000" cy="1892736"/>
             <wp:effectExtent l="0" t="0" r="0" b="0"/>
             <wp:docPr id="9" name="Picture 9"/>
@@ -9925,7 +9891,7 @@
         <w:pStyle w:val="Heading2"/>
         <w:spacing w:before="240" w:after="120"/>
       </w:pPr>
-      <w:bookmarkStart w:id="14" w:name="_Toc240381395"/>
+      <w:bookmarkStart w:id="14" w:name="_Toc240382265"/>
       <w:r>
         <w:rPr>
           <w:rFonts w:ascii="Times New Roman" w:eastAsia="黑体" w:hAnsi="Times New Roman"/>
@@ -9959,11 +9925,9 @@
     </w:p>
     <w:p>
       <w:pPr>
-        <w:spacing w:line="360" w:lineRule="auto"/>
         <w:ind w:firstLineChars="200" w:firstLine="480"/>
       </w:pPr>
       <w:r>
-        <w:lastRenderedPageBreak/>
         <w:t>工具先探测本机安装了哪些数据库与中间件，只核查探测到的组件，避免在未部署的组件上产生大量「不适用」项。运行开头的组件探测结果如图</w:t>
       </w:r>
       <w:r>
@@ -9983,8 +9947,9 @@
         <w:rPr>
           <w:noProof/>
         </w:rPr>
+        <w:lastRenderedPageBreak/>
         <w:drawing>
-          <wp:inline distT="0" distB="0" distL="0" distR="0" wp14:anchorId="36B40F31" wp14:editId="34B79205">
+          <wp:inline distT="0" distB="0" distL="0" distR="0" wp14:anchorId="1554806C" wp14:editId="65CF621C">
             <wp:extent cx="5580000" cy="2606976"/>
             <wp:effectExtent l="0" t="0" r="0" b="0"/>
             <wp:docPr id="10" name="Picture 10"/>
@@ -10185,7 +10150,6 @@
     </w:p>
     <w:p>
       <w:pPr>
-        <w:spacing w:line="360" w:lineRule="auto"/>
         <w:ind w:firstLineChars="200" w:firstLine="480"/>
       </w:pPr>
       <w:r>
@@ -10214,9 +10178,8 @@
         <w:rPr>
           <w:noProof/>
         </w:rPr>
-        <w:lastRenderedPageBreak/>
         <w:drawing>
-          <wp:inline distT="0" distB="0" distL="0" distR="0" wp14:anchorId="0169A96E" wp14:editId="4D958BBF">
+          <wp:inline distT="0" distB="0" distL="0" distR="0" wp14:anchorId="5FF3B2D2" wp14:editId="23201CA6">
             <wp:extent cx="5580000" cy="3928320"/>
             <wp:effectExtent l="0" t="0" r="0" b="0"/>
             <wp:docPr id="11" name="Picture 11"/>
@@ -10303,10 +10266,10 @@
     <w:p>
       <w:pPr>
         <w:keepNext/>
-        <w:spacing w:line="360" w:lineRule="auto"/>
         <w:ind w:firstLineChars="200" w:firstLine="480"/>
       </w:pPr>
       <w:r>
+        <w:lastRenderedPageBreak/>
         <w:t>自动探测可用以下开关调整（写在命令前，以空格分隔，开关说明见表</w:t>
       </w:r>
       <w:r>
@@ -10860,14 +10823,13 @@
         <w:pStyle w:val="Heading2"/>
         <w:spacing w:before="240" w:after="120"/>
       </w:pPr>
-      <w:bookmarkStart w:id="15" w:name="_Toc240381396"/>
+      <w:bookmarkStart w:id="15" w:name="_Toc240382266"/>
       <w:r>
         <w:rPr>
           <w:rFonts w:ascii="Times New Roman" w:eastAsia="黑体" w:hAnsi="Times New Roman"/>
           <w:color w:val="000000"/>
           <w:sz w:val="28"/>
         </w:rPr>
-        <w:lastRenderedPageBreak/>
         <w:t xml:space="preserve">5.3 </w:t>
       </w:r>
       <w:r>
@@ -10909,7 +10871,6 @@
     </w:p>
     <w:p>
       <w:pPr>
-        <w:spacing w:line="360" w:lineRule="auto"/>
         <w:ind w:firstLineChars="200" w:firstLine="480"/>
       </w:pPr>
       <w:r>
@@ -10933,7 +10894,7 @@
           <w:noProof/>
         </w:rPr>
         <w:drawing>
-          <wp:inline distT="0" distB="0" distL="0" distR="0" wp14:anchorId="7D1EED5C" wp14:editId="2684D8F6">
+          <wp:inline distT="0" distB="0" distL="0" distR="0" wp14:anchorId="21F7D789" wp14:editId="3C146455">
             <wp:extent cx="5580000" cy="1749888"/>
             <wp:effectExtent l="0" t="0" r="0" b="0"/>
             <wp:docPr id="12" name="Picture 12"/>
@@ -11059,7 +11020,7 @@
         <w:pStyle w:val="Heading1"/>
         <w:spacing w:before="240" w:after="120"/>
       </w:pPr>
-      <w:bookmarkStart w:id="16" w:name="_Toc240381397"/>
+      <w:bookmarkStart w:id="16" w:name="_Toc240382267"/>
       <w:r>
         <w:rPr>
           <w:rFonts w:ascii="Times New Roman" w:eastAsia="黑体" w:hAnsi="Times New Roman"/>
@@ -11083,7 +11044,7 @@
         <w:pStyle w:val="Heading2"/>
         <w:spacing w:before="240" w:after="120"/>
       </w:pPr>
-      <w:bookmarkStart w:id="17" w:name="_Toc240381398"/>
+      <w:bookmarkStart w:id="17" w:name="_Toc240382268"/>
       <w:r>
         <w:rPr>
           <w:rFonts w:ascii="Times New Roman" w:eastAsia="黑体" w:hAnsi="Times New Roman"/>
@@ -11104,7 +11065,6 @@
     </w:p>
     <w:p>
       <w:pPr>
-        <w:spacing w:line="360" w:lineRule="auto"/>
         <w:ind w:firstLineChars="200" w:firstLine="480"/>
       </w:pPr>
       <w:r>
@@ -11157,7 +11117,7 @@
         </w:rPr>
         <w:lastRenderedPageBreak/>
         <w:drawing>
-          <wp:inline distT="0" distB="0" distL="0" distR="0" wp14:anchorId="518416A1" wp14:editId="53650058">
+          <wp:inline distT="0" distB="0" distL="0" distR="0" wp14:anchorId="7559E83E" wp14:editId="152F8AC9">
             <wp:extent cx="5580000" cy="3964032"/>
             <wp:effectExtent l="0" t="0" r="0" b="0"/>
             <wp:docPr id="13" name="Picture 13"/>
@@ -11289,7 +11249,7 @@
           <w:noProof/>
         </w:rPr>
         <w:drawing>
-          <wp:inline distT="0" distB="0" distL="0" distR="0" wp14:anchorId="64CB1259" wp14:editId="5D8BCD20">
+          <wp:inline distT="0" distB="0" distL="0" distR="0" wp14:anchorId="5BEC0906" wp14:editId="09231A60">
             <wp:extent cx="5580000" cy="1178496"/>
             <wp:effectExtent l="0" t="0" r="0" b="0"/>
             <wp:docPr id="14" name="Picture 14"/>
@@ -11439,7 +11399,6 @@
     </w:p>
     <w:p>
       <w:pPr>
-        <w:spacing w:line="360" w:lineRule="auto"/>
         <w:ind w:firstLineChars="200" w:firstLine="480"/>
       </w:pPr>
       <w:r>
@@ -11855,7 +11814,6 @@
     </w:tbl>
     <w:p>
       <w:pPr>
-        <w:spacing w:line="360" w:lineRule="auto"/>
         <w:ind w:firstLineChars="200" w:firstLine="480"/>
       </w:pPr>
       <w:r>
@@ -11888,7 +11846,7 @@
           <w:noProof/>
         </w:rPr>
         <w:drawing>
-          <wp:inline distT="0" distB="0" distL="0" distR="0" wp14:anchorId="57493AF0" wp14:editId="2F66DBC3">
+          <wp:inline distT="0" distB="0" distL="0" distR="0" wp14:anchorId="22B79DA2" wp14:editId="792711A3">
             <wp:extent cx="5580000" cy="3427714"/>
             <wp:effectExtent l="0" t="0" r="0" b="0"/>
             <wp:docPr id="15" name="Picture 15"/>
@@ -12008,7 +11966,7 @@
         </w:rPr>
         <w:lastRenderedPageBreak/>
         <w:drawing>
-          <wp:inline distT="0" distB="0" distL="0" distR="0" wp14:anchorId="180981C3" wp14:editId="3FC3D8FA">
+          <wp:inline distT="0" distB="0" distL="0" distR="0" wp14:anchorId="6ADC867C" wp14:editId="29202F05">
             <wp:extent cx="5580000" cy="3108857"/>
             <wp:effectExtent l="0" t="0" r="0" b="0"/>
             <wp:docPr id="16" name="Picture 16"/>
@@ -12097,7 +12055,7 @@
         <w:pStyle w:val="Heading2"/>
         <w:spacing w:before="240" w:after="120"/>
       </w:pPr>
-      <w:bookmarkStart w:id="18" w:name="_Toc240381399"/>
+      <w:bookmarkStart w:id="18" w:name="_Toc240382269"/>
       <w:r>
         <w:rPr>
           <w:rFonts w:ascii="Times New Roman" w:eastAsia="黑体" w:hAnsi="Times New Roman"/>
@@ -12118,7 +12076,6 @@
     </w:p>
     <w:p>
       <w:pPr>
-        <w:spacing w:line="360" w:lineRule="auto"/>
         <w:ind w:firstLineChars="200" w:firstLine="480"/>
       </w:pPr>
       <w:r>
@@ -12143,7 +12100,6 @@
     </w:p>
     <w:p>
       <w:pPr>
-        <w:spacing w:line="360" w:lineRule="auto"/>
         <w:ind w:firstLineChars="200" w:firstLine="480"/>
       </w:pPr>
       <w:r>
@@ -12174,7 +12130,7 @@
         </w:rPr>
         <w:lastRenderedPageBreak/>
         <w:drawing>
-          <wp:inline distT="0" distB="0" distL="0" distR="0" wp14:anchorId="5767BF11" wp14:editId="4219DD9F">
+          <wp:inline distT="0" distB="0" distL="0" distR="0" wp14:anchorId="52B8A2EA" wp14:editId="104ECB85">
             <wp:extent cx="5580000" cy="3268881"/>
             <wp:effectExtent l="0" t="0" r="0" b="0"/>
             <wp:docPr id="17" name="Picture 17"/>
@@ -12299,7 +12255,7 @@
         <w:pStyle w:val="Heading1"/>
         <w:spacing w:before="240" w:after="120"/>
       </w:pPr>
-      <w:bookmarkStart w:id="19" w:name="_Toc240381400"/>
+      <w:bookmarkStart w:id="19" w:name="_Toc240382270"/>
       <w:r>
         <w:rPr>
           <w:rFonts w:ascii="Times New Roman" w:eastAsia="黑体" w:hAnsi="Times New Roman"/>
@@ -12320,7 +12276,6 @@
     </w:p>
     <w:p>
       <w:pPr>
-        <w:spacing w:line="360" w:lineRule="auto"/>
         <w:ind w:firstLineChars="200" w:firstLine="480"/>
       </w:pPr>
       <w:r>
@@ -12345,7 +12300,6 @@
     </w:p>
     <w:p>
       <w:pPr>
-        <w:spacing w:line="360" w:lineRule="auto"/>
         <w:ind w:left="420"/>
       </w:pPr>
       <w:r>
@@ -12403,7 +12357,6 @@
     </w:p>
     <w:p>
       <w:pPr>
-        <w:spacing w:line="360" w:lineRule="auto"/>
         <w:ind w:left="420"/>
       </w:pPr>
       <w:r>
@@ -12424,7 +12377,6 @@
     </w:p>
     <w:p>
       <w:pPr>
-        <w:spacing w:line="360" w:lineRule="auto"/>
         <w:ind w:left="420"/>
       </w:pPr>
       <w:r>
@@ -12467,7 +12419,7 @@
         </w:rPr>
         <w:lastRenderedPageBreak/>
         <w:drawing>
-          <wp:inline distT="0" distB="0" distL="0" distR="0" wp14:anchorId="7557EC8F" wp14:editId="491B14F2">
+          <wp:inline distT="0" distB="0" distL="0" distR="0" wp14:anchorId="39E25EFF" wp14:editId="3C632086">
             <wp:extent cx="5040000" cy="4500000"/>
             <wp:effectExtent l="0" t="0" r="0" b="0"/>
             <wp:docPr id="18" name="Picture 18"/>
@@ -12588,7 +12540,7 @@
         </w:rPr>
         <w:lastRenderedPageBreak/>
         <w:drawing>
-          <wp:inline distT="0" distB="0" distL="0" distR="0" wp14:anchorId="2EFF7071" wp14:editId="18896171">
+          <wp:inline distT="0" distB="0" distL="0" distR="0" wp14:anchorId="41E37DE3" wp14:editId="4F6132B3">
             <wp:extent cx="4200000" cy="4500000"/>
             <wp:effectExtent l="0" t="0" r="0" b="0"/>
             <wp:docPr id="19" name="Picture 19"/>
@@ -12708,7 +12660,7 @@
         </w:rPr>
         <w:lastRenderedPageBreak/>
         <w:drawing>
-          <wp:inline distT="0" distB="0" distL="0" distR="0" wp14:anchorId="696BDCFA" wp14:editId="6A09541C">
+          <wp:inline distT="0" distB="0" distL="0" distR="0" wp14:anchorId="5EE2D092" wp14:editId="3E685F2F">
             <wp:extent cx="5580000" cy="3260552"/>
             <wp:effectExtent l="0" t="0" r="0" b="0"/>
             <wp:docPr id="20" name="Picture 20"/>
@@ -12857,7 +12809,7 @@
         <w:pStyle w:val="Heading1"/>
         <w:spacing w:before="240" w:after="120"/>
       </w:pPr>
-      <w:bookmarkStart w:id="20" w:name="_Toc240381401"/>
+      <w:bookmarkStart w:id="20" w:name="_Toc240382271"/>
       <w:r>
         <w:rPr>
           <w:rFonts w:ascii="Times New Roman" w:eastAsia="黑体" w:hAnsi="Times New Roman"/>
@@ -12878,7 +12830,6 @@
     </w:p>
     <w:p>
       <w:pPr>
-        <w:spacing w:line="360" w:lineRule="auto"/>
         <w:ind w:left="420"/>
       </w:pPr>
       <w:r>
@@ -12906,7 +12857,6 @@
     </w:p>
     <w:p>
       <w:pPr>
-        <w:spacing w:line="360" w:lineRule="auto"/>
         <w:ind w:left="420"/>
       </w:pPr>
       <w:r>
@@ -12933,7 +12883,6 @@
     </w:p>
     <w:p>
       <w:pPr>
-        <w:spacing w:line="360" w:lineRule="auto"/>
         <w:ind w:left="420"/>
       </w:pPr>
       <w:r>
@@ -12954,7 +12903,6 @@
     </w:p>
     <w:p>
       <w:pPr>
-        <w:spacing w:line="360" w:lineRule="auto"/>
         <w:ind w:left="420"/>
       </w:pPr>
       <w:r>
@@ -12969,11 +12917,9 @@
     </w:p>
     <w:p>
       <w:pPr>
-        <w:spacing w:line="360" w:lineRule="auto"/>
         <w:ind w:left="420"/>
       </w:pPr>
       <w:r>
-        <w:lastRenderedPageBreak/>
         <w:t>（</w:t>
       </w:r>
       <w:r>
@@ -12988,13 +12934,14 @@
         <w:pStyle w:val="Heading1"/>
         <w:spacing w:before="240" w:after="120"/>
       </w:pPr>
-      <w:bookmarkStart w:id="21" w:name="_Toc240381402"/>
+      <w:bookmarkStart w:id="21" w:name="_Toc240382272"/>
       <w:r>
         <w:rPr>
           <w:rFonts w:ascii="Times New Roman" w:eastAsia="黑体" w:hAnsi="Times New Roman"/>
           <w:color w:val="000000"/>
           <w:sz w:val="32"/>
         </w:rPr>
+        <w:lastRenderedPageBreak/>
         <w:t xml:space="preserve">9 </w:t>
       </w:r>
       <w:r>
@@ -13009,7 +12956,6 @@
     </w:p>
     <w:p>
       <w:pPr>
-        <w:spacing w:line="360" w:lineRule="auto"/>
         <w:ind w:firstLineChars="200" w:firstLine="480"/>
       </w:pPr>
       <w:r>
@@ -13744,7 +13690,7 @@
         <w:pStyle w:val="Heading1"/>
         <w:spacing w:before="240" w:after="120"/>
       </w:pPr>
-      <w:bookmarkStart w:id="22" w:name="_Toc240381403"/>
+      <w:bookmarkStart w:id="22" w:name="_Toc240382273"/>
       <w:r>
         <w:rPr>
           <w:rFonts w:ascii="Times New Roman" w:eastAsia="黑体" w:hAnsi="Times New Roman"/>
@@ -13757,7 +13703,6 @@
     </w:p>
     <w:p>
       <w:pPr>
-        <w:spacing w:line="360" w:lineRule="auto"/>
         <w:ind w:firstLineChars="200" w:firstLine="480"/>
       </w:pPr>
       <w:r>
@@ -14124,31 +14069,31 @@
       </w:rPr>
     </w:lvl>
   </w:abstractNum>
-  <w:num w:numId="1" w16cid:durableId="753085378">
+  <w:num w:numId="1" w16cid:durableId="491215845">
     <w:abstractNumId w:val="8"/>
   </w:num>
-  <w:num w:numId="2" w16cid:durableId="878318861">
+  <w:num w:numId="2" w16cid:durableId="2076856728">
     <w:abstractNumId w:val="6"/>
   </w:num>
-  <w:num w:numId="3" w16cid:durableId="2037535359">
+  <w:num w:numId="3" w16cid:durableId="646545072">
     <w:abstractNumId w:val="5"/>
   </w:num>
-  <w:num w:numId="4" w16cid:durableId="1406957416">
+  <w:num w:numId="4" w16cid:durableId="776217045">
     <w:abstractNumId w:val="4"/>
   </w:num>
-  <w:num w:numId="5" w16cid:durableId="1743866988">
+  <w:num w:numId="5" w16cid:durableId="1901401859">
     <w:abstractNumId w:val="7"/>
   </w:num>
-  <w:num w:numId="6" w16cid:durableId="1730880782">
+  <w:num w:numId="6" w16cid:durableId="153189008">
     <w:abstractNumId w:val="3"/>
   </w:num>
-  <w:num w:numId="7" w16cid:durableId="385372240">
+  <w:num w:numId="7" w16cid:durableId="1784412">
     <w:abstractNumId w:val="2"/>
   </w:num>
-  <w:num w:numId="8" w16cid:durableId="1388072308">
+  <w:num w:numId="8" w16cid:durableId="1956905500">
     <w:abstractNumId w:val="1"/>
   </w:num>
-  <w:num w:numId="9" w16cid:durableId="1616905069">
+  <w:num w:numId="9" w16cid:durableId="368258732">
     <w:abstractNumId w:val="0"/>
   </w:num>
 </w:numbering>
@@ -25564,7 +25509,7 @@
     <w:basedOn w:val="DefaultParagraphFont"/>
     <w:uiPriority w:val="99"/>
     <w:unhideWhenUsed/>
-    <w:rsid w:val="00F65F32"/>
+    <w:rsid w:val="00CA7366"/>
     <w:rPr>
       <w:color w:val="0000FF" w:themeColor="hyperlink"/>
       <w:u w:val="single"/>

--- a/测评报告/配置核查工具操作说明书.docx
+++ b/测评报告/配置核查工具操作说明书.docx
@@ -274,7 +274,7 @@
       <w:r>
         <w:fldChar w:fldCharType="separate"/>
       </w:r>
-      <w:hyperlink w:anchor="_Toc240382251" w:history="1">
+      <w:hyperlink w:anchor="_Toc240382980" w:history="1">
         <w:r>
           <w:rPr>
             <w:rStyle w:val="Hyperlink"/>
@@ -310,7 +310,7 @@
             <w:noProof/>
             <w:webHidden/>
           </w:rPr>
-          <w:instrText xml:space="preserve"> PAGEREF _Toc240382251 \h </w:instrText>
+          <w:instrText xml:space="preserve"> PAGEREF _Toc240382980 \h </w:instrText>
         </w:r>
         <w:r>
           <w:rPr>
@@ -355,7 +355,7 @@
           <w14:ligatures w14:val="standardContextual"/>
         </w:rPr>
       </w:pPr>
-      <w:hyperlink w:anchor="_Toc240382252" w:history="1">
+      <w:hyperlink w:anchor="_Toc240382981" w:history="1">
         <w:r>
           <w:rPr>
             <w:rStyle w:val="Hyperlink"/>
@@ -391,7 +391,7 @@
             <w:noProof/>
             <w:webHidden/>
           </w:rPr>
-          <w:instrText xml:space="preserve"> PAGEREF _Toc240382252 \h </w:instrText>
+          <w:instrText xml:space="preserve"> PAGEREF _Toc240382981 \h </w:instrText>
         </w:r>
         <w:r>
           <w:rPr>
@@ -436,7 +436,7 @@
           <w14:ligatures w14:val="standardContextual"/>
         </w:rPr>
       </w:pPr>
-      <w:hyperlink w:anchor="_Toc240382253" w:history="1">
+      <w:hyperlink w:anchor="_Toc240382982" w:history="1">
         <w:r>
           <w:rPr>
             <w:rStyle w:val="Hyperlink"/>
@@ -472,7 +472,7 @@
             <w:noProof/>
             <w:webHidden/>
           </w:rPr>
-          <w:instrText xml:space="preserve"> PAGEREF _Toc240382253 \h </w:instrText>
+          <w:instrText xml:space="preserve"> PAGEREF _Toc240382982 \h </w:instrText>
         </w:r>
         <w:r>
           <w:rPr>
@@ -517,7 +517,7 @@
           <w14:ligatures w14:val="standardContextual"/>
         </w:rPr>
       </w:pPr>
-      <w:hyperlink w:anchor="_Toc240382254" w:history="1">
+      <w:hyperlink w:anchor="_Toc240382983" w:history="1">
         <w:r>
           <w:rPr>
             <w:rStyle w:val="Hyperlink"/>
@@ -553,7 +553,7 @@
             <w:noProof/>
             <w:webHidden/>
           </w:rPr>
-          <w:instrText xml:space="preserve"> PAGEREF _Toc240382254 \h </w:instrText>
+          <w:instrText xml:space="preserve"> PAGEREF _Toc240382983 \h </w:instrText>
         </w:r>
         <w:r>
           <w:rPr>
@@ -598,7 +598,7 @@
           <w14:ligatures w14:val="standardContextual"/>
         </w:rPr>
       </w:pPr>
-      <w:hyperlink w:anchor="_Toc240382255" w:history="1">
+      <w:hyperlink w:anchor="_Toc240382984" w:history="1">
         <w:r>
           <w:rPr>
             <w:rStyle w:val="Hyperlink"/>
@@ -634,7 +634,7 @@
             <w:noProof/>
             <w:webHidden/>
           </w:rPr>
-          <w:instrText xml:space="preserve"> PAGEREF _Toc240382255 \h </w:instrText>
+          <w:instrText xml:space="preserve"> PAGEREF _Toc240382984 \h </w:instrText>
         </w:r>
         <w:r>
           <w:rPr>
@@ -679,7 +679,7 @@
           <w14:ligatures w14:val="standardContextual"/>
         </w:rPr>
       </w:pPr>
-      <w:hyperlink w:anchor="_Toc240382256" w:history="1">
+      <w:hyperlink w:anchor="_Toc240382985" w:history="1">
         <w:r>
           <w:rPr>
             <w:rStyle w:val="Hyperlink"/>
@@ -715,7 +715,7 @@
             <w:noProof/>
             <w:webHidden/>
           </w:rPr>
-          <w:instrText xml:space="preserve"> PAGEREF _Toc240382256 \h </w:instrText>
+          <w:instrText xml:space="preserve"> PAGEREF _Toc240382985 \h </w:instrText>
         </w:r>
         <w:r>
           <w:rPr>
@@ -760,7 +760,7 @@
           <w14:ligatures w14:val="standardContextual"/>
         </w:rPr>
       </w:pPr>
-      <w:hyperlink w:anchor="_Toc240382257" w:history="1">
+      <w:hyperlink w:anchor="_Toc240382986" w:history="1">
         <w:r>
           <w:rPr>
             <w:rStyle w:val="Hyperlink"/>
@@ -796,7 +796,7 @@
             <w:noProof/>
             <w:webHidden/>
           </w:rPr>
-          <w:instrText xml:space="preserve"> PAGEREF _Toc240382257 \h </w:instrText>
+          <w:instrText xml:space="preserve"> PAGEREF _Toc240382986 \h </w:instrText>
         </w:r>
         <w:r>
           <w:rPr>
@@ -841,7 +841,7 @@
           <w14:ligatures w14:val="standardContextual"/>
         </w:rPr>
       </w:pPr>
-      <w:hyperlink w:anchor="_Toc240382258" w:history="1">
+      <w:hyperlink w:anchor="_Toc240382987" w:history="1">
         <w:r>
           <w:rPr>
             <w:rStyle w:val="Hyperlink"/>
@@ -877,7 +877,7 @@
             <w:noProof/>
             <w:webHidden/>
           </w:rPr>
-          <w:instrText xml:space="preserve"> PAGEREF _Toc240382258 \h </w:instrText>
+          <w:instrText xml:space="preserve"> PAGEREF _Toc240382987 \h </w:instrText>
         </w:r>
         <w:r>
           <w:rPr>
@@ -922,7 +922,7 @@
           <w14:ligatures w14:val="standardContextual"/>
         </w:rPr>
       </w:pPr>
-      <w:hyperlink w:anchor="_Toc240382259" w:history="1">
+      <w:hyperlink w:anchor="_Toc240382988" w:history="1">
         <w:r>
           <w:rPr>
             <w:rStyle w:val="Hyperlink"/>
@@ -958,7 +958,7 @@
             <w:noProof/>
             <w:webHidden/>
           </w:rPr>
-          <w:instrText xml:space="preserve"> PAGEREF _Toc240382259 \h </w:instrText>
+          <w:instrText xml:space="preserve"> PAGEREF _Toc240382988 \h </w:instrText>
         </w:r>
         <w:r>
           <w:rPr>
@@ -1003,7 +1003,7 @@
           <w14:ligatures w14:val="standardContextual"/>
         </w:rPr>
       </w:pPr>
-      <w:hyperlink w:anchor="_Toc240382260" w:history="1">
+      <w:hyperlink w:anchor="_Toc240382989" w:history="1">
         <w:r>
           <w:rPr>
             <w:rStyle w:val="Hyperlink"/>
@@ -1039,7 +1039,7 @@
             <w:noProof/>
             <w:webHidden/>
           </w:rPr>
-          <w:instrText xml:space="preserve"> PAGEREF _Toc240382260 \h </w:instrText>
+          <w:instrText xml:space="preserve"> PAGEREF _Toc240382989 \h </w:instrText>
         </w:r>
         <w:r>
           <w:rPr>
@@ -1084,7 +1084,7 @@
           <w14:ligatures w14:val="standardContextual"/>
         </w:rPr>
       </w:pPr>
-      <w:hyperlink w:anchor="_Toc240382261" w:history="1">
+      <w:hyperlink w:anchor="_Toc240382990" w:history="1">
         <w:r>
           <w:rPr>
             <w:rStyle w:val="Hyperlink"/>
@@ -1120,7 +1120,7 @@
             <w:noProof/>
             <w:webHidden/>
           </w:rPr>
-          <w:instrText xml:space="preserve"> PAGEREF _Toc240382261 \h </w:instrText>
+          <w:instrText xml:space="preserve"> PAGEREF _Toc240382990 \h </w:instrText>
         </w:r>
         <w:r>
           <w:rPr>
@@ -1165,7 +1165,7 @@
           <w14:ligatures w14:val="standardContextual"/>
         </w:rPr>
       </w:pPr>
-      <w:hyperlink w:anchor="_Toc240382262" w:history="1">
+      <w:hyperlink w:anchor="_Toc240382991" w:history="1">
         <w:r>
           <w:rPr>
             <w:rStyle w:val="Hyperlink"/>
@@ -1217,7 +1217,7 @@
             <w:noProof/>
             <w:webHidden/>
           </w:rPr>
-          <w:instrText xml:space="preserve"> PAGEREF _Toc240382262 \h </w:instrText>
+          <w:instrText xml:space="preserve"> PAGEREF _Toc240382991 \h </w:instrText>
         </w:r>
         <w:r>
           <w:rPr>
@@ -1262,7 +1262,7 @@
           <w14:ligatures w14:val="standardContextual"/>
         </w:rPr>
       </w:pPr>
-      <w:hyperlink w:anchor="_Toc240382263" w:history="1">
+      <w:hyperlink w:anchor="_Toc240382992" w:history="1">
         <w:r>
           <w:rPr>
             <w:rStyle w:val="Hyperlink"/>
@@ -1298,7 +1298,7 @@
             <w:noProof/>
             <w:webHidden/>
           </w:rPr>
-          <w:instrText xml:space="preserve"> PAGEREF _Toc240382263 \h </w:instrText>
+          <w:instrText xml:space="preserve"> PAGEREF _Toc240382992 \h </w:instrText>
         </w:r>
         <w:r>
           <w:rPr>
@@ -1343,7 +1343,7 @@
           <w14:ligatures w14:val="standardContextual"/>
         </w:rPr>
       </w:pPr>
-      <w:hyperlink w:anchor="_Toc240382264" w:history="1">
+      <w:hyperlink w:anchor="_Toc240382993" w:history="1">
         <w:r>
           <w:rPr>
             <w:rStyle w:val="Hyperlink"/>
@@ -1379,7 +1379,7 @@
             <w:noProof/>
             <w:webHidden/>
           </w:rPr>
-          <w:instrText xml:space="preserve"> PAGEREF _Toc240382264 \h </w:instrText>
+          <w:instrText xml:space="preserve"> PAGEREF _Toc240382993 \h </w:instrText>
         </w:r>
         <w:r>
           <w:rPr>
@@ -1424,7 +1424,7 @@
           <w14:ligatures w14:val="standardContextual"/>
         </w:rPr>
       </w:pPr>
-      <w:hyperlink w:anchor="_Toc240382265" w:history="1">
+      <w:hyperlink w:anchor="_Toc240382994" w:history="1">
         <w:r>
           <w:rPr>
             <w:rStyle w:val="Hyperlink"/>
@@ -1460,7 +1460,7 @@
             <w:noProof/>
             <w:webHidden/>
           </w:rPr>
-          <w:instrText xml:space="preserve"> PAGEREF _Toc240382265 \h </w:instrText>
+          <w:instrText xml:space="preserve"> PAGEREF _Toc240382994 \h </w:instrText>
         </w:r>
         <w:r>
           <w:rPr>
@@ -1505,7 +1505,7 @@
           <w14:ligatures w14:val="standardContextual"/>
         </w:rPr>
       </w:pPr>
-      <w:hyperlink w:anchor="_Toc240382266" w:history="1">
+      <w:hyperlink w:anchor="_Toc240382995" w:history="1">
         <w:r>
           <w:rPr>
             <w:rStyle w:val="Hyperlink"/>
@@ -1541,7 +1541,7 @@
             <w:noProof/>
             <w:webHidden/>
           </w:rPr>
-          <w:instrText xml:space="preserve"> PAGEREF _Toc240382266 \h </w:instrText>
+          <w:instrText xml:space="preserve"> PAGEREF _Toc240382995 \h </w:instrText>
         </w:r>
         <w:r>
           <w:rPr>
@@ -1561,7 +1561,7 @@
             <w:noProof/>
             <w:webHidden/>
           </w:rPr>
-          <w:t>12</w:t>
+          <w:t>13</w:t>
         </w:r>
         <w:r>
           <w:rPr>
@@ -1586,7 +1586,7 @@
           <w14:ligatures w14:val="standardContextual"/>
         </w:rPr>
       </w:pPr>
-      <w:hyperlink w:anchor="_Toc240382267" w:history="1">
+      <w:hyperlink w:anchor="_Toc240382996" w:history="1">
         <w:r>
           <w:rPr>
             <w:rStyle w:val="Hyperlink"/>
@@ -1622,7 +1622,7 @@
             <w:noProof/>
             <w:webHidden/>
           </w:rPr>
-          <w:instrText xml:space="preserve"> PAGEREF _Toc240382267 \h </w:instrText>
+          <w:instrText xml:space="preserve"> PAGEREF _Toc240382996 \h </w:instrText>
         </w:r>
         <w:r>
           <w:rPr>
@@ -1642,7 +1642,7 @@
             <w:noProof/>
             <w:webHidden/>
           </w:rPr>
-          <w:t>12</w:t>
+          <w:t>13</w:t>
         </w:r>
         <w:r>
           <w:rPr>
@@ -1667,7 +1667,7 @@
           <w14:ligatures w14:val="standardContextual"/>
         </w:rPr>
       </w:pPr>
-      <w:hyperlink w:anchor="_Toc240382268" w:history="1">
+      <w:hyperlink w:anchor="_Toc240382997" w:history="1">
         <w:r>
           <w:rPr>
             <w:rStyle w:val="Hyperlink"/>
@@ -1703,7 +1703,7 @@
             <w:noProof/>
             <w:webHidden/>
           </w:rPr>
-          <w:instrText xml:space="preserve"> PAGEREF _Toc240382268 \h </w:instrText>
+          <w:instrText xml:space="preserve"> PAGEREF _Toc240382997 \h </w:instrText>
         </w:r>
         <w:r>
           <w:rPr>
@@ -1723,7 +1723,7 @@
             <w:noProof/>
             <w:webHidden/>
           </w:rPr>
-          <w:t>12</w:t>
+          <w:t>13</w:t>
         </w:r>
         <w:r>
           <w:rPr>
@@ -1748,7 +1748,7 @@
           <w14:ligatures w14:val="standardContextual"/>
         </w:rPr>
       </w:pPr>
-      <w:hyperlink w:anchor="_Toc240382269" w:history="1">
+      <w:hyperlink w:anchor="_Toc240382998" w:history="1">
         <w:r>
           <w:rPr>
             <w:rStyle w:val="Hyperlink"/>
@@ -1784,7 +1784,7 @@
             <w:noProof/>
             <w:webHidden/>
           </w:rPr>
-          <w:instrText xml:space="preserve"> PAGEREF _Toc240382269 \h </w:instrText>
+          <w:instrText xml:space="preserve"> PAGEREF _Toc240382998 \h </w:instrText>
         </w:r>
         <w:r>
           <w:rPr>
@@ -1804,7 +1804,7 @@
             <w:noProof/>
             <w:webHidden/>
           </w:rPr>
-          <w:t>15</w:t>
+          <w:t>16</w:t>
         </w:r>
         <w:r>
           <w:rPr>
@@ -1829,7 +1829,7 @@
           <w14:ligatures w14:val="standardContextual"/>
         </w:rPr>
       </w:pPr>
-      <w:hyperlink w:anchor="_Toc240382270" w:history="1">
+      <w:hyperlink w:anchor="_Toc240382999" w:history="1">
         <w:r>
           <w:rPr>
             <w:rStyle w:val="Hyperlink"/>
@@ -1865,7 +1865,7 @@
             <w:noProof/>
             <w:webHidden/>
           </w:rPr>
-          <w:instrText xml:space="preserve"> PAGEREF _Toc240382270 \h </w:instrText>
+          <w:instrText xml:space="preserve"> PAGEREF _Toc240382999 \h </w:instrText>
         </w:r>
         <w:r>
           <w:rPr>
@@ -1885,7 +1885,7 @@
             <w:noProof/>
             <w:webHidden/>
           </w:rPr>
-          <w:t>16</w:t>
+          <w:t>17</w:t>
         </w:r>
         <w:r>
           <w:rPr>
@@ -1910,7 +1910,7 @@
           <w14:ligatures w14:val="standardContextual"/>
         </w:rPr>
       </w:pPr>
-      <w:hyperlink w:anchor="_Toc240382271" w:history="1">
+      <w:hyperlink w:anchor="_Toc240383000" w:history="1">
         <w:r>
           <w:rPr>
             <w:rStyle w:val="Hyperlink"/>
@@ -1946,7 +1946,7 @@
             <w:noProof/>
             <w:webHidden/>
           </w:rPr>
-          <w:instrText xml:space="preserve"> PAGEREF _Toc240382271 \h </w:instrText>
+          <w:instrText xml:space="preserve"> PAGEREF _Toc240383000 \h </w:instrText>
         </w:r>
         <w:r>
           <w:rPr>
@@ -1966,7 +1966,7 @@
             <w:noProof/>
             <w:webHidden/>
           </w:rPr>
-          <w:t>19</w:t>
+          <w:t>20</w:t>
         </w:r>
         <w:r>
           <w:rPr>
@@ -1991,7 +1991,7 @@
           <w14:ligatures w14:val="standardContextual"/>
         </w:rPr>
       </w:pPr>
-      <w:hyperlink w:anchor="_Toc240382272" w:history="1">
+      <w:hyperlink w:anchor="_Toc240383001" w:history="1">
         <w:r>
           <w:rPr>
             <w:rStyle w:val="Hyperlink"/>
@@ -2027,7 +2027,7 @@
             <w:noProof/>
             <w:webHidden/>
           </w:rPr>
-          <w:instrText xml:space="preserve"> PAGEREF _Toc240382272 \h </w:instrText>
+          <w:instrText xml:space="preserve"> PAGEREF _Toc240383001 \h </w:instrText>
         </w:r>
         <w:r>
           <w:rPr>
@@ -2047,7 +2047,7 @@
             <w:noProof/>
             <w:webHidden/>
           </w:rPr>
-          <w:t>20</w:t>
+          <w:t>21</w:t>
         </w:r>
         <w:r>
           <w:rPr>
@@ -2072,7 +2072,7 @@
           <w14:ligatures w14:val="standardContextual"/>
         </w:rPr>
       </w:pPr>
-      <w:hyperlink w:anchor="_Toc240382273" w:history="1">
+      <w:hyperlink w:anchor="_Toc240383002" w:history="1">
         <w:r>
           <w:rPr>
             <w:rStyle w:val="Hyperlink"/>
@@ -2100,7 +2100,7 @@
             <w:noProof/>
             <w:webHidden/>
           </w:rPr>
-          <w:instrText xml:space="preserve"> PAGEREF _Toc240382273 \h </w:instrText>
+          <w:instrText xml:space="preserve"> PAGEREF _Toc240383002 \h </w:instrText>
         </w:r>
         <w:r>
           <w:rPr>
@@ -2120,7 +2120,7 @@
             <w:noProof/>
             <w:webHidden/>
           </w:rPr>
-          <w:t>20</w:t>
+          <w:t>21</w:t>
         </w:r>
         <w:r>
           <w:rPr>
@@ -2151,6 +2151,7 @@
     </w:p>
     <w:p>
       <w:pPr>
+        <w:spacing w:line="360" w:lineRule="auto"/>
         <w:ind w:firstLineChars="200" w:firstLine="480"/>
       </w:pPr>
       <w:r>
@@ -2409,6 +2410,7 @@
     <w:p>
       <w:pPr>
         <w:keepNext/>
+        <w:spacing w:line="360" w:lineRule="auto"/>
         <w:ind w:firstLineChars="200" w:firstLine="480"/>
       </w:pPr>
       <w:r>
@@ -2530,6 +2532,7 @@
     </w:tbl>
     <w:p>
       <w:pPr>
+        <w:spacing w:line="360" w:lineRule="auto"/>
         <w:ind w:firstLineChars="200" w:firstLine="480"/>
       </w:pPr>
       <w:r>
@@ -2565,7 +2568,7 @@
         <w:pStyle w:val="Heading1"/>
         <w:spacing w:before="240" w:after="120"/>
       </w:pPr>
-      <w:bookmarkStart w:id="0" w:name="_Toc240382251"/>
+      <w:bookmarkStart w:id="0" w:name="_Toc240382980"/>
       <w:r>
         <w:rPr>
           <w:rFonts w:ascii="Times New Roman" w:eastAsia="黑体" w:hAnsi="Times New Roman"/>
@@ -2589,7 +2592,7 @@
         <w:pStyle w:val="Heading2"/>
         <w:spacing w:before="240" w:after="120"/>
       </w:pPr>
-      <w:bookmarkStart w:id="1" w:name="_Toc240382252"/>
+      <w:bookmarkStart w:id="1" w:name="_Toc240382981"/>
       <w:r>
         <w:rPr>
           <w:rFonts w:ascii="Times New Roman" w:eastAsia="黑体" w:hAnsi="Times New Roman"/>
@@ -2610,6 +2613,7 @@
     </w:p>
     <w:p>
       <w:pPr>
+        <w:spacing w:line="360" w:lineRule="auto"/>
         <w:ind w:firstLineChars="200" w:firstLine="480"/>
       </w:pPr>
       <w:r>
@@ -3406,6 +3410,7 @@
               <w:rPr>
                 <w:sz w:val="21"/>
               </w:rPr>
+              <w:lastRenderedPageBreak/>
               <w:t>8</w:t>
             </w:r>
           </w:p>
@@ -3610,7 +3615,6 @@
               <w:rPr>
                 <w:sz w:val="21"/>
               </w:rPr>
-              <w:lastRenderedPageBreak/>
               <w:t>10</w:t>
             </w:r>
           </w:p>
@@ -4318,7 +4322,7 @@
         <w:pStyle w:val="Heading2"/>
         <w:spacing w:before="240" w:after="120"/>
       </w:pPr>
-      <w:bookmarkStart w:id="2" w:name="_Toc240382253"/>
+      <w:bookmarkStart w:id="2" w:name="_Toc240382982"/>
       <w:r>
         <w:rPr>
           <w:rFonts w:ascii="Times New Roman" w:eastAsia="黑体" w:hAnsi="Times New Roman"/>
@@ -4339,6 +4343,7 @@
     </w:p>
     <w:p>
       <w:pPr>
+        <w:spacing w:line="360" w:lineRule="auto"/>
         <w:ind w:firstLineChars="200" w:firstLine="480"/>
       </w:pPr>
       <w:r>
@@ -4628,6 +4633,7 @@
     <w:p>
       <w:pPr>
         <w:keepNext/>
+        <w:spacing w:line="360" w:lineRule="auto"/>
         <w:ind w:firstLineChars="200" w:firstLine="480"/>
       </w:pPr>
       <w:r>
@@ -4802,6 +4808,7 @@
               <w:rPr>
                 <w:sz w:val="21"/>
               </w:rPr>
+              <w:lastRenderedPageBreak/>
               <w:t>部分可自动化</w:t>
             </w:r>
           </w:p>
@@ -4914,7 +4921,6 @@
               <w:rPr>
                 <w:sz w:val="21"/>
               </w:rPr>
-              <w:lastRenderedPageBreak/>
               <w:t>—</w:t>
             </w:r>
           </w:p>
@@ -4949,6 +4955,7 @@
     </w:tbl>
     <w:p>
       <w:pPr>
+        <w:spacing w:line="360" w:lineRule="auto"/>
         <w:ind w:firstLineChars="200" w:firstLine="480"/>
       </w:pPr>
       <w:r>
@@ -4957,6 +4964,7 @@
     </w:p>
     <w:p>
       <w:pPr>
+        <w:spacing w:line="360" w:lineRule="auto"/>
         <w:ind w:firstLineChars="200" w:firstLine="480"/>
       </w:pPr>
       <w:r>
@@ -4986,7 +4994,7 @@
         <w:pStyle w:val="Heading2"/>
         <w:spacing w:before="240" w:after="120"/>
       </w:pPr>
-      <w:bookmarkStart w:id="3" w:name="_Toc240382254"/>
+      <w:bookmarkStart w:id="3" w:name="_Toc240382983"/>
       <w:r>
         <w:rPr>
           <w:rFonts w:ascii="Times New Roman" w:eastAsia="黑体" w:hAnsi="Times New Roman"/>
@@ -5007,6 +5015,7 @@
     </w:p>
     <w:p>
       <w:pPr>
+        <w:spacing w:line="360" w:lineRule="auto"/>
         <w:ind w:firstLineChars="200" w:firstLine="480"/>
       </w:pPr>
       <w:r>
@@ -5505,7 +5514,7 @@
         <w:pStyle w:val="Heading1"/>
         <w:spacing w:before="240" w:after="120"/>
       </w:pPr>
-      <w:bookmarkStart w:id="4" w:name="_Toc240382255"/>
+      <w:bookmarkStart w:id="4" w:name="_Toc240382984"/>
       <w:r>
         <w:rPr>
           <w:rFonts w:ascii="Times New Roman" w:eastAsia="黑体" w:hAnsi="Times New Roman"/>
@@ -5526,6 +5535,7 @@
     </w:p>
     <w:p>
       <w:pPr>
+        <w:spacing w:line="360" w:lineRule="auto"/>
         <w:ind w:firstLineChars="200" w:firstLine="480"/>
       </w:pPr>
       <w:r>
@@ -5548,6 +5558,7 @@
         <w:rPr>
           <w:sz w:val="21"/>
         </w:rPr>
+        <w:lastRenderedPageBreak/>
         <w:t>表</w:t>
       </w:r>
       <w:r>
@@ -5984,10 +5995,10 @@
     </w:tbl>
     <w:p>
       <w:pPr>
+        <w:spacing w:line="360" w:lineRule="auto"/>
         <w:ind w:firstLineChars="200" w:firstLine="480"/>
       </w:pPr>
       <w:r>
-        <w:lastRenderedPageBreak/>
         <w:t>网络设备为独立硬件，无法由被测机直接采集，需另备一台可登录设备的管理机（</w:t>
       </w:r>
       <w:r>
@@ -6008,7 +6019,7 @@
         <w:pStyle w:val="Heading1"/>
         <w:spacing w:before="240" w:after="120"/>
       </w:pPr>
-      <w:bookmarkStart w:id="5" w:name="_Toc240382256"/>
+      <w:bookmarkStart w:id="5" w:name="_Toc240382985"/>
       <w:r>
         <w:rPr>
           <w:rFonts w:ascii="Times New Roman" w:eastAsia="黑体" w:hAnsi="Times New Roman"/>
@@ -6030,6 +6041,7 @@
     <w:p>
       <w:pPr>
         <w:keepNext/>
+        <w:spacing w:line="360" w:lineRule="auto"/>
         <w:ind w:firstLineChars="200" w:firstLine="480"/>
       </w:pPr>
       <w:r>
@@ -6625,6 +6637,7 @@
     </w:p>
     <w:p>
       <w:pPr>
+        <w:spacing w:line="360" w:lineRule="auto"/>
         <w:ind w:firstLineChars="200" w:firstLine="480"/>
       </w:pPr>
       <w:r>
@@ -6652,7 +6665,7 @@
         </w:rPr>
         <w:lastRenderedPageBreak/>
         <w:drawing>
-          <wp:inline distT="0" distB="0" distL="0" distR="0" wp14:anchorId="5039F3C8" wp14:editId="5A4A2C87">
+          <wp:inline distT="0" distB="0" distL="0" distR="0" wp14:anchorId="4D2812E8" wp14:editId="156A2C78">
             <wp:extent cx="5580000" cy="1892736"/>
             <wp:effectExtent l="0" t="0" r="0" b="0"/>
             <wp:docPr id="1" name="Picture 1"/>
@@ -6860,7 +6873,7 @@
         <w:pStyle w:val="Heading1"/>
         <w:spacing w:before="240" w:after="120"/>
       </w:pPr>
-      <w:bookmarkStart w:id="6" w:name="_Toc240382257"/>
+      <w:bookmarkStart w:id="6" w:name="_Toc240382986"/>
       <w:r>
         <w:rPr>
           <w:rFonts w:ascii="Times New Roman" w:eastAsia="黑体" w:hAnsi="Times New Roman"/>
@@ -6884,7 +6897,7 @@
         <w:pStyle w:val="Heading2"/>
         <w:spacing w:before="240" w:after="120"/>
       </w:pPr>
-      <w:bookmarkStart w:id="7" w:name="_Toc240382258"/>
+      <w:bookmarkStart w:id="7" w:name="_Toc240382987"/>
       <w:r>
         <w:rPr>
           <w:rFonts w:ascii="Times New Roman" w:eastAsia="黑体" w:hAnsi="Times New Roman"/>
@@ -6905,6 +6918,7 @@
     </w:p>
     <w:p>
       <w:pPr>
+        <w:spacing w:line="360" w:lineRule="auto"/>
         <w:ind w:left="420"/>
       </w:pPr>
       <w:r>
@@ -6948,6 +6962,7 @@
     </w:p>
     <w:p>
       <w:pPr>
+        <w:spacing w:line="360" w:lineRule="auto"/>
         <w:ind w:left="420"/>
       </w:pPr>
       <w:r>
@@ -7010,6 +7025,7 @@
     </w:p>
     <w:p>
       <w:pPr>
+        <w:spacing w:line="360" w:lineRule="auto"/>
         <w:ind w:left="420"/>
       </w:pPr>
       <w:r>
@@ -7033,7 +7049,7 @@
           <w:noProof/>
         </w:rPr>
         <w:drawing>
-          <wp:inline distT="0" distB="0" distL="0" distR="0" wp14:anchorId="6A9B0DF5" wp14:editId="597364D1">
+          <wp:inline distT="0" distB="0" distL="0" distR="0" wp14:anchorId="2538B76F" wp14:editId="0BE1EDE0">
             <wp:extent cx="5580000" cy="1035648"/>
             <wp:effectExtent l="0" t="0" r="0" b="0"/>
             <wp:docPr id="2" name="Picture 2"/>
@@ -7147,7 +7163,7 @@
         <w:pStyle w:val="Heading2"/>
         <w:spacing w:before="240" w:after="120"/>
       </w:pPr>
-      <w:bookmarkStart w:id="8" w:name="_Toc240382259"/>
+      <w:bookmarkStart w:id="8" w:name="_Toc240382988"/>
       <w:r>
         <w:rPr>
           <w:rFonts w:ascii="Times New Roman" w:eastAsia="黑体" w:hAnsi="Times New Roman"/>
@@ -7170,6 +7186,7 @@
     <w:p>
       <w:pPr>
         <w:keepNext/>
+        <w:spacing w:line="360" w:lineRule="auto"/>
         <w:ind w:firstLineChars="200" w:firstLine="480"/>
       </w:pPr>
       <w:r>
@@ -7178,6 +7195,7 @@
     </w:p>
     <w:p>
       <w:pPr>
+        <w:spacing w:line="360" w:lineRule="auto"/>
         <w:ind w:left="420"/>
       </w:pPr>
       <w:r>
@@ -7211,6 +7229,7 @@
     </w:p>
     <w:p>
       <w:pPr>
+        <w:spacing w:line="360" w:lineRule="auto"/>
         <w:ind w:left="420"/>
       </w:pPr>
       <w:r>
@@ -7225,6 +7244,7 @@
     </w:p>
     <w:p>
       <w:pPr>
+        <w:spacing w:line="360" w:lineRule="auto"/>
         <w:ind w:left="420"/>
       </w:pPr>
       <w:r>
@@ -7248,7 +7268,7 @@
           <w:noProof/>
         </w:rPr>
         <w:drawing>
-          <wp:inline distT="0" distB="0" distL="0" distR="0" wp14:anchorId="3AEF8695" wp14:editId="120AE81C">
+          <wp:inline distT="0" distB="0" distL="0" distR="0" wp14:anchorId="756F67F7" wp14:editId="4DF45468">
             <wp:extent cx="5580000" cy="2464128"/>
             <wp:effectExtent l="0" t="0" r="0" b="0"/>
             <wp:docPr id="3" name="Picture 3"/>
@@ -7359,6 +7379,7 @@
     </w:p>
     <w:p>
       <w:pPr>
+        <w:spacing w:line="360" w:lineRule="auto"/>
         <w:ind w:firstLineChars="200" w:firstLine="480"/>
       </w:pPr>
       <w:r>
@@ -8064,19 +8085,21 @@
     </w:tbl>
     <w:p>
       <w:pPr>
+        <w:spacing w:line="360" w:lineRule="auto"/>
         <w:ind w:firstLineChars="200" w:firstLine="480"/>
       </w:pPr>
       <w:r>
+        <w:lastRenderedPageBreak/>
         <w:t>表中的默认值为随包示例，部署时应替换为实际的核查账号与口令；配置文件以明文保存账号信息，使用完毕后应限制该文件的访问权限（或将配置文件移出交付包，改用环境变量传入）。</w:t>
       </w:r>
     </w:p>
     <w:p>
       <w:pPr>
         <w:keepNext/>
+        <w:spacing w:line="360" w:lineRule="auto"/>
         <w:ind w:firstLineChars="200" w:firstLine="480"/>
       </w:pPr>
       <w:r>
-        <w:lastRenderedPageBreak/>
         <w:t>参数取值优先级为</w:t>
       </w:r>
       <w:r>
@@ -8130,7 +8153,7 @@
         <w:pStyle w:val="Heading2"/>
         <w:spacing w:before="240" w:after="120"/>
       </w:pPr>
-      <w:bookmarkStart w:id="9" w:name="_Toc240382260"/>
+      <w:bookmarkStart w:id="9" w:name="_Toc240382989"/>
       <w:r>
         <w:rPr>
           <w:rFonts w:ascii="Times New Roman" w:eastAsia="黑体" w:hAnsi="Times New Roman"/>
@@ -8151,6 +8174,7 @@
     </w:p>
     <w:p>
       <w:pPr>
+        <w:spacing w:line="360" w:lineRule="auto"/>
         <w:ind w:left="420"/>
       </w:pPr>
       <w:r>
@@ -8194,6 +8218,7 @@
     </w:p>
     <w:p>
       <w:pPr>
+        <w:spacing w:line="360" w:lineRule="auto"/>
         <w:ind w:left="420"/>
       </w:pPr>
       <w:r>
@@ -8250,6 +8275,7 @@
     </w:p>
     <w:p>
       <w:pPr>
+        <w:spacing w:line="360" w:lineRule="auto"/>
         <w:ind w:left="420"/>
       </w:pPr>
       <w:r>
@@ -8273,7 +8299,7 @@
           <w:noProof/>
         </w:rPr>
         <w:drawing>
-          <wp:inline distT="0" distB="0" distL="0" distR="0" wp14:anchorId="477735D1" wp14:editId="43585CE1">
+          <wp:inline distT="0" distB="0" distL="0" distR="0" wp14:anchorId="3157065B" wp14:editId="729B8C19">
             <wp:extent cx="5580000" cy="3191760"/>
             <wp:effectExtent l="0" t="0" r="0" b="0"/>
             <wp:docPr id="4" name="Picture 4"/>
@@ -8411,7 +8437,7 @@
         <w:pStyle w:val="Heading2"/>
         <w:spacing w:before="240" w:after="120"/>
       </w:pPr>
-      <w:bookmarkStart w:id="10" w:name="_Toc240382261"/>
+      <w:bookmarkStart w:id="10" w:name="_Toc240382990"/>
       <w:r>
         <w:rPr>
           <w:rFonts w:ascii="Times New Roman" w:eastAsia="黑体" w:hAnsi="Times New Roman"/>
@@ -8434,6 +8460,7 @@
     <w:p>
       <w:pPr>
         <w:keepNext/>
+        <w:spacing w:line="360" w:lineRule="auto"/>
         <w:ind w:firstLineChars="200" w:firstLine="480"/>
       </w:pPr>
       <w:r>
@@ -8675,7 +8702,7 @@
           <w:noProof/>
         </w:rPr>
         <w:drawing>
-          <wp:inline distT="0" distB="0" distL="0" distR="0" wp14:anchorId="2FF0084B" wp14:editId="267AF5F2">
+          <wp:inline distT="0" distB="0" distL="0" distR="0" wp14:anchorId="545AA061" wp14:editId="33C78879">
             <wp:extent cx="5580000" cy="3106944"/>
             <wp:effectExtent l="0" t="0" r="0" b="0"/>
             <wp:docPr id="5" name="Picture 5"/>
@@ -8789,7 +8816,7 @@
         <w:pStyle w:val="Heading2"/>
         <w:spacing w:before="240" w:after="120"/>
       </w:pPr>
-      <w:bookmarkStart w:id="11" w:name="_Toc240382262"/>
+      <w:bookmarkStart w:id="11" w:name="_Toc240382991"/>
       <w:r>
         <w:rPr>
           <w:rFonts w:ascii="Times New Roman" w:eastAsia="黑体" w:hAnsi="Times New Roman"/>
@@ -8827,6 +8854,7 @@
     <w:p>
       <w:pPr>
         <w:keepNext/>
+        <w:spacing w:line="360" w:lineRule="auto"/>
         <w:ind w:firstLineChars="200" w:firstLine="480"/>
       </w:pPr>
       <w:r>
@@ -8876,6 +8904,7 @@
     </w:p>
     <w:p>
       <w:pPr>
+        <w:spacing w:line="360" w:lineRule="auto"/>
         <w:ind w:left="420"/>
       </w:pPr>
       <w:r>
@@ -8909,6 +8938,7 @@
     </w:p>
     <w:p>
       <w:pPr>
+        <w:spacing w:line="360" w:lineRule="auto"/>
         <w:ind w:left="420"/>
       </w:pPr>
       <w:r>
@@ -8957,6 +8987,7 @@
     </w:p>
     <w:p>
       <w:pPr>
+        <w:spacing w:line="360" w:lineRule="auto"/>
         <w:ind w:left="420"/>
       </w:pPr>
       <w:r>
@@ -9017,7 +9048,7 @@
           <w:noProof/>
         </w:rPr>
         <w:drawing>
-          <wp:inline distT="0" distB="0" distL="0" distR="0" wp14:anchorId="563A1071" wp14:editId="0C959C7D">
+          <wp:inline distT="0" distB="0" distL="0" distR="0" wp14:anchorId="08CB5EA1" wp14:editId="7CFA03B4">
             <wp:extent cx="5580000" cy="2535552"/>
             <wp:effectExtent l="0" t="0" r="0" b="0"/>
             <wp:docPr id="6" name="Picture 6"/>
@@ -9172,7 +9203,7 @@
           <w:noProof/>
         </w:rPr>
         <w:drawing>
-          <wp:inline distT="0" distB="0" distL="0" distR="0" wp14:anchorId="62A12E4A" wp14:editId="5C79C6A4">
+          <wp:inline distT="0" distB="0" distL="0" distR="0" wp14:anchorId="1E6CF998" wp14:editId="55AFF098">
             <wp:extent cx="5580000" cy="749952"/>
             <wp:effectExtent l="0" t="0" r="0" b="0"/>
             <wp:docPr id="7" name="Picture 7"/>
@@ -9316,8 +9347,9 @@
         <w:rPr>
           <w:noProof/>
         </w:rPr>
+        <w:lastRenderedPageBreak/>
         <w:drawing>
-          <wp:inline distT="0" distB="0" distL="0" distR="0" wp14:anchorId="46C661C9" wp14:editId="43A23E8D">
+          <wp:inline distT="0" distB="0" distL="0" distR="0" wp14:anchorId="59ADCFC8" wp14:editId="7C092051">
             <wp:extent cx="5580000" cy="1178496"/>
             <wp:effectExtent l="0" t="0" r="0" b="0"/>
             <wp:docPr id="8" name="Picture 8"/>
@@ -9517,14 +9549,13 @@
         <w:pStyle w:val="Heading1"/>
         <w:spacing w:before="240" w:after="120"/>
       </w:pPr>
-      <w:bookmarkStart w:id="12" w:name="_Toc240382263"/>
+      <w:bookmarkStart w:id="12" w:name="_Toc240382992"/>
       <w:r>
         <w:rPr>
           <w:rFonts w:ascii="Times New Roman" w:eastAsia="黑体" w:hAnsi="Times New Roman"/>
           <w:color w:val="000000"/>
           <w:sz w:val="32"/>
         </w:rPr>
-        <w:lastRenderedPageBreak/>
         <w:t xml:space="preserve">5 </w:t>
       </w:r>
       <w:r>
@@ -9542,7 +9573,7 @@
         <w:pStyle w:val="Heading2"/>
         <w:spacing w:before="240" w:after="120"/>
       </w:pPr>
-      <w:bookmarkStart w:id="13" w:name="_Toc240382264"/>
+      <w:bookmarkStart w:id="13" w:name="_Toc240382993"/>
       <w:r>
         <w:rPr>
           <w:rFonts w:ascii="Times New Roman" w:eastAsia="黑体" w:hAnsi="Times New Roman"/>
@@ -9563,6 +9594,7 @@
     </w:p>
     <w:p>
       <w:pPr>
+        <w:spacing w:line="360" w:lineRule="auto"/>
         <w:ind w:left="420"/>
       </w:pPr>
       <w:r>
@@ -9606,6 +9638,7 @@
     </w:p>
     <w:p>
       <w:pPr>
+        <w:spacing w:line="360" w:lineRule="auto"/>
         <w:ind w:left="420"/>
       </w:pPr>
       <w:r>
@@ -9661,6 +9694,7 @@
     </w:p>
     <w:p>
       <w:pPr>
+        <w:spacing w:line="360" w:lineRule="auto"/>
         <w:ind w:left="420"/>
       </w:pPr>
       <w:r>
@@ -9708,7 +9742,7 @@
           <w:noProof/>
         </w:rPr>
         <w:drawing>
-          <wp:inline distT="0" distB="0" distL="0" distR="0" wp14:anchorId="42467B98" wp14:editId="25003DED">
+          <wp:inline distT="0" distB="0" distL="0" distR="0" wp14:anchorId="0529BC84" wp14:editId="2D31B573">
             <wp:extent cx="5580000" cy="1892736"/>
             <wp:effectExtent l="0" t="0" r="0" b="0"/>
             <wp:docPr id="9" name="Picture 9"/>
@@ -9891,7 +9925,7 @@
         <w:pStyle w:val="Heading2"/>
         <w:spacing w:before="240" w:after="120"/>
       </w:pPr>
-      <w:bookmarkStart w:id="14" w:name="_Toc240382265"/>
+      <w:bookmarkStart w:id="14" w:name="_Toc240382994"/>
       <w:r>
         <w:rPr>
           <w:rFonts w:ascii="Times New Roman" w:eastAsia="黑体" w:hAnsi="Times New Roman"/>
@@ -9925,9 +9959,11 @@
     </w:p>
     <w:p>
       <w:pPr>
+        <w:spacing w:line="360" w:lineRule="auto"/>
         <w:ind w:firstLineChars="200" w:firstLine="480"/>
       </w:pPr>
       <w:r>
+        <w:lastRenderedPageBreak/>
         <w:t>工具先探测本机安装了哪些数据库与中间件，只核查探测到的组件，避免在未部署的组件上产生大量「不适用」项。运行开头的组件探测结果如图</w:t>
       </w:r>
       <w:r>
@@ -9947,9 +9983,8 @@
         <w:rPr>
           <w:noProof/>
         </w:rPr>
-        <w:lastRenderedPageBreak/>
         <w:drawing>
-          <wp:inline distT="0" distB="0" distL="0" distR="0" wp14:anchorId="1554806C" wp14:editId="65CF621C">
+          <wp:inline distT="0" distB="0" distL="0" distR="0" wp14:anchorId="670AB7AB" wp14:editId="2135127C">
             <wp:extent cx="5580000" cy="2606976"/>
             <wp:effectExtent l="0" t="0" r="0" b="0"/>
             <wp:docPr id="10" name="Picture 10"/>
@@ -10150,6 +10185,7 @@
     </w:p>
     <w:p>
       <w:pPr>
+        <w:spacing w:line="360" w:lineRule="auto"/>
         <w:ind w:firstLineChars="200" w:firstLine="480"/>
       </w:pPr>
       <w:r>
@@ -10178,8 +10214,9 @@
         <w:rPr>
           <w:noProof/>
         </w:rPr>
+        <w:lastRenderedPageBreak/>
         <w:drawing>
-          <wp:inline distT="0" distB="0" distL="0" distR="0" wp14:anchorId="5FF3B2D2" wp14:editId="23201CA6">
+          <wp:inline distT="0" distB="0" distL="0" distR="0" wp14:anchorId="0C12E017" wp14:editId="4B2B78F1">
             <wp:extent cx="5580000" cy="3928320"/>
             <wp:effectExtent l="0" t="0" r="0" b="0"/>
             <wp:docPr id="11" name="Picture 11"/>
@@ -10266,10 +10303,10 @@
     <w:p>
       <w:pPr>
         <w:keepNext/>
+        <w:spacing w:line="360" w:lineRule="auto"/>
         <w:ind w:firstLineChars="200" w:firstLine="480"/>
       </w:pPr>
       <w:r>
-        <w:lastRenderedPageBreak/>
         <w:t>自动探测可用以下开关调整（写在命令前，以空格分隔，开关说明见表</w:t>
       </w:r>
       <w:r>
@@ -10823,13 +10860,14 @@
         <w:pStyle w:val="Heading2"/>
         <w:spacing w:before="240" w:after="120"/>
       </w:pPr>
-      <w:bookmarkStart w:id="15" w:name="_Toc240382266"/>
+      <w:bookmarkStart w:id="15" w:name="_Toc240382995"/>
       <w:r>
         <w:rPr>
           <w:rFonts w:ascii="Times New Roman" w:eastAsia="黑体" w:hAnsi="Times New Roman"/>
           <w:color w:val="000000"/>
           <w:sz w:val="28"/>
         </w:rPr>
+        <w:lastRenderedPageBreak/>
         <w:t xml:space="preserve">5.3 </w:t>
       </w:r>
       <w:r>
@@ -10871,6 +10909,7 @@
     </w:p>
     <w:p>
       <w:pPr>
+        <w:spacing w:line="360" w:lineRule="auto"/>
         <w:ind w:firstLineChars="200" w:firstLine="480"/>
       </w:pPr>
       <w:r>
@@ -10894,7 +10933,7 @@
           <w:noProof/>
         </w:rPr>
         <w:drawing>
-          <wp:inline distT="0" distB="0" distL="0" distR="0" wp14:anchorId="21F7D789" wp14:editId="3C146455">
+          <wp:inline distT="0" distB="0" distL="0" distR="0" wp14:anchorId="5DCBA44B" wp14:editId="686ABCEA">
             <wp:extent cx="5580000" cy="1749888"/>
             <wp:effectExtent l="0" t="0" r="0" b="0"/>
             <wp:docPr id="12" name="Picture 12"/>
@@ -11020,7 +11059,7 @@
         <w:pStyle w:val="Heading1"/>
         <w:spacing w:before="240" w:after="120"/>
       </w:pPr>
-      <w:bookmarkStart w:id="16" w:name="_Toc240382267"/>
+      <w:bookmarkStart w:id="16" w:name="_Toc240382996"/>
       <w:r>
         <w:rPr>
           <w:rFonts w:ascii="Times New Roman" w:eastAsia="黑体" w:hAnsi="Times New Roman"/>
@@ -11044,7 +11083,7 @@
         <w:pStyle w:val="Heading2"/>
         <w:spacing w:before="240" w:after="120"/>
       </w:pPr>
-      <w:bookmarkStart w:id="17" w:name="_Toc240382268"/>
+      <w:bookmarkStart w:id="17" w:name="_Toc240382997"/>
       <w:r>
         <w:rPr>
           <w:rFonts w:ascii="Times New Roman" w:eastAsia="黑体" w:hAnsi="Times New Roman"/>
@@ -11065,6 +11104,7 @@
     </w:p>
     <w:p>
       <w:pPr>
+        <w:spacing w:line="360" w:lineRule="auto"/>
         <w:ind w:firstLineChars="200" w:firstLine="480"/>
       </w:pPr>
       <w:r>
@@ -11117,7 +11157,7 @@
         </w:rPr>
         <w:lastRenderedPageBreak/>
         <w:drawing>
-          <wp:inline distT="0" distB="0" distL="0" distR="0" wp14:anchorId="7559E83E" wp14:editId="152F8AC9">
+          <wp:inline distT="0" distB="0" distL="0" distR="0" wp14:anchorId="61DE5DE2" wp14:editId="2AC49120">
             <wp:extent cx="5580000" cy="3964032"/>
             <wp:effectExtent l="0" t="0" r="0" b="0"/>
             <wp:docPr id="13" name="Picture 13"/>
@@ -11249,7 +11289,7 @@
           <w:noProof/>
         </w:rPr>
         <w:drawing>
-          <wp:inline distT="0" distB="0" distL="0" distR="0" wp14:anchorId="5BEC0906" wp14:editId="09231A60">
+          <wp:inline distT="0" distB="0" distL="0" distR="0" wp14:anchorId="5200534A" wp14:editId="71880F7A">
             <wp:extent cx="5580000" cy="1178496"/>
             <wp:effectExtent l="0" t="0" r="0" b="0"/>
             <wp:docPr id="14" name="Picture 14"/>
@@ -11399,6 +11439,7 @@
     </w:p>
     <w:p>
       <w:pPr>
+        <w:spacing w:line="360" w:lineRule="auto"/>
         <w:ind w:firstLineChars="200" w:firstLine="480"/>
       </w:pPr>
       <w:r>
@@ -11814,6 +11855,7 @@
     </w:tbl>
     <w:p>
       <w:pPr>
+        <w:spacing w:line="360" w:lineRule="auto"/>
         <w:ind w:firstLineChars="200" w:firstLine="480"/>
       </w:pPr>
       <w:r>
@@ -11846,7 +11888,7 @@
           <w:noProof/>
         </w:rPr>
         <w:drawing>
-          <wp:inline distT="0" distB="0" distL="0" distR="0" wp14:anchorId="22B79DA2" wp14:editId="792711A3">
+          <wp:inline distT="0" distB="0" distL="0" distR="0" wp14:anchorId="0BC6B41C" wp14:editId="60F84227">
             <wp:extent cx="5580000" cy="3427714"/>
             <wp:effectExtent l="0" t="0" r="0" b="0"/>
             <wp:docPr id="15" name="Picture 15"/>
@@ -11966,7 +12008,7 @@
         </w:rPr>
         <w:lastRenderedPageBreak/>
         <w:drawing>
-          <wp:inline distT="0" distB="0" distL="0" distR="0" wp14:anchorId="6ADC867C" wp14:editId="29202F05">
+          <wp:inline distT="0" distB="0" distL="0" distR="0" wp14:anchorId="2F0EC3E9" wp14:editId="647E9124">
             <wp:extent cx="5580000" cy="3108857"/>
             <wp:effectExtent l="0" t="0" r="0" b="0"/>
             <wp:docPr id="16" name="Picture 16"/>
@@ -12055,7 +12097,7 @@
         <w:pStyle w:val="Heading2"/>
         <w:spacing w:before="240" w:after="120"/>
       </w:pPr>
-      <w:bookmarkStart w:id="18" w:name="_Toc240382269"/>
+      <w:bookmarkStart w:id="18" w:name="_Toc240382998"/>
       <w:r>
         <w:rPr>
           <w:rFonts w:ascii="Times New Roman" w:eastAsia="黑体" w:hAnsi="Times New Roman"/>
@@ -12076,6 +12118,7 @@
     </w:p>
     <w:p>
       <w:pPr>
+        <w:spacing w:line="360" w:lineRule="auto"/>
         <w:ind w:firstLineChars="200" w:firstLine="480"/>
       </w:pPr>
       <w:r>
@@ -12100,6 +12143,7 @@
     </w:p>
     <w:p>
       <w:pPr>
+        <w:spacing w:line="360" w:lineRule="auto"/>
         <w:ind w:firstLineChars="200" w:firstLine="480"/>
       </w:pPr>
       <w:r>
@@ -12130,7 +12174,7 @@
         </w:rPr>
         <w:lastRenderedPageBreak/>
         <w:drawing>
-          <wp:inline distT="0" distB="0" distL="0" distR="0" wp14:anchorId="52B8A2EA" wp14:editId="104ECB85">
+          <wp:inline distT="0" distB="0" distL="0" distR="0" wp14:anchorId="66930790" wp14:editId="31961853">
             <wp:extent cx="5580000" cy="3268881"/>
             <wp:effectExtent l="0" t="0" r="0" b="0"/>
             <wp:docPr id="17" name="Picture 17"/>
@@ -12255,7 +12299,7 @@
         <w:pStyle w:val="Heading1"/>
         <w:spacing w:before="240" w:after="120"/>
       </w:pPr>
-      <w:bookmarkStart w:id="19" w:name="_Toc240382270"/>
+      <w:bookmarkStart w:id="19" w:name="_Toc240382999"/>
       <w:r>
         <w:rPr>
           <w:rFonts w:ascii="Times New Roman" w:eastAsia="黑体" w:hAnsi="Times New Roman"/>
@@ -12276,6 +12320,7 @@
     </w:p>
     <w:p>
       <w:pPr>
+        <w:spacing w:line="360" w:lineRule="auto"/>
         <w:ind w:firstLineChars="200" w:firstLine="480"/>
       </w:pPr>
       <w:r>
@@ -12300,6 +12345,7 @@
     </w:p>
     <w:p>
       <w:pPr>
+        <w:spacing w:line="360" w:lineRule="auto"/>
         <w:ind w:left="420"/>
       </w:pPr>
       <w:r>
@@ -12357,6 +12403,7 @@
     </w:p>
     <w:p>
       <w:pPr>
+        <w:spacing w:line="360" w:lineRule="auto"/>
         <w:ind w:left="420"/>
       </w:pPr>
       <w:r>
@@ -12377,6 +12424,7 @@
     </w:p>
     <w:p>
       <w:pPr>
+        <w:spacing w:line="360" w:lineRule="auto"/>
         <w:ind w:left="420"/>
       </w:pPr>
       <w:r>
@@ -12419,7 +12467,7 @@
         </w:rPr>
         <w:lastRenderedPageBreak/>
         <w:drawing>
-          <wp:inline distT="0" distB="0" distL="0" distR="0" wp14:anchorId="39E25EFF" wp14:editId="3C632086">
+          <wp:inline distT="0" distB="0" distL="0" distR="0" wp14:anchorId="662FE90A" wp14:editId="570C0A02">
             <wp:extent cx="5040000" cy="4500000"/>
             <wp:effectExtent l="0" t="0" r="0" b="0"/>
             <wp:docPr id="18" name="Picture 18"/>
@@ -12540,7 +12588,7 @@
         </w:rPr>
         <w:lastRenderedPageBreak/>
         <w:drawing>
-          <wp:inline distT="0" distB="0" distL="0" distR="0" wp14:anchorId="41E37DE3" wp14:editId="4F6132B3">
+          <wp:inline distT="0" distB="0" distL="0" distR="0" wp14:anchorId="03E8E5B7" wp14:editId="18C1620B">
             <wp:extent cx="4200000" cy="4500000"/>
             <wp:effectExtent l="0" t="0" r="0" b="0"/>
             <wp:docPr id="19" name="Picture 19"/>
@@ -12660,7 +12708,7 @@
         </w:rPr>
         <w:lastRenderedPageBreak/>
         <w:drawing>
-          <wp:inline distT="0" distB="0" distL="0" distR="0" wp14:anchorId="5EE2D092" wp14:editId="3E685F2F">
+          <wp:inline distT="0" distB="0" distL="0" distR="0" wp14:anchorId="4DDAFB30" wp14:editId="64E34D4E">
             <wp:extent cx="5580000" cy="3260552"/>
             <wp:effectExtent l="0" t="0" r="0" b="0"/>
             <wp:docPr id="20" name="Picture 20"/>
@@ -12809,7 +12857,7 @@
         <w:pStyle w:val="Heading1"/>
         <w:spacing w:before="240" w:after="120"/>
       </w:pPr>
-      <w:bookmarkStart w:id="20" w:name="_Toc240382271"/>
+      <w:bookmarkStart w:id="20" w:name="_Toc240383000"/>
       <w:r>
         <w:rPr>
           <w:rFonts w:ascii="Times New Roman" w:eastAsia="黑体" w:hAnsi="Times New Roman"/>
@@ -12830,6 +12878,7 @@
     </w:p>
     <w:p>
       <w:pPr>
+        <w:spacing w:line="360" w:lineRule="auto"/>
         <w:ind w:left="420"/>
       </w:pPr>
       <w:r>
@@ -12857,6 +12906,7 @@
     </w:p>
     <w:p>
       <w:pPr>
+        <w:spacing w:line="360" w:lineRule="auto"/>
         <w:ind w:left="420"/>
       </w:pPr>
       <w:r>
@@ -12883,6 +12933,7 @@
     </w:p>
     <w:p>
       <w:pPr>
+        <w:spacing w:line="360" w:lineRule="auto"/>
         <w:ind w:left="420"/>
       </w:pPr>
       <w:r>
@@ -12903,6 +12954,7 @@
     </w:p>
     <w:p>
       <w:pPr>
+        <w:spacing w:line="360" w:lineRule="auto"/>
         <w:ind w:left="420"/>
       </w:pPr>
       <w:r>
@@ -12917,9 +12969,11 @@
     </w:p>
     <w:p>
       <w:pPr>
+        <w:spacing w:line="360" w:lineRule="auto"/>
         <w:ind w:left="420"/>
       </w:pPr>
       <w:r>
+        <w:lastRenderedPageBreak/>
         <w:t>（</w:t>
       </w:r>
       <w:r>
@@ -12934,14 +12988,13 @@
         <w:pStyle w:val="Heading1"/>
         <w:spacing w:before="240" w:after="120"/>
       </w:pPr>
-      <w:bookmarkStart w:id="21" w:name="_Toc240382272"/>
+      <w:bookmarkStart w:id="21" w:name="_Toc240383001"/>
       <w:r>
         <w:rPr>
           <w:rFonts w:ascii="Times New Roman" w:eastAsia="黑体" w:hAnsi="Times New Roman"/>
           <w:color w:val="000000"/>
           <w:sz w:val="32"/>
         </w:rPr>
-        <w:lastRenderedPageBreak/>
         <w:t xml:space="preserve">9 </w:t>
       </w:r>
       <w:r>
@@ -12956,6 +13009,7 @@
     </w:p>
     <w:p>
       <w:pPr>
+        <w:spacing w:line="360" w:lineRule="auto"/>
         <w:ind w:firstLineChars="200" w:firstLine="480"/>
       </w:pPr>
       <w:r>
@@ -13690,7 +13744,7 @@
         <w:pStyle w:val="Heading1"/>
         <w:spacing w:before="240" w:after="120"/>
       </w:pPr>
-      <w:bookmarkStart w:id="22" w:name="_Toc240382273"/>
+      <w:bookmarkStart w:id="22" w:name="_Toc240383002"/>
       <w:r>
         <w:rPr>
           <w:rFonts w:ascii="Times New Roman" w:eastAsia="黑体" w:hAnsi="Times New Roman"/>
@@ -13703,6 +13757,7 @@
     </w:p>
     <w:p>
       <w:pPr>
+        <w:spacing w:line="360" w:lineRule="auto"/>
         <w:ind w:firstLineChars="200" w:firstLine="480"/>
       </w:pPr>
       <w:r>
@@ -14069,31 +14124,31 @@
       </w:rPr>
     </w:lvl>
   </w:abstractNum>
-  <w:num w:numId="1" w16cid:durableId="491215845">
+  <w:num w:numId="1" w16cid:durableId="183323222">
     <w:abstractNumId w:val="8"/>
   </w:num>
-  <w:num w:numId="2" w16cid:durableId="2076856728">
+  <w:num w:numId="2" w16cid:durableId="1417828665">
     <w:abstractNumId w:val="6"/>
   </w:num>
-  <w:num w:numId="3" w16cid:durableId="646545072">
+  <w:num w:numId="3" w16cid:durableId="1881553932">
     <w:abstractNumId w:val="5"/>
   </w:num>
-  <w:num w:numId="4" w16cid:durableId="776217045">
+  <w:num w:numId="4" w16cid:durableId="965038834">
     <w:abstractNumId w:val="4"/>
   </w:num>
-  <w:num w:numId="5" w16cid:durableId="1901401859">
+  <w:num w:numId="5" w16cid:durableId="474447568">
     <w:abstractNumId w:val="7"/>
   </w:num>
-  <w:num w:numId="6" w16cid:durableId="153189008">
+  <w:num w:numId="6" w16cid:durableId="1296835130">
     <w:abstractNumId w:val="3"/>
   </w:num>
-  <w:num w:numId="7" w16cid:durableId="1784412">
+  <w:num w:numId="7" w16cid:durableId="1905725647">
     <w:abstractNumId w:val="2"/>
   </w:num>
-  <w:num w:numId="8" w16cid:durableId="1956905500">
+  <w:num w:numId="8" w16cid:durableId="1229805094">
     <w:abstractNumId w:val="1"/>
   </w:num>
-  <w:num w:numId="9" w16cid:durableId="368258732">
+  <w:num w:numId="9" w16cid:durableId="182090372">
     <w:abstractNumId w:val="0"/>
   </w:num>
 </w:numbering>
@@ -25509,7 +25564,7 @@
     <w:basedOn w:val="DefaultParagraphFont"/>
     <w:uiPriority w:val="99"/>
     <w:unhideWhenUsed/>
-    <w:rsid w:val="00CA7366"/>
+    <w:rsid w:val="00A45302"/>
     <w:rPr>
       <w:color w:val="0000FF" w:themeColor="hyperlink"/>
       <w:u w:val="single"/>

--- a/测评报告/配置核查工具操作说明书.docx
+++ b/测评报告/配置核查工具操作说明书.docx
@@ -288,7 +288,7 @@
       <w:r>
         <w:fldChar w:fldCharType="separate"/>
       </w:r>
-      <w:hyperlink w:anchor="_Toc240384430" w:history="1">
+      <w:hyperlink w:anchor="_Toc240464089" w:history="1">
         <w:r>
           <w:rPr>
             <w:rStyle w:val="Hyperlink"/>
@@ -324,7 +324,7 @@
             <w:noProof/>
             <w:webHidden/>
           </w:rPr>
-          <w:instrText xml:space="preserve"> PAGEREF _Toc240384430 \h </w:instrText>
+          <w:instrText xml:space="preserve"> PAGEREF _Toc240464089 \h </w:instrText>
         </w:r>
         <w:r>
           <w:rPr>
@@ -369,7 +369,7 @@
           <w14:ligatures w14:val="standardContextual"/>
         </w:rPr>
       </w:pPr>
-      <w:hyperlink w:anchor="_Toc240384431" w:history="1">
+      <w:hyperlink w:anchor="_Toc240464090" w:history="1">
         <w:r>
           <w:rPr>
             <w:rStyle w:val="Hyperlink"/>
@@ -405,7 +405,7 @@
             <w:noProof/>
             <w:webHidden/>
           </w:rPr>
-          <w:instrText xml:space="preserve"> PAGEREF _Toc240384431 \h </w:instrText>
+          <w:instrText xml:space="preserve"> PAGEREF _Toc240464090 \h </w:instrText>
         </w:r>
         <w:r>
           <w:rPr>
@@ -450,7 +450,7 @@
           <w14:ligatures w14:val="standardContextual"/>
         </w:rPr>
       </w:pPr>
-      <w:hyperlink w:anchor="_Toc240384432" w:history="1">
+      <w:hyperlink w:anchor="_Toc240464091" w:history="1">
         <w:r>
           <w:rPr>
             <w:rStyle w:val="Hyperlink"/>
@@ -486,7 +486,7 @@
             <w:noProof/>
             <w:webHidden/>
           </w:rPr>
-          <w:instrText xml:space="preserve"> PAGEREF _Toc240384432 \h </w:instrText>
+          <w:instrText xml:space="preserve"> PAGEREF _Toc240464091 \h </w:instrText>
         </w:r>
         <w:r>
           <w:rPr>
@@ -531,7 +531,7 @@
           <w14:ligatures w14:val="standardContextual"/>
         </w:rPr>
       </w:pPr>
-      <w:hyperlink w:anchor="_Toc240384433" w:history="1">
+      <w:hyperlink w:anchor="_Toc240464092" w:history="1">
         <w:r>
           <w:rPr>
             <w:rStyle w:val="Hyperlink"/>
@@ -567,7 +567,7 @@
             <w:noProof/>
             <w:webHidden/>
           </w:rPr>
-          <w:instrText xml:space="preserve"> PAGEREF _Toc240384433 \h </w:instrText>
+          <w:instrText xml:space="preserve"> PAGEREF _Toc240464092 \h </w:instrText>
         </w:r>
         <w:r>
           <w:rPr>
@@ -612,7 +612,7 @@
           <w14:ligatures w14:val="standardContextual"/>
         </w:rPr>
       </w:pPr>
-      <w:hyperlink w:anchor="_Toc240384434" w:history="1">
+      <w:hyperlink w:anchor="_Toc240464093" w:history="1">
         <w:r>
           <w:rPr>
             <w:rStyle w:val="Hyperlink"/>
@@ -648,7 +648,7 @@
             <w:noProof/>
             <w:webHidden/>
           </w:rPr>
-          <w:instrText xml:space="preserve"> PAGEREF _Toc240384434 \h </w:instrText>
+          <w:instrText xml:space="preserve"> PAGEREF _Toc240464093 \h </w:instrText>
         </w:r>
         <w:r>
           <w:rPr>
@@ -693,7 +693,7 @@
           <w14:ligatures w14:val="standardContextual"/>
         </w:rPr>
       </w:pPr>
-      <w:hyperlink w:anchor="_Toc240384435" w:history="1">
+      <w:hyperlink w:anchor="_Toc240464094" w:history="1">
         <w:r>
           <w:rPr>
             <w:rStyle w:val="Hyperlink"/>
@@ -729,7 +729,7 @@
             <w:noProof/>
             <w:webHidden/>
           </w:rPr>
-          <w:instrText xml:space="preserve"> PAGEREF _Toc240384435 \h </w:instrText>
+          <w:instrText xml:space="preserve"> PAGEREF _Toc240464094 \h </w:instrText>
         </w:r>
         <w:r>
           <w:rPr>
@@ -774,7 +774,7 @@
           <w14:ligatures w14:val="standardContextual"/>
         </w:rPr>
       </w:pPr>
-      <w:hyperlink w:anchor="_Toc240384436" w:history="1">
+      <w:hyperlink w:anchor="_Toc240464095" w:history="1">
         <w:r>
           <w:rPr>
             <w:rStyle w:val="Hyperlink"/>
@@ -810,7 +810,7 @@
             <w:noProof/>
             <w:webHidden/>
           </w:rPr>
-          <w:instrText xml:space="preserve"> PAGEREF _Toc240384436 \h </w:instrText>
+          <w:instrText xml:space="preserve"> PAGEREF _Toc240464095 \h </w:instrText>
         </w:r>
         <w:r>
           <w:rPr>
@@ -855,7 +855,7 @@
           <w14:ligatures w14:val="standardContextual"/>
         </w:rPr>
       </w:pPr>
-      <w:hyperlink w:anchor="_Toc240384437" w:history="1">
+      <w:hyperlink w:anchor="_Toc240464096" w:history="1">
         <w:r>
           <w:rPr>
             <w:rStyle w:val="Hyperlink"/>
@@ -891,7 +891,7 @@
             <w:noProof/>
             <w:webHidden/>
           </w:rPr>
-          <w:instrText xml:space="preserve"> PAGEREF _Toc240384437 \h </w:instrText>
+          <w:instrText xml:space="preserve"> PAGEREF _Toc240464096 \h </w:instrText>
         </w:r>
         <w:r>
           <w:rPr>
@@ -936,7 +936,7 @@
           <w14:ligatures w14:val="standardContextual"/>
         </w:rPr>
       </w:pPr>
-      <w:hyperlink w:anchor="_Toc240384438" w:history="1">
+      <w:hyperlink w:anchor="_Toc240464097" w:history="1">
         <w:r>
           <w:rPr>
             <w:rStyle w:val="Hyperlink"/>
@@ -972,7 +972,7 @@
             <w:noProof/>
             <w:webHidden/>
           </w:rPr>
-          <w:instrText xml:space="preserve"> PAGEREF _Toc240384438 \h </w:instrText>
+          <w:instrText xml:space="preserve"> PAGEREF _Toc240464097 \h </w:instrText>
         </w:r>
         <w:r>
           <w:rPr>
@@ -992,7 +992,7 @@
             <w:noProof/>
             <w:webHidden/>
           </w:rPr>
-          <w:t>7</w:t>
+          <w:t>6</w:t>
         </w:r>
         <w:r>
           <w:rPr>
@@ -1017,7 +1017,7 @@
           <w14:ligatures w14:val="standardContextual"/>
         </w:rPr>
       </w:pPr>
-      <w:hyperlink w:anchor="_Toc240384439" w:history="1">
+      <w:hyperlink w:anchor="_Toc240464098" w:history="1">
         <w:r>
           <w:rPr>
             <w:rStyle w:val="Hyperlink"/>
@@ -1053,7 +1053,7 @@
             <w:noProof/>
             <w:webHidden/>
           </w:rPr>
-          <w:instrText xml:space="preserve"> PAGEREF _Toc240384439 \h </w:instrText>
+          <w:instrText xml:space="preserve"> PAGEREF _Toc240464098 \h </w:instrText>
         </w:r>
         <w:r>
           <w:rPr>
@@ -1098,7 +1098,7 @@
           <w14:ligatures w14:val="standardContextual"/>
         </w:rPr>
       </w:pPr>
-      <w:hyperlink w:anchor="_Toc240384440" w:history="1">
+      <w:hyperlink w:anchor="_Toc240464099" w:history="1">
         <w:r>
           <w:rPr>
             <w:rStyle w:val="Hyperlink"/>
@@ -1134,7 +1134,7 @@
             <w:noProof/>
             <w:webHidden/>
           </w:rPr>
-          <w:instrText xml:space="preserve"> PAGEREF _Toc240384440 \h </w:instrText>
+          <w:instrText xml:space="preserve"> PAGEREF _Toc240464099 \h </w:instrText>
         </w:r>
         <w:r>
           <w:rPr>
@@ -1179,7 +1179,7 @@
           <w14:ligatures w14:val="standardContextual"/>
         </w:rPr>
       </w:pPr>
-      <w:hyperlink w:anchor="_Toc240384441" w:history="1">
+      <w:hyperlink w:anchor="_Toc240464100" w:history="1">
         <w:r>
           <w:rPr>
             <w:rStyle w:val="Hyperlink"/>
@@ -1231,7 +1231,7 @@
             <w:noProof/>
             <w:webHidden/>
           </w:rPr>
-          <w:instrText xml:space="preserve"> PAGEREF _Toc240384441 \h </w:instrText>
+          <w:instrText xml:space="preserve"> PAGEREF _Toc240464100 \h </w:instrText>
         </w:r>
         <w:r>
           <w:rPr>
@@ -1276,7 +1276,7 @@
           <w14:ligatures w14:val="standardContextual"/>
         </w:rPr>
       </w:pPr>
-      <w:hyperlink w:anchor="_Toc240384442" w:history="1">
+      <w:hyperlink w:anchor="_Toc240464101" w:history="1">
         <w:r>
           <w:rPr>
             <w:rStyle w:val="Hyperlink"/>
@@ -1312,7 +1312,7 @@
             <w:noProof/>
             <w:webHidden/>
           </w:rPr>
-          <w:instrText xml:space="preserve"> PAGEREF _Toc240384442 \h </w:instrText>
+          <w:instrText xml:space="preserve"> PAGEREF _Toc240464101 \h </w:instrText>
         </w:r>
         <w:r>
           <w:rPr>
@@ -1357,7 +1357,7 @@
           <w14:ligatures w14:val="standardContextual"/>
         </w:rPr>
       </w:pPr>
-      <w:hyperlink w:anchor="_Toc240384443" w:history="1">
+      <w:hyperlink w:anchor="_Toc240464102" w:history="1">
         <w:r>
           <w:rPr>
             <w:rStyle w:val="Hyperlink"/>
@@ -1393,7 +1393,7 @@
             <w:noProof/>
             <w:webHidden/>
           </w:rPr>
-          <w:instrText xml:space="preserve"> PAGEREF _Toc240384443 \h </w:instrText>
+          <w:instrText xml:space="preserve"> PAGEREF _Toc240464102 \h </w:instrText>
         </w:r>
         <w:r>
           <w:rPr>
@@ -1438,7 +1438,7 @@
           <w14:ligatures w14:val="standardContextual"/>
         </w:rPr>
       </w:pPr>
-      <w:hyperlink w:anchor="_Toc240384444" w:history="1">
+      <w:hyperlink w:anchor="_Toc240464103" w:history="1">
         <w:r>
           <w:rPr>
             <w:rStyle w:val="Hyperlink"/>
@@ -1474,7 +1474,7 @@
             <w:noProof/>
             <w:webHidden/>
           </w:rPr>
-          <w:instrText xml:space="preserve"> PAGEREF _Toc240384444 \h </w:instrText>
+          <w:instrText xml:space="preserve"> PAGEREF _Toc240464103 \h </w:instrText>
         </w:r>
         <w:r>
           <w:rPr>
@@ -1519,7 +1519,7 @@
           <w14:ligatures w14:val="standardContextual"/>
         </w:rPr>
       </w:pPr>
-      <w:hyperlink w:anchor="_Toc240384445" w:history="1">
+      <w:hyperlink w:anchor="_Toc240464104" w:history="1">
         <w:r>
           <w:rPr>
             <w:rStyle w:val="Hyperlink"/>
@@ -1555,7 +1555,7 @@
             <w:noProof/>
             <w:webHidden/>
           </w:rPr>
-          <w:instrText xml:space="preserve"> PAGEREF _Toc240384445 \h </w:instrText>
+          <w:instrText xml:space="preserve"> PAGEREF _Toc240464104 \h </w:instrText>
         </w:r>
         <w:r>
           <w:rPr>
@@ -1575,7 +1575,7 @@
             <w:noProof/>
             <w:webHidden/>
           </w:rPr>
-          <w:t>15</w:t>
+          <w:t>13</w:t>
         </w:r>
         <w:r>
           <w:rPr>
@@ -1600,7 +1600,7 @@
           <w14:ligatures w14:val="standardContextual"/>
         </w:rPr>
       </w:pPr>
-      <w:hyperlink w:anchor="_Toc240384446" w:history="1">
+      <w:hyperlink w:anchor="_Toc240464105" w:history="1">
         <w:r>
           <w:rPr>
             <w:rStyle w:val="Hyperlink"/>
@@ -1636,7 +1636,7 @@
             <w:noProof/>
             <w:webHidden/>
           </w:rPr>
-          <w:instrText xml:space="preserve"> PAGEREF _Toc240384446 \h </w:instrText>
+          <w:instrText xml:space="preserve"> PAGEREF _Toc240464105 \h </w:instrText>
         </w:r>
         <w:r>
           <w:rPr>
@@ -1656,7 +1656,7 @@
             <w:noProof/>
             <w:webHidden/>
           </w:rPr>
-          <w:t>15</w:t>
+          <w:t>14</w:t>
         </w:r>
         <w:r>
           <w:rPr>
@@ -1681,7 +1681,7 @@
           <w14:ligatures w14:val="standardContextual"/>
         </w:rPr>
       </w:pPr>
-      <w:hyperlink w:anchor="_Toc240384447" w:history="1">
+      <w:hyperlink w:anchor="_Toc240464106" w:history="1">
         <w:r>
           <w:rPr>
             <w:rStyle w:val="Hyperlink"/>
@@ -1717,7 +1717,7 @@
             <w:noProof/>
             <w:webHidden/>
           </w:rPr>
-          <w:instrText xml:space="preserve"> PAGEREF _Toc240384447 \h </w:instrText>
+          <w:instrText xml:space="preserve"> PAGEREF _Toc240464106 \h </w:instrText>
         </w:r>
         <w:r>
           <w:rPr>
@@ -1737,7 +1737,7 @@
             <w:noProof/>
             <w:webHidden/>
           </w:rPr>
-          <w:t>15</w:t>
+          <w:t>14</w:t>
         </w:r>
         <w:r>
           <w:rPr>
@@ -1762,7 +1762,7 @@
           <w14:ligatures w14:val="standardContextual"/>
         </w:rPr>
       </w:pPr>
-      <w:hyperlink w:anchor="_Toc240384448" w:history="1">
+      <w:hyperlink w:anchor="_Toc240464107" w:history="1">
         <w:r>
           <w:rPr>
             <w:rStyle w:val="Hyperlink"/>
@@ -1798,7 +1798,7 @@
             <w:noProof/>
             <w:webHidden/>
           </w:rPr>
-          <w:instrText xml:space="preserve"> PAGEREF _Toc240384448 \h </w:instrText>
+          <w:instrText xml:space="preserve"> PAGEREF _Toc240464107 \h </w:instrText>
         </w:r>
         <w:r>
           <w:rPr>
@@ -1818,7 +1818,7 @@
             <w:noProof/>
             <w:webHidden/>
           </w:rPr>
-          <w:t>18</w:t>
+          <w:t>17</w:t>
         </w:r>
         <w:r>
           <w:rPr>
@@ -1843,7 +1843,7 @@
           <w14:ligatures w14:val="standardContextual"/>
         </w:rPr>
       </w:pPr>
-      <w:hyperlink w:anchor="_Toc240384449" w:history="1">
+      <w:hyperlink w:anchor="_Toc240464108" w:history="1">
         <w:r>
           <w:rPr>
             <w:rStyle w:val="Hyperlink"/>
@@ -1879,7 +1879,7 @@
             <w:noProof/>
             <w:webHidden/>
           </w:rPr>
-          <w:instrText xml:space="preserve"> PAGEREF _Toc240384449 \h </w:instrText>
+          <w:instrText xml:space="preserve"> PAGEREF _Toc240464108 \h </w:instrText>
         </w:r>
         <w:r>
           <w:rPr>
@@ -1899,7 +1899,7 @@
             <w:noProof/>
             <w:webHidden/>
           </w:rPr>
-          <w:t>19</w:t>
+          <w:t>17</w:t>
         </w:r>
         <w:r>
           <w:rPr>
@@ -1924,7 +1924,7 @@
           <w14:ligatures w14:val="standardContextual"/>
         </w:rPr>
       </w:pPr>
-      <w:hyperlink w:anchor="_Toc240384450" w:history="1">
+      <w:hyperlink w:anchor="_Toc240464109" w:history="1">
         <w:r>
           <w:rPr>
             <w:rStyle w:val="Hyperlink"/>
@@ -1960,7 +1960,7 @@
             <w:noProof/>
             <w:webHidden/>
           </w:rPr>
-          <w:instrText xml:space="preserve"> PAGEREF _Toc240384450 \h </w:instrText>
+          <w:instrText xml:space="preserve"> PAGEREF _Toc240464109 \h </w:instrText>
         </w:r>
         <w:r>
           <w:rPr>
@@ -1980,7 +1980,7 @@
             <w:noProof/>
             <w:webHidden/>
           </w:rPr>
-          <w:t>22</w:t>
+          <w:t>20</w:t>
         </w:r>
         <w:r>
           <w:rPr>
@@ -2005,7 +2005,7 @@
           <w14:ligatures w14:val="standardContextual"/>
         </w:rPr>
       </w:pPr>
-      <w:hyperlink w:anchor="_Toc240384451" w:history="1">
+      <w:hyperlink w:anchor="_Toc240464110" w:history="1">
         <w:r>
           <w:rPr>
             <w:rStyle w:val="Hyperlink"/>
@@ -2041,7 +2041,7 @@
             <w:noProof/>
             <w:webHidden/>
           </w:rPr>
-          <w:instrText xml:space="preserve"> PAGEREF _Toc240384451 \h </w:instrText>
+          <w:instrText xml:space="preserve"> PAGEREF _Toc240464110 \h </w:instrText>
         </w:r>
         <w:r>
           <w:rPr>
@@ -2061,7 +2061,7 @@
             <w:noProof/>
             <w:webHidden/>
           </w:rPr>
-          <w:t>23</w:t>
+          <w:t>20</w:t>
         </w:r>
         <w:r>
           <w:rPr>
@@ -2086,7 +2086,7 @@
           <w14:ligatures w14:val="standardContextual"/>
         </w:rPr>
       </w:pPr>
-      <w:hyperlink w:anchor="_Toc240384452" w:history="1">
+      <w:hyperlink w:anchor="_Toc240464111" w:history="1">
         <w:r>
           <w:rPr>
             <w:rStyle w:val="Hyperlink"/>
@@ -2114,7 +2114,7 @@
             <w:noProof/>
             <w:webHidden/>
           </w:rPr>
-          <w:instrText xml:space="preserve"> PAGEREF _Toc240384452 \h </w:instrText>
+          <w:instrText xml:space="preserve"> PAGEREF _Toc240464111 \h </w:instrText>
         </w:r>
         <w:r>
           <w:rPr>
@@ -2134,7 +2134,7 @@
             <w:noProof/>
             <w:webHidden/>
           </w:rPr>
-          <w:t>23</w:t>
+          <w:t>21</w:t>
         </w:r>
         <w:r>
           <w:rPr>
@@ -2559,7 +2559,7 @@
         <w:pStyle w:val="Heading1"/>
         <w:spacing w:before="240" w:after="120"/>
       </w:pPr>
-      <w:bookmarkStart w:id="0" w:name="_Toc240384430"/>
+      <w:bookmarkStart w:id="0" w:name="_Toc240464089"/>
       <w:r>
         <w:rPr>
           <w:rFonts w:ascii="Times New Roman" w:eastAsia="黑体" w:hAnsi="Times New Roman"/>
@@ -2583,7 +2583,7 @@
         <w:pStyle w:val="Heading2"/>
         <w:spacing w:before="240" w:after="120"/>
       </w:pPr>
-      <w:bookmarkStart w:id="1" w:name="_Toc240384431"/>
+      <w:bookmarkStart w:id="1" w:name="_Toc240464090"/>
       <w:r>
         <w:rPr>
           <w:rFonts w:ascii="Times New Roman" w:eastAsia="黑体" w:hAnsi="Times New Roman"/>
@@ -3996,7 +3996,7 @@
         <w:pStyle w:val="Heading2"/>
         <w:spacing w:before="240" w:after="120"/>
       </w:pPr>
-      <w:bookmarkStart w:id="2" w:name="_Toc240384432"/>
+      <w:bookmarkStart w:id="2" w:name="_Toc240464091"/>
       <w:r>
         <w:rPr>
           <w:rFonts w:ascii="Times New Roman" w:eastAsia="黑体" w:hAnsi="Times New Roman"/>
@@ -4604,7 +4604,7 @@
         <w:pStyle w:val="Heading2"/>
         <w:spacing w:before="240" w:after="120"/>
       </w:pPr>
-      <w:bookmarkStart w:id="3" w:name="_Toc240384433"/>
+      <w:bookmarkStart w:id="3" w:name="_Toc240464092"/>
       <w:r>
         <w:rPr>
           <w:rFonts w:ascii="Times New Roman" w:eastAsia="黑体" w:hAnsi="Times New Roman"/>
@@ -5030,7 +5030,7 @@
         <w:pStyle w:val="Heading1"/>
         <w:spacing w:before="240" w:after="120"/>
       </w:pPr>
-      <w:bookmarkStart w:id="4" w:name="_Toc240384434"/>
+      <w:bookmarkStart w:id="4" w:name="_Toc240464093"/>
       <w:r>
         <w:rPr>
           <w:rFonts w:ascii="Times New Roman" w:eastAsia="黑体" w:hAnsi="Times New Roman"/>
@@ -5453,7 +5453,7 @@
         <w:pStyle w:val="Heading1"/>
         <w:spacing w:before="240" w:after="120"/>
       </w:pPr>
-      <w:bookmarkStart w:id="5" w:name="_Toc240384435"/>
+      <w:bookmarkStart w:id="5" w:name="_Toc240464094"/>
       <w:r>
         <w:rPr>
           <w:rFonts w:ascii="Times New Roman" w:eastAsia="黑体" w:hAnsi="Times New Roman"/>
@@ -5489,7 +5489,7 @@
     <w:p>
       <w:pPr>
         <w:keepNext/>
-        <w:spacing w:before="80" w:line="276" w:lineRule="auto"/>
+        <w:spacing w:before="80"/>
         <w:ind w:left="340"/>
       </w:pPr>
       <w:r>
@@ -5502,7 +5502,6 @@
     <w:p>
       <w:pPr>
         <w:keepNext/>
-        <w:spacing w:line="276" w:lineRule="auto"/>
         <w:ind w:left="340"/>
       </w:pPr>
       <w:r>
@@ -5533,7 +5532,6 @@
     <w:p>
       <w:pPr>
         <w:keepNext/>
-        <w:spacing w:line="276" w:lineRule="auto"/>
         <w:ind w:left="340"/>
       </w:pPr>
       <w:r>
@@ -5552,7 +5550,6 @@
     <w:p>
       <w:pPr>
         <w:keepNext/>
-        <w:spacing w:line="276" w:lineRule="auto"/>
         <w:ind w:left="340"/>
       </w:pPr>
       <w:r>
@@ -5583,7 +5580,6 @@
     <w:p>
       <w:pPr>
         <w:keepNext/>
-        <w:spacing w:line="276" w:lineRule="auto"/>
         <w:ind w:left="340"/>
       </w:pPr>
       <w:r>
@@ -5614,7 +5610,6 @@
     <w:p>
       <w:pPr>
         <w:keepNext/>
-        <w:spacing w:line="276" w:lineRule="auto"/>
         <w:ind w:left="340"/>
       </w:pPr>
       <w:r>
@@ -5633,7 +5628,6 @@
     <w:p>
       <w:pPr>
         <w:keepNext/>
-        <w:spacing w:line="276" w:lineRule="auto"/>
         <w:ind w:left="340"/>
       </w:pPr>
       <w:r>
@@ -5652,7 +5646,6 @@
     <w:p>
       <w:pPr>
         <w:keepNext/>
-        <w:spacing w:line="276" w:lineRule="auto"/>
         <w:ind w:left="340"/>
       </w:pPr>
       <w:r>
@@ -5671,7 +5664,6 @@
     <w:p>
       <w:pPr>
         <w:keepNext/>
-        <w:spacing w:line="276" w:lineRule="auto"/>
         <w:ind w:left="340"/>
       </w:pPr>
       <w:r>
@@ -5702,7 +5694,6 @@
     <w:p>
       <w:pPr>
         <w:keepNext/>
-        <w:spacing w:line="276" w:lineRule="auto"/>
         <w:ind w:left="340"/>
       </w:pPr>
       <w:r>
@@ -5721,7 +5712,6 @@
     <w:p>
       <w:pPr>
         <w:keepNext/>
-        <w:spacing w:line="276" w:lineRule="auto"/>
         <w:ind w:left="340"/>
       </w:pPr>
       <w:r>
@@ -5752,7 +5742,6 @@
     <w:p>
       <w:pPr>
         <w:keepNext/>
-        <w:spacing w:line="276" w:lineRule="auto"/>
         <w:ind w:left="340"/>
       </w:pPr>
       <w:r>
@@ -5771,7 +5760,6 @@
     <w:p>
       <w:pPr>
         <w:keepNext/>
-        <w:spacing w:line="276" w:lineRule="auto"/>
         <w:ind w:left="340"/>
       </w:pPr>
       <w:r>
@@ -5790,7 +5778,6 @@
     <w:p>
       <w:pPr>
         <w:keepNext/>
-        <w:spacing w:line="276" w:lineRule="auto"/>
         <w:ind w:left="340"/>
       </w:pPr>
       <w:r>
@@ -5809,7 +5796,6 @@
     <w:p>
       <w:pPr>
         <w:keepNext/>
-        <w:spacing w:line="276" w:lineRule="auto"/>
         <w:ind w:left="340"/>
       </w:pPr>
       <w:r>
@@ -5828,7 +5814,6 @@
     <w:p>
       <w:pPr>
         <w:keepNext/>
-        <w:spacing w:line="276" w:lineRule="auto"/>
         <w:ind w:left="340"/>
       </w:pPr>
       <w:r>
@@ -5859,7 +5844,6 @@
     <w:p>
       <w:pPr>
         <w:keepNext/>
-        <w:spacing w:line="276" w:lineRule="auto"/>
         <w:ind w:left="340"/>
       </w:pPr>
       <w:r>
@@ -5878,7 +5862,6 @@
     <w:p>
       <w:pPr>
         <w:keepNext/>
-        <w:spacing w:line="276" w:lineRule="auto"/>
         <w:ind w:left="340"/>
       </w:pPr>
       <w:r>
@@ -5897,7 +5880,6 @@
     <w:p>
       <w:pPr>
         <w:keepNext/>
-        <w:spacing w:line="276" w:lineRule="auto"/>
         <w:ind w:left="340"/>
       </w:pPr>
       <w:r>
@@ -5928,7 +5910,6 @@
     <w:p>
       <w:pPr>
         <w:keepNext/>
-        <w:spacing w:line="276" w:lineRule="auto"/>
         <w:ind w:left="340"/>
       </w:pPr>
       <w:r>
@@ -5959,7 +5940,6 @@
     <w:p>
       <w:pPr>
         <w:keepNext/>
-        <w:spacing w:line="276" w:lineRule="auto"/>
         <w:ind w:left="340"/>
       </w:pPr>
       <w:r>
@@ -5989,7 +5969,7 @@
     </w:p>
     <w:p>
       <w:pPr>
-        <w:spacing w:after="80" w:line="276" w:lineRule="auto"/>
+        <w:spacing w:after="80"/>
         <w:ind w:left="340"/>
       </w:pPr>
       <w:r>
@@ -6051,10 +6031,9 @@
         <w:rPr>
           <w:noProof/>
         </w:rPr>
-        <w:lastRenderedPageBreak/>
         <w:drawing>
-          <wp:inline distT="0" distB="0" distL="0" distR="0" wp14:anchorId="5CFCDE40" wp14:editId="6BE71597">
-            <wp:extent cx="5580000" cy="1892736"/>
+          <wp:inline distT="0" distB="0" distL="0" distR="0" wp14:anchorId="3160FE67" wp14:editId="710C93C0">
+            <wp:extent cx="5040000" cy="1709568"/>
             <wp:effectExtent l="0" t="0" r="0" b="0"/>
             <wp:docPr id="1" name="Picture 1"/>
             <wp:cNvGraphicFramePr>
@@ -6076,7 +6055,7 @@
                   <pic:spPr>
                     <a:xfrm>
                       <a:off x="0" y="0"/>
-                      <a:ext cx="5580000" cy="1892736"/>
+                      <a:ext cx="5040000" cy="1709568"/>
                     </a:xfrm>
                     <a:prstGeom prst="rect">
                       <a:avLst/>
@@ -6112,7 +6091,7 @@
     </w:p>
     <w:p>
       <w:pPr>
-        <w:spacing w:before="40" w:after="80" w:line="276" w:lineRule="auto"/>
+        <w:spacing w:before="40" w:after="80"/>
         <w:ind w:left="340"/>
       </w:pPr>
       <w:r>
@@ -6246,13 +6225,14 @@
         <w:pStyle w:val="Heading1"/>
         <w:spacing w:before="240" w:after="120"/>
       </w:pPr>
-      <w:bookmarkStart w:id="6" w:name="_Toc240384436"/>
+      <w:bookmarkStart w:id="6" w:name="_Toc240464095"/>
       <w:r>
         <w:rPr>
           <w:rFonts w:ascii="Times New Roman" w:eastAsia="黑体" w:hAnsi="Times New Roman"/>
           <w:color w:val="000000"/>
           <w:sz w:val="32"/>
         </w:rPr>
+        <w:lastRenderedPageBreak/>
         <w:t xml:space="preserve">4 Windows </w:t>
       </w:r>
       <w:r>
@@ -6270,7 +6250,7 @@
         <w:pStyle w:val="Heading2"/>
         <w:spacing w:before="240" w:after="120"/>
       </w:pPr>
-      <w:bookmarkStart w:id="7" w:name="_Toc240384437"/>
+      <w:bookmarkStart w:id="7" w:name="_Toc240464096"/>
       <w:r>
         <w:rPr>
           <w:rFonts w:ascii="Times New Roman" w:eastAsia="黑体" w:hAnsi="Times New Roman"/>
@@ -6491,8 +6471,8 @@
           <w:noProof/>
         </w:rPr>
         <w:drawing>
-          <wp:inline distT="0" distB="0" distL="0" distR="0" wp14:anchorId="1B34219E" wp14:editId="39FA6345">
-            <wp:extent cx="5580000" cy="1035648"/>
+          <wp:inline distT="0" distB="0" distL="0" distR="0" wp14:anchorId="0A8D20E4" wp14:editId="63339348">
+            <wp:extent cx="5040000" cy="935424"/>
             <wp:effectExtent l="0" t="0" r="0" b="0"/>
             <wp:docPr id="2" name="Picture 2"/>
             <wp:cNvGraphicFramePr>
@@ -6514,7 +6494,7 @@
                   <pic:spPr>
                     <a:xfrm>
                       <a:off x="0" y="0"/>
-                      <a:ext cx="5580000" cy="1035648"/>
+                      <a:ext cx="5040000" cy="935424"/>
                     </a:xfrm>
                     <a:prstGeom prst="rect">
                       <a:avLst/>
@@ -6544,7 +6524,7 @@
     </w:p>
     <w:p>
       <w:pPr>
-        <w:spacing w:before="40" w:after="80" w:line="276" w:lineRule="auto"/>
+        <w:spacing w:before="40" w:after="80"/>
         <w:ind w:left="340"/>
       </w:pPr>
       <w:r>
@@ -6596,14 +6576,13 @@
         <w:pStyle w:val="Heading2"/>
         <w:spacing w:before="240" w:after="120"/>
       </w:pPr>
-      <w:bookmarkStart w:id="8" w:name="_Toc240384438"/>
+      <w:bookmarkStart w:id="8" w:name="_Toc240464097"/>
       <w:r>
         <w:rPr>
           <w:rFonts w:ascii="Times New Roman" w:eastAsia="黑体" w:hAnsi="Times New Roman"/>
           <w:color w:val="000000"/>
           <w:sz w:val="28"/>
         </w:rPr>
-        <w:lastRenderedPageBreak/>
         <w:t xml:space="preserve">4.2 </w:t>
       </w:r>
       <w:r>
@@ -6742,9 +6721,10 @@
         <w:rPr>
           <w:noProof/>
         </w:rPr>
+        <w:lastRenderedPageBreak/>
         <w:drawing>
-          <wp:inline distT="0" distB="0" distL="0" distR="0" wp14:anchorId="55BF22BC" wp14:editId="20A469E1">
-            <wp:extent cx="5580000" cy="2464128"/>
+          <wp:inline distT="0" distB="0" distL="0" distR="0" wp14:anchorId="4CA623CC" wp14:editId="1CB81F81">
+            <wp:extent cx="5040000" cy="2225664"/>
             <wp:effectExtent l="0" t="0" r="0" b="0"/>
             <wp:docPr id="3" name="Picture 3"/>
             <wp:cNvGraphicFramePr>
@@ -6766,7 +6746,7 @@
                   <pic:spPr>
                     <a:xfrm>
                       <a:off x="0" y="0"/>
-                      <a:ext cx="5580000" cy="2464128"/>
+                      <a:ext cx="5040000" cy="2225664"/>
                     </a:xfrm>
                     <a:prstGeom prst="rect">
                       <a:avLst/>
@@ -6796,7 +6776,7 @@
     </w:p>
     <w:p>
       <w:pPr>
-        <w:spacing w:before="40" w:after="80" w:line="276" w:lineRule="auto"/>
+        <w:spacing w:before="40" w:after="80"/>
         <w:ind w:left="340"/>
       </w:pPr>
       <w:r>
@@ -7377,7 +7357,6 @@
               <w:rPr>
                 <w:rFonts w:ascii="Consolas" w:hAnsi="Consolas"/>
               </w:rPr>
-              <w:lastRenderedPageBreak/>
               <w:t>MSSQL_USER</w:t>
             </w:r>
             <w:r>
@@ -7489,7 +7468,7 @@
     <w:p>
       <w:pPr>
         <w:keepNext/>
-        <w:spacing w:before="80" w:line="276" w:lineRule="auto"/>
+        <w:spacing w:before="80"/>
         <w:ind w:left="340"/>
       </w:pPr>
       <w:r>
@@ -7501,7 +7480,7 @@
     </w:p>
     <w:p>
       <w:pPr>
-        <w:spacing w:after="80" w:line="276" w:lineRule="auto"/>
+        <w:spacing w:after="80"/>
         <w:ind w:left="340"/>
       </w:pPr>
       <w:r>
@@ -7516,13 +7495,14 @@
         <w:pStyle w:val="Heading2"/>
         <w:spacing w:before="240" w:after="120"/>
       </w:pPr>
-      <w:bookmarkStart w:id="9" w:name="_Toc240384439"/>
+      <w:bookmarkStart w:id="9" w:name="_Toc240464098"/>
       <w:r>
         <w:rPr>
           <w:rFonts w:ascii="Times New Roman" w:eastAsia="黑体" w:hAnsi="Times New Roman"/>
           <w:color w:val="000000"/>
           <w:sz w:val="28"/>
         </w:rPr>
+        <w:lastRenderedPageBreak/>
         <w:t xml:space="preserve">4.3 </w:t>
       </w:r>
       <w:r>
@@ -7745,10 +7725,9 @@
         <w:rPr>
           <w:noProof/>
         </w:rPr>
-        <w:lastRenderedPageBreak/>
         <w:drawing>
-          <wp:inline distT="0" distB="0" distL="0" distR="0" wp14:anchorId="5E7E9F93" wp14:editId="3ABCA524">
-            <wp:extent cx="5580000" cy="3191760"/>
+          <wp:inline distT="0" distB="0" distL="0" distR="0" wp14:anchorId="5E9D5BE6" wp14:editId="55DB5DB2">
+            <wp:extent cx="5040000" cy="2882880"/>
             <wp:effectExtent l="0" t="0" r="0" b="0"/>
             <wp:docPr id="4" name="Picture 4"/>
             <wp:cNvGraphicFramePr>
@@ -7770,7 +7749,7 @@
                   <pic:spPr>
                     <a:xfrm>
                       <a:off x="0" y="0"/>
-                      <a:ext cx="5580000" cy="3191760"/>
+                      <a:ext cx="5040000" cy="2882880"/>
                     </a:xfrm>
                     <a:prstGeom prst="rect">
                       <a:avLst/>
@@ -7800,7 +7779,7 @@
     </w:p>
     <w:p>
       <w:pPr>
-        <w:spacing w:before="40" w:after="80" w:line="276" w:lineRule="auto"/>
+        <w:spacing w:before="40" w:after="80"/>
         <w:ind w:left="340"/>
       </w:pPr>
       <w:r>
@@ -7876,13 +7855,14 @@
         <w:pStyle w:val="Heading2"/>
         <w:spacing w:before="240" w:after="120"/>
       </w:pPr>
-      <w:bookmarkStart w:id="10" w:name="_Toc240384440"/>
+      <w:bookmarkStart w:id="10" w:name="_Toc240464099"/>
       <w:r>
         <w:rPr>
           <w:rFonts w:ascii="Times New Roman" w:eastAsia="黑体" w:hAnsi="Times New Roman"/>
           <w:color w:val="000000"/>
           <w:sz w:val="28"/>
         </w:rPr>
+        <w:lastRenderedPageBreak/>
         <w:t xml:space="preserve">4.4 </w:t>
       </w:r>
       <w:r>
@@ -7948,7 +7928,7 @@
     <w:p>
       <w:pPr>
         <w:keepNext/>
-        <w:spacing w:before="80" w:line="276" w:lineRule="auto"/>
+        <w:spacing w:before="80"/>
         <w:ind w:left="340"/>
       </w:pPr>
       <w:r>
@@ -7967,7 +7947,6 @@
     <w:p>
       <w:pPr>
         <w:keepNext/>
-        <w:spacing w:line="276" w:lineRule="auto"/>
         <w:ind w:left="340"/>
       </w:pPr>
       <w:r>
@@ -7992,7 +7971,6 @@
     <w:p>
       <w:pPr>
         <w:keepNext/>
-        <w:spacing w:line="276" w:lineRule="auto"/>
         <w:ind w:left="340"/>
       </w:pPr>
       <w:r>
@@ -8017,7 +7995,6 @@
     <w:p>
       <w:pPr>
         <w:keepNext/>
-        <w:spacing w:line="276" w:lineRule="auto"/>
         <w:ind w:left="340"/>
       </w:pPr>
       <w:r>
@@ -8036,7 +8013,6 @@
     <w:p>
       <w:pPr>
         <w:keepNext/>
-        <w:spacing w:line="276" w:lineRule="auto"/>
         <w:ind w:left="340"/>
       </w:pPr>
       <w:r>
@@ -8061,7 +8037,6 @@
     <w:p>
       <w:pPr>
         <w:keepNext/>
-        <w:spacing w:line="276" w:lineRule="auto"/>
         <w:ind w:left="340"/>
       </w:pPr>
       <w:r>
@@ -8086,7 +8061,6 @@
     <w:p>
       <w:pPr>
         <w:keepNext/>
-        <w:spacing w:line="276" w:lineRule="auto"/>
         <w:ind w:left="340"/>
       </w:pPr>
       <w:r>
@@ -8110,7 +8084,7 @@
     </w:p>
     <w:p>
       <w:pPr>
-        <w:spacing w:after="80" w:line="276" w:lineRule="auto"/>
+        <w:spacing w:after="80"/>
         <w:ind w:left="340"/>
       </w:pPr>
       <w:r>
@@ -8136,10 +8110,9 @@
         <w:rPr>
           <w:noProof/>
         </w:rPr>
-        <w:lastRenderedPageBreak/>
         <w:drawing>
-          <wp:inline distT="0" distB="0" distL="0" distR="0" wp14:anchorId="72182EA4" wp14:editId="24C23E3E">
-            <wp:extent cx="5580000" cy="3106944"/>
+          <wp:inline distT="0" distB="0" distL="0" distR="0" wp14:anchorId="5BA65905" wp14:editId="17B1E91D">
+            <wp:extent cx="5040000" cy="2806272"/>
             <wp:effectExtent l="0" t="0" r="0" b="0"/>
             <wp:docPr id="5" name="Picture 5"/>
             <wp:cNvGraphicFramePr>
@@ -8161,7 +8134,7 @@
                   <pic:spPr>
                     <a:xfrm>
                       <a:off x="0" y="0"/>
-                      <a:ext cx="5580000" cy="3106944"/>
+                      <a:ext cx="5040000" cy="2806272"/>
                     </a:xfrm>
                     <a:prstGeom prst="rect">
                       <a:avLst/>
@@ -8191,7 +8164,7 @@
     </w:p>
     <w:p>
       <w:pPr>
-        <w:spacing w:before="40" w:after="80" w:line="276" w:lineRule="auto"/>
+        <w:spacing w:before="40" w:after="80"/>
         <w:ind w:left="340"/>
       </w:pPr>
       <w:r>
@@ -8243,13 +8216,14 @@
         <w:pStyle w:val="Heading2"/>
         <w:spacing w:before="240" w:after="120"/>
       </w:pPr>
-      <w:bookmarkStart w:id="11" w:name="_Toc240384441"/>
+      <w:bookmarkStart w:id="11" w:name="_Toc240464100"/>
       <w:r>
         <w:rPr>
           <w:rFonts w:ascii="Times New Roman" w:eastAsia="黑体" w:hAnsi="Times New Roman"/>
           <w:color w:val="000000"/>
           <w:sz w:val="28"/>
         </w:rPr>
+        <w:lastRenderedPageBreak/>
         <w:t xml:space="preserve">4.5 </w:t>
       </w:r>
       <w:r>
@@ -8584,10 +8558,9 @@
         <w:rPr>
           <w:noProof/>
         </w:rPr>
-        <w:lastRenderedPageBreak/>
         <w:drawing>
-          <wp:inline distT="0" distB="0" distL="0" distR="0" wp14:anchorId="4ADAA352" wp14:editId="40B84F9D">
-            <wp:extent cx="5580000" cy="2535552"/>
+          <wp:inline distT="0" distB="0" distL="0" distR="0" wp14:anchorId="1F48BE47" wp14:editId="44B85ADF">
+            <wp:extent cx="5040000" cy="2290176"/>
             <wp:effectExtent l="0" t="0" r="0" b="0"/>
             <wp:docPr id="6" name="Picture 6"/>
             <wp:cNvGraphicFramePr>
@@ -8609,7 +8582,7 @@
                   <pic:spPr>
                     <a:xfrm>
                       <a:off x="0" y="0"/>
-                      <a:ext cx="5580000" cy="2535552"/>
+                      <a:ext cx="5040000" cy="2290176"/>
                     </a:xfrm>
                     <a:prstGeom prst="rect">
                       <a:avLst/>
@@ -8645,7 +8618,7 @@
     </w:p>
     <w:p>
       <w:pPr>
-        <w:spacing w:before="40" w:after="80" w:line="276" w:lineRule="auto"/>
+        <w:spacing w:before="40" w:after="80"/>
         <w:ind w:left="340"/>
       </w:pPr>
       <w:r>
@@ -8725,9 +8698,10 @@
         <w:rPr>
           <w:noProof/>
         </w:rPr>
+        <w:lastRenderedPageBreak/>
         <w:drawing>
-          <wp:inline distT="0" distB="0" distL="0" distR="0" wp14:anchorId="79D3172B" wp14:editId="322CC45C">
-            <wp:extent cx="5580000" cy="749952"/>
+          <wp:inline distT="0" distB="0" distL="0" distR="0" wp14:anchorId="6F82F5E0" wp14:editId="0E1F7C8D">
+            <wp:extent cx="5040000" cy="677376"/>
             <wp:effectExtent l="0" t="0" r="0" b="0"/>
             <wp:docPr id="7" name="Picture 7"/>
             <wp:cNvGraphicFramePr>
@@ -8749,7 +8723,7 @@
                   <pic:spPr>
                     <a:xfrm>
                       <a:off x="0" y="0"/>
-                      <a:ext cx="5580000" cy="749952"/>
+                      <a:ext cx="5040000" cy="677376"/>
                     </a:xfrm>
                     <a:prstGeom prst="rect">
                       <a:avLst/>
@@ -8785,7 +8759,7 @@
     </w:p>
     <w:p>
       <w:pPr>
-        <w:spacing w:before="40" w:after="80" w:line="276" w:lineRule="auto"/>
+        <w:spacing w:before="40" w:after="80"/>
         <w:ind w:left="340"/>
       </w:pPr>
       <w:r>
@@ -8856,8 +8830,8 @@
           <w:noProof/>
         </w:rPr>
         <w:drawing>
-          <wp:inline distT="0" distB="0" distL="0" distR="0" wp14:anchorId="7A75BB16" wp14:editId="119727A4">
-            <wp:extent cx="5580000" cy="1178496"/>
+          <wp:inline distT="0" distB="0" distL="0" distR="0" wp14:anchorId="68F9EF88" wp14:editId="57672B17">
+            <wp:extent cx="5040000" cy="1064448"/>
             <wp:effectExtent l="0" t="0" r="0" b="0"/>
             <wp:docPr id="8" name="Picture 8"/>
             <wp:cNvGraphicFramePr>
@@ -8879,7 +8853,7 @@
                   <pic:spPr>
                     <a:xfrm>
                       <a:off x="0" y="0"/>
-                      <a:ext cx="5580000" cy="1178496"/>
+                      <a:ext cx="5040000" cy="1064448"/>
                     </a:xfrm>
                     <a:prstGeom prst="rect">
                       <a:avLst/>
@@ -8909,7 +8883,7 @@
     </w:p>
     <w:p>
       <w:pPr>
-        <w:spacing w:before="40" w:after="80" w:line="276" w:lineRule="auto"/>
+        <w:spacing w:before="40" w:after="80"/>
         <w:ind w:left="340"/>
       </w:pPr>
       <w:r>
@@ -9047,7 +9021,7 @@
         <w:pStyle w:val="Heading1"/>
         <w:spacing w:before="240" w:after="120"/>
       </w:pPr>
-      <w:bookmarkStart w:id="12" w:name="_Toc240384442"/>
+      <w:bookmarkStart w:id="12" w:name="_Toc240464101"/>
       <w:r>
         <w:rPr>
           <w:rFonts w:ascii="Times New Roman" w:eastAsia="黑体" w:hAnsi="Times New Roman"/>
@@ -9071,7 +9045,7 @@
         <w:pStyle w:val="Heading2"/>
         <w:spacing w:before="240" w:after="120"/>
       </w:pPr>
-      <w:bookmarkStart w:id="13" w:name="_Toc240384443"/>
+      <w:bookmarkStart w:id="13" w:name="_Toc240464102"/>
       <w:r>
         <w:rPr>
           <w:rFonts w:ascii="Times New Roman" w:eastAsia="黑体" w:hAnsi="Times New Roman"/>
@@ -9185,21 +9159,19 @@
     <w:p>
       <w:pPr>
         <w:keepNext/>
-        <w:spacing w:before="80" w:line="276" w:lineRule="auto"/>
+        <w:spacing w:before="80"/>
         <w:ind w:left="340"/>
       </w:pPr>
       <w:r>
         <w:rPr>
           <w:rFonts w:ascii="Consolas" w:hAnsi="Consolas"/>
         </w:rPr>
-        <w:lastRenderedPageBreak/>
         <w:t>cd /opt/check</w:t>
       </w:r>
     </w:p>
     <w:p>
       <w:pPr>
         <w:keepNext/>
-        <w:spacing w:line="276" w:lineRule="auto"/>
         <w:ind w:left="340"/>
       </w:pPr>
       <w:r>
@@ -9211,7 +9183,7 @@
     </w:p>
     <w:p>
       <w:pPr>
-        <w:spacing w:after="80" w:line="276" w:lineRule="auto"/>
+        <w:spacing w:after="80"/>
         <w:ind w:left="340"/>
       </w:pPr>
       <w:r>
@@ -9303,9 +9275,10 @@
         <w:rPr>
           <w:noProof/>
         </w:rPr>
+        <w:lastRenderedPageBreak/>
         <w:drawing>
-          <wp:inline distT="0" distB="0" distL="0" distR="0" wp14:anchorId="6ED880BD" wp14:editId="02CFBB6A">
-            <wp:extent cx="5580000" cy="1892736"/>
+          <wp:inline distT="0" distB="0" distL="0" distR="0" wp14:anchorId="2BED06C5" wp14:editId="3F297F3F">
+            <wp:extent cx="5040000" cy="1709568"/>
             <wp:effectExtent l="0" t="0" r="0" b="0"/>
             <wp:docPr id="9" name="Picture 9"/>
             <wp:cNvGraphicFramePr>
@@ -9327,7 +9300,7 @@
                   <pic:spPr>
                     <a:xfrm>
                       <a:off x="0" y="0"/>
-                      <a:ext cx="5580000" cy="1892736"/>
+                      <a:ext cx="5040000" cy="1709568"/>
                     </a:xfrm>
                     <a:prstGeom prst="rect">
                       <a:avLst/>
@@ -9357,7 +9330,7 @@
     </w:p>
     <w:p>
       <w:pPr>
-        <w:spacing w:before="40" w:after="80" w:line="276" w:lineRule="auto"/>
+        <w:spacing w:before="40" w:after="80"/>
         <w:ind w:left="340"/>
       </w:pPr>
       <w:r>
@@ -9478,7 +9451,7 @@
         <w:pStyle w:val="Heading2"/>
         <w:spacing w:before="240" w:after="120"/>
       </w:pPr>
-      <w:bookmarkStart w:id="14" w:name="_Toc240384444"/>
+      <w:bookmarkStart w:id="14" w:name="_Toc240464103"/>
       <w:r>
         <w:rPr>
           <w:rFonts w:ascii="Times New Roman" w:eastAsia="黑体" w:hAnsi="Times New Roman"/>
@@ -9499,7 +9472,7 @@
     </w:p>
     <w:p>
       <w:pPr>
-        <w:spacing w:before="80" w:after="80" w:line="276" w:lineRule="auto"/>
+        <w:spacing w:before="80" w:after="80"/>
         <w:ind w:left="340"/>
       </w:pPr>
       <w:r>
@@ -9543,10 +9516,9 @@
         <w:rPr>
           <w:noProof/>
         </w:rPr>
-        <w:lastRenderedPageBreak/>
         <w:drawing>
-          <wp:inline distT="0" distB="0" distL="0" distR="0" wp14:anchorId="76558295" wp14:editId="497F8D5C">
-            <wp:extent cx="5580000" cy="2606976"/>
+          <wp:inline distT="0" distB="0" distL="0" distR="0" wp14:anchorId="360358E6" wp14:editId="39762E32">
+            <wp:extent cx="5040000" cy="2354688"/>
             <wp:effectExtent l="0" t="0" r="0" b="0"/>
             <wp:docPr id="10" name="Picture 10"/>
             <wp:cNvGraphicFramePr>
@@ -9568,7 +9540,7 @@
                   <pic:spPr>
                     <a:xfrm>
                       <a:off x="0" y="0"/>
-                      <a:ext cx="5580000" cy="2606976"/>
+                      <a:ext cx="5040000" cy="2354688"/>
                     </a:xfrm>
                     <a:prstGeom prst="rect">
                       <a:avLst/>
@@ -9598,7 +9570,7 @@
     </w:p>
     <w:p>
       <w:pPr>
-        <w:spacing w:before="40" w:after="80" w:line="276" w:lineRule="auto"/>
+        <w:spacing w:before="40" w:after="80"/>
         <w:ind w:left="340"/>
       </w:pPr>
       <w:r>
@@ -9783,8 +9755,8 @@
         </w:rPr>
         <w:lastRenderedPageBreak/>
         <w:drawing>
-          <wp:inline distT="0" distB="0" distL="0" distR="0" wp14:anchorId="3D5EDD4F" wp14:editId="7B5D0633">
-            <wp:extent cx="5580000" cy="3928320"/>
+          <wp:inline distT="0" distB="0" distL="0" distR="0" wp14:anchorId="05D70850" wp14:editId="256697DE">
+            <wp:extent cx="5040000" cy="3548160"/>
             <wp:effectExtent l="0" t="0" r="0" b="0"/>
             <wp:docPr id="11" name="Picture 11"/>
             <wp:cNvGraphicFramePr>
@@ -9806,7 +9778,7 @@
                   <pic:spPr>
                     <a:xfrm>
                       <a:off x="0" y="0"/>
-                      <a:ext cx="5580000" cy="3928320"/>
+                      <a:ext cx="5040000" cy="3548160"/>
                     </a:xfrm>
                     <a:prstGeom prst="rect">
                       <a:avLst/>
@@ -9836,7 +9808,7 @@
     </w:p>
     <w:p>
       <w:pPr>
-        <w:spacing w:before="40" w:after="80" w:line="276" w:lineRule="auto"/>
+        <w:spacing w:before="40" w:after="80"/>
         <w:ind w:left="340"/>
       </w:pPr>
       <w:r>
@@ -9886,7 +9858,7 @@
     <w:p>
       <w:pPr>
         <w:keepNext/>
-        <w:spacing w:before="80" w:line="276" w:lineRule="auto"/>
+        <w:spacing w:before="80"/>
         <w:ind w:left="340"/>
       </w:pPr>
       <w:r>
@@ -9905,7 +9877,6 @@
     <w:p>
       <w:pPr>
         <w:keepNext/>
-        <w:spacing w:line="276" w:lineRule="auto"/>
         <w:ind w:left="340"/>
       </w:pPr>
       <w:r>
@@ -9924,7 +9895,6 @@
     <w:p>
       <w:pPr>
         <w:keepNext/>
-        <w:spacing w:line="276" w:lineRule="auto"/>
         <w:ind w:left="340"/>
       </w:pPr>
       <w:r>
@@ -9949,7 +9919,6 @@
     <w:p>
       <w:pPr>
         <w:keepNext/>
-        <w:spacing w:line="276" w:lineRule="auto"/>
         <w:ind w:left="340"/>
       </w:pPr>
       <w:r>
@@ -9967,7 +9936,7 @@
     </w:p>
     <w:p>
       <w:pPr>
-        <w:spacing w:after="80" w:line="276" w:lineRule="auto"/>
+        <w:spacing w:after="80"/>
         <w:ind w:left="340"/>
       </w:pPr>
       <w:r>
@@ -10324,14 +10293,13 @@
         <w:pStyle w:val="Heading2"/>
         <w:spacing w:before="240" w:after="120"/>
       </w:pPr>
-      <w:bookmarkStart w:id="15" w:name="_Toc240384445"/>
+      <w:bookmarkStart w:id="15" w:name="_Toc240464104"/>
       <w:r>
         <w:rPr>
           <w:rFonts w:ascii="Times New Roman" w:eastAsia="黑体" w:hAnsi="Times New Roman"/>
           <w:color w:val="000000"/>
           <w:sz w:val="28"/>
         </w:rPr>
-        <w:lastRenderedPageBreak/>
         <w:t xml:space="preserve">5.3 </w:t>
       </w:r>
       <w:r>
@@ -10347,7 +10315,7 @@
     <w:p>
       <w:pPr>
         <w:keepNext/>
-        <w:spacing w:before="80" w:line="276" w:lineRule="auto"/>
+        <w:spacing w:before="80"/>
         <w:ind w:left="340"/>
       </w:pPr>
       <w:r>
@@ -10359,7 +10327,7 @@
     </w:p>
     <w:p>
       <w:pPr>
-        <w:spacing w:after="80" w:line="276" w:lineRule="auto"/>
+        <w:spacing w:after="80"/>
         <w:ind w:left="340"/>
       </w:pPr>
       <w:r>
@@ -10378,6 +10346,7 @@
         <w:rPr>
           <w:sz w:val="28"/>
         </w:rPr>
+        <w:lastRenderedPageBreak/>
         <w:t>实际画面如图</w:t>
       </w:r>
       <w:r>
@@ -10404,8 +10373,8 @@
           <w:noProof/>
         </w:rPr>
         <w:drawing>
-          <wp:inline distT="0" distB="0" distL="0" distR="0" wp14:anchorId="3AC3BEF3" wp14:editId="028143D4">
-            <wp:extent cx="5580000" cy="1749888"/>
+          <wp:inline distT="0" distB="0" distL="0" distR="0" wp14:anchorId="6BDCD8F7" wp14:editId="127C7A36">
+            <wp:extent cx="5040000" cy="1580544"/>
             <wp:effectExtent l="0" t="0" r="0" b="0"/>
             <wp:docPr id="12" name="Picture 12"/>
             <wp:cNvGraphicFramePr>
@@ -10427,7 +10396,7 @@
                   <pic:spPr>
                     <a:xfrm>
                       <a:off x="0" y="0"/>
-                      <a:ext cx="5580000" cy="1749888"/>
+                      <a:ext cx="5040000" cy="1580544"/>
                     </a:xfrm>
                     <a:prstGeom prst="rect">
                       <a:avLst/>
@@ -10457,7 +10426,7 @@
     </w:p>
     <w:p>
       <w:pPr>
-        <w:spacing w:before="40" w:after="80" w:line="276" w:lineRule="auto"/>
+        <w:spacing w:before="40" w:after="80"/>
         <w:ind w:left="340"/>
       </w:pPr>
       <w:r>
@@ -10521,7 +10490,7 @@
         <w:pStyle w:val="Heading1"/>
         <w:spacing w:before="240" w:after="120"/>
       </w:pPr>
-      <w:bookmarkStart w:id="16" w:name="_Toc240384446"/>
+      <w:bookmarkStart w:id="16" w:name="_Toc240464105"/>
       <w:r>
         <w:rPr>
           <w:rFonts w:ascii="Times New Roman" w:eastAsia="黑体" w:hAnsi="Times New Roman"/>
@@ -10545,7 +10514,7 @@
         <w:pStyle w:val="Heading2"/>
         <w:spacing w:before="240" w:after="120"/>
       </w:pPr>
-      <w:bookmarkStart w:id="17" w:name="_Toc240384447"/>
+      <w:bookmarkStart w:id="17" w:name="_Toc240464106"/>
       <w:r>
         <w:rPr>
           <w:rFonts w:ascii="Times New Roman" w:eastAsia="黑体" w:hAnsi="Times New Roman"/>
@@ -10649,8 +10618,8 @@
         </w:rPr>
         <w:lastRenderedPageBreak/>
         <w:drawing>
-          <wp:inline distT="0" distB="0" distL="0" distR="0" wp14:anchorId="3413BD6F" wp14:editId="7457259D">
-            <wp:extent cx="5580000" cy="3964032"/>
+          <wp:inline distT="0" distB="0" distL="0" distR="0" wp14:anchorId="4C693478" wp14:editId="7B0ECB0A">
+            <wp:extent cx="5040000" cy="3580416"/>
             <wp:effectExtent l="0" t="0" r="0" b="0"/>
             <wp:docPr id="13" name="Picture 13"/>
             <wp:cNvGraphicFramePr>
@@ -10672,7 +10641,7 @@
                   <pic:spPr>
                     <a:xfrm>
                       <a:off x="0" y="0"/>
-                      <a:ext cx="5580000" cy="3964032"/>
+                      <a:ext cx="5040000" cy="3580416"/>
                     </a:xfrm>
                     <a:prstGeom prst="rect">
                       <a:avLst/>
@@ -10708,7 +10677,7 @@
     </w:p>
     <w:p>
       <w:pPr>
-        <w:spacing w:before="40" w:after="80" w:line="276" w:lineRule="auto"/>
+        <w:spacing w:before="40" w:after="80"/>
         <w:ind w:left="340"/>
       </w:pPr>
       <w:r>
@@ -10766,8 +10735,8 @@
           <w:noProof/>
         </w:rPr>
         <w:drawing>
-          <wp:inline distT="0" distB="0" distL="0" distR="0" wp14:anchorId="4E4AE428" wp14:editId="2A1FB091">
-            <wp:extent cx="5580000" cy="1178496"/>
+          <wp:inline distT="0" distB="0" distL="0" distR="0" wp14:anchorId="01902A9C" wp14:editId="12BF4C69">
+            <wp:extent cx="5040000" cy="1064448"/>
             <wp:effectExtent l="0" t="0" r="0" b="0"/>
             <wp:docPr id="14" name="Picture 14"/>
             <wp:cNvGraphicFramePr>
@@ -10789,7 +10758,7 @@
                   <pic:spPr>
                     <a:xfrm>
                       <a:off x="0" y="0"/>
-                      <a:ext cx="5580000" cy="1178496"/>
+                      <a:ext cx="5040000" cy="1064448"/>
                     </a:xfrm>
                     <a:prstGeom prst="rect">
                       <a:avLst/>
@@ -10819,7 +10788,7 @@
     </w:p>
     <w:p>
       <w:pPr>
-        <w:spacing w:before="40" w:after="80" w:line="276" w:lineRule="auto"/>
+        <w:spacing w:before="40" w:after="80"/>
         <w:ind w:left="340"/>
       </w:pPr>
       <w:r>
@@ -11227,7 +11196,6 @@
               <w:rPr>
                 <w:rFonts w:ascii="Consolas" w:hAnsi="Consolas"/>
               </w:rPr>
-              <w:lastRenderedPageBreak/>
               <w:t>配置核查汇总报告</w:t>
             </w:r>
             <w:r>
@@ -11281,6 +11249,7 @@
         <w:rPr>
           <w:sz w:val="28"/>
         </w:rPr>
+        <w:lastRenderedPageBreak/>
         <w:t xml:space="preserve">HTML </w:t>
       </w:r>
       <w:r>
@@ -11325,8 +11294,8 @@
           <w:noProof/>
         </w:rPr>
         <w:drawing>
-          <wp:inline distT="0" distB="0" distL="0" distR="0" wp14:anchorId="1CC582F2" wp14:editId="603D3057">
-            <wp:extent cx="5580000" cy="3427714"/>
+          <wp:inline distT="0" distB="0" distL="0" distR="0" wp14:anchorId="4FE3124A" wp14:editId="5541846D">
+            <wp:extent cx="5040000" cy="3096000"/>
             <wp:effectExtent l="0" t="0" r="0" b="0"/>
             <wp:docPr id="15" name="Picture 15"/>
             <wp:cNvGraphicFramePr>
@@ -11348,7 +11317,7 @@
                   <pic:spPr>
                     <a:xfrm>
                       <a:off x="0" y="0"/>
-                      <a:ext cx="5580000" cy="3427714"/>
+                      <a:ext cx="5040000" cy="3096000"/>
                     </a:xfrm>
                     <a:prstGeom prst="rect">
                       <a:avLst/>
@@ -11384,7 +11353,7 @@
     </w:p>
     <w:p>
       <w:pPr>
-        <w:spacing w:before="40" w:after="80" w:line="276" w:lineRule="auto"/>
+        <w:spacing w:before="40" w:after="80"/>
         <w:ind w:left="340"/>
       </w:pPr>
       <w:r>
@@ -11428,10 +11397,9 @@
         <w:rPr>
           <w:noProof/>
         </w:rPr>
-        <w:lastRenderedPageBreak/>
         <w:drawing>
-          <wp:inline distT="0" distB="0" distL="0" distR="0" wp14:anchorId="26745CD0" wp14:editId="59195DEB">
-            <wp:extent cx="5580000" cy="3108857"/>
+          <wp:inline distT="0" distB="0" distL="0" distR="0" wp14:anchorId="4D821C2B" wp14:editId="137F7DE8">
+            <wp:extent cx="5040000" cy="2808000"/>
             <wp:effectExtent l="0" t="0" r="0" b="0"/>
             <wp:docPr id="16" name="Picture 16"/>
             <wp:cNvGraphicFramePr>
@@ -11453,7 +11421,7 @@
                   <pic:spPr>
                     <a:xfrm>
                       <a:off x="0" y="0"/>
-                      <a:ext cx="5580000" cy="3108857"/>
+                      <a:ext cx="5040000" cy="2808000"/>
                     </a:xfrm>
                     <a:prstGeom prst="rect">
                       <a:avLst/>
@@ -11483,7 +11451,7 @@
     </w:p>
     <w:p>
       <w:pPr>
-        <w:spacing w:before="40" w:after="80" w:line="276" w:lineRule="auto"/>
+        <w:spacing w:before="40" w:after="80"/>
         <w:ind w:left="340"/>
       </w:pPr>
       <w:r>
@@ -11510,13 +11478,14 @@
         <w:pStyle w:val="Heading2"/>
         <w:spacing w:before="240" w:after="120"/>
       </w:pPr>
-      <w:bookmarkStart w:id="18" w:name="_Toc240384448"/>
+      <w:bookmarkStart w:id="18" w:name="_Toc240464107"/>
       <w:r>
         <w:rPr>
           <w:rFonts w:ascii="Times New Roman" w:eastAsia="黑体" w:hAnsi="Times New Roman"/>
           <w:color w:val="000000"/>
           <w:sz w:val="28"/>
         </w:rPr>
+        <w:lastRenderedPageBreak/>
         <w:t xml:space="preserve">6.2 </w:t>
       </w:r>
       <w:r>
@@ -11612,10 +11581,9 @@
         <w:rPr>
           <w:noProof/>
         </w:rPr>
-        <w:lastRenderedPageBreak/>
         <w:drawing>
-          <wp:inline distT="0" distB="0" distL="0" distR="0" wp14:anchorId="3D34EFB7" wp14:editId="32DD162C">
-            <wp:extent cx="5580000" cy="3268881"/>
+          <wp:inline distT="0" distB="0" distL="0" distR="0" wp14:anchorId="1D0DF06B" wp14:editId="3ACD091F">
+            <wp:extent cx="5040000" cy="2952537"/>
             <wp:effectExtent l="0" t="0" r="0" b="0"/>
             <wp:docPr id="17" name="Picture 17"/>
             <wp:cNvGraphicFramePr>
@@ -11637,7 +11605,7 @@
                   <pic:spPr>
                     <a:xfrm>
                       <a:off x="0" y="0"/>
-                      <a:ext cx="5580000" cy="3268881"/>
+                      <a:ext cx="5040000" cy="2952537"/>
                     </a:xfrm>
                     <a:prstGeom prst="rect">
                       <a:avLst/>
@@ -11673,7 +11641,7 @@
     </w:p>
     <w:p>
       <w:pPr>
-        <w:spacing w:before="40" w:after="80" w:line="276" w:lineRule="auto"/>
+        <w:spacing w:before="40" w:after="80"/>
         <w:ind w:left="340"/>
       </w:pPr>
       <w:r>
@@ -11724,7 +11692,7 @@
         <w:pStyle w:val="Heading1"/>
         <w:spacing w:before="240" w:after="120"/>
       </w:pPr>
-      <w:bookmarkStart w:id="19" w:name="_Toc240384449"/>
+      <w:bookmarkStart w:id="19" w:name="_Toc240464108"/>
       <w:r>
         <w:rPr>
           <w:rFonts w:ascii="Times New Roman" w:eastAsia="黑体" w:hAnsi="Times New Roman"/>
@@ -11789,6 +11757,7 @@
         <w:rPr>
           <w:sz w:val="28"/>
         </w:rPr>
+        <w:lastRenderedPageBreak/>
         <w:t>（</w:t>
       </w:r>
       <w:r>
@@ -11904,14 +11873,7 @@
         <w:rPr>
           <w:sz w:val="28"/>
         </w:rPr>
-        <w:t>）逐项点选结论、填写核查详情，必要时在卡片下方粘贴证据截图；整章无异议时可用章级批量按钮一键设定，已核查项不</w:t>
-      </w:r>
-      <w:r>
-        <w:rPr>
-          <w:sz w:val="28"/>
-        </w:rPr>
-        <w:lastRenderedPageBreak/>
-        <w:t>受影响。填写内容自动保存在本机浏览器，关闭页面不丢失。全部完成的状态如图</w:t>
+        <w:t>）逐项点选结论、填写核查详情，必要时在卡片下方粘贴证据截图；整章无异议时可用章级批量按钮一键设定，已核查项不受影响。填写内容自动保存在本机浏览器，关闭页面不丢失。全部完成的状态如图</w:t>
       </w:r>
       <w:r>
         <w:rPr>
@@ -11997,8 +11959,8 @@
           <w:noProof/>
         </w:rPr>
         <w:drawing>
-          <wp:inline distT="0" distB="0" distL="0" distR="0" wp14:anchorId="66A875E4" wp14:editId="67BF98D9">
-            <wp:extent cx="5040000" cy="4500000"/>
+          <wp:inline distT="0" distB="0" distL="0" distR="0" wp14:anchorId="66E3B257" wp14:editId="483DA9C4">
+            <wp:extent cx="4031999" cy="3599999"/>
             <wp:effectExtent l="0" t="0" r="0" b="0"/>
             <wp:docPr id="18" name="Picture 18"/>
             <wp:cNvGraphicFramePr>
@@ -12020,7 +11982,7 @@
                   <pic:spPr>
                     <a:xfrm>
                       <a:off x="0" y="0"/>
-                      <a:ext cx="5040000" cy="4500000"/>
+                      <a:ext cx="4031999" cy="3599999"/>
                     </a:xfrm>
                     <a:prstGeom prst="rect">
                       <a:avLst/>
@@ -12050,7 +12012,7 @@
     </w:p>
     <w:p>
       <w:pPr>
-        <w:spacing w:before="40" w:after="80" w:line="276" w:lineRule="auto"/>
+        <w:spacing w:before="40" w:after="80"/>
         <w:ind w:left="340"/>
       </w:pPr>
       <w:r>
@@ -12109,8 +12071,8 @@
         </w:rPr>
         <w:lastRenderedPageBreak/>
         <w:drawing>
-          <wp:inline distT="0" distB="0" distL="0" distR="0" wp14:anchorId="3C57A1B0" wp14:editId="08E2A326">
-            <wp:extent cx="4200000" cy="4500000"/>
+          <wp:inline distT="0" distB="0" distL="0" distR="0" wp14:anchorId="00A6AF34" wp14:editId="159C200E">
+            <wp:extent cx="3360000" cy="3600000"/>
             <wp:effectExtent l="0" t="0" r="0" b="0"/>
             <wp:docPr id="19" name="Picture 19"/>
             <wp:cNvGraphicFramePr>
@@ -12132,7 +12094,7 @@
                   <pic:spPr>
                     <a:xfrm>
                       <a:off x="0" y="0"/>
-                      <a:ext cx="4200000" cy="4500000"/>
+                      <a:ext cx="3360000" cy="3600000"/>
                     </a:xfrm>
                     <a:prstGeom prst="rect">
                       <a:avLst/>
@@ -12162,7 +12124,7 @@
     </w:p>
     <w:p>
       <w:pPr>
-        <w:spacing w:before="40" w:after="80" w:line="276" w:lineRule="auto"/>
+        <w:spacing w:before="40" w:after="80"/>
         <w:ind w:left="340"/>
       </w:pPr>
       <w:r>
@@ -12218,10 +12180,9 @@
         <w:rPr>
           <w:noProof/>
         </w:rPr>
-        <w:lastRenderedPageBreak/>
         <w:drawing>
-          <wp:inline distT="0" distB="0" distL="0" distR="0" wp14:anchorId="7999A3D8" wp14:editId="162F9AC5">
-            <wp:extent cx="5580000" cy="3260552"/>
+          <wp:inline distT="0" distB="0" distL="0" distR="0" wp14:anchorId="21867B7A" wp14:editId="3F3BB3C0">
+            <wp:extent cx="5040000" cy="2945015"/>
             <wp:effectExtent l="0" t="0" r="0" b="0"/>
             <wp:docPr id="20" name="Picture 20"/>
             <wp:cNvGraphicFramePr>
@@ -12243,7 +12204,7 @@
                   <pic:spPr>
                     <a:xfrm>
                       <a:off x="0" y="0"/>
-                      <a:ext cx="5580000" cy="3260552"/>
+                      <a:ext cx="5040000" cy="2945015"/>
                     </a:xfrm>
                     <a:prstGeom prst="rect">
                       <a:avLst/>
@@ -12279,7 +12240,7 @@
     </w:p>
     <w:p>
       <w:pPr>
-        <w:spacing w:before="40" w:after="80" w:line="276" w:lineRule="auto"/>
+        <w:spacing w:before="40" w:after="80"/>
         <w:ind w:left="340"/>
       </w:pPr>
       <w:r>
@@ -12354,13 +12315,14 @@
         <w:pStyle w:val="Heading1"/>
         <w:spacing w:before="240" w:after="120"/>
       </w:pPr>
-      <w:bookmarkStart w:id="20" w:name="_Toc240384450"/>
+      <w:bookmarkStart w:id="20" w:name="_Toc240464109"/>
       <w:r>
         <w:rPr>
           <w:rFonts w:ascii="Times New Roman" w:eastAsia="黑体" w:hAnsi="Times New Roman"/>
           <w:color w:val="000000"/>
           <w:sz w:val="32"/>
         </w:rPr>
+        <w:lastRenderedPageBreak/>
         <w:t xml:space="preserve">8 </w:t>
       </w:r>
       <w:r>
@@ -12509,7 +12471,6 @@
         <w:rPr>
           <w:sz w:val="28"/>
         </w:rPr>
-        <w:lastRenderedPageBreak/>
         <w:t>（</w:t>
       </w:r>
       <w:r>
@@ -12554,7 +12515,7 @@
         <w:pStyle w:val="Heading1"/>
         <w:spacing w:before="240" w:after="120"/>
       </w:pPr>
-      <w:bookmarkStart w:id="21" w:name="_Toc240384451"/>
+      <w:bookmarkStart w:id="21" w:name="_Toc240464110"/>
       <w:r>
         <w:rPr>
           <w:rFonts w:ascii="Times New Roman" w:eastAsia="黑体" w:hAnsi="Times New Roman"/>
@@ -12812,6 +12773,7 @@
           </w:tcPr>
           <w:p>
             <w:r>
+              <w:lastRenderedPageBreak/>
               <w:t>麒麟侧未生成</w:t>
             </w:r>
             <w:r>
@@ -13101,7 +13063,7 @@
         <w:pStyle w:val="Heading1"/>
         <w:spacing w:before="240" w:after="120"/>
       </w:pPr>
-      <w:bookmarkStart w:id="22" w:name="_Toc240384452"/>
+      <w:bookmarkStart w:id="22" w:name="_Toc240464111"/>
       <w:r>
         <w:rPr>
           <w:rFonts w:ascii="Times New Roman" w:eastAsia="黑体" w:hAnsi="Times New Roman"/>
@@ -13446,31 +13408,31 @@
       </w:rPr>
     </w:lvl>
   </w:abstractNum>
-  <w:num w:numId="1" w16cid:durableId="1826702201">
+  <w:num w:numId="1" w16cid:durableId="948009592">
     <w:abstractNumId w:val="8"/>
   </w:num>
-  <w:num w:numId="2" w16cid:durableId="1313676985">
+  <w:num w:numId="2" w16cid:durableId="1606187899">
     <w:abstractNumId w:val="6"/>
   </w:num>
-  <w:num w:numId="3" w16cid:durableId="831944455">
+  <w:num w:numId="3" w16cid:durableId="402334571">
     <w:abstractNumId w:val="5"/>
   </w:num>
-  <w:num w:numId="4" w16cid:durableId="1289510945">
+  <w:num w:numId="4" w16cid:durableId="1823496962">
     <w:abstractNumId w:val="4"/>
   </w:num>
-  <w:num w:numId="5" w16cid:durableId="1060981991">
+  <w:num w:numId="5" w16cid:durableId="21175581">
     <w:abstractNumId w:val="7"/>
   </w:num>
-  <w:num w:numId="6" w16cid:durableId="2116434504">
+  <w:num w:numId="6" w16cid:durableId="1527209874">
     <w:abstractNumId w:val="3"/>
   </w:num>
-  <w:num w:numId="7" w16cid:durableId="1430464539">
+  <w:num w:numId="7" w16cid:durableId="352076589">
     <w:abstractNumId w:val="2"/>
   </w:num>
-  <w:num w:numId="8" w16cid:durableId="1834027063">
+  <w:num w:numId="8" w16cid:durableId="427771229">
     <w:abstractNumId w:val="1"/>
   </w:num>
-  <w:num w:numId="9" w16cid:durableId="1195579138">
+  <w:num w:numId="9" w16cid:durableId="687297601">
     <w:abstractNumId w:val="0"/>
   </w:num>
 </w:numbering>
@@ -24578,7 +24540,7 @@
     <w:basedOn w:val="DefaultParagraphFont"/>
     <w:uiPriority w:val="99"/>
     <w:unhideWhenUsed/>
-    <w:rsid w:val="00FD46B1"/>
+    <w:rsid w:val="00E27715"/>
     <w:rPr>
       <w:color w:val="0000FF" w:themeColor="hyperlink"/>
       <w:u w:val="single"/>
